--- a/Articulo_Cientifico_IMJETA_Final.docx
+++ b/Articulo_Cientifico_IMJETA_Final.docx
@@ -228,13 +228,11 @@
     <w:p>
       <w:pPr>
         <w:spacing w:before="240" w:after="240"/>
-        <w:jc w:val="left"/>
       </w:pPr>
       <w:r>
         <w:rPr>
           <w:rFonts w:ascii="Book Antiqua" w:hAnsi="Book Antiqua"/>
           <w:b/>
-          <w:i w:val="0"/>
           <w:color w:val="000000"/>
           <w:sz w:val="36"/>
         </w:rPr>
@@ -249,9 +247,7 @@
         <w:rPr>
           <w:rFonts w:ascii="Book Antiqua" w:hAnsi="Book Antiqua"/>
           <w:b/>
-          <w:i w:val="0"/>
-          <w:color w:val="000000"/>
-          <w:sz w:val="22"/>
+          <w:color w:val="000000"/>
         </w:rPr>
         <w:t>Rodrigo Apellido1[0000-0002-XXXX-XXXX]</w:t>
       </w:r>
@@ -263,7 +259,6 @@
       <w:r>
         <w:rPr>
           <w:rFonts w:ascii="Book Antiqua" w:hAnsi="Book Antiqua"/>
-          <w:b w:val="0"/>
           <w:i/>
           <w:color w:val="000000"/>
           <w:sz w:val="20"/>
@@ -278,8 +273,6 @@
       <w:r>
         <w:rPr>
           <w:rFonts w:ascii="Book Antiqua" w:hAnsi="Book Antiqua"/>
-          <w:b w:val="0"/>
-          <w:i w:val="0"/>
           <w:color w:val="000000"/>
           <w:sz w:val="20"/>
         </w:rPr>
@@ -295,7 +288,6 @@
         <w:rPr>
           <w:rFonts w:ascii="Book Antiqua" w:hAnsi="Book Antiqua"/>
           <w:b/>
-          <w:i w:val="0"/>
           <w:color w:val="000000"/>
           <w:sz w:val="20"/>
         </w:rPr>
@@ -304,12 +296,278 @@
       <w:r>
         <w:rPr>
           <w:rFonts w:ascii="Book Antiqua" w:hAnsi="Book Antiqua"/>
-          <w:b w:val="0"/>
-          <w:i w:val="0"/>
           <w:color w:val="000000"/>
           <w:sz w:val="20"/>
         </w:rPr>
-        <w:t>La integración de bases de datos espaciales en arquitecturas web ha ampliado la superficie de ataque para las aplicaciones modernas; sin embargo, los riesgos específicos asociados a las inyecciones SQL espaciales siguen estando poco explorados. Este artículo investiga la explotación y mitigación de inyecciones SQL espaciales dentro de sistemas de información catastral que utilizan PostGIS. Se desarrolló un entorno de prueba en contenedores, utilizando Docker, para simular una API de infraestructura crítica construida con Python (FastAPI) y PostgreSQL/PostGIS. El estudio demuestra cómo los atacantes pueden aprovechar funciones espaciales (por ejemplo, ST_DWithin, ST_Intersects) para manipular la lógica geoespacial, extraer datos de zonificación no autorizados o inducir estados de denegación de servicio. Además, la investigación evalúa el impacto en el rendimiento al implementar estrategias de mitigación robustas, comparando consultas espaciales dinámicas vulnerables con consultas parametrizadas ejecutadas a través de herramientas de Mapeo Objeto-Relacional (ORM) como SQLAlchemy y GeoAlchemy2. Los resultados demuestran que el pipeline propuesto neutralizó el 100% de los vectores de ataque con un sobrecosto medio de latencia de 2.63 ms (+15.24%) y una mejora del 12.59% en la estabilidad de cola (p99). Se concluye que la mitigación efectiva de inyecciones espaciales no depende de firewalls perimetrales, sino de trasladar la validación topológica y la parametrización rígida a la capa de aplicación (ORM), garantizando la integridad catastral con un impacto operativo marginal.</w:t>
+        <w:t xml:space="preserve">La </w:t>
+      </w:r>
+      <w:proofErr w:type="spellStart"/>
+      <w:r>
+        <w:rPr>
+          <w:rFonts w:ascii="Book Antiqua" w:hAnsi="Book Antiqua"/>
+          <w:color w:val="000000"/>
+          <w:sz w:val="20"/>
+        </w:rPr>
+        <w:t>incorporación</w:t>
+      </w:r>
+      <w:proofErr w:type="spellEnd"/>
+      <w:r>
+        <w:rPr>
+          <w:rFonts w:ascii="Book Antiqua" w:hAnsi="Book Antiqua"/>
+          <w:color w:val="000000"/>
+          <w:sz w:val="20"/>
+        </w:rPr>
+        <w:t xml:space="preserve"> de bases de datos espaciales en arquitecturas web ha ampliado la superficie de ataque para las aplicaciones modernas; sin embargo, </w:t>
+      </w:r>
+      <w:proofErr w:type="spellStart"/>
+      <w:r>
+        <w:rPr>
+          <w:rFonts w:ascii="Book Antiqua" w:hAnsi="Book Antiqua"/>
+          <w:color w:val="000000"/>
+          <w:sz w:val="20"/>
+        </w:rPr>
+        <w:t>los</w:t>
+      </w:r>
+      <w:proofErr w:type="spellEnd"/>
+      <w:r>
+        <w:rPr>
+          <w:rFonts w:ascii="Book Antiqua" w:hAnsi="Book Antiqua"/>
+          <w:color w:val="000000"/>
+          <w:sz w:val="20"/>
+        </w:rPr>
+        <w:t xml:space="preserve"> </w:t>
+      </w:r>
+      <w:proofErr w:type="spellStart"/>
+      <w:r>
+        <w:rPr>
+          <w:rFonts w:ascii="Book Antiqua" w:hAnsi="Book Antiqua"/>
+          <w:color w:val="000000"/>
+          <w:sz w:val="20"/>
+        </w:rPr>
+        <w:t>riesgos</w:t>
+      </w:r>
+      <w:proofErr w:type="spellEnd"/>
+      <w:r>
+        <w:rPr>
+          <w:rFonts w:ascii="Book Antiqua" w:hAnsi="Book Antiqua"/>
+          <w:color w:val="000000"/>
+          <w:sz w:val="20"/>
+        </w:rPr>
+        <w:t xml:space="preserve"> </w:t>
+      </w:r>
+      <w:proofErr w:type="spellStart"/>
+      <w:r>
+        <w:rPr>
+          <w:rFonts w:ascii="Book Antiqua" w:hAnsi="Book Antiqua"/>
+          <w:color w:val="000000"/>
+          <w:sz w:val="20"/>
+        </w:rPr>
+        <w:t>asociados</w:t>
+      </w:r>
+      <w:proofErr w:type="spellEnd"/>
+      <w:r>
+        <w:rPr>
+          <w:rFonts w:ascii="Book Antiqua" w:hAnsi="Book Antiqua"/>
+          <w:color w:val="000000"/>
+          <w:sz w:val="20"/>
+        </w:rPr>
+        <w:t xml:space="preserve"> a las </w:t>
+      </w:r>
+      <w:proofErr w:type="spellStart"/>
+      <w:r>
+        <w:rPr>
+          <w:rFonts w:ascii="Book Antiqua" w:hAnsi="Book Antiqua"/>
+          <w:color w:val="000000"/>
+          <w:sz w:val="20"/>
+        </w:rPr>
+        <w:t>inyecciones</w:t>
+      </w:r>
+      <w:proofErr w:type="spellEnd"/>
+      <w:r>
+        <w:rPr>
+          <w:rFonts w:ascii="Book Antiqua" w:hAnsi="Book Antiqua"/>
+          <w:color w:val="000000"/>
+          <w:sz w:val="20"/>
+        </w:rPr>
+        <w:t xml:space="preserve"> SQL espaciales siguen estando poco explorados. Este artículo investiga la explotación y mitigación de inyecciones SQL espaciales dentro de sistemas de información catastral que utilizan PostGIS. Se desarrolló un entorno de prueba en contenedores, utilizando Docker, para simular </w:t>
+      </w:r>
+      <w:proofErr w:type="spellStart"/>
+      <w:r>
+        <w:rPr>
+          <w:rFonts w:ascii="Book Antiqua" w:hAnsi="Book Antiqua"/>
+          <w:color w:val="000000"/>
+          <w:sz w:val="20"/>
+        </w:rPr>
+        <w:t>una</w:t>
+      </w:r>
+      <w:proofErr w:type="spellEnd"/>
+      <w:r>
+        <w:rPr>
+          <w:rFonts w:ascii="Book Antiqua" w:hAnsi="Book Antiqua"/>
+          <w:color w:val="000000"/>
+          <w:sz w:val="20"/>
+        </w:rPr>
+        <w:t xml:space="preserve"> API de </w:t>
+      </w:r>
+      <w:proofErr w:type="spellStart"/>
+      <w:r>
+        <w:rPr>
+          <w:rFonts w:ascii="Book Antiqua" w:hAnsi="Book Antiqua"/>
+          <w:color w:val="000000"/>
+          <w:sz w:val="20"/>
+        </w:rPr>
+        <w:t>infraestructura</w:t>
+      </w:r>
+      <w:proofErr w:type="spellEnd"/>
+      <w:r>
+        <w:rPr>
+          <w:rFonts w:ascii="Book Antiqua" w:hAnsi="Book Antiqua"/>
+          <w:color w:val="000000"/>
+          <w:sz w:val="20"/>
+        </w:rPr>
+        <w:t xml:space="preserve"> </w:t>
+      </w:r>
+      <w:proofErr w:type="spellStart"/>
+      <w:r>
+        <w:rPr>
+          <w:rFonts w:ascii="Book Antiqua" w:hAnsi="Book Antiqua"/>
+          <w:color w:val="000000"/>
+          <w:sz w:val="20"/>
+        </w:rPr>
+        <w:t>construida</w:t>
+      </w:r>
+      <w:proofErr w:type="spellEnd"/>
+      <w:r>
+        <w:rPr>
+          <w:rFonts w:ascii="Book Antiqua" w:hAnsi="Book Antiqua"/>
+          <w:color w:val="000000"/>
+          <w:sz w:val="20"/>
+        </w:rPr>
+        <w:t xml:space="preserve"> con Python (FastAPI) y PostgreSQL/PostGIS. El estudio demuestra cómo los atacantes pueden aprovechar </w:t>
+      </w:r>
+      <w:proofErr w:type="spellStart"/>
+      <w:r>
+        <w:rPr>
+          <w:rFonts w:ascii="Book Antiqua" w:hAnsi="Book Antiqua"/>
+          <w:color w:val="000000"/>
+          <w:sz w:val="20"/>
+        </w:rPr>
+        <w:t>funciones</w:t>
+      </w:r>
+      <w:proofErr w:type="spellEnd"/>
+      <w:r>
+        <w:rPr>
+          <w:rFonts w:ascii="Book Antiqua" w:hAnsi="Book Antiqua"/>
+          <w:color w:val="000000"/>
+          <w:sz w:val="20"/>
+        </w:rPr>
+        <w:t xml:space="preserve"> </w:t>
+      </w:r>
+      <w:proofErr w:type="spellStart"/>
+      <w:r>
+        <w:rPr>
+          <w:rFonts w:ascii="Book Antiqua" w:hAnsi="Book Antiqua"/>
+          <w:color w:val="000000"/>
+          <w:sz w:val="20"/>
+        </w:rPr>
+        <w:t>espaciales</w:t>
+      </w:r>
+      <w:proofErr w:type="spellEnd"/>
+      <w:r>
+        <w:rPr>
+          <w:rFonts w:ascii="Book Antiqua" w:hAnsi="Book Antiqua"/>
+          <w:color w:val="000000"/>
+          <w:sz w:val="20"/>
+        </w:rPr>
+        <w:t xml:space="preserve"> (</w:t>
+      </w:r>
+      <w:proofErr w:type="spellStart"/>
+      <w:r>
+        <w:rPr>
+          <w:rFonts w:ascii="Book Antiqua" w:hAnsi="Book Antiqua"/>
+          <w:color w:val="000000"/>
+          <w:sz w:val="20"/>
+        </w:rPr>
+        <w:t>ST_DWithin</w:t>
+      </w:r>
+      <w:proofErr w:type="spellEnd"/>
+      <w:r>
+        <w:rPr>
+          <w:rFonts w:ascii="Book Antiqua" w:hAnsi="Book Antiqua"/>
+          <w:color w:val="000000"/>
+          <w:sz w:val="20"/>
+        </w:rPr>
+        <w:t xml:space="preserve">, </w:t>
+      </w:r>
+      <w:proofErr w:type="spellStart"/>
+      <w:r>
+        <w:rPr>
+          <w:rFonts w:ascii="Book Antiqua" w:hAnsi="Book Antiqua"/>
+          <w:color w:val="000000"/>
+          <w:sz w:val="20"/>
+        </w:rPr>
+        <w:t>ST_Intersects</w:t>
+      </w:r>
+      <w:proofErr w:type="spellEnd"/>
+      <w:r>
+        <w:rPr>
+          <w:rFonts w:ascii="Book Antiqua" w:hAnsi="Book Antiqua"/>
+          <w:color w:val="000000"/>
+          <w:sz w:val="20"/>
+        </w:rPr>
+        <w:t xml:space="preserve">) para manipular la lógica geoespacial, extraer datos de zonificación no autorizados o inducir estados de denegación de servicio. Además, la investigación evalúa el impacto en el rendimiento al implementar estrategias de mitigación robustas, comparando consultas espaciales dinámicas vulnerables con consultas parametrizadas ejecutadas a través de herramientas de Mapeo Objeto-Relacional (ORM) como SQLAlchemy y GeoAlchemy2. Los resultados </w:t>
+      </w:r>
+      <w:r>
+        <w:rPr>
+          <w:rFonts w:ascii="Book Antiqua" w:hAnsi="Book Antiqua"/>
+          <w:color w:val="000000"/>
+          <w:sz w:val="20"/>
+        </w:rPr>
+        <w:t>indican</w:t>
+      </w:r>
+      <w:r>
+        <w:rPr>
+          <w:rFonts w:ascii="Book Antiqua" w:hAnsi="Book Antiqua"/>
+          <w:color w:val="000000"/>
+          <w:sz w:val="20"/>
+        </w:rPr>
+        <w:t xml:space="preserve"> que el pipeline propuesto neutralizó el 100% de los vectores de ataque con un </w:t>
+      </w:r>
+      <w:proofErr w:type="spellStart"/>
+      <w:r>
+        <w:rPr>
+          <w:rFonts w:ascii="Book Antiqua" w:hAnsi="Book Antiqua"/>
+          <w:color w:val="000000"/>
+          <w:sz w:val="20"/>
+        </w:rPr>
+        <w:t>coste</w:t>
+      </w:r>
+      <w:proofErr w:type="spellEnd"/>
+      <w:r>
+        <w:rPr>
+          <w:rFonts w:ascii="Book Antiqua" w:hAnsi="Book Antiqua"/>
+          <w:color w:val="000000"/>
+          <w:sz w:val="20"/>
+        </w:rPr>
+        <w:t xml:space="preserve"> </w:t>
+      </w:r>
+      <w:proofErr w:type="spellStart"/>
+      <w:r>
+        <w:rPr>
+          <w:rFonts w:ascii="Book Antiqua" w:hAnsi="Book Antiqua"/>
+          <w:color w:val="000000"/>
+          <w:sz w:val="20"/>
+        </w:rPr>
+        <w:t>adicional</w:t>
+      </w:r>
+      <w:proofErr w:type="spellEnd"/>
+      <w:r>
+        <w:rPr>
+          <w:rFonts w:ascii="Book Antiqua" w:hAnsi="Book Antiqua"/>
+          <w:color w:val="000000"/>
+          <w:sz w:val="20"/>
+        </w:rPr>
+        <w:t xml:space="preserve"> medio de latencia de 2.63 ms (+15.24%) y una mejora del 12.59% en la estabilidad de cola (p99). Se concluye que la mitigación efectiva de inyecciones espaciales no depende de trasladar la validación topológica y la parametrización rígida a la capa de aplicación (ORM), garantizando la integridad catastral con un impacto operativo marginal.</w:t>
       </w:r>
     </w:p>
     <w:p>
@@ -321,7 +579,6 @@
         <w:rPr>
           <w:rFonts w:ascii="Book Antiqua" w:hAnsi="Book Antiqua"/>
           <w:b/>
-          <w:i w:val="0"/>
           <w:color w:val="000000"/>
           <w:sz w:val="20"/>
         </w:rPr>
@@ -330,8 +587,6 @@
       <w:r>
         <w:rPr>
           <w:rFonts w:ascii="Book Antiqua" w:hAnsi="Book Antiqua"/>
-          <w:b w:val="0"/>
-          <w:i w:val="0"/>
           <w:color w:val="000000"/>
           <w:sz w:val="20"/>
         </w:rPr>
@@ -347,7 +602,6 @@
         <w:rPr>
           <w:rFonts w:ascii="Book Antiqua" w:hAnsi="Book Antiqua"/>
           <w:b/>
-          <w:i w:val="0"/>
           <w:color w:val="000000"/>
           <w:sz w:val="24"/>
         </w:rPr>
@@ -361,12 +615,97 @@
       <w:r>
         <w:rPr>
           <w:rFonts w:ascii="Book Antiqua" w:hAnsi="Book Antiqua"/>
-          <w:b w:val="0"/>
-          <w:i w:val="0"/>
-          <w:color w:val="000000"/>
-          <w:sz w:val="22"/>
-        </w:rPr>
-        <w:t>Los sistemas de información catastral modernos exponen servicios web y geoportales sobre arquitecturas cliente-servidor para administrar la propiedad predial, la zonificación urbana y la recaudación fiscal (Lemmen et al., 2015). En este ámbito, PostgreSQL junto a su extensión espacial PostGIS constituyen la solución de código abierto predominante para la persistencia y consulta de cartografía vectorial oficial (Obe &amp; Hsu, 2021).</w:t>
+          <w:color w:val="000000"/>
+        </w:rPr>
+        <w:t xml:space="preserve">Los sistemas de información catastral modernos exponen servicios web y geoportales sobre arquitecturas cliente-servidor para administrar la propiedad predial, la zonificación urbana y la recaudación fiscal (Lemmen et al., 2015). En este </w:t>
+      </w:r>
+      <w:r>
+        <w:rPr>
+          <w:rFonts w:ascii="Book Antiqua" w:hAnsi="Book Antiqua"/>
+          <w:color w:val="000000"/>
+        </w:rPr>
+        <w:lastRenderedPageBreak/>
+        <w:t xml:space="preserve">ámbito, PostgreSQL junto a su extensión espacial PostGIS constituyen la solución de </w:t>
+      </w:r>
+      <w:proofErr w:type="spellStart"/>
+      <w:r>
+        <w:rPr>
+          <w:rFonts w:ascii="Book Antiqua" w:hAnsi="Book Antiqua"/>
+          <w:color w:val="000000"/>
+        </w:rPr>
+        <w:t>código</w:t>
+      </w:r>
+      <w:proofErr w:type="spellEnd"/>
+      <w:r>
+        <w:rPr>
+          <w:rFonts w:ascii="Book Antiqua" w:hAnsi="Book Antiqua"/>
+          <w:color w:val="000000"/>
+        </w:rPr>
+        <w:t xml:space="preserve"> </w:t>
+      </w:r>
+      <w:proofErr w:type="spellStart"/>
+      <w:r>
+        <w:rPr>
+          <w:rFonts w:ascii="Book Antiqua" w:hAnsi="Book Antiqua"/>
+          <w:color w:val="000000"/>
+        </w:rPr>
+        <w:t>abierto</w:t>
+      </w:r>
+      <w:proofErr w:type="spellEnd"/>
+      <w:r>
+        <w:rPr>
+          <w:rFonts w:ascii="Book Antiqua" w:hAnsi="Book Antiqua"/>
+          <w:color w:val="000000"/>
+        </w:rPr>
+        <w:t xml:space="preserve"> </w:t>
+      </w:r>
+      <w:proofErr w:type="spellStart"/>
+      <w:r>
+        <w:rPr>
+          <w:rFonts w:ascii="Book Antiqua" w:hAnsi="Book Antiqua"/>
+          <w:color w:val="000000"/>
+        </w:rPr>
+        <w:t>más</w:t>
+      </w:r>
+      <w:proofErr w:type="spellEnd"/>
+      <w:r>
+        <w:rPr>
+          <w:rFonts w:ascii="Book Antiqua" w:hAnsi="Book Antiqua"/>
+          <w:color w:val="000000"/>
+        </w:rPr>
+        <w:t xml:space="preserve"> </w:t>
+      </w:r>
+      <w:proofErr w:type="spellStart"/>
+      <w:r>
+        <w:rPr>
+          <w:rFonts w:ascii="Book Antiqua" w:hAnsi="Book Antiqua"/>
+          <w:color w:val="000000"/>
+        </w:rPr>
+        <w:t>usada</w:t>
+      </w:r>
+      <w:proofErr w:type="spellEnd"/>
+      <w:r>
+        <w:rPr>
+          <w:rFonts w:ascii="Book Antiqua" w:hAnsi="Book Antiqua"/>
+          <w:color w:val="000000"/>
+        </w:rPr>
+        <w:t xml:space="preserve"> para la </w:t>
+      </w:r>
+      <w:proofErr w:type="spellStart"/>
+      <w:r>
+        <w:rPr>
+          <w:rFonts w:ascii="Book Antiqua" w:hAnsi="Book Antiqua"/>
+          <w:color w:val="000000"/>
+        </w:rPr>
+        <w:t>persistencia</w:t>
+      </w:r>
+      <w:proofErr w:type="spellEnd"/>
+      <w:r>
+        <w:rPr>
+          <w:rFonts w:ascii="Book Antiqua" w:hAnsi="Book Antiqua"/>
+          <w:color w:val="000000"/>
+        </w:rPr>
+        <w:t xml:space="preserve"> y consulta de cartografía vectorial oficial (Obe &amp; Hsu, 2021).</w:t>
       </w:r>
     </w:p>
     <w:p>
@@ -377,12 +716,199 @@
       <w:r>
         <w:rPr>
           <w:rFonts w:ascii="Book Antiqua" w:hAnsi="Book Antiqua"/>
-          <w:b w:val="0"/>
-          <w:i w:val="0"/>
-          <w:color w:val="000000"/>
-          <w:sz w:val="22"/>
-        </w:rPr>
-        <w:t>Sin embargo, la exposición de estos servicios mediante APIs REST introduce vectores de ataque cuando las consultas se construyen mediante concatenación de cadenas dentro de funciones espaciales. Si bien la inyección SQL clásica ha sido ampliamente documentada (Clarke, 2012; Halfond et al., 2006), la manipulación de operadores geométricos de PostGIS —como ST_DWithin, ST_Intersects o ST_Buffer— presenta particularidades poco atendidas: una entrada no saneada no solo permite eludir filtros relacionales o exfiltrar datos, sino también desencadenar estados de denegación de servicio mediante cálculos topológicos de alta complejidad algorítmica.</w:t>
+          <w:color w:val="000000"/>
+        </w:rPr>
+        <w:t xml:space="preserve">Sin embargo, la exposición de estos servicios mediante APIs REST introduce vectores de ataque cuando las consultas se construyen mediante concatenación de cadenas dentro de funciones espaciales. Si bien la inyección SQL clásica ha sido ampliamente documentada (Clarke, 2012; Halfond et al., 2006), la manipulación de operadores geométricos de PostGIS —como ST_DWithin, ST_Intersects o </w:t>
+      </w:r>
+      <w:proofErr w:type="spellStart"/>
+      <w:r>
+        <w:rPr>
+          <w:rFonts w:ascii="Book Antiqua" w:hAnsi="Book Antiqua"/>
+          <w:color w:val="000000"/>
+        </w:rPr>
+        <w:t>ST_Buffer</w:t>
+      </w:r>
+      <w:proofErr w:type="spellEnd"/>
+      <w:r>
+        <w:rPr>
+          <w:rFonts w:ascii="Book Antiqua" w:hAnsi="Book Antiqua"/>
+          <w:color w:val="000000"/>
+        </w:rPr>
+        <w:t xml:space="preserve">— </w:t>
+      </w:r>
+      <w:proofErr w:type="spellStart"/>
+      <w:r>
+        <w:rPr>
+          <w:rFonts w:ascii="Book Antiqua" w:hAnsi="Book Antiqua"/>
+          <w:color w:val="000000"/>
+        </w:rPr>
+        <w:t>presenta</w:t>
+      </w:r>
+      <w:proofErr w:type="spellEnd"/>
+      <w:r>
+        <w:rPr>
+          <w:rFonts w:ascii="Book Antiqua" w:hAnsi="Book Antiqua"/>
+          <w:color w:val="000000"/>
+        </w:rPr>
+        <w:t xml:space="preserve"> </w:t>
+      </w:r>
+      <w:proofErr w:type="spellStart"/>
+      <w:r>
+        <w:rPr>
+          <w:rFonts w:ascii="Book Antiqua" w:hAnsi="Book Antiqua"/>
+          <w:color w:val="000000"/>
+        </w:rPr>
+        <w:t>características</w:t>
+      </w:r>
+      <w:proofErr w:type="spellEnd"/>
+      <w:r>
+        <w:rPr>
+          <w:rFonts w:ascii="Book Antiqua" w:hAnsi="Book Antiqua"/>
+          <w:color w:val="000000"/>
+        </w:rPr>
+        <w:t xml:space="preserve"> poco </w:t>
+      </w:r>
+      <w:proofErr w:type="spellStart"/>
+      <w:r>
+        <w:rPr>
+          <w:rFonts w:ascii="Book Antiqua" w:hAnsi="Book Antiqua"/>
+          <w:color w:val="000000"/>
+        </w:rPr>
+        <w:t>estudiadas</w:t>
+      </w:r>
+      <w:proofErr w:type="spellEnd"/>
+      <w:r>
+        <w:rPr>
+          <w:rFonts w:ascii="Book Antiqua" w:hAnsi="Book Antiqua"/>
+          <w:color w:val="000000"/>
+        </w:rPr>
+        <w:t xml:space="preserve">: </w:t>
+      </w:r>
+      <w:proofErr w:type="spellStart"/>
+      <w:r>
+        <w:rPr>
+          <w:rFonts w:ascii="Book Antiqua" w:hAnsi="Book Antiqua"/>
+          <w:color w:val="000000"/>
+        </w:rPr>
+        <w:t>una</w:t>
+      </w:r>
+      <w:proofErr w:type="spellEnd"/>
+      <w:r>
+        <w:rPr>
+          <w:rFonts w:ascii="Book Antiqua" w:hAnsi="Book Antiqua"/>
+          <w:color w:val="000000"/>
+        </w:rPr>
+        <w:t xml:space="preserve"> entrada no saneada no solo permite eludir filtros relacionales o exfiltrar datos, sino también desencadenar estados de denegación de servicio </w:t>
+      </w:r>
+      <w:proofErr w:type="spellStart"/>
+      <w:r>
+        <w:rPr>
+          <w:rFonts w:ascii="Book Antiqua" w:hAnsi="Book Antiqua"/>
+          <w:color w:val="000000"/>
+        </w:rPr>
+        <w:t>mediante</w:t>
+      </w:r>
+      <w:proofErr w:type="spellEnd"/>
+      <w:r>
+        <w:rPr>
+          <w:rFonts w:ascii="Book Antiqua" w:hAnsi="Book Antiqua"/>
+          <w:color w:val="000000"/>
+        </w:rPr>
+        <w:t xml:space="preserve"> </w:t>
+      </w:r>
+      <w:proofErr w:type="spellStart"/>
+      <w:r>
+        <w:rPr>
+          <w:rFonts w:ascii="Book Antiqua" w:hAnsi="Book Antiqua"/>
+          <w:color w:val="000000"/>
+        </w:rPr>
+        <w:t>cálculos</w:t>
+      </w:r>
+      <w:proofErr w:type="spellEnd"/>
+      <w:r>
+        <w:rPr>
+          <w:rFonts w:ascii="Book Antiqua" w:hAnsi="Book Antiqua"/>
+          <w:color w:val="000000"/>
+        </w:rPr>
+        <w:t xml:space="preserve"> </w:t>
+      </w:r>
+      <w:proofErr w:type="spellStart"/>
+      <w:r>
+        <w:rPr>
+          <w:rFonts w:ascii="Book Antiqua" w:hAnsi="Book Antiqua"/>
+          <w:color w:val="000000"/>
+        </w:rPr>
+        <w:t>topológicos</w:t>
+      </w:r>
+      <w:proofErr w:type="spellEnd"/>
+      <w:r>
+        <w:rPr>
+          <w:rFonts w:ascii="Book Antiqua" w:hAnsi="Book Antiqua"/>
+          <w:color w:val="000000"/>
+        </w:rPr>
+        <w:t xml:space="preserve"> </w:t>
+      </w:r>
+      <w:r>
+        <w:rPr>
+          <w:rFonts w:ascii="Book Antiqua" w:hAnsi="Book Antiqua"/>
+          <w:color w:val="000000"/>
+        </w:rPr>
+        <w:t>con</w:t>
+      </w:r>
+      <w:r>
+        <w:rPr>
+          <w:rFonts w:ascii="Book Antiqua" w:hAnsi="Book Antiqua"/>
+          <w:color w:val="000000"/>
+        </w:rPr>
+        <w:t xml:space="preserve"> </w:t>
+      </w:r>
+      <w:proofErr w:type="spellStart"/>
+      <w:r>
+        <w:rPr>
+          <w:rFonts w:ascii="Book Antiqua" w:hAnsi="Book Antiqua"/>
+          <w:color w:val="000000"/>
+        </w:rPr>
+        <w:t>alta</w:t>
+      </w:r>
+      <w:proofErr w:type="spellEnd"/>
+      <w:r>
+        <w:rPr>
+          <w:rFonts w:ascii="Book Antiqua" w:hAnsi="Book Antiqua"/>
+          <w:color w:val="000000"/>
+        </w:rPr>
+        <w:t xml:space="preserve"> </w:t>
+      </w:r>
+      <w:proofErr w:type="spellStart"/>
+      <w:r>
+        <w:rPr>
+          <w:rFonts w:ascii="Book Antiqua" w:hAnsi="Book Antiqua"/>
+          <w:color w:val="000000"/>
+        </w:rPr>
+        <w:t>complejidad</w:t>
+      </w:r>
+      <w:proofErr w:type="spellEnd"/>
+      <w:r>
+        <w:rPr>
+          <w:rFonts w:ascii="Book Antiqua" w:hAnsi="Book Antiqua"/>
+          <w:color w:val="000000"/>
+        </w:rPr>
+        <w:t xml:space="preserve"> </w:t>
+      </w:r>
+      <w:proofErr w:type="spellStart"/>
+      <w:r>
+        <w:rPr>
+          <w:rFonts w:ascii="Book Antiqua" w:hAnsi="Book Antiqua"/>
+          <w:color w:val="000000"/>
+        </w:rPr>
+        <w:t>algorítmica</w:t>
+      </w:r>
+      <w:proofErr w:type="spellEnd"/>
+      <w:r>
+        <w:rPr>
+          <w:rFonts w:ascii="Book Antiqua" w:hAnsi="Book Antiqua"/>
+          <w:color w:val="000000"/>
+        </w:rPr>
+        <w:t>.</w:t>
       </w:r>
     </w:p>
     <w:p>
@@ -393,12 +919,252 @@
       <w:r>
         <w:rPr>
           <w:rFonts w:ascii="Book Antiqua" w:hAnsi="Book Antiqua"/>
-          <w:b w:val="0"/>
-          <w:i w:val="0"/>
-          <w:color w:val="000000"/>
-          <w:sz w:val="22"/>
-        </w:rPr>
-        <w:t>Este artículo presenta una evaluación experimental de vulnerabilidades de inyección SQL espacial en sistemas catastrales sobre PostGIS. El estudio: (1) documenta y evalúa seis vectores de ataque orientados a la tríada CIA (Confidencialidad, Integridad y Disponibilidad); (2) implementa un banco de pruebas reproducible sobre un dataset de 1,500 parcelas urbanas estructuradas bajo el estándar ISO 19152 (LADM); y (3) cuantifica el impacto en latencia y throughput de una arquitectura de mitigación basada en compilación tipada en ORM (GeoAlchemy2) y validación previa con Shapely y Pydantic.</w:t>
+          <w:color w:val="000000"/>
+        </w:rPr>
+        <w:t xml:space="preserve">Este artículo presenta una evaluación experimental de vulnerabilidades de inyección SQL </w:t>
+      </w:r>
+      <w:proofErr w:type="spellStart"/>
+      <w:r>
+        <w:rPr>
+          <w:rFonts w:ascii="Book Antiqua" w:hAnsi="Book Antiqua"/>
+          <w:color w:val="000000"/>
+        </w:rPr>
+        <w:t>espacial</w:t>
+      </w:r>
+      <w:proofErr w:type="spellEnd"/>
+      <w:r>
+        <w:rPr>
+          <w:rFonts w:ascii="Book Antiqua" w:hAnsi="Book Antiqua"/>
+          <w:color w:val="000000"/>
+        </w:rPr>
+        <w:t xml:space="preserve"> </w:t>
+      </w:r>
+      <w:proofErr w:type="spellStart"/>
+      <w:r>
+        <w:rPr>
+          <w:rFonts w:ascii="Book Antiqua" w:hAnsi="Book Antiqua"/>
+          <w:color w:val="000000"/>
+        </w:rPr>
+        <w:t>en</w:t>
+      </w:r>
+      <w:proofErr w:type="spellEnd"/>
+      <w:r>
+        <w:rPr>
+          <w:rFonts w:ascii="Book Antiqua" w:hAnsi="Book Antiqua"/>
+          <w:color w:val="000000"/>
+        </w:rPr>
+        <w:t xml:space="preserve"> </w:t>
+      </w:r>
+      <w:proofErr w:type="spellStart"/>
+      <w:r>
+        <w:rPr>
+          <w:rFonts w:ascii="Book Antiqua" w:hAnsi="Book Antiqua"/>
+          <w:color w:val="000000"/>
+        </w:rPr>
+        <w:t>sistemas</w:t>
+      </w:r>
+      <w:proofErr w:type="spellEnd"/>
+      <w:r>
+        <w:rPr>
+          <w:rFonts w:ascii="Book Antiqua" w:hAnsi="Book Antiqua"/>
+          <w:color w:val="000000"/>
+        </w:rPr>
+        <w:t xml:space="preserve"> </w:t>
+      </w:r>
+      <w:r>
+        <w:rPr>
+          <w:rFonts w:ascii="Book Antiqua" w:hAnsi="Book Antiqua"/>
+          <w:color w:val="000000"/>
+        </w:rPr>
+        <w:t xml:space="preserve">de </w:t>
+      </w:r>
+      <w:proofErr w:type="spellStart"/>
+      <w:r>
+        <w:rPr>
+          <w:rFonts w:ascii="Book Antiqua" w:hAnsi="Book Antiqua"/>
+          <w:color w:val="000000"/>
+        </w:rPr>
+        <w:t>información</w:t>
+      </w:r>
+      <w:proofErr w:type="spellEnd"/>
+      <w:r>
+        <w:rPr>
+          <w:rFonts w:ascii="Book Antiqua" w:hAnsi="Book Antiqua"/>
+          <w:color w:val="000000"/>
+        </w:rPr>
+        <w:t xml:space="preserve"> </w:t>
+      </w:r>
+      <w:proofErr w:type="spellStart"/>
+      <w:r>
+        <w:rPr>
+          <w:rFonts w:ascii="Book Antiqua" w:hAnsi="Book Antiqua"/>
+          <w:color w:val="000000"/>
+        </w:rPr>
+        <w:t>catastral</w:t>
+      </w:r>
+      <w:proofErr w:type="spellEnd"/>
+      <w:r>
+        <w:rPr>
+          <w:rFonts w:ascii="Book Antiqua" w:hAnsi="Book Antiqua"/>
+          <w:color w:val="000000"/>
+        </w:rPr>
+        <w:t xml:space="preserve"> </w:t>
+      </w:r>
+      <w:proofErr w:type="spellStart"/>
+      <w:r>
+        <w:rPr>
+          <w:rFonts w:ascii="Book Antiqua" w:hAnsi="Book Antiqua"/>
+          <w:color w:val="000000"/>
+        </w:rPr>
+        <w:t>basados</w:t>
+      </w:r>
+      <w:proofErr w:type="spellEnd"/>
+      <w:r>
+        <w:rPr>
+          <w:rFonts w:ascii="Book Antiqua" w:hAnsi="Book Antiqua"/>
+          <w:color w:val="000000"/>
+        </w:rPr>
+        <w:t xml:space="preserve"> </w:t>
+      </w:r>
+      <w:proofErr w:type="spellStart"/>
+      <w:r>
+        <w:rPr>
+          <w:rFonts w:ascii="Book Antiqua" w:hAnsi="Book Antiqua"/>
+          <w:color w:val="000000"/>
+        </w:rPr>
+        <w:t>en</w:t>
+      </w:r>
+      <w:proofErr w:type="spellEnd"/>
+      <w:r>
+        <w:rPr>
+          <w:rFonts w:ascii="Book Antiqua" w:hAnsi="Book Antiqua"/>
+          <w:color w:val="000000"/>
+        </w:rPr>
+        <w:t xml:space="preserve"> </w:t>
+      </w:r>
+      <w:proofErr w:type="spellStart"/>
+      <w:r>
+        <w:rPr>
+          <w:rFonts w:ascii="Book Antiqua" w:hAnsi="Book Antiqua"/>
+          <w:color w:val="000000"/>
+        </w:rPr>
+        <w:t>PostGIS</w:t>
+      </w:r>
+      <w:proofErr w:type="spellEnd"/>
+      <w:r>
+        <w:rPr>
+          <w:rFonts w:ascii="Book Antiqua" w:hAnsi="Book Antiqua"/>
+          <w:color w:val="000000"/>
+        </w:rPr>
+        <w:t xml:space="preserve">. El estudio: (1) documenta y evalúa seis vectores de ataque orientados a la tríada CIA (Confidencialidad, Integridad y Disponibilidad); (2) implementa un banco de pruebas reproducible sobre un dataset de 1,500 </w:t>
+      </w:r>
+      <w:proofErr w:type="spellStart"/>
+      <w:r>
+        <w:rPr>
+          <w:rFonts w:ascii="Book Antiqua" w:hAnsi="Book Antiqua"/>
+          <w:color w:val="000000"/>
+        </w:rPr>
+        <w:t>lotes</w:t>
+      </w:r>
+      <w:proofErr w:type="spellEnd"/>
+      <w:r>
+        <w:rPr>
+          <w:rFonts w:ascii="Book Antiqua" w:hAnsi="Book Antiqua"/>
+          <w:color w:val="000000"/>
+        </w:rPr>
+        <w:t xml:space="preserve"> </w:t>
+      </w:r>
+      <w:proofErr w:type="spellStart"/>
+      <w:r>
+        <w:rPr>
+          <w:rFonts w:ascii="Book Antiqua" w:hAnsi="Book Antiqua"/>
+          <w:color w:val="000000"/>
+        </w:rPr>
+        <w:t>urban</w:t>
+      </w:r>
+      <w:r>
+        <w:rPr>
+          <w:rFonts w:ascii="Book Antiqua" w:hAnsi="Book Antiqua"/>
+          <w:color w:val="000000"/>
+        </w:rPr>
+        <w:t>o</w:t>
+      </w:r>
+      <w:r>
+        <w:rPr>
+          <w:rFonts w:ascii="Book Antiqua" w:hAnsi="Book Antiqua"/>
+          <w:color w:val="000000"/>
+        </w:rPr>
+        <w:t>s</w:t>
+      </w:r>
+      <w:proofErr w:type="spellEnd"/>
+      <w:r>
+        <w:rPr>
+          <w:rFonts w:ascii="Book Antiqua" w:hAnsi="Book Antiqua"/>
+          <w:color w:val="000000"/>
+        </w:rPr>
+        <w:t xml:space="preserve"> </w:t>
+      </w:r>
+      <w:proofErr w:type="spellStart"/>
+      <w:r>
+        <w:rPr>
+          <w:rFonts w:ascii="Book Antiqua" w:hAnsi="Book Antiqua"/>
+          <w:color w:val="000000"/>
+        </w:rPr>
+        <w:t>estructurad</w:t>
+      </w:r>
+      <w:r>
+        <w:rPr>
+          <w:rFonts w:ascii="Book Antiqua" w:hAnsi="Book Antiqua"/>
+          <w:color w:val="000000"/>
+        </w:rPr>
+        <w:t>o</w:t>
+      </w:r>
+      <w:r>
+        <w:rPr>
+          <w:rFonts w:ascii="Book Antiqua" w:hAnsi="Book Antiqua"/>
+          <w:color w:val="000000"/>
+        </w:rPr>
+        <w:t>s</w:t>
+      </w:r>
+      <w:proofErr w:type="spellEnd"/>
+      <w:r>
+        <w:rPr>
+          <w:rFonts w:ascii="Book Antiqua" w:hAnsi="Book Antiqua"/>
+          <w:color w:val="000000"/>
+        </w:rPr>
+        <w:t xml:space="preserve"> bajo </w:t>
+      </w:r>
+      <w:proofErr w:type="spellStart"/>
+      <w:r>
+        <w:rPr>
+          <w:rFonts w:ascii="Book Antiqua" w:hAnsi="Book Antiqua"/>
+          <w:color w:val="000000"/>
+        </w:rPr>
+        <w:t>el</w:t>
+      </w:r>
+      <w:proofErr w:type="spellEnd"/>
+      <w:r>
+        <w:rPr>
+          <w:rFonts w:ascii="Book Antiqua" w:hAnsi="Book Antiqua"/>
+          <w:color w:val="000000"/>
+        </w:rPr>
+        <w:t xml:space="preserve"> </w:t>
+      </w:r>
+      <w:proofErr w:type="spellStart"/>
+      <w:r>
+        <w:rPr>
+          <w:rFonts w:ascii="Book Antiqua" w:hAnsi="Book Antiqua"/>
+          <w:color w:val="000000"/>
+        </w:rPr>
+        <w:t>estándar</w:t>
+      </w:r>
+      <w:proofErr w:type="spellEnd"/>
+      <w:r>
+        <w:rPr>
+          <w:rFonts w:ascii="Book Antiqua" w:hAnsi="Book Antiqua"/>
+          <w:color w:val="000000"/>
+        </w:rPr>
+        <w:t xml:space="preserve"> ISO 19152 (LADM); y (3) cuantifica el impacto en latencia y throughput de una arquitectura de mitigación basada en compilación tipada en ORM (GeoAlchemy2) y validación previa con Shapely y Pydantic.</w:t>
       </w:r>
     </w:p>
     <w:p>
@@ -410,7 +1176,6 @@
         <w:rPr>
           <w:rFonts w:ascii="Book Antiqua" w:hAnsi="Book Antiqua"/>
           <w:b/>
-          <w:i w:val="0"/>
           <w:color w:val="000000"/>
           <w:sz w:val="24"/>
         </w:rPr>
@@ -426,9 +1191,7 @@
         <w:rPr>
           <w:rFonts w:ascii="Book Antiqua" w:hAnsi="Book Antiqua"/>
           <w:b/>
-          <w:i w:val="0"/>
-          <w:color w:val="000000"/>
-          <w:sz w:val="22"/>
+          <w:color w:val="000000"/>
         </w:rPr>
         <w:t>2.1. Inyección SQL en Motores Espaciales y Operadores Topológicos</w:t>
       </w:r>
@@ -440,12 +1203,368 @@
       <w:r>
         <w:rPr>
           <w:rFonts w:ascii="Book Antiqua" w:hAnsi="Book Antiqua"/>
-          <w:b w:val="0"/>
-          <w:i w:val="0"/>
-          <w:color w:val="000000"/>
-          <w:sz w:val="22"/>
-        </w:rPr>
-        <w:t>La literatura seminal en seguridad informática ha establecido taxonomías robustas para ataques SQLi. Halfond et al. (2006) clasificaron estas agresiones en tautologías, consultas de unión, inyecciones ciegas (blind) y canalización de procedimientos almacenados. Clarke (2012) profundizó en el análisis de los árboles de sintaxis abstracta (AST) generados por los analizadores sintácticos de bases de datos al concatenar parámetros no saneados. Sin embargo, dichos marcos omiten cómo los operadores algebraicos espaciales (Egenhofer, 1994) redefinen las condiciones lógicas de evaluación. A diferencia de un valor escalar simple, una expresión geométrica procesa múltiples dimensiones, sistemas de referencia espacial (SRID) y envolventes mínimas (bounding boxes), expandiendo la superficie de escape sintáctico. Este vacío teórico en los modelos tradicionales de inyección deja sin caracterizar la manipulación de predicados topológicos nativos en motores relacionales.</w:t>
+          <w:color w:val="000000"/>
+        </w:rPr>
+        <w:t xml:space="preserve">La literatura fundamental en seguridad informática ha establecido clasificaciones sólidas para ataques SQLi. Halfond et al. (2006) clasificaron estas agresiones en tautologías, consultas de unión, inyecciones ciegas (blind) y canalización de procedimientos almacenados. Clarke (2012) profundizó en el análisis de los árboles de sintaxis abstracta (AST) generados por los analizadores sintácticos de bases de datos al concatenar parámetros no saneados. Sin embargo, </w:t>
+      </w:r>
+      <w:proofErr w:type="spellStart"/>
+      <w:r>
+        <w:rPr>
+          <w:rFonts w:ascii="Book Antiqua" w:hAnsi="Book Antiqua"/>
+          <w:color w:val="000000"/>
+        </w:rPr>
+        <w:t>estos</w:t>
+      </w:r>
+      <w:proofErr w:type="spellEnd"/>
+      <w:r>
+        <w:rPr>
+          <w:rFonts w:ascii="Book Antiqua" w:hAnsi="Book Antiqua"/>
+          <w:color w:val="000000"/>
+        </w:rPr>
+        <w:t xml:space="preserve"> </w:t>
+      </w:r>
+      <w:proofErr w:type="spellStart"/>
+      <w:r>
+        <w:rPr>
+          <w:rFonts w:ascii="Book Antiqua" w:hAnsi="Book Antiqua"/>
+          <w:color w:val="000000"/>
+        </w:rPr>
+        <w:t>marcos</w:t>
+      </w:r>
+      <w:proofErr w:type="spellEnd"/>
+      <w:r>
+        <w:rPr>
+          <w:rFonts w:ascii="Book Antiqua" w:hAnsi="Book Antiqua"/>
+          <w:color w:val="000000"/>
+        </w:rPr>
+        <w:t xml:space="preserve"> no </w:t>
+      </w:r>
+      <w:proofErr w:type="spellStart"/>
+      <w:r>
+        <w:rPr>
+          <w:rFonts w:ascii="Book Antiqua" w:hAnsi="Book Antiqua"/>
+          <w:color w:val="000000"/>
+        </w:rPr>
+        <w:t>tienen</w:t>
+      </w:r>
+      <w:proofErr w:type="spellEnd"/>
+      <w:r>
+        <w:rPr>
+          <w:rFonts w:ascii="Book Antiqua" w:hAnsi="Book Antiqua"/>
+          <w:color w:val="000000"/>
+        </w:rPr>
+        <w:t xml:space="preserve"> </w:t>
+      </w:r>
+      <w:proofErr w:type="spellStart"/>
+      <w:r>
+        <w:rPr>
+          <w:rFonts w:ascii="Book Antiqua" w:hAnsi="Book Antiqua"/>
+          <w:color w:val="000000"/>
+        </w:rPr>
+        <w:t>en</w:t>
+      </w:r>
+      <w:proofErr w:type="spellEnd"/>
+      <w:r>
+        <w:rPr>
+          <w:rFonts w:ascii="Book Antiqua" w:hAnsi="Book Antiqua"/>
+          <w:color w:val="000000"/>
+        </w:rPr>
+        <w:t xml:space="preserve"> </w:t>
+      </w:r>
+      <w:proofErr w:type="spellStart"/>
+      <w:r>
+        <w:rPr>
+          <w:rFonts w:ascii="Book Antiqua" w:hAnsi="Book Antiqua"/>
+          <w:color w:val="000000"/>
+        </w:rPr>
+        <w:t>cuenta</w:t>
+      </w:r>
+      <w:proofErr w:type="spellEnd"/>
+      <w:r>
+        <w:rPr>
+          <w:rFonts w:ascii="Book Antiqua" w:hAnsi="Book Antiqua"/>
+          <w:color w:val="000000"/>
+        </w:rPr>
+        <w:t xml:space="preserve"> la </w:t>
+      </w:r>
+      <w:proofErr w:type="spellStart"/>
+      <w:r>
+        <w:rPr>
+          <w:rFonts w:ascii="Book Antiqua" w:hAnsi="Book Antiqua"/>
+          <w:color w:val="000000"/>
+        </w:rPr>
+        <w:t>manera</w:t>
+      </w:r>
+      <w:proofErr w:type="spellEnd"/>
+      <w:r>
+        <w:rPr>
+          <w:rFonts w:ascii="Book Antiqua" w:hAnsi="Book Antiqua"/>
+          <w:color w:val="000000"/>
+        </w:rPr>
+        <w:t xml:space="preserve"> </w:t>
+      </w:r>
+      <w:proofErr w:type="spellStart"/>
+      <w:r>
+        <w:rPr>
+          <w:rFonts w:ascii="Book Antiqua" w:hAnsi="Book Antiqua"/>
+          <w:color w:val="000000"/>
+        </w:rPr>
+        <w:t>en</w:t>
+      </w:r>
+      <w:proofErr w:type="spellEnd"/>
+      <w:r>
+        <w:rPr>
+          <w:rFonts w:ascii="Book Antiqua" w:hAnsi="Book Antiqua"/>
+          <w:color w:val="000000"/>
+        </w:rPr>
+        <w:t xml:space="preserve"> que </w:t>
+      </w:r>
+      <w:proofErr w:type="spellStart"/>
+      <w:r>
+        <w:rPr>
+          <w:rFonts w:ascii="Book Antiqua" w:hAnsi="Book Antiqua"/>
+          <w:color w:val="000000"/>
+        </w:rPr>
+        <w:t>los</w:t>
+      </w:r>
+      <w:proofErr w:type="spellEnd"/>
+      <w:r>
+        <w:rPr>
+          <w:rFonts w:ascii="Book Antiqua" w:hAnsi="Book Antiqua"/>
+          <w:color w:val="000000"/>
+        </w:rPr>
+        <w:t xml:space="preserve"> </w:t>
+      </w:r>
+      <w:proofErr w:type="spellStart"/>
+      <w:r>
+        <w:rPr>
+          <w:rFonts w:ascii="Book Antiqua" w:hAnsi="Book Antiqua"/>
+          <w:color w:val="000000"/>
+        </w:rPr>
+        <w:t>operadores</w:t>
+      </w:r>
+      <w:proofErr w:type="spellEnd"/>
+      <w:r>
+        <w:rPr>
+          <w:rFonts w:ascii="Book Antiqua" w:hAnsi="Book Antiqua"/>
+          <w:color w:val="000000"/>
+        </w:rPr>
+        <w:t xml:space="preserve"> </w:t>
+      </w:r>
+      <w:proofErr w:type="spellStart"/>
+      <w:r>
+        <w:rPr>
+          <w:rFonts w:ascii="Book Antiqua" w:hAnsi="Book Antiqua"/>
+          <w:color w:val="000000"/>
+        </w:rPr>
+        <w:t>algebraicos</w:t>
+      </w:r>
+      <w:proofErr w:type="spellEnd"/>
+      <w:r>
+        <w:rPr>
+          <w:rFonts w:ascii="Book Antiqua" w:hAnsi="Book Antiqua"/>
+          <w:color w:val="000000"/>
+        </w:rPr>
+        <w:t xml:space="preserve"> </w:t>
+      </w:r>
+      <w:proofErr w:type="spellStart"/>
+      <w:r>
+        <w:rPr>
+          <w:rFonts w:ascii="Book Antiqua" w:hAnsi="Book Antiqua"/>
+          <w:color w:val="000000"/>
+        </w:rPr>
+        <w:t>espaciales</w:t>
+      </w:r>
+      <w:proofErr w:type="spellEnd"/>
+      <w:r>
+        <w:rPr>
+          <w:rFonts w:ascii="Book Antiqua" w:hAnsi="Book Antiqua"/>
+          <w:color w:val="000000"/>
+        </w:rPr>
+        <w:t xml:space="preserve"> (</w:t>
+      </w:r>
+      <w:proofErr w:type="spellStart"/>
+      <w:r>
+        <w:rPr>
+          <w:rFonts w:ascii="Book Antiqua" w:hAnsi="Book Antiqua"/>
+          <w:color w:val="000000"/>
+        </w:rPr>
+        <w:t>Egenhofer</w:t>
+      </w:r>
+      <w:proofErr w:type="spellEnd"/>
+      <w:r>
+        <w:rPr>
+          <w:rFonts w:ascii="Book Antiqua" w:hAnsi="Book Antiqua"/>
+          <w:color w:val="000000"/>
+        </w:rPr>
+        <w:t xml:space="preserve">, 1994) </w:t>
+      </w:r>
+      <w:proofErr w:type="spellStart"/>
+      <w:r>
+        <w:rPr>
+          <w:rFonts w:ascii="Book Antiqua" w:hAnsi="Book Antiqua"/>
+          <w:color w:val="000000"/>
+        </w:rPr>
+        <w:t>redefinen</w:t>
+      </w:r>
+      <w:proofErr w:type="spellEnd"/>
+      <w:r>
+        <w:rPr>
+          <w:rFonts w:ascii="Book Antiqua" w:hAnsi="Book Antiqua"/>
+          <w:color w:val="000000"/>
+        </w:rPr>
+        <w:t xml:space="preserve"> las </w:t>
+      </w:r>
+      <w:proofErr w:type="spellStart"/>
+      <w:r>
+        <w:rPr>
+          <w:rFonts w:ascii="Book Antiqua" w:hAnsi="Book Antiqua"/>
+          <w:color w:val="000000"/>
+        </w:rPr>
+        <w:t>condiciones</w:t>
+      </w:r>
+      <w:proofErr w:type="spellEnd"/>
+      <w:r>
+        <w:rPr>
+          <w:rFonts w:ascii="Book Antiqua" w:hAnsi="Book Antiqua"/>
+          <w:color w:val="000000"/>
+        </w:rPr>
+        <w:t xml:space="preserve"> </w:t>
+      </w:r>
+      <w:proofErr w:type="spellStart"/>
+      <w:r>
+        <w:rPr>
+          <w:rFonts w:ascii="Book Antiqua" w:hAnsi="Book Antiqua"/>
+          <w:color w:val="000000"/>
+        </w:rPr>
+        <w:t>lógicas</w:t>
+      </w:r>
+      <w:proofErr w:type="spellEnd"/>
+      <w:r>
+        <w:rPr>
+          <w:rFonts w:ascii="Book Antiqua" w:hAnsi="Book Antiqua"/>
+          <w:color w:val="000000"/>
+        </w:rPr>
+        <w:t xml:space="preserve"> de </w:t>
+      </w:r>
+      <w:proofErr w:type="spellStart"/>
+      <w:r>
+        <w:rPr>
+          <w:rFonts w:ascii="Book Antiqua" w:hAnsi="Book Antiqua"/>
+          <w:color w:val="000000"/>
+        </w:rPr>
+        <w:t>evaluación</w:t>
+      </w:r>
+      <w:proofErr w:type="spellEnd"/>
+      <w:r>
+        <w:rPr>
+          <w:rFonts w:ascii="Book Antiqua" w:hAnsi="Book Antiqua"/>
+          <w:color w:val="000000"/>
+        </w:rPr>
+        <w:t xml:space="preserve">. </w:t>
+      </w:r>
+      <w:r>
+        <w:rPr>
+          <w:rFonts w:ascii="Book Antiqua" w:hAnsi="Book Antiqua"/>
+          <w:color w:val="000000"/>
+        </w:rPr>
+        <w:t xml:space="preserve"> A diferencia de un valor escalar simple, </w:t>
+      </w:r>
+      <w:proofErr w:type="spellStart"/>
+      <w:r>
+        <w:rPr>
+          <w:rFonts w:ascii="Book Antiqua" w:hAnsi="Book Antiqua"/>
+          <w:color w:val="000000"/>
+        </w:rPr>
+        <w:t>una</w:t>
+      </w:r>
+      <w:proofErr w:type="spellEnd"/>
+      <w:r>
+        <w:rPr>
+          <w:rFonts w:ascii="Book Antiqua" w:hAnsi="Book Antiqua"/>
+          <w:color w:val="000000"/>
+        </w:rPr>
+        <w:t xml:space="preserve"> </w:t>
+      </w:r>
+      <w:proofErr w:type="spellStart"/>
+      <w:r>
+        <w:rPr>
+          <w:rFonts w:ascii="Book Antiqua" w:hAnsi="Book Antiqua"/>
+          <w:color w:val="000000"/>
+        </w:rPr>
+        <w:t>expresión</w:t>
+      </w:r>
+      <w:proofErr w:type="spellEnd"/>
+      <w:r>
+        <w:rPr>
+          <w:rFonts w:ascii="Book Antiqua" w:hAnsi="Book Antiqua"/>
+          <w:color w:val="000000"/>
+        </w:rPr>
+        <w:t xml:space="preserve"> </w:t>
+      </w:r>
+      <w:proofErr w:type="spellStart"/>
+      <w:r>
+        <w:rPr>
+          <w:rFonts w:ascii="Book Antiqua" w:hAnsi="Book Antiqua"/>
+          <w:color w:val="000000"/>
+        </w:rPr>
+        <w:t>geométrica</w:t>
+      </w:r>
+      <w:proofErr w:type="spellEnd"/>
+      <w:r>
+        <w:rPr>
+          <w:rFonts w:ascii="Book Antiqua" w:hAnsi="Book Antiqua"/>
+          <w:color w:val="000000"/>
+        </w:rPr>
+        <w:t xml:space="preserve"> </w:t>
+      </w:r>
+      <w:proofErr w:type="spellStart"/>
+      <w:r>
+        <w:rPr>
+          <w:rFonts w:ascii="Book Antiqua" w:hAnsi="Book Antiqua"/>
+          <w:color w:val="000000"/>
+        </w:rPr>
+        <w:t>procesa</w:t>
+      </w:r>
+      <w:proofErr w:type="spellEnd"/>
+      <w:r>
+        <w:rPr>
+          <w:rFonts w:ascii="Book Antiqua" w:hAnsi="Book Antiqua"/>
+          <w:color w:val="000000"/>
+        </w:rPr>
+        <w:t xml:space="preserve"> </w:t>
+      </w:r>
+      <w:proofErr w:type="spellStart"/>
+      <w:r>
+        <w:rPr>
+          <w:rFonts w:ascii="Book Antiqua" w:hAnsi="Book Antiqua"/>
+          <w:color w:val="000000"/>
+        </w:rPr>
+        <w:t>múltiples</w:t>
+      </w:r>
+      <w:proofErr w:type="spellEnd"/>
+      <w:r>
+        <w:rPr>
+          <w:rFonts w:ascii="Book Antiqua" w:hAnsi="Book Antiqua"/>
+          <w:color w:val="000000"/>
+        </w:rPr>
+        <w:t xml:space="preserve"> </w:t>
+      </w:r>
+      <w:proofErr w:type="spellStart"/>
+      <w:r>
+        <w:rPr>
+          <w:rFonts w:ascii="Book Antiqua" w:hAnsi="Book Antiqua"/>
+          <w:color w:val="000000"/>
+        </w:rPr>
+        <w:t>dimensiones</w:t>
+      </w:r>
+      <w:proofErr w:type="spellEnd"/>
+      <w:r>
+        <w:rPr>
+          <w:rFonts w:ascii="Book Antiqua" w:hAnsi="Book Antiqua"/>
+          <w:color w:val="000000"/>
+        </w:rPr>
+        <w:t>, sistemas de referencia espacial (SRID) y envolventes mínimas (bounding boxes), lo que amplía el área de escape sintáctico. Este vacío teórico en los modelos tradicionales de inyección deja sin caracterizar la manipulación de predicados topológicos nativos en motores relacionales.</w:t>
       </w:r>
     </w:p>
     <w:p>
@@ -457,9 +1576,7 @@
         <w:rPr>
           <w:rFonts w:ascii="Book Antiqua" w:hAnsi="Book Antiqua"/>
           <w:b/>
-          <w:i w:val="0"/>
-          <w:color w:val="000000"/>
-          <w:sz w:val="22"/>
+          <w:color w:val="000000"/>
         </w:rPr>
         <w:t>2.2. Modelos de Control de Acceso y Brechas de Inferencia Geoespacial</w:t>
       </w:r>
@@ -471,12 +1588,65 @@
       <w:r>
         <w:rPr>
           <w:rFonts w:ascii="Book Antiqua" w:hAnsi="Book Antiqua"/>
-          <w:b w:val="0"/>
-          <w:i w:val="0"/>
-          <w:color w:val="000000"/>
-          <w:sz w:val="22"/>
-        </w:rPr>
-        <w:t>El control de acceso en bases de datos espaciales ha sido conceptualizado formalmente por Bertino et al. (2005) a través del modelo GEO-RBAC (Spatially Aware Role-Based Access Control), el cual demostró que los permisos de lectura y modificación deben subordinarse a fronteras geográficas dinámicas. Complementariamente, Chun y Atluri (2008) y Atluri y Chun (2004) analizaron los riesgos de inferencia espacial en SDBMS, donde un usuario no autorizado puede deducir la existencia o atributos de un objeto protegido correlacionando consultas espaciales sucesivas. No obstante, estas aproximaciones asumen que la capa de servicio traslada fielmente las políticas espaciales a la base de datos; en arquitecturas web modernas, la concatenación insegura anula directamente el control de acceso en la persistencia sin ser detectada por los mecanismos de autorización de la capa de aplicación.</w:t>
+          <w:color w:val="000000"/>
+        </w:rPr>
+        <w:t xml:space="preserve">El control de acceso en bases de datos espaciales ha sido conceptualizado formalmente por Bertino et al. (2005) a través del modelo GEO-RBAC (Spatially Aware Role-Based Access Control), el cual demostró que los permisos de lectura y modificación deben subordinarse a fronteras geográficas dinámicas. Complementariamente, Chun y Atluri (2008) y Atluri y Chun (2004) analizaron los </w:t>
+      </w:r>
+      <w:r>
+        <w:rPr>
+          <w:rFonts w:ascii="Book Antiqua" w:hAnsi="Book Antiqua"/>
+          <w:color w:val="000000"/>
+        </w:rPr>
+        <w:lastRenderedPageBreak/>
+        <w:t xml:space="preserve">riesgos de inferencia espacial en SDBMS, donde un usuario no autorizado puede deducir la existencia o atributos de un objeto protegido correlacionando consultas espaciales sucesivas. No obstante, estas aproximaciones asumen que la capa de servicio </w:t>
+      </w:r>
+      <w:proofErr w:type="spellStart"/>
+      <w:r>
+        <w:rPr>
+          <w:rFonts w:ascii="Book Antiqua" w:hAnsi="Book Antiqua"/>
+          <w:color w:val="000000"/>
+        </w:rPr>
+        <w:t>transfiere</w:t>
+      </w:r>
+      <w:proofErr w:type="spellEnd"/>
+      <w:r>
+        <w:rPr>
+          <w:rFonts w:ascii="Book Antiqua" w:hAnsi="Book Antiqua"/>
+          <w:color w:val="000000"/>
+        </w:rPr>
+        <w:t xml:space="preserve"> de </w:t>
+      </w:r>
+      <w:proofErr w:type="spellStart"/>
+      <w:r>
+        <w:rPr>
+          <w:rFonts w:ascii="Book Antiqua" w:hAnsi="Book Antiqua"/>
+          <w:color w:val="000000"/>
+        </w:rPr>
+        <w:t>manera</w:t>
+      </w:r>
+      <w:proofErr w:type="spellEnd"/>
+      <w:r>
+        <w:rPr>
+          <w:rFonts w:ascii="Book Antiqua" w:hAnsi="Book Antiqua"/>
+          <w:color w:val="000000"/>
+        </w:rPr>
+        <w:t xml:space="preserve"> </w:t>
+      </w:r>
+      <w:proofErr w:type="spellStart"/>
+      <w:r>
+        <w:rPr>
+          <w:rFonts w:ascii="Book Antiqua" w:hAnsi="Book Antiqua"/>
+          <w:color w:val="000000"/>
+        </w:rPr>
+        <w:t>precisa</w:t>
+      </w:r>
+      <w:proofErr w:type="spellEnd"/>
+      <w:r>
+        <w:rPr>
+          <w:rFonts w:ascii="Book Antiqua" w:hAnsi="Book Antiqua"/>
+          <w:color w:val="000000"/>
+        </w:rPr>
+        <w:t xml:space="preserve"> las políticas espaciales a la base de datos; en arquitecturas web modernas, la concatenación insegura anula directamente el control de acceso en la persistencia sin ser detectada por los mecanismos de autorización de la capa de aplicación.</w:t>
       </w:r>
     </w:p>
     <w:p>
@@ -488,9 +1658,7 @@
         <w:rPr>
           <w:rFonts w:ascii="Book Antiqua" w:hAnsi="Book Antiqua"/>
           <w:b/>
-          <w:i w:val="0"/>
-          <w:color w:val="000000"/>
-          <w:sz w:val="22"/>
+          <w:color w:val="000000"/>
         </w:rPr>
         <w:t>2.3. Integridad y Modelado de Datos Catastrales bajo el Estándar LADM</w:t>
       </w:r>
@@ -502,12 +1670,423 @@
       <w:r>
         <w:rPr>
           <w:rFonts w:ascii="Book Antiqua" w:hAnsi="Book Antiqua"/>
-          <w:b w:val="0"/>
-          <w:i w:val="0"/>
-          <w:color w:val="000000"/>
-          <w:sz w:val="22"/>
-        </w:rPr>
-        <w:t>El modelado técnico de los sistemas de información catastral se rige a nivel internacional por el estándar ISO 19152:2012, conocido como Land Administration Domain Model (LADM). Autores de referencia como Lemmen et al. (2015) y van Oosterom et al. (2006) formalizaron las clases fundamentales del catastro, destacando LA_SpatialUnit (parcelas y lotes) y LA_Party (titulares prediales). Si bien el estándar prescribe la semántica e interoperabilidad de la información territorial y registral, no define salvaguardas arquitectónicas a nivel de consulta contra ataques de inyección, dejando expuesta la integridad de los derechos reales de propiedad y la recaudación fiscal ante fallas en la implementación de software.</w:t>
+          <w:color w:val="000000"/>
+        </w:rPr>
+        <w:t xml:space="preserve">El </w:t>
+      </w:r>
+      <w:proofErr w:type="spellStart"/>
+      <w:r>
+        <w:rPr>
+          <w:rFonts w:ascii="Book Antiqua" w:hAnsi="Book Antiqua"/>
+          <w:color w:val="000000"/>
+        </w:rPr>
+        <w:t>estándar</w:t>
+      </w:r>
+      <w:proofErr w:type="spellEnd"/>
+      <w:r>
+        <w:rPr>
+          <w:rFonts w:ascii="Book Antiqua" w:hAnsi="Book Antiqua"/>
+          <w:color w:val="000000"/>
+        </w:rPr>
+        <w:t xml:space="preserve"> ISO 19152:2012, </w:t>
+      </w:r>
+      <w:proofErr w:type="spellStart"/>
+      <w:r>
+        <w:rPr>
+          <w:rFonts w:ascii="Book Antiqua" w:hAnsi="Book Antiqua"/>
+          <w:color w:val="000000"/>
+        </w:rPr>
+        <w:t>también</w:t>
+      </w:r>
+      <w:proofErr w:type="spellEnd"/>
+      <w:r>
+        <w:rPr>
+          <w:rFonts w:ascii="Book Antiqua" w:hAnsi="Book Antiqua"/>
+          <w:color w:val="000000"/>
+        </w:rPr>
+        <w:t xml:space="preserve"> </w:t>
+      </w:r>
+      <w:proofErr w:type="spellStart"/>
+      <w:r>
+        <w:rPr>
+          <w:rFonts w:ascii="Book Antiqua" w:hAnsi="Book Antiqua"/>
+          <w:color w:val="000000"/>
+        </w:rPr>
+        <w:t>denominado</w:t>
+      </w:r>
+      <w:proofErr w:type="spellEnd"/>
+      <w:r>
+        <w:rPr>
+          <w:rFonts w:ascii="Book Antiqua" w:hAnsi="Book Antiqua"/>
+          <w:color w:val="000000"/>
+        </w:rPr>
+        <w:t xml:space="preserve"> Land Administration Domain Model (LADM), es </w:t>
+      </w:r>
+      <w:proofErr w:type="spellStart"/>
+      <w:r>
+        <w:rPr>
+          <w:rFonts w:ascii="Book Antiqua" w:hAnsi="Book Antiqua"/>
+          <w:color w:val="000000"/>
+        </w:rPr>
+        <w:t>el</w:t>
+      </w:r>
+      <w:proofErr w:type="spellEnd"/>
+      <w:r>
+        <w:rPr>
+          <w:rFonts w:ascii="Book Antiqua" w:hAnsi="Book Antiqua"/>
+          <w:color w:val="000000"/>
+        </w:rPr>
+        <w:t xml:space="preserve"> que </w:t>
+      </w:r>
+      <w:proofErr w:type="spellStart"/>
+      <w:r>
+        <w:rPr>
+          <w:rFonts w:ascii="Book Antiqua" w:hAnsi="Book Antiqua"/>
+          <w:color w:val="000000"/>
+        </w:rPr>
+        <w:t>regula</w:t>
+      </w:r>
+      <w:proofErr w:type="spellEnd"/>
+      <w:r>
+        <w:rPr>
+          <w:rFonts w:ascii="Book Antiqua" w:hAnsi="Book Antiqua"/>
+          <w:color w:val="000000"/>
+        </w:rPr>
+        <w:t xml:space="preserve"> a </w:t>
+      </w:r>
+      <w:proofErr w:type="spellStart"/>
+      <w:r>
+        <w:rPr>
+          <w:rFonts w:ascii="Book Antiqua" w:hAnsi="Book Antiqua"/>
+          <w:color w:val="000000"/>
+        </w:rPr>
+        <w:t>nivel</w:t>
+      </w:r>
+      <w:proofErr w:type="spellEnd"/>
+      <w:r>
+        <w:rPr>
+          <w:rFonts w:ascii="Book Antiqua" w:hAnsi="Book Antiqua"/>
+          <w:color w:val="000000"/>
+        </w:rPr>
+        <w:t xml:space="preserve"> global la </w:t>
+      </w:r>
+      <w:proofErr w:type="spellStart"/>
+      <w:r>
+        <w:rPr>
+          <w:rFonts w:ascii="Book Antiqua" w:hAnsi="Book Antiqua"/>
+          <w:color w:val="000000"/>
+        </w:rPr>
+        <w:t>modelación</w:t>
+      </w:r>
+      <w:proofErr w:type="spellEnd"/>
+      <w:r>
+        <w:rPr>
+          <w:rFonts w:ascii="Book Antiqua" w:hAnsi="Book Antiqua"/>
+          <w:color w:val="000000"/>
+        </w:rPr>
+        <w:t xml:space="preserve"> </w:t>
+      </w:r>
+      <w:proofErr w:type="spellStart"/>
+      <w:r>
+        <w:rPr>
+          <w:rFonts w:ascii="Book Antiqua" w:hAnsi="Book Antiqua"/>
+          <w:color w:val="000000"/>
+        </w:rPr>
+        <w:t>técnica</w:t>
+      </w:r>
+      <w:proofErr w:type="spellEnd"/>
+      <w:r>
+        <w:rPr>
+          <w:rFonts w:ascii="Book Antiqua" w:hAnsi="Book Antiqua"/>
+          <w:color w:val="000000"/>
+        </w:rPr>
+        <w:t xml:space="preserve"> de </w:t>
+      </w:r>
+      <w:proofErr w:type="spellStart"/>
+      <w:r>
+        <w:rPr>
+          <w:rFonts w:ascii="Book Antiqua" w:hAnsi="Book Antiqua"/>
+          <w:color w:val="000000"/>
+        </w:rPr>
+        <w:t>los</w:t>
+      </w:r>
+      <w:proofErr w:type="spellEnd"/>
+      <w:r>
+        <w:rPr>
+          <w:rFonts w:ascii="Book Antiqua" w:hAnsi="Book Antiqua"/>
+          <w:color w:val="000000"/>
+        </w:rPr>
+        <w:t xml:space="preserve"> </w:t>
+      </w:r>
+      <w:proofErr w:type="spellStart"/>
+      <w:r>
+        <w:rPr>
+          <w:rFonts w:ascii="Book Antiqua" w:hAnsi="Book Antiqua"/>
+          <w:color w:val="000000"/>
+        </w:rPr>
+        <w:t>sistemas</w:t>
+      </w:r>
+      <w:proofErr w:type="spellEnd"/>
+      <w:r>
+        <w:rPr>
+          <w:rFonts w:ascii="Book Antiqua" w:hAnsi="Book Antiqua"/>
+          <w:color w:val="000000"/>
+        </w:rPr>
+        <w:t xml:space="preserve"> de </w:t>
+      </w:r>
+      <w:proofErr w:type="spellStart"/>
+      <w:r>
+        <w:rPr>
+          <w:rFonts w:ascii="Book Antiqua" w:hAnsi="Book Antiqua"/>
+          <w:color w:val="000000"/>
+        </w:rPr>
+        <w:t>información</w:t>
+      </w:r>
+      <w:proofErr w:type="spellEnd"/>
+      <w:r>
+        <w:rPr>
+          <w:rFonts w:ascii="Book Antiqua" w:hAnsi="Book Antiqua"/>
+          <w:color w:val="000000"/>
+        </w:rPr>
+        <w:t xml:space="preserve"> </w:t>
+      </w:r>
+      <w:proofErr w:type="spellStart"/>
+      <w:r>
+        <w:rPr>
+          <w:rFonts w:ascii="Book Antiqua" w:hAnsi="Book Antiqua"/>
+          <w:color w:val="000000"/>
+        </w:rPr>
+        <w:t>catastral</w:t>
+      </w:r>
+      <w:proofErr w:type="spellEnd"/>
+      <w:r>
+        <w:rPr>
+          <w:rFonts w:ascii="Book Antiqua" w:hAnsi="Book Antiqua"/>
+          <w:color w:val="000000"/>
+        </w:rPr>
+        <w:t>.</w:t>
+      </w:r>
+      <w:r>
+        <w:rPr>
+          <w:rFonts w:ascii="Book Antiqua" w:hAnsi="Book Antiqua"/>
+          <w:color w:val="000000"/>
+        </w:rPr>
+        <w:t xml:space="preserve"> </w:t>
+      </w:r>
+      <w:proofErr w:type="spellStart"/>
+      <w:r>
+        <w:rPr>
+          <w:rFonts w:ascii="Book Antiqua" w:hAnsi="Book Antiqua"/>
+          <w:color w:val="000000"/>
+        </w:rPr>
+        <w:t>Autores</w:t>
+      </w:r>
+      <w:proofErr w:type="spellEnd"/>
+      <w:r>
+        <w:rPr>
+          <w:rFonts w:ascii="Book Antiqua" w:hAnsi="Book Antiqua"/>
+          <w:color w:val="000000"/>
+        </w:rPr>
+        <w:t xml:space="preserve"> de </w:t>
+      </w:r>
+      <w:proofErr w:type="spellStart"/>
+      <w:r>
+        <w:rPr>
+          <w:rFonts w:ascii="Book Antiqua" w:hAnsi="Book Antiqua"/>
+          <w:color w:val="000000"/>
+        </w:rPr>
+        <w:t>referencia</w:t>
+      </w:r>
+      <w:proofErr w:type="spellEnd"/>
+      <w:r>
+        <w:rPr>
+          <w:rFonts w:ascii="Book Antiqua" w:hAnsi="Book Antiqua"/>
+          <w:color w:val="000000"/>
+        </w:rPr>
+        <w:t xml:space="preserve"> </w:t>
+      </w:r>
+      <w:proofErr w:type="spellStart"/>
+      <w:r>
+        <w:rPr>
+          <w:rFonts w:ascii="Book Antiqua" w:hAnsi="Book Antiqua"/>
+          <w:color w:val="000000"/>
+        </w:rPr>
+        <w:t>como</w:t>
+      </w:r>
+      <w:proofErr w:type="spellEnd"/>
+      <w:r>
+        <w:rPr>
+          <w:rFonts w:ascii="Book Antiqua" w:hAnsi="Book Antiqua"/>
+          <w:color w:val="000000"/>
+        </w:rPr>
+        <w:t xml:space="preserve"> </w:t>
+      </w:r>
+      <w:proofErr w:type="spellStart"/>
+      <w:r>
+        <w:rPr>
+          <w:rFonts w:ascii="Book Antiqua" w:hAnsi="Book Antiqua"/>
+          <w:color w:val="000000"/>
+        </w:rPr>
+        <w:t>Lemmen</w:t>
+      </w:r>
+      <w:proofErr w:type="spellEnd"/>
+      <w:r>
+        <w:rPr>
+          <w:rFonts w:ascii="Book Antiqua" w:hAnsi="Book Antiqua"/>
+          <w:color w:val="000000"/>
+        </w:rPr>
+        <w:t xml:space="preserve"> et al. (2015) y van Oosterom et al. (2006) formalizaron las clases fundamentales del </w:t>
+      </w:r>
+      <w:proofErr w:type="spellStart"/>
+      <w:r>
+        <w:rPr>
+          <w:rFonts w:ascii="Book Antiqua" w:hAnsi="Book Antiqua"/>
+          <w:color w:val="000000"/>
+        </w:rPr>
+        <w:t>catastro</w:t>
+      </w:r>
+      <w:proofErr w:type="spellEnd"/>
+      <w:r>
+        <w:rPr>
+          <w:rFonts w:ascii="Book Antiqua" w:hAnsi="Book Antiqua"/>
+          <w:color w:val="000000"/>
+        </w:rPr>
+        <w:t xml:space="preserve">, </w:t>
+      </w:r>
+      <w:proofErr w:type="spellStart"/>
+      <w:r>
+        <w:rPr>
+          <w:rFonts w:ascii="Book Antiqua" w:hAnsi="Book Antiqua"/>
+          <w:color w:val="000000"/>
+        </w:rPr>
+        <w:t>destacando</w:t>
+      </w:r>
+      <w:proofErr w:type="spellEnd"/>
+      <w:r>
+        <w:rPr>
+          <w:rFonts w:ascii="Book Antiqua" w:hAnsi="Book Antiqua"/>
+          <w:color w:val="000000"/>
+        </w:rPr>
+        <w:t xml:space="preserve"> </w:t>
+      </w:r>
+      <w:proofErr w:type="spellStart"/>
+      <w:r>
+        <w:rPr>
+          <w:rFonts w:ascii="Book Antiqua" w:hAnsi="Book Antiqua"/>
+          <w:color w:val="000000"/>
+        </w:rPr>
+        <w:t>LA_SpatialUnit</w:t>
+      </w:r>
+      <w:proofErr w:type="spellEnd"/>
+      <w:r>
+        <w:rPr>
+          <w:rFonts w:ascii="Book Antiqua" w:hAnsi="Book Antiqua"/>
+          <w:color w:val="000000"/>
+        </w:rPr>
+        <w:t xml:space="preserve"> (</w:t>
+      </w:r>
+      <w:proofErr w:type="spellStart"/>
+      <w:r>
+        <w:rPr>
+          <w:rFonts w:ascii="Book Antiqua" w:hAnsi="Book Antiqua"/>
+          <w:color w:val="000000"/>
+        </w:rPr>
+        <w:t>parcelas</w:t>
+      </w:r>
+      <w:proofErr w:type="spellEnd"/>
+      <w:r>
+        <w:rPr>
+          <w:rFonts w:ascii="Book Antiqua" w:hAnsi="Book Antiqua"/>
+          <w:color w:val="000000"/>
+        </w:rPr>
+        <w:t xml:space="preserve"> y </w:t>
+      </w:r>
+      <w:proofErr w:type="spellStart"/>
+      <w:r>
+        <w:rPr>
+          <w:rFonts w:ascii="Book Antiqua" w:hAnsi="Book Antiqua"/>
+          <w:color w:val="000000"/>
+        </w:rPr>
+        <w:t>lotes</w:t>
+      </w:r>
+      <w:proofErr w:type="spellEnd"/>
+      <w:r>
+        <w:rPr>
+          <w:rFonts w:ascii="Book Antiqua" w:hAnsi="Book Antiqua"/>
+          <w:color w:val="000000"/>
+        </w:rPr>
+        <w:t xml:space="preserve">) y LA_Party (titulares prediales). Si bien el estándar prescribe la semántica e interoperabilidad de la información territorial y registral, no define salvaguardas arquitectónicas a nivel de consulta contra </w:t>
+      </w:r>
+      <w:proofErr w:type="spellStart"/>
+      <w:r>
+        <w:rPr>
+          <w:rFonts w:ascii="Book Antiqua" w:hAnsi="Book Antiqua"/>
+          <w:color w:val="000000"/>
+        </w:rPr>
+        <w:t>ataques</w:t>
+      </w:r>
+      <w:proofErr w:type="spellEnd"/>
+      <w:r>
+        <w:rPr>
+          <w:rFonts w:ascii="Book Antiqua" w:hAnsi="Book Antiqua"/>
+          <w:color w:val="000000"/>
+        </w:rPr>
+        <w:t xml:space="preserve"> de </w:t>
+      </w:r>
+      <w:proofErr w:type="spellStart"/>
+      <w:r>
+        <w:rPr>
+          <w:rFonts w:ascii="Book Antiqua" w:hAnsi="Book Antiqua"/>
+          <w:color w:val="000000"/>
+        </w:rPr>
+        <w:t>inyección</w:t>
+      </w:r>
+      <w:proofErr w:type="spellEnd"/>
+      <w:r>
+        <w:rPr>
+          <w:rFonts w:ascii="Book Antiqua" w:hAnsi="Book Antiqua"/>
+          <w:color w:val="000000"/>
+        </w:rPr>
+        <w:t xml:space="preserve"> SQL</w:t>
+      </w:r>
+      <w:r>
+        <w:rPr>
+          <w:rFonts w:ascii="Book Antiqua" w:hAnsi="Book Antiqua"/>
+          <w:color w:val="000000"/>
+        </w:rPr>
+        <w:t>, d</w:t>
+      </w:r>
+      <w:proofErr w:type="spellStart"/>
+      <w:r>
+        <w:rPr>
+          <w:rFonts w:ascii="Book Antiqua" w:hAnsi="Book Antiqua"/>
+          <w:color w:val="000000"/>
+        </w:rPr>
+        <w:t>ejando</w:t>
+      </w:r>
+      <w:proofErr w:type="spellEnd"/>
+      <w:r>
+        <w:rPr>
+          <w:rFonts w:ascii="Book Antiqua" w:hAnsi="Book Antiqua"/>
+          <w:color w:val="000000"/>
+        </w:rPr>
+        <w:t xml:space="preserve"> </w:t>
+      </w:r>
+      <w:proofErr w:type="spellStart"/>
+      <w:r>
+        <w:rPr>
+          <w:rFonts w:ascii="Book Antiqua" w:hAnsi="Book Antiqua"/>
+          <w:color w:val="000000"/>
+        </w:rPr>
+        <w:t>expuesta</w:t>
+      </w:r>
+      <w:proofErr w:type="spellEnd"/>
+      <w:r>
+        <w:rPr>
+          <w:rFonts w:ascii="Book Antiqua" w:hAnsi="Book Antiqua"/>
+          <w:color w:val="000000"/>
+        </w:rPr>
+        <w:t xml:space="preserve"> la integridad de los derechos reales de propiedad y la recaudación fiscal ante fallas en la implementación de software.</w:t>
       </w:r>
     </w:p>
     <w:p>
@@ -519,9 +2098,7 @@
         <w:rPr>
           <w:rFonts w:ascii="Book Antiqua" w:hAnsi="Book Antiqua"/>
           <w:b/>
-          <w:i w:val="0"/>
-          <w:color w:val="000000"/>
-          <w:sz w:val="22"/>
+          <w:color w:val="000000"/>
         </w:rPr>
         <w:t>2.4. Ataques de Complejidad Algorítmica y Vulnerabilidades en Servicios OGC</w:t>
       </w:r>
@@ -533,12 +2110,458 @@
       <w:r>
         <w:rPr>
           <w:rFonts w:ascii="Book Antiqua" w:hAnsi="Book Antiqua"/>
-          <w:b w:val="0"/>
-          <w:i w:val="0"/>
-          <w:color w:val="000000"/>
-          <w:sz w:val="22"/>
-        </w:rPr>
-        <w:t>La relevancia contemporánea de esta amenaza quedó demostrada en la industria mediante la vulnerabilidad crítica CVE-2023-25157 (con puntaje CVSS de 9.8), donde el software de referencia GeoServer permitía la ejecución remota de SQL no autenticado mediante la evaluación insegura de filtros OGC y expresiones CQL sobre bases de datos PostGIS (National Vulnerability Database, 2023). Por otro lado, en el ámbito de la denegación de servicio, Crosby y Wallach (2003) establecieron el concepto de ataques de complejidad algorítmica (Algorithmic Complexity Attacks), demostrando cómo entradas diseñadas pueden forzar a los algoritmos de peor caso (O(N^2)) a monopolizar la CPU. En motores espaciales, como documentan Agarwal y Rajan (2016), los algoritmos computacionales de la librería GEOS subyacente en PostGIS demandan una carga de cómputo cuadrática cuando se ejecutan sobre polígonos complejos desprovistos de filtrado preliminar por índice espacial GiST. Pese a estos antecedentes, la literatura no ha cuantificado el impacto de latencia ni ha formalizado esquemas defensivos integrados entre el analizador web y el motor geométrico.</w:t>
+          <w:color w:val="000000"/>
+        </w:rPr>
+        <w:t xml:space="preserve">La </w:t>
+      </w:r>
+      <w:r>
+        <w:rPr>
+          <w:rFonts w:ascii="Book Antiqua" w:hAnsi="Book Antiqua"/>
+          <w:color w:val="000000"/>
+        </w:rPr>
+        <w:t xml:space="preserve">actual </w:t>
+      </w:r>
+      <w:proofErr w:type="spellStart"/>
+      <w:r>
+        <w:rPr>
+          <w:rFonts w:ascii="Book Antiqua" w:hAnsi="Book Antiqua"/>
+          <w:color w:val="000000"/>
+        </w:rPr>
+        <w:t>relevancia</w:t>
+      </w:r>
+      <w:proofErr w:type="spellEnd"/>
+      <w:r>
+        <w:rPr>
+          <w:rFonts w:ascii="Book Antiqua" w:hAnsi="Book Antiqua"/>
+          <w:color w:val="000000"/>
+        </w:rPr>
+        <w:t xml:space="preserve"> </w:t>
+      </w:r>
+      <w:r>
+        <w:rPr>
+          <w:rFonts w:ascii="Book Antiqua" w:hAnsi="Book Antiqua"/>
+          <w:color w:val="000000"/>
+        </w:rPr>
+        <w:t xml:space="preserve">de </w:t>
+      </w:r>
+      <w:proofErr w:type="spellStart"/>
+      <w:r>
+        <w:rPr>
+          <w:rFonts w:ascii="Book Antiqua" w:hAnsi="Book Antiqua"/>
+          <w:color w:val="000000"/>
+        </w:rPr>
+        <w:t>esta</w:t>
+      </w:r>
+      <w:proofErr w:type="spellEnd"/>
+      <w:r>
+        <w:rPr>
+          <w:rFonts w:ascii="Book Antiqua" w:hAnsi="Book Antiqua"/>
+          <w:color w:val="000000"/>
+        </w:rPr>
+        <w:t xml:space="preserve"> </w:t>
+      </w:r>
+      <w:proofErr w:type="spellStart"/>
+      <w:r>
+        <w:rPr>
+          <w:rFonts w:ascii="Book Antiqua" w:hAnsi="Book Antiqua"/>
+          <w:color w:val="000000"/>
+        </w:rPr>
+        <w:t>amenaza</w:t>
+      </w:r>
+      <w:proofErr w:type="spellEnd"/>
+      <w:r>
+        <w:rPr>
+          <w:rFonts w:ascii="Book Antiqua" w:hAnsi="Book Antiqua"/>
+          <w:color w:val="000000"/>
+        </w:rPr>
+        <w:t xml:space="preserve"> </w:t>
+      </w:r>
+      <w:proofErr w:type="spellStart"/>
+      <w:r>
+        <w:rPr>
+          <w:rFonts w:ascii="Book Antiqua" w:hAnsi="Book Antiqua"/>
+          <w:color w:val="000000"/>
+        </w:rPr>
+        <w:t>quedó</w:t>
+      </w:r>
+      <w:proofErr w:type="spellEnd"/>
+      <w:r>
+        <w:rPr>
+          <w:rFonts w:ascii="Book Antiqua" w:hAnsi="Book Antiqua"/>
+          <w:color w:val="000000"/>
+        </w:rPr>
+        <w:t xml:space="preserve"> </w:t>
+      </w:r>
+      <w:proofErr w:type="spellStart"/>
+      <w:r>
+        <w:rPr>
+          <w:rFonts w:ascii="Book Antiqua" w:hAnsi="Book Antiqua"/>
+          <w:color w:val="000000"/>
+        </w:rPr>
+        <w:t>demostrada</w:t>
+      </w:r>
+      <w:proofErr w:type="spellEnd"/>
+      <w:r>
+        <w:rPr>
+          <w:rFonts w:ascii="Book Antiqua" w:hAnsi="Book Antiqua"/>
+          <w:color w:val="000000"/>
+        </w:rPr>
+        <w:t xml:space="preserve"> </w:t>
+      </w:r>
+      <w:proofErr w:type="spellStart"/>
+      <w:r>
+        <w:rPr>
+          <w:rFonts w:ascii="Book Antiqua" w:hAnsi="Book Antiqua"/>
+          <w:color w:val="000000"/>
+        </w:rPr>
+        <w:t>en</w:t>
+      </w:r>
+      <w:proofErr w:type="spellEnd"/>
+      <w:r>
+        <w:rPr>
+          <w:rFonts w:ascii="Book Antiqua" w:hAnsi="Book Antiqua"/>
+          <w:color w:val="000000"/>
+        </w:rPr>
+        <w:t xml:space="preserve"> la industria mediante la vulnerabilidad crítica CVE-2023-25157 (con puntaje CVSS de 9.8), donde el software de referencia GeoServer permitía la ejecución remota de SQL no autenticado mediante la evaluación insegura de filtros OGC y expresiones CQL sobre bases de datos PostGIS (National Vulnerability Database, 2023). Por otro lado, en el ámbito de la denegación de servicio, Crosby y Wallach (2003) establecieron el concepto de ataques de complejidad algorítmica (Algorithmic Complexity Attacks), demostrando cómo entradas diseñadas pueden forzar a los algoritmos de peor </w:t>
+      </w:r>
+      <w:proofErr w:type="spellStart"/>
+      <w:r>
+        <w:rPr>
+          <w:rFonts w:ascii="Book Antiqua" w:hAnsi="Book Antiqua"/>
+          <w:color w:val="000000"/>
+        </w:rPr>
+        <w:t>caso</w:t>
+      </w:r>
+      <w:proofErr w:type="spellEnd"/>
+      <w:r>
+        <w:rPr>
+          <w:rFonts w:ascii="Book Antiqua" w:hAnsi="Book Antiqua"/>
+          <w:color w:val="000000"/>
+        </w:rPr>
+        <w:t xml:space="preserve"> (O(N^2)) </w:t>
+      </w:r>
+      <w:proofErr w:type="gramStart"/>
+      <w:r>
+        <w:rPr>
+          <w:rFonts w:ascii="Book Antiqua" w:hAnsi="Book Antiqua"/>
+          <w:color w:val="000000"/>
+        </w:rPr>
+        <w:t>a</w:t>
+      </w:r>
+      <w:proofErr w:type="gramEnd"/>
+      <w:r>
+        <w:rPr>
+          <w:rFonts w:ascii="Book Antiqua" w:hAnsi="Book Antiqua"/>
+          <w:color w:val="000000"/>
+        </w:rPr>
+        <w:t xml:space="preserve"> </w:t>
+      </w:r>
+      <w:proofErr w:type="spellStart"/>
+      <w:r>
+        <w:rPr>
+          <w:rFonts w:ascii="Book Antiqua" w:hAnsi="Book Antiqua"/>
+          <w:color w:val="000000"/>
+        </w:rPr>
+        <w:t>acaparar</w:t>
+      </w:r>
+      <w:proofErr w:type="spellEnd"/>
+      <w:r>
+        <w:rPr>
+          <w:rFonts w:ascii="Book Antiqua" w:hAnsi="Book Antiqua"/>
+          <w:color w:val="000000"/>
+        </w:rPr>
+        <w:t xml:space="preserve"> la CPU. En motores espaciales, </w:t>
+      </w:r>
+      <w:proofErr w:type="spellStart"/>
+      <w:r>
+        <w:rPr>
+          <w:rFonts w:ascii="Book Antiqua" w:hAnsi="Book Antiqua"/>
+          <w:color w:val="000000"/>
+        </w:rPr>
+        <w:t>según</w:t>
+      </w:r>
+      <w:proofErr w:type="spellEnd"/>
+      <w:r>
+        <w:rPr>
+          <w:rFonts w:ascii="Book Antiqua" w:hAnsi="Book Antiqua"/>
+          <w:color w:val="000000"/>
+        </w:rPr>
+        <w:t xml:space="preserve"> Agarwal y Rajan (2016), los algoritmos computacionales de la </w:t>
+      </w:r>
+      <w:proofErr w:type="spellStart"/>
+      <w:r>
+        <w:rPr>
+          <w:rFonts w:ascii="Book Antiqua" w:hAnsi="Book Antiqua"/>
+          <w:color w:val="000000"/>
+        </w:rPr>
+        <w:t>librería</w:t>
+      </w:r>
+      <w:proofErr w:type="spellEnd"/>
+      <w:r>
+        <w:rPr>
+          <w:rFonts w:ascii="Book Antiqua" w:hAnsi="Book Antiqua"/>
+          <w:color w:val="000000"/>
+        </w:rPr>
+        <w:t xml:space="preserve"> GEOS</w:t>
+      </w:r>
+      <w:r>
+        <w:rPr>
+          <w:rFonts w:ascii="Book Antiqua" w:hAnsi="Book Antiqua"/>
+          <w:color w:val="000000"/>
+        </w:rPr>
+        <w:t xml:space="preserve">, </w:t>
+      </w:r>
+      <w:proofErr w:type="spellStart"/>
+      <w:r>
+        <w:rPr>
+          <w:rFonts w:ascii="Book Antiqua" w:hAnsi="Book Antiqua"/>
+          <w:color w:val="000000"/>
+        </w:rPr>
+        <w:t>integrada</w:t>
+      </w:r>
+      <w:proofErr w:type="spellEnd"/>
+      <w:r>
+        <w:rPr>
+          <w:rFonts w:ascii="Book Antiqua" w:hAnsi="Book Antiqua"/>
+          <w:color w:val="000000"/>
+        </w:rPr>
+        <w:t xml:space="preserve"> </w:t>
+      </w:r>
+      <w:proofErr w:type="spellStart"/>
+      <w:r>
+        <w:rPr>
+          <w:rFonts w:ascii="Book Antiqua" w:hAnsi="Book Antiqua"/>
+          <w:color w:val="000000"/>
+        </w:rPr>
+        <w:t>en</w:t>
+      </w:r>
+      <w:proofErr w:type="spellEnd"/>
+      <w:r>
+        <w:rPr>
+          <w:rFonts w:ascii="Book Antiqua" w:hAnsi="Book Antiqua"/>
+          <w:color w:val="000000"/>
+        </w:rPr>
+        <w:t xml:space="preserve"> </w:t>
+      </w:r>
+      <w:proofErr w:type="spellStart"/>
+      <w:r>
+        <w:rPr>
+          <w:rFonts w:ascii="Book Antiqua" w:hAnsi="Book Antiqua"/>
+          <w:color w:val="000000"/>
+        </w:rPr>
+        <w:t>PostGIS</w:t>
+      </w:r>
+      <w:proofErr w:type="spellEnd"/>
+      <w:r>
+        <w:rPr>
+          <w:rFonts w:ascii="Book Antiqua" w:hAnsi="Book Antiqua"/>
+          <w:color w:val="000000"/>
+        </w:rPr>
+        <w:t>,</w:t>
+      </w:r>
+      <w:r>
+        <w:rPr>
+          <w:rFonts w:ascii="Book Antiqua" w:hAnsi="Book Antiqua"/>
+          <w:color w:val="000000"/>
+        </w:rPr>
+        <w:t xml:space="preserve"> </w:t>
+      </w:r>
+      <w:proofErr w:type="spellStart"/>
+      <w:r>
+        <w:rPr>
+          <w:rFonts w:ascii="Book Antiqua" w:hAnsi="Book Antiqua"/>
+          <w:color w:val="000000"/>
+        </w:rPr>
+        <w:t>demandan</w:t>
+      </w:r>
+      <w:proofErr w:type="spellEnd"/>
+      <w:r>
+        <w:rPr>
+          <w:rFonts w:ascii="Book Antiqua" w:hAnsi="Book Antiqua"/>
+          <w:color w:val="000000"/>
+        </w:rPr>
+        <w:t xml:space="preserve"> </w:t>
+      </w:r>
+      <w:proofErr w:type="spellStart"/>
+      <w:r>
+        <w:rPr>
+          <w:rFonts w:ascii="Book Antiqua" w:hAnsi="Book Antiqua"/>
+          <w:color w:val="000000"/>
+        </w:rPr>
+        <w:t>una</w:t>
+      </w:r>
+      <w:proofErr w:type="spellEnd"/>
+      <w:r>
+        <w:rPr>
+          <w:rFonts w:ascii="Book Antiqua" w:hAnsi="Book Antiqua"/>
+          <w:color w:val="000000"/>
+        </w:rPr>
+        <w:t xml:space="preserve"> </w:t>
+      </w:r>
+      <w:proofErr w:type="spellStart"/>
+      <w:r>
+        <w:rPr>
+          <w:rFonts w:ascii="Book Antiqua" w:hAnsi="Book Antiqua"/>
+          <w:color w:val="000000"/>
+        </w:rPr>
+        <w:t>carga</w:t>
+      </w:r>
+      <w:proofErr w:type="spellEnd"/>
+      <w:r>
+        <w:rPr>
+          <w:rFonts w:ascii="Book Antiqua" w:hAnsi="Book Antiqua"/>
+          <w:color w:val="000000"/>
+        </w:rPr>
+        <w:t xml:space="preserve"> de </w:t>
+      </w:r>
+      <w:proofErr w:type="spellStart"/>
+      <w:r>
+        <w:rPr>
+          <w:rFonts w:ascii="Book Antiqua" w:hAnsi="Book Antiqua"/>
+          <w:color w:val="000000"/>
+        </w:rPr>
+        <w:t>c</w:t>
+      </w:r>
+      <w:r>
+        <w:rPr>
+          <w:rFonts w:ascii="Book Antiqua" w:hAnsi="Book Antiqua"/>
+          <w:color w:val="000000"/>
+        </w:rPr>
+        <w:t>omputacional</w:t>
+      </w:r>
+      <w:proofErr w:type="spellEnd"/>
+      <w:r>
+        <w:rPr>
+          <w:rFonts w:ascii="Book Antiqua" w:hAnsi="Book Antiqua"/>
+          <w:color w:val="000000"/>
+        </w:rPr>
+        <w:t xml:space="preserve"> cuadrática cuando se ejecutan </w:t>
+      </w:r>
+      <w:proofErr w:type="spellStart"/>
+      <w:r>
+        <w:rPr>
+          <w:rFonts w:ascii="Book Antiqua" w:hAnsi="Book Antiqua"/>
+          <w:color w:val="000000"/>
+        </w:rPr>
+        <w:t>sobre</w:t>
+      </w:r>
+      <w:proofErr w:type="spellEnd"/>
+      <w:r>
+        <w:rPr>
+          <w:rFonts w:ascii="Book Antiqua" w:hAnsi="Book Antiqua"/>
+          <w:color w:val="000000"/>
+        </w:rPr>
+        <w:t xml:space="preserve"> </w:t>
+      </w:r>
+      <w:proofErr w:type="spellStart"/>
+      <w:r>
+        <w:rPr>
+          <w:rFonts w:ascii="Book Antiqua" w:hAnsi="Book Antiqua"/>
+          <w:color w:val="000000"/>
+        </w:rPr>
+        <w:t>polígonos</w:t>
+      </w:r>
+      <w:proofErr w:type="spellEnd"/>
+      <w:r>
+        <w:rPr>
+          <w:rFonts w:ascii="Book Antiqua" w:hAnsi="Book Antiqua"/>
+          <w:color w:val="000000"/>
+        </w:rPr>
+        <w:t xml:space="preserve"> </w:t>
+      </w:r>
+      <w:proofErr w:type="spellStart"/>
+      <w:r>
+        <w:rPr>
+          <w:rFonts w:ascii="Book Antiqua" w:hAnsi="Book Antiqua"/>
+          <w:color w:val="000000"/>
+        </w:rPr>
+        <w:t>complejos</w:t>
+      </w:r>
+      <w:proofErr w:type="spellEnd"/>
+      <w:r>
+        <w:rPr>
+          <w:rFonts w:ascii="Book Antiqua" w:hAnsi="Book Antiqua"/>
+          <w:color w:val="000000"/>
+        </w:rPr>
+        <w:t xml:space="preserve"> </w:t>
+      </w:r>
+      <w:r>
+        <w:rPr>
+          <w:rFonts w:ascii="Book Antiqua" w:hAnsi="Book Antiqua"/>
+          <w:color w:val="000000"/>
+        </w:rPr>
+        <w:t>sin</w:t>
+      </w:r>
+      <w:r>
+        <w:rPr>
+          <w:rFonts w:ascii="Book Antiqua" w:hAnsi="Book Antiqua"/>
+          <w:color w:val="000000"/>
+        </w:rPr>
+        <w:t xml:space="preserve"> </w:t>
+      </w:r>
+      <w:proofErr w:type="spellStart"/>
+      <w:r>
+        <w:rPr>
+          <w:rFonts w:ascii="Book Antiqua" w:hAnsi="Book Antiqua"/>
+          <w:color w:val="000000"/>
+        </w:rPr>
+        <w:t>filtrado</w:t>
+      </w:r>
+      <w:proofErr w:type="spellEnd"/>
+      <w:r>
+        <w:rPr>
+          <w:rFonts w:ascii="Book Antiqua" w:hAnsi="Book Antiqua"/>
+          <w:color w:val="000000"/>
+        </w:rPr>
+        <w:t xml:space="preserve"> </w:t>
+      </w:r>
+      <w:proofErr w:type="spellStart"/>
+      <w:r>
+        <w:rPr>
+          <w:rFonts w:ascii="Book Antiqua" w:hAnsi="Book Antiqua"/>
+          <w:color w:val="000000"/>
+        </w:rPr>
+        <w:t>preliminar</w:t>
+      </w:r>
+      <w:proofErr w:type="spellEnd"/>
+      <w:r>
+        <w:rPr>
+          <w:rFonts w:ascii="Book Antiqua" w:hAnsi="Book Antiqua"/>
+          <w:color w:val="000000"/>
+        </w:rPr>
+        <w:t xml:space="preserve"> </w:t>
+      </w:r>
+      <w:proofErr w:type="spellStart"/>
+      <w:r>
+        <w:rPr>
+          <w:rFonts w:ascii="Book Antiqua" w:hAnsi="Book Antiqua"/>
+          <w:color w:val="000000"/>
+        </w:rPr>
+        <w:t>por</w:t>
+      </w:r>
+      <w:proofErr w:type="spellEnd"/>
+      <w:r>
+        <w:rPr>
+          <w:rFonts w:ascii="Book Antiqua" w:hAnsi="Book Antiqua"/>
+          <w:color w:val="000000"/>
+        </w:rPr>
+        <w:t xml:space="preserve"> índice espacial GiST. Pese a estos antecedentes, la literatura no ha </w:t>
+      </w:r>
+      <w:proofErr w:type="spellStart"/>
+      <w:r>
+        <w:rPr>
+          <w:rFonts w:ascii="Book Antiqua" w:hAnsi="Book Antiqua"/>
+          <w:color w:val="000000"/>
+        </w:rPr>
+        <w:t>medido</w:t>
+      </w:r>
+      <w:proofErr w:type="spellEnd"/>
+      <w:r>
+        <w:rPr>
+          <w:rFonts w:ascii="Book Antiqua" w:hAnsi="Book Antiqua"/>
+          <w:color w:val="000000"/>
+        </w:rPr>
+        <w:t xml:space="preserve"> el impacto de latencia ni ha formalizado esquemas defensivos integrados entre el analizador web y el motor geométrico.</w:t>
       </w:r>
     </w:p>
     <w:p>
@@ -550,7 +2573,6 @@
         <w:rPr>
           <w:rFonts w:ascii="Book Antiqua" w:hAnsi="Book Antiqua"/>
           <w:b/>
-          <w:i w:val="0"/>
           <w:color w:val="000000"/>
           <w:sz w:val="24"/>
         </w:rPr>
@@ -566,9 +2588,7 @@
         <w:rPr>
           <w:rFonts w:ascii="Book Antiqua" w:hAnsi="Book Antiqua"/>
           <w:b/>
-          <w:i w:val="0"/>
-          <w:color w:val="000000"/>
-          <w:sz w:val="22"/>
+          <w:color w:val="000000"/>
         </w:rPr>
         <w:t>3.1. Enfoque y Diseño Experimental</w:t>
       </w:r>
@@ -580,12 +2600,128 @@
       <w:r>
         <w:rPr>
           <w:rFonts w:ascii="Book Antiqua" w:hAnsi="Book Antiqua"/>
-          <w:b w:val="0"/>
-          <w:i w:val="0"/>
-          <w:color w:val="000000"/>
-          <w:sz w:val="22"/>
-        </w:rPr>
-        <w:t>Se adoptó un diseño experimental y cuantitativo orientado a evaluar la susceptibilidad de endpoints geoespaciales ante inyecciones SQL y medir el impacto en rendimiento derivado de un esquema de mitigación multicapa. La evaluación contempla dos condiciones: consultas con SQL dinámico desprotegido y consultas compiladas mediante ORM con validación previa de geometrías.</w:t>
+          <w:color w:val="000000"/>
+        </w:rPr>
+        <w:t xml:space="preserve">Se adoptó un </w:t>
+      </w:r>
+      <w:proofErr w:type="spellStart"/>
+      <w:r>
+        <w:rPr>
+          <w:rFonts w:ascii="Book Antiqua" w:hAnsi="Book Antiqua"/>
+          <w:color w:val="000000"/>
+        </w:rPr>
+        <w:t>diseño</w:t>
+      </w:r>
+      <w:proofErr w:type="spellEnd"/>
+      <w:r>
+        <w:rPr>
+          <w:rFonts w:ascii="Book Antiqua" w:hAnsi="Book Antiqua"/>
+          <w:color w:val="000000"/>
+        </w:rPr>
+        <w:t xml:space="preserve"> </w:t>
+      </w:r>
+      <w:proofErr w:type="spellStart"/>
+      <w:r>
+        <w:rPr>
+          <w:rFonts w:ascii="Book Antiqua" w:hAnsi="Book Antiqua"/>
+          <w:color w:val="000000"/>
+        </w:rPr>
+        <w:t>cuantitativo</w:t>
+      </w:r>
+      <w:proofErr w:type="spellEnd"/>
+      <w:r>
+        <w:rPr>
+          <w:rFonts w:ascii="Book Antiqua" w:hAnsi="Book Antiqua"/>
+          <w:color w:val="000000"/>
+        </w:rPr>
+        <w:t xml:space="preserve"> </w:t>
+      </w:r>
+      <w:r>
+        <w:rPr>
+          <w:rFonts w:ascii="Book Antiqua" w:hAnsi="Book Antiqua"/>
+          <w:color w:val="000000"/>
+        </w:rPr>
+        <w:t xml:space="preserve">experimental con </w:t>
+      </w:r>
+      <w:proofErr w:type="spellStart"/>
+      <w:r>
+        <w:rPr>
+          <w:rFonts w:ascii="Book Antiqua" w:hAnsi="Book Antiqua"/>
+          <w:color w:val="000000"/>
+        </w:rPr>
+        <w:t>el</w:t>
+      </w:r>
+      <w:proofErr w:type="spellEnd"/>
+      <w:r>
+        <w:rPr>
+          <w:rFonts w:ascii="Book Antiqua" w:hAnsi="Book Antiqua"/>
+          <w:color w:val="000000"/>
+        </w:rPr>
+        <w:t xml:space="preserve"> </w:t>
+      </w:r>
+      <w:proofErr w:type="spellStart"/>
+      <w:r>
+        <w:rPr>
+          <w:rFonts w:ascii="Book Antiqua" w:hAnsi="Book Antiqua"/>
+          <w:color w:val="000000"/>
+        </w:rPr>
+        <w:t>propósito</w:t>
+      </w:r>
+      <w:proofErr w:type="spellEnd"/>
+      <w:r>
+        <w:rPr>
+          <w:rFonts w:ascii="Book Antiqua" w:hAnsi="Book Antiqua"/>
+          <w:color w:val="000000"/>
+        </w:rPr>
+        <w:t xml:space="preserve"> de determiner la </w:t>
+      </w:r>
+      <w:proofErr w:type="spellStart"/>
+      <w:r>
+        <w:rPr>
+          <w:rFonts w:ascii="Book Antiqua" w:hAnsi="Book Antiqua"/>
+          <w:color w:val="000000"/>
+        </w:rPr>
+        <w:t>vulnerabilidad</w:t>
+      </w:r>
+      <w:proofErr w:type="spellEnd"/>
+      <w:r>
+        <w:rPr>
+          <w:rFonts w:ascii="Book Antiqua" w:hAnsi="Book Antiqua"/>
+          <w:color w:val="000000"/>
+        </w:rPr>
+        <w:t xml:space="preserve"> de endpoints </w:t>
+      </w:r>
+      <w:proofErr w:type="spellStart"/>
+      <w:r>
+        <w:rPr>
+          <w:rFonts w:ascii="Book Antiqua" w:hAnsi="Book Antiqua"/>
+          <w:color w:val="000000"/>
+        </w:rPr>
+        <w:t>geoespaciales</w:t>
+      </w:r>
+      <w:proofErr w:type="spellEnd"/>
+      <w:r>
+        <w:rPr>
+          <w:rFonts w:ascii="Book Antiqua" w:hAnsi="Book Antiqua"/>
+          <w:color w:val="000000"/>
+        </w:rPr>
+        <w:t xml:space="preserve"> ante inyecciones SQL y medir el impacto en rendimiento </w:t>
+      </w:r>
+      <w:proofErr w:type="spellStart"/>
+      <w:r>
+        <w:rPr>
+          <w:rFonts w:ascii="Book Antiqua" w:hAnsi="Book Antiqua"/>
+          <w:color w:val="000000"/>
+        </w:rPr>
+        <w:t>resultante</w:t>
+      </w:r>
+      <w:proofErr w:type="spellEnd"/>
+      <w:r>
+        <w:rPr>
+          <w:rFonts w:ascii="Book Antiqua" w:hAnsi="Book Antiqua"/>
+          <w:color w:val="000000"/>
+        </w:rPr>
+        <w:t xml:space="preserve"> de un esquema de mitigación multicapa. La evaluación contempla dos condiciones: consultas con SQL dinámico desprotegido y consultas compiladas mediante ORM con validación previa de geometrías.</w:t>
       </w:r>
     </w:p>
     <w:p>
@@ -597,10 +2733,9 @@
         <w:rPr>
           <w:rFonts w:ascii="Book Antiqua" w:hAnsi="Book Antiqua"/>
           <w:b/>
-          <w:i w:val="0"/>
-          <w:color w:val="000000"/>
-          <w:sz w:val="22"/>
-        </w:rPr>
+          <w:color w:val="000000"/>
+        </w:rPr>
+        <w:lastRenderedPageBreak/>
         <w:t>3.2. Conjunto de Datos Catastrales (Dataset)</w:t>
       </w:r>
     </w:p>
@@ -611,12 +2746,225 @@
       <w:r>
         <w:rPr>
           <w:rFonts w:ascii="Book Antiqua" w:hAnsi="Book Antiqua"/>
-          <w:b w:val="0"/>
-          <w:i w:val="0"/>
-          <w:color w:val="000000"/>
-          <w:sz w:val="22"/>
-        </w:rPr>
-        <w:t>El dataset experimental comprende 1,500 parcelas catastrales urbanas continuas estructuradas bajo el estándar ISO 19152 (LADM, clase LA_SpatialUnit) y georreferenciadas en EPSG:32719. Las geometrías presentan una complejidad de entre 4 y 222 vértices (promedio: 9.0 vértices por polígono). Para garantizar reproducibilidad y resguardo ético, la cartografía base se obtuvo de fuentes abiertas y los atributos fiscales fueron generados proceduralmente sin incorporar información personal identificable (PII).</w:t>
+          <w:color w:val="000000"/>
+        </w:rPr>
+        <w:t xml:space="preserve">El dataset experimental comprende 1,500 </w:t>
+      </w:r>
+      <w:proofErr w:type="spellStart"/>
+      <w:r>
+        <w:rPr>
+          <w:rFonts w:ascii="Book Antiqua" w:hAnsi="Book Antiqua"/>
+          <w:color w:val="000000"/>
+        </w:rPr>
+        <w:t>lotes</w:t>
+      </w:r>
+      <w:proofErr w:type="spellEnd"/>
+      <w:r>
+        <w:rPr>
+          <w:rFonts w:ascii="Book Antiqua" w:hAnsi="Book Antiqua"/>
+          <w:color w:val="000000"/>
+        </w:rPr>
+        <w:t xml:space="preserve"> catastrales </w:t>
+      </w:r>
+      <w:proofErr w:type="spellStart"/>
+      <w:r>
+        <w:rPr>
+          <w:rFonts w:ascii="Book Antiqua" w:hAnsi="Book Antiqua"/>
+          <w:color w:val="000000"/>
+        </w:rPr>
+        <w:t>urban</w:t>
+      </w:r>
+      <w:r>
+        <w:rPr>
+          <w:rFonts w:ascii="Book Antiqua" w:hAnsi="Book Antiqua"/>
+          <w:color w:val="000000"/>
+        </w:rPr>
+        <w:t>o</w:t>
+      </w:r>
+      <w:r>
+        <w:rPr>
+          <w:rFonts w:ascii="Book Antiqua" w:hAnsi="Book Antiqua"/>
+          <w:color w:val="000000"/>
+        </w:rPr>
+        <w:t>s</w:t>
+      </w:r>
+      <w:proofErr w:type="spellEnd"/>
+      <w:r>
+        <w:rPr>
+          <w:rFonts w:ascii="Book Antiqua" w:hAnsi="Book Antiqua"/>
+          <w:color w:val="000000"/>
+        </w:rPr>
+        <w:t xml:space="preserve"> </w:t>
+      </w:r>
+      <w:proofErr w:type="spellStart"/>
+      <w:r>
+        <w:rPr>
+          <w:rFonts w:ascii="Book Antiqua" w:hAnsi="Book Antiqua"/>
+          <w:color w:val="000000"/>
+        </w:rPr>
+        <w:t>continu</w:t>
+      </w:r>
+      <w:r>
+        <w:rPr>
+          <w:rFonts w:ascii="Book Antiqua" w:hAnsi="Book Antiqua"/>
+          <w:color w:val="000000"/>
+        </w:rPr>
+        <w:t>o</w:t>
+      </w:r>
+      <w:r>
+        <w:rPr>
+          <w:rFonts w:ascii="Book Antiqua" w:hAnsi="Book Antiqua"/>
+          <w:color w:val="000000"/>
+        </w:rPr>
+        <w:t>s</w:t>
+      </w:r>
+      <w:proofErr w:type="spellEnd"/>
+      <w:r>
+        <w:rPr>
+          <w:rFonts w:ascii="Book Antiqua" w:hAnsi="Book Antiqua"/>
+          <w:color w:val="000000"/>
+        </w:rPr>
+        <w:t xml:space="preserve"> </w:t>
+      </w:r>
+      <w:proofErr w:type="spellStart"/>
+      <w:r>
+        <w:rPr>
+          <w:rFonts w:ascii="Book Antiqua" w:hAnsi="Book Antiqua"/>
+          <w:color w:val="000000"/>
+        </w:rPr>
+        <w:t>estructurad</w:t>
+      </w:r>
+      <w:r>
+        <w:rPr>
+          <w:rFonts w:ascii="Book Antiqua" w:hAnsi="Book Antiqua"/>
+          <w:color w:val="000000"/>
+        </w:rPr>
+        <w:t>o</w:t>
+      </w:r>
+      <w:r>
+        <w:rPr>
+          <w:rFonts w:ascii="Book Antiqua" w:hAnsi="Book Antiqua"/>
+          <w:color w:val="000000"/>
+        </w:rPr>
+        <w:t>s</w:t>
+      </w:r>
+      <w:proofErr w:type="spellEnd"/>
+      <w:r>
+        <w:rPr>
+          <w:rFonts w:ascii="Book Antiqua" w:hAnsi="Book Antiqua"/>
+          <w:color w:val="000000"/>
+        </w:rPr>
+        <w:t xml:space="preserve"> bajo el estándar ISO 19152 (LADM, clase LA_SpatialUnit) y georreferenciadas en EPSG:32719. Para </w:t>
+      </w:r>
+      <w:proofErr w:type="spellStart"/>
+      <w:r>
+        <w:rPr>
+          <w:rFonts w:ascii="Book Antiqua" w:hAnsi="Book Antiqua"/>
+          <w:color w:val="000000"/>
+        </w:rPr>
+        <w:t>garantizar</w:t>
+      </w:r>
+      <w:proofErr w:type="spellEnd"/>
+      <w:r>
+        <w:rPr>
+          <w:rFonts w:ascii="Book Antiqua" w:hAnsi="Book Antiqua"/>
+          <w:color w:val="000000"/>
+        </w:rPr>
+        <w:t xml:space="preserve"> </w:t>
+      </w:r>
+      <w:proofErr w:type="spellStart"/>
+      <w:r>
+        <w:rPr>
+          <w:rFonts w:ascii="Book Antiqua" w:hAnsi="Book Antiqua"/>
+          <w:color w:val="000000"/>
+        </w:rPr>
+        <w:t>reproducibilidad</w:t>
+      </w:r>
+      <w:proofErr w:type="spellEnd"/>
+      <w:r>
+        <w:rPr>
+          <w:rFonts w:ascii="Book Antiqua" w:hAnsi="Book Antiqua"/>
+          <w:color w:val="000000"/>
+        </w:rPr>
+        <w:t xml:space="preserve"> y resguardo ético, la cartografía base se obtuvo de fuentes abiertas y los atributos fiscales fueron </w:t>
+      </w:r>
+      <w:proofErr w:type="spellStart"/>
+      <w:r>
+        <w:rPr>
+          <w:rFonts w:ascii="Book Antiqua" w:hAnsi="Book Antiqua"/>
+          <w:color w:val="000000"/>
+        </w:rPr>
+        <w:t>generados</w:t>
+      </w:r>
+      <w:proofErr w:type="spellEnd"/>
+      <w:r>
+        <w:rPr>
+          <w:rFonts w:ascii="Book Antiqua" w:hAnsi="Book Antiqua"/>
+          <w:color w:val="000000"/>
+        </w:rPr>
+        <w:t xml:space="preserve"> </w:t>
+      </w:r>
+      <w:proofErr w:type="spellStart"/>
+      <w:r>
+        <w:rPr>
+          <w:rFonts w:ascii="Book Antiqua" w:hAnsi="Book Antiqua"/>
+          <w:color w:val="000000"/>
+        </w:rPr>
+        <w:t>proceduralmente</w:t>
+      </w:r>
+      <w:proofErr w:type="spellEnd"/>
+      <w:r>
+        <w:rPr>
+          <w:rFonts w:ascii="Book Antiqua" w:hAnsi="Book Antiqua"/>
+          <w:color w:val="000000"/>
+        </w:rPr>
+        <w:t xml:space="preserve"> sin </w:t>
+      </w:r>
+      <w:proofErr w:type="spellStart"/>
+      <w:r>
+        <w:rPr>
+          <w:rFonts w:ascii="Book Antiqua" w:hAnsi="Book Antiqua"/>
+          <w:color w:val="000000"/>
+        </w:rPr>
+        <w:t>incluir</w:t>
+      </w:r>
+      <w:proofErr w:type="spellEnd"/>
+      <w:r>
+        <w:rPr>
+          <w:rFonts w:ascii="Book Antiqua" w:hAnsi="Book Antiqua"/>
+          <w:color w:val="000000"/>
+        </w:rPr>
+        <w:t xml:space="preserve"> </w:t>
+      </w:r>
+      <w:proofErr w:type="spellStart"/>
+      <w:r>
+        <w:rPr>
+          <w:rFonts w:ascii="Book Antiqua" w:hAnsi="Book Antiqua"/>
+          <w:color w:val="000000"/>
+        </w:rPr>
+        <w:t>información</w:t>
+      </w:r>
+      <w:proofErr w:type="spellEnd"/>
+      <w:r>
+        <w:rPr>
+          <w:rFonts w:ascii="Book Antiqua" w:hAnsi="Book Antiqua"/>
+          <w:color w:val="000000"/>
+        </w:rPr>
+        <w:t xml:space="preserve"> personal </w:t>
+      </w:r>
+      <w:r>
+        <w:rPr>
+          <w:rFonts w:ascii="Book Antiqua" w:hAnsi="Book Antiqua"/>
+          <w:color w:val="000000"/>
+        </w:rPr>
+        <w:t>real</w:t>
+      </w:r>
+      <w:r>
+        <w:rPr>
+          <w:rFonts w:ascii="Book Antiqua" w:hAnsi="Book Antiqua"/>
+          <w:color w:val="000000"/>
+        </w:rPr>
+        <w:t>.</w:t>
       </w:r>
     </w:p>
     <w:p>
@@ -628,9 +2976,7 @@
         <w:rPr>
           <w:rFonts w:ascii="Book Antiqua" w:hAnsi="Book Antiqua"/>
           <w:b/>
-          <w:i w:val="0"/>
-          <w:color w:val="000000"/>
-          <w:sz w:val="22"/>
+          <w:color w:val="000000"/>
         </w:rPr>
         <w:t>3.3. Entorno Experimental y Arquitectura</w:t>
       </w:r>
@@ -642,12 +2988,133 @@
       <w:r>
         <w:rPr>
           <w:rFonts w:ascii="Book Antiqua" w:hAnsi="Book Antiqua"/>
-          <w:b w:val="0"/>
-          <w:i w:val="0"/>
-          <w:color w:val="000000"/>
-          <w:sz w:val="22"/>
-        </w:rPr>
-        <w:t>El banco de pruebas se implementó en contenedores Docker mediante microservicios aislados: (1) un servicio de base de datos con PostgreSQL 15 y PostGIS 3.3, y (2) una API en Python 3.11 con FastAPI y Uvicorn. Las pruebas de estrés se ejecutaron en un entorno controlado de 14 núcleos a 5.2 GHz con 32 GB de RAM DDR5 sobre Linux kernel 6.6 (WSL2).</w:t>
+          <w:color w:val="000000"/>
+        </w:rPr>
+        <w:t xml:space="preserve">El banco de pruebas se implementó en contenedores Docker mediante microservicios aislados: (1) un servicio de base de datos con PostgreSQL 15 y PostGIS 3.3, y (2) una API en Python 3.11 con FastAPI y Uvicorn. Las pruebas de estrés se ejecutaron en un entorno </w:t>
+      </w:r>
+      <w:proofErr w:type="spellStart"/>
+      <w:r>
+        <w:rPr>
+          <w:rFonts w:ascii="Book Antiqua" w:hAnsi="Book Antiqua"/>
+          <w:color w:val="000000"/>
+        </w:rPr>
+        <w:t>controlado</w:t>
+      </w:r>
+      <w:proofErr w:type="spellEnd"/>
+      <w:r>
+        <w:rPr>
+          <w:rFonts w:ascii="Book Antiqua" w:hAnsi="Book Antiqua"/>
+          <w:color w:val="000000"/>
+        </w:rPr>
+        <w:t xml:space="preserve"> </w:t>
+      </w:r>
+      <w:r>
+        <w:rPr>
+          <w:rFonts w:ascii="Book Antiqua" w:hAnsi="Book Antiqua"/>
+          <w:color w:val="000000"/>
+        </w:rPr>
+        <w:t xml:space="preserve">con </w:t>
+      </w:r>
+      <w:proofErr w:type="gramStart"/>
+      <w:r>
+        <w:rPr>
+          <w:rFonts w:ascii="Book Antiqua" w:hAnsi="Book Antiqua"/>
+          <w:color w:val="000000"/>
+        </w:rPr>
+        <w:t xml:space="preserve">un </w:t>
+      </w:r>
+      <w:r>
+        <w:rPr>
+          <w:rFonts w:ascii="Book Antiqua" w:hAnsi="Book Antiqua"/>
+          <w:color w:val="000000"/>
+        </w:rPr>
+        <w:t>Intel</w:t>
+      </w:r>
+      <w:proofErr w:type="gramEnd"/>
+      <w:r>
+        <w:rPr>
+          <w:rFonts w:ascii="Book Antiqua" w:hAnsi="Book Antiqua"/>
+          <w:color w:val="000000"/>
+        </w:rPr>
+        <w:t xml:space="preserve"> Core Ultra 5 245KF</w:t>
+      </w:r>
+      <w:r>
+        <w:rPr>
+          <w:rFonts w:ascii="Book Antiqua" w:hAnsi="Book Antiqua"/>
+          <w:color w:val="000000"/>
+        </w:rPr>
+        <w:t xml:space="preserve"> de</w:t>
+      </w:r>
+      <w:r>
+        <w:rPr>
+          <w:rFonts w:ascii="Book Antiqua" w:hAnsi="Book Antiqua"/>
+          <w:color w:val="000000"/>
+        </w:rPr>
+        <w:t xml:space="preserve"> 14 núcleos a 5.2 GHz con 32 GB de RAM DDR5 </w:t>
+      </w:r>
+      <w:r>
+        <w:rPr>
+          <w:rFonts w:ascii="Book Antiqua" w:hAnsi="Book Antiqua"/>
+          <w:color w:val="000000"/>
+        </w:rPr>
+        <w:t xml:space="preserve">y </w:t>
+      </w:r>
+      <w:proofErr w:type="spellStart"/>
+      <w:r>
+        <w:rPr>
+          <w:rFonts w:ascii="Book Antiqua" w:hAnsi="Book Antiqua"/>
+          <w:color w:val="000000"/>
+        </w:rPr>
+        <w:t>almacenamiento</w:t>
+      </w:r>
+      <w:proofErr w:type="spellEnd"/>
+      <w:r>
+        <w:rPr>
+          <w:rFonts w:ascii="Book Antiqua" w:hAnsi="Book Antiqua"/>
+          <w:color w:val="000000"/>
+        </w:rPr>
+        <w:t xml:space="preserve"> </w:t>
+      </w:r>
+      <w:proofErr w:type="spellStart"/>
+      <w:r>
+        <w:rPr>
+          <w:rFonts w:ascii="Book Antiqua" w:hAnsi="Book Antiqua"/>
+          <w:color w:val="000000"/>
+        </w:rPr>
+        <w:t>NVMe</w:t>
+      </w:r>
+      <w:proofErr w:type="spellEnd"/>
+      <w:r>
+        <w:rPr>
+          <w:rFonts w:ascii="Book Antiqua" w:hAnsi="Book Antiqua"/>
+          <w:color w:val="000000"/>
+        </w:rPr>
+        <w:t xml:space="preserve"> PCIe 4.0</w:t>
+      </w:r>
+      <w:r>
+        <w:rPr>
+          <w:rFonts w:ascii="Book Antiqua" w:hAnsi="Book Antiqua"/>
+          <w:i/>
+          <w:color w:val="000000"/>
+          <w:sz w:val="18"/>
+        </w:rPr>
+        <w:t xml:space="preserve"> </w:t>
+      </w:r>
+      <w:proofErr w:type="spellStart"/>
+      <w:r>
+        <w:rPr>
+          <w:rFonts w:ascii="Book Antiqua" w:hAnsi="Book Antiqua"/>
+          <w:color w:val="000000"/>
+        </w:rPr>
+        <w:t>sobre</w:t>
+      </w:r>
+      <w:proofErr w:type="spellEnd"/>
+      <w:r>
+        <w:rPr>
+          <w:rFonts w:ascii="Book Antiqua" w:hAnsi="Book Antiqua"/>
+          <w:color w:val="000000"/>
+        </w:rPr>
+        <w:t xml:space="preserve"> Linux kernel 6.6 (WSL2).</w:t>
       </w:r>
     </w:p>
     <w:p>
@@ -659,9 +3126,7 @@
         <w:rPr>
           <w:rFonts w:ascii="Book Antiqua" w:hAnsi="Book Antiqua"/>
           <w:b/>
-          <w:i w:val="0"/>
-          <w:color w:val="000000"/>
-          <w:sz w:val="22"/>
+          <w:color w:val="000000"/>
         </w:rPr>
         <w:t>3.4. Vectores de Prueba y Métricas de Rendimiento</w:t>
       </w:r>
@@ -673,12 +3138,73 @@
       <w:r>
         <w:rPr>
           <w:rFonts w:ascii="Book Antiqua" w:hAnsi="Book Antiqua"/>
-          <w:b w:val="0"/>
-          <w:i w:val="0"/>
-          <w:color w:val="000000"/>
-          <w:sz w:val="22"/>
-        </w:rPr>
-        <w:t>Se estructuraron seis vectores de explotación orientados a las tres dimensiones de la tríada CIA (Confidencialidad, Integridad y Disponibilidad, resumidos en el Apéndice 1). La evaluación de rendimiento contempló una batería de carga de 300 peticiones y curvas de concurrencia escalonada (1 a 100 clientes), registrando métricas de latencia (media, p50, p95, p99) y throughput (req/s).</w:t>
+          <w:color w:val="000000"/>
+        </w:rPr>
+        <w:t>Se estructuraron seis vectores de explotación orientados a las tres dimensiones de la tríada CIA (</w:t>
+      </w:r>
+      <w:proofErr w:type="spellStart"/>
+      <w:r>
+        <w:rPr>
+          <w:rFonts w:ascii="Book Antiqua" w:hAnsi="Book Antiqua"/>
+          <w:color w:val="000000"/>
+        </w:rPr>
+        <w:t>Confidencialidad</w:t>
+      </w:r>
+      <w:proofErr w:type="spellEnd"/>
+      <w:r>
+        <w:rPr>
+          <w:rFonts w:ascii="Book Antiqua" w:hAnsi="Book Antiqua"/>
+          <w:color w:val="000000"/>
+        </w:rPr>
+        <w:t xml:space="preserve">, </w:t>
+      </w:r>
+      <w:proofErr w:type="spellStart"/>
+      <w:r>
+        <w:rPr>
+          <w:rFonts w:ascii="Book Antiqua" w:hAnsi="Book Antiqua"/>
+          <w:color w:val="000000"/>
+        </w:rPr>
+        <w:t>Integridad</w:t>
+      </w:r>
+      <w:proofErr w:type="spellEnd"/>
+      <w:r>
+        <w:rPr>
+          <w:rFonts w:ascii="Book Antiqua" w:hAnsi="Book Antiqua"/>
+          <w:color w:val="000000"/>
+        </w:rPr>
+        <w:t xml:space="preserve"> y </w:t>
+      </w:r>
+      <w:proofErr w:type="spellStart"/>
+      <w:r>
+        <w:rPr>
+          <w:rFonts w:ascii="Book Antiqua" w:hAnsi="Book Antiqua"/>
+          <w:color w:val="000000"/>
+        </w:rPr>
+        <w:t>Disponibilidad</w:t>
+      </w:r>
+      <w:proofErr w:type="spellEnd"/>
+      <w:r>
+        <w:rPr>
+          <w:rFonts w:ascii="Book Antiqua" w:hAnsi="Book Antiqua"/>
+          <w:color w:val="000000"/>
+        </w:rPr>
+        <w:t xml:space="preserve">). La evaluación de rendimiento contempló una </w:t>
+      </w:r>
+      <w:proofErr w:type="spellStart"/>
+      <w:r>
+        <w:rPr>
+          <w:rFonts w:ascii="Book Antiqua" w:hAnsi="Book Antiqua"/>
+          <w:color w:val="000000"/>
+        </w:rPr>
+        <w:t>carga</w:t>
+      </w:r>
+      <w:proofErr w:type="spellEnd"/>
+      <w:r>
+        <w:rPr>
+          <w:rFonts w:ascii="Book Antiqua" w:hAnsi="Book Antiqua"/>
+          <w:color w:val="000000"/>
+        </w:rPr>
+        <w:t xml:space="preserve"> de 300 peticiones y curvas de concurrencia escalonada (1 a 100 clientes), registrando métricas de latencia (media, p50, p95, p99) y throughput (req/s).</w:t>
       </w:r>
     </w:p>
     <w:p>
@@ -690,7 +3216,6 @@
         <w:rPr>
           <w:rFonts w:ascii="Book Antiqua" w:hAnsi="Book Antiqua"/>
           <w:b/>
-          <w:i w:val="0"/>
           <w:color w:val="000000"/>
           <w:sz w:val="24"/>
         </w:rPr>
@@ -706,9 +3231,7 @@
         <w:rPr>
           <w:rFonts w:ascii="Book Antiqua" w:hAnsi="Book Antiqua"/>
           <w:b/>
-          <w:i w:val="0"/>
-          <w:color w:val="000000"/>
-          <w:sz w:val="22"/>
+          <w:color w:val="000000"/>
         </w:rPr>
         <w:t>4.1. Simulación 1: Evasión de Límite Espacial (Spatial Logic Bypass)</w:t>
       </w:r>
@@ -720,12 +3243,135 @@
       <w:r>
         <w:rPr>
           <w:rFonts w:ascii="Book Antiqua" w:hAnsi="Book Antiqua"/>
-          <w:b w:val="0"/>
-          <w:i w:val="0"/>
-          <w:color w:val="000000"/>
-          <w:sz w:val="22"/>
-        </w:rPr>
-        <w:t>El endpoint GET /api/v1/vulnerable/predios/radio está diseñado para retornar lotes dentro de un radio de 50 metros en el sector 0101. Al inyectar en el parámetro distancia el payload '50) OR (1=1', el analizador léxico de PostgreSQL cierra prematuramente el operador ST_DWithin e introduce una tautología que anula tanto el límite espacial como el filtro de sector territorial. Como resultado, la consulta pasó de retornar 1 predio autorizado a exfiltrar masivamente 50 parcelas catastrales no autorizadas en 7.03 ms. En el endpoint mitigado, Pydantic y GeoAlchemy2 verificaron el tipo numérico estricto, neutralizando el ataque con código HTTP 422.</w:t>
+          <w:color w:val="000000"/>
+        </w:rPr>
+        <w:t xml:space="preserve">El endpoint GET /api/v1/vulnerable/predios/radio está diseñado para retornar lotes dentro de un radio de 50 metros en el sector 0101. Al inyectar en el parámetro distancia el payload '50) OR (1=1', el analizador léxico de PostgreSQL cierra prematuramente el operador ST_DWithin e introduce una tautología que anula tanto el límite espacial como el filtro de sector territorial. Como resultado, la consulta pasó de retornar 1 predio autorizado a </w:t>
+      </w:r>
+      <w:proofErr w:type="spellStart"/>
+      <w:r>
+        <w:rPr>
+          <w:rFonts w:ascii="Book Antiqua" w:hAnsi="Book Antiqua"/>
+          <w:color w:val="000000"/>
+        </w:rPr>
+        <w:t>retornar</w:t>
+      </w:r>
+      <w:proofErr w:type="spellEnd"/>
+      <w:r>
+        <w:rPr>
+          <w:rFonts w:ascii="Book Antiqua" w:hAnsi="Book Antiqua"/>
+          <w:color w:val="000000"/>
+        </w:rPr>
+        <w:t xml:space="preserve"> </w:t>
+      </w:r>
+      <w:proofErr w:type="spellStart"/>
+      <w:r>
+        <w:rPr>
+          <w:rFonts w:ascii="Book Antiqua" w:hAnsi="Book Antiqua"/>
+          <w:color w:val="000000"/>
+        </w:rPr>
+        <w:t>masivamente</w:t>
+      </w:r>
+      <w:proofErr w:type="spellEnd"/>
+      <w:r>
+        <w:rPr>
+          <w:rFonts w:ascii="Book Antiqua" w:hAnsi="Book Antiqua"/>
+          <w:color w:val="000000"/>
+        </w:rPr>
+        <w:t xml:space="preserve"> 50 </w:t>
+      </w:r>
+      <w:proofErr w:type="spellStart"/>
+      <w:r>
+        <w:rPr>
+          <w:rFonts w:ascii="Book Antiqua" w:hAnsi="Book Antiqua"/>
+          <w:color w:val="000000"/>
+        </w:rPr>
+        <w:t>lotes</w:t>
+      </w:r>
+      <w:proofErr w:type="spellEnd"/>
+      <w:r>
+        <w:rPr>
+          <w:rFonts w:ascii="Book Antiqua" w:hAnsi="Book Antiqua"/>
+          <w:color w:val="000000"/>
+        </w:rPr>
+        <w:t xml:space="preserve"> </w:t>
+      </w:r>
+      <w:proofErr w:type="spellStart"/>
+      <w:r>
+        <w:rPr>
+          <w:rFonts w:ascii="Book Antiqua" w:hAnsi="Book Antiqua"/>
+          <w:color w:val="000000"/>
+        </w:rPr>
+        <w:t>catastrales</w:t>
+      </w:r>
+      <w:proofErr w:type="spellEnd"/>
+      <w:r>
+        <w:rPr>
+          <w:rFonts w:ascii="Book Antiqua" w:hAnsi="Book Antiqua"/>
+          <w:color w:val="000000"/>
+        </w:rPr>
+        <w:t xml:space="preserve"> no </w:t>
+      </w:r>
+      <w:proofErr w:type="spellStart"/>
+      <w:r>
+        <w:rPr>
+          <w:rFonts w:ascii="Book Antiqua" w:hAnsi="Book Antiqua"/>
+          <w:color w:val="000000"/>
+        </w:rPr>
+        <w:t>autorizad</w:t>
+      </w:r>
+      <w:r>
+        <w:rPr>
+          <w:rFonts w:ascii="Book Antiqua" w:hAnsi="Book Antiqua"/>
+          <w:color w:val="000000"/>
+        </w:rPr>
+        <w:t>o</w:t>
+      </w:r>
+      <w:r>
+        <w:rPr>
+          <w:rFonts w:ascii="Book Antiqua" w:hAnsi="Book Antiqua"/>
+          <w:color w:val="000000"/>
+        </w:rPr>
+        <w:t>s</w:t>
+      </w:r>
+      <w:proofErr w:type="spellEnd"/>
+      <w:r>
+        <w:rPr>
+          <w:rFonts w:ascii="Book Antiqua" w:hAnsi="Book Antiqua"/>
+          <w:color w:val="000000"/>
+        </w:rPr>
+        <w:t xml:space="preserve"> </w:t>
+      </w:r>
+      <w:proofErr w:type="spellStart"/>
+      <w:r>
+        <w:rPr>
+          <w:rFonts w:ascii="Book Antiqua" w:hAnsi="Book Antiqua"/>
+          <w:color w:val="000000"/>
+        </w:rPr>
+        <w:t>en</w:t>
+      </w:r>
+      <w:proofErr w:type="spellEnd"/>
+      <w:r>
+        <w:rPr>
+          <w:rFonts w:ascii="Book Antiqua" w:hAnsi="Book Antiqua"/>
+          <w:color w:val="000000"/>
+        </w:rPr>
+        <w:t xml:space="preserve"> 7.03 </w:t>
+      </w:r>
+      <w:proofErr w:type="spellStart"/>
+      <w:r>
+        <w:rPr>
+          <w:rFonts w:ascii="Book Antiqua" w:hAnsi="Book Antiqua"/>
+          <w:color w:val="000000"/>
+        </w:rPr>
+        <w:t>ms</w:t>
+      </w:r>
+      <w:proofErr w:type="spellEnd"/>
+      <w:r>
+        <w:rPr>
+          <w:rFonts w:ascii="Book Antiqua" w:hAnsi="Book Antiqua"/>
+          <w:color w:val="000000"/>
+        </w:rPr>
+        <w:t>. En el endpoint mitigado, Pydantic y GeoAlchemy2 verificaron el tipo numérico estricto, neutralizando el ataque con código HTTP 422.</w:t>
       </w:r>
     </w:p>
     <w:p>
@@ -737,9 +3383,7 @@
         <w:rPr>
           <w:rFonts w:ascii="Book Antiqua" w:hAnsi="Book Antiqua"/>
           <w:b/>
-          <w:i w:val="0"/>
-          <w:color w:val="000000"/>
-          <w:sz w:val="22"/>
+          <w:color w:val="000000"/>
         </w:rPr>
         <w:t>4.2. Simulación 2: Inferencia de Datos por Errores Geométricos (Error-Based Spatial SQLi)</w:t>
       </w:r>
@@ -751,12 +3395,33 @@
       <w:r>
         <w:rPr>
           <w:rFonts w:ascii="Book Antiqua" w:hAnsi="Book Antiqua"/>
-          <w:b w:val="0"/>
-          <w:i w:val="0"/>
-          <w:color w:val="000000"/>
-          <w:sz w:val="22"/>
-        </w:rPr>
-        <w:t>En el endpoint GET /api/v1/vulnerable/predios/poligono, la aplicación dibuja polígonos cartográficos sin exponer datos textuales. El atacante estructuró un canal lateral inferencial acoplado al operador ST_Intersects, inyectando una división por cero condicional a la conjetura de caracteres sobre la tabla administrativa: si el carácter adivinado coincide, se produce una excepción en PostGIS disparando un error HTTP 500; si es falso, el motor responde con HTTP 200. Mediante este mecanismo se exfiltró la credencial completa 'admin' en 42 segundos. En la versión mitigada, Shapely evaluó la validez topológica en memoria, rechazando la sintaxis con HTTP 422.</w:t>
+          <w:color w:val="000000"/>
+        </w:rPr>
+        <w:t xml:space="preserve">En el endpoint GET /api/v1/vulnerable/predios/poligono, la aplicación dibuja polígonos cartográficos sin exponer datos textuales. El atacante estructuró un canal lateral inferencial acoplado al operador ST_Intersects, inyectando una división por cero condicional a la conjetura de caracteres sobre la tabla administrativa: si el carácter adivinado coincide, se produce una excepción en PostGIS disparando un error HTTP 500; si es falso, el motor responde con HTTP 200. Mediante este mecanismo se </w:t>
+      </w:r>
+      <w:proofErr w:type="spellStart"/>
+      <w:r>
+        <w:rPr>
+          <w:rFonts w:ascii="Book Antiqua" w:hAnsi="Book Antiqua"/>
+          <w:color w:val="000000"/>
+        </w:rPr>
+        <w:t>obtuvo</w:t>
+      </w:r>
+      <w:proofErr w:type="spellEnd"/>
+      <w:r>
+        <w:rPr>
+          <w:rFonts w:ascii="Book Antiqua" w:hAnsi="Book Antiqua"/>
+          <w:color w:val="000000"/>
+        </w:rPr>
+        <w:t xml:space="preserve"> la credencial completa 'admin' en 42 segundos. En la versión </w:t>
+      </w:r>
+      <w:r>
+        <w:rPr>
+          <w:rFonts w:ascii="Book Antiqua" w:hAnsi="Book Antiqua"/>
+          <w:color w:val="000000"/>
+        </w:rPr>
+        <w:lastRenderedPageBreak/>
+        <w:t>mitigada, Shapely evaluó la validez topológica en memoria, rechazando la sintaxis con HTTP 422.</w:t>
       </w:r>
     </w:p>
     <w:p>
@@ -768,9 +3433,7 @@
         <w:rPr>
           <w:rFonts w:ascii="Book Antiqua" w:hAnsi="Book Antiqua"/>
           <w:b/>
-          <w:i w:val="0"/>
-          <w:color w:val="000000"/>
-          <w:sz w:val="22"/>
+          <w:color w:val="000000"/>
         </w:rPr>
         <w:t>4.3. Simulación 3: Denegación de Servicio Espacial (Spatial DoS)</w:t>
       </w:r>
@@ -782,12 +3445,181 @@
       <w:r>
         <w:rPr>
           <w:rFonts w:ascii="Book Antiqua" w:hAnsi="Book Antiqua"/>
-          <w:b w:val="0"/>
-          <w:i w:val="0"/>
-          <w:color w:val="000000"/>
-          <w:sz w:val="22"/>
-        </w:rPr>
-        <w:t>Aprovechando la complejidad geométrica base de las parcelas (promedio de 9.0 vértices y hasta 222 vértices por polígono), el atacante inyectó en el endpoint GET /api/v1/vulnerable/predios/analisis-expansion una subconsulta con un producto cruzado espacial O(N^2) que computa buffers con alta densidad de segmentos por cuadrante. Como se evidencia empíricamente en la Figure 1, la inyección del producto cartesiano desencadena una explosión de complejidad algorítmica O(N^2) que eleva la latencia desde 10.8 ms hasta 1,665.16 ms a medida que los vértices evaluados en el buffer crecen de 14,400 a más de 345,600 puntos, saturando los workers de PostgreSQL en el procesador Intel Core Ultra 5 245KF. En contraste, la arquitectura mitigada preserva una latencia acotada de ~15 ms al restringir los parámetros a escalares validados mediante Pydantic y GeoAlchemy2.</w:t>
+          <w:color w:val="000000"/>
+        </w:rPr>
+        <w:t xml:space="preserve">Aprovechando la complejidad geométrica base de </w:t>
+      </w:r>
+      <w:proofErr w:type="spellStart"/>
+      <w:r>
+        <w:rPr>
+          <w:rFonts w:ascii="Book Antiqua" w:hAnsi="Book Antiqua"/>
+          <w:color w:val="000000"/>
+        </w:rPr>
+        <w:t>l</w:t>
+      </w:r>
+      <w:r>
+        <w:rPr>
+          <w:rFonts w:ascii="Book Antiqua" w:hAnsi="Book Antiqua"/>
+          <w:color w:val="000000"/>
+        </w:rPr>
+        <w:t>o</w:t>
+      </w:r>
+      <w:r>
+        <w:rPr>
+          <w:rFonts w:ascii="Book Antiqua" w:hAnsi="Book Antiqua"/>
+          <w:color w:val="000000"/>
+        </w:rPr>
+        <w:t>s</w:t>
+      </w:r>
+      <w:proofErr w:type="spellEnd"/>
+      <w:r>
+        <w:rPr>
+          <w:rFonts w:ascii="Book Antiqua" w:hAnsi="Book Antiqua"/>
+          <w:color w:val="000000"/>
+        </w:rPr>
+        <w:t xml:space="preserve"> </w:t>
+      </w:r>
+      <w:proofErr w:type="spellStart"/>
+      <w:r>
+        <w:rPr>
+          <w:rFonts w:ascii="Book Antiqua" w:hAnsi="Book Antiqua"/>
+          <w:color w:val="000000"/>
+        </w:rPr>
+        <w:t>lotes</w:t>
+      </w:r>
+      <w:proofErr w:type="spellEnd"/>
+      <w:r>
+        <w:rPr>
+          <w:rFonts w:ascii="Book Antiqua" w:hAnsi="Book Antiqua"/>
+          <w:color w:val="000000"/>
+        </w:rPr>
+        <w:t xml:space="preserve"> (promedio de 9.0 vértices y hasta 222 vértices por polígono), el atacante inyectó en el endpoint GET /api/v1/vulnerable/predios/analisis-expansion una subconsulta con un producto cruzado espacial O(N^2) que computa buffers con alta densidad de segmentos por cuadrante. Como se </w:t>
+      </w:r>
+      <w:proofErr w:type="spellStart"/>
+      <w:r>
+        <w:rPr>
+          <w:rFonts w:ascii="Book Antiqua" w:hAnsi="Book Antiqua"/>
+          <w:color w:val="000000"/>
+        </w:rPr>
+        <w:t>evidencia</w:t>
+      </w:r>
+      <w:proofErr w:type="spellEnd"/>
+      <w:r>
+        <w:rPr>
+          <w:rFonts w:ascii="Book Antiqua" w:hAnsi="Book Antiqua"/>
+          <w:color w:val="000000"/>
+        </w:rPr>
+        <w:t xml:space="preserve"> </w:t>
+      </w:r>
+      <w:proofErr w:type="spellStart"/>
+      <w:r>
+        <w:rPr>
+          <w:rFonts w:ascii="Book Antiqua" w:hAnsi="Book Antiqua"/>
+          <w:color w:val="000000"/>
+        </w:rPr>
+        <w:t>en</w:t>
+      </w:r>
+      <w:proofErr w:type="spellEnd"/>
+      <w:r>
+        <w:rPr>
+          <w:rFonts w:ascii="Book Antiqua" w:hAnsi="Book Antiqua"/>
+          <w:color w:val="000000"/>
+        </w:rPr>
+        <w:t xml:space="preserve"> la </w:t>
+      </w:r>
+      <w:proofErr w:type="spellStart"/>
+      <w:r>
+        <w:rPr>
+          <w:rFonts w:ascii="Book Antiqua" w:hAnsi="Book Antiqua"/>
+          <w:color w:val="000000"/>
+        </w:rPr>
+        <w:t>Figur</w:t>
+      </w:r>
+      <w:r>
+        <w:rPr>
+          <w:rFonts w:ascii="Book Antiqua" w:hAnsi="Book Antiqua"/>
+          <w:color w:val="000000"/>
+        </w:rPr>
+        <w:t>a</w:t>
+      </w:r>
+      <w:proofErr w:type="spellEnd"/>
+      <w:r>
+        <w:rPr>
+          <w:rFonts w:ascii="Book Antiqua" w:hAnsi="Book Antiqua"/>
+          <w:color w:val="000000"/>
+        </w:rPr>
+        <w:t xml:space="preserve"> 1, la </w:t>
+      </w:r>
+      <w:proofErr w:type="spellStart"/>
+      <w:r>
+        <w:rPr>
+          <w:rFonts w:ascii="Book Antiqua" w:hAnsi="Book Antiqua"/>
+          <w:color w:val="000000"/>
+        </w:rPr>
+        <w:t>inyección</w:t>
+      </w:r>
+      <w:proofErr w:type="spellEnd"/>
+      <w:r>
+        <w:rPr>
+          <w:rFonts w:ascii="Book Antiqua" w:hAnsi="Book Antiqua"/>
+          <w:color w:val="000000"/>
+        </w:rPr>
+        <w:t xml:space="preserve"> del producto cartesiano desencadena una explosión de complejidad algorítmica O(N^2) que eleva la latencia desde 10.8 ms hasta 1,665.16 ms a medida que los vértices evaluados en el buffer crecen de 14,400 a más de 345,600 puntos, saturando los workers de PostgreSQL en el procesador Intel Core Ultra 5 245KF. </w:t>
+      </w:r>
+      <w:r>
+        <w:rPr>
+          <w:rFonts w:ascii="Book Antiqua" w:hAnsi="Book Antiqua"/>
+          <w:color w:val="000000"/>
+        </w:rPr>
+        <w:t xml:space="preserve">Como </w:t>
+      </w:r>
+      <w:proofErr w:type="spellStart"/>
+      <w:r>
+        <w:rPr>
+          <w:rFonts w:ascii="Book Antiqua" w:hAnsi="Book Antiqua"/>
+          <w:color w:val="000000"/>
+        </w:rPr>
+        <w:t>contraparte</w:t>
+      </w:r>
+      <w:proofErr w:type="spellEnd"/>
+      <w:r>
+        <w:rPr>
+          <w:rFonts w:ascii="Book Antiqua" w:hAnsi="Book Antiqua"/>
+          <w:color w:val="000000"/>
+        </w:rPr>
+        <w:t xml:space="preserve">, la </w:t>
+      </w:r>
+      <w:proofErr w:type="spellStart"/>
+      <w:r>
+        <w:rPr>
+          <w:rFonts w:ascii="Book Antiqua" w:hAnsi="Book Antiqua"/>
+          <w:color w:val="000000"/>
+        </w:rPr>
+        <w:t>arquitectura</w:t>
+      </w:r>
+      <w:proofErr w:type="spellEnd"/>
+      <w:r>
+        <w:rPr>
+          <w:rFonts w:ascii="Book Antiqua" w:hAnsi="Book Antiqua"/>
+          <w:color w:val="000000"/>
+        </w:rPr>
+        <w:t xml:space="preserve"> mitigada preserva una latencia acotada de ~15 ms al restringir los parámetros </w:t>
+      </w:r>
+      <w:proofErr w:type="gramStart"/>
+      <w:r>
+        <w:rPr>
+          <w:rFonts w:ascii="Book Antiqua" w:hAnsi="Book Antiqua"/>
+          <w:color w:val="000000"/>
+        </w:rPr>
+        <w:t>a</w:t>
+      </w:r>
+      <w:proofErr w:type="gramEnd"/>
+      <w:r>
+        <w:rPr>
+          <w:rFonts w:ascii="Book Antiqua" w:hAnsi="Book Antiqua"/>
+          <w:color w:val="000000"/>
+        </w:rPr>
+        <w:t xml:space="preserve"> escalares validados mediante Pydantic y GeoAlchemy2.</w:t>
       </w:r>
     </w:p>
     <w:p>
@@ -797,22 +3629,26 @@
         <w:jc w:val="center"/>
       </w:pPr>
       <w:r>
+        <w:rPr>
+          <w:noProof/>
+        </w:rPr>
         <w:drawing>
-          <wp:inline xmlns:a="http://schemas.openxmlformats.org/drawingml/2006/main" xmlns:pic="http://schemas.openxmlformats.org/drawingml/2006/picture">
+          <wp:inline distT="0" distB="0" distL="0" distR="0" wp14:anchorId="2AF70EA5" wp14:editId="62F9A3A2">
             <wp:extent cx="4937760" cy="2852928"/>
+            <wp:effectExtent l="0" t="0" r="0" b="0"/>
             <wp:docPr id="1" name="Picture 1"/>
             <wp:cNvGraphicFramePr>
-              <a:graphicFrameLocks noChangeAspect="1"/>
+              <a:graphicFrameLocks xmlns:a="http://schemas.openxmlformats.org/drawingml/2006/main" noChangeAspect="1"/>
             </wp:cNvGraphicFramePr>
-            <a:graphic>
+            <a:graphic xmlns:a="http://schemas.openxmlformats.org/drawingml/2006/main">
               <a:graphicData uri="http://schemas.openxmlformats.org/drawingml/2006/picture">
-                <pic:pic>
+                <pic:pic xmlns:pic="http://schemas.openxmlformats.org/drawingml/2006/picture">
                   <pic:nvPicPr>
                     <pic:cNvPr id="0" name="fig3_spatial_dos_complexity.png"/>
                     <pic:cNvPicPr/>
                   </pic:nvPicPr>
                   <pic:blipFill>
-                    <a:blip r:embed="rId19"/>
+                    <a:blip r:embed="rId8"/>
                     <a:stretch>
                       <a:fillRect/>
                     </a:stretch>
@@ -822,7 +3658,9 @@
                       <a:off x="0" y="0"/>
                       <a:ext cx="4937760" cy="2852928"/>
                     </a:xfrm>
-                    <a:prstGeom prst="rect"/>
+                    <a:prstGeom prst="rect">
+                      <a:avLst/>
+                    </a:prstGeom>
                   </pic:spPr>
                 </pic:pic>
               </a:graphicData>
@@ -840,7 +3678,6 @@
         <w:rPr>
           <w:rFonts w:ascii="Book Antiqua" w:hAnsi="Book Antiqua"/>
           <w:b/>
-          <w:i w:val="0"/>
           <w:color w:val="000000"/>
           <w:sz w:val="20"/>
         </w:rPr>
@@ -856,9 +3693,7 @@
         <w:rPr>
           <w:rFonts w:ascii="Book Antiqua" w:hAnsi="Book Antiqua"/>
           <w:b/>
-          <w:i w:val="0"/>
-          <w:color w:val="000000"/>
-          <w:sz w:val="22"/>
+          <w:color w:val="000000"/>
         </w:rPr>
         <w:t>4.4. Simulación 4: Fraude en Ficha Catastral (Tampering de Autovalúo)</w:t>
       </w:r>
@@ -870,12 +3705,57 @@
       <w:r>
         <w:rPr>
           <w:rFonts w:ascii="Book Antiqua" w:hAnsi="Book Antiqua"/>
-          <w:b w:val="0"/>
-          <w:i w:val="0"/>
-          <w:color w:val="000000"/>
-          <w:sz w:val="22"/>
-        </w:rPr>
-        <w:t>En el endpoint POST /api/v1/vulnerable/ficha/modificar, se simuló un ataque contra la integridad tributaria. Mediante concatenación en la cláusula SET, el atacante manipuló el autovalúo fijándolo en S/ 0.00 y sustituyó el titular predial legítimo por un tercero no autorizado, demostrando la vulnerabilidad de las bases fiscales ante inyecciones de actualización directa. El endpoint mitigado bloqueó el fraude mediante expresiones regulares alfabéticas y validación de rangos positivos en SQLAlchemy (HTTP 422).</w:t>
+          <w:color w:val="000000"/>
+        </w:rPr>
+        <w:t xml:space="preserve">En el endpoint POST /api/v1/vulnerable/ficha/modificar, se simuló un </w:t>
+      </w:r>
+      <w:proofErr w:type="spellStart"/>
+      <w:r>
+        <w:rPr>
+          <w:rFonts w:ascii="Book Antiqua" w:hAnsi="Book Antiqua"/>
+          <w:color w:val="000000"/>
+        </w:rPr>
+        <w:t>ataque</w:t>
+      </w:r>
+      <w:proofErr w:type="spellEnd"/>
+      <w:r>
+        <w:rPr>
+          <w:rFonts w:ascii="Book Antiqua" w:hAnsi="Book Antiqua"/>
+          <w:color w:val="000000"/>
+        </w:rPr>
+        <w:t xml:space="preserve"> contra la </w:t>
+      </w:r>
+      <w:proofErr w:type="spellStart"/>
+      <w:r>
+        <w:rPr>
+          <w:rFonts w:ascii="Book Antiqua" w:hAnsi="Book Antiqua"/>
+          <w:color w:val="000000"/>
+        </w:rPr>
+        <w:t>integridad</w:t>
+      </w:r>
+      <w:proofErr w:type="spellEnd"/>
+      <w:r>
+        <w:rPr>
+          <w:rFonts w:ascii="Book Antiqua" w:hAnsi="Book Antiqua"/>
+          <w:color w:val="000000"/>
+        </w:rPr>
+        <w:t xml:space="preserve"> de </w:t>
+      </w:r>
+      <w:proofErr w:type="spellStart"/>
+      <w:r>
+        <w:rPr>
+          <w:rFonts w:ascii="Book Antiqua" w:hAnsi="Book Antiqua"/>
+          <w:color w:val="000000"/>
+        </w:rPr>
+        <w:t>datos</w:t>
+      </w:r>
+      <w:proofErr w:type="spellEnd"/>
+      <w:r>
+        <w:rPr>
+          <w:rFonts w:ascii="Book Antiqua" w:hAnsi="Book Antiqua"/>
+          <w:color w:val="000000"/>
+        </w:rPr>
+        <w:t>. Mediante concatenación en la cláusula SET, el atacante manipuló el autovalúo fijándolo en S/ 0.00 y sustituyó el titular predial legítimo por un tercero no autorizado, demostrando la vulnerabilidad de las bases fiscales ante inyecciones de actualización directa. El endpoint mitigado bloqueó el fraude mediante expresiones regulares alfabéticas y validación de rangos positivos en SQLAlchemy (HTTP 422).</w:t>
       </w:r>
     </w:p>
     <w:p>
@@ -887,10 +3767,9 @@
         <w:rPr>
           <w:rFonts w:ascii="Book Antiqua" w:hAnsi="Book Antiqua"/>
           <w:b/>
-          <w:i w:val="0"/>
-          <w:color w:val="000000"/>
-          <w:sz w:val="22"/>
-        </w:rPr>
+          <w:color w:val="000000"/>
+        </w:rPr>
+        <w:lastRenderedPageBreak/>
         <w:t>4.5. Simulación 5: Borrado Destructivo de Cartografía Predial (Data Destruction)</w:t>
       </w:r>
     </w:p>
@@ -901,12 +3780,174 @@
       <w:r>
         <w:rPr>
           <w:rFonts w:ascii="Book Antiqua" w:hAnsi="Book Antiqua"/>
-          <w:b w:val="0"/>
-          <w:i w:val="0"/>
-          <w:color w:val="000000"/>
-          <w:sz w:val="22"/>
-        </w:rPr>
-        <w:t>En el endpoint DELETE /api/v1/vulnerable/predios/borrar, la inyección del payload literal '0101' OR '1'='1' en el parámetro de filtrado sectorial transformó la sentencia en una eliminación incondicional de registros (DELETE FROM tg_lote WHERE cod_sector = '0101' OR '1'='1'), suprimiendo las 1,500 parcelas y dejando el visor webmapping sin cartografía. En contraste, el endpoint mitigado validó el sector mediante el patrón estricto ^\d{4}$, rechazando la inyección con código HTTP 422 y preservando intacta la base catastral.</w:t>
+          <w:color w:val="000000"/>
+        </w:rPr>
+        <w:t xml:space="preserve">En el endpoint DELETE /api/v1/vulnerable/predios/borrar, la inyección del payload literal '0101' OR '1'='1' en el parámetro de filtrado sectorial transformó la sentencia en una eliminación incondicional de registros (DELETE FROM tg_lote WHERE cod_sector = '0101' OR '1'='1'), </w:t>
+      </w:r>
+      <w:proofErr w:type="spellStart"/>
+      <w:r>
+        <w:rPr>
+          <w:rFonts w:ascii="Book Antiqua" w:hAnsi="Book Antiqua"/>
+          <w:color w:val="000000"/>
+        </w:rPr>
+        <w:t>eliminando</w:t>
+      </w:r>
+      <w:proofErr w:type="spellEnd"/>
+      <w:r>
+        <w:rPr>
+          <w:rFonts w:ascii="Book Antiqua" w:hAnsi="Book Antiqua"/>
+          <w:color w:val="000000"/>
+        </w:rPr>
+        <w:t xml:space="preserve"> </w:t>
+      </w:r>
+      <w:proofErr w:type="spellStart"/>
+      <w:r>
+        <w:rPr>
+          <w:rFonts w:ascii="Book Antiqua" w:hAnsi="Book Antiqua"/>
+          <w:color w:val="000000"/>
+        </w:rPr>
+        <w:t>l</w:t>
+      </w:r>
+      <w:r>
+        <w:rPr>
+          <w:rFonts w:ascii="Book Antiqua" w:hAnsi="Book Antiqua"/>
+          <w:color w:val="000000"/>
+        </w:rPr>
+        <w:t>o</w:t>
+      </w:r>
+      <w:r>
+        <w:rPr>
+          <w:rFonts w:ascii="Book Antiqua" w:hAnsi="Book Antiqua"/>
+          <w:color w:val="000000"/>
+        </w:rPr>
+        <w:t>s</w:t>
+      </w:r>
+      <w:proofErr w:type="spellEnd"/>
+      <w:r>
+        <w:rPr>
+          <w:rFonts w:ascii="Book Antiqua" w:hAnsi="Book Antiqua"/>
+          <w:color w:val="000000"/>
+        </w:rPr>
+        <w:t xml:space="preserve"> 1,500 </w:t>
+      </w:r>
+      <w:proofErr w:type="spellStart"/>
+      <w:r>
+        <w:rPr>
+          <w:rFonts w:ascii="Book Antiqua" w:hAnsi="Book Antiqua"/>
+          <w:color w:val="000000"/>
+        </w:rPr>
+        <w:t>lotes</w:t>
+      </w:r>
+      <w:proofErr w:type="spellEnd"/>
+      <w:r>
+        <w:rPr>
+          <w:rFonts w:ascii="Book Antiqua" w:hAnsi="Book Antiqua"/>
+          <w:color w:val="000000"/>
+        </w:rPr>
+        <w:t xml:space="preserve"> </w:t>
+      </w:r>
+      <w:r>
+        <w:rPr>
+          <w:rFonts w:ascii="Book Antiqua" w:hAnsi="Book Antiqua"/>
+          <w:color w:val="000000"/>
+        </w:rPr>
+        <w:t xml:space="preserve">y </w:t>
+      </w:r>
+      <w:proofErr w:type="spellStart"/>
+      <w:r>
+        <w:rPr>
+          <w:rFonts w:ascii="Book Antiqua" w:hAnsi="Book Antiqua"/>
+          <w:color w:val="000000"/>
+        </w:rPr>
+        <w:t>dejando</w:t>
+      </w:r>
+      <w:proofErr w:type="spellEnd"/>
+      <w:r>
+        <w:rPr>
+          <w:rFonts w:ascii="Book Antiqua" w:hAnsi="Book Antiqua"/>
+          <w:color w:val="000000"/>
+        </w:rPr>
+        <w:t xml:space="preserve"> </w:t>
+      </w:r>
+      <w:proofErr w:type="spellStart"/>
+      <w:r>
+        <w:rPr>
+          <w:rFonts w:ascii="Book Antiqua" w:hAnsi="Book Antiqua"/>
+          <w:color w:val="000000"/>
+        </w:rPr>
+        <w:t>el</w:t>
+      </w:r>
+      <w:proofErr w:type="spellEnd"/>
+      <w:r>
+        <w:rPr>
+          <w:rFonts w:ascii="Book Antiqua" w:hAnsi="Book Antiqua"/>
+          <w:color w:val="000000"/>
+        </w:rPr>
+        <w:t xml:space="preserve"> visor </w:t>
+      </w:r>
+      <w:proofErr w:type="spellStart"/>
+      <w:r>
+        <w:rPr>
+          <w:rFonts w:ascii="Book Antiqua" w:hAnsi="Book Antiqua"/>
+          <w:color w:val="000000"/>
+        </w:rPr>
+        <w:t>webmapping</w:t>
+      </w:r>
+      <w:proofErr w:type="spellEnd"/>
+      <w:r>
+        <w:rPr>
+          <w:rFonts w:ascii="Book Antiqua" w:hAnsi="Book Antiqua"/>
+          <w:color w:val="000000"/>
+        </w:rPr>
+        <w:t xml:space="preserve"> sin cartografía. En contraste, el endpoint mitigado validó el sector mediante el patrón estricto ^\</w:t>
+      </w:r>
+      <w:proofErr w:type="gramStart"/>
+      <w:r>
+        <w:rPr>
+          <w:rFonts w:ascii="Book Antiqua" w:hAnsi="Book Antiqua"/>
+          <w:color w:val="000000"/>
+        </w:rPr>
+        <w:t>d{</w:t>
+      </w:r>
+      <w:proofErr w:type="gramEnd"/>
+      <w:r>
+        <w:rPr>
+          <w:rFonts w:ascii="Book Antiqua" w:hAnsi="Book Antiqua"/>
+          <w:color w:val="000000"/>
+        </w:rPr>
+        <w:t xml:space="preserve">4}$, rechazando la inyección con código HTTP 422 y </w:t>
+      </w:r>
+      <w:proofErr w:type="spellStart"/>
+      <w:r>
+        <w:rPr>
+          <w:rFonts w:ascii="Book Antiqua" w:hAnsi="Book Antiqua"/>
+          <w:color w:val="000000"/>
+        </w:rPr>
+        <w:t>preservando</w:t>
+      </w:r>
+      <w:proofErr w:type="spellEnd"/>
+      <w:r>
+        <w:rPr>
+          <w:rFonts w:ascii="Book Antiqua" w:hAnsi="Book Antiqua"/>
+          <w:color w:val="000000"/>
+        </w:rPr>
+        <w:t xml:space="preserve"> la base </w:t>
+      </w:r>
+      <w:proofErr w:type="spellStart"/>
+      <w:r>
+        <w:rPr>
+          <w:rFonts w:ascii="Book Antiqua" w:hAnsi="Book Antiqua"/>
+          <w:color w:val="000000"/>
+        </w:rPr>
+        <w:t>catastral</w:t>
+      </w:r>
+      <w:proofErr w:type="spellEnd"/>
+      <w:r>
+        <w:rPr>
+          <w:rFonts w:ascii="Book Antiqua" w:hAnsi="Book Antiqua"/>
+          <w:color w:val="000000"/>
+        </w:rPr>
+        <w:t>.</w:t>
       </w:r>
     </w:p>
     <w:p>
@@ -918,9 +3959,7 @@
         <w:rPr>
           <w:rFonts w:ascii="Book Antiqua" w:hAnsi="Book Antiqua"/>
           <w:b/>
-          <w:i w:val="0"/>
-          <w:color w:val="000000"/>
-          <w:sz w:val="22"/>
+          <w:color w:val="000000"/>
         </w:rPr>
         <w:t>4.6. Simulación 6: Evasión de Autenticación en el Visor Catastral</w:t>
       </w:r>
@@ -932,10 +3971,7 @@
       <w:r>
         <w:rPr>
           <w:rFonts w:ascii="Book Antiqua" w:hAnsi="Book Antiqua"/>
-          <w:b w:val="0"/>
-          <w:i w:val="0"/>
-          <w:color w:val="000000"/>
-          <w:sz w:val="22"/>
+          <w:color w:val="000000"/>
         </w:rPr>
         <w:t>En el endpoint POST /api/v1/vulnerable/auth/login, el atacante ingresó "admin' --" en el campo de usuario, comentando la validación del hash de contraseña. La API otorgó acceso y emitió un token con rol superadmin_catastro. La versión mitigada con prepared statements y hashing criptográfico SHA-256 neutralizó el bypass al buscar literalmente la cadena con comillas sin interpretarla como sintaxis SQL.</w:t>
       </w:r>
@@ -949,7 +3985,6 @@
         <w:rPr>
           <w:rFonts w:ascii="Book Antiqua" w:hAnsi="Book Antiqua"/>
           <w:b/>
-          <w:i w:val="0"/>
           <w:color w:val="000000"/>
           <w:sz w:val="24"/>
         </w:rPr>
@@ -963,10 +3998,7 @@
       <w:r>
         <w:rPr>
           <w:rFonts w:ascii="Book Antiqua" w:hAnsi="Book Antiqua"/>
-          <w:b w:val="0"/>
-          <w:i w:val="0"/>
-          <w:color w:val="000000"/>
-          <w:sz w:val="22"/>
+          <w:color w:val="000000"/>
         </w:rPr>
         <w:t>Como se ilustra en la Figure 2, la mitigación arquitectónica integró un pipeline de defensa en profundidad con tres barreras secuenciales: (1) Barrera 1 con Pydantic para tipado estricto y acotamiento de límites físicos; (2) Barrera 2 con Shapely para validación topológica y descarte de geometrías degeneradas en memoria de aplicación (retornando HTTP 422 antes de interactuar con la base de datos); y (3) Barrera 3 con GeoAlchemy2 y SQLAlchemy para compilación nativa mediante variables de vinculación binarias (EWKB) y reutilización de planes de ejecución (prepared statements).</w:t>
       </w:r>
@@ -978,22 +4010,26 @@
         <w:jc w:val="center"/>
       </w:pPr>
       <w:r>
+        <w:rPr>
+          <w:noProof/>
+        </w:rPr>
         <w:drawing>
-          <wp:inline xmlns:a="http://schemas.openxmlformats.org/drawingml/2006/main" xmlns:pic="http://schemas.openxmlformats.org/drawingml/2006/picture">
+          <wp:inline distT="0" distB="0" distL="0" distR="0" wp14:anchorId="1E0779EF" wp14:editId="1FDD97DF">
             <wp:extent cx="5303520" cy="1856232"/>
+            <wp:effectExtent l="0" t="0" r="0" b="0"/>
             <wp:docPr id="2" name="Picture 2"/>
             <wp:cNvGraphicFramePr>
-              <a:graphicFrameLocks noChangeAspect="1"/>
+              <a:graphicFrameLocks xmlns:a="http://schemas.openxmlformats.org/drawingml/2006/main" noChangeAspect="1"/>
             </wp:cNvGraphicFramePr>
-            <a:graphic>
+            <a:graphic xmlns:a="http://schemas.openxmlformats.org/drawingml/2006/main">
               <a:graphicData uri="http://schemas.openxmlformats.org/drawingml/2006/picture">
-                <pic:pic>
+                <pic:pic xmlns:pic="http://schemas.openxmlformats.org/drawingml/2006/picture">
                   <pic:nvPicPr>
                     <pic:cNvPr id="0" name="fig1_defense_pipeline.png"/>
                     <pic:cNvPicPr/>
                   </pic:nvPicPr>
                   <pic:blipFill>
-                    <a:blip r:embed="rId20"/>
+                    <a:blip r:embed="rId9"/>
                     <a:stretch>
                       <a:fillRect/>
                     </a:stretch>
@@ -1003,7 +4039,9 @@
                       <a:off x="0" y="0"/>
                       <a:ext cx="5303520" cy="1856232"/>
                     </a:xfrm>
-                    <a:prstGeom prst="rect"/>
+                    <a:prstGeom prst="rect">
+                      <a:avLst/>
+                    </a:prstGeom>
                   </pic:spPr>
                 </pic:pic>
               </a:graphicData>
@@ -1021,7 +4059,6 @@
         <w:rPr>
           <w:rFonts w:ascii="Book Antiqua" w:hAnsi="Book Antiqua"/>
           <w:b/>
-          <w:i w:val="0"/>
           <w:color w:val="000000"/>
           <w:sz w:val="20"/>
         </w:rPr>
@@ -1036,10 +4073,7 @@
       <w:r>
         <w:rPr>
           <w:rFonts w:ascii="Book Antiqua" w:hAnsi="Book Antiqua"/>
-          <w:b w:val="0"/>
-          <w:i w:val="0"/>
-          <w:color w:val="000000"/>
-          <w:sz w:val="22"/>
+          <w:color w:val="000000"/>
         </w:rPr>
         <w:t>Se ejecutó una prueba de carga comparativa de 300 peticiones con 10 clientes concurrentes entre la API vulnerable y la API mitigada. Los resultados se resumen en la Tabla 1.</w:t>
       </w:r>
@@ -1053,7 +4087,6 @@
         <w:rPr>
           <w:rFonts w:ascii="Book Antiqua" w:hAnsi="Book Antiqua"/>
           <w:b/>
-          <w:i w:val="0"/>
           <w:color w:val="000000"/>
           <w:sz w:val="20"/>
         </w:rPr>
@@ -1062,9 +4095,9 @@
     </w:p>
     <w:tbl>
       <w:tblPr>
-        <w:tblW w:type="auto" w:w="0"/>
-        <w:jc w:val="center"/>
-        <w:tblLook w:firstColumn="1" w:firstRow="1" w:lastColumn="0" w:lastRow="0" w:noHBand="0" w:noVBand="1" w:val="04A0"/>
+        <w:tblStyle w:val="Tablanormal4"/>
+        <w:tblW w:w="0" w:type="auto"/>
+        <w:tblLook w:val="04A0" w:firstRow="1" w:lastRow="0" w:firstColumn="1" w:lastColumn="0" w:noHBand="0" w:noVBand="1"/>
       </w:tblPr>
       <w:tblGrid>
         <w:gridCol w:w="2052"/>
@@ -1073,41 +4106,42 @@
         <w:gridCol w:w="2052"/>
       </w:tblGrid>
       <w:tr>
+        <w:trPr>
+          <w:cnfStyle w:val="100000000000" w:firstRow="1" w:lastRow="0" w:firstColumn="0" w:lastColumn="0" w:oddVBand="0" w:evenVBand="0" w:oddHBand="0" w:evenHBand="0" w:firstRowFirstColumn="0" w:firstRowLastColumn="0" w:lastRowFirstColumn="0" w:lastRowLastColumn="0"/>
+        </w:trPr>
         <w:tc>
           <w:tcPr>
-            <w:tcW w:type="dxa" w:w="2052"/>
+            <w:cnfStyle w:val="001000000000" w:firstRow="0" w:lastRow="0" w:firstColumn="1" w:lastColumn="0" w:oddVBand="0" w:evenVBand="0" w:oddHBand="0" w:evenHBand="0" w:firstRowFirstColumn="0" w:firstRowLastColumn="0" w:lastRowFirstColumn="0" w:lastRowLastColumn="0"/>
+            <w:tcW w:w="2052" w:type="dxa"/>
           </w:tcPr>
           <w:p>
             <w:pPr>
               <w:spacing w:before="40" w:after="40"/>
-              <w:jc w:val="left"/>
             </w:pPr>
             <w:r>
               <w:rPr>
                 <w:rFonts w:ascii="Book Antiqua" w:hAnsi="Book Antiqua"/>
-                <w:b/>
-                <w:i w:val="0"/>
                 <w:color w:val="000000"/>
                 <w:sz w:val="20"/>
               </w:rPr>
+              <w:lastRenderedPageBreak/>
               <w:t>Métrica de Rendimiento</w:t>
             </w:r>
           </w:p>
         </w:tc>
         <w:tc>
           <w:tcPr>
-            <w:tcW w:type="dxa" w:w="2052"/>
+            <w:tcW w:w="2052" w:type="dxa"/>
           </w:tcPr>
           <w:p>
             <w:pPr>
               <w:spacing w:before="40" w:after="40"/>
               <w:jc w:val="center"/>
+              <w:cnfStyle w:val="100000000000" w:firstRow="1" w:lastRow="0" w:firstColumn="0" w:lastColumn="0" w:oddVBand="0" w:evenVBand="0" w:oddHBand="0" w:evenHBand="0" w:firstRowFirstColumn="0" w:firstRowLastColumn="0" w:lastRowFirstColumn="0" w:lastRowLastColumn="0"/>
             </w:pPr>
             <w:r>
               <w:rPr>
                 <w:rFonts w:ascii="Book Antiqua" w:hAnsi="Book Antiqua"/>
-                <w:b/>
-                <w:i w:val="0"/>
                 <w:color w:val="000000"/>
                 <w:sz w:val="20"/>
               </w:rPr>
@@ -1117,18 +4151,17 @@
         </w:tc>
         <w:tc>
           <w:tcPr>
-            <w:tcW w:type="dxa" w:w="2052"/>
+            <w:tcW w:w="2052" w:type="dxa"/>
           </w:tcPr>
           <w:p>
             <w:pPr>
               <w:spacing w:before="40" w:after="40"/>
               <w:jc w:val="center"/>
+              <w:cnfStyle w:val="100000000000" w:firstRow="1" w:lastRow="0" w:firstColumn="0" w:lastColumn="0" w:oddVBand="0" w:evenVBand="0" w:oddHBand="0" w:evenHBand="0" w:firstRowFirstColumn="0" w:firstRowLastColumn="0" w:lastRowFirstColumn="0" w:lastRowLastColumn="0"/>
             </w:pPr>
             <w:r>
               <w:rPr>
                 <w:rFonts w:ascii="Book Antiqua" w:hAnsi="Book Antiqua"/>
-                <w:b/>
-                <w:i w:val="0"/>
                 <w:color w:val="000000"/>
                 <w:sz w:val="20"/>
               </w:rPr>
@@ -1138,18 +4171,17 @@
         </w:tc>
         <w:tc>
           <w:tcPr>
-            <w:tcW w:type="dxa" w:w="2052"/>
+            <w:tcW w:w="2052" w:type="dxa"/>
           </w:tcPr>
           <w:p>
             <w:pPr>
               <w:spacing w:before="40" w:after="40"/>
               <w:jc w:val="center"/>
+              <w:cnfStyle w:val="100000000000" w:firstRow="1" w:lastRow="0" w:firstColumn="0" w:lastColumn="0" w:oddVBand="0" w:evenVBand="0" w:oddHBand="0" w:evenHBand="0" w:firstRowFirstColumn="0" w:firstRowLastColumn="0" w:lastRowFirstColumn="0" w:lastRowLastColumn="0"/>
             </w:pPr>
             <w:r>
               <w:rPr>
                 <w:rFonts w:ascii="Book Antiqua" w:hAnsi="Book Antiqua"/>
-                <w:b/>
-                <w:i w:val="0"/>
                 <w:color w:val="000000"/>
                 <w:sz w:val="20"/>
               </w:rPr>
@@ -1159,20 +4191,22 @@
         </w:tc>
       </w:tr>
       <w:tr>
+        <w:trPr>
+          <w:cnfStyle w:val="000000100000" w:firstRow="0" w:lastRow="0" w:firstColumn="0" w:lastColumn="0" w:oddVBand="0" w:evenVBand="0" w:oddHBand="1" w:evenHBand="0" w:firstRowFirstColumn="0" w:firstRowLastColumn="0" w:lastRowFirstColumn="0" w:lastRowLastColumn="0"/>
+        </w:trPr>
         <w:tc>
           <w:tcPr>
-            <w:tcW w:type="dxa" w:w="2052"/>
+            <w:cnfStyle w:val="001000000000" w:firstRow="0" w:lastRow="0" w:firstColumn="1" w:lastColumn="0" w:oddVBand="0" w:evenVBand="0" w:oddHBand="0" w:evenHBand="0" w:firstRowFirstColumn="0" w:firstRowLastColumn="0" w:lastRowFirstColumn="0" w:lastRowLastColumn="0"/>
+            <w:tcW w:w="2052" w:type="dxa"/>
           </w:tcPr>
           <w:p>
             <w:pPr>
               <w:spacing w:before="40" w:after="40"/>
-              <w:jc w:val="left"/>
             </w:pPr>
             <w:r>
               <w:rPr>
                 <w:rFonts w:ascii="Book Antiqua" w:hAnsi="Book Antiqua"/>
                 <w:b w:val="0"/>
-                <w:i w:val="0"/>
                 <w:color w:val="000000"/>
                 <w:sz w:val="20"/>
               </w:rPr>
@@ -1182,18 +4216,17 @@
         </w:tc>
         <w:tc>
           <w:tcPr>
-            <w:tcW w:type="dxa" w:w="2052"/>
+            <w:tcW w:w="2052" w:type="dxa"/>
           </w:tcPr>
           <w:p>
             <w:pPr>
               <w:spacing w:before="40" w:after="40"/>
               <w:jc w:val="center"/>
+              <w:cnfStyle w:val="000000100000" w:firstRow="0" w:lastRow="0" w:firstColumn="0" w:lastColumn="0" w:oddVBand="0" w:evenVBand="0" w:oddHBand="1" w:evenHBand="0" w:firstRowFirstColumn="0" w:firstRowLastColumn="0" w:lastRowFirstColumn="0" w:lastRowLastColumn="0"/>
             </w:pPr>
             <w:r>
               <w:rPr>
                 <w:rFonts w:ascii="Book Antiqua" w:hAnsi="Book Antiqua"/>
-                <w:b w:val="0"/>
-                <w:i w:val="0"/>
                 <w:color w:val="000000"/>
                 <w:sz w:val="20"/>
               </w:rPr>
@@ -1203,18 +4236,17 @@
         </w:tc>
         <w:tc>
           <w:tcPr>
-            <w:tcW w:type="dxa" w:w="2052"/>
+            <w:tcW w:w="2052" w:type="dxa"/>
           </w:tcPr>
           <w:p>
             <w:pPr>
               <w:spacing w:before="40" w:after="40"/>
               <w:jc w:val="center"/>
+              <w:cnfStyle w:val="000000100000" w:firstRow="0" w:lastRow="0" w:firstColumn="0" w:lastColumn="0" w:oddVBand="0" w:evenVBand="0" w:oddHBand="1" w:evenHBand="0" w:firstRowFirstColumn="0" w:firstRowLastColumn="0" w:lastRowFirstColumn="0" w:lastRowLastColumn="0"/>
             </w:pPr>
             <w:r>
               <w:rPr>
                 <w:rFonts w:ascii="Book Antiqua" w:hAnsi="Book Antiqua"/>
-                <w:b w:val="0"/>
-                <w:i w:val="0"/>
                 <w:color w:val="000000"/>
                 <w:sz w:val="20"/>
               </w:rPr>
@@ -1224,18 +4256,17 @@
         </w:tc>
         <w:tc>
           <w:tcPr>
-            <w:tcW w:type="dxa" w:w="2052"/>
+            <w:tcW w:w="2052" w:type="dxa"/>
           </w:tcPr>
           <w:p>
             <w:pPr>
               <w:spacing w:before="40" w:after="40"/>
               <w:jc w:val="center"/>
+              <w:cnfStyle w:val="000000100000" w:firstRow="0" w:lastRow="0" w:firstColumn="0" w:lastColumn="0" w:oddVBand="0" w:evenVBand="0" w:oddHBand="1" w:evenHBand="0" w:firstRowFirstColumn="0" w:firstRowLastColumn="0" w:lastRowFirstColumn="0" w:lastRowLastColumn="0"/>
             </w:pPr>
             <w:r>
               <w:rPr>
                 <w:rFonts w:ascii="Book Antiqua" w:hAnsi="Book Antiqua"/>
-                <w:b w:val="0"/>
-                <w:i w:val="0"/>
                 <w:color w:val="000000"/>
                 <w:sz w:val="20"/>
               </w:rPr>
@@ -1247,18 +4278,17 @@
       <w:tr>
         <w:tc>
           <w:tcPr>
-            <w:tcW w:type="dxa" w:w="2052"/>
+            <w:cnfStyle w:val="001000000000" w:firstRow="0" w:lastRow="0" w:firstColumn="1" w:lastColumn="0" w:oddVBand="0" w:evenVBand="0" w:oddHBand="0" w:evenHBand="0" w:firstRowFirstColumn="0" w:firstRowLastColumn="0" w:lastRowFirstColumn="0" w:lastRowLastColumn="0"/>
+            <w:tcW w:w="2052" w:type="dxa"/>
           </w:tcPr>
           <w:p>
             <w:pPr>
               <w:spacing w:before="40" w:after="40"/>
-              <w:jc w:val="left"/>
             </w:pPr>
             <w:r>
               <w:rPr>
                 <w:rFonts w:ascii="Book Antiqua" w:hAnsi="Book Antiqua"/>
                 <w:b w:val="0"/>
-                <w:i w:val="0"/>
                 <w:color w:val="000000"/>
                 <w:sz w:val="20"/>
               </w:rPr>
@@ -1268,18 +4298,17 @@
         </w:tc>
         <w:tc>
           <w:tcPr>
-            <w:tcW w:type="dxa" w:w="2052"/>
+            <w:tcW w:w="2052" w:type="dxa"/>
           </w:tcPr>
           <w:p>
             <w:pPr>
               <w:spacing w:before="40" w:after="40"/>
               <w:jc w:val="center"/>
+              <w:cnfStyle w:val="000000000000" w:firstRow="0" w:lastRow="0" w:firstColumn="0" w:lastColumn="0" w:oddVBand="0" w:evenVBand="0" w:oddHBand="0" w:evenHBand="0" w:firstRowFirstColumn="0" w:firstRowLastColumn="0" w:lastRowFirstColumn="0" w:lastRowLastColumn="0"/>
             </w:pPr>
             <w:r>
               <w:rPr>
                 <w:rFonts w:ascii="Book Antiqua" w:hAnsi="Book Antiqua"/>
-                <w:b w:val="0"/>
-                <w:i w:val="0"/>
                 <w:color w:val="000000"/>
                 <w:sz w:val="20"/>
               </w:rPr>
@@ -1289,18 +4318,17 @@
         </w:tc>
         <w:tc>
           <w:tcPr>
-            <w:tcW w:type="dxa" w:w="2052"/>
+            <w:tcW w:w="2052" w:type="dxa"/>
           </w:tcPr>
           <w:p>
             <w:pPr>
               <w:spacing w:before="40" w:after="40"/>
               <w:jc w:val="center"/>
+              <w:cnfStyle w:val="000000000000" w:firstRow="0" w:lastRow="0" w:firstColumn="0" w:lastColumn="0" w:oddVBand="0" w:evenVBand="0" w:oddHBand="0" w:evenHBand="0" w:firstRowFirstColumn="0" w:firstRowLastColumn="0" w:lastRowFirstColumn="0" w:lastRowLastColumn="0"/>
             </w:pPr>
             <w:r>
               <w:rPr>
                 <w:rFonts w:ascii="Book Antiqua" w:hAnsi="Book Antiqua"/>
-                <w:b w:val="0"/>
-                <w:i w:val="0"/>
                 <w:color w:val="000000"/>
                 <w:sz w:val="20"/>
               </w:rPr>
@@ -1310,18 +4338,17 @@
         </w:tc>
         <w:tc>
           <w:tcPr>
-            <w:tcW w:type="dxa" w:w="2052"/>
+            <w:tcW w:w="2052" w:type="dxa"/>
           </w:tcPr>
           <w:p>
             <w:pPr>
               <w:spacing w:before="40" w:after="40"/>
               <w:jc w:val="center"/>
+              <w:cnfStyle w:val="000000000000" w:firstRow="0" w:lastRow="0" w:firstColumn="0" w:lastColumn="0" w:oddVBand="0" w:evenVBand="0" w:oddHBand="0" w:evenHBand="0" w:firstRowFirstColumn="0" w:firstRowLastColumn="0" w:lastRowFirstColumn="0" w:lastRowLastColumn="0"/>
             </w:pPr>
             <w:r>
               <w:rPr>
                 <w:rFonts w:ascii="Book Antiqua" w:hAnsi="Book Antiqua"/>
-                <w:b w:val="0"/>
-                <w:i w:val="0"/>
                 <w:color w:val="000000"/>
                 <w:sz w:val="20"/>
               </w:rPr>
@@ -1331,20 +4358,22 @@
         </w:tc>
       </w:tr>
       <w:tr>
+        <w:trPr>
+          <w:cnfStyle w:val="000000100000" w:firstRow="0" w:lastRow="0" w:firstColumn="0" w:lastColumn="0" w:oddVBand="0" w:evenVBand="0" w:oddHBand="1" w:evenHBand="0" w:firstRowFirstColumn="0" w:firstRowLastColumn="0" w:lastRowFirstColumn="0" w:lastRowLastColumn="0"/>
+        </w:trPr>
         <w:tc>
           <w:tcPr>
-            <w:tcW w:type="dxa" w:w="2052"/>
+            <w:cnfStyle w:val="001000000000" w:firstRow="0" w:lastRow="0" w:firstColumn="1" w:lastColumn="0" w:oddVBand="0" w:evenVBand="0" w:oddHBand="0" w:evenHBand="0" w:firstRowFirstColumn="0" w:firstRowLastColumn="0" w:lastRowFirstColumn="0" w:lastRowLastColumn="0"/>
+            <w:tcW w:w="2052" w:type="dxa"/>
           </w:tcPr>
           <w:p>
             <w:pPr>
               <w:spacing w:before="40" w:after="40"/>
-              <w:jc w:val="left"/>
             </w:pPr>
             <w:r>
               <w:rPr>
                 <w:rFonts w:ascii="Book Antiqua" w:hAnsi="Book Antiqua"/>
                 <w:b w:val="0"/>
-                <w:i w:val="0"/>
                 <w:color w:val="000000"/>
                 <w:sz w:val="20"/>
               </w:rPr>
@@ -1354,18 +4383,17 @@
         </w:tc>
         <w:tc>
           <w:tcPr>
-            <w:tcW w:type="dxa" w:w="2052"/>
+            <w:tcW w:w="2052" w:type="dxa"/>
           </w:tcPr>
           <w:p>
             <w:pPr>
               <w:spacing w:before="40" w:after="40"/>
               <w:jc w:val="center"/>
+              <w:cnfStyle w:val="000000100000" w:firstRow="0" w:lastRow="0" w:firstColumn="0" w:lastColumn="0" w:oddVBand="0" w:evenVBand="0" w:oddHBand="1" w:evenHBand="0" w:firstRowFirstColumn="0" w:firstRowLastColumn="0" w:lastRowFirstColumn="0" w:lastRowLastColumn="0"/>
             </w:pPr>
             <w:r>
               <w:rPr>
                 <w:rFonts w:ascii="Book Antiqua" w:hAnsi="Book Antiqua"/>
-                <w:b w:val="0"/>
-                <w:i w:val="0"/>
                 <w:color w:val="000000"/>
                 <w:sz w:val="20"/>
               </w:rPr>
@@ -1375,18 +4403,17 @@
         </w:tc>
         <w:tc>
           <w:tcPr>
-            <w:tcW w:type="dxa" w:w="2052"/>
+            <w:tcW w:w="2052" w:type="dxa"/>
           </w:tcPr>
           <w:p>
             <w:pPr>
               <w:spacing w:before="40" w:after="40"/>
               <w:jc w:val="center"/>
+              <w:cnfStyle w:val="000000100000" w:firstRow="0" w:lastRow="0" w:firstColumn="0" w:lastColumn="0" w:oddVBand="0" w:evenVBand="0" w:oddHBand="1" w:evenHBand="0" w:firstRowFirstColumn="0" w:firstRowLastColumn="0" w:lastRowFirstColumn="0" w:lastRowLastColumn="0"/>
             </w:pPr>
             <w:r>
               <w:rPr>
                 <w:rFonts w:ascii="Book Antiqua" w:hAnsi="Book Antiqua"/>
-                <w:b w:val="0"/>
-                <w:i w:val="0"/>
                 <w:color w:val="000000"/>
                 <w:sz w:val="20"/>
               </w:rPr>
@@ -1396,18 +4423,17 @@
         </w:tc>
         <w:tc>
           <w:tcPr>
-            <w:tcW w:type="dxa" w:w="2052"/>
+            <w:tcW w:w="2052" w:type="dxa"/>
           </w:tcPr>
           <w:p>
             <w:pPr>
               <w:spacing w:before="40" w:after="40"/>
               <w:jc w:val="center"/>
+              <w:cnfStyle w:val="000000100000" w:firstRow="0" w:lastRow="0" w:firstColumn="0" w:lastColumn="0" w:oddVBand="0" w:evenVBand="0" w:oddHBand="1" w:evenHBand="0" w:firstRowFirstColumn="0" w:firstRowLastColumn="0" w:lastRowFirstColumn="0" w:lastRowLastColumn="0"/>
             </w:pPr>
             <w:r>
               <w:rPr>
                 <w:rFonts w:ascii="Book Antiqua" w:hAnsi="Book Antiqua"/>
-                <w:b w:val="0"/>
-                <w:i w:val="0"/>
                 <w:color w:val="000000"/>
                 <w:sz w:val="20"/>
               </w:rPr>
@@ -1419,18 +4445,17 @@
       <w:tr>
         <w:tc>
           <w:tcPr>
-            <w:tcW w:type="dxa" w:w="2052"/>
+            <w:cnfStyle w:val="001000000000" w:firstRow="0" w:lastRow="0" w:firstColumn="1" w:lastColumn="0" w:oddVBand="0" w:evenVBand="0" w:oddHBand="0" w:evenHBand="0" w:firstRowFirstColumn="0" w:firstRowLastColumn="0" w:lastRowFirstColumn="0" w:lastRowLastColumn="0"/>
+            <w:tcW w:w="2052" w:type="dxa"/>
           </w:tcPr>
           <w:p>
             <w:pPr>
               <w:spacing w:before="40" w:after="40"/>
-              <w:jc w:val="left"/>
             </w:pPr>
             <w:r>
               <w:rPr>
                 <w:rFonts w:ascii="Book Antiqua" w:hAnsi="Book Antiqua"/>
                 <w:b w:val="0"/>
-                <w:i w:val="0"/>
                 <w:color w:val="000000"/>
                 <w:sz w:val="20"/>
               </w:rPr>
@@ -1440,18 +4465,17 @@
         </w:tc>
         <w:tc>
           <w:tcPr>
-            <w:tcW w:type="dxa" w:w="2052"/>
+            <w:tcW w:w="2052" w:type="dxa"/>
           </w:tcPr>
           <w:p>
             <w:pPr>
               <w:spacing w:before="40" w:after="40"/>
               <w:jc w:val="center"/>
+              <w:cnfStyle w:val="000000000000" w:firstRow="0" w:lastRow="0" w:firstColumn="0" w:lastColumn="0" w:oddVBand="0" w:evenVBand="0" w:oddHBand="0" w:evenHBand="0" w:firstRowFirstColumn="0" w:firstRowLastColumn="0" w:lastRowFirstColumn="0" w:lastRowLastColumn="0"/>
             </w:pPr>
             <w:r>
               <w:rPr>
                 <w:rFonts w:ascii="Book Antiqua" w:hAnsi="Book Antiqua"/>
-                <w:b w:val="0"/>
-                <w:i w:val="0"/>
                 <w:color w:val="000000"/>
                 <w:sz w:val="20"/>
               </w:rPr>
@@ -1461,18 +4485,17 @@
         </w:tc>
         <w:tc>
           <w:tcPr>
-            <w:tcW w:type="dxa" w:w="2052"/>
+            <w:tcW w:w="2052" w:type="dxa"/>
           </w:tcPr>
           <w:p>
             <w:pPr>
               <w:spacing w:before="40" w:after="40"/>
               <w:jc w:val="center"/>
+              <w:cnfStyle w:val="000000000000" w:firstRow="0" w:lastRow="0" w:firstColumn="0" w:lastColumn="0" w:oddVBand="0" w:evenVBand="0" w:oddHBand="0" w:evenHBand="0" w:firstRowFirstColumn="0" w:firstRowLastColumn="0" w:lastRowFirstColumn="0" w:lastRowLastColumn="0"/>
             </w:pPr>
             <w:r>
               <w:rPr>
                 <w:rFonts w:ascii="Book Antiqua" w:hAnsi="Book Antiqua"/>
-                <w:b w:val="0"/>
-                <w:i w:val="0"/>
                 <w:color w:val="000000"/>
                 <w:sz w:val="20"/>
               </w:rPr>
@@ -1482,18 +4505,17 @@
         </w:tc>
         <w:tc>
           <w:tcPr>
-            <w:tcW w:type="dxa" w:w="2052"/>
+            <w:tcW w:w="2052" w:type="dxa"/>
           </w:tcPr>
           <w:p>
             <w:pPr>
               <w:spacing w:before="40" w:after="40"/>
               <w:jc w:val="center"/>
+              <w:cnfStyle w:val="000000000000" w:firstRow="0" w:lastRow="0" w:firstColumn="0" w:lastColumn="0" w:oddVBand="0" w:evenVBand="0" w:oddHBand="0" w:evenHBand="0" w:firstRowFirstColumn="0" w:firstRowLastColumn="0" w:lastRowFirstColumn="0" w:lastRowLastColumn="0"/>
             </w:pPr>
             <w:r>
               <w:rPr>
                 <w:rFonts w:ascii="Book Antiqua" w:hAnsi="Book Antiqua"/>
-                <w:b w:val="0"/>
-                <w:i w:val="0"/>
                 <w:color w:val="000000"/>
                 <w:sz w:val="20"/>
               </w:rPr>
@@ -1503,20 +4525,22 @@
         </w:tc>
       </w:tr>
       <w:tr>
+        <w:trPr>
+          <w:cnfStyle w:val="000000100000" w:firstRow="0" w:lastRow="0" w:firstColumn="0" w:lastColumn="0" w:oddVBand="0" w:evenVBand="0" w:oddHBand="1" w:evenHBand="0" w:firstRowFirstColumn="0" w:firstRowLastColumn="0" w:lastRowFirstColumn="0" w:lastRowLastColumn="0"/>
+        </w:trPr>
         <w:tc>
           <w:tcPr>
-            <w:tcW w:type="dxa" w:w="2052"/>
+            <w:cnfStyle w:val="001000000000" w:firstRow="0" w:lastRow="0" w:firstColumn="1" w:lastColumn="0" w:oddVBand="0" w:evenVBand="0" w:oddHBand="0" w:evenHBand="0" w:firstRowFirstColumn="0" w:firstRowLastColumn="0" w:lastRowFirstColumn="0" w:lastRowLastColumn="0"/>
+            <w:tcW w:w="2052" w:type="dxa"/>
           </w:tcPr>
           <w:p>
             <w:pPr>
               <w:spacing w:before="40" w:after="40"/>
-              <w:jc w:val="left"/>
             </w:pPr>
             <w:r>
               <w:rPr>
                 <w:rFonts w:ascii="Book Antiqua" w:hAnsi="Book Antiqua"/>
                 <w:b w:val="0"/>
-                <w:i w:val="0"/>
                 <w:color w:val="000000"/>
                 <w:sz w:val="20"/>
               </w:rPr>
@@ -1526,18 +4550,17 @@
         </w:tc>
         <w:tc>
           <w:tcPr>
-            <w:tcW w:type="dxa" w:w="2052"/>
+            <w:tcW w:w="2052" w:type="dxa"/>
           </w:tcPr>
           <w:p>
             <w:pPr>
               <w:spacing w:before="40" w:after="40"/>
               <w:jc w:val="center"/>
+              <w:cnfStyle w:val="000000100000" w:firstRow="0" w:lastRow="0" w:firstColumn="0" w:lastColumn="0" w:oddVBand="0" w:evenVBand="0" w:oddHBand="1" w:evenHBand="0" w:firstRowFirstColumn="0" w:firstRowLastColumn="0" w:lastRowFirstColumn="0" w:lastRowLastColumn="0"/>
             </w:pPr>
             <w:r>
               <w:rPr>
                 <w:rFonts w:ascii="Book Antiqua" w:hAnsi="Book Antiqua"/>
-                <w:b w:val="0"/>
-                <w:i w:val="0"/>
                 <w:color w:val="000000"/>
                 <w:sz w:val="20"/>
               </w:rPr>
@@ -1547,18 +4570,17 @@
         </w:tc>
         <w:tc>
           <w:tcPr>
-            <w:tcW w:type="dxa" w:w="2052"/>
+            <w:tcW w:w="2052" w:type="dxa"/>
           </w:tcPr>
           <w:p>
             <w:pPr>
               <w:spacing w:before="40" w:after="40"/>
               <w:jc w:val="center"/>
+              <w:cnfStyle w:val="000000100000" w:firstRow="0" w:lastRow="0" w:firstColumn="0" w:lastColumn="0" w:oddVBand="0" w:evenVBand="0" w:oddHBand="1" w:evenHBand="0" w:firstRowFirstColumn="0" w:firstRowLastColumn="0" w:lastRowFirstColumn="0" w:lastRowLastColumn="0"/>
             </w:pPr>
             <w:r>
               <w:rPr>
                 <w:rFonts w:ascii="Book Antiqua" w:hAnsi="Book Antiqua"/>
-                <w:b w:val="0"/>
-                <w:i w:val="0"/>
                 <w:color w:val="000000"/>
                 <w:sz w:val="20"/>
               </w:rPr>
@@ -1568,18 +4590,17 @@
         </w:tc>
         <w:tc>
           <w:tcPr>
-            <w:tcW w:type="dxa" w:w="2052"/>
+            <w:tcW w:w="2052" w:type="dxa"/>
           </w:tcPr>
           <w:p>
             <w:pPr>
               <w:spacing w:before="40" w:after="40"/>
               <w:jc w:val="center"/>
+              <w:cnfStyle w:val="000000100000" w:firstRow="0" w:lastRow="0" w:firstColumn="0" w:lastColumn="0" w:oddVBand="0" w:evenVBand="0" w:oddHBand="1" w:evenHBand="0" w:firstRowFirstColumn="0" w:firstRowLastColumn="0" w:lastRowFirstColumn="0" w:lastRowLastColumn="0"/>
             </w:pPr>
             <w:r>
               <w:rPr>
                 <w:rFonts w:ascii="Book Antiqua" w:hAnsi="Book Antiqua"/>
-                <w:b w:val="0"/>
-                <w:i w:val="0"/>
                 <w:color w:val="000000"/>
                 <w:sz w:val="20"/>
               </w:rPr>
@@ -1591,18 +4612,17 @@
       <w:tr>
         <w:tc>
           <w:tcPr>
-            <w:tcW w:type="dxa" w:w="2052"/>
+            <w:cnfStyle w:val="001000000000" w:firstRow="0" w:lastRow="0" w:firstColumn="1" w:lastColumn="0" w:oddVBand="0" w:evenVBand="0" w:oddHBand="0" w:evenHBand="0" w:firstRowFirstColumn="0" w:firstRowLastColumn="0" w:lastRowFirstColumn="0" w:lastRowLastColumn="0"/>
+            <w:tcW w:w="2052" w:type="dxa"/>
           </w:tcPr>
           <w:p>
             <w:pPr>
               <w:spacing w:before="40" w:after="40"/>
-              <w:jc w:val="left"/>
             </w:pPr>
             <w:r>
               <w:rPr>
                 <w:rFonts w:ascii="Book Antiqua" w:hAnsi="Book Antiqua"/>
                 <w:b w:val="0"/>
-                <w:i w:val="0"/>
                 <w:color w:val="000000"/>
                 <w:sz w:val="20"/>
               </w:rPr>
@@ -1612,18 +4632,17 @@
         </w:tc>
         <w:tc>
           <w:tcPr>
-            <w:tcW w:type="dxa" w:w="2052"/>
+            <w:tcW w:w="2052" w:type="dxa"/>
           </w:tcPr>
           <w:p>
             <w:pPr>
               <w:spacing w:before="40" w:after="40"/>
               <w:jc w:val="center"/>
+              <w:cnfStyle w:val="000000000000" w:firstRow="0" w:lastRow="0" w:firstColumn="0" w:lastColumn="0" w:oddVBand="0" w:evenVBand="0" w:oddHBand="0" w:evenHBand="0" w:firstRowFirstColumn="0" w:firstRowLastColumn="0" w:lastRowFirstColumn="0" w:lastRowLastColumn="0"/>
             </w:pPr>
             <w:r>
               <w:rPr>
                 <w:rFonts w:ascii="Book Antiqua" w:hAnsi="Book Antiqua"/>
-                <w:b w:val="0"/>
-                <w:i w:val="0"/>
                 <w:color w:val="000000"/>
                 <w:sz w:val="20"/>
               </w:rPr>
@@ -1633,18 +4652,17 @@
         </w:tc>
         <w:tc>
           <w:tcPr>
-            <w:tcW w:type="dxa" w:w="2052"/>
+            <w:tcW w:w="2052" w:type="dxa"/>
           </w:tcPr>
           <w:p>
             <w:pPr>
               <w:spacing w:before="40" w:after="40"/>
               <w:jc w:val="center"/>
+              <w:cnfStyle w:val="000000000000" w:firstRow="0" w:lastRow="0" w:firstColumn="0" w:lastColumn="0" w:oddVBand="0" w:evenVBand="0" w:oddHBand="0" w:evenHBand="0" w:firstRowFirstColumn="0" w:firstRowLastColumn="0" w:lastRowFirstColumn="0" w:lastRowLastColumn="0"/>
             </w:pPr>
             <w:r>
               <w:rPr>
                 <w:rFonts w:ascii="Book Antiqua" w:hAnsi="Book Antiqua"/>
-                <w:b w:val="0"/>
-                <w:i w:val="0"/>
                 <w:color w:val="000000"/>
                 <w:sz w:val="20"/>
               </w:rPr>
@@ -1654,18 +4672,17 @@
         </w:tc>
         <w:tc>
           <w:tcPr>
-            <w:tcW w:type="dxa" w:w="2052"/>
+            <w:tcW w:w="2052" w:type="dxa"/>
           </w:tcPr>
           <w:p>
             <w:pPr>
               <w:spacing w:before="40" w:after="40"/>
               <w:jc w:val="center"/>
+              <w:cnfStyle w:val="000000000000" w:firstRow="0" w:lastRow="0" w:firstColumn="0" w:lastColumn="0" w:oddVBand="0" w:evenVBand="0" w:oddHBand="0" w:evenHBand="0" w:firstRowFirstColumn="0" w:firstRowLastColumn="0" w:lastRowFirstColumn="0" w:lastRowLastColumn="0"/>
             </w:pPr>
             <w:r>
               <w:rPr>
                 <w:rFonts w:ascii="Book Antiqua" w:hAnsi="Book Antiqua"/>
-                <w:b w:val="0"/>
-                <w:i w:val="0"/>
                 <w:color w:val="000000"/>
                 <w:sz w:val="20"/>
               </w:rPr>
@@ -1682,12 +4699,31 @@
       <w:r>
         <w:rPr>
           <w:rFonts w:ascii="Book Antiqua" w:hAnsi="Book Antiqua"/>
-          <w:b w:val="0"/>
           <w:i/>
           <w:color w:val="000000"/>
           <w:sz w:val="18"/>
         </w:rPr>
-        <w:t>Nota: Mediciones empíricas recopiladas bajo 300 peticiones concurrentes (concurrencia=10) sobre una estación de trabajo con procesador Intel Core Ultra 5 245KF, 32 GB RAM DDR5 y almacenamiento NVMe PCIe 4.0 en Docker Desktop (PostgreSQL 15 / PostGIS 3.3).</w:t>
+        <w:t xml:space="preserve">Nota: Mediciones </w:t>
+      </w:r>
+      <w:proofErr w:type="spellStart"/>
+      <w:r>
+        <w:rPr>
+          <w:rFonts w:ascii="Book Antiqua" w:hAnsi="Book Antiqua"/>
+          <w:i/>
+          <w:color w:val="000000"/>
+          <w:sz w:val="18"/>
+        </w:rPr>
+        <w:t>recopiladas</w:t>
+      </w:r>
+      <w:proofErr w:type="spellEnd"/>
+      <w:r>
+        <w:rPr>
+          <w:rFonts w:ascii="Book Antiqua" w:hAnsi="Book Antiqua"/>
+          <w:i/>
+          <w:color w:val="000000"/>
+          <w:sz w:val="18"/>
+        </w:rPr>
+        <w:t xml:space="preserve"> bajo 300 peticiones concurrentes (concurrencia=10) sobre una estación de trabajo con procesador Intel Core Ultra 5 245KF, 32 GB RAM DDR5 y almacenamiento NVMe PCIe 4.0 en Docker Desktop (PostgreSQL 15 / PostGIS 3.3).</w:t>
       </w:r>
     </w:p>
     <w:p>
@@ -1698,12 +4734,73 @@
       <w:r>
         <w:rPr>
           <w:rFonts w:ascii="Book Antiqua" w:hAnsi="Book Antiqua"/>
-          <w:b w:val="0"/>
-          <w:i w:val="0"/>
-          <w:color w:val="000000"/>
-          <w:sz w:val="22"/>
-        </w:rPr>
-        <w:t>Para caracterizar la resiliencia bajo estrés progresivo, se evaluó una batería de concurrencia escalonada de 1 a 100 clientes concurrentes. Como se evidencia en la Figure 3(a), el throughput de la arquitectura mitigada escala eficientemente alcanzando una meseta estable superior a 450 req/s sin degradación por bloqueos. Asimismo, la Figure 3(b) demuestra que la latencia en el percentil 99 (p99) de la arquitectura mitigada se mantiene sistemáticamente controlada e inferior a la de la versión vulnerable gracias a la reutilización de planes de ejecución en PostgreSQL.</w:t>
+          <w:color w:val="000000"/>
+        </w:rPr>
+        <w:t xml:space="preserve">Para </w:t>
+      </w:r>
+      <w:proofErr w:type="spellStart"/>
+      <w:r>
+        <w:rPr>
+          <w:rFonts w:ascii="Book Antiqua" w:hAnsi="Book Antiqua"/>
+          <w:color w:val="000000"/>
+        </w:rPr>
+        <w:t>medir</w:t>
+      </w:r>
+      <w:proofErr w:type="spellEnd"/>
+      <w:r>
+        <w:rPr>
+          <w:rFonts w:ascii="Book Antiqua" w:hAnsi="Book Antiqua"/>
+          <w:color w:val="000000"/>
+        </w:rPr>
+        <w:t xml:space="preserve"> la resiliencia bajo estrés progresivo, se evaluó </w:t>
+      </w:r>
+      <w:proofErr w:type="spellStart"/>
+      <w:r>
+        <w:rPr>
+          <w:rFonts w:ascii="Book Antiqua" w:hAnsi="Book Antiqua"/>
+          <w:color w:val="000000"/>
+        </w:rPr>
+        <w:t>una</w:t>
+      </w:r>
+      <w:proofErr w:type="spellEnd"/>
+      <w:r>
+        <w:rPr>
+          <w:rFonts w:ascii="Book Antiqua" w:hAnsi="Book Antiqua"/>
+          <w:color w:val="000000"/>
+        </w:rPr>
+        <w:t xml:space="preserve"> </w:t>
+      </w:r>
+      <w:proofErr w:type="spellStart"/>
+      <w:r>
+        <w:rPr>
+          <w:rFonts w:ascii="Book Antiqua" w:hAnsi="Book Antiqua"/>
+          <w:color w:val="000000"/>
+        </w:rPr>
+        <w:t>serie</w:t>
+      </w:r>
+      <w:proofErr w:type="spellEnd"/>
+      <w:r>
+        <w:rPr>
+          <w:rFonts w:ascii="Book Antiqua" w:hAnsi="Book Antiqua"/>
+          <w:color w:val="000000"/>
+        </w:rPr>
+        <w:t xml:space="preserve"> de concurrencia escalonada de 1 a 100 </w:t>
+      </w:r>
+      <w:proofErr w:type="spellStart"/>
+      <w:r>
+        <w:rPr>
+          <w:rFonts w:ascii="Book Antiqua" w:hAnsi="Book Antiqua"/>
+          <w:color w:val="000000"/>
+        </w:rPr>
+        <w:t>clientes</w:t>
+      </w:r>
+      <w:proofErr w:type="spellEnd"/>
+      <w:r>
+        <w:rPr>
+          <w:rFonts w:ascii="Book Antiqua" w:hAnsi="Book Antiqua"/>
+          <w:color w:val="000000"/>
+        </w:rPr>
+        <w:t>. Como se evidencia en la Figure 3(a), el throughput de la arquitectura mitigada escala eficientemente alcanzando una meseta estable superior a 450 req/s sin degradación por bloqueos. Asimismo, la Figure 3(b) demuestra que la latencia en el percentil 99 (p99) de la arquitectura mitigada se mantiene sistemáticamente controlada e inferior a la de la versión vulnerable gracias a la reutilización de planes de ejecución en PostgreSQL.</w:t>
       </w:r>
     </w:p>
     <w:p>
@@ -1713,22 +4810,26 @@
         <w:jc w:val="center"/>
       </w:pPr>
       <w:r>
+        <w:rPr>
+          <w:noProof/>
+        </w:rPr>
         <w:drawing>
-          <wp:inline xmlns:a="http://schemas.openxmlformats.org/drawingml/2006/main" xmlns:pic="http://schemas.openxmlformats.org/drawingml/2006/picture">
+          <wp:inline distT="0" distB="0" distL="0" distR="0" wp14:anchorId="13181BE2" wp14:editId="1EF266B9">
             <wp:extent cx="5303520" cy="2039815"/>
+            <wp:effectExtent l="0" t="0" r="0" b="0"/>
             <wp:docPr id="3" name="Picture 3"/>
             <wp:cNvGraphicFramePr>
-              <a:graphicFrameLocks noChangeAspect="1"/>
+              <a:graphicFrameLocks xmlns:a="http://schemas.openxmlformats.org/drawingml/2006/main" noChangeAspect="1"/>
             </wp:cNvGraphicFramePr>
-            <a:graphic>
+            <a:graphic xmlns:a="http://schemas.openxmlformats.org/drawingml/2006/main">
               <a:graphicData uri="http://schemas.openxmlformats.org/drawingml/2006/picture">
-                <pic:pic>
+                <pic:pic xmlns:pic="http://schemas.openxmlformats.org/drawingml/2006/picture">
                   <pic:nvPicPr>
                     <pic:cNvPr id="0" name="fig2_concurrency_latency.png"/>
                     <pic:cNvPicPr/>
                   </pic:nvPicPr>
                   <pic:blipFill>
-                    <a:blip r:embed="rId21"/>
+                    <a:blip r:embed="rId10"/>
                     <a:stretch>
                       <a:fillRect/>
                     </a:stretch>
@@ -1738,7 +4839,9 @@
                       <a:off x="0" y="0"/>
                       <a:ext cx="5303520" cy="2039815"/>
                     </a:xfrm>
-                    <a:prstGeom prst="rect"/>
+                    <a:prstGeom prst="rect">
+                      <a:avLst/>
+                    </a:prstGeom>
                   </pic:spPr>
                 </pic:pic>
               </a:graphicData>
@@ -1756,7 +4859,6 @@
         <w:rPr>
           <w:rFonts w:ascii="Book Antiqua" w:hAnsi="Book Antiqua"/>
           <w:b/>
-          <w:i w:val="0"/>
           <w:color w:val="000000"/>
           <w:sz w:val="20"/>
         </w:rPr>
@@ -1772,7 +4874,6 @@
         <w:rPr>
           <w:rFonts w:ascii="Book Antiqua" w:hAnsi="Book Antiqua"/>
           <w:b/>
-          <w:i w:val="0"/>
           <w:color w:val="000000"/>
           <w:sz w:val="24"/>
         </w:rPr>
@@ -1786,12 +4887,17 @@
       <w:r>
         <w:rPr>
           <w:rFonts w:ascii="Book Antiqua" w:hAnsi="Book Antiqua"/>
-          <w:b w:val="0"/>
-          <w:i w:val="0"/>
-          <w:color w:val="000000"/>
-          <w:sz w:val="22"/>
-        </w:rPr>
-        <w:t>Los resultados empíricos demuestran que la mitigación basada en GeoAlchemy2 y validación previa con Shapely introduce un overhead de latencia media de apenas 2.63 milisegundos por petición (+15.24%), manteniendo un throughput de 484.36 peticiones por segundo. Particularmente notable es la reducción en la latencia de cola en el percentil 99 (p99), que pasó de 43.75 ms a 38.24 ms (-12.59%), lo cual se atribuye a la reutilización eficiente de planes de ejecución compilados (prepared statements) en PostgreSQL al evitar el re-parseo continuo de consultas dinámicas. Este incremento marginal en el promedio es insignificante frente a la ganancia de seguridad, neutralizando la exfiltración masiva de datos catastrales, el canal lateral de error y la denegación de servicio espacial. Se concluye que los WAFs tradicionales son ineficaces ante payloads espaciales, demandando esquemas de validación sintáctica con conciencia espacial integrados en el código de la aplicación.</w:t>
+          <w:color w:val="000000"/>
+        </w:rPr>
+        <w:t xml:space="preserve">Los resultados empíricos demuestran que la mitigación basada en GeoAlchemy2 y validación previa con Shapely introduce un overhead de latencia media de apenas 2.63 milisegundos por petición (+15.24%), manteniendo un throughput de 484.36 </w:t>
+      </w:r>
+      <w:r>
+        <w:rPr>
+          <w:rFonts w:ascii="Book Antiqua" w:hAnsi="Book Antiqua"/>
+          <w:color w:val="000000"/>
+        </w:rPr>
+        <w:lastRenderedPageBreak/>
+        <w:t>peticiones por segundo. Particularmente notable es la reducción en la latencia de cola en el percentil 99 (p99), que pasó de 43.75 ms a 38.24 ms (-12.59%), lo cual se atribuye a la reutilización eficiente de planes de ejecución compilados (prepared statements) en PostgreSQL al evitar el re-parseo continuo de consultas dinámicas. Este incremento marginal en el promedio es insignificante frente a la ganancia de seguridad, neutralizando la exfiltración masiva de datos catastrales, el canal lateral de error y la denegación de servicio espacial. Se concluye que los WAFs tradicionales son ineficaces ante payloads espaciales, demandando esquemas de validación sintáctica con conciencia espacial integrados en el código de la aplicación.</w:t>
       </w:r>
     </w:p>
     <w:p>
@@ -1802,10 +4908,7 @@
       <w:r>
         <w:rPr>
           <w:rFonts w:ascii="Book Antiqua" w:hAnsi="Book Antiqua"/>
-          <w:b w:val="0"/>
-          <w:i w:val="0"/>
-          <w:color w:val="000000"/>
-          <w:sz w:val="22"/>
+          <w:color w:val="000000"/>
         </w:rPr>
         <w:t>La Figure 4 sintetiza la tasa de mitigación y bloqueo de ataques (%) a través de los seis vectores evaluados, contrastando una arquitectura desprotegida, un WAF tradicional basado en firmas (OWASP ModSecurity Core Rule Set) y el pipeline propuesto. Mientras que el WAF genérico no logra identificar los ataques espaciales (0% a 20% de bloqueo en vectores topológicos como ST_DWithin y ST_Intersects al carecer de gramática geoespacial), el pipeline de tres barreras logra un bloqueo completo del 100% en todos los vectores evaluados de la tríada CIA.</w:t>
       </w:r>
@@ -1817,22 +4920,26 @@
         <w:jc w:val="center"/>
       </w:pPr>
       <w:r>
+        <w:rPr>
+          <w:noProof/>
+        </w:rPr>
         <w:drawing>
-          <wp:inline xmlns:a="http://schemas.openxmlformats.org/drawingml/2006/main" xmlns:pic="http://schemas.openxmlformats.org/drawingml/2006/picture">
+          <wp:inline distT="0" distB="0" distL="0" distR="0" wp14:anchorId="545B94D5" wp14:editId="5869901C">
             <wp:extent cx="5303520" cy="2209800"/>
+            <wp:effectExtent l="0" t="0" r="0" b="0"/>
             <wp:docPr id="4" name="Picture 4"/>
             <wp:cNvGraphicFramePr>
-              <a:graphicFrameLocks noChangeAspect="1"/>
+              <a:graphicFrameLocks xmlns:a="http://schemas.openxmlformats.org/drawingml/2006/main" noChangeAspect="1"/>
             </wp:cNvGraphicFramePr>
-            <a:graphic>
+            <a:graphic xmlns:a="http://schemas.openxmlformats.org/drawingml/2006/main">
               <a:graphicData uri="http://schemas.openxmlformats.org/drawingml/2006/picture">
-                <pic:pic>
+                <pic:pic xmlns:pic="http://schemas.openxmlformats.org/drawingml/2006/picture">
                   <pic:nvPicPr>
                     <pic:cNvPr id="0" name="fig4_attack_mitigation_matrix.png"/>
                     <pic:cNvPicPr/>
                   </pic:nvPicPr>
                   <pic:blipFill>
-                    <a:blip r:embed="rId22"/>
+                    <a:blip r:embed="rId11"/>
                     <a:stretch>
                       <a:fillRect/>
                     </a:stretch>
@@ -1842,7 +4949,9 @@
                       <a:off x="0" y="0"/>
                       <a:ext cx="5303520" cy="2209800"/>
                     </a:xfrm>
-                    <a:prstGeom prst="rect"/>
+                    <a:prstGeom prst="rect">
+                      <a:avLst/>
+                    </a:prstGeom>
                   </pic:spPr>
                 </pic:pic>
               </a:graphicData>
@@ -1860,7 +4969,6 @@
         <w:rPr>
           <w:rFonts w:ascii="Book Antiqua" w:hAnsi="Book Antiqua"/>
           <w:b/>
-          <w:i w:val="0"/>
           <w:color w:val="000000"/>
           <w:sz w:val="20"/>
         </w:rPr>
@@ -1876,21 +4984,24 @@
         <w:rPr>
           <w:rFonts w:ascii="Book Antiqua" w:hAnsi="Book Antiqua"/>
           <w:b/>
-          <w:i w:val="0"/>
-          <w:color w:val="000000"/>
-          <w:sz w:val="22"/>
+          <w:color w:val="000000"/>
         </w:rPr>
         <w:t xml:space="preserve">Independencia de plataforma y validez del benchmarking. </w:t>
       </w:r>
       <w:r>
         <w:rPr>
           <w:rFonts w:ascii="Book Antiqua" w:hAnsi="Book Antiqua"/>
-          <w:b w:val="0"/>
-          <w:i w:val="0"/>
-          <w:color w:val="000000"/>
-          <w:sz w:val="22"/>
-        </w:rPr>
-        <w:t>Si bien las métricas absolutas de latencia se obtuvieron sobre una estación de trabajo con procesador Intel Core Ultra 5 245KF, la validez metodológica y la generalización de los resultados radican en las proporciones relativas (+15.24% de sobrecosto medio y -12.59% de mejora en cola p99) y en las complejidades asintóticas computacionales. En servidores gubernamentales o instancias de nube con recursos más restringidos (frecuentes en gobiernos locales), el costo computacional del preprocesamiento en Python (GeoAlchemy2/Shapely) sigue siendo despreciable frente a los cuellos de botella dominantes de I/O en disco y concurrencia relacional. Por el contrario, la ausencia de mitigación frente a ataques de complejidad algorítmica (O(N^2)) como el Spatial DoS (Simulación 3) resulta crítica en procesadores de gama de entrada con menor paralelismo, donde unas pocas consultas maliciosas bloquean de inmediato la totalidad del servicio catastral.</w:t>
+          <w:color w:val="000000"/>
+        </w:rPr>
+        <w:t xml:space="preserve">Si bien las métricas absolutas de latencia se obtuvieron sobre una estación de trabajo con procesador Intel Core Ultra 5 245KF, la validez metodológica y la generalización de los resultados radican en las proporciones relativas (+15.24% de sobrecosto medio y -12.59% de mejora en cola p99) y en las complejidades asintóticas computacionales. En servidores gubernamentales o instancias de nube con recursos más restringidos (frecuentes en gobiernos locales), el costo computacional del preprocesamiento en Python (GeoAlchemy2/Shapely) sigue siendo despreciable frente a los cuellos de botella dominantes de I/O en disco y concurrencia relacional. Por el contrario, la ausencia de mitigación frente a ataques de complejidad algorítmica (O(N^2)) como el Spatial DoS (Simulación 3) resulta crítica en procesadores de gama de entrada con </w:t>
+      </w:r>
+      <w:r>
+        <w:rPr>
+          <w:rFonts w:ascii="Book Antiqua" w:hAnsi="Book Antiqua"/>
+          <w:color w:val="000000"/>
+        </w:rPr>
+        <w:lastRenderedPageBreak/>
+        <w:t>menor paralelismo, donde unas pocas consultas maliciosas bloquean de inmediato la totalidad del servicio catastral.</w:t>
       </w:r>
     </w:p>
     <w:p>
@@ -1902,19 +5013,14 @@
         <w:rPr>
           <w:rFonts w:ascii="Book Antiqua" w:hAnsi="Book Antiqua"/>
           <w:b/>
-          <w:i w:val="0"/>
-          <w:color w:val="000000"/>
-          <w:sz w:val="22"/>
+          <w:color w:val="000000"/>
         </w:rPr>
         <w:t xml:space="preserve">Impacto sistémico en la integridad de trámites y datos catastrales. </w:t>
       </w:r>
       <w:r>
         <w:rPr>
           <w:rFonts w:ascii="Book Antiqua" w:hAnsi="Book Antiqua"/>
-          <w:b w:val="0"/>
-          <w:i w:val="0"/>
-          <w:color w:val="000000"/>
-          <w:sz w:val="22"/>
+          <w:color w:val="000000"/>
         </w:rPr>
         <w:t>La viabilidad empírica de la Simulación 4 (manipulación de autovalúo y titularidad mediante inyección directa) demuestra cómo un fallo a nivel de persistencia relacional trasciende la alteración de una tabla y compromete la validez de los trámites de gobierno electrónico municipal. Cuando los sistemas catastrales interoperan automáticamente para emitir certificados catastrales con validación criptográfica QR, constancias de no adeudo fiscal o minutas de transferencia inmobiliaria bajo ISO 19152 LADM, la inyección de datos arbitrarios en catastro_titulares y tg_lote propaga inconsistencias fiscales y registrales sin activar alertas en la interfaz de usuario, evidenciando que la sanitización tipada en el ORM es una salvaguarda indispensable para la fiabilidad de los servicios públicos digitales.</w:t>
       </w:r>
@@ -1928,7 +5034,6 @@
         <w:rPr>
           <w:rFonts w:ascii="Book Antiqua" w:hAnsi="Book Antiqua"/>
           <w:b/>
-          <w:i w:val="0"/>
           <w:color w:val="000000"/>
           <w:sz w:val="24"/>
         </w:rPr>
@@ -1942,10 +5047,7 @@
       <w:r>
         <w:rPr>
           <w:rFonts w:ascii="Book Antiqua" w:hAnsi="Book Antiqua"/>
-          <w:b w:val="0"/>
-          <w:i w:val="0"/>
-          <w:color w:val="000000"/>
-          <w:sz w:val="22"/>
+          <w:color w:val="000000"/>
         </w:rPr>
         <w:t>Este artículo formalizó y demostró empíricamente la viabilidad de seis vectores de inyección SQL espacial en sistemas de información catastral basados en PostGIS, evidenciando que las funciones topológicas nativas no garantizan aislamiento de datos cuando se construyen mediante concatenación de cadenas. La evaluación experimental sobre 1,500 parcelas catastrales reales (ISO 19152 LADM) comprobó que atacantes no autenticados pueden evadir límites zonales, reconstruir credenciales mediante canales laterales de error geométrico, inducir denegación de servicio espacial por sobrecarga algorítmica cuadrática, alterar fichas prediales tributarias y ejecutar borrados cartográficos masivos. Frente a ello, la adopción de una arquitectura de defensa en profundidad basada en GeoAlchemy2, tipado rígido con Pydantic y validación topológica previa en memoria con Shapely mitigó con éxito el 100% de los escenarios de explotación evaluados. El benchmarking transaccional demostró que esta seguridad robusta introduce un incremento medio de latencia de apenas 2.63 ms (+15.24%), mejorando simultáneamente la estabilidad en el percentil 99 en un 12.59% gracias a la reutilización de planes de ejecución preparados en PostgreSQL. En conclusión, la seguridad en infraestructuras catastrales exige abandonar el paradigma de sanitización escalar tradicional, adoptando controles sintácticos con conciencia espacial integrados desde el diseño arquitectónico de software.</w:t>
       </w:r>
@@ -1959,7 +5061,6 @@
         <w:rPr>
           <w:rFonts w:ascii="Book Antiqua" w:hAnsi="Book Antiqua"/>
           <w:b/>
-          <w:i w:val="0"/>
           <w:color w:val="000000"/>
           <w:sz w:val="24"/>
         </w:rPr>
@@ -1974,10 +5075,7 @@
       <w:r>
         <w:rPr>
           <w:rFonts w:ascii="Book Antiqua" w:hAnsi="Book Antiqua"/>
-          <w:b w:val="0"/>
-          <w:i w:val="0"/>
-          <w:color w:val="000000"/>
-          <w:sz w:val="22"/>
+          <w:color w:val="000000"/>
         </w:rPr>
         <w:t>Agarwal, S., &amp; Rajan, K. S. (2016). Performance analysis of MongoDB versus PostGIS/PostgreSQL databases for line intersection and point containment spatial queries. Spatial Information Research, 24(6), 669–677. https://doi.org/10.1007/s41324-016-0059-1</w:t>
       </w:r>
@@ -1990,11 +5088,9 @@
       <w:r>
         <w:rPr>
           <w:rFonts w:ascii="Book Antiqua" w:hAnsi="Book Antiqua"/>
-          <w:b w:val="0"/>
-          <w:i w:val="0"/>
-          <w:color w:val="000000"/>
-          <w:sz w:val="22"/>
-        </w:rPr>
+          <w:color w:val="000000"/>
+        </w:rPr>
+        <w:lastRenderedPageBreak/>
         <w:t>Atluri, V., &amp; Chun, S. A. (2004). An authorization model for geospatial data. IEEE Transactions on Dependable and Secure Computing, 1(4), 238–254. https://doi.org/10.1109/TDSC.2004.34</w:t>
       </w:r>
     </w:p>
@@ -2006,10 +5102,7 @@
       <w:r>
         <w:rPr>
           <w:rFonts w:ascii="Book Antiqua" w:hAnsi="Book Antiqua"/>
-          <w:b w:val="0"/>
-          <w:i w:val="0"/>
-          <w:color w:val="000000"/>
-          <w:sz w:val="22"/>
+          <w:color w:val="000000"/>
         </w:rPr>
         <w:t>Bertino, E., Catania, B., &amp; Damiani, M. L. (2005). GEO-RBAC: A spatially aware RBAC. In Proceedings of the 10th ACM Symposium on Access Control Models and Technologies (SACMAT '05) (pp. 29–37). Association for Computing Machinery. https://doi.org/10.1145/1063979.1063985</w:t>
       </w:r>
@@ -2022,10 +5115,7 @@
       <w:r>
         <w:rPr>
           <w:rFonts w:ascii="Book Antiqua" w:hAnsi="Book Antiqua"/>
-          <w:b w:val="0"/>
-          <w:i w:val="0"/>
-          <w:color w:val="000000"/>
-          <w:sz w:val="22"/>
+          <w:color w:val="000000"/>
         </w:rPr>
         <w:t>Chun, S. A., &amp; Atluri, V. (2008). Geospatial database security. In H. Chen, T. S. Raghu, R. Ramesh, R. Sharman, &amp; S. Chakravarty (Eds.), Handbook of Database Security: Applications and Trends (pp. 251–277). Springer. https://doi.org/10.1007/978-0-387-48533-1_11</w:t>
       </w:r>
@@ -2038,10 +5128,7 @@
       <w:r>
         <w:rPr>
           <w:rFonts w:ascii="Book Antiqua" w:hAnsi="Book Antiqua"/>
-          <w:b w:val="0"/>
-          <w:i w:val="0"/>
-          <w:color w:val="000000"/>
-          <w:sz w:val="22"/>
+          <w:color w:val="000000"/>
         </w:rPr>
         <w:t>Clarke, J. (2012). SQL Injection Attacks and Defense (2nd ed.). Syngress / Elsevier.</w:t>
       </w:r>
@@ -2054,10 +5141,7 @@
       <w:r>
         <w:rPr>
           <w:rFonts w:ascii="Book Antiqua" w:hAnsi="Book Antiqua"/>
-          <w:b w:val="0"/>
-          <w:i w:val="0"/>
-          <w:color w:val="000000"/>
-          <w:sz w:val="22"/>
+          <w:color w:val="000000"/>
         </w:rPr>
         <w:t>Crosby, S. A., &amp; Wallach, D. S. (2003). Denial of service via algorithmic complexity attacks. In Proceedings of the 12th USENIX Security Symposium (pp. 29–44). USENIX Association.</w:t>
       </w:r>
@@ -2070,10 +5154,7 @@
       <w:r>
         <w:rPr>
           <w:rFonts w:ascii="Book Antiqua" w:hAnsi="Book Antiqua"/>
-          <w:b w:val="0"/>
-          <w:i w:val="0"/>
-          <w:color w:val="000000"/>
-          <w:sz w:val="22"/>
+          <w:color w:val="000000"/>
         </w:rPr>
         <w:t>Egenhofer, M. J. (1994). Spatial SQL: A query and presentation language. IEEE Transactions on Knowledge and Data Engineering, 6(1), 86–95. https://doi.org/10.1109/69.273029</w:t>
       </w:r>
@@ -2086,10 +5167,7 @@
       <w:r>
         <w:rPr>
           <w:rFonts w:ascii="Book Antiqua" w:hAnsi="Book Antiqua"/>
-          <w:b w:val="0"/>
-          <w:i w:val="0"/>
-          <w:color w:val="000000"/>
-          <w:sz w:val="22"/>
+          <w:color w:val="000000"/>
         </w:rPr>
         <w:t>Halfond, W. G., Viegas, J., &amp; Orso, A. (2006). A classification of SQL-injection attacks and countermeasures. In Proceedings of the IEEE International Symposium on Secure Software Engineering (ISSSE '06). IEEE.</w:t>
       </w:r>
@@ -2102,10 +5180,7 @@
       <w:r>
         <w:rPr>
           <w:rFonts w:ascii="Book Antiqua" w:hAnsi="Book Antiqua"/>
-          <w:b w:val="0"/>
-          <w:i w:val="0"/>
-          <w:color w:val="000000"/>
-          <w:sz w:val="22"/>
+          <w:color w:val="000000"/>
         </w:rPr>
         <w:t>Lemmen, C., van Oosterom, P., &amp; Bennett, R. (2015). The Land Administration Domain Model. Land Use Policy, 49, 535–545. https://doi.org/10.1016/j.landusepol.2015.01.014</w:t>
       </w:r>
@@ -2118,10 +5193,7 @@
       <w:r>
         <w:rPr>
           <w:rFonts w:ascii="Book Antiqua" w:hAnsi="Book Antiqua"/>
-          <w:b w:val="0"/>
-          <w:i w:val="0"/>
-          <w:color w:val="000000"/>
-          <w:sz w:val="22"/>
+          <w:color w:val="000000"/>
         </w:rPr>
         <w:t>National Vulnerability Database. (2023). CVE-2023-25157 Detail: GeoServer SQL Injection Vulnerability. National Institute of Standards and Technology. https://nvd.nist.gov/vuln/detail/CVE-2023-25157</w:t>
       </w:r>
@@ -2134,10 +5206,7 @@
       <w:r>
         <w:rPr>
           <w:rFonts w:ascii="Book Antiqua" w:hAnsi="Book Antiqua"/>
-          <w:b w:val="0"/>
-          <w:i w:val="0"/>
-          <w:color w:val="000000"/>
-          <w:sz w:val="22"/>
+          <w:color w:val="000000"/>
         </w:rPr>
         <w:t>Obe, R. O., &amp; Hsu, L. S. (2021). PostGIS in Action (3rd ed.). Manning Publications.</w:t>
       </w:r>
@@ -2150,10 +5219,7 @@
       <w:r>
         <w:rPr>
           <w:rFonts w:ascii="Book Antiqua" w:hAnsi="Book Antiqua"/>
-          <w:b w:val="0"/>
-          <w:i w:val="0"/>
-          <w:color w:val="000000"/>
-          <w:sz w:val="22"/>
+          <w:color w:val="000000"/>
         </w:rPr>
         <w:t>van Oosterom, P., Lemmen, C., &amp; Ingvarsson, T. (2006). The core cadastral domain model. Computers, Environment and Urban Systems, 30(5), 627–660. https://doi.org/10.1016/j.compenvurbsys.2005.12.002</w:t>
       </w:r>
@@ -2166,9 +5232,7 @@
         <w:rPr>
           <w:rFonts w:ascii="Book Antiqua" w:hAnsi="Book Antiqua"/>
           <w:b/>
-          <w:i w:val="0"/>
-          <w:color w:val="000000"/>
-          <w:sz w:val="22"/>
+          <w:color w:val="000000"/>
         </w:rPr>
         <w:t>This paper may be cited as:</w:t>
       </w:r>
@@ -2181,10 +5245,7 @@
       <w:r>
         <w:rPr>
           <w:rFonts w:ascii="Book Antiqua" w:hAnsi="Book Antiqua"/>
-          <w:b w:val="0"/>
-          <w:i w:val="0"/>
-          <w:color w:val="000000"/>
-          <w:sz w:val="22"/>
+          <w:color w:val="000000"/>
         </w:rPr>
         <w:t>Rodrigo, A. (2026). Evaluación de Vulnerabilidades de Inyección SQL Espacial en Sistemas de Información Catastral basados en PostGIS. International Multidisciplinary Journal of Emerging Technologies and Applications, 1(1), 1-8. https://imjeta.org/index.php/IMJETA/libraryFiles/downloadPublic/1</w:t>
       </w:r>
@@ -2203,10 +5264,10 @@
         <w:rPr>
           <w:rFonts w:ascii="Book Antiqua" w:hAnsi="Book Antiqua"/>
           <w:b/>
-          <w:i w:val="0"/>
           <w:color w:val="000000"/>
           <w:sz w:val="24"/>
         </w:rPr>
+        <w:lastRenderedPageBreak/>
         <w:t>Appendix 1</w:t>
       </w:r>
     </w:p>
@@ -2217,41 +5278,39 @@
       <w:r>
         <w:rPr>
           <w:rFonts w:ascii="Book Antiqua" w:hAnsi="Book Antiqua"/>
-          <w:b w:val="0"/>
-          <w:i w:val="0"/>
-          <w:color w:val="000000"/>
-          <w:sz w:val="22"/>
+          <w:color w:val="000000"/>
         </w:rPr>
         <w:t>Instrumento de Investigación: Batería Experimental de Vectores de Inyección SQL Espacial. A continuación se detallan los seis vectores de explotación diseñados y ejecutados para evaluar la seguridad de la API catastral:</w:t>
       </w:r>
     </w:p>
     <w:tbl>
       <w:tblPr>
-        <w:tblW w:type="auto" w:w="0"/>
+        <w:tblW w:w="0" w:type="auto"/>
         <w:jc w:val="center"/>
-        <w:tblLook w:firstColumn="1" w:firstRow="1" w:lastColumn="0" w:lastRow="0" w:noHBand="0" w:noVBand="1" w:val="04A0"/>
+        <w:tblLook w:val="04A0" w:firstRow="1" w:lastRow="0" w:firstColumn="1" w:lastColumn="0" w:noHBand="0" w:noVBand="1"/>
       </w:tblPr>
       <w:tblGrid>
-        <w:gridCol w:w="2052"/>
-        <w:gridCol w:w="2052"/>
-        <w:gridCol w:w="2052"/>
-        <w:gridCol w:w="2052"/>
+        <w:gridCol w:w="1050"/>
+        <w:gridCol w:w="2951"/>
+        <w:gridCol w:w="2496"/>
+        <w:gridCol w:w="1711"/>
       </w:tblGrid>
       <w:tr>
+        <w:trPr>
+          <w:jc w:val="center"/>
+        </w:trPr>
         <w:tc>
           <w:tcPr>
-            <w:tcW w:type="dxa" w:w="2052"/>
+            <w:tcW w:w="2052" w:type="dxa"/>
           </w:tcPr>
           <w:p>
             <w:pPr>
               <w:spacing w:before="40" w:after="40"/>
-              <w:jc w:val="left"/>
             </w:pPr>
             <w:r>
               <w:rPr>
                 <w:rFonts w:ascii="Book Antiqua" w:hAnsi="Book Antiqua"/>
                 <w:b/>
-                <w:i w:val="0"/>
                 <w:color w:val="000000"/>
                 <w:sz w:val="18"/>
               </w:rPr>
@@ -2261,18 +5320,16 @@
         </w:tc>
         <w:tc>
           <w:tcPr>
-            <w:tcW w:type="dxa" w:w="2052"/>
+            <w:tcW w:w="2052" w:type="dxa"/>
           </w:tcPr>
           <w:p>
             <w:pPr>
               <w:spacing w:before="40" w:after="40"/>
-              <w:jc w:val="left"/>
             </w:pPr>
             <w:r>
               <w:rPr>
                 <w:rFonts w:ascii="Book Antiqua" w:hAnsi="Book Antiqua"/>
                 <w:b/>
-                <w:i w:val="0"/>
                 <w:color w:val="000000"/>
                 <w:sz w:val="18"/>
               </w:rPr>
@@ -2282,18 +5339,16 @@
         </w:tc>
         <w:tc>
           <w:tcPr>
-            <w:tcW w:type="dxa" w:w="2052"/>
+            <w:tcW w:w="2052" w:type="dxa"/>
           </w:tcPr>
           <w:p>
             <w:pPr>
               <w:spacing w:before="40" w:after="40"/>
-              <w:jc w:val="left"/>
             </w:pPr>
             <w:r>
               <w:rPr>
                 <w:rFonts w:ascii="Book Antiqua" w:hAnsi="Book Antiqua"/>
                 <w:b/>
-                <w:i w:val="0"/>
                 <w:color w:val="000000"/>
                 <w:sz w:val="18"/>
               </w:rPr>
@@ -2303,18 +5358,16 @@
         </w:tc>
         <w:tc>
           <w:tcPr>
-            <w:tcW w:type="dxa" w:w="2052"/>
+            <w:tcW w:w="2052" w:type="dxa"/>
           </w:tcPr>
           <w:p>
             <w:pPr>
               <w:spacing w:before="40" w:after="40"/>
-              <w:jc w:val="left"/>
             </w:pPr>
             <w:r>
               <w:rPr>
                 <w:rFonts w:ascii="Book Antiqua" w:hAnsi="Book Antiqua"/>
                 <w:b/>
-                <w:i w:val="0"/>
                 <w:color w:val="000000"/>
                 <w:sz w:val="18"/>
               </w:rPr>
@@ -2324,20 +5377,20 @@
         </w:tc>
       </w:tr>
       <w:tr>
+        <w:trPr>
+          <w:jc w:val="center"/>
+        </w:trPr>
         <w:tc>
           <w:tcPr>
-            <w:tcW w:type="dxa" w:w="2052"/>
+            <w:tcW w:w="2052" w:type="dxa"/>
           </w:tcPr>
           <w:p>
             <w:pPr>
               <w:spacing w:before="40" w:after="40"/>
-              <w:jc w:val="left"/>
             </w:pPr>
             <w:r>
               <w:rPr>
                 <w:rFonts w:ascii="Book Antiqua" w:hAnsi="Book Antiqua"/>
-                <w:b w:val="0"/>
-                <w:i w:val="0"/>
                 <w:color w:val="000000"/>
                 <w:sz w:val="18"/>
               </w:rPr>
@@ -2347,18 +5400,15 @@
         </w:tc>
         <w:tc>
           <w:tcPr>
-            <w:tcW w:type="dxa" w:w="2052"/>
+            <w:tcW w:w="2052" w:type="dxa"/>
           </w:tcPr>
           <w:p>
             <w:pPr>
               <w:spacing w:before="40" w:after="40"/>
-              <w:jc w:val="left"/>
             </w:pPr>
             <w:r>
               <w:rPr>
                 <w:rFonts w:ascii="Book Antiqua" w:hAnsi="Book Antiqua"/>
-                <w:b w:val="0"/>
-                <w:i w:val="0"/>
                 <w:color w:val="000000"/>
                 <w:sz w:val="18"/>
               </w:rPr>
@@ -2368,18 +5418,15 @@
         </w:tc>
         <w:tc>
           <w:tcPr>
-            <w:tcW w:type="dxa" w:w="2052"/>
+            <w:tcW w:w="2052" w:type="dxa"/>
           </w:tcPr>
           <w:p>
             <w:pPr>
               <w:spacing w:before="40" w:after="40"/>
-              <w:jc w:val="left"/>
             </w:pPr>
             <w:r>
               <w:rPr>
                 <w:rFonts w:ascii="Book Antiqua" w:hAnsi="Book Antiqua"/>
-                <w:b w:val="0"/>
-                <w:i w:val="0"/>
                 <w:color w:val="000000"/>
                 <w:sz w:val="18"/>
               </w:rPr>
@@ -2389,18 +5436,15 @@
         </w:tc>
         <w:tc>
           <w:tcPr>
-            <w:tcW w:type="dxa" w:w="2052"/>
+            <w:tcW w:w="2052" w:type="dxa"/>
           </w:tcPr>
           <w:p>
             <w:pPr>
               <w:spacing w:before="40" w:after="40"/>
-              <w:jc w:val="left"/>
             </w:pPr>
             <w:r>
               <w:rPr>
                 <w:rFonts w:ascii="Book Antiqua" w:hAnsi="Book Antiqua"/>
-                <w:b w:val="0"/>
-                <w:i w:val="0"/>
                 <w:color w:val="000000"/>
                 <w:sz w:val="18"/>
               </w:rPr>
@@ -2410,20 +5454,20 @@
         </w:tc>
       </w:tr>
       <w:tr>
+        <w:trPr>
+          <w:jc w:val="center"/>
+        </w:trPr>
         <w:tc>
           <w:tcPr>
-            <w:tcW w:type="dxa" w:w="2052"/>
+            <w:tcW w:w="2052" w:type="dxa"/>
           </w:tcPr>
           <w:p>
             <w:pPr>
               <w:spacing w:before="40" w:after="40"/>
-              <w:jc w:val="left"/>
             </w:pPr>
             <w:r>
               <w:rPr>
                 <w:rFonts w:ascii="Book Antiqua" w:hAnsi="Book Antiqua"/>
-                <w:b w:val="0"/>
-                <w:i w:val="0"/>
                 <w:color w:val="000000"/>
                 <w:sz w:val="18"/>
               </w:rPr>
@@ -2433,18 +5477,15 @@
         </w:tc>
         <w:tc>
           <w:tcPr>
-            <w:tcW w:type="dxa" w:w="2052"/>
+            <w:tcW w:w="2052" w:type="dxa"/>
           </w:tcPr>
           <w:p>
             <w:pPr>
               <w:spacing w:before="40" w:after="40"/>
-              <w:jc w:val="left"/>
             </w:pPr>
             <w:r>
               <w:rPr>
                 <w:rFonts w:ascii="Book Antiqua" w:hAnsi="Book Antiqua"/>
-                <w:b w:val="0"/>
-                <w:i w:val="0"/>
                 <w:color w:val="000000"/>
                 <w:sz w:val="18"/>
               </w:rPr>
@@ -2454,18 +5495,15 @@
         </w:tc>
         <w:tc>
           <w:tcPr>
-            <w:tcW w:type="dxa" w:w="2052"/>
+            <w:tcW w:w="2052" w:type="dxa"/>
           </w:tcPr>
           <w:p>
             <w:pPr>
               <w:spacing w:before="40" w:after="40"/>
-              <w:jc w:val="left"/>
             </w:pPr>
             <w:r>
               <w:rPr>
                 <w:rFonts w:ascii="Book Antiqua" w:hAnsi="Book Antiqua"/>
-                <w:b w:val="0"/>
-                <w:i w:val="0"/>
                 <w:color w:val="000000"/>
                 <w:sz w:val="18"/>
               </w:rPr>
@@ -2475,18 +5513,15 @@
         </w:tc>
         <w:tc>
           <w:tcPr>
-            <w:tcW w:type="dxa" w:w="2052"/>
+            <w:tcW w:w="2052" w:type="dxa"/>
           </w:tcPr>
           <w:p>
             <w:pPr>
               <w:spacing w:before="40" w:after="40"/>
-              <w:jc w:val="left"/>
             </w:pPr>
             <w:r>
               <w:rPr>
                 <w:rFonts w:ascii="Book Antiqua" w:hAnsi="Book Antiqua"/>
-                <w:b w:val="0"/>
-                <w:i w:val="0"/>
                 <w:color w:val="000000"/>
                 <w:sz w:val="18"/>
               </w:rPr>
@@ -2496,20 +5531,20 @@
         </w:tc>
       </w:tr>
       <w:tr>
+        <w:trPr>
+          <w:jc w:val="center"/>
+        </w:trPr>
         <w:tc>
           <w:tcPr>
-            <w:tcW w:type="dxa" w:w="2052"/>
+            <w:tcW w:w="2052" w:type="dxa"/>
           </w:tcPr>
           <w:p>
             <w:pPr>
               <w:spacing w:before="40" w:after="40"/>
-              <w:jc w:val="left"/>
             </w:pPr>
             <w:r>
               <w:rPr>
                 <w:rFonts w:ascii="Book Antiqua" w:hAnsi="Book Antiqua"/>
-                <w:b w:val="0"/>
-                <w:i w:val="0"/>
                 <w:color w:val="000000"/>
                 <w:sz w:val="18"/>
               </w:rPr>
@@ -2519,18 +5554,15 @@
         </w:tc>
         <w:tc>
           <w:tcPr>
-            <w:tcW w:type="dxa" w:w="2052"/>
+            <w:tcW w:w="2052" w:type="dxa"/>
           </w:tcPr>
           <w:p>
             <w:pPr>
               <w:spacing w:before="40" w:after="40"/>
-              <w:jc w:val="left"/>
             </w:pPr>
             <w:r>
               <w:rPr>
                 <w:rFonts w:ascii="Book Antiqua" w:hAnsi="Book Antiqua"/>
-                <w:b w:val="0"/>
-                <w:i w:val="0"/>
                 <w:color w:val="000000"/>
                 <w:sz w:val="18"/>
               </w:rPr>
@@ -2540,18 +5572,15 @@
         </w:tc>
         <w:tc>
           <w:tcPr>
-            <w:tcW w:type="dxa" w:w="2052"/>
+            <w:tcW w:w="2052" w:type="dxa"/>
           </w:tcPr>
           <w:p>
             <w:pPr>
               <w:spacing w:before="40" w:after="40"/>
-              <w:jc w:val="left"/>
             </w:pPr>
             <w:r>
               <w:rPr>
                 <w:rFonts w:ascii="Book Antiqua" w:hAnsi="Book Antiqua"/>
-                <w:b w:val="0"/>
-                <w:i w:val="0"/>
                 <w:color w:val="000000"/>
                 <w:sz w:val="18"/>
               </w:rPr>
@@ -2561,18 +5590,15 @@
         </w:tc>
         <w:tc>
           <w:tcPr>
-            <w:tcW w:type="dxa" w:w="2052"/>
+            <w:tcW w:w="2052" w:type="dxa"/>
           </w:tcPr>
           <w:p>
             <w:pPr>
               <w:spacing w:before="40" w:after="40"/>
-              <w:jc w:val="left"/>
             </w:pPr>
             <w:r>
               <w:rPr>
                 <w:rFonts w:ascii="Book Antiqua" w:hAnsi="Book Antiqua"/>
-                <w:b w:val="0"/>
-                <w:i w:val="0"/>
                 <w:color w:val="000000"/>
                 <w:sz w:val="18"/>
               </w:rPr>
@@ -2582,20 +5608,20 @@
         </w:tc>
       </w:tr>
       <w:tr>
+        <w:trPr>
+          <w:jc w:val="center"/>
+        </w:trPr>
         <w:tc>
           <w:tcPr>
-            <w:tcW w:type="dxa" w:w="2052"/>
+            <w:tcW w:w="2052" w:type="dxa"/>
           </w:tcPr>
           <w:p>
             <w:pPr>
               <w:spacing w:before="40" w:after="40"/>
-              <w:jc w:val="left"/>
             </w:pPr>
             <w:r>
               <w:rPr>
                 <w:rFonts w:ascii="Book Antiqua" w:hAnsi="Book Antiqua"/>
-                <w:b w:val="0"/>
-                <w:i w:val="0"/>
                 <w:color w:val="000000"/>
                 <w:sz w:val="18"/>
               </w:rPr>
@@ -2605,18 +5631,15 @@
         </w:tc>
         <w:tc>
           <w:tcPr>
-            <w:tcW w:type="dxa" w:w="2052"/>
+            <w:tcW w:w="2052" w:type="dxa"/>
           </w:tcPr>
           <w:p>
             <w:pPr>
               <w:spacing w:before="40" w:after="40"/>
-              <w:jc w:val="left"/>
             </w:pPr>
             <w:r>
               <w:rPr>
                 <w:rFonts w:ascii="Book Antiqua" w:hAnsi="Book Antiqua"/>
-                <w:b w:val="0"/>
-                <w:i w:val="0"/>
                 <w:color w:val="000000"/>
                 <w:sz w:val="18"/>
               </w:rPr>
@@ -2626,18 +5649,15 @@
         </w:tc>
         <w:tc>
           <w:tcPr>
-            <w:tcW w:type="dxa" w:w="2052"/>
+            <w:tcW w:w="2052" w:type="dxa"/>
           </w:tcPr>
           <w:p>
             <w:pPr>
               <w:spacing w:before="40" w:after="40"/>
-              <w:jc w:val="left"/>
             </w:pPr>
             <w:r>
               <w:rPr>
                 <w:rFonts w:ascii="Book Antiqua" w:hAnsi="Book Antiqua"/>
-                <w:b w:val="0"/>
-                <w:i w:val="0"/>
                 <w:color w:val="000000"/>
                 <w:sz w:val="18"/>
               </w:rPr>
@@ -2647,18 +5667,15 @@
         </w:tc>
         <w:tc>
           <w:tcPr>
-            <w:tcW w:type="dxa" w:w="2052"/>
+            <w:tcW w:w="2052" w:type="dxa"/>
           </w:tcPr>
           <w:p>
             <w:pPr>
               <w:spacing w:before="40" w:after="40"/>
-              <w:jc w:val="left"/>
             </w:pPr>
             <w:r>
               <w:rPr>
                 <w:rFonts w:ascii="Book Antiqua" w:hAnsi="Book Antiqua"/>
-                <w:b w:val="0"/>
-                <w:i w:val="0"/>
                 <w:color w:val="000000"/>
                 <w:sz w:val="18"/>
               </w:rPr>
@@ -2668,20 +5685,20 @@
         </w:tc>
       </w:tr>
       <w:tr>
+        <w:trPr>
+          <w:jc w:val="center"/>
+        </w:trPr>
         <w:tc>
           <w:tcPr>
-            <w:tcW w:type="dxa" w:w="2052"/>
+            <w:tcW w:w="2052" w:type="dxa"/>
           </w:tcPr>
           <w:p>
             <w:pPr>
               <w:spacing w:before="40" w:after="40"/>
-              <w:jc w:val="left"/>
             </w:pPr>
             <w:r>
               <w:rPr>
                 <w:rFonts w:ascii="Book Antiqua" w:hAnsi="Book Antiqua"/>
-                <w:b w:val="0"/>
-                <w:i w:val="0"/>
                 <w:color w:val="000000"/>
                 <w:sz w:val="18"/>
               </w:rPr>
@@ -2691,18 +5708,15 @@
         </w:tc>
         <w:tc>
           <w:tcPr>
-            <w:tcW w:type="dxa" w:w="2052"/>
+            <w:tcW w:w="2052" w:type="dxa"/>
           </w:tcPr>
           <w:p>
             <w:pPr>
               <w:spacing w:before="40" w:after="40"/>
-              <w:jc w:val="left"/>
             </w:pPr>
             <w:r>
               <w:rPr>
                 <w:rFonts w:ascii="Book Antiqua" w:hAnsi="Book Antiqua"/>
-                <w:b w:val="0"/>
-                <w:i w:val="0"/>
                 <w:color w:val="000000"/>
                 <w:sz w:val="18"/>
               </w:rPr>
@@ -2712,18 +5726,15 @@
         </w:tc>
         <w:tc>
           <w:tcPr>
-            <w:tcW w:type="dxa" w:w="2052"/>
+            <w:tcW w:w="2052" w:type="dxa"/>
           </w:tcPr>
           <w:p>
             <w:pPr>
               <w:spacing w:before="40" w:after="40"/>
-              <w:jc w:val="left"/>
             </w:pPr>
             <w:r>
               <w:rPr>
                 <w:rFonts w:ascii="Book Antiqua" w:hAnsi="Book Antiqua"/>
-                <w:b w:val="0"/>
-                <w:i w:val="0"/>
                 <w:color w:val="000000"/>
                 <w:sz w:val="18"/>
               </w:rPr>
@@ -2733,18 +5744,15 @@
         </w:tc>
         <w:tc>
           <w:tcPr>
-            <w:tcW w:type="dxa" w:w="2052"/>
+            <w:tcW w:w="2052" w:type="dxa"/>
           </w:tcPr>
           <w:p>
             <w:pPr>
               <w:spacing w:before="40" w:after="40"/>
-              <w:jc w:val="left"/>
             </w:pPr>
             <w:r>
               <w:rPr>
                 <w:rFonts w:ascii="Book Antiqua" w:hAnsi="Book Antiqua"/>
-                <w:b w:val="0"/>
-                <w:i w:val="0"/>
                 <w:color w:val="000000"/>
                 <w:sz w:val="18"/>
               </w:rPr>
@@ -2754,20 +5762,20 @@
         </w:tc>
       </w:tr>
       <w:tr>
+        <w:trPr>
+          <w:jc w:val="center"/>
+        </w:trPr>
         <w:tc>
           <w:tcPr>
-            <w:tcW w:type="dxa" w:w="2052"/>
+            <w:tcW w:w="2052" w:type="dxa"/>
           </w:tcPr>
           <w:p>
             <w:pPr>
               <w:spacing w:before="40" w:after="40"/>
-              <w:jc w:val="left"/>
             </w:pPr>
             <w:r>
               <w:rPr>
                 <w:rFonts w:ascii="Book Antiqua" w:hAnsi="Book Antiqua"/>
-                <w:b w:val="0"/>
-                <w:i w:val="0"/>
                 <w:color w:val="000000"/>
                 <w:sz w:val="18"/>
               </w:rPr>
@@ -2777,18 +5785,15 @@
         </w:tc>
         <w:tc>
           <w:tcPr>
-            <w:tcW w:type="dxa" w:w="2052"/>
+            <w:tcW w:w="2052" w:type="dxa"/>
           </w:tcPr>
           <w:p>
             <w:pPr>
               <w:spacing w:before="40" w:after="40"/>
-              <w:jc w:val="left"/>
             </w:pPr>
             <w:r>
               <w:rPr>
                 <w:rFonts w:ascii="Book Antiqua" w:hAnsi="Book Antiqua"/>
-                <w:b w:val="0"/>
-                <w:i w:val="0"/>
                 <w:color w:val="000000"/>
                 <w:sz w:val="18"/>
               </w:rPr>
@@ -2798,18 +5803,15 @@
         </w:tc>
         <w:tc>
           <w:tcPr>
-            <w:tcW w:type="dxa" w:w="2052"/>
+            <w:tcW w:w="2052" w:type="dxa"/>
           </w:tcPr>
           <w:p>
             <w:pPr>
               <w:spacing w:before="40" w:after="40"/>
-              <w:jc w:val="left"/>
             </w:pPr>
             <w:r>
               <w:rPr>
                 <w:rFonts w:ascii="Book Antiqua" w:hAnsi="Book Antiqua"/>
-                <w:b w:val="0"/>
-                <w:i w:val="0"/>
                 <w:color w:val="000000"/>
                 <w:sz w:val="18"/>
               </w:rPr>
@@ -2819,18 +5821,15 @@
         </w:tc>
         <w:tc>
           <w:tcPr>
-            <w:tcW w:type="dxa" w:w="2052"/>
+            <w:tcW w:w="2052" w:type="dxa"/>
           </w:tcPr>
           <w:p>
             <w:pPr>
               <w:spacing w:before="40" w:after="40"/>
-              <w:jc w:val="left"/>
             </w:pPr>
             <w:r>
               <w:rPr>
                 <w:rFonts w:ascii="Book Antiqua" w:hAnsi="Book Antiqua"/>
-                <w:b w:val="0"/>
-                <w:i w:val="0"/>
                 <w:color w:val="000000"/>
                 <w:sz w:val="18"/>
               </w:rPr>
@@ -2840,10 +5839,11 @@
         </w:tc>
       </w:tr>
     </w:tbl>
+    <w:p/>
     <w:sectPr>
-      <w:headerReference w:type="default" r:id="rId14"/>
-      <w:footerReference w:type="default" r:id="rId15"/>
-      <w:headerReference w:type="first" r:id="rId16"/>
+      <w:headerReference w:type="default" r:id="rId12"/>
+      <w:footerReference w:type="default" r:id="rId13"/>
+      <w:headerReference w:type="first" r:id="rId14"/>
       <w:pgSz w:w="12240" w:h="15840" w:code="1"/>
       <w:pgMar w:top="1728" w:right="2016" w:bottom="1728" w:left="2016" w:header="720" w:footer="720" w:gutter="0"/>
       <w:pgNumType w:start="1"/>
@@ -3963,7 +6963,6 @@
   <w:style w:type="character" w:default="1" w:styleId="Fuentedeprrafopredeter">
     <w:name w:val="Default Paragraph Font"/>
     <w:uiPriority w:val="1"/>
-    <w:semiHidden/>
     <w:unhideWhenUsed/>
   </w:style>
   <w:style w:type="table" w:default="1" w:styleId="Tablanormal">
@@ -4270,6 +7269,52 @@
       <w:shd w:val="clear" w:color="auto" w:fill="E1DFDD"/>
     </w:rPr>
   </w:style>
+  <w:style w:type="table" w:styleId="Tablanormal4">
+    <w:name w:val="Plain Table 4"/>
+    <w:basedOn w:val="Tablanormal"/>
+    <w:uiPriority w:val="44"/>
+    <w:rsid w:val="003D136C"/>
+    <w:tblPr>
+      <w:tblStyleRowBandSize w:val="1"/>
+      <w:tblStyleColBandSize w:val="1"/>
+    </w:tblPr>
+    <w:tblStylePr w:type="firstRow">
+      <w:rPr>
+        <w:b/>
+        <w:bCs/>
+      </w:rPr>
+    </w:tblStylePr>
+    <w:tblStylePr w:type="lastRow">
+      <w:rPr>
+        <w:b/>
+        <w:bCs/>
+      </w:rPr>
+    </w:tblStylePr>
+    <w:tblStylePr w:type="firstCol">
+      <w:rPr>
+        <w:b/>
+        <w:bCs/>
+      </w:rPr>
+    </w:tblStylePr>
+    <w:tblStylePr w:type="lastCol">
+      <w:rPr>
+        <w:b/>
+        <w:bCs/>
+      </w:rPr>
+    </w:tblStylePr>
+    <w:tblStylePr w:type="band1Vert">
+      <w:tblPr/>
+      <w:tcPr>
+        <w:shd w:val="clear" w:color="auto" w:fill="F2F2F2" w:themeFill="background1" w:themeFillShade="F2"/>
+      </w:tcPr>
+    </w:tblStylePr>
+    <w:tblStylePr w:type="band1Horz">
+      <w:tblPr/>
+      <w:tcPr>
+        <w:shd w:val="clear" w:color="auto" w:fill="F2F2F2" w:themeFill="background1" w:themeFillShade="F2"/>
+      </w:tcPr>
+    </w:tblStylePr>
+  </w:style>
 </w:styles>
 </file>
 

--- a/Articulo_Cientifico_IMJETA_Final.docx
+++ b/Articulo_Cientifico_IMJETA_Final.docx
@@ -4884,20 +4884,15 @@
       <w:pPr>
         <w:spacing w:after="80" w:line="240" w:lineRule="auto"/>
       </w:pPr>
-      <w:r>
-        <w:rPr>
-          <w:rFonts w:ascii="Book Antiqua" w:hAnsi="Book Antiqua"/>
-          <w:color w:val="000000"/>
-        </w:rPr>
-        <w:t xml:space="preserve">Los resultados empíricos demuestran que la mitigación basada en GeoAlchemy2 y validación previa con Shapely introduce un overhead de latencia media de apenas 2.63 milisegundos por petición (+15.24%), manteniendo un throughput de 484.36 </w:t>
-      </w:r>
-      <w:r>
-        <w:rPr>
-          <w:rFonts w:ascii="Book Antiqua" w:hAnsi="Book Antiqua"/>
-          <w:color w:val="000000"/>
-        </w:rPr>
-        <w:lastRenderedPageBreak/>
-        <w:t>peticiones por segundo. Particularmente notable es la reducción en la latencia de cola en el percentil 99 (p99), que pasó de 43.75 ms a 38.24 ms (-12.59%), lo cual se atribuye a la reutilización eficiente de planes de ejecución compilados (prepared statements) en PostgreSQL al evitar el re-parseo continuo de consultas dinámicas. Este incremento marginal en el promedio es insignificante frente a la ganancia de seguridad, neutralizando la exfiltración masiva de datos catastrales, el canal lateral de error y la denegación de servicio espacial. Se concluye que los WAFs tradicionales son ineficaces ante payloads espaciales, demandando esquemas de validación sintáctica con conciencia espacial integrados en el código de la aplicación.</w:t>
+      <w:r/>
+      <w:r>
+        <w:rPr>
+          <w:rFonts w:ascii="Book Antiqua" w:hAnsi="Book Antiqua"/>
+          <w:b w:val="0"/>
+          <w:i w:val="0"/>
+          <w:sz w:val="22"/>
+        </w:rPr>
+        <w:t>Los resultados experimentales confirman que la arquitectura propuesta (GeoAlchemy2 junto a la validación previa en Shapely) introduce un sobrecosto medio de latencia de 2.63 ms por petición (+15.24%), conservando una tasa de procesamiento de 484.36 req/s. Un aspecto relevante para el diseño de software es el comportamiento en el percentil 99 (p99): la latencia de cola disminuyó de 43.75 ms a 38.24 ms, lo que representa una mejora del 12.59% en la estabilidad del servicio. Esta optimización se debe a que PostgreSQL reutiliza los planes de ejecución en memoria (prepared statements), eliminando el costo recurrente de re-analizar sintácticamente las consultas dinámicas.</w:t>
       </w:r>
     </w:p>
     <w:p>
@@ -4905,12 +4900,15 @@
         <w:spacing w:after="80" w:line="240" w:lineRule="auto"/>
         <w:ind w:firstLine="432"/>
       </w:pPr>
-      <w:r>
-        <w:rPr>
-          <w:rFonts w:ascii="Book Antiqua" w:hAnsi="Book Antiqua"/>
-          <w:color w:val="000000"/>
-        </w:rPr>
-        <w:t>La Figure 4 sintetiza la tasa de mitigación y bloqueo de ataques (%) a través de los seis vectores evaluados, contrastando una arquitectura desprotegida, un WAF tradicional basado en firmas (OWASP ModSecurity Core Rule Set) y el pipeline propuesto. Mientras que el WAF genérico no logra identificar los ataques espaciales (0% a 20% de bloqueo en vectores topológicos como ST_DWithin y ST_Intersects al carecer de gramática geoespacial), el pipeline de tres barreras logra un bloqueo completo del 100% en todos los vectores evaluados de la tríada CIA.</w:t>
+      <w:r/>
+      <w:r>
+        <w:rPr>
+          <w:rFonts w:ascii="Book Antiqua" w:hAnsi="Book Antiqua"/>
+          <w:b w:val="0"/>
+          <w:i w:val="0"/>
+          <w:sz w:val="22"/>
+        </w:rPr>
+        <w:t>Este sobrecosto medio resulta plenamente asumible frente a las garantías de protección obtenidas: neutraliza la exfiltración masiva de predios, los canales laterales de error y la denegación de servicio espacial. Como se ilustra en la Figura 4, los cortafuegos de aplicaciones web tradicionales (WAF basados en firmas como OWASP CRS) carecen de gramática geoespacial y bloquean únicamente entre el 0% y el 20% de las inyecciones topológicas (ST_DWithin y ST_Intersects). En contraste, el pipeline de tres barreras implementado en la capa de aplicación alcanzó una tasa de mitigación del 100% en todos los vectores evaluados de la tríada CIA.</w:t>
       </w:r>
     </w:p>
     <w:p>

--- a/Articulo_Cientifico_IMJETA_Final.docx
+++ b/Articulo_Cientifico_IMJETA_Final.docx
@@ -317,7 +317,7 @@
           <w:color w:val="000000"/>
           <w:sz w:val="20"/>
         </w:rPr>
-        <w:t xml:space="preserve"> de bases de datos espaciales en arquitecturas web ha ampliado la superficie de ataque para las aplicaciones modernas; sin embargo, </w:t>
+        <w:t xml:space="preserve"> de bases de datos espaciales en arquitecturas web ha ampliado la superficie de ataque para las aplicaciones </w:t>
       </w:r>
       <w:proofErr w:type="spellStart"/>
       <w:r>
@@ -326,6 +326,24 @@
           <w:color w:val="000000"/>
           <w:sz w:val="20"/>
         </w:rPr>
+        <w:t>modernas</w:t>
+      </w:r>
+      <w:proofErr w:type="spellEnd"/>
+      <w:r>
+        <w:rPr>
+          <w:rFonts w:ascii="Book Antiqua" w:hAnsi="Book Antiqua"/>
+          <w:color w:val="000000"/>
+          <w:sz w:val="20"/>
+        </w:rPr>
+        <w:t xml:space="preserve">; sin embargo, </w:t>
+      </w:r>
+      <w:proofErr w:type="spellStart"/>
+      <w:r>
+        <w:rPr>
+          <w:rFonts w:ascii="Book Antiqua" w:hAnsi="Book Antiqua"/>
+          <w:color w:val="000000"/>
+          <w:sz w:val="20"/>
+        </w:rPr>
         <w:t>los</w:t>
       </w:r>
       <w:proofErr w:type="spellEnd"/>
@@ -389,7 +407,7 @@
           <w:color w:val="000000"/>
           <w:sz w:val="20"/>
         </w:rPr>
-        <w:t xml:space="preserve"> SQL espaciales siguen estando poco explorados. Este artículo investiga la explotación y mitigación de inyecciones SQL espaciales dentro de sistemas de información catastral que utilizan PostGIS. Se desarrolló un entorno de prueba en contenedores, utilizando Docker, para simular </w:t>
+        <w:t xml:space="preserve"> SQL </w:t>
       </w:r>
       <w:proofErr w:type="spellStart"/>
       <w:r>
@@ -398,6 +416,60 @@
           <w:color w:val="000000"/>
           <w:sz w:val="20"/>
         </w:rPr>
+        <w:t>espaciales</w:t>
+      </w:r>
+      <w:proofErr w:type="spellEnd"/>
+      <w:r>
+        <w:rPr>
+          <w:rFonts w:ascii="Book Antiqua" w:hAnsi="Book Antiqua"/>
+          <w:color w:val="000000"/>
+          <w:sz w:val="20"/>
+        </w:rPr>
+        <w:t xml:space="preserve"> </w:t>
+      </w:r>
+      <w:proofErr w:type="spellStart"/>
+      <w:r>
+        <w:rPr>
+          <w:rFonts w:ascii="Book Antiqua" w:hAnsi="Book Antiqua"/>
+          <w:color w:val="000000"/>
+          <w:sz w:val="20"/>
+        </w:rPr>
+        <w:t>siguen</w:t>
+      </w:r>
+      <w:proofErr w:type="spellEnd"/>
+      <w:r>
+        <w:rPr>
+          <w:rFonts w:ascii="Book Antiqua" w:hAnsi="Book Antiqua"/>
+          <w:color w:val="000000"/>
+          <w:sz w:val="20"/>
+        </w:rPr>
+        <w:t xml:space="preserve"> estando poco explorados. Este artículo investiga la explotación y mitigación de inyecciones SQL espaciales dentro de sistemas de información catastral que utilizan PostGIS. Se desarrolló un entorno de prueba en contenedores, utilizando Docker, para </w:t>
+      </w:r>
+      <w:proofErr w:type="spellStart"/>
+      <w:r>
+        <w:rPr>
+          <w:rFonts w:ascii="Book Antiqua" w:hAnsi="Book Antiqua"/>
+          <w:color w:val="000000"/>
+          <w:sz w:val="20"/>
+        </w:rPr>
+        <w:t>simular</w:t>
+      </w:r>
+      <w:proofErr w:type="spellEnd"/>
+      <w:r>
+        <w:rPr>
+          <w:rFonts w:ascii="Book Antiqua" w:hAnsi="Book Antiqua"/>
+          <w:color w:val="000000"/>
+          <w:sz w:val="20"/>
+        </w:rPr>
+        <w:t xml:space="preserve"> </w:t>
+      </w:r>
+      <w:proofErr w:type="spellStart"/>
+      <w:r>
+        <w:rPr>
+          <w:rFonts w:ascii="Book Antiqua" w:hAnsi="Book Antiqua"/>
+          <w:color w:val="000000"/>
+          <w:sz w:val="20"/>
+        </w:rPr>
         <w:t>una</w:t>
       </w:r>
       <w:proofErr w:type="spellEnd"/>
@@ -443,7 +515,7 @@
           <w:color w:val="000000"/>
           <w:sz w:val="20"/>
         </w:rPr>
-        <w:t xml:space="preserve"> con Python (FastAPI) y PostgreSQL/PostGIS. El estudio demuestra cómo los atacantes pueden aprovechar </w:t>
+        <w:t xml:space="preserve"> con Python (</w:t>
       </w:r>
       <w:proofErr w:type="spellStart"/>
       <w:r>
@@ -452,6 +524,78 @@
           <w:color w:val="000000"/>
           <w:sz w:val="20"/>
         </w:rPr>
+        <w:t>FastAPI</w:t>
+      </w:r>
+      <w:proofErr w:type="spellEnd"/>
+      <w:r>
+        <w:rPr>
+          <w:rFonts w:ascii="Book Antiqua" w:hAnsi="Book Antiqua"/>
+          <w:color w:val="000000"/>
+          <w:sz w:val="20"/>
+        </w:rPr>
+        <w:t xml:space="preserve">) y PostgreSQL/PostGIS. El estudio demuestra cómo los </w:t>
+      </w:r>
+      <w:proofErr w:type="spellStart"/>
+      <w:r>
+        <w:rPr>
+          <w:rFonts w:ascii="Book Antiqua" w:hAnsi="Book Antiqua"/>
+          <w:color w:val="000000"/>
+          <w:sz w:val="20"/>
+        </w:rPr>
+        <w:t>atacantes</w:t>
+      </w:r>
+      <w:proofErr w:type="spellEnd"/>
+      <w:r>
+        <w:rPr>
+          <w:rFonts w:ascii="Book Antiqua" w:hAnsi="Book Antiqua"/>
+          <w:color w:val="000000"/>
+          <w:sz w:val="20"/>
+        </w:rPr>
+        <w:t xml:space="preserve"> </w:t>
+      </w:r>
+      <w:proofErr w:type="spellStart"/>
+      <w:r>
+        <w:rPr>
+          <w:rFonts w:ascii="Book Antiqua" w:hAnsi="Book Antiqua"/>
+          <w:color w:val="000000"/>
+          <w:sz w:val="20"/>
+        </w:rPr>
+        <w:t>pueden</w:t>
+      </w:r>
+      <w:proofErr w:type="spellEnd"/>
+      <w:r>
+        <w:rPr>
+          <w:rFonts w:ascii="Book Antiqua" w:hAnsi="Book Antiqua"/>
+          <w:color w:val="000000"/>
+          <w:sz w:val="20"/>
+        </w:rPr>
+        <w:t xml:space="preserve"> </w:t>
+      </w:r>
+      <w:proofErr w:type="spellStart"/>
+      <w:r>
+        <w:rPr>
+          <w:rFonts w:ascii="Book Antiqua" w:hAnsi="Book Antiqua"/>
+          <w:color w:val="000000"/>
+          <w:sz w:val="20"/>
+        </w:rPr>
+        <w:t>aprovechar</w:t>
+      </w:r>
+      <w:proofErr w:type="spellEnd"/>
+      <w:r>
+        <w:rPr>
+          <w:rFonts w:ascii="Book Antiqua" w:hAnsi="Book Antiqua"/>
+          <w:color w:val="000000"/>
+          <w:sz w:val="20"/>
+        </w:rPr>
+        <w:t xml:space="preserve"> </w:t>
+      </w:r>
+      <w:proofErr w:type="spellStart"/>
+      <w:r>
+        <w:rPr>
+          <w:rFonts w:ascii="Book Antiqua" w:hAnsi="Book Antiqua"/>
+          <w:color w:val="000000"/>
+          <w:sz w:val="20"/>
+        </w:rPr>
         <w:t>funciones</w:t>
       </w:r>
       <w:proofErr w:type="spellEnd"/>
@@ -531,7 +675,25 @@
           <w:color w:val="000000"/>
           <w:sz w:val="20"/>
         </w:rPr>
-        <w:t xml:space="preserve"> que el pipeline propuesto neutralizó el 100% de los vectores de ataque con un </w:t>
+        <w:t xml:space="preserve"> que el pipeline propuesto neutralizó el 100% de los vectores de </w:t>
+      </w:r>
+      <w:proofErr w:type="spellStart"/>
+      <w:r>
+        <w:rPr>
+          <w:rFonts w:ascii="Book Antiqua" w:hAnsi="Book Antiqua"/>
+          <w:color w:val="000000"/>
+          <w:sz w:val="20"/>
+        </w:rPr>
+        <w:t>ataque</w:t>
+      </w:r>
+      <w:proofErr w:type="spellEnd"/>
+      <w:r>
+        <w:rPr>
+          <w:rFonts w:ascii="Book Antiqua" w:hAnsi="Book Antiqua"/>
+          <w:color w:val="000000"/>
+          <w:sz w:val="20"/>
+        </w:rPr>
+        <w:t xml:space="preserve"> con un </w:t>
       </w:r>
       <w:proofErr w:type="spellStart"/>
       <w:r>
@@ -625,7 +787,23 @@
           <w:color w:val="000000"/>
         </w:rPr>
         <w:lastRenderedPageBreak/>
-        <w:t xml:space="preserve">ámbito, PostgreSQL junto a su extensión espacial PostGIS constituyen la solución de </w:t>
+        <w:t xml:space="preserve">ámbito, PostgreSQL junto a su extensión espacial PostGIS constituyen la </w:t>
+      </w:r>
+      <w:proofErr w:type="spellStart"/>
+      <w:r>
+        <w:rPr>
+          <w:rFonts w:ascii="Book Antiqua" w:hAnsi="Book Antiqua"/>
+          <w:color w:val="000000"/>
+        </w:rPr>
+        <w:t>solución</w:t>
+      </w:r>
+      <w:proofErr w:type="spellEnd"/>
+      <w:r>
+        <w:rPr>
+          <w:rFonts w:ascii="Book Antiqua" w:hAnsi="Book Antiqua"/>
+          <w:color w:val="000000"/>
+        </w:rPr>
+        <w:t xml:space="preserve"> de </w:t>
       </w:r>
       <w:proofErr w:type="spellStart"/>
       <w:r>
@@ -718,7 +896,39 @@
           <w:rFonts w:ascii="Book Antiqua" w:hAnsi="Book Antiqua"/>
           <w:color w:val="000000"/>
         </w:rPr>
-        <w:t xml:space="preserve">Sin embargo, la exposición de estos servicios mediante APIs REST introduce vectores de ataque cuando las consultas se construyen mediante concatenación de cadenas dentro de funciones espaciales. Si bien la inyección SQL clásica ha sido ampliamente documentada (Clarke, 2012; Halfond et al., 2006), la manipulación de operadores geométricos de PostGIS —como ST_DWithin, ST_Intersects o </w:t>
+        <w:t xml:space="preserve">Sin embargo, la exposición de estos servicios mediante APIs REST introduce vectores de ataque cuando las consultas se construyen mediante concatenación de cadenas dentro de funciones espaciales. Si bien la inyección SQL clásica ha sido ampliamente documentada (Clarke, 2012; Halfond et al., 2006), la manipulación de operadores geométricos de PostGIS —como </w:t>
+      </w:r>
+      <w:proofErr w:type="spellStart"/>
+      <w:r>
+        <w:rPr>
+          <w:rFonts w:ascii="Book Antiqua" w:hAnsi="Book Antiqua"/>
+          <w:color w:val="000000"/>
+        </w:rPr>
+        <w:t>ST_DWithin</w:t>
+      </w:r>
+      <w:proofErr w:type="spellEnd"/>
+      <w:r>
+        <w:rPr>
+          <w:rFonts w:ascii="Book Antiqua" w:hAnsi="Book Antiqua"/>
+          <w:color w:val="000000"/>
+        </w:rPr>
+        <w:t xml:space="preserve">, </w:t>
+      </w:r>
+      <w:proofErr w:type="spellStart"/>
+      <w:r>
+        <w:rPr>
+          <w:rFonts w:ascii="Book Antiqua" w:hAnsi="Book Antiqua"/>
+          <w:color w:val="000000"/>
+        </w:rPr>
+        <w:t>ST_Intersects</w:t>
+      </w:r>
+      <w:proofErr w:type="spellEnd"/>
+      <w:r>
+        <w:rPr>
+          <w:rFonts w:ascii="Book Antiqua" w:hAnsi="Book Antiqua"/>
+          <w:color w:val="000000"/>
+        </w:rPr>
+        <w:t xml:space="preserve"> o </w:t>
       </w:r>
       <w:proofErr w:type="spellStart"/>
       <w:r>
@@ -798,7 +1008,39 @@
           <w:rFonts w:ascii="Book Antiqua" w:hAnsi="Book Antiqua"/>
           <w:color w:val="000000"/>
         </w:rPr>
-        <w:t xml:space="preserve"> entrada no saneada no solo permite eludir filtros relacionales o exfiltrar datos, sino también desencadenar estados de denegación de servicio </w:t>
+        <w:t xml:space="preserve"> entrada no saneada no solo permite eludir filtros relacionales o exfiltrar datos, sino también desencadenar estados de </w:t>
+      </w:r>
+      <w:proofErr w:type="spellStart"/>
+      <w:r>
+        <w:rPr>
+          <w:rFonts w:ascii="Book Antiqua" w:hAnsi="Book Antiqua"/>
+          <w:color w:val="000000"/>
+        </w:rPr>
+        <w:t>denegación</w:t>
+      </w:r>
+      <w:proofErr w:type="spellEnd"/>
+      <w:r>
+        <w:rPr>
+          <w:rFonts w:ascii="Book Antiqua" w:hAnsi="Book Antiqua"/>
+          <w:color w:val="000000"/>
+        </w:rPr>
+        <w:t xml:space="preserve"> de </w:t>
+      </w:r>
+      <w:proofErr w:type="spellStart"/>
+      <w:r>
+        <w:rPr>
+          <w:rFonts w:ascii="Book Antiqua" w:hAnsi="Book Antiqua"/>
+          <w:color w:val="000000"/>
+        </w:rPr>
+        <w:t>servicio</w:t>
+      </w:r>
+      <w:proofErr w:type="spellEnd"/>
+      <w:r>
+        <w:rPr>
+          <w:rFonts w:ascii="Book Antiqua" w:hAnsi="Book Antiqua"/>
+          <w:color w:val="000000"/>
+        </w:rPr>
+        <w:t xml:space="preserve"> </w:t>
       </w:r>
       <w:proofErr w:type="spellStart"/>
       <w:r>
@@ -921,7 +1163,23 @@
           <w:rFonts w:ascii="Book Antiqua" w:hAnsi="Book Antiqua"/>
           <w:color w:val="000000"/>
         </w:rPr>
-        <w:t xml:space="preserve">Este artículo presenta una evaluación experimental de vulnerabilidades de inyección SQL </w:t>
+        <w:t xml:space="preserve">Este artículo presenta una evaluación experimental de vulnerabilidades de </w:t>
+      </w:r>
+      <w:proofErr w:type="spellStart"/>
+      <w:r>
+        <w:rPr>
+          <w:rFonts w:ascii="Book Antiqua" w:hAnsi="Book Antiqua"/>
+          <w:color w:val="000000"/>
+        </w:rPr>
+        <w:t>inyección</w:t>
+      </w:r>
+      <w:proofErr w:type="spellEnd"/>
+      <w:r>
+        <w:rPr>
+          <w:rFonts w:ascii="Book Antiqua" w:hAnsi="Book Antiqua"/>
+          <w:color w:val="000000"/>
+        </w:rPr>
+        <w:t xml:space="preserve"> SQL </w:t>
       </w:r>
       <w:proofErr w:type="spellStart"/>
       <w:r>
@@ -1468,7 +1726,39 @@
           <w:rFonts w:ascii="Book Antiqua" w:hAnsi="Book Antiqua"/>
           <w:color w:val="000000"/>
         </w:rPr>
-        <w:t xml:space="preserve"> A diferencia de un valor escalar simple, </w:t>
+        <w:t xml:space="preserve"> A diferencia de un </w:t>
+      </w:r>
+      <w:proofErr w:type="spellStart"/>
+      <w:r>
+        <w:rPr>
+          <w:rFonts w:ascii="Book Antiqua" w:hAnsi="Book Antiqua"/>
+          <w:color w:val="000000"/>
+        </w:rPr>
+        <w:t>valor</w:t>
+      </w:r>
+      <w:proofErr w:type="spellEnd"/>
+      <w:r>
+        <w:rPr>
+          <w:rFonts w:ascii="Book Antiqua" w:hAnsi="Book Antiqua"/>
+          <w:color w:val="000000"/>
+        </w:rPr>
+        <w:t xml:space="preserve"> </w:t>
+      </w:r>
+      <w:proofErr w:type="spellStart"/>
+      <w:r>
+        <w:rPr>
+          <w:rFonts w:ascii="Book Antiqua" w:hAnsi="Book Antiqua"/>
+          <w:color w:val="000000"/>
+        </w:rPr>
+        <w:t>escalar</w:t>
+      </w:r>
+      <w:proofErr w:type="spellEnd"/>
+      <w:r>
+        <w:rPr>
+          <w:rFonts w:ascii="Book Antiqua" w:hAnsi="Book Antiqua"/>
+          <w:color w:val="000000"/>
+        </w:rPr>
+        <w:t xml:space="preserve"> simple, </w:t>
       </w:r>
       <w:proofErr w:type="spellStart"/>
       <w:r>
@@ -1564,7 +1854,23 @@
           <w:rFonts w:ascii="Book Antiqua" w:hAnsi="Book Antiqua"/>
           <w:color w:val="000000"/>
         </w:rPr>
-        <w:t>, sistemas de referencia espacial (SRID) y envolventes mínimas (bounding boxes), lo que amplía el área de escape sintáctico. Este vacío teórico en los modelos tradicionales de inyección deja sin caracterizar la manipulación de predicados topológicos nativos en motores relacionales.</w:t>
+        <w:t xml:space="preserve">, </w:t>
+      </w:r>
+      <w:proofErr w:type="spellStart"/>
+      <w:r>
+        <w:rPr>
+          <w:rFonts w:ascii="Book Antiqua" w:hAnsi="Book Antiqua"/>
+          <w:color w:val="000000"/>
+        </w:rPr>
+        <w:t>sistemas</w:t>
+      </w:r>
+      <w:proofErr w:type="spellEnd"/>
+      <w:r>
+        <w:rPr>
+          <w:rFonts w:ascii="Book Antiqua" w:hAnsi="Book Antiqua"/>
+          <w:color w:val="000000"/>
+        </w:rPr>
+        <w:t xml:space="preserve"> de referencia espacial (SRID) y envolventes mínimas (bounding boxes), lo que amplía el área de escape sintáctico. Este vacío teórico en los modelos tradicionales de inyección deja sin caracterizar la manipulación de predicados topológicos nativos en motores relacionales.</w:t>
       </w:r>
     </w:p>
     <w:p>
@@ -1598,7 +1904,39 @@
           <w:color w:val="000000"/>
         </w:rPr>
         <w:lastRenderedPageBreak/>
-        <w:t xml:space="preserve">riesgos de inferencia espacial en SDBMS, donde un usuario no autorizado puede deducir la existencia o atributos de un objeto protegido correlacionando consultas espaciales sucesivas. No obstante, estas aproximaciones asumen que la capa de servicio </w:t>
+        <w:t xml:space="preserve">riesgos de inferencia espacial en SDBMS, donde un usuario no autorizado puede deducir la existencia o atributos de un objeto protegido correlacionando consultas espaciales sucesivas. No obstante, estas aproximaciones asumen que la </w:t>
+      </w:r>
+      <w:proofErr w:type="spellStart"/>
+      <w:r>
+        <w:rPr>
+          <w:rFonts w:ascii="Book Antiqua" w:hAnsi="Book Antiqua"/>
+          <w:color w:val="000000"/>
+        </w:rPr>
+        <w:t>capa</w:t>
+      </w:r>
+      <w:proofErr w:type="spellEnd"/>
+      <w:r>
+        <w:rPr>
+          <w:rFonts w:ascii="Book Antiqua" w:hAnsi="Book Antiqua"/>
+          <w:color w:val="000000"/>
+        </w:rPr>
+        <w:t xml:space="preserve"> de </w:t>
+      </w:r>
+      <w:proofErr w:type="spellStart"/>
+      <w:r>
+        <w:rPr>
+          <w:rFonts w:ascii="Book Antiqua" w:hAnsi="Book Antiqua"/>
+          <w:color w:val="000000"/>
+        </w:rPr>
+        <w:t>servicio</w:t>
+      </w:r>
+      <w:proofErr w:type="spellEnd"/>
+      <w:r>
+        <w:rPr>
+          <w:rFonts w:ascii="Book Antiqua" w:hAnsi="Book Antiqua"/>
+          <w:color w:val="000000"/>
+        </w:rPr>
+        <w:t xml:space="preserve"> </w:t>
       </w:r>
       <w:proofErr w:type="spellStart"/>
       <w:r>
@@ -1935,7 +2273,39 @@
           <w:rFonts w:ascii="Book Antiqua" w:hAnsi="Book Antiqua"/>
           <w:color w:val="000000"/>
         </w:rPr>
-        <w:t xml:space="preserve"> et al. (2015) y van Oosterom et al. (2006) formalizaron las clases fundamentales del </w:t>
+        <w:t xml:space="preserve"> et al. (2015) y van Oosterom et al. (2006) formalizaron las </w:t>
+      </w:r>
+      <w:proofErr w:type="spellStart"/>
+      <w:r>
+        <w:rPr>
+          <w:rFonts w:ascii="Book Antiqua" w:hAnsi="Book Antiqua"/>
+          <w:color w:val="000000"/>
+        </w:rPr>
+        <w:t>clases</w:t>
+      </w:r>
+      <w:proofErr w:type="spellEnd"/>
+      <w:r>
+        <w:rPr>
+          <w:rFonts w:ascii="Book Antiqua" w:hAnsi="Book Antiqua"/>
+          <w:color w:val="000000"/>
+        </w:rPr>
+        <w:t xml:space="preserve"> </w:t>
+      </w:r>
+      <w:proofErr w:type="spellStart"/>
+      <w:r>
+        <w:rPr>
+          <w:rFonts w:ascii="Book Antiqua" w:hAnsi="Book Antiqua"/>
+          <w:color w:val="000000"/>
+        </w:rPr>
+        <w:t>fundamentales</w:t>
+      </w:r>
+      <w:proofErr w:type="spellEnd"/>
+      <w:r>
+        <w:rPr>
+          <w:rFonts w:ascii="Book Antiqua" w:hAnsi="Book Antiqua"/>
+          <w:color w:val="000000"/>
+        </w:rPr>
+        <w:t xml:space="preserve"> del </w:t>
       </w:r>
       <w:proofErr w:type="spellStart"/>
       <w:r>
@@ -2015,7 +2385,39 @@
           <w:rFonts w:ascii="Book Antiqua" w:hAnsi="Book Antiqua"/>
           <w:color w:val="000000"/>
         </w:rPr>
-        <w:t xml:space="preserve">) y LA_Party (titulares prediales). Si bien el estándar prescribe la semántica e interoperabilidad de la información territorial y registral, no define salvaguardas arquitectónicas a nivel de consulta contra </w:t>
+        <w:t xml:space="preserve">) y </w:t>
+      </w:r>
+      <w:proofErr w:type="spellStart"/>
+      <w:r>
+        <w:rPr>
+          <w:rFonts w:ascii="Book Antiqua" w:hAnsi="Book Antiqua"/>
+          <w:color w:val="000000"/>
+        </w:rPr>
+        <w:t>LA_Party</w:t>
+      </w:r>
+      <w:proofErr w:type="spellEnd"/>
+      <w:r>
+        <w:rPr>
+          <w:rFonts w:ascii="Book Antiqua" w:hAnsi="Book Antiqua"/>
+          <w:color w:val="000000"/>
+        </w:rPr>
+        <w:t xml:space="preserve"> (</w:t>
+      </w:r>
+      <w:proofErr w:type="spellStart"/>
+      <w:r>
+        <w:rPr>
+          <w:rFonts w:ascii="Book Antiqua" w:hAnsi="Book Antiqua"/>
+          <w:color w:val="000000"/>
+        </w:rPr>
+        <w:t>titulares</w:t>
+      </w:r>
+      <w:proofErr w:type="spellEnd"/>
+      <w:r>
+        <w:rPr>
+          <w:rFonts w:ascii="Book Antiqua" w:hAnsi="Book Antiqua"/>
+          <w:color w:val="000000"/>
+        </w:rPr>
+        <w:t xml:space="preserve"> prediales). Si bien el estándar prescribe la semántica e interoperabilidad de la información territorial y registral, no define salvaguardas arquitectónicas a nivel de consulta contra </w:t>
       </w:r>
       <w:proofErr w:type="spellStart"/>
       <w:r>
@@ -2047,22 +2449,15 @@
           <w:rFonts w:ascii="Book Antiqua" w:hAnsi="Book Antiqua"/>
           <w:color w:val="000000"/>
         </w:rPr>
-        <w:t xml:space="preserve"> SQL</w:t>
-      </w:r>
-      <w:r>
-        <w:rPr>
-          <w:rFonts w:ascii="Book Antiqua" w:hAnsi="Book Antiqua"/>
-          <w:color w:val="000000"/>
-        </w:rPr>
-        <w:t>, d</w:t>
-      </w:r>
-      <w:proofErr w:type="spellStart"/>
-      <w:r>
-        <w:rPr>
-          <w:rFonts w:ascii="Book Antiqua" w:hAnsi="Book Antiqua"/>
-          <w:color w:val="000000"/>
-        </w:rPr>
-        <w:t>ejando</w:t>
+        <w:t xml:space="preserve"> SQL, </w:t>
+      </w:r>
+      <w:proofErr w:type="spellStart"/>
+      <w:r>
+        <w:rPr>
+          <w:rFonts w:ascii="Book Antiqua" w:hAnsi="Book Antiqua"/>
+          <w:color w:val="000000"/>
+        </w:rPr>
+        <w:t>dejando</w:t>
       </w:r>
       <w:proofErr w:type="spellEnd"/>
       <w:r>
@@ -2086,7 +2481,23 @@
           <w:rFonts w:ascii="Book Antiqua" w:hAnsi="Book Antiqua"/>
           <w:color w:val="000000"/>
         </w:rPr>
-        <w:t xml:space="preserve"> la integridad de los derechos reales de propiedad y la recaudación fiscal ante fallas en la implementación de software.</w:t>
+        <w:t xml:space="preserve"> la </w:t>
+      </w:r>
+      <w:proofErr w:type="spellStart"/>
+      <w:r>
+        <w:rPr>
+          <w:rFonts w:ascii="Book Antiqua" w:hAnsi="Book Antiqua"/>
+          <w:color w:val="000000"/>
+        </w:rPr>
+        <w:t>integridad</w:t>
+      </w:r>
+      <w:proofErr w:type="spellEnd"/>
+      <w:r>
+        <w:rPr>
+          <w:rFonts w:ascii="Book Antiqua" w:hAnsi="Book Antiqua"/>
+          <w:color w:val="000000"/>
+        </w:rPr>
+        <w:t xml:space="preserve"> de los derechos reales de propiedad y la recaudación fiscal ante fallas en la implementación de software.</w:t>
       </w:r>
     </w:p>
     <w:p>
@@ -2222,7 +2633,39 @@
           <w:rFonts w:ascii="Book Antiqua" w:hAnsi="Book Antiqua"/>
           <w:color w:val="000000"/>
         </w:rPr>
-        <w:t xml:space="preserve"> la industria mediante la vulnerabilidad crítica CVE-2023-25157 (con puntaje CVSS de 9.8), donde el software de referencia GeoServer permitía la ejecución remota de SQL no autenticado mediante la evaluación insegura de filtros OGC y expresiones CQL sobre bases de datos PostGIS (National Vulnerability Database, 2023). Por otro lado, en el ámbito de la denegación de servicio, Crosby y Wallach (2003) establecieron el concepto de ataques de complejidad algorítmica (Algorithmic Complexity Attacks), demostrando cómo entradas diseñadas pueden forzar a los algoritmos de peor </w:t>
+        <w:t xml:space="preserve"> la industria mediante la vulnerabilidad crítica CVE-2023-25157 (con puntaje CVSS de 9.8), donde el software de referencia GeoServer permitía la ejecución remota de SQL no autenticado mediante la evaluación insegura de filtros OGC y expresiones CQL sobre bases de datos PostGIS (National Vulnerability Database, 2023). Por otro lado, en el ámbito de la denegación de servicio, Crosby y Wallach (2003) establecieron el concepto de ataques de complejidad algorítmica (Algorithmic Complexity Attacks), demostrando cómo entradas diseñadas pueden forzar a los </w:t>
+      </w:r>
+      <w:proofErr w:type="spellStart"/>
+      <w:r>
+        <w:rPr>
+          <w:rFonts w:ascii="Book Antiqua" w:hAnsi="Book Antiqua"/>
+          <w:color w:val="000000"/>
+        </w:rPr>
+        <w:t>algoritmos</w:t>
+      </w:r>
+      <w:proofErr w:type="spellEnd"/>
+      <w:r>
+        <w:rPr>
+          <w:rFonts w:ascii="Book Antiqua" w:hAnsi="Book Antiqua"/>
+          <w:color w:val="000000"/>
+        </w:rPr>
+        <w:t xml:space="preserve"> de </w:t>
+      </w:r>
+      <w:proofErr w:type="spellStart"/>
+      <w:r>
+        <w:rPr>
+          <w:rFonts w:ascii="Book Antiqua" w:hAnsi="Book Antiqua"/>
+          <w:color w:val="000000"/>
+        </w:rPr>
+        <w:t>peor</w:t>
+      </w:r>
+      <w:proofErr w:type="spellEnd"/>
+      <w:r>
+        <w:rPr>
+          <w:rFonts w:ascii="Book Antiqua" w:hAnsi="Book Antiqua"/>
+          <w:color w:val="000000"/>
+        </w:rPr>
+        <w:t xml:space="preserve"> </w:t>
       </w:r>
       <w:proofErr w:type="spellStart"/>
       <w:r>
@@ -2270,7 +2713,39 @@
           <w:rFonts w:ascii="Book Antiqua" w:hAnsi="Book Antiqua"/>
           <w:color w:val="000000"/>
         </w:rPr>
-        <w:t xml:space="preserve"> la CPU. En motores espaciales, </w:t>
+        <w:t xml:space="preserve"> la CPU. En </w:t>
+      </w:r>
+      <w:proofErr w:type="spellStart"/>
+      <w:r>
+        <w:rPr>
+          <w:rFonts w:ascii="Book Antiqua" w:hAnsi="Book Antiqua"/>
+          <w:color w:val="000000"/>
+        </w:rPr>
+        <w:t>motores</w:t>
+      </w:r>
+      <w:proofErr w:type="spellEnd"/>
+      <w:r>
+        <w:rPr>
+          <w:rFonts w:ascii="Book Antiqua" w:hAnsi="Book Antiqua"/>
+          <w:color w:val="000000"/>
+        </w:rPr>
+        <w:t xml:space="preserve"> </w:t>
+      </w:r>
+      <w:proofErr w:type="spellStart"/>
+      <w:r>
+        <w:rPr>
+          <w:rFonts w:ascii="Book Antiqua" w:hAnsi="Book Antiqua"/>
+          <w:color w:val="000000"/>
+        </w:rPr>
+        <w:t>espaciales</w:t>
+      </w:r>
+      <w:proofErr w:type="spellEnd"/>
+      <w:r>
+        <w:rPr>
+          <w:rFonts w:ascii="Book Antiqua" w:hAnsi="Book Antiqua"/>
+          <w:color w:val="000000"/>
+        </w:rPr>
+        <w:t xml:space="preserve">, </w:t>
       </w:r>
       <w:proofErr w:type="spellStart"/>
       <w:r>
@@ -2286,7 +2761,23 @@
           <w:rFonts w:ascii="Book Antiqua" w:hAnsi="Book Antiqua"/>
           <w:color w:val="000000"/>
         </w:rPr>
-        <w:t xml:space="preserve"> Agarwal y Rajan (2016), los algoritmos computacionales de la </w:t>
+        <w:t xml:space="preserve"> Agarwal y Rajan (2016), los algoritmos </w:t>
+      </w:r>
+      <w:proofErr w:type="spellStart"/>
+      <w:r>
+        <w:rPr>
+          <w:rFonts w:ascii="Book Antiqua" w:hAnsi="Book Antiqua"/>
+          <w:color w:val="000000"/>
+        </w:rPr>
+        <w:t>computacionales</w:t>
+      </w:r>
+      <w:proofErr w:type="spellEnd"/>
+      <w:r>
+        <w:rPr>
+          <w:rFonts w:ascii="Book Antiqua" w:hAnsi="Book Antiqua"/>
+          <w:color w:val="000000"/>
+        </w:rPr>
+        <w:t xml:space="preserve"> de la </w:t>
       </w:r>
       <w:proofErr w:type="spellStart"/>
       <w:r>
@@ -2435,7 +2926,55 @@
           <w:rFonts w:ascii="Book Antiqua" w:hAnsi="Book Antiqua"/>
           <w:color w:val="000000"/>
         </w:rPr>
-        <w:t xml:space="preserve"> cuadrática cuando se ejecutan </w:t>
+        <w:t xml:space="preserve"> </w:t>
+      </w:r>
+      <w:proofErr w:type="spellStart"/>
+      <w:r>
+        <w:rPr>
+          <w:rFonts w:ascii="Book Antiqua" w:hAnsi="Book Antiqua"/>
+          <w:color w:val="000000"/>
+        </w:rPr>
+        <w:t>cuadrática</w:t>
+      </w:r>
+      <w:proofErr w:type="spellEnd"/>
+      <w:r>
+        <w:rPr>
+          <w:rFonts w:ascii="Book Antiqua" w:hAnsi="Book Antiqua"/>
+          <w:color w:val="000000"/>
+        </w:rPr>
+        <w:t xml:space="preserve"> </w:t>
+      </w:r>
+      <w:proofErr w:type="spellStart"/>
+      <w:r>
+        <w:rPr>
+          <w:rFonts w:ascii="Book Antiqua" w:hAnsi="Book Antiqua"/>
+          <w:color w:val="000000"/>
+        </w:rPr>
+        <w:t>cuando</w:t>
+      </w:r>
+      <w:proofErr w:type="spellEnd"/>
+      <w:r>
+        <w:rPr>
+          <w:rFonts w:ascii="Book Antiqua" w:hAnsi="Book Antiqua"/>
+          <w:color w:val="000000"/>
+        </w:rPr>
+        <w:t xml:space="preserve"> se </w:t>
+      </w:r>
+      <w:proofErr w:type="spellStart"/>
+      <w:r>
+        <w:rPr>
+          <w:rFonts w:ascii="Book Antiqua" w:hAnsi="Book Antiqua"/>
+          <w:color w:val="000000"/>
+        </w:rPr>
+        <w:t>ejecutan</w:t>
+      </w:r>
+      <w:proofErr w:type="spellEnd"/>
+      <w:r>
+        <w:rPr>
+          <w:rFonts w:ascii="Book Antiqua" w:hAnsi="Book Antiqua"/>
+          <w:color w:val="000000"/>
+        </w:rPr>
+        <w:t xml:space="preserve"> </w:t>
       </w:r>
       <w:proofErr w:type="spellStart"/>
       <w:r>
@@ -2545,7 +3084,39 @@
           <w:rFonts w:ascii="Book Antiqua" w:hAnsi="Book Antiqua"/>
           <w:color w:val="000000"/>
         </w:rPr>
-        <w:t xml:space="preserve"> índice espacial GiST. Pese a estos antecedentes, la literatura no ha </w:t>
+        <w:t xml:space="preserve"> </w:t>
+      </w:r>
+      <w:proofErr w:type="spellStart"/>
+      <w:r>
+        <w:rPr>
+          <w:rFonts w:ascii="Book Antiqua" w:hAnsi="Book Antiqua"/>
+          <w:color w:val="000000"/>
+        </w:rPr>
+        <w:t>índice</w:t>
+      </w:r>
+      <w:proofErr w:type="spellEnd"/>
+      <w:r>
+        <w:rPr>
+          <w:rFonts w:ascii="Book Antiqua" w:hAnsi="Book Antiqua"/>
+          <w:color w:val="000000"/>
+        </w:rPr>
+        <w:t xml:space="preserve"> espacial GiST. Pese a estos antecedentes, la </w:t>
+      </w:r>
+      <w:proofErr w:type="spellStart"/>
+      <w:r>
+        <w:rPr>
+          <w:rFonts w:ascii="Book Antiqua" w:hAnsi="Book Antiqua"/>
+          <w:color w:val="000000"/>
+        </w:rPr>
+        <w:t>literatura</w:t>
+      </w:r>
+      <w:proofErr w:type="spellEnd"/>
+      <w:r>
+        <w:rPr>
+          <w:rFonts w:ascii="Book Antiqua" w:hAnsi="Book Antiqua"/>
+          <w:color w:val="000000"/>
+        </w:rPr>
+        <w:t xml:space="preserve"> no ha </w:t>
       </w:r>
       <w:proofErr w:type="spellStart"/>
       <w:r>
@@ -2561,7 +3132,39 @@
           <w:rFonts w:ascii="Book Antiqua" w:hAnsi="Book Antiqua"/>
           <w:color w:val="000000"/>
         </w:rPr>
-        <w:t xml:space="preserve"> el impacto de latencia ni ha formalizado esquemas defensivos integrados entre el analizador web y el motor geométrico.</w:t>
+        <w:t xml:space="preserve"> </w:t>
+      </w:r>
+      <w:proofErr w:type="spellStart"/>
+      <w:r>
+        <w:rPr>
+          <w:rFonts w:ascii="Book Antiqua" w:hAnsi="Book Antiqua"/>
+          <w:color w:val="000000"/>
+        </w:rPr>
+        <w:t>el</w:t>
+      </w:r>
+      <w:proofErr w:type="spellEnd"/>
+      <w:r>
+        <w:rPr>
+          <w:rFonts w:ascii="Book Antiqua" w:hAnsi="Book Antiqua"/>
+          <w:color w:val="000000"/>
+        </w:rPr>
+        <w:t xml:space="preserve"> </w:t>
+      </w:r>
+      <w:proofErr w:type="spellStart"/>
+      <w:r>
+        <w:rPr>
+          <w:rFonts w:ascii="Book Antiqua" w:hAnsi="Book Antiqua"/>
+          <w:color w:val="000000"/>
+        </w:rPr>
+        <w:t>impacto</w:t>
+      </w:r>
+      <w:proofErr w:type="spellEnd"/>
+      <w:r>
+        <w:rPr>
+          <w:rFonts w:ascii="Book Antiqua" w:hAnsi="Book Antiqua"/>
+          <w:color w:val="000000"/>
+        </w:rPr>
+        <w:t xml:space="preserve"> de latencia ni ha formalizado esquemas defensivos integrados entre el analizador web y el motor geométrico.</w:t>
       </w:r>
     </w:p>
     <w:p>
@@ -2602,7 +3205,23 @@
           <w:rFonts w:ascii="Book Antiqua" w:hAnsi="Book Antiqua"/>
           <w:color w:val="000000"/>
         </w:rPr>
-        <w:t xml:space="preserve">Se adoptó un </w:t>
+        <w:t xml:space="preserve">Se </w:t>
+      </w:r>
+      <w:proofErr w:type="spellStart"/>
+      <w:r>
+        <w:rPr>
+          <w:rFonts w:ascii="Book Antiqua" w:hAnsi="Book Antiqua"/>
+          <w:color w:val="000000"/>
+        </w:rPr>
+        <w:t>adoptó</w:t>
+      </w:r>
+      <w:proofErr w:type="spellEnd"/>
+      <w:r>
+        <w:rPr>
+          <w:rFonts w:ascii="Book Antiqua" w:hAnsi="Book Antiqua"/>
+          <w:color w:val="000000"/>
+        </w:rPr>
+        <w:t xml:space="preserve"> un </w:t>
       </w:r>
       <w:proofErr w:type="spellStart"/>
       <w:r>
@@ -2705,7 +3324,55 @@
           <w:rFonts w:ascii="Book Antiqua" w:hAnsi="Book Antiqua"/>
           <w:color w:val="000000"/>
         </w:rPr>
-        <w:t xml:space="preserve"> ante inyecciones SQL y medir el impacto en rendimiento </w:t>
+        <w:t xml:space="preserve"> ante inyecciones SQL y medir el </w:t>
+      </w:r>
+      <w:proofErr w:type="spellStart"/>
+      <w:r>
+        <w:rPr>
+          <w:rFonts w:ascii="Book Antiqua" w:hAnsi="Book Antiqua"/>
+          <w:color w:val="000000"/>
+        </w:rPr>
+        <w:t>impacto</w:t>
+      </w:r>
+      <w:proofErr w:type="spellEnd"/>
+      <w:r>
+        <w:rPr>
+          <w:rFonts w:ascii="Book Antiqua" w:hAnsi="Book Antiqua"/>
+          <w:color w:val="000000"/>
+        </w:rPr>
+        <w:t xml:space="preserve"> </w:t>
+      </w:r>
+      <w:proofErr w:type="spellStart"/>
+      <w:r>
+        <w:rPr>
+          <w:rFonts w:ascii="Book Antiqua" w:hAnsi="Book Antiqua"/>
+          <w:color w:val="000000"/>
+        </w:rPr>
+        <w:t>en</w:t>
+      </w:r>
+      <w:proofErr w:type="spellEnd"/>
+      <w:r>
+        <w:rPr>
+          <w:rFonts w:ascii="Book Antiqua" w:hAnsi="Book Antiqua"/>
+          <w:color w:val="000000"/>
+        </w:rPr>
+        <w:t xml:space="preserve"> </w:t>
+      </w:r>
+      <w:proofErr w:type="spellStart"/>
+      <w:r>
+        <w:rPr>
+          <w:rFonts w:ascii="Book Antiqua" w:hAnsi="Book Antiqua"/>
+          <w:color w:val="000000"/>
+        </w:rPr>
+        <w:t>rendimiento</w:t>
+      </w:r>
+      <w:proofErr w:type="spellEnd"/>
+      <w:r>
+        <w:rPr>
+          <w:rFonts w:ascii="Book Antiqua" w:hAnsi="Book Antiqua"/>
+          <w:color w:val="000000"/>
+        </w:rPr>
+        <w:t xml:space="preserve"> </w:t>
       </w:r>
       <w:proofErr w:type="spellStart"/>
       <w:r>
@@ -2721,7 +3388,23 @@
           <w:rFonts w:ascii="Book Antiqua" w:hAnsi="Book Antiqua"/>
           <w:color w:val="000000"/>
         </w:rPr>
-        <w:t xml:space="preserve"> de un esquema de mitigación multicapa. La evaluación contempla dos condiciones: consultas con SQL dinámico desprotegido y consultas compiladas mediante ORM con validación previa de geometrías.</w:t>
+        <w:t xml:space="preserve"> de un </w:t>
+      </w:r>
+      <w:proofErr w:type="spellStart"/>
+      <w:r>
+        <w:rPr>
+          <w:rFonts w:ascii="Book Antiqua" w:hAnsi="Book Antiqua"/>
+          <w:color w:val="000000"/>
+        </w:rPr>
+        <w:t>esquema</w:t>
+      </w:r>
+      <w:proofErr w:type="spellEnd"/>
+      <w:r>
+        <w:rPr>
+          <w:rFonts w:ascii="Book Antiqua" w:hAnsi="Book Antiqua"/>
+          <w:color w:val="000000"/>
+        </w:rPr>
+        <w:t xml:space="preserve"> de mitigación multicapa. La evaluación contempla dos condiciones: consultas con SQL dinámico desprotegido y consultas compiladas mediante ORM con validación previa de geometrías.</w:t>
       </w:r>
     </w:p>
     <w:p>
@@ -2748,7 +3431,23 @@
           <w:rFonts w:ascii="Book Antiqua" w:hAnsi="Book Antiqua"/>
           <w:color w:val="000000"/>
         </w:rPr>
-        <w:t xml:space="preserve">El dataset experimental comprende 1,500 </w:t>
+        <w:t xml:space="preserve">El dataset experimental </w:t>
+      </w:r>
+      <w:proofErr w:type="spellStart"/>
+      <w:r>
+        <w:rPr>
+          <w:rFonts w:ascii="Book Antiqua" w:hAnsi="Book Antiqua"/>
+          <w:color w:val="000000"/>
+        </w:rPr>
+        <w:t>comprende</w:t>
+      </w:r>
+      <w:proofErr w:type="spellEnd"/>
+      <w:r>
+        <w:rPr>
+          <w:rFonts w:ascii="Book Antiqua" w:hAnsi="Book Antiqua"/>
+          <w:color w:val="000000"/>
+        </w:rPr>
+        <w:t xml:space="preserve"> 1,500 </w:t>
       </w:r>
       <w:proofErr w:type="spellStart"/>
       <w:r>
@@ -2764,7 +3463,23 @@
           <w:rFonts w:ascii="Book Antiqua" w:hAnsi="Book Antiqua"/>
           <w:color w:val="000000"/>
         </w:rPr>
-        <w:t xml:space="preserve"> catastrales </w:t>
+        <w:t xml:space="preserve"> </w:t>
+      </w:r>
+      <w:proofErr w:type="spellStart"/>
+      <w:r>
+        <w:rPr>
+          <w:rFonts w:ascii="Book Antiqua" w:hAnsi="Book Antiqua"/>
+          <w:color w:val="000000"/>
+        </w:rPr>
+        <w:t>catastrales</w:t>
+      </w:r>
+      <w:proofErr w:type="spellEnd"/>
+      <w:r>
+        <w:rPr>
+          <w:rFonts w:ascii="Book Antiqua" w:hAnsi="Book Antiqua"/>
+          <w:color w:val="000000"/>
+        </w:rPr>
+        <w:t xml:space="preserve"> </w:t>
       </w:r>
       <w:proofErr w:type="spellStart"/>
       <w:r>
@@ -2854,7 +3569,39 @@
           <w:rFonts w:ascii="Book Antiqua" w:hAnsi="Book Antiqua"/>
           <w:color w:val="000000"/>
         </w:rPr>
-        <w:t xml:space="preserve"> bajo el estándar ISO 19152 (LADM, clase LA_SpatialUnit) y georreferenciadas en EPSG:32719. Para </w:t>
+        <w:t xml:space="preserve"> bajo </w:t>
+      </w:r>
+      <w:proofErr w:type="spellStart"/>
+      <w:r>
+        <w:rPr>
+          <w:rFonts w:ascii="Book Antiqua" w:hAnsi="Book Antiqua"/>
+          <w:color w:val="000000"/>
+        </w:rPr>
+        <w:t>el</w:t>
+      </w:r>
+      <w:proofErr w:type="spellEnd"/>
+      <w:r>
+        <w:rPr>
+          <w:rFonts w:ascii="Book Antiqua" w:hAnsi="Book Antiqua"/>
+          <w:color w:val="000000"/>
+        </w:rPr>
+        <w:t xml:space="preserve"> </w:t>
+      </w:r>
+      <w:proofErr w:type="spellStart"/>
+      <w:r>
+        <w:rPr>
+          <w:rFonts w:ascii="Book Antiqua" w:hAnsi="Book Antiqua"/>
+          <w:color w:val="000000"/>
+        </w:rPr>
+        <w:t>estándar</w:t>
+      </w:r>
+      <w:proofErr w:type="spellEnd"/>
+      <w:r>
+        <w:rPr>
+          <w:rFonts w:ascii="Book Antiqua" w:hAnsi="Book Antiqua"/>
+          <w:color w:val="000000"/>
+        </w:rPr>
+        <w:t xml:space="preserve"> ISO 19152 (LADM, clase LA_SpatialUnit) y georreferenciadas en EPSG:32719. Para </w:t>
       </w:r>
       <w:proofErr w:type="spellStart"/>
       <w:r>
@@ -2886,7 +3633,71 @@
           <w:rFonts w:ascii="Book Antiqua" w:hAnsi="Book Antiqua"/>
           <w:color w:val="000000"/>
         </w:rPr>
-        <w:t xml:space="preserve"> y resguardo ético, la cartografía base se obtuvo de fuentes abiertas y los atributos fiscales fueron </w:t>
+        <w:t xml:space="preserve"> y </w:t>
+      </w:r>
+      <w:proofErr w:type="spellStart"/>
+      <w:r>
+        <w:rPr>
+          <w:rFonts w:ascii="Book Antiqua" w:hAnsi="Book Antiqua"/>
+          <w:color w:val="000000"/>
+        </w:rPr>
+        <w:t>resguardo</w:t>
+      </w:r>
+      <w:proofErr w:type="spellEnd"/>
+      <w:r>
+        <w:rPr>
+          <w:rFonts w:ascii="Book Antiqua" w:hAnsi="Book Antiqua"/>
+          <w:color w:val="000000"/>
+        </w:rPr>
+        <w:t xml:space="preserve"> ético, la cartografía base se obtuvo de fuentes abiertas y los </w:t>
+      </w:r>
+      <w:proofErr w:type="spellStart"/>
+      <w:r>
+        <w:rPr>
+          <w:rFonts w:ascii="Book Antiqua" w:hAnsi="Book Antiqua"/>
+          <w:color w:val="000000"/>
+        </w:rPr>
+        <w:t>atributos</w:t>
+      </w:r>
+      <w:proofErr w:type="spellEnd"/>
+      <w:r>
+        <w:rPr>
+          <w:rFonts w:ascii="Book Antiqua" w:hAnsi="Book Antiqua"/>
+          <w:color w:val="000000"/>
+        </w:rPr>
+        <w:t xml:space="preserve"> </w:t>
+      </w:r>
+      <w:proofErr w:type="spellStart"/>
+      <w:r>
+        <w:rPr>
+          <w:rFonts w:ascii="Book Antiqua" w:hAnsi="Book Antiqua"/>
+          <w:color w:val="000000"/>
+        </w:rPr>
+        <w:t>fiscales</w:t>
+      </w:r>
+      <w:proofErr w:type="spellEnd"/>
+      <w:r>
+        <w:rPr>
+          <w:rFonts w:ascii="Book Antiqua" w:hAnsi="Book Antiqua"/>
+          <w:color w:val="000000"/>
+        </w:rPr>
+        <w:t xml:space="preserve"> </w:t>
+      </w:r>
+      <w:proofErr w:type="spellStart"/>
+      <w:r>
+        <w:rPr>
+          <w:rFonts w:ascii="Book Antiqua" w:hAnsi="Book Antiqua"/>
+          <w:color w:val="000000"/>
+        </w:rPr>
+        <w:t>fueron</w:t>
+      </w:r>
+      <w:proofErr w:type="spellEnd"/>
+      <w:r>
+        <w:rPr>
+          <w:rFonts w:ascii="Book Antiqua" w:hAnsi="Book Antiqua"/>
+          <w:color w:val="000000"/>
+        </w:rPr>
+        <w:t xml:space="preserve"> </w:t>
       </w:r>
       <w:proofErr w:type="spellStart"/>
       <w:r>
@@ -2990,7 +3801,39 @@
           <w:rFonts w:ascii="Book Antiqua" w:hAnsi="Book Antiqua"/>
           <w:color w:val="000000"/>
         </w:rPr>
-        <w:t xml:space="preserve">El banco de pruebas se implementó en contenedores Docker mediante microservicios aislados: (1) un servicio de base de datos con PostgreSQL 15 y PostGIS 3.3, y (2) una API en Python 3.11 con FastAPI y Uvicorn. Las pruebas de estrés se ejecutaron en un entorno </w:t>
+        <w:t xml:space="preserve">El banco de pruebas se implementó en contenedores Docker mediante microservicios aislados: (1) un servicio de base de datos con PostgreSQL 15 y PostGIS 3.3, y (2) una API en Python 3.11 con FastAPI y Uvicorn. Las pruebas de estrés se ejecutaron </w:t>
+      </w:r>
+      <w:proofErr w:type="spellStart"/>
+      <w:r>
+        <w:rPr>
+          <w:rFonts w:ascii="Book Antiqua" w:hAnsi="Book Antiqua"/>
+          <w:color w:val="000000"/>
+        </w:rPr>
+        <w:t>en</w:t>
+      </w:r>
+      <w:proofErr w:type="spellEnd"/>
+      <w:r>
+        <w:rPr>
+          <w:rFonts w:ascii="Book Antiqua" w:hAnsi="Book Antiqua"/>
+          <w:color w:val="000000"/>
+        </w:rPr>
+        <w:t xml:space="preserve"> un </w:t>
+      </w:r>
+      <w:proofErr w:type="spellStart"/>
+      <w:r>
+        <w:rPr>
+          <w:rFonts w:ascii="Book Antiqua" w:hAnsi="Book Antiqua"/>
+          <w:color w:val="000000"/>
+        </w:rPr>
+        <w:t>entorno</w:t>
+      </w:r>
+      <w:proofErr w:type="spellEnd"/>
+      <w:r>
+        <w:rPr>
+          <w:rFonts w:ascii="Book Antiqua" w:hAnsi="Book Antiqua"/>
+          <w:color w:val="000000"/>
+        </w:rPr>
+        <w:t xml:space="preserve"> </w:t>
       </w:r>
       <w:proofErr w:type="spellStart"/>
       <w:r>
@@ -3021,14 +3864,7 @@
           <w:rFonts w:ascii="Book Antiqua" w:hAnsi="Book Antiqua"/>
           <w:color w:val="000000"/>
         </w:rPr>
-        <w:t xml:space="preserve">un </w:t>
-      </w:r>
-      <w:r>
-        <w:rPr>
-          <w:rFonts w:ascii="Book Antiqua" w:hAnsi="Book Antiqua"/>
-          <w:color w:val="000000"/>
-        </w:rPr>
-        <w:t>Intel</w:t>
+        <w:t>un Intel</w:t>
       </w:r>
       <w:proofErr w:type="gramEnd"/>
       <w:r>
@@ -3036,14 +3872,7 @@
           <w:rFonts w:ascii="Book Antiqua" w:hAnsi="Book Antiqua"/>
           <w:color w:val="000000"/>
         </w:rPr>
-        <w:t xml:space="preserve"> Core Ultra 5 245KF</w:t>
-      </w:r>
-      <w:r>
-        <w:rPr>
-          <w:rFonts w:ascii="Book Antiqua" w:hAnsi="Book Antiqua"/>
-          <w:color w:val="000000"/>
-        </w:rPr>
-        <w:t xml:space="preserve"> de</w:t>
+        <w:t xml:space="preserve"> Core Ultra 5 245KF de</w:t>
       </w:r>
       <w:r>
         <w:rPr>
@@ -3140,7 +3969,23 @@
           <w:rFonts w:ascii="Book Antiqua" w:hAnsi="Book Antiqua"/>
           <w:color w:val="000000"/>
         </w:rPr>
-        <w:t>Se estructuraron seis vectores de explotación orientados a las tres dimensiones de la tríada CIA (</w:t>
+        <w:t xml:space="preserve">Se estructuraron seis vectores de explotación orientados a las tres dimensiones de la </w:t>
+      </w:r>
+      <w:proofErr w:type="spellStart"/>
+      <w:r>
+        <w:rPr>
+          <w:rFonts w:ascii="Book Antiqua" w:hAnsi="Book Antiqua"/>
+          <w:color w:val="000000"/>
+        </w:rPr>
+        <w:t>tríada</w:t>
+      </w:r>
+      <w:proofErr w:type="spellEnd"/>
+      <w:r>
+        <w:rPr>
+          <w:rFonts w:ascii="Book Antiqua" w:hAnsi="Book Antiqua"/>
+          <w:color w:val="000000"/>
+        </w:rPr>
+        <w:t xml:space="preserve"> CIA (</w:t>
       </w:r>
       <w:proofErr w:type="spellStart"/>
       <w:r>
@@ -3188,7 +4033,55 @@
           <w:rFonts w:ascii="Book Antiqua" w:hAnsi="Book Antiqua"/>
           <w:color w:val="000000"/>
         </w:rPr>
-        <w:t xml:space="preserve">). La evaluación de rendimiento contempló una </w:t>
+        <w:t xml:space="preserve">). La evaluación de </w:t>
+      </w:r>
+      <w:proofErr w:type="spellStart"/>
+      <w:r>
+        <w:rPr>
+          <w:rFonts w:ascii="Book Antiqua" w:hAnsi="Book Antiqua"/>
+          <w:color w:val="000000"/>
+        </w:rPr>
+        <w:t>rendimiento</w:t>
+      </w:r>
+      <w:proofErr w:type="spellEnd"/>
+      <w:r>
+        <w:rPr>
+          <w:rFonts w:ascii="Book Antiqua" w:hAnsi="Book Antiqua"/>
+          <w:color w:val="000000"/>
+        </w:rPr>
+        <w:t xml:space="preserve"> </w:t>
+      </w:r>
+      <w:proofErr w:type="spellStart"/>
+      <w:r>
+        <w:rPr>
+          <w:rFonts w:ascii="Book Antiqua" w:hAnsi="Book Antiqua"/>
+          <w:color w:val="000000"/>
+        </w:rPr>
+        <w:t>contempló</w:t>
+      </w:r>
+      <w:proofErr w:type="spellEnd"/>
+      <w:r>
+        <w:rPr>
+          <w:rFonts w:ascii="Book Antiqua" w:hAnsi="Book Antiqua"/>
+          <w:color w:val="000000"/>
+        </w:rPr>
+        <w:t xml:space="preserve"> </w:t>
+      </w:r>
+      <w:proofErr w:type="spellStart"/>
+      <w:r>
+        <w:rPr>
+          <w:rFonts w:ascii="Book Antiqua" w:hAnsi="Book Antiqua"/>
+          <w:color w:val="000000"/>
+        </w:rPr>
+        <w:t>una</w:t>
+      </w:r>
+      <w:proofErr w:type="spellEnd"/>
+      <w:r>
+        <w:rPr>
+          <w:rFonts w:ascii="Book Antiqua" w:hAnsi="Book Antiqua"/>
+          <w:color w:val="000000"/>
+        </w:rPr>
+        <w:t xml:space="preserve"> </w:t>
       </w:r>
       <w:proofErr w:type="spellStart"/>
       <w:r>
@@ -3204,7 +4097,23 @@
           <w:rFonts w:ascii="Book Antiqua" w:hAnsi="Book Antiqua"/>
           <w:color w:val="000000"/>
         </w:rPr>
-        <w:t xml:space="preserve"> de 300 peticiones y curvas de concurrencia escalonada (1 a 100 clientes), registrando métricas de latencia (media, p50, p95, p99) y throughput (req/s).</w:t>
+        <w:t xml:space="preserve"> de 300 </w:t>
+      </w:r>
+      <w:proofErr w:type="spellStart"/>
+      <w:r>
+        <w:rPr>
+          <w:rFonts w:ascii="Book Antiqua" w:hAnsi="Book Antiqua"/>
+          <w:color w:val="000000"/>
+        </w:rPr>
+        <w:t>peticiones</w:t>
+      </w:r>
+      <w:proofErr w:type="spellEnd"/>
+      <w:r>
+        <w:rPr>
+          <w:rFonts w:ascii="Book Antiqua" w:hAnsi="Book Antiqua"/>
+          <w:color w:val="000000"/>
+        </w:rPr>
+        <w:t xml:space="preserve"> y curvas de concurrencia escalonada (1 a 100 clientes), registrando métricas de latencia (media, p50, p95, p99) y throughput (req/s).</w:t>
       </w:r>
     </w:p>
     <w:p>
@@ -3245,7 +4154,39 @@
           <w:rFonts w:ascii="Book Antiqua" w:hAnsi="Book Antiqua"/>
           <w:color w:val="000000"/>
         </w:rPr>
-        <w:t xml:space="preserve">El endpoint GET /api/v1/vulnerable/predios/radio está diseñado para retornar lotes dentro de un radio de 50 metros en el sector 0101. Al inyectar en el parámetro distancia el payload '50) OR (1=1', el analizador léxico de PostgreSQL cierra prematuramente el operador ST_DWithin e introduce una tautología que anula tanto el límite espacial como el filtro de sector territorial. Como resultado, la consulta pasó de retornar 1 predio autorizado a </w:t>
+        <w:t xml:space="preserve">El endpoint GET /api/v1/vulnerable/predios/radio está diseñado para retornar lotes dentro de un radio de 50 metros en el sector 0101. Al inyectar en el parámetro distancia el payload '50) OR (1=1', el analizador léxico de PostgreSQL cierra prematuramente el operador ST_DWithin e introduce una tautología que anula tanto el límite espacial como el filtro de sector territorial. Como resultado, la consulta pasó de retornar 1 </w:t>
+      </w:r>
+      <w:proofErr w:type="spellStart"/>
+      <w:r>
+        <w:rPr>
+          <w:rFonts w:ascii="Book Antiqua" w:hAnsi="Book Antiqua"/>
+          <w:color w:val="000000"/>
+        </w:rPr>
+        <w:t>predio</w:t>
+      </w:r>
+      <w:proofErr w:type="spellEnd"/>
+      <w:r>
+        <w:rPr>
+          <w:rFonts w:ascii="Book Antiqua" w:hAnsi="Book Antiqua"/>
+          <w:color w:val="000000"/>
+        </w:rPr>
+        <w:t xml:space="preserve"> </w:t>
+      </w:r>
+      <w:proofErr w:type="spellStart"/>
+      <w:r>
+        <w:rPr>
+          <w:rFonts w:ascii="Book Antiqua" w:hAnsi="Book Antiqua"/>
+          <w:color w:val="000000"/>
+        </w:rPr>
+        <w:t>autorizado</w:t>
+      </w:r>
+      <w:proofErr w:type="spellEnd"/>
+      <w:r>
+        <w:rPr>
+          <w:rFonts w:ascii="Book Antiqua" w:hAnsi="Book Antiqua"/>
+          <w:color w:val="000000"/>
+        </w:rPr>
+        <w:t xml:space="preserve"> a </w:t>
       </w:r>
       <w:proofErr w:type="spellStart"/>
       <w:r>
@@ -3397,7 +4338,39 @@
           <w:rFonts w:ascii="Book Antiqua" w:hAnsi="Book Antiqua"/>
           <w:color w:val="000000"/>
         </w:rPr>
-        <w:t xml:space="preserve">En el endpoint GET /api/v1/vulnerable/predios/poligono, la aplicación dibuja polígonos cartográficos sin exponer datos textuales. El atacante estructuró un canal lateral inferencial acoplado al operador ST_Intersects, inyectando una división por cero condicional a la conjetura de caracteres sobre la tabla administrativa: si el carácter adivinado coincide, se produce una excepción en PostGIS disparando un error HTTP 500; si es falso, el motor responde con HTTP 200. Mediante este mecanismo se </w:t>
+        <w:t xml:space="preserve">En el endpoint GET /api/v1/vulnerable/predios/poligono, la aplicación dibuja polígonos cartográficos sin exponer datos textuales. El atacante estructuró un canal lateral inferencial acoplado al operador ST_Intersects, inyectando una división por cero condicional a la conjetura de caracteres sobre la tabla administrativa: si el carácter adivinado coincide, se produce una excepción en PostGIS disparando un error HTTP 500; si es falso, el motor responde con HTTP 200. Mediante </w:t>
+      </w:r>
+      <w:proofErr w:type="spellStart"/>
+      <w:r>
+        <w:rPr>
+          <w:rFonts w:ascii="Book Antiqua" w:hAnsi="Book Antiqua"/>
+          <w:color w:val="000000"/>
+        </w:rPr>
+        <w:t>este</w:t>
+      </w:r>
+      <w:proofErr w:type="spellEnd"/>
+      <w:r>
+        <w:rPr>
+          <w:rFonts w:ascii="Book Antiqua" w:hAnsi="Book Antiqua"/>
+          <w:color w:val="000000"/>
+        </w:rPr>
+        <w:t xml:space="preserve"> </w:t>
+      </w:r>
+      <w:proofErr w:type="spellStart"/>
+      <w:r>
+        <w:rPr>
+          <w:rFonts w:ascii="Book Antiqua" w:hAnsi="Book Antiqua"/>
+          <w:color w:val="000000"/>
+        </w:rPr>
+        <w:t>mecanismo</w:t>
+      </w:r>
+      <w:proofErr w:type="spellEnd"/>
+      <w:r>
+        <w:rPr>
+          <w:rFonts w:ascii="Book Antiqua" w:hAnsi="Book Antiqua"/>
+          <w:color w:val="000000"/>
+        </w:rPr>
+        <w:t xml:space="preserve"> se </w:t>
       </w:r>
       <w:proofErr w:type="spellStart"/>
       <w:r>
@@ -3413,7 +4386,39 @@
           <w:rFonts w:ascii="Book Antiqua" w:hAnsi="Book Antiqua"/>
           <w:color w:val="000000"/>
         </w:rPr>
-        <w:t xml:space="preserve"> la credencial completa 'admin' en 42 segundos. En la versión </w:t>
+        <w:t xml:space="preserve"> la </w:t>
+      </w:r>
+      <w:proofErr w:type="spellStart"/>
+      <w:r>
+        <w:rPr>
+          <w:rFonts w:ascii="Book Antiqua" w:hAnsi="Book Antiqua"/>
+          <w:color w:val="000000"/>
+        </w:rPr>
+        <w:t>credencial</w:t>
+      </w:r>
+      <w:proofErr w:type="spellEnd"/>
+      <w:r>
+        <w:rPr>
+          <w:rFonts w:ascii="Book Antiqua" w:hAnsi="Book Antiqua"/>
+          <w:color w:val="000000"/>
+        </w:rPr>
+        <w:t xml:space="preserve"> </w:t>
+      </w:r>
+      <w:proofErr w:type="spellStart"/>
+      <w:r>
+        <w:rPr>
+          <w:rFonts w:ascii="Book Antiqua" w:hAnsi="Book Antiqua"/>
+          <w:color w:val="000000"/>
+        </w:rPr>
+        <w:t>completa</w:t>
+      </w:r>
+      <w:proofErr w:type="spellEnd"/>
+      <w:r>
+        <w:rPr>
+          <w:rFonts w:ascii="Book Antiqua" w:hAnsi="Book Antiqua"/>
+          <w:color w:val="000000"/>
+        </w:rPr>
+        <w:t xml:space="preserve"> 'admin' en 42 segundos. En la versión </w:t>
       </w:r>
       <w:r>
         <w:rPr>
@@ -3447,7 +4452,23 @@
           <w:rFonts w:ascii="Book Antiqua" w:hAnsi="Book Antiqua"/>
           <w:color w:val="000000"/>
         </w:rPr>
-        <w:t xml:space="preserve">Aprovechando la complejidad geométrica base de </w:t>
+        <w:t xml:space="preserve">Aprovechando la complejidad </w:t>
+      </w:r>
+      <w:proofErr w:type="spellStart"/>
+      <w:r>
+        <w:rPr>
+          <w:rFonts w:ascii="Book Antiqua" w:hAnsi="Book Antiqua"/>
+          <w:color w:val="000000"/>
+        </w:rPr>
+        <w:t>geométrica</w:t>
+      </w:r>
+      <w:proofErr w:type="spellEnd"/>
+      <w:r>
+        <w:rPr>
+          <w:rFonts w:ascii="Book Antiqua" w:hAnsi="Book Antiqua"/>
+          <w:color w:val="000000"/>
+        </w:rPr>
+        <w:t xml:space="preserve"> base de </w:t>
       </w:r>
       <w:proofErr w:type="spellStart"/>
       <w:r>
@@ -3493,7 +4514,23 @@
           <w:rFonts w:ascii="Book Antiqua" w:hAnsi="Book Antiqua"/>
           <w:color w:val="000000"/>
         </w:rPr>
-        <w:t xml:space="preserve"> (promedio de 9.0 vértices y hasta 222 vértices por polígono), el atacante inyectó en el endpoint GET /api/v1/vulnerable/predios/analisis-expansion una subconsulta con un producto cruzado espacial O(N^2) que computa buffers con alta densidad de segmentos por cuadrante. Como se </w:t>
+        <w:t xml:space="preserve"> (</w:t>
+      </w:r>
+      <w:proofErr w:type="spellStart"/>
+      <w:r>
+        <w:rPr>
+          <w:rFonts w:ascii="Book Antiqua" w:hAnsi="Book Antiqua"/>
+          <w:color w:val="000000"/>
+        </w:rPr>
+        <w:t>promedio</w:t>
+      </w:r>
+      <w:proofErr w:type="spellEnd"/>
+      <w:r>
+        <w:rPr>
+          <w:rFonts w:ascii="Book Antiqua" w:hAnsi="Book Antiqua"/>
+          <w:color w:val="000000"/>
+        </w:rPr>
+        <w:t xml:space="preserve"> de 9.0 vértices y hasta 222 vértices por polígono), el atacante inyectó en el endpoint GET /api/v1/vulnerable/predios/analisis-expansion una subconsulta con un producto cruzado espacial O(N^2) que computa buffers con alta densidad de segmentos por cuadrante. Como se </w:t>
       </w:r>
       <w:proofErr w:type="spellStart"/>
       <w:r>
@@ -3564,7 +4601,39 @@
           <w:rFonts w:ascii="Book Antiqua" w:hAnsi="Book Antiqua"/>
           <w:color w:val="000000"/>
         </w:rPr>
-        <w:t xml:space="preserve"> del producto cartesiano desencadena una explosión de complejidad algorítmica O(N^2) que eleva la latencia desde 10.8 ms hasta 1,665.16 ms a medida que los vértices evaluados en el buffer crecen de 14,400 a más de 345,600 puntos, saturando los workers de PostgreSQL en el procesador Intel Core Ultra 5 245KF. </w:t>
+        <w:t xml:space="preserve"> del </w:t>
+      </w:r>
+      <w:proofErr w:type="spellStart"/>
+      <w:r>
+        <w:rPr>
+          <w:rFonts w:ascii="Book Antiqua" w:hAnsi="Book Antiqua"/>
+          <w:color w:val="000000"/>
+        </w:rPr>
+        <w:t>producto</w:t>
+      </w:r>
+      <w:proofErr w:type="spellEnd"/>
+      <w:r>
+        <w:rPr>
+          <w:rFonts w:ascii="Book Antiqua" w:hAnsi="Book Antiqua"/>
+          <w:color w:val="000000"/>
+        </w:rPr>
+        <w:t xml:space="preserve"> </w:t>
+      </w:r>
+      <w:proofErr w:type="spellStart"/>
+      <w:r>
+        <w:rPr>
+          <w:rFonts w:ascii="Book Antiqua" w:hAnsi="Book Antiqua"/>
+          <w:color w:val="000000"/>
+        </w:rPr>
+        <w:t>cartesiano</w:t>
+      </w:r>
+      <w:proofErr w:type="spellEnd"/>
+      <w:r>
+        <w:rPr>
+          <w:rFonts w:ascii="Book Antiqua" w:hAnsi="Book Antiqua"/>
+          <w:color w:val="000000"/>
+        </w:rPr>
+        <w:t xml:space="preserve"> desencadena una explosión de complejidad algorítmica O(N^2) que eleva la latencia desde 10.8 ms hasta 1,665.16 ms a medida que los vértices evaluados en el buffer crecen de 14,400 a más de 345,600 puntos, saturando los workers de PostgreSQL en el procesador Intel Core Ultra 5 245KF. </w:t>
       </w:r>
       <w:r>
         <w:rPr>
@@ -3603,7 +4672,23 @@
           <w:rFonts w:ascii="Book Antiqua" w:hAnsi="Book Antiqua"/>
           <w:color w:val="000000"/>
         </w:rPr>
-        <w:t xml:space="preserve"> mitigada preserva una latencia acotada de ~15 ms al restringir los parámetros </w:t>
+        <w:t xml:space="preserve"> </w:t>
+      </w:r>
+      <w:proofErr w:type="spellStart"/>
+      <w:r>
+        <w:rPr>
+          <w:rFonts w:ascii="Book Antiqua" w:hAnsi="Book Antiqua"/>
+          <w:color w:val="000000"/>
+        </w:rPr>
+        <w:t>mitigada</w:t>
+      </w:r>
+      <w:proofErr w:type="spellEnd"/>
+      <w:r>
+        <w:rPr>
+          <w:rFonts w:ascii="Book Antiqua" w:hAnsi="Book Antiqua"/>
+          <w:color w:val="000000"/>
+        </w:rPr>
+        <w:t xml:space="preserve"> preserva una latencia acotada de ~15 ms al restringir los parámetros </w:t>
       </w:r>
       <w:proofErr w:type="gramStart"/>
       <w:r>
@@ -3707,7 +4792,23 @@
           <w:rFonts w:ascii="Book Antiqua" w:hAnsi="Book Antiqua"/>
           <w:color w:val="000000"/>
         </w:rPr>
-        <w:t xml:space="preserve">En el endpoint POST /api/v1/vulnerable/ficha/modificar, se simuló un </w:t>
+        <w:t xml:space="preserve">En el endpoint POST /api/v1/vulnerable/ficha/modificar, se </w:t>
+      </w:r>
+      <w:proofErr w:type="spellStart"/>
+      <w:r>
+        <w:rPr>
+          <w:rFonts w:ascii="Book Antiqua" w:hAnsi="Book Antiqua"/>
+          <w:color w:val="000000"/>
+        </w:rPr>
+        <w:t>simuló</w:t>
+      </w:r>
+      <w:proofErr w:type="spellEnd"/>
+      <w:r>
+        <w:rPr>
+          <w:rFonts w:ascii="Book Antiqua" w:hAnsi="Book Antiqua"/>
+          <w:color w:val="000000"/>
+        </w:rPr>
+        <w:t xml:space="preserve"> un </w:t>
       </w:r>
       <w:proofErr w:type="spellStart"/>
       <w:r>
@@ -4696,6 +5797,7 @@
       <w:pPr>
         <w:spacing w:before="80" w:after="160"/>
       </w:pPr>
+      <w:proofErr w:type="spellStart"/>
       <w:r>
         <w:rPr>
           <w:rFonts w:ascii="Book Antiqua" w:hAnsi="Book Antiqua"/>
@@ -4703,9 +5805,9 @@
           <w:color w:val="000000"/>
           <w:sz w:val="18"/>
         </w:rPr>
-        <w:t xml:space="preserve">Nota: Mediciones </w:t>
-      </w:r>
-      <w:proofErr w:type="spellStart"/>
+        <w:t>Nota</w:t>
+      </w:r>
+      <w:proofErr w:type="spellEnd"/>
       <w:r>
         <w:rPr>
           <w:rFonts w:ascii="Book Antiqua" w:hAnsi="Book Antiqua"/>
@@ -4713,6 +5815,36 @@
           <w:color w:val="000000"/>
           <w:sz w:val="18"/>
         </w:rPr>
+        <w:t xml:space="preserve">: </w:t>
+      </w:r>
+      <w:proofErr w:type="spellStart"/>
+      <w:r>
+        <w:rPr>
+          <w:rFonts w:ascii="Book Antiqua" w:hAnsi="Book Antiqua"/>
+          <w:i/>
+          <w:color w:val="000000"/>
+          <w:sz w:val="18"/>
+        </w:rPr>
+        <w:t>Mediciones</w:t>
+      </w:r>
+      <w:proofErr w:type="spellEnd"/>
+      <w:r>
+        <w:rPr>
+          <w:rFonts w:ascii="Book Antiqua" w:hAnsi="Book Antiqua"/>
+          <w:i/>
+          <w:color w:val="000000"/>
+          <w:sz w:val="18"/>
+        </w:rPr>
+        <w:t xml:space="preserve"> </w:t>
+      </w:r>
+      <w:proofErr w:type="spellStart"/>
+      <w:r>
+        <w:rPr>
+          <w:rFonts w:ascii="Book Antiqua" w:hAnsi="Book Antiqua"/>
+          <w:i/>
+          <w:color w:val="000000"/>
+          <w:sz w:val="18"/>
+        </w:rPr>
         <w:t>recopiladas</w:t>
       </w:r>
       <w:proofErr w:type="spellEnd"/>
@@ -4723,7 +5855,27 @@
           <w:color w:val="000000"/>
           <w:sz w:val="18"/>
         </w:rPr>
-        <w:t xml:space="preserve"> bajo 300 peticiones concurrentes (concurrencia=10) sobre una estación de trabajo con procesador Intel Core Ultra 5 245KF, 32 GB RAM DDR5 y almacenamiento NVMe PCIe 4.0 en Docker Desktop (PostgreSQL 15 / PostGIS 3.3).</w:t>
+        <w:t xml:space="preserve"> bajo 300 </w:t>
+      </w:r>
+      <w:proofErr w:type="spellStart"/>
+      <w:r>
+        <w:rPr>
+          <w:rFonts w:ascii="Book Antiqua" w:hAnsi="Book Antiqua"/>
+          <w:i/>
+          <w:color w:val="000000"/>
+          <w:sz w:val="18"/>
+        </w:rPr>
+        <w:t>peticiones</w:t>
+      </w:r>
+      <w:proofErr w:type="spellEnd"/>
+      <w:r>
+        <w:rPr>
+          <w:rFonts w:ascii="Book Antiqua" w:hAnsi="Book Antiqua"/>
+          <w:i/>
+          <w:color w:val="000000"/>
+          <w:sz w:val="18"/>
+        </w:rPr>
+        <w:t xml:space="preserve"> concurrentes (concurrencia=10) sobre una estación de trabajo con procesador Intel Core Ultra 5 245KF, 32 GB RAM DDR5 y almacenamiento NVMe PCIe 4.0 en Docker Desktop (PostgreSQL 15 / PostGIS 3.3).</w:t>
       </w:r>
     </w:p>
     <w:p>
@@ -4752,7 +5904,55 @@
           <w:rFonts w:ascii="Book Antiqua" w:hAnsi="Book Antiqua"/>
           <w:color w:val="000000"/>
         </w:rPr>
-        <w:t xml:space="preserve"> la resiliencia bajo estrés progresivo, se evaluó </w:t>
+        <w:t xml:space="preserve"> la </w:t>
+      </w:r>
+      <w:proofErr w:type="spellStart"/>
+      <w:r>
+        <w:rPr>
+          <w:rFonts w:ascii="Book Antiqua" w:hAnsi="Book Antiqua"/>
+          <w:color w:val="000000"/>
+        </w:rPr>
+        <w:t>resiliencia</w:t>
+      </w:r>
+      <w:proofErr w:type="spellEnd"/>
+      <w:r>
+        <w:rPr>
+          <w:rFonts w:ascii="Book Antiqua" w:hAnsi="Book Antiqua"/>
+          <w:color w:val="000000"/>
+        </w:rPr>
+        <w:t xml:space="preserve"> bajo estrés </w:t>
+      </w:r>
+      <w:proofErr w:type="spellStart"/>
+      <w:r>
+        <w:rPr>
+          <w:rFonts w:ascii="Book Antiqua" w:hAnsi="Book Antiqua"/>
+          <w:color w:val="000000"/>
+        </w:rPr>
+        <w:t>progresivo</w:t>
+      </w:r>
+      <w:proofErr w:type="spellEnd"/>
+      <w:r>
+        <w:rPr>
+          <w:rFonts w:ascii="Book Antiqua" w:hAnsi="Book Antiqua"/>
+          <w:color w:val="000000"/>
+        </w:rPr>
+        <w:t xml:space="preserve">, se </w:t>
+      </w:r>
+      <w:proofErr w:type="spellStart"/>
+      <w:r>
+        <w:rPr>
+          <w:rFonts w:ascii="Book Antiqua" w:hAnsi="Book Antiqua"/>
+          <w:color w:val="000000"/>
+        </w:rPr>
+        <w:t>evaluó</w:t>
+      </w:r>
+      <w:proofErr w:type="spellEnd"/>
+      <w:r>
+        <w:rPr>
+          <w:rFonts w:ascii="Book Antiqua" w:hAnsi="Book Antiqua"/>
+          <w:color w:val="000000"/>
+        </w:rPr>
+        <w:t xml:space="preserve"> </w:t>
       </w:r>
       <w:proofErr w:type="spellStart"/>
       <w:r>
@@ -4784,7 +5984,23 @@
           <w:rFonts w:ascii="Book Antiqua" w:hAnsi="Book Antiqua"/>
           <w:color w:val="000000"/>
         </w:rPr>
-        <w:t xml:space="preserve"> de concurrencia escalonada de 1 a 100 </w:t>
+        <w:t xml:space="preserve"> de </w:t>
+      </w:r>
+      <w:proofErr w:type="spellStart"/>
+      <w:r>
+        <w:rPr>
+          <w:rFonts w:ascii="Book Antiqua" w:hAnsi="Book Antiqua"/>
+          <w:color w:val="000000"/>
+        </w:rPr>
+        <w:t>concurrencia</w:t>
+      </w:r>
+      <w:proofErr w:type="spellEnd"/>
+      <w:r>
+        <w:rPr>
+          <w:rFonts w:ascii="Book Antiqua" w:hAnsi="Book Antiqua"/>
+          <w:color w:val="000000"/>
+        </w:rPr>
+        <w:t xml:space="preserve"> escalonada de 1 a 100 </w:t>
       </w:r>
       <w:proofErr w:type="spellStart"/>
       <w:r>
@@ -4884,15 +6100,88 @@
       <w:pPr>
         <w:spacing w:after="80" w:line="240" w:lineRule="auto"/>
       </w:pPr>
-      <w:r/>
-      <w:r>
-        <w:rPr>
-          <w:rFonts w:ascii="Book Antiqua" w:hAnsi="Book Antiqua"/>
-          <w:b w:val="0"/>
-          <w:i w:val="0"/>
-          <w:sz w:val="22"/>
-        </w:rPr>
-        <w:t>Los resultados experimentales confirman que la arquitectura propuesta (GeoAlchemy2 junto a la validación previa en Shapely) introduce un sobrecosto medio de latencia de 2.63 ms por petición (+15.24%), conservando una tasa de procesamiento de 484.36 req/s. Un aspecto relevante para el diseño de software es el comportamiento en el percentil 99 (p99): la latencia de cola disminuyó de 43.75 ms a 38.24 ms, lo que representa una mejora del 12.59% en la estabilidad del servicio. Esta optimización se debe a que PostgreSQL reutiliza los planes de ejecución en memoria (prepared statements), eliminando el costo recurrente de re-analizar sintácticamente las consultas dinámicas.</w:t>
+      <w:r>
+        <w:rPr>
+          <w:rFonts w:ascii="Book Antiqua" w:hAnsi="Book Antiqua"/>
+        </w:rPr>
+        <w:t xml:space="preserve">Los </w:t>
+      </w:r>
+      <w:proofErr w:type="spellStart"/>
+      <w:r>
+        <w:rPr>
+          <w:rFonts w:ascii="Book Antiqua" w:hAnsi="Book Antiqua"/>
+        </w:rPr>
+        <w:t>resultados</w:t>
+      </w:r>
+      <w:proofErr w:type="spellEnd"/>
+      <w:r>
+        <w:rPr>
+          <w:rFonts w:ascii="Book Antiqua" w:hAnsi="Book Antiqua"/>
+        </w:rPr>
+        <w:t xml:space="preserve"> de las </w:t>
+      </w:r>
+      <w:proofErr w:type="spellStart"/>
+      <w:r>
+        <w:rPr>
+          <w:rFonts w:ascii="Book Antiqua" w:hAnsi="Book Antiqua"/>
+        </w:rPr>
+        <w:t>pruebas</w:t>
+      </w:r>
+      <w:proofErr w:type="spellEnd"/>
+      <w:r>
+        <w:rPr>
+          <w:rFonts w:ascii="Book Antiqua" w:hAnsi="Book Antiqua"/>
+        </w:rPr>
+        <w:t xml:space="preserve"> </w:t>
+      </w:r>
+      <w:proofErr w:type="spellStart"/>
+      <w:r>
+        <w:rPr>
+          <w:rFonts w:ascii="Book Antiqua" w:hAnsi="Book Antiqua"/>
+        </w:rPr>
+        <w:t>experimentales</w:t>
+      </w:r>
+      <w:proofErr w:type="spellEnd"/>
+      <w:r>
+        <w:rPr>
+          <w:rFonts w:ascii="Book Antiqua" w:hAnsi="Book Antiqua"/>
+        </w:rPr>
+        <w:t xml:space="preserve"> </w:t>
+      </w:r>
+      <w:proofErr w:type="spellStart"/>
+      <w:r>
+        <w:rPr>
+          <w:rFonts w:ascii="Book Antiqua" w:hAnsi="Book Antiqua"/>
+        </w:rPr>
+        <w:t>demuestran</w:t>
+      </w:r>
+      <w:proofErr w:type="spellEnd"/>
+      <w:r>
+        <w:rPr>
+          <w:rFonts w:ascii="Book Antiqua" w:hAnsi="Book Antiqua"/>
+        </w:rPr>
+        <w:t xml:space="preserve"> que la </w:t>
+      </w:r>
+      <w:proofErr w:type="spellStart"/>
+      <w:r>
+        <w:rPr>
+          <w:rFonts w:ascii="Book Antiqua" w:hAnsi="Book Antiqua"/>
+        </w:rPr>
+        <w:t>arquitectura</w:t>
+      </w:r>
+      <w:proofErr w:type="spellEnd"/>
+      <w:r>
+        <w:rPr>
+          <w:rFonts w:ascii="Book Antiqua" w:hAnsi="Book Antiqua"/>
+        </w:rPr>
+        <w:t xml:space="preserve"> propuesta (GeoAlchemy2 junto a la validación previa en Shapely) introduce un sobrecosto medio de latencia de 2.63 ms por petición (+15.24%), conservando una </w:t>
+      </w:r>
+      <w:r>
+        <w:rPr>
+          <w:rFonts w:ascii="Book Antiqua" w:hAnsi="Book Antiqua"/>
+        </w:rPr>
+        <w:lastRenderedPageBreak/>
+        <w:t>tasa de procesamiento de 484.36 req/s. Un aspecto relevante para el diseño de software es el comportamiento en el percentil 99 (p99): la latencia de cola disminuyó de 43.75 ms a 38.24 ms, lo que representa una mejora del 12.59% en la estabilidad del servicio. Esta optimización se debe a que PostgreSQL reutiliza los planes de ejecución en memoria (prepared statements), eliminando el costo recurrente de re-analizar sintácticamente las consultas dinámicas.</w:t>
       </w:r>
     </w:p>
     <w:p>
@@ -4900,15 +6189,67 @@
         <w:spacing w:after="80" w:line="240" w:lineRule="auto"/>
         <w:ind w:firstLine="432"/>
       </w:pPr>
-      <w:r/>
-      <w:r>
-        <w:rPr>
-          <w:rFonts w:ascii="Book Antiqua" w:hAnsi="Book Antiqua"/>
-          <w:b w:val="0"/>
-          <w:i w:val="0"/>
-          <w:sz w:val="22"/>
-        </w:rPr>
-        <w:t>Este sobrecosto medio resulta plenamente asumible frente a las garantías de protección obtenidas: neutraliza la exfiltración masiva de predios, los canales laterales de error y la denegación de servicio espacial. Como se ilustra en la Figura 4, los cortafuegos de aplicaciones web tradicionales (WAF basados en firmas como OWASP CRS) carecen de gramática geoespacial y bloquean únicamente entre el 0% y el 20% de las inyecciones topológicas (ST_DWithin y ST_Intersects). En contraste, el pipeline de tres barreras implementado en la capa de aplicación alcanzó una tasa de mitigación del 100% en todos los vectores evaluados de la tríada CIA.</w:t>
+      <w:r>
+        <w:rPr>
+          <w:rFonts w:ascii="Book Antiqua" w:hAnsi="Book Antiqua"/>
+        </w:rPr>
+        <w:t xml:space="preserve">Este sobrecosto medio resulta </w:t>
+      </w:r>
+      <w:proofErr w:type="spellStart"/>
+      <w:r>
+        <w:rPr>
+          <w:rFonts w:ascii="Book Antiqua" w:hAnsi="Book Antiqua"/>
+        </w:rPr>
+        <w:t>asumible</w:t>
+      </w:r>
+      <w:proofErr w:type="spellEnd"/>
+      <w:r>
+        <w:rPr>
+          <w:rFonts w:ascii="Book Antiqua" w:hAnsi="Book Antiqua"/>
+        </w:rPr>
+        <w:t xml:space="preserve"> frente a las garantías de protección obtenidas: neutraliza la </w:t>
+      </w:r>
+      <w:proofErr w:type="spellStart"/>
+      <w:r>
+        <w:rPr>
+          <w:rFonts w:ascii="Book Antiqua" w:hAnsi="Book Antiqua"/>
+        </w:rPr>
+        <w:t>filtración</w:t>
+      </w:r>
+      <w:proofErr w:type="spellEnd"/>
+      <w:r>
+        <w:rPr>
+          <w:rFonts w:ascii="Book Antiqua" w:hAnsi="Book Antiqua"/>
+        </w:rPr>
+        <w:t xml:space="preserve"> masiva de predios, los canales laterales de error y la </w:t>
+      </w:r>
+      <w:proofErr w:type="spellStart"/>
+      <w:r>
+        <w:rPr>
+          <w:rFonts w:ascii="Book Antiqua" w:hAnsi="Book Antiqua"/>
+        </w:rPr>
+        <w:t>denegación</w:t>
+      </w:r>
+      <w:proofErr w:type="spellEnd"/>
+      <w:r>
+        <w:rPr>
+          <w:rFonts w:ascii="Book Antiqua" w:hAnsi="Book Antiqua"/>
+        </w:rPr>
+        <w:t xml:space="preserve"> de </w:t>
+      </w:r>
+      <w:proofErr w:type="spellStart"/>
+      <w:r>
+        <w:rPr>
+          <w:rFonts w:ascii="Book Antiqua" w:hAnsi="Book Antiqua"/>
+        </w:rPr>
+        <w:t>servicio</w:t>
+      </w:r>
+      <w:proofErr w:type="spellEnd"/>
+      <w:r>
+        <w:rPr>
+          <w:rFonts w:ascii="Book Antiqua" w:hAnsi="Book Antiqua"/>
+        </w:rPr>
+        <w:t>. Como se ilustra en la Figura 4, los cortafuegos de aplicaciones web tradicionales (WAF basados en firmas como OWASP CRS) carecen de gramática geoespacial y bloquean únicamente entre el 0% y el 20% de las inyecciones topológicas (ST_DWithin y ST_Intersects). En contraste, el pipeline de tres barreras implementado en la capa de aplicación alcanzó una tasa de mitigación del 100% en todos los vectores evaluados de la tríada CIA.</w:t>
       </w:r>
     </w:p>
     <w:p>
@@ -4991,15 +6332,7 @@
           <w:rFonts w:ascii="Book Antiqua" w:hAnsi="Book Antiqua"/>
           <w:color w:val="000000"/>
         </w:rPr>
-        <w:t xml:space="preserve">Si bien las métricas absolutas de latencia se obtuvieron sobre una estación de trabajo con procesador Intel Core Ultra 5 245KF, la validez metodológica y la generalización de los resultados radican en las proporciones relativas (+15.24% de sobrecosto medio y -12.59% de mejora en cola p99) y en las complejidades asintóticas computacionales. En servidores gubernamentales o instancias de nube con recursos más restringidos (frecuentes en gobiernos locales), el costo computacional del preprocesamiento en Python (GeoAlchemy2/Shapely) sigue siendo despreciable frente a los cuellos de botella dominantes de I/O en disco y concurrencia relacional. Por el contrario, la ausencia de mitigación frente a ataques de complejidad algorítmica (O(N^2)) como el Spatial DoS (Simulación 3) resulta crítica en procesadores de gama de entrada con </w:t>
-      </w:r>
-      <w:r>
-        <w:rPr>
-          <w:rFonts w:ascii="Book Antiqua" w:hAnsi="Book Antiqua"/>
-          <w:color w:val="000000"/>
-        </w:rPr>
-        <w:lastRenderedPageBreak/>
-        <w:t>menor paralelismo, donde unas pocas consultas maliciosas bloquean de inmediato la totalidad del servicio catastral.</w:t>
+        <w:t>Si bien las métricas absolutas de latencia se obtuvieron sobre una estación de trabajo con procesador Intel Core Ultra 5 245KF, la validez metodológica y la generalización de los resultados radican en las proporciones relativas (+15.24% de sobrecosto medio y -12.59% de mejora en cola p99) y en las complejidades asintóticas computacionales. En servidores gubernamentales o instancias de nube con recursos más restringidos (frecuentes en gobiernos locales), el costo computacional del preprocesamiento en Python (GeoAlchemy2/Shapely) sigue siendo despreciable frente a los cuellos de botella dominantes de I/O en disco y concurrencia relacional. Por el contrario, la ausencia de mitigación frente a ataques de complejidad algorítmica (O(N^2)) como el Spatial DoS (Simulación 3) resulta crítica en procesadores de gama de entrada con menor paralelismo, donde unas pocas consultas maliciosas bloquean de inmediato la totalidad del servicio catastral.</w:t>
       </w:r>
     </w:p>
     <w:p>
@@ -5013,6 +6346,7 @@
           <w:b/>
           <w:color w:val="000000"/>
         </w:rPr>
+        <w:lastRenderedPageBreak/>
         <w:t xml:space="preserve">Impacto sistémico en la integridad de trámites y datos catastrales. </w:t>
       </w:r>
       <w:r>
@@ -5088,7 +6422,6 @@
           <w:rFonts w:ascii="Book Antiqua" w:hAnsi="Book Antiqua"/>
           <w:color w:val="000000"/>
         </w:rPr>
-        <w:lastRenderedPageBreak/>
         <w:t>Atluri, V., &amp; Chun, S. A. (2004). An authorization model for geospatial data. IEEE Transactions on Dependable and Secure Computing, 1(4), 238–254. https://doi.org/10.1109/TDSC.2004.34</w:t>
       </w:r>
     </w:p>
@@ -5102,6 +6435,7 @@
           <w:rFonts w:ascii="Book Antiqua" w:hAnsi="Book Antiqua"/>
           <w:color w:val="000000"/>
         </w:rPr>
+        <w:lastRenderedPageBreak/>
         <w:t>Bertino, E., Catania, B., &amp; Damiani, M. L. (2005). GEO-RBAC: A spatially aware RBAC. In Proceedings of the 10th ACM Symposium on Access Control Models and Technologies (SACMAT '05) (pp. 29–37). Association for Computing Machinery. https://doi.org/10.1145/1063979.1063985</w:t>
       </w:r>
     </w:p>
@@ -6961,6 +8295,7 @@
   <w:style w:type="character" w:default="1" w:styleId="Fuentedeprrafopredeter">
     <w:name w:val="Default Paragraph Font"/>
     <w:uiPriority w:val="1"/>
+    <w:semiHidden/>
     <w:unhideWhenUsed/>
   </w:style>
   <w:style w:type="table" w:default="1" w:styleId="Tablanormal">

--- a/Articulo_Cientifico_IMJETA_Final.docx
+++ b/Articulo_Cientifico_IMJETA_Final.docx
@@ -6319,20 +6319,24 @@
         <w:spacing w:after="80" w:line="240" w:lineRule="auto"/>
         <w:ind w:firstLine="432"/>
       </w:pPr>
+      <w:r/>
       <w:r>
         <w:rPr>
           <w:rFonts w:ascii="Book Antiqua" w:hAnsi="Book Antiqua"/>
           <w:b/>
-          <w:color w:val="000000"/>
+          <w:i w:val="0"/>
+          <w:sz w:val="22"/>
         </w:rPr>
         <w:t xml:space="preserve">Independencia de plataforma y validez del benchmarking. </w:t>
       </w:r>
       <w:r>
         <w:rPr>
           <w:rFonts w:ascii="Book Antiqua" w:hAnsi="Book Antiqua"/>
-          <w:color w:val="000000"/>
-        </w:rPr>
-        <w:t>Si bien las métricas absolutas de latencia se obtuvieron sobre una estación de trabajo con procesador Intel Core Ultra 5 245KF, la validez metodológica y la generalización de los resultados radican en las proporciones relativas (+15.24% de sobrecosto medio y -12.59% de mejora en cola p99) y en las complejidades asintóticas computacionales. En servidores gubernamentales o instancias de nube con recursos más restringidos (frecuentes en gobiernos locales), el costo computacional del preprocesamiento en Python (GeoAlchemy2/Shapely) sigue siendo despreciable frente a los cuellos de botella dominantes de I/O en disco y concurrencia relacional. Por el contrario, la ausencia de mitigación frente a ataques de complejidad algorítmica (O(N^2)) como el Spatial DoS (Simulación 3) resulta crítica en procesadores de gama de entrada con menor paralelismo, donde unas pocas consultas maliciosas bloquean de inmediato la totalidad del servicio catastral.</w:t>
+          <w:b w:val="0"/>
+          <w:i w:val="0"/>
+          <w:sz w:val="22"/>
+        </w:rPr>
+        <w:t>Aunque los valores absolutos de latencia dependen del hardware base de pruebas, la validez metodológica y la generalización de los resultados residen en las proporciones relativas (+15.24% de sobrecosto medio y -12.59% de mejora en p99) y en las complejidades asintóticas. En servidores municipales o instancias de nube con recursos acotados, el consumo computacional de la validación previa en Python (GeoAlchemy2 y Shapely) es marginal frente a la latencia de acceso a disco y la concurrencia relacional. Por el contrario, omitir la mitigación ante ataques de complejidad cuadrática (O(N^2)), como el DoS espacial (Simulación 3), expone a los procesadores con menor paralelismo a una saturación inmediata, donde un número reducido de peticiones maliciosas bloquea por completo el geoportal catastral.</w:t>
       </w:r>
     </w:p>
     <w:p>
@@ -6340,21 +6344,24 @@
         <w:spacing w:after="80" w:line="240" w:lineRule="auto"/>
         <w:ind w:firstLine="432"/>
       </w:pPr>
+      <w:r/>
       <w:r>
         <w:rPr>
           <w:rFonts w:ascii="Book Antiqua" w:hAnsi="Book Antiqua"/>
           <w:b/>
-          <w:color w:val="000000"/>
-        </w:rPr>
-        <w:lastRenderedPageBreak/>
+          <w:i w:val="0"/>
+          <w:sz w:val="22"/>
+        </w:rPr>
         <w:t xml:space="preserve">Impacto sistémico en la integridad de trámites y datos catastrales. </w:t>
       </w:r>
       <w:r>
         <w:rPr>
           <w:rFonts w:ascii="Book Antiqua" w:hAnsi="Book Antiqua"/>
-          <w:color w:val="000000"/>
-        </w:rPr>
-        <w:t>La viabilidad empírica de la Simulación 4 (manipulación de autovalúo y titularidad mediante inyección directa) demuestra cómo un fallo a nivel de persistencia relacional trasciende la alteración de una tabla y compromete la validez de los trámites de gobierno electrónico municipal. Cuando los sistemas catastrales interoperan automáticamente para emitir certificados catastrales con validación criptográfica QR, constancias de no adeudo fiscal o minutas de transferencia inmobiliaria bajo ISO 19152 LADM, la inyección de datos arbitrarios en catastro_titulares y tg_lote propaga inconsistencias fiscales y registrales sin activar alertas en la interfaz de usuario, evidenciando que la sanitización tipada en el ORM es una salvaguarda indispensable para la fiabilidad de los servicios públicos digitales.</w:t>
+          <w:b w:val="0"/>
+          <w:i w:val="0"/>
+          <w:sz w:val="22"/>
+        </w:rPr>
+        <w:t>La viabilidad empírica del fraude en autovalúos y titularidad (Simulación 4) demuestra que una inyección en la capa de persistencia trasciende la modificación de una tabla aislada y compromete la fe pública del gobierno electrónico local. En la actualidad, los geoportales interoperan de forma autónoma para emitir certificados catastrales con código QR, constancias de no adeudo tributario y transferencias inmobiliarias bajo el estándar ISO 19152 (LADM). La inyección de datos arbitrarios en catastro_titulares y tg_lote propaga inconsistencias jurídicas y fiscales hacia estos documentos oficiales sin generar alertas en la interfaz de usuario. Este escenario ratifica que el tipado estricto en el ORM constituye una salvaguarda indispensable para preservar la legitimidad y trazabilidad de los servicios públicos digitales.</w:t>
       </w:r>
     </w:p>
     <w:p>

--- a/Articulo_Cientifico_IMJETA_Final.docx
+++ b/Articulo_Cientifico_IMJETA_Final.docx
@@ -317,7 +317,7 @@
           <w:color w:val="000000"/>
           <w:sz w:val="20"/>
         </w:rPr>
-        <w:t xml:space="preserve"> de bases de datos espaciales en arquitecturas web ha ampliado la superficie de ataque para las aplicaciones </w:t>
+        <w:t xml:space="preserve"> de bases de datos espaciales en arquitecturas web ha ampliado la superficie de ataque para las </w:t>
       </w:r>
       <w:proofErr w:type="spellStart"/>
       <w:r>
@@ -326,6 +326,24 @@
           <w:color w:val="000000"/>
           <w:sz w:val="20"/>
         </w:rPr>
+        <w:t>aplicaciones</w:t>
+      </w:r>
+      <w:proofErr w:type="spellEnd"/>
+      <w:r>
+        <w:rPr>
+          <w:rFonts w:ascii="Book Antiqua" w:hAnsi="Book Antiqua"/>
+          <w:color w:val="000000"/>
+          <w:sz w:val="20"/>
+        </w:rPr>
+        <w:t xml:space="preserve"> </w:t>
+      </w:r>
+      <w:proofErr w:type="spellStart"/>
+      <w:r>
+        <w:rPr>
+          <w:rFonts w:ascii="Book Antiqua" w:hAnsi="Book Antiqua"/>
+          <w:color w:val="000000"/>
+          <w:sz w:val="20"/>
+        </w:rPr>
         <w:t>modernas</w:t>
       </w:r>
       <w:proofErr w:type="spellEnd"/>
@@ -443,7 +461,7 @@
           <w:color w:val="000000"/>
           <w:sz w:val="20"/>
         </w:rPr>
-        <w:t xml:space="preserve"> estando poco explorados. Este artículo investiga la explotación y mitigación de inyecciones SQL espaciales dentro de sistemas de información catastral que utilizan PostGIS. Se desarrolló un entorno de prueba en contenedores, utilizando Docker, para </w:t>
+        <w:t xml:space="preserve"> estando poco explorados. Este artículo investiga la explotación y mitigación de inyecciones SQL espaciales dentro de sistemas de información catastral que utilizan PostGIS. Se desarrolló un entorno de prueba en contenedores, </w:t>
       </w:r>
       <w:proofErr w:type="spellStart"/>
       <w:r>
@@ -452,6 +470,24 @@
           <w:color w:val="000000"/>
           <w:sz w:val="20"/>
         </w:rPr>
+        <w:t>utilizando</w:t>
+      </w:r>
+      <w:proofErr w:type="spellEnd"/>
+      <w:r>
+        <w:rPr>
+          <w:rFonts w:ascii="Book Antiqua" w:hAnsi="Book Antiqua"/>
+          <w:color w:val="000000"/>
+          <w:sz w:val="20"/>
+        </w:rPr>
+        <w:t xml:space="preserve"> Docker, para </w:t>
+      </w:r>
+      <w:proofErr w:type="spellStart"/>
+      <w:r>
+        <w:rPr>
+          <w:rFonts w:ascii="Book Antiqua" w:hAnsi="Book Antiqua"/>
+          <w:color w:val="000000"/>
+          <w:sz w:val="20"/>
+        </w:rPr>
         <w:t>simular</w:t>
       </w:r>
       <w:proofErr w:type="spellEnd"/>
@@ -533,7 +569,7 @@
           <w:color w:val="000000"/>
           <w:sz w:val="20"/>
         </w:rPr>
-        <w:t xml:space="preserve">) y PostgreSQL/PostGIS. El estudio demuestra cómo los </w:t>
+        <w:t>) y PostgreSQL/</w:t>
       </w:r>
       <w:proofErr w:type="spellStart"/>
       <w:r>
@@ -542,6 +578,78 @@
           <w:color w:val="000000"/>
           <w:sz w:val="20"/>
         </w:rPr>
+        <w:t>PostGIS</w:t>
+      </w:r>
+      <w:proofErr w:type="spellEnd"/>
+      <w:r>
+        <w:rPr>
+          <w:rFonts w:ascii="Book Antiqua" w:hAnsi="Book Antiqua"/>
+          <w:color w:val="000000"/>
+          <w:sz w:val="20"/>
+        </w:rPr>
+        <w:t xml:space="preserve">. El estudio </w:t>
+      </w:r>
+      <w:proofErr w:type="spellStart"/>
+      <w:r>
+        <w:rPr>
+          <w:rFonts w:ascii="Book Antiqua" w:hAnsi="Book Antiqua"/>
+          <w:color w:val="000000"/>
+          <w:sz w:val="20"/>
+        </w:rPr>
+        <w:t>demuestra</w:t>
+      </w:r>
+      <w:proofErr w:type="spellEnd"/>
+      <w:r>
+        <w:rPr>
+          <w:rFonts w:ascii="Book Antiqua" w:hAnsi="Book Antiqua"/>
+          <w:color w:val="000000"/>
+          <w:sz w:val="20"/>
+        </w:rPr>
+        <w:t xml:space="preserve"> </w:t>
+      </w:r>
+      <w:proofErr w:type="spellStart"/>
+      <w:r>
+        <w:rPr>
+          <w:rFonts w:ascii="Book Antiqua" w:hAnsi="Book Antiqua"/>
+          <w:color w:val="000000"/>
+          <w:sz w:val="20"/>
+        </w:rPr>
+        <w:t>cómo</w:t>
+      </w:r>
+      <w:proofErr w:type="spellEnd"/>
+      <w:r>
+        <w:rPr>
+          <w:rFonts w:ascii="Book Antiqua" w:hAnsi="Book Antiqua"/>
+          <w:color w:val="000000"/>
+          <w:sz w:val="20"/>
+        </w:rPr>
+        <w:t xml:space="preserve"> </w:t>
+      </w:r>
+      <w:proofErr w:type="spellStart"/>
+      <w:r>
+        <w:rPr>
+          <w:rFonts w:ascii="Book Antiqua" w:hAnsi="Book Antiqua"/>
+          <w:color w:val="000000"/>
+          <w:sz w:val="20"/>
+        </w:rPr>
+        <w:t>los</w:t>
+      </w:r>
+      <w:proofErr w:type="spellEnd"/>
+      <w:r>
+        <w:rPr>
+          <w:rFonts w:ascii="Book Antiqua" w:hAnsi="Book Antiqua"/>
+          <w:color w:val="000000"/>
+          <w:sz w:val="20"/>
+        </w:rPr>
+        <w:t xml:space="preserve"> </w:t>
+      </w:r>
+      <w:proofErr w:type="spellStart"/>
+      <w:r>
+        <w:rPr>
+          <w:rFonts w:ascii="Book Antiqua" w:hAnsi="Book Antiqua"/>
+          <w:color w:val="000000"/>
+          <w:sz w:val="20"/>
+        </w:rPr>
         <w:t>atacantes</w:t>
       </w:r>
       <w:proofErr w:type="spellEnd"/>
@@ -675,7 +783,7 @@
           <w:color w:val="000000"/>
           <w:sz w:val="20"/>
         </w:rPr>
-        <w:t xml:space="preserve"> que el pipeline propuesto neutralizó el 100% de los vectores de </w:t>
+        <w:t xml:space="preserve"> que el pipeline propuesto neutralizó el 100% de </w:t>
       </w:r>
       <w:proofErr w:type="spellStart"/>
       <w:r>
@@ -684,6 +792,42 @@
           <w:color w:val="000000"/>
           <w:sz w:val="20"/>
         </w:rPr>
+        <w:t>los</w:t>
+      </w:r>
+      <w:proofErr w:type="spellEnd"/>
+      <w:r>
+        <w:rPr>
+          <w:rFonts w:ascii="Book Antiqua" w:hAnsi="Book Antiqua"/>
+          <w:color w:val="000000"/>
+          <w:sz w:val="20"/>
+        </w:rPr>
+        <w:t xml:space="preserve"> </w:t>
+      </w:r>
+      <w:proofErr w:type="spellStart"/>
+      <w:r>
+        <w:rPr>
+          <w:rFonts w:ascii="Book Antiqua" w:hAnsi="Book Antiqua"/>
+          <w:color w:val="000000"/>
+          <w:sz w:val="20"/>
+        </w:rPr>
+        <w:t>vectores</w:t>
+      </w:r>
+      <w:proofErr w:type="spellEnd"/>
+      <w:r>
+        <w:rPr>
+          <w:rFonts w:ascii="Book Antiqua" w:hAnsi="Book Antiqua"/>
+          <w:color w:val="000000"/>
+          <w:sz w:val="20"/>
+        </w:rPr>
+        <w:t xml:space="preserve"> de </w:t>
+      </w:r>
+      <w:proofErr w:type="spellStart"/>
+      <w:r>
+        <w:rPr>
+          <w:rFonts w:ascii="Book Antiqua" w:hAnsi="Book Antiqua"/>
+          <w:color w:val="000000"/>
+          <w:sz w:val="20"/>
+        </w:rPr>
         <w:t>ataque</w:t>
       </w:r>
       <w:proofErr w:type="spellEnd"/>
@@ -729,7 +873,25 @@
           <w:color w:val="000000"/>
           <w:sz w:val="20"/>
         </w:rPr>
-        <w:t xml:space="preserve"> medio de latencia de 2.63 ms (+15.24%) y una mejora del 12.59% en la estabilidad de cola (p99). Se concluye que la mitigación efectiva de inyecciones espaciales no depende de trasladar la validación topológica y la parametrización rígida a la capa de aplicación (ORM), garantizando la integridad catastral con un impacto operativo marginal.</w:t>
+        <w:t xml:space="preserve"> medio de </w:t>
+      </w:r>
+      <w:proofErr w:type="spellStart"/>
+      <w:r>
+        <w:rPr>
+          <w:rFonts w:ascii="Book Antiqua" w:hAnsi="Book Antiqua"/>
+          <w:color w:val="000000"/>
+          <w:sz w:val="20"/>
+        </w:rPr>
+        <w:t>latencia</w:t>
+      </w:r>
+      <w:proofErr w:type="spellEnd"/>
+      <w:r>
+        <w:rPr>
+          <w:rFonts w:ascii="Book Antiqua" w:hAnsi="Book Antiqua"/>
+          <w:color w:val="000000"/>
+          <w:sz w:val="20"/>
+        </w:rPr>
+        <w:t xml:space="preserve"> de 2.63 ms (+15.24%) y una mejora del 12.59% en la estabilidad de cola (p99). Se concluye que la mitigación efectiva de inyecciones espaciales no depende de trasladar la validación topológica y la parametrización rígida a la capa de aplicación (ORM), garantizando la integridad catastral con un impacto operativo marginal.</w:t>
       </w:r>
     </w:p>
     <w:p>
@@ -787,7 +949,39 @@
           <w:color w:val="000000"/>
         </w:rPr>
         <w:lastRenderedPageBreak/>
-        <w:t xml:space="preserve">ámbito, PostgreSQL junto a su extensión espacial PostGIS constituyen la </w:t>
+        <w:t xml:space="preserve">ámbito, PostgreSQL junto a su extensión espacial </w:t>
+      </w:r>
+      <w:proofErr w:type="spellStart"/>
+      <w:r>
+        <w:rPr>
+          <w:rFonts w:ascii="Book Antiqua" w:hAnsi="Book Antiqua"/>
+          <w:color w:val="000000"/>
+        </w:rPr>
+        <w:t>PostGIS</w:t>
+      </w:r>
+      <w:proofErr w:type="spellEnd"/>
+      <w:r>
+        <w:rPr>
+          <w:rFonts w:ascii="Book Antiqua" w:hAnsi="Book Antiqua"/>
+          <w:color w:val="000000"/>
+        </w:rPr>
+        <w:t xml:space="preserve"> </w:t>
+      </w:r>
+      <w:proofErr w:type="spellStart"/>
+      <w:r>
+        <w:rPr>
+          <w:rFonts w:ascii="Book Antiqua" w:hAnsi="Book Antiqua"/>
+          <w:color w:val="000000"/>
+        </w:rPr>
+        <w:t>constituyen</w:t>
+      </w:r>
+      <w:proofErr w:type="spellEnd"/>
+      <w:r>
+        <w:rPr>
+          <w:rFonts w:ascii="Book Antiqua" w:hAnsi="Book Antiqua"/>
+          <w:color w:val="000000"/>
+        </w:rPr>
+        <w:t xml:space="preserve"> la </w:t>
       </w:r>
       <w:proofErr w:type="spellStart"/>
       <w:r>
@@ -896,7 +1090,39 @@
           <w:rFonts w:ascii="Book Antiqua" w:hAnsi="Book Antiqua"/>
           <w:color w:val="000000"/>
         </w:rPr>
-        <w:t xml:space="preserve">Sin embargo, la exposición de estos servicios mediante APIs REST introduce vectores de ataque cuando las consultas se construyen mediante concatenación de cadenas dentro de funciones espaciales. Si bien la inyección SQL clásica ha sido ampliamente documentada (Clarke, 2012; Halfond et al., 2006), la manipulación de operadores geométricos de PostGIS —como </w:t>
+        <w:t xml:space="preserve">Sin embargo, la exposición de estos servicios mediante APIs REST introduce vectores de ataque cuando las consultas se construyen mediante concatenación de cadenas dentro de funciones espaciales. Si bien la inyección SQL clásica ha sido ampliamente documentada (Clarke, 2012; Halfond et al., 2006), la manipulación de operadores geométricos de </w:t>
+      </w:r>
+      <w:proofErr w:type="spellStart"/>
+      <w:r>
+        <w:rPr>
+          <w:rFonts w:ascii="Book Antiqua" w:hAnsi="Book Antiqua"/>
+          <w:color w:val="000000"/>
+        </w:rPr>
+        <w:t>PostGIS</w:t>
+      </w:r>
+      <w:proofErr w:type="spellEnd"/>
+      <w:r>
+        <w:rPr>
+          <w:rFonts w:ascii="Book Antiqua" w:hAnsi="Book Antiqua"/>
+          <w:color w:val="000000"/>
+        </w:rPr>
+        <w:t xml:space="preserve"> —</w:t>
+      </w:r>
+      <w:proofErr w:type="spellStart"/>
+      <w:r>
+        <w:rPr>
+          <w:rFonts w:ascii="Book Antiqua" w:hAnsi="Book Antiqua"/>
+          <w:color w:val="000000"/>
+        </w:rPr>
+        <w:t>como</w:t>
+      </w:r>
+      <w:proofErr w:type="spellEnd"/>
+      <w:r>
+        <w:rPr>
+          <w:rFonts w:ascii="Book Antiqua" w:hAnsi="Book Antiqua"/>
+          <w:color w:val="000000"/>
+        </w:rPr>
+        <w:t xml:space="preserve"> </w:t>
       </w:r>
       <w:proofErr w:type="spellStart"/>
       <w:r>
@@ -1008,7 +1234,55 @@
           <w:rFonts w:ascii="Book Antiqua" w:hAnsi="Book Antiqua"/>
           <w:color w:val="000000"/>
         </w:rPr>
-        <w:t xml:space="preserve"> entrada no saneada no solo permite eludir filtros relacionales o exfiltrar datos, sino también desencadenar estados de </w:t>
+        <w:t xml:space="preserve"> entrada no </w:t>
+      </w:r>
+      <w:proofErr w:type="spellStart"/>
+      <w:r>
+        <w:rPr>
+          <w:rFonts w:ascii="Book Antiqua" w:hAnsi="Book Antiqua"/>
+          <w:color w:val="000000"/>
+        </w:rPr>
+        <w:t>saneada</w:t>
+      </w:r>
+      <w:proofErr w:type="spellEnd"/>
+      <w:r>
+        <w:rPr>
+          <w:rFonts w:ascii="Book Antiqua" w:hAnsi="Book Antiqua"/>
+          <w:color w:val="000000"/>
+        </w:rPr>
+        <w:t xml:space="preserve"> no solo permite eludir filtros relacionales o exfiltrar datos, sino también </w:t>
+      </w:r>
+      <w:proofErr w:type="spellStart"/>
+      <w:r>
+        <w:rPr>
+          <w:rFonts w:ascii="Book Antiqua" w:hAnsi="Book Antiqua"/>
+          <w:color w:val="000000"/>
+        </w:rPr>
+        <w:t>desencadenar</w:t>
+      </w:r>
+      <w:proofErr w:type="spellEnd"/>
+      <w:r>
+        <w:rPr>
+          <w:rFonts w:ascii="Book Antiqua" w:hAnsi="Book Antiqua"/>
+          <w:color w:val="000000"/>
+        </w:rPr>
+        <w:t xml:space="preserve"> </w:t>
+      </w:r>
+      <w:proofErr w:type="spellStart"/>
+      <w:r>
+        <w:rPr>
+          <w:rFonts w:ascii="Book Antiqua" w:hAnsi="Book Antiqua"/>
+          <w:color w:val="000000"/>
+        </w:rPr>
+        <w:t>estados</w:t>
+      </w:r>
+      <w:proofErr w:type="spellEnd"/>
+      <w:r>
+        <w:rPr>
+          <w:rFonts w:ascii="Book Antiqua" w:hAnsi="Book Antiqua"/>
+          <w:color w:val="000000"/>
+        </w:rPr>
+        <w:t xml:space="preserve"> de </w:t>
       </w:r>
       <w:proofErr w:type="spellStart"/>
       <w:r>
@@ -1163,7 +1437,23 @@
           <w:rFonts w:ascii="Book Antiqua" w:hAnsi="Book Antiqua"/>
           <w:color w:val="000000"/>
         </w:rPr>
-        <w:t xml:space="preserve">Este artículo presenta una evaluación experimental de vulnerabilidades de </w:t>
+        <w:t xml:space="preserve">Este artículo presenta una evaluación experimental de </w:t>
+      </w:r>
+      <w:proofErr w:type="spellStart"/>
+      <w:r>
+        <w:rPr>
+          <w:rFonts w:ascii="Book Antiqua" w:hAnsi="Book Antiqua"/>
+          <w:color w:val="000000"/>
+        </w:rPr>
+        <w:t>vulnerabilidades</w:t>
+      </w:r>
+      <w:proofErr w:type="spellEnd"/>
+      <w:r>
+        <w:rPr>
+          <w:rFonts w:ascii="Book Antiqua" w:hAnsi="Book Antiqua"/>
+          <w:color w:val="000000"/>
+        </w:rPr>
+        <w:t xml:space="preserve"> de </w:t>
       </w:r>
       <w:proofErr w:type="spellStart"/>
       <w:r>
@@ -1726,7 +2016,23 @@
           <w:rFonts w:ascii="Book Antiqua" w:hAnsi="Book Antiqua"/>
           <w:color w:val="000000"/>
         </w:rPr>
-        <w:t xml:space="preserve"> A diferencia de un </w:t>
+        <w:t xml:space="preserve"> A </w:t>
+      </w:r>
+      <w:proofErr w:type="spellStart"/>
+      <w:r>
+        <w:rPr>
+          <w:rFonts w:ascii="Book Antiqua" w:hAnsi="Book Antiqua"/>
+          <w:color w:val="000000"/>
+        </w:rPr>
+        <w:t>diferencia</w:t>
+      </w:r>
+      <w:proofErr w:type="spellEnd"/>
+      <w:r>
+        <w:rPr>
+          <w:rFonts w:ascii="Book Antiqua" w:hAnsi="Book Antiqua"/>
+          <w:color w:val="000000"/>
+        </w:rPr>
+        <w:t xml:space="preserve"> de un </w:t>
       </w:r>
       <w:proofErr w:type="spellStart"/>
       <w:r>
@@ -1870,7 +2176,23 @@
           <w:rFonts w:ascii="Book Antiqua" w:hAnsi="Book Antiqua"/>
           <w:color w:val="000000"/>
         </w:rPr>
-        <w:t xml:space="preserve"> de referencia espacial (SRID) y envolventes mínimas (bounding boxes), lo que amplía el área de escape sintáctico. Este vacío teórico en los modelos tradicionales de inyección deja sin caracterizar la manipulación de predicados topológicos nativos en motores relacionales.</w:t>
+        <w:t xml:space="preserve"> de </w:t>
+      </w:r>
+      <w:proofErr w:type="spellStart"/>
+      <w:r>
+        <w:rPr>
+          <w:rFonts w:ascii="Book Antiqua" w:hAnsi="Book Antiqua"/>
+          <w:color w:val="000000"/>
+        </w:rPr>
+        <w:t>referencia</w:t>
+      </w:r>
+      <w:proofErr w:type="spellEnd"/>
+      <w:r>
+        <w:rPr>
+          <w:rFonts w:ascii="Book Antiqua" w:hAnsi="Book Antiqua"/>
+          <w:color w:val="000000"/>
+        </w:rPr>
+        <w:t xml:space="preserve"> espacial (SRID) y envolventes mínimas (bounding boxes), lo que amplía el área de escape sintáctico. Este vacío teórico en los modelos tradicionales de inyección deja sin caracterizar la manipulación de predicados topológicos nativos en motores relacionales.</w:t>
       </w:r>
     </w:p>
     <w:p>
@@ -1904,7 +2226,23 @@
           <w:color w:val="000000"/>
         </w:rPr>
         <w:lastRenderedPageBreak/>
-        <w:t xml:space="preserve">riesgos de inferencia espacial en SDBMS, donde un usuario no autorizado puede deducir la existencia o atributos de un objeto protegido correlacionando consultas espaciales sucesivas. No obstante, estas aproximaciones asumen que la </w:t>
+        <w:t xml:space="preserve">riesgos de inferencia espacial en SDBMS, donde un usuario no autorizado puede deducir la existencia o atributos de un objeto protegido correlacionando consultas espaciales sucesivas. No obstante, estas aproximaciones </w:t>
+      </w:r>
+      <w:proofErr w:type="spellStart"/>
+      <w:r>
+        <w:rPr>
+          <w:rFonts w:ascii="Book Antiqua" w:hAnsi="Book Antiqua"/>
+          <w:color w:val="000000"/>
+        </w:rPr>
+        <w:t>asumen</w:t>
+      </w:r>
+      <w:proofErr w:type="spellEnd"/>
+      <w:r>
+        <w:rPr>
+          <w:rFonts w:ascii="Book Antiqua" w:hAnsi="Book Antiqua"/>
+          <w:color w:val="000000"/>
+        </w:rPr>
+        <w:t xml:space="preserve"> que la </w:t>
       </w:r>
       <w:proofErr w:type="spellStart"/>
       <w:r>
@@ -1984,7 +2322,23 @@
           <w:rFonts w:ascii="Book Antiqua" w:hAnsi="Book Antiqua"/>
           <w:color w:val="000000"/>
         </w:rPr>
-        <w:t xml:space="preserve"> las políticas espaciales a la base de datos; en arquitecturas web modernas, la concatenación insegura anula directamente el control de acceso en la persistencia sin ser detectada por los mecanismos de autorización de la capa de aplicación.</w:t>
+        <w:t xml:space="preserve"> las </w:t>
+      </w:r>
+      <w:proofErr w:type="spellStart"/>
+      <w:r>
+        <w:rPr>
+          <w:rFonts w:ascii="Book Antiqua" w:hAnsi="Book Antiqua"/>
+          <w:color w:val="000000"/>
+        </w:rPr>
+        <w:t>políticas</w:t>
+      </w:r>
+      <w:proofErr w:type="spellEnd"/>
+      <w:r>
+        <w:rPr>
+          <w:rFonts w:ascii="Book Antiqua" w:hAnsi="Book Antiqua"/>
+          <w:color w:val="000000"/>
+        </w:rPr>
+        <w:t xml:space="preserve"> espaciales a la base de datos; en arquitecturas web modernas, la concatenación insegura anula directamente el control de acceso en la persistencia sin ser detectada por los mecanismos de autorización de la capa de aplicación.</w:t>
       </w:r>
     </w:p>
     <w:p>
@@ -2273,7 +2627,23 @@
           <w:rFonts w:ascii="Book Antiqua" w:hAnsi="Book Antiqua"/>
           <w:color w:val="000000"/>
         </w:rPr>
-        <w:t xml:space="preserve"> et al. (2015) y van Oosterom et al. (2006) formalizaron las </w:t>
+        <w:t xml:space="preserve"> et al. (2015) y van Oosterom et al. (2006) </w:t>
+      </w:r>
+      <w:proofErr w:type="spellStart"/>
+      <w:r>
+        <w:rPr>
+          <w:rFonts w:ascii="Book Antiqua" w:hAnsi="Book Antiqua"/>
+          <w:color w:val="000000"/>
+        </w:rPr>
+        <w:t>formalizaron</w:t>
+      </w:r>
+      <w:proofErr w:type="spellEnd"/>
+      <w:r>
+        <w:rPr>
+          <w:rFonts w:ascii="Book Antiqua" w:hAnsi="Book Antiqua"/>
+          <w:color w:val="000000"/>
+        </w:rPr>
+        <w:t xml:space="preserve"> las </w:t>
       </w:r>
       <w:proofErr w:type="spellStart"/>
       <w:r>
@@ -2633,7 +3003,39 @@
           <w:rFonts w:ascii="Book Antiqua" w:hAnsi="Book Antiqua"/>
           <w:color w:val="000000"/>
         </w:rPr>
-        <w:t xml:space="preserve"> la industria mediante la vulnerabilidad crítica CVE-2023-25157 (con puntaje CVSS de 9.8), donde el software de referencia GeoServer permitía la ejecución remota de SQL no autenticado mediante la evaluación insegura de filtros OGC y expresiones CQL sobre bases de datos PostGIS (National Vulnerability Database, 2023). Por otro lado, en el ámbito de la denegación de servicio, Crosby y Wallach (2003) establecieron el concepto de ataques de complejidad algorítmica (Algorithmic Complexity Attacks), demostrando cómo entradas diseñadas pueden forzar a los </w:t>
+        <w:t xml:space="preserve"> la industria mediante la vulnerabilidad crítica CVE-2023-25157 (con puntaje CVSS de 9.8), donde el software de referencia GeoServer permitía la ejecución remota de SQL no autenticado mediante la evaluación insegura de filtros OGC y expresiones CQL sobre bases de datos PostGIS (National Vulnerability Database, 2023). Por otro lado, en el ámbito de la denegación de servicio, Crosby y Wallach (2003) establecieron el concepto de ataques de complejidad algorítmica (Algorithmic Complexity Attacks), demostrando cómo entradas diseñadas pueden </w:t>
+      </w:r>
+      <w:proofErr w:type="spellStart"/>
+      <w:r>
+        <w:rPr>
+          <w:rFonts w:ascii="Book Antiqua" w:hAnsi="Book Antiqua"/>
+          <w:color w:val="000000"/>
+        </w:rPr>
+        <w:t>forzar</w:t>
+      </w:r>
+      <w:proofErr w:type="spellEnd"/>
+      <w:r>
+        <w:rPr>
+          <w:rFonts w:ascii="Book Antiqua" w:hAnsi="Book Antiqua"/>
+          <w:color w:val="000000"/>
+        </w:rPr>
+        <w:t xml:space="preserve"> a </w:t>
+      </w:r>
+      <w:proofErr w:type="spellStart"/>
+      <w:r>
+        <w:rPr>
+          <w:rFonts w:ascii="Book Antiqua" w:hAnsi="Book Antiqua"/>
+          <w:color w:val="000000"/>
+        </w:rPr>
+        <w:t>los</w:t>
+      </w:r>
+      <w:proofErr w:type="spellEnd"/>
+      <w:r>
+        <w:rPr>
+          <w:rFonts w:ascii="Book Antiqua" w:hAnsi="Book Antiqua"/>
+          <w:color w:val="000000"/>
+        </w:rPr>
+        <w:t xml:space="preserve"> </w:t>
       </w:r>
       <w:proofErr w:type="spellStart"/>
       <w:r>
@@ -2761,7 +3163,39 @@
           <w:rFonts w:ascii="Book Antiqua" w:hAnsi="Book Antiqua"/>
           <w:color w:val="000000"/>
         </w:rPr>
-        <w:t xml:space="preserve"> Agarwal y Rajan (2016), los algoritmos </w:t>
+        <w:t xml:space="preserve"> Agarwal y Rajan (2016), </w:t>
+      </w:r>
+      <w:proofErr w:type="spellStart"/>
+      <w:r>
+        <w:rPr>
+          <w:rFonts w:ascii="Book Antiqua" w:hAnsi="Book Antiqua"/>
+          <w:color w:val="000000"/>
+        </w:rPr>
+        <w:t>los</w:t>
+      </w:r>
+      <w:proofErr w:type="spellEnd"/>
+      <w:r>
+        <w:rPr>
+          <w:rFonts w:ascii="Book Antiqua" w:hAnsi="Book Antiqua"/>
+          <w:color w:val="000000"/>
+        </w:rPr>
+        <w:t xml:space="preserve"> </w:t>
+      </w:r>
+      <w:proofErr w:type="spellStart"/>
+      <w:r>
+        <w:rPr>
+          <w:rFonts w:ascii="Book Antiqua" w:hAnsi="Book Antiqua"/>
+          <w:color w:val="000000"/>
+        </w:rPr>
+        <w:t>algoritmos</w:t>
+      </w:r>
+      <w:proofErr w:type="spellEnd"/>
+      <w:r>
+        <w:rPr>
+          <w:rFonts w:ascii="Book Antiqua" w:hAnsi="Book Antiqua"/>
+          <w:color w:val="000000"/>
+        </w:rPr>
+        <w:t xml:space="preserve"> </w:t>
       </w:r>
       <w:proofErr w:type="spellStart"/>
       <w:r>
@@ -3100,7 +3534,39 @@
           <w:rFonts w:ascii="Book Antiqua" w:hAnsi="Book Antiqua"/>
           <w:color w:val="000000"/>
         </w:rPr>
-        <w:t xml:space="preserve"> espacial GiST. Pese a estos antecedentes, la </w:t>
+        <w:t xml:space="preserve"> espacial GiST. Pese a </w:t>
+      </w:r>
+      <w:proofErr w:type="spellStart"/>
+      <w:r>
+        <w:rPr>
+          <w:rFonts w:ascii="Book Antiqua" w:hAnsi="Book Antiqua"/>
+          <w:color w:val="000000"/>
+        </w:rPr>
+        <w:t>estos</w:t>
+      </w:r>
+      <w:proofErr w:type="spellEnd"/>
+      <w:r>
+        <w:rPr>
+          <w:rFonts w:ascii="Book Antiqua" w:hAnsi="Book Antiqua"/>
+          <w:color w:val="000000"/>
+        </w:rPr>
+        <w:t xml:space="preserve"> </w:t>
+      </w:r>
+      <w:proofErr w:type="spellStart"/>
+      <w:r>
+        <w:rPr>
+          <w:rFonts w:ascii="Book Antiqua" w:hAnsi="Book Antiqua"/>
+          <w:color w:val="000000"/>
+        </w:rPr>
+        <w:t>antecedentes</w:t>
+      </w:r>
+      <w:proofErr w:type="spellEnd"/>
+      <w:r>
+        <w:rPr>
+          <w:rFonts w:ascii="Book Antiqua" w:hAnsi="Book Antiqua"/>
+          <w:color w:val="000000"/>
+        </w:rPr>
+        <w:t xml:space="preserve">, la </w:t>
       </w:r>
       <w:proofErr w:type="spellStart"/>
       <w:r>
@@ -3164,7 +3630,23 @@
           <w:rFonts w:ascii="Book Antiqua" w:hAnsi="Book Antiqua"/>
           <w:color w:val="000000"/>
         </w:rPr>
-        <w:t xml:space="preserve"> de latencia ni ha formalizado esquemas defensivos integrados entre el analizador web y el motor geométrico.</w:t>
+        <w:t xml:space="preserve"> de </w:t>
+      </w:r>
+      <w:proofErr w:type="spellStart"/>
+      <w:r>
+        <w:rPr>
+          <w:rFonts w:ascii="Book Antiqua" w:hAnsi="Book Antiqua"/>
+          <w:color w:val="000000"/>
+        </w:rPr>
+        <w:t>latencia</w:t>
+      </w:r>
+      <w:proofErr w:type="spellEnd"/>
+      <w:r>
+        <w:rPr>
+          <w:rFonts w:ascii="Book Antiqua" w:hAnsi="Book Antiqua"/>
+          <w:color w:val="000000"/>
+        </w:rPr>
+        <w:t xml:space="preserve"> ni ha formalizado esquemas defensivos integrados entre el analizador web y el motor geométrico.</w:t>
       </w:r>
     </w:p>
     <w:p>
@@ -3324,7 +3806,39 @@
           <w:rFonts w:ascii="Book Antiqua" w:hAnsi="Book Antiqua"/>
           <w:color w:val="000000"/>
         </w:rPr>
-        <w:t xml:space="preserve"> ante inyecciones SQL y medir el </w:t>
+        <w:t xml:space="preserve"> ante inyecciones SQL y </w:t>
+      </w:r>
+      <w:proofErr w:type="spellStart"/>
+      <w:r>
+        <w:rPr>
+          <w:rFonts w:ascii="Book Antiqua" w:hAnsi="Book Antiqua"/>
+          <w:color w:val="000000"/>
+        </w:rPr>
+        <w:t>medir</w:t>
+      </w:r>
+      <w:proofErr w:type="spellEnd"/>
+      <w:r>
+        <w:rPr>
+          <w:rFonts w:ascii="Book Antiqua" w:hAnsi="Book Antiqua"/>
+          <w:color w:val="000000"/>
+        </w:rPr>
+        <w:t xml:space="preserve"> </w:t>
+      </w:r>
+      <w:proofErr w:type="spellStart"/>
+      <w:r>
+        <w:rPr>
+          <w:rFonts w:ascii="Book Antiqua" w:hAnsi="Book Antiqua"/>
+          <w:color w:val="000000"/>
+        </w:rPr>
+        <w:t>el</w:t>
+      </w:r>
+      <w:proofErr w:type="spellEnd"/>
+      <w:r>
+        <w:rPr>
+          <w:rFonts w:ascii="Book Antiqua" w:hAnsi="Book Antiqua"/>
+          <w:color w:val="000000"/>
+        </w:rPr>
+        <w:t xml:space="preserve"> </w:t>
       </w:r>
       <w:proofErr w:type="spellStart"/>
       <w:r>
@@ -3404,7 +3918,39 @@
           <w:rFonts w:ascii="Book Antiqua" w:hAnsi="Book Antiqua"/>
           <w:color w:val="000000"/>
         </w:rPr>
-        <w:t xml:space="preserve"> de mitigación multicapa. La evaluación contempla dos condiciones: consultas con SQL dinámico desprotegido y consultas compiladas mediante ORM con validación previa de geometrías.</w:t>
+        <w:t xml:space="preserve"> de </w:t>
+      </w:r>
+      <w:proofErr w:type="spellStart"/>
+      <w:r>
+        <w:rPr>
+          <w:rFonts w:ascii="Book Antiqua" w:hAnsi="Book Antiqua"/>
+          <w:color w:val="000000"/>
+        </w:rPr>
+        <w:t>mitigación</w:t>
+      </w:r>
+      <w:proofErr w:type="spellEnd"/>
+      <w:r>
+        <w:rPr>
+          <w:rFonts w:ascii="Book Antiqua" w:hAnsi="Book Antiqua"/>
+          <w:color w:val="000000"/>
+        </w:rPr>
+        <w:t xml:space="preserve"> </w:t>
+      </w:r>
+      <w:proofErr w:type="spellStart"/>
+      <w:r>
+        <w:rPr>
+          <w:rFonts w:ascii="Book Antiqua" w:hAnsi="Book Antiqua"/>
+          <w:color w:val="000000"/>
+        </w:rPr>
+        <w:t>multicapa</w:t>
+      </w:r>
+      <w:proofErr w:type="spellEnd"/>
+      <w:r>
+        <w:rPr>
+          <w:rFonts w:ascii="Book Antiqua" w:hAnsi="Book Antiqua"/>
+          <w:color w:val="000000"/>
+        </w:rPr>
+        <w:t>. La evaluación contempla dos condiciones: consultas con SQL dinámico desprotegido y consultas compiladas mediante ORM con validación previa de geometrías.</w:t>
       </w:r>
     </w:p>
     <w:p>
@@ -3649,7 +4195,39 @@
           <w:rFonts w:ascii="Book Antiqua" w:hAnsi="Book Antiqua"/>
           <w:color w:val="000000"/>
         </w:rPr>
-        <w:t xml:space="preserve"> ético, la cartografía base se obtuvo de fuentes abiertas y los </w:t>
+        <w:t xml:space="preserve"> ético, la cartografía base se obtuvo de fuentes </w:t>
+      </w:r>
+      <w:proofErr w:type="spellStart"/>
+      <w:r>
+        <w:rPr>
+          <w:rFonts w:ascii="Book Antiqua" w:hAnsi="Book Antiqua"/>
+          <w:color w:val="000000"/>
+        </w:rPr>
+        <w:t>abiertas</w:t>
+      </w:r>
+      <w:proofErr w:type="spellEnd"/>
+      <w:r>
+        <w:rPr>
+          <w:rFonts w:ascii="Book Antiqua" w:hAnsi="Book Antiqua"/>
+          <w:color w:val="000000"/>
+        </w:rPr>
+        <w:t xml:space="preserve"> y </w:t>
+      </w:r>
+      <w:proofErr w:type="spellStart"/>
+      <w:r>
+        <w:rPr>
+          <w:rFonts w:ascii="Book Antiqua" w:hAnsi="Book Antiqua"/>
+          <w:color w:val="000000"/>
+        </w:rPr>
+        <w:t>los</w:t>
+      </w:r>
+      <w:proofErr w:type="spellEnd"/>
+      <w:r>
+        <w:rPr>
+          <w:rFonts w:ascii="Book Antiqua" w:hAnsi="Book Antiqua"/>
+          <w:color w:val="000000"/>
+        </w:rPr>
+        <w:t xml:space="preserve"> </w:t>
       </w:r>
       <w:proofErr w:type="spellStart"/>
       <w:r>
@@ -3801,7 +4379,39 @@
           <w:rFonts w:ascii="Book Antiqua" w:hAnsi="Book Antiqua"/>
           <w:color w:val="000000"/>
         </w:rPr>
-        <w:t xml:space="preserve">El banco de pruebas se implementó en contenedores Docker mediante microservicios aislados: (1) un servicio de base de datos con PostgreSQL 15 y PostGIS 3.3, y (2) una API en Python 3.11 con FastAPI y Uvicorn. Las pruebas de estrés se ejecutaron </w:t>
+        <w:t xml:space="preserve">El banco de pruebas se implementó en contenedores Docker mediante microservicios aislados: (1) un servicio de base de datos con PostgreSQL 15 y PostGIS 3.3, y (2) una API en Python 3.11 con FastAPI y Uvicorn. Las pruebas de </w:t>
+      </w:r>
+      <w:proofErr w:type="spellStart"/>
+      <w:r>
+        <w:rPr>
+          <w:rFonts w:ascii="Book Antiqua" w:hAnsi="Book Antiqua"/>
+          <w:color w:val="000000"/>
+        </w:rPr>
+        <w:t>estrés</w:t>
+      </w:r>
+      <w:proofErr w:type="spellEnd"/>
+      <w:r>
+        <w:rPr>
+          <w:rFonts w:ascii="Book Antiqua" w:hAnsi="Book Antiqua"/>
+          <w:color w:val="000000"/>
+        </w:rPr>
+        <w:t xml:space="preserve"> se </w:t>
+      </w:r>
+      <w:proofErr w:type="spellStart"/>
+      <w:r>
+        <w:rPr>
+          <w:rFonts w:ascii="Book Antiqua" w:hAnsi="Book Antiqua"/>
+          <w:color w:val="000000"/>
+        </w:rPr>
+        <w:t>ejecutaron</w:t>
+      </w:r>
+      <w:proofErr w:type="spellEnd"/>
+      <w:r>
+        <w:rPr>
+          <w:rFonts w:ascii="Book Antiqua" w:hAnsi="Book Antiqua"/>
+          <w:color w:val="000000"/>
+        </w:rPr>
+        <w:t xml:space="preserve"> </w:t>
       </w:r>
       <w:proofErr w:type="spellStart"/>
       <w:r>
@@ -3969,7 +4579,23 @@
           <w:rFonts w:ascii="Book Antiqua" w:hAnsi="Book Antiqua"/>
           <w:color w:val="000000"/>
         </w:rPr>
-        <w:t xml:space="preserve">Se estructuraron seis vectores de explotación orientados a las tres dimensiones de la </w:t>
+        <w:t xml:space="preserve">Se estructuraron seis vectores de explotación orientados a las tres </w:t>
+      </w:r>
+      <w:proofErr w:type="spellStart"/>
+      <w:r>
+        <w:rPr>
+          <w:rFonts w:ascii="Book Antiqua" w:hAnsi="Book Antiqua"/>
+          <w:color w:val="000000"/>
+        </w:rPr>
+        <w:t>dimensiones</w:t>
+      </w:r>
+      <w:proofErr w:type="spellEnd"/>
+      <w:r>
+        <w:rPr>
+          <w:rFonts w:ascii="Book Antiqua" w:hAnsi="Book Antiqua"/>
+          <w:color w:val="000000"/>
+        </w:rPr>
+        <w:t xml:space="preserve"> de la </w:t>
       </w:r>
       <w:proofErr w:type="spellStart"/>
       <w:r>
@@ -4033,7 +4659,23 @@
           <w:rFonts w:ascii="Book Antiqua" w:hAnsi="Book Antiqua"/>
           <w:color w:val="000000"/>
         </w:rPr>
-        <w:t xml:space="preserve">). La evaluación de </w:t>
+        <w:t xml:space="preserve">). La </w:t>
+      </w:r>
+      <w:proofErr w:type="spellStart"/>
+      <w:r>
+        <w:rPr>
+          <w:rFonts w:ascii="Book Antiqua" w:hAnsi="Book Antiqua"/>
+          <w:color w:val="000000"/>
+        </w:rPr>
+        <w:t>evaluación</w:t>
+      </w:r>
+      <w:proofErr w:type="spellEnd"/>
+      <w:r>
+        <w:rPr>
+          <w:rFonts w:ascii="Book Antiqua" w:hAnsi="Book Antiqua"/>
+          <w:color w:val="000000"/>
+        </w:rPr>
+        <w:t xml:space="preserve"> de </w:t>
       </w:r>
       <w:proofErr w:type="spellStart"/>
       <w:r>
@@ -4154,7 +4796,23 @@
           <w:rFonts w:ascii="Book Antiqua" w:hAnsi="Book Antiqua"/>
           <w:color w:val="000000"/>
         </w:rPr>
-        <w:t xml:space="preserve">El endpoint GET /api/v1/vulnerable/predios/radio está diseñado para retornar lotes dentro de un radio de 50 metros en el sector 0101. Al inyectar en el parámetro distancia el payload '50) OR (1=1', el analizador léxico de PostgreSQL cierra prematuramente el operador ST_DWithin e introduce una tautología que anula tanto el límite espacial como el filtro de sector territorial. Como resultado, la consulta pasó de retornar 1 </w:t>
+        <w:t xml:space="preserve">El endpoint GET /api/v1/vulnerable/predios/radio está diseñado para retornar lotes dentro de un radio de 50 metros en el sector 0101. Al inyectar en el parámetro distancia el payload '50) OR (1=1', el analizador léxico de PostgreSQL cierra prematuramente el operador ST_DWithin e introduce una tautología que anula tanto el límite espacial como el filtro de sector territorial. Como resultado, la consulta pasó de </w:t>
+      </w:r>
+      <w:proofErr w:type="spellStart"/>
+      <w:r>
+        <w:rPr>
+          <w:rFonts w:ascii="Book Antiqua" w:hAnsi="Book Antiqua"/>
+          <w:color w:val="000000"/>
+        </w:rPr>
+        <w:t>retornar</w:t>
+      </w:r>
+      <w:proofErr w:type="spellEnd"/>
+      <w:r>
+        <w:rPr>
+          <w:rFonts w:ascii="Book Antiqua" w:hAnsi="Book Antiqua"/>
+          <w:color w:val="000000"/>
+        </w:rPr>
+        <w:t xml:space="preserve"> 1 </w:t>
       </w:r>
       <w:proofErr w:type="spellStart"/>
       <w:r>
@@ -4418,7 +5076,23 @@
           <w:rFonts w:ascii="Book Antiqua" w:hAnsi="Book Antiqua"/>
           <w:color w:val="000000"/>
         </w:rPr>
-        <w:t xml:space="preserve"> 'admin' en 42 segundos. En la versión </w:t>
+        <w:t xml:space="preserve"> 'admin' </w:t>
+      </w:r>
+      <w:proofErr w:type="spellStart"/>
+      <w:r>
+        <w:rPr>
+          <w:rFonts w:ascii="Book Antiqua" w:hAnsi="Book Antiqua"/>
+          <w:color w:val="000000"/>
+        </w:rPr>
+        <w:t>en</w:t>
+      </w:r>
+      <w:proofErr w:type="spellEnd"/>
+      <w:r>
+        <w:rPr>
+          <w:rFonts w:ascii="Book Antiqua" w:hAnsi="Book Antiqua"/>
+          <w:color w:val="000000"/>
+        </w:rPr>
+        <w:t xml:space="preserve"> 42 segundos. En la versión </w:t>
       </w:r>
       <w:r>
         <w:rPr>
@@ -4447,12 +5121,37 @@
       <w:pPr>
         <w:spacing w:after="80" w:line="240" w:lineRule="auto"/>
       </w:pPr>
-      <w:r>
-        <w:rPr>
-          <w:rFonts w:ascii="Book Antiqua" w:hAnsi="Book Antiqua"/>
-          <w:color w:val="000000"/>
-        </w:rPr>
-        <w:t xml:space="preserve">Aprovechando la complejidad </w:t>
+      <w:proofErr w:type="spellStart"/>
+      <w:r>
+        <w:rPr>
+          <w:rFonts w:ascii="Book Antiqua" w:hAnsi="Book Antiqua"/>
+          <w:color w:val="000000"/>
+        </w:rPr>
+        <w:t>Aprovechando</w:t>
+      </w:r>
+      <w:proofErr w:type="spellEnd"/>
+      <w:r>
+        <w:rPr>
+          <w:rFonts w:ascii="Book Antiqua" w:hAnsi="Book Antiqua"/>
+          <w:color w:val="000000"/>
+        </w:rPr>
+        <w:t xml:space="preserve"> la </w:t>
+      </w:r>
+      <w:proofErr w:type="spellStart"/>
+      <w:r>
+        <w:rPr>
+          <w:rFonts w:ascii="Book Antiqua" w:hAnsi="Book Antiqua"/>
+          <w:color w:val="000000"/>
+        </w:rPr>
+        <w:t>complejidad</w:t>
+      </w:r>
+      <w:proofErr w:type="spellEnd"/>
+      <w:r>
+        <w:rPr>
+          <w:rFonts w:ascii="Book Antiqua" w:hAnsi="Book Antiqua"/>
+          <w:color w:val="000000"/>
+        </w:rPr>
+        <w:t xml:space="preserve"> </w:t>
       </w:r>
       <w:proofErr w:type="spellStart"/>
       <w:r>
@@ -4792,7 +5491,55 @@
           <w:rFonts w:ascii="Book Antiqua" w:hAnsi="Book Antiqua"/>
           <w:color w:val="000000"/>
         </w:rPr>
-        <w:t xml:space="preserve">En el endpoint POST /api/v1/vulnerable/ficha/modificar, se </w:t>
+        <w:t>En el endpoint POST /</w:t>
+      </w:r>
+      <w:proofErr w:type="spellStart"/>
+      <w:r>
+        <w:rPr>
+          <w:rFonts w:ascii="Book Antiqua" w:hAnsi="Book Antiqua"/>
+          <w:color w:val="000000"/>
+        </w:rPr>
+        <w:t>api</w:t>
+      </w:r>
+      <w:proofErr w:type="spellEnd"/>
+      <w:r>
+        <w:rPr>
+          <w:rFonts w:ascii="Book Antiqua" w:hAnsi="Book Antiqua"/>
+          <w:color w:val="000000"/>
+        </w:rPr>
+        <w:t>/v1/vulnerable/</w:t>
+      </w:r>
+      <w:proofErr w:type="spellStart"/>
+      <w:r>
+        <w:rPr>
+          <w:rFonts w:ascii="Book Antiqua" w:hAnsi="Book Antiqua"/>
+          <w:color w:val="000000"/>
+        </w:rPr>
+        <w:t>ficha</w:t>
+      </w:r>
+      <w:proofErr w:type="spellEnd"/>
+      <w:r>
+        <w:rPr>
+          <w:rFonts w:ascii="Book Antiqua" w:hAnsi="Book Antiqua"/>
+          <w:color w:val="000000"/>
+        </w:rPr>
+        <w:t>/</w:t>
+      </w:r>
+      <w:proofErr w:type="spellStart"/>
+      <w:r>
+        <w:rPr>
+          <w:rFonts w:ascii="Book Antiqua" w:hAnsi="Book Antiqua"/>
+          <w:color w:val="000000"/>
+        </w:rPr>
+        <w:t>modificar</w:t>
+      </w:r>
+      <w:proofErr w:type="spellEnd"/>
+      <w:r>
+        <w:rPr>
+          <w:rFonts w:ascii="Book Antiqua" w:hAnsi="Book Antiqua"/>
+          <w:color w:val="000000"/>
+        </w:rPr>
+        <w:t xml:space="preserve">, se </w:t>
       </w:r>
       <w:proofErr w:type="spellStart"/>
       <w:r>
@@ -5875,7 +6622,67 @@
           <w:color w:val="000000"/>
           <w:sz w:val="18"/>
         </w:rPr>
-        <w:t xml:space="preserve"> concurrentes (concurrencia=10) sobre una estación de trabajo con procesador Intel Core Ultra 5 245KF, 32 GB RAM DDR5 y almacenamiento NVMe PCIe 4.0 en Docker Desktop (PostgreSQL 15 / PostGIS 3.3).</w:t>
+        <w:t xml:space="preserve"> </w:t>
+      </w:r>
+      <w:proofErr w:type="spellStart"/>
+      <w:r>
+        <w:rPr>
+          <w:rFonts w:ascii="Book Antiqua" w:hAnsi="Book Antiqua"/>
+          <w:i/>
+          <w:color w:val="000000"/>
+          <w:sz w:val="18"/>
+        </w:rPr>
+        <w:t>concurrentes</w:t>
+      </w:r>
+      <w:proofErr w:type="spellEnd"/>
+      <w:r>
+        <w:rPr>
+          <w:rFonts w:ascii="Book Antiqua" w:hAnsi="Book Antiqua"/>
+          <w:i/>
+          <w:color w:val="000000"/>
+          <w:sz w:val="18"/>
+        </w:rPr>
+        <w:t xml:space="preserve"> (</w:t>
+      </w:r>
+      <w:proofErr w:type="spellStart"/>
+      <w:r>
+        <w:rPr>
+          <w:rFonts w:ascii="Book Antiqua" w:hAnsi="Book Antiqua"/>
+          <w:i/>
+          <w:color w:val="000000"/>
+          <w:sz w:val="18"/>
+        </w:rPr>
+        <w:t>concurrencia</w:t>
+      </w:r>
+      <w:proofErr w:type="spellEnd"/>
+      <w:r>
+        <w:rPr>
+          <w:rFonts w:ascii="Book Antiqua" w:hAnsi="Book Antiqua"/>
+          <w:i/>
+          <w:color w:val="000000"/>
+          <w:sz w:val="18"/>
+        </w:rPr>
+        <w:t xml:space="preserve">=10) </w:t>
+      </w:r>
+      <w:proofErr w:type="spellStart"/>
+      <w:r>
+        <w:rPr>
+          <w:rFonts w:ascii="Book Antiqua" w:hAnsi="Book Antiqua"/>
+          <w:i/>
+          <w:color w:val="000000"/>
+          <w:sz w:val="18"/>
+        </w:rPr>
+        <w:t>sobre</w:t>
+      </w:r>
+      <w:proofErr w:type="spellEnd"/>
+      <w:r>
+        <w:rPr>
+          <w:rFonts w:ascii="Book Antiqua" w:hAnsi="Book Antiqua"/>
+          <w:i/>
+          <w:color w:val="000000"/>
+          <w:sz w:val="18"/>
+        </w:rPr>
+        <w:t xml:space="preserve"> una estación de trabajo con procesador Intel Core Ultra 5 245KF, 32 GB RAM DDR5 y almacenamiento NVMe PCIe 4.0 en Docker Desktop (PostgreSQL 15 / PostGIS 3.3).</w:t>
       </w:r>
     </w:p>
     <w:p>
@@ -5920,7 +6727,23 @@
           <w:rFonts w:ascii="Book Antiqua" w:hAnsi="Book Antiqua"/>
           <w:color w:val="000000"/>
         </w:rPr>
-        <w:t xml:space="preserve"> bajo estrés </w:t>
+        <w:t xml:space="preserve"> bajo </w:t>
+      </w:r>
+      <w:proofErr w:type="spellStart"/>
+      <w:r>
+        <w:rPr>
+          <w:rFonts w:ascii="Book Antiqua" w:hAnsi="Book Antiqua"/>
+          <w:color w:val="000000"/>
+        </w:rPr>
+        <w:t>estrés</w:t>
+      </w:r>
+      <w:proofErr w:type="spellEnd"/>
+      <w:r>
+        <w:rPr>
+          <w:rFonts w:ascii="Book Antiqua" w:hAnsi="Book Antiqua"/>
+          <w:color w:val="000000"/>
+        </w:rPr>
+        <w:t xml:space="preserve"> </w:t>
       </w:r>
       <w:proofErr w:type="spellStart"/>
       <w:r>
@@ -6000,7 +6823,23 @@
           <w:rFonts w:ascii="Book Antiqua" w:hAnsi="Book Antiqua"/>
           <w:color w:val="000000"/>
         </w:rPr>
-        <w:t xml:space="preserve"> escalonada de 1 a 100 </w:t>
+        <w:t xml:space="preserve"> </w:t>
+      </w:r>
+      <w:proofErr w:type="spellStart"/>
+      <w:r>
+        <w:rPr>
+          <w:rFonts w:ascii="Book Antiqua" w:hAnsi="Book Antiqua"/>
+          <w:color w:val="000000"/>
+        </w:rPr>
+        <w:t>escalonada</w:t>
+      </w:r>
+      <w:proofErr w:type="spellEnd"/>
+      <w:r>
+        <w:rPr>
+          <w:rFonts w:ascii="Book Antiqua" w:hAnsi="Book Antiqua"/>
+          <w:color w:val="000000"/>
+        </w:rPr>
+        <w:t xml:space="preserve"> de 1 a 100 </w:t>
       </w:r>
       <w:proofErr w:type="spellStart"/>
       <w:r>
@@ -6174,7 +7013,21 @@
         <w:rPr>
           <w:rFonts w:ascii="Book Antiqua" w:hAnsi="Book Antiqua"/>
         </w:rPr>
-        <w:t xml:space="preserve"> propuesta (GeoAlchemy2 junto a la validación previa en Shapely) introduce un sobrecosto medio de latencia de 2.63 ms por petición (+15.24%), conservando una </w:t>
+        <w:t xml:space="preserve"> </w:t>
+      </w:r>
+      <w:proofErr w:type="spellStart"/>
+      <w:r>
+        <w:rPr>
+          <w:rFonts w:ascii="Book Antiqua" w:hAnsi="Book Antiqua"/>
+        </w:rPr>
+        <w:t>propuesta</w:t>
+      </w:r>
+      <w:proofErr w:type="spellEnd"/>
+      <w:r>
+        <w:rPr>
+          <w:rFonts w:ascii="Book Antiqua" w:hAnsi="Book Antiqua"/>
+        </w:rPr>
+        <w:t xml:space="preserve"> (GeoAlchemy2 junto a la validación previa en Shapely) introduce un sobrecosto medio de latencia de 2.63 ms por petición (+15.24%), conservando una </w:t>
       </w:r>
       <w:r>
         <w:rPr>
@@ -6193,7 +7046,35 @@
         <w:rPr>
           <w:rFonts w:ascii="Book Antiqua" w:hAnsi="Book Antiqua"/>
         </w:rPr>
-        <w:t xml:space="preserve">Este sobrecosto medio resulta </w:t>
+        <w:t xml:space="preserve">Este </w:t>
+      </w:r>
+      <w:proofErr w:type="spellStart"/>
+      <w:r>
+        <w:rPr>
+          <w:rFonts w:ascii="Book Antiqua" w:hAnsi="Book Antiqua"/>
+        </w:rPr>
+        <w:t>sobrecosto</w:t>
+      </w:r>
+      <w:proofErr w:type="spellEnd"/>
+      <w:r>
+        <w:rPr>
+          <w:rFonts w:ascii="Book Antiqua" w:hAnsi="Book Antiqua"/>
+        </w:rPr>
+        <w:t xml:space="preserve"> medio </w:t>
+      </w:r>
+      <w:proofErr w:type="spellStart"/>
+      <w:r>
+        <w:rPr>
+          <w:rFonts w:ascii="Book Antiqua" w:hAnsi="Book Antiqua"/>
+        </w:rPr>
+        <w:t>resulta</w:t>
+      </w:r>
+      <w:proofErr w:type="spellEnd"/>
+      <w:r>
+        <w:rPr>
+          <w:rFonts w:ascii="Book Antiqua" w:hAnsi="Book Antiqua"/>
+        </w:rPr>
+        <w:t xml:space="preserve"> </w:t>
       </w:r>
       <w:proofErr w:type="spellStart"/>
       <w:r>
@@ -6207,7 +7088,49 @@
         <w:rPr>
           <w:rFonts w:ascii="Book Antiqua" w:hAnsi="Book Antiqua"/>
         </w:rPr>
-        <w:t xml:space="preserve"> frente a las garantías de protección obtenidas: neutraliza la </w:t>
+        <w:t xml:space="preserve"> </w:t>
+      </w:r>
+      <w:proofErr w:type="spellStart"/>
+      <w:r>
+        <w:rPr>
+          <w:rFonts w:ascii="Book Antiqua" w:hAnsi="Book Antiqua"/>
+        </w:rPr>
+        <w:t>frente</w:t>
+      </w:r>
+      <w:proofErr w:type="spellEnd"/>
+      <w:r>
+        <w:rPr>
+          <w:rFonts w:ascii="Book Antiqua" w:hAnsi="Book Antiqua"/>
+        </w:rPr>
+        <w:t xml:space="preserve"> a las garantías de protección </w:t>
+      </w:r>
+      <w:proofErr w:type="spellStart"/>
+      <w:r>
+        <w:rPr>
+          <w:rFonts w:ascii="Book Antiqua" w:hAnsi="Book Antiqua"/>
+        </w:rPr>
+        <w:t>obtenidas</w:t>
+      </w:r>
+      <w:proofErr w:type="spellEnd"/>
+      <w:r>
+        <w:rPr>
+          <w:rFonts w:ascii="Book Antiqua" w:hAnsi="Book Antiqua"/>
+        </w:rPr>
+        <w:t xml:space="preserve">: </w:t>
+      </w:r>
+      <w:proofErr w:type="spellStart"/>
+      <w:r>
+        <w:rPr>
+          <w:rFonts w:ascii="Book Antiqua" w:hAnsi="Book Antiqua"/>
+        </w:rPr>
+        <w:t>neutraliza</w:t>
+      </w:r>
+      <w:proofErr w:type="spellEnd"/>
+      <w:r>
+        <w:rPr>
+          <w:rFonts w:ascii="Book Antiqua" w:hAnsi="Book Antiqua"/>
+        </w:rPr>
+        <w:t xml:space="preserve"> la </w:t>
       </w:r>
       <w:proofErr w:type="spellStart"/>
       <w:r>
@@ -6221,7 +7144,35 @@
         <w:rPr>
           <w:rFonts w:ascii="Book Antiqua" w:hAnsi="Book Antiqua"/>
         </w:rPr>
-        <w:t xml:space="preserve"> masiva de predios, los canales laterales de error y la </w:t>
+        <w:t xml:space="preserve"> </w:t>
+      </w:r>
+      <w:proofErr w:type="spellStart"/>
+      <w:r>
+        <w:rPr>
+          <w:rFonts w:ascii="Book Antiqua" w:hAnsi="Book Antiqua"/>
+        </w:rPr>
+        <w:t>masiva</w:t>
+      </w:r>
+      <w:proofErr w:type="spellEnd"/>
+      <w:r>
+        <w:rPr>
+          <w:rFonts w:ascii="Book Antiqua" w:hAnsi="Book Antiqua"/>
+        </w:rPr>
+        <w:t xml:space="preserve"> de </w:t>
+      </w:r>
+      <w:proofErr w:type="spellStart"/>
+      <w:r>
+        <w:rPr>
+          <w:rFonts w:ascii="Book Antiqua" w:hAnsi="Book Antiqua"/>
+        </w:rPr>
+        <w:t>predios</w:t>
+      </w:r>
+      <w:proofErr w:type="spellEnd"/>
+      <w:r>
+        <w:rPr>
+          <w:rFonts w:ascii="Book Antiqua" w:hAnsi="Book Antiqua"/>
+        </w:rPr>
+        <w:t xml:space="preserve">, los canales laterales de error y la </w:t>
       </w:r>
       <w:proofErr w:type="spellStart"/>
       <w:r>
@@ -6319,22 +7270,16 @@
         <w:spacing w:after="80" w:line="240" w:lineRule="auto"/>
         <w:ind w:firstLine="432"/>
       </w:pPr>
-      <w:r/>
       <w:r>
         <w:rPr>
           <w:rFonts w:ascii="Book Antiqua" w:hAnsi="Book Antiqua"/>
           <w:b/>
-          <w:i w:val="0"/>
-          <w:sz w:val="22"/>
         </w:rPr>
         <w:t xml:space="preserve">Independencia de plataforma y validez del benchmarking. </w:t>
       </w:r>
       <w:r>
         <w:rPr>
           <w:rFonts w:ascii="Book Antiqua" w:hAnsi="Book Antiqua"/>
-          <w:b w:val="0"/>
-          <w:i w:val="0"/>
-          <w:sz w:val="22"/>
         </w:rPr>
         <w:t>Aunque los valores absolutos de latencia dependen del hardware base de pruebas, la validez metodológica y la generalización de los resultados residen en las proporciones relativas (+15.24% de sobrecosto medio y -12.59% de mejora en p99) y en las complejidades asintóticas. En servidores municipales o instancias de nube con recursos acotados, el consumo computacional de la validación previa en Python (GeoAlchemy2 y Shapely) es marginal frente a la latencia de acceso a disco y la concurrencia relacional. Por el contrario, omitir la mitigación ante ataques de complejidad cuadrática (O(N^2)), como el DoS espacial (Simulación 3), expone a los procesadores con menor paralelismo a una saturación inmediata, donde un número reducido de peticiones maliciosas bloquea por completo el geoportal catastral.</w:t>
       </w:r>
@@ -6344,24 +7289,245 @@
         <w:spacing w:after="80" w:line="240" w:lineRule="auto"/>
         <w:ind w:firstLine="432"/>
       </w:pPr>
-      <w:r/>
       <w:r>
         <w:rPr>
           <w:rFonts w:ascii="Book Antiqua" w:hAnsi="Book Antiqua"/>
           <w:b/>
-          <w:i w:val="0"/>
-          <w:sz w:val="22"/>
         </w:rPr>
         <w:t xml:space="preserve">Impacto sistémico en la integridad de trámites y datos catastrales. </w:t>
       </w:r>
       <w:r>
         <w:rPr>
           <w:rFonts w:ascii="Book Antiqua" w:hAnsi="Book Antiqua"/>
-          <w:b w:val="0"/>
-          <w:i w:val="0"/>
-          <w:sz w:val="22"/>
-        </w:rPr>
-        <w:t>La viabilidad empírica del fraude en autovalúos y titularidad (Simulación 4) demuestra que una inyección en la capa de persistencia trasciende la modificación de una tabla aislada y compromete la fe pública del gobierno electrónico local. En la actualidad, los geoportales interoperan de forma autónoma para emitir certificados catastrales con código QR, constancias de no adeudo tributario y transferencias inmobiliarias bajo el estándar ISO 19152 (LADM). La inyección de datos arbitrarios en catastro_titulares y tg_lote propaga inconsistencias jurídicas y fiscales hacia estos documentos oficiales sin generar alertas en la interfaz de usuario. Este escenario ratifica que el tipado estricto en el ORM constituye una salvaguarda indispensable para preservar la legitimidad y trazabilidad de los servicios públicos digitales.</w:t>
+        </w:rPr>
+        <w:t xml:space="preserve">La </w:t>
+      </w:r>
+      <w:proofErr w:type="spellStart"/>
+      <w:r>
+        <w:rPr>
+          <w:rFonts w:ascii="Book Antiqua" w:hAnsi="Book Antiqua"/>
+        </w:rPr>
+        <w:t>viabilidad</w:t>
+      </w:r>
+      <w:proofErr w:type="spellEnd"/>
+      <w:r>
+        <w:rPr>
+          <w:rFonts w:ascii="Book Antiqua" w:hAnsi="Book Antiqua"/>
+        </w:rPr>
+        <w:t xml:space="preserve"> del </w:t>
+      </w:r>
+      <w:proofErr w:type="spellStart"/>
+      <w:r>
+        <w:rPr>
+          <w:rFonts w:ascii="Book Antiqua" w:hAnsi="Book Antiqua"/>
+        </w:rPr>
+        <w:t>fraude</w:t>
+      </w:r>
+      <w:proofErr w:type="spellEnd"/>
+      <w:r>
+        <w:rPr>
+          <w:rFonts w:ascii="Book Antiqua" w:hAnsi="Book Antiqua"/>
+        </w:rPr>
+        <w:t xml:space="preserve"> </w:t>
+      </w:r>
+      <w:proofErr w:type="spellStart"/>
+      <w:r>
+        <w:rPr>
+          <w:rFonts w:ascii="Book Antiqua" w:hAnsi="Book Antiqua"/>
+        </w:rPr>
+        <w:t>en</w:t>
+      </w:r>
+      <w:proofErr w:type="spellEnd"/>
+      <w:r>
+        <w:rPr>
+          <w:rFonts w:ascii="Book Antiqua" w:hAnsi="Book Antiqua"/>
+        </w:rPr>
+        <w:t xml:space="preserve"> </w:t>
+      </w:r>
+      <w:proofErr w:type="spellStart"/>
+      <w:r>
+        <w:rPr>
+          <w:rFonts w:ascii="Book Antiqua" w:hAnsi="Book Antiqua"/>
+        </w:rPr>
+        <w:t>autovalúos</w:t>
+      </w:r>
+      <w:proofErr w:type="spellEnd"/>
+      <w:r>
+        <w:rPr>
+          <w:rFonts w:ascii="Book Antiqua" w:hAnsi="Book Antiqua"/>
+        </w:rPr>
+        <w:t xml:space="preserve"> y titularidad (Simulación 4) demuestra que una inyección en la capa de persistencia trasciende la modificación de una tabla </w:t>
+      </w:r>
+      <w:proofErr w:type="spellStart"/>
+      <w:r>
+        <w:rPr>
+          <w:rFonts w:ascii="Book Antiqua" w:hAnsi="Book Antiqua"/>
+        </w:rPr>
+        <w:t>aislada</w:t>
+      </w:r>
+      <w:proofErr w:type="spellEnd"/>
+      <w:r>
+        <w:rPr>
+          <w:rFonts w:ascii="Book Antiqua" w:hAnsi="Book Antiqua"/>
+        </w:rPr>
+        <w:t xml:space="preserve"> </w:t>
+      </w:r>
+      <w:r>
+        <w:rPr>
+          <w:rFonts w:ascii="Book Antiqua" w:hAnsi="Book Antiqua"/>
+        </w:rPr>
+        <w:lastRenderedPageBreak/>
+        <w:t xml:space="preserve">y </w:t>
+      </w:r>
+      <w:proofErr w:type="spellStart"/>
+      <w:r>
+        <w:rPr>
+          <w:rFonts w:ascii="Book Antiqua" w:hAnsi="Book Antiqua"/>
+        </w:rPr>
+        <w:t>compromete</w:t>
+      </w:r>
+      <w:proofErr w:type="spellEnd"/>
+      <w:r>
+        <w:rPr>
+          <w:rFonts w:ascii="Book Antiqua" w:hAnsi="Book Antiqua"/>
+        </w:rPr>
+        <w:t xml:space="preserve"> </w:t>
+      </w:r>
+      <w:r>
+        <w:rPr>
+          <w:rFonts w:ascii="Book Antiqua" w:hAnsi="Book Antiqua"/>
+        </w:rPr>
+        <w:t xml:space="preserve">la </w:t>
+      </w:r>
+      <w:proofErr w:type="spellStart"/>
+      <w:r>
+        <w:rPr>
+          <w:rFonts w:ascii="Book Antiqua" w:hAnsi="Book Antiqua"/>
+        </w:rPr>
+        <w:t>información</w:t>
+      </w:r>
+      <w:proofErr w:type="spellEnd"/>
+      <w:r>
+        <w:rPr>
+          <w:rFonts w:ascii="Book Antiqua" w:hAnsi="Book Antiqua"/>
+        </w:rPr>
+        <w:t xml:space="preserve"> predial</w:t>
+      </w:r>
+      <w:r>
+        <w:rPr>
+          <w:rFonts w:ascii="Book Antiqua" w:hAnsi="Book Antiqua"/>
+        </w:rPr>
+        <w:t xml:space="preserve">. En la actualidad, los geoportales interoperan de forma autónoma para emitir certificados catastrales con código QR, constancias de no adeudo tributario y transferencias inmobiliarias bajo el estándar ISO 19152 (LADM). La inyección de datos arbitrarios en catastro_titulares y tg_lote propaga inconsistencias jurídicas y fiscales hacia estos documentos oficiales sin generar alertas en la interfaz de usuario. Este escenario </w:t>
+      </w:r>
+      <w:proofErr w:type="spellStart"/>
+      <w:r>
+        <w:rPr>
+          <w:rFonts w:ascii="Book Antiqua" w:hAnsi="Book Antiqua"/>
+        </w:rPr>
+        <w:t>confirma</w:t>
+      </w:r>
+      <w:proofErr w:type="spellEnd"/>
+      <w:r>
+        <w:rPr>
+          <w:rFonts w:ascii="Book Antiqua" w:hAnsi="Book Antiqua"/>
+        </w:rPr>
+        <w:t xml:space="preserve"> que el tipado estricto </w:t>
+      </w:r>
+      <w:proofErr w:type="spellStart"/>
+      <w:r>
+        <w:rPr>
+          <w:rFonts w:ascii="Book Antiqua" w:hAnsi="Book Antiqua"/>
+        </w:rPr>
+        <w:t>en</w:t>
+      </w:r>
+      <w:proofErr w:type="spellEnd"/>
+      <w:r>
+        <w:rPr>
+          <w:rFonts w:ascii="Book Antiqua" w:hAnsi="Book Antiqua"/>
+        </w:rPr>
+        <w:t xml:space="preserve"> </w:t>
+      </w:r>
+      <w:proofErr w:type="spellStart"/>
+      <w:r>
+        <w:rPr>
+          <w:rFonts w:ascii="Book Antiqua" w:hAnsi="Book Antiqua"/>
+        </w:rPr>
+        <w:t>el</w:t>
+      </w:r>
+      <w:proofErr w:type="spellEnd"/>
+      <w:r>
+        <w:rPr>
+          <w:rFonts w:ascii="Book Antiqua" w:hAnsi="Book Antiqua"/>
+        </w:rPr>
+        <w:t xml:space="preserve"> ORM </w:t>
+      </w:r>
+      <w:r>
+        <w:rPr>
+          <w:rFonts w:ascii="Book Antiqua" w:hAnsi="Book Antiqua"/>
+        </w:rPr>
+        <w:t xml:space="preserve">es </w:t>
+      </w:r>
+      <w:proofErr w:type="spellStart"/>
+      <w:r>
+        <w:rPr>
+          <w:rFonts w:ascii="Book Antiqua" w:hAnsi="Book Antiqua"/>
+        </w:rPr>
+        <w:t>una</w:t>
+      </w:r>
+      <w:proofErr w:type="spellEnd"/>
+      <w:r>
+        <w:rPr>
+          <w:rFonts w:ascii="Book Antiqua" w:hAnsi="Book Antiqua"/>
+        </w:rPr>
+        <w:t xml:space="preserve"> </w:t>
+      </w:r>
+      <w:proofErr w:type="spellStart"/>
+      <w:r>
+        <w:rPr>
+          <w:rFonts w:ascii="Book Antiqua" w:hAnsi="Book Antiqua"/>
+        </w:rPr>
+        <w:t>protección</w:t>
+      </w:r>
+      <w:proofErr w:type="spellEnd"/>
+      <w:r>
+        <w:rPr>
+          <w:rFonts w:ascii="Book Antiqua" w:hAnsi="Book Antiqua"/>
+        </w:rPr>
+        <w:t xml:space="preserve"> </w:t>
+      </w:r>
+      <w:r>
+        <w:rPr>
+          <w:rFonts w:ascii="Book Antiqua" w:hAnsi="Book Antiqua"/>
+        </w:rPr>
+        <w:t xml:space="preserve">indispensable para </w:t>
+      </w:r>
+      <w:proofErr w:type="spellStart"/>
+      <w:r>
+        <w:rPr>
+          <w:rFonts w:ascii="Book Antiqua" w:hAnsi="Book Antiqua"/>
+        </w:rPr>
+        <w:t>preservar</w:t>
+      </w:r>
+      <w:proofErr w:type="spellEnd"/>
+      <w:r>
+        <w:rPr>
+          <w:rFonts w:ascii="Book Antiqua" w:hAnsi="Book Antiqua"/>
+        </w:rPr>
+        <w:t xml:space="preserve"> la </w:t>
+      </w:r>
+      <w:proofErr w:type="spellStart"/>
+      <w:r>
+        <w:rPr>
+          <w:rFonts w:ascii="Book Antiqua" w:hAnsi="Book Antiqua"/>
+        </w:rPr>
+        <w:t>legitimidad</w:t>
+      </w:r>
+      <w:proofErr w:type="spellEnd"/>
+      <w:r>
+        <w:rPr>
+          <w:rFonts w:ascii="Book Antiqua" w:hAnsi="Book Antiqua"/>
+        </w:rPr>
+        <w:t xml:space="preserve"> y trazabilidad de los servicios públicos digitales.</w:t>
       </w:r>
     </w:p>
     <w:p>
@@ -6388,7 +7554,661 @@
           <w:rFonts w:ascii="Book Antiqua" w:hAnsi="Book Antiqua"/>
           <w:color w:val="000000"/>
         </w:rPr>
-        <w:t>Este artículo formalizó y demostró empíricamente la viabilidad de seis vectores de inyección SQL espacial en sistemas de información catastral basados en PostGIS, evidenciando que las funciones topológicas nativas no garantizan aislamiento de datos cuando se construyen mediante concatenación de cadenas. La evaluación experimental sobre 1,500 parcelas catastrales reales (ISO 19152 LADM) comprobó que atacantes no autenticados pueden evadir límites zonales, reconstruir credenciales mediante canales laterales de error geométrico, inducir denegación de servicio espacial por sobrecarga algorítmica cuadrática, alterar fichas prediales tributarias y ejecutar borrados cartográficos masivos. Frente a ello, la adopción de una arquitectura de defensa en profundidad basada en GeoAlchemy2, tipado rígido con Pydantic y validación topológica previa en memoria con Shapely mitigó con éxito el 100% de los escenarios de explotación evaluados. El benchmarking transaccional demostró que esta seguridad robusta introduce un incremento medio de latencia de apenas 2.63 ms (+15.24%), mejorando simultáneamente la estabilidad en el percentil 99 en un 12.59% gracias a la reutilización de planes de ejecución preparados en PostgreSQL. En conclusión, la seguridad en infraestructuras catastrales exige abandonar el paradigma de sanitización escalar tradicional, adoptando controles sintácticos con conciencia espacial integrados desde el diseño arquitectónico de software.</w:t>
+        <w:t xml:space="preserve">Este </w:t>
+      </w:r>
+      <w:proofErr w:type="spellStart"/>
+      <w:r>
+        <w:rPr>
+          <w:rFonts w:ascii="Book Antiqua" w:hAnsi="Book Antiqua"/>
+          <w:color w:val="000000"/>
+        </w:rPr>
+        <w:t>artículo</w:t>
+      </w:r>
+      <w:proofErr w:type="spellEnd"/>
+      <w:r>
+        <w:rPr>
+          <w:rFonts w:ascii="Book Antiqua" w:hAnsi="Book Antiqua"/>
+          <w:color w:val="000000"/>
+        </w:rPr>
+        <w:t xml:space="preserve"> </w:t>
+      </w:r>
+      <w:proofErr w:type="spellStart"/>
+      <w:r>
+        <w:rPr>
+          <w:rFonts w:ascii="Book Antiqua" w:hAnsi="Book Antiqua"/>
+          <w:color w:val="000000"/>
+        </w:rPr>
+        <w:t>formalizó</w:t>
+      </w:r>
+      <w:proofErr w:type="spellEnd"/>
+      <w:r>
+        <w:rPr>
+          <w:rFonts w:ascii="Book Antiqua" w:hAnsi="Book Antiqua"/>
+          <w:color w:val="000000"/>
+        </w:rPr>
+        <w:t xml:space="preserve"> y </w:t>
+      </w:r>
+      <w:proofErr w:type="spellStart"/>
+      <w:r>
+        <w:rPr>
+          <w:rFonts w:ascii="Book Antiqua" w:hAnsi="Book Antiqua"/>
+          <w:color w:val="000000"/>
+        </w:rPr>
+        <w:t>probó</w:t>
+      </w:r>
+      <w:proofErr w:type="spellEnd"/>
+      <w:r>
+        <w:rPr>
+          <w:rFonts w:ascii="Book Antiqua" w:hAnsi="Book Antiqua"/>
+          <w:color w:val="000000"/>
+        </w:rPr>
+        <w:t xml:space="preserve">, a </w:t>
+      </w:r>
+      <w:proofErr w:type="spellStart"/>
+      <w:r>
+        <w:rPr>
+          <w:rFonts w:ascii="Book Antiqua" w:hAnsi="Book Antiqua"/>
+          <w:color w:val="000000"/>
+        </w:rPr>
+        <w:t>través</w:t>
+      </w:r>
+      <w:proofErr w:type="spellEnd"/>
+      <w:r>
+        <w:rPr>
+          <w:rFonts w:ascii="Book Antiqua" w:hAnsi="Book Antiqua"/>
+          <w:color w:val="000000"/>
+        </w:rPr>
+        <w:t xml:space="preserve"> de la </w:t>
+      </w:r>
+      <w:proofErr w:type="spellStart"/>
+      <w:r>
+        <w:rPr>
+          <w:rFonts w:ascii="Book Antiqua" w:hAnsi="Book Antiqua"/>
+          <w:color w:val="000000"/>
+        </w:rPr>
+        <w:t>experiencia</w:t>
+      </w:r>
+      <w:proofErr w:type="spellEnd"/>
+      <w:r>
+        <w:rPr>
+          <w:rFonts w:ascii="Book Antiqua" w:hAnsi="Book Antiqua"/>
+          <w:color w:val="000000"/>
+        </w:rPr>
+        <w:t xml:space="preserve">, que seis </w:t>
+      </w:r>
+      <w:proofErr w:type="spellStart"/>
+      <w:r>
+        <w:rPr>
+          <w:rFonts w:ascii="Book Antiqua" w:hAnsi="Book Antiqua"/>
+          <w:color w:val="000000"/>
+        </w:rPr>
+        <w:t>vectores</w:t>
+      </w:r>
+      <w:proofErr w:type="spellEnd"/>
+      <w:r>
+        <w:rPr>
+          <w:rFonts w:ascii="Book Antiqua" w:hAnsi="Book Antiqua"/>
+          <w:color w:val="000000"/>
+        </w:rPr>
+        <w:t xml:space="preserve"> de </w:t>
+      </w:r>
+      <w:proofErr w:type="spellStart"/>
+      <w:r>
+        <w:rPr>
+          <w:rFonts w:ascii="Book Antiqua" w:hAnsi="Book Antiqua"/>
+          <w:color w:val="000000"/>
+        </w:rPr>
+        <w:t>inyección</w:t>
+      </w:r>
+      <w:proofErr w:type="spellEnd"/>
+      <w:r>
+        <w:rPr>
+          <w:rFonts w:ascii="Book Antiqua" w:hAnsi="Book Antiqua"/>
+          <w:color w:val="000000"/>
+        </w:rPr>
+        <w:t xml:space="preserve"> SQL </w:t>
+      </w:r>
+      <w:proofErr w:type="spellStart"/>
+      <w:r>
+        <w:rPr>
+          <w:rFonts w:ascii="Book Antiqua" w:hAnsi="Book Antiqua"/>
+          <w:color w:val="000000"/>
+        </w:rPr>
+        <w:t>espacial</w:t>
+      </w:r>
+      <w:proofErr w:type="spellEnd"/>
+      <w:r>
+        <w:rPr>
+          <w:rFonts w:ascii="Book Antiqua" w:hAnsi="Book Antiqua"/>
+          <w:color w:val="000000"/>
+        </w:rPr>
+        <w:t xml:space="preserve"> </w:t>
+      </w:r>
+      <w:proofErr w:type="spellStart"/>
+      <w:r>
+        <w:rPr>
+          <w:rFonts w:ascii="Book Antiqua" w:hAnsi="Book Antiqua"/>
+          <w:color w:val="000000"/>
+        </w:rPr>
+        <w:t>en</w:t>
+      </w:r>
+      <w:proofErr w:type="spellEnd"/>
+      <w:r>
+        <w:rPr>
+          <w:rFonts w:ascii="Book Antiqua" w:hAnsi="Book Antiqua"/>
+          <w:color w:val="000000"/>
+        </w:rPr>
+        <w:t xml:space="preserve"> </w:t>
+      </w:r>
+      <w:proofErr w:type="spellStart"/>
+      <w:r>
+        <w:rPr>
+          <w:rFonts w:ascii="Book Antiqua" w:hAnsi="Book Antiqua"/>
+          <w:color w:val="000000"/>
+        </w:rPr>
+        <w:t>sistemas</w:t>
+      </w:r>
+      <w:proofErr w:type="spellEnd"/>
+      <w:r>
+        <w:rPr>
+          <w:rFonts w:ascii="Book Antiqua" w:hAnsi="Book Antiqua"/>
+          <w:color w:val="000000"/>
+        </w:rPr>
+        <w:t xml:space="preserve"> de </w:t>
+      </w:r>
+      <w:proofErr w:type="spellStart"/>
+      <w:r>
+        <w:rPr>
+          <w:rFonts w:ascii="Book Antiqua" w:hAnsi="Book Antiqua"/>
+          <w:color w:val="000000"/>
+        </w:rPr>
+        <w:t>información</w:t>
+      </w:r>
+      <w:proofErr w:type="spellEnd"/>
+      <w:r>
+        <w:rPr>
+          <w:rFonts w:ascii="Book Antiqua" w:hAnsi="Book Antiqua"/>
+          <w:color w:val="000000"/>
+        </w:rPr>
+        <w:t xml:space="preserve"> </w:t>
+      </w:r>
+      <w:proofErr w:type="spellStart"/>
+      <w:r>
+        <w:rPr>
+          <w:rFonts w:ascii="Book Antiqua" w:hAnsi="Book Antiqua"/>
+          <w:color w:val="000000"/>
+        </w:rPr>
+        <w:t>catastral</w:t>
+      </w:r>
+      <w:proofErr w:type="spellEnd"/>
+      <w:r>
+        <w:rPr>
+          <w:rFonts w:ascii="Book Antiqua" w:hAnsi="Book Antiqua"/>
+          <w:color w:val="000000"/>
+        </w:rPr>
+        <w:t xml:space="preserve"> </w:t>
+      </w:r>
+      <w:proofErr w:type="spellStart"/>
+      <w:r>
+        <w:rPr>
+          <w:rFonts w:ascii="Book Antiqua" w:hAnsi="Book Antiqua"/>
+          <w:color w:val="000000"/>
+        </w:rPr>
+        <w:t>basados</w:t>
+      </w:r>
+      <w:proofErr w:type="spellEnd"/>
+      <w:r>
+        <w:rPr>
+          <w:rFonts w:ascii="Book Antiqua" w:hAnsi="Book Antiqua"/>
+          <w:color w:val="000000"/>
+        </w:rPr>
+        <w:t xml:space="preserve"> </w:t>
+      </w:r>
+      <w:proofErr w:type="spellStart"/>
+      <w:r>
+        <w:rPr>
+          <w:rFonts w:ascii="Book Antiqua" w:hAnsi="Book Antiqua"/>
+          <w:color w:val="000000"/>
+        </w:rPr>
+        <w:t>en</w:t>
+      </w:r>
+      <w:proofErr w:type="spellEnd"/>
+      <w:r>
+        <w:rPr>
+          <w:rFonts w:ascii="Book Antiqua" w:hAnsi="Book Antiqua"/>
+          <w:color w:val="000000"/>
+        </w:rPr>
+        <w:t xml:space="preserve"> </w:t>
+      </w:r>
+      <w:proofErr w:type="spellStart"/>
+      <w:r>
+        <w:rPr>
+          <w:rFonts w:ascii="Book Antiqua" w:hAnsi="Book Antiqua"/>
+          <w:color w:val="000000"/>
+        </w:rPr>
+        <w:t>PostGIS</w:t>
+      </w:r>
+      <w:proofErr w:type="spellEnd"/>
+      <w:r>
+        <w:rPr>
+          <w:rFonts w:ascii="Book Antiqua" w:hAnsi="Book Antiqua"/>
+          <w:color w:val="000000"/>
+        </w:rPr>
+        <w:t xml:space="preserve"> son </w:t>
+      </w:r>
+      <w:proofErr w:type="spellStart"/>
+      <w:r>
+        <w:rPr>
+          <w:rFonts w:ascii="Book Antiqua" w:hAnsi="Book Antiqua"/>
+          <w:color w:val="000000"/>
+        </w:rPr>
+        <w:t>factibles</w:t>
+      </w:r>
+      <w:proofErr w:type="spellEnd"/>
+      <w:r>
+        <w:rPr>
+          <w:rFonts w:ascii="Book Antiqua" w:hAnsi="Book Antiqua"/>
+          <w:color w:val="000000"/>
+        </w:rPr>
+        <w:t>.</w:t>
+      </w:r>
+      <w:r>
+        <w:rPr>
+          <w:rFonts w:ascii="Book Antiqua" w:hAnsi="Book Antiqua"/>
+          <w:color w:val="000000"/>
+        </w:rPr>
+        <w:t xml:space="preserve"> Se </w:t>
+      </w:r>
+      <w:proofErr w:type="spellStart"/>
+      <w:r>
+        <w:rPr>
+          <w:rFonts w:ascii="Book Antiqua" w:hAnsi="Book Antiqua"/>
+          <w:color w:val="000000"/>
+        </w:rPr>
+        <w:t>evidenc</w:t>
+      </w:r>
+      <w:r>
+        <w:rPr>
+          <w:rFonts w:ascii="Book Antiqua" w:hAnsi="Book Antiqua"/>
+          <w:color w:val="000000"/>
+        </w:rPr>
+        <w:t>ió</w:t>
+      </w:r>
+      <w:proofErr w:type="spellEnd"/>
+      <w:r>
+        <w:rPr>
+          <w:rFonts w:ascii="Book Antiqua" w:hAnsi="Book Antiqua"/>
+          <w:color w:val="000000"/>
+        </w:rPr>
+        <w:t xml:space="preserve"> que las </w:t>
+      </w:r>
+      <w:proofErr w:type="spellStart"/>
+      <w:r>
+        <w:rPr>
+          <w:rFonts w:ascii="Book Antiqua" w:hAnsi="Book Antiqua"/>
+          <w:color w:val="000000"/>
+        </w:rPr>
+        <w:t>funciones</w:t>
+      </w:r>
+      <w:proofErr w:type="spellEnd"/>
+      <w:r>
+        <w:rPr>
+          <w:rFonts w:ascii="Book Antiqua" w:hAnsi="Book Antiqua"/>
+          <w:color w:val="000000"/>
+        </w:rPr>
+        <w:t xml:space="preserve"> topológicas </w:t>
+      </w:r>
+      <w:proofErr w:type="spellStart"/>
+      <w:r>
+        <w:rPr>
+          <w:rFonts w:ascii="Book Antiqua" w:hAnsi="Book Antiqua"/>
+          <w:color w:val="000000"/>
+        </w:rPr>
+        <w:t>nativas</w:t>
+      </w:r>
+      <w:proofErr w:type="spellEnd"/>
+      <w:r>
+        <w:rPr>
+          <w:rFonts w:ascii="Book Antiqua" w:hAnsi="Book Antiqua"/>
+          <w:color w:val="000000"/>
+        </w:rPr>
+        <w:t xml:space="preserve"> no </w:t>
+      </w:r>
+      <w:proofErr w:type="spellStart"/>
+      <w:r>
+        <w:rPr>
+          <w:rFonts w:ascii="Book Antiqua" w:hAnsi="Book Antiqua"/>
+          <w:color w:val="000000"/>
+        </w:rPr>
+        <w:t>garantizan</w:t>
+      </w:r>
+      <w:proofErr w:type="spellEnd"/>
+      <w:r>
+        <w:rPr>
+          <w:rFonts w:ascii="Book Antiqua" w:hAnsi="Book Antiqua"/>
+          <w:color w:val="000000"/>
+        </w:rPr>
+        <w:t xml:space="preserve"> </w:t>
+      </w:r>
+      <w:proofErr w:type="spellStart"/>
+      <w:r>
+        <w:rPr>
+          <w:rFonts w:ascii="Book Antiqua" w:hAnsi="Book Antiqua"/>
+          <w:color w:val="000000"/>
+        </w:rPr>
+        <w:t>el</w:t>
+      </w:r>
+      <w:proofErr w:type="spellEnd"/>
+      <w:r>
+        <w:rPr>
+          <w:rFonts w:ascii="Book Antiqua" w:hAnsi="Book Antiqua"/>
+          <w:color w:val="000000"/>
+        </w:rPr>
+        <w:t xml:space="preserve"> </w:t>
+      </w:r>
+      <w:proofErr w:type="spellStart"/>
+      <w:r>
+        <w:rPr>
+          <w:rFonts w:ascii="Book Antiqua" w:hAnsi="Book Antiqua"/>
+          <w:color w:val="000000"/>
+        </w:rPr>
+        <w:t>aislamiento</w:t>
+      </w:r>
+      <w:proofErr w:type="spellEnd"/>
+      <w:r>
+        <w:rPr>
+          <w:rFonts w:ascii="Book Antiqua" w:hAnsi="Book Antiqua"/>
+          <w:color w:val="000000"/>
+        </w:rPr>
+        <w:t xml:space="preserve"> de </w:t>
+      </w:r>
+      <w:proofErr w:type="spellStart"/>
+      <w:r>
+        <w:rPr>
+          <w:rFonts w:ascii="Book Antiqua" w:hAnsi="Book Antiqua"/>
+          <w:color w:val="000000"/>
+        </w:rPr>
+        <w:t>datos</w:t>
+      </w:r>
+      <w:proofErr w:type="spellEnd"/>
+      <w:r>
+        <w:rPr>
+          <w:rFonts w:ascii="Book Antiqua" w:hAnsi="Book Antiqua"/>
+          <w:color w:val="000000"/>
+        </w:rPr>
+        <w:t xml:space="preserve"> </w:t>
+      </w:r>
+      <w:proofErr w:type="spellStart"/>
+      <w:r>
+        <w:rPr>
+          <w:rFonts w:ascii="Book Antiqua" w:hAnsi="Book Antiqua"/>
+          <w:color w:val="000000"/>
+        </w:rPr>
+        <w:t>cuando</w:t>
+      </w:r>
+      <w:proofErr w:type="spellEnd"/>
+      <w:r>
+        <w:rPr>
+          <w:rFonts w:ascii="Book Antiqua" w:hAnsi="Book Antiqua"/>
+          <w:color w:val="000000"/>
+        </w:rPr>
+        <w:t xml:space="preserve"> se </w:t>
+      </w:r>
+      <w:proofErr w:type="spellStart"/>
+      <w:r>
+        <w:rPr>
+          <w:rFonts w:ascii="Book Antiqua" w:hAnsi="Book Antiqua"/>
+          <w:color w:val="000000"/>
+        </w:rPr>
+        <w:t>construyen</w:t>
+      </w:r>
+      <w:proofErr w:type="spellEnd"/>
+      <w:r>
+        <w:rPr>
+          <w:rFonts w:ascii="Book Antiqua" w:hAnsi="Book Antiqua"/>
+          <w:color w:val="000000"/>
+        </w:rPr>
+        <w:t xml:space="preserve"> </w:t>
+      </w:r>
+      <w:proofErr w:type="spellStart"/>
+      <w:r>
+        <w:rPr>
+          <w:rFonts w:ascii="Book Antiqua" w:hAnsi="Book Antiqua"/>
+          <w:color w:val="000000"/>
+        </w:rPr>
+        <w:t>concatenando</w:t>
+      </w:r>
+      <w:proofErr w:type="spellEnd"/>
+      <w:r>
+        <w:rPr>
+          <w:rFonts w:ascii="Book Antiqua" w:hAnsi="Book Antiqua"/>
+          <w:color w:val="000000"/>
+        </w:rPr>
+        <w:t xml:space="preserve"> </w:t>
+      </w:r>
+      <w:proofErr w:type="spellStart"/>
+      <w:r>
+        <w:rPr>
+          <w:rFonts w:ascii="Book Antiqua" w:hAnsi="Book Antiqua"/>
+          <w:color w:val="000000"/>
+        </w:rPr>
+        <w:t>cadenas</w:t>
+      </w:r>
+      <w:proofErr w:type="spellEnd"/>
+      <w:r>
+        <w:rPr>
+          <w:rFonts w:ascii="Book Antiqua" w:hAnsi="Book Antiqua"/>
+          <w:color w:val="000000"/>
+        </w:rPr>
+        <w:t xml:space="preserve">. La evaluación experimental sobre 1,500 </w:t>
+      </w:r>
+      <w:proofErr w:type="spellStart"/>
+      <w:r>
+        <w:rPr>
+          <w:rFonts w:ascii="Book Antiqua" w:hAnsi="Book Antiqua"/>
+          <w:color w:val="000000"/>
+        </w:rPr>
+        <w:t>lotes</w:t>
+      </w:r>
+      <w:proofErr w:type="spellEnd"/>
+      <w:r>
+        <w:rPr>
+          <w:rFonts w:ascii="Book Antiqua" w:hAnsi="Book Antiqua"/>
+          <w:color w:val="000000"/>
+        </w:rPr>
+        <w:t xml:space="preserve"> </w:t>
+      </w:r>
+      <w:proofErr w:type="spellStart"/>
+      <w:r>
+        <w:rPr>
+          <w:rFonts w:ascii="Book Antiqua" w:hAnsi="Book Antiqua"/>
+          <w:color w:val="000000"/>
+        </w:rPr>
+        <w:t>catastrales</w:t>
+      </w:r>
+      <w:proofErr w:type="spellEnd"/>
+      <w:r>
+        <w:rPr>
+          <w:rFonts w:ascii="Book Antiqua" w:hAnsi="Book Antiqua"/>
+          <w:color w:val="000000"/>
+        </w:rPr>
+        <w:t xml:space="preserve"> (ISO 19152 LADM) </w:t>
+      </w:r>
+      <w:proofErr w:type="spellStart"/>
+      <w:r>
+        <w:rPr>
+          <w:rFonts w:ascii="Book Antiqua" w:hAnsi="Book Antiqua"/>
+          <w:color w:val="000000"/>
+        </w:rPr>
+        <w:t>comprobó</w:t>
+      </w:r>
+      <w:proofErr w:type="spellEnd"/>
+      <w:r>
+        <w:rPr>
+          <w:rFonts w:ascii="Book Antiqua" w:hAnsi="Book Antiqua"/>
+          <w:color w:val="000000"/>
+        </w:rPr>
+        <w:t xml:space="preserve"> que </w:t>
+      </w:r>
+      <w:proofErr w:type="spellStart"/>
+      <w:r>
+        <w:rPr>
+          <w:rFonts w:ascii="Book Antiqua" w:hAnsi="Book Antiqua"/>
+          <w:color w:val="000000"/>
+        </w:rPr>
+        <w:t>los</w:t>
+      </w:r>
+      <w:proofErr w:type="spellEnd"/>
+      <w:r>
+        <w:rPr>
+          <w:rFonts w:ascii="Book Antiqua" w:hAnsi="Book Antiqua"/>
+          <w:color w:val="000000"/>
+        </w:rPr>
+        <w:t xml:space="preserve"> </w:t>
+      </w:r>
+      <w:proofErr w:type="spellStart"/>
+      <w:r>
+        <w:rPr>
+          <w:rFonts w:ascii="Book Antiqua" w:hAnsi="Book Antiqua"/>
+          <w:color w:val="000000"/>
+        </w:rPr>
+        <w:t>atacantes</w:t>
+      </w:r>
+      <w:proofErr w:type="spellEnd"/>
+      <w:r>
+        <w:rPr>
+          <w:rFonts w:ascii="Book Antiqua" w:hAnsi="Book Antiqua"/>
+          <w:color w:val="000000"/>
+        </w:rPr>
+        <w:t xml:space="preserve"> </w:t>
+      </w:r>
+      <w:proofErr w:type="spellStart"/>
+      <w:r>
+        <w:rPr>
+          <w:rFonts w:ascii="Book Antiqua" w:hAnsi="Book Antiqua"/>
+          <w:color w:val="000000"/>
+        </w:rPr>
+        <w:t>pueden</w:t>
+      </w:r>
+      <w:proofErr w:type="spellEnd"/>
+      <w:r>
+        <w:rPr>
+          <w:rFonts w:ascii="Book Antiqua" w:hAnsi="Book Antiqua"/>
+          <w:color w:val="000000"/>
+        </w:rPr>
+        <w:t xml:space="preserve"> </w:t>
+      </w:r>
+      <w:proofErr w:type="spellStart"/>
+      <w:r>
+        <w:rPr>
+          <w:rFonts w:ascii="Book Antiqua" w:hAnsi="Book Antiqua"/>
+          <w:color w:val="000000"/>
+        </w:rPr>
+        <w:t>evadir</w:t>
+      </w:r>
+      <w:proofErr w:type="spellEnd"/>
+      <w:r>
+        <w:rPr>
+          <w:rFonts w:ascii="Book Antiqua" w:hAnsi="Book Antiqua"/>
+          <w:color w:val="000000"/>
+        </w:rPr>
+        <w:t xml:space="preserve"> </w:t>
+      </w:r>
+      <w:proofErr w:type="spellStart"/>
+      <w:r>
+        <w:rPr>
+          <w:rFonts w:ascii="Book Antiqua" w:hAnsi="Book Antiqua"/>
+          <w:color w:val="000000"/>
+        </w:rPr>
+        <w:t>límites</w:t>
+      </w:r>
+      <w:proofErr w:type="spellEnd"/>
+      <w:r>
+        <w:rPr>
+          <w:rFonts w:ascii="Book Antiqua" w:hAnsi="Book Antiqua"/>
+          <w:color w:val="000000"/>
+        </w:rPr>
+        <w:t xml:space="preserve"> </w:t>
+      </w:r>
+      <w:proofErr w:type="spellStart"/>
+      <w:r>
+        <w:rPr>
+          <w:rFonts w:ascii="Book Antiqua" w:hAnsi="Book Antiqua"/>
+          <w:color w:val="000000"/>
+        </w:rPr>
+        <w:t>zonales</w:t>
+      </w:r>
+      <w:proofErr w:type="spellEnd"/>
+      <w:r>
+        <w:rPr>
+          <w:rFonts w:ascii="Book Antiqua" w:hAnsi="Book Antiqua"/>
+          <w:color w:val="000000"/>
+        </w:rPr>
+        <w:t xml:space="preserve">, </w:t>
+      </w:r>
+      <w:proofErr w:type="spellStart"/>
+      <w:r>
+        <w:rPr>
+          <w:rFonts w:ascii="Book Antiqua" w:hAnsi="Book Antiqua"/>
+          <w:color w:val="000000"/>
+        </w:rPr>
+        <w:t>reconstruir</w:t>
+      </w:r>
+      <w:proofErr w:type="spellEnd"/>
+      <w:r>
+        <w:rPr>
+          <w:rFonts w:ascii="Book Antiqua" w:hAnsi="Book Antiqua"/>
+          <w:color w:val="000000"/>
+        </w:rPr>
+        <w:t xml:space="preserve"> </w:t>
+      </w:r>
+      <w:proofErr w:type="spellStart"/>
+      <w:r>
+        <w:rPr>
+          <w:rFonts w:ascii="Book Antiqua" w:hAnsi="Book Antiqua"/>
+          <w:color w:val="000000"/>
+        </w:rPr>
+        <w:t>credenciales</w:t>
+      </w:r>
+      <w:proofErr w:type="spellEnd"/>
+      <w:r>
+        <w:rPr>
+          <w:rFonts w:ascii="Book Antiqua" w:hAnsi="Book Antiqua"/>
+          <w:color w:val="000000"/>
+        </w:rPr>
+        <w:t xml:space="preserve"> </w:t>
+      </w:r>
+      <w:proofErr w:type="spellStart"/>
+      <w:r>
+        <w:rPr>
+          <w:rFonts w:ascii="Book Antiqua" w:hAnsi="Book Antiqua"/>
+          <w:color w:val="000000"/>
+        </w:rPr>
+        <w:t>mediante</w:t>
+      </w:r>
+      <w:proofErr w:type="spellEnd"/>
+      <w:r>
+        <w:rPr>
+          <w:rFonts w:ascii="Book Antiqua" w:hAnsi="Book Antiqua"/>
+          <w:color w:val="000000"/>
+        </w:rPr>
+        <w:t xml:space="preserve"> canales </w:t>
+      </w:r>
+      <w:proofErr w:type="spellStart"/>
+      <w:r>
+        <w:rPr>
+          <w:rFonts w:ascii="Book Antiqua" w:hAnsi="Book Antiqua"/>
+          <w:color w:val="000000"/>
+        </w:rPr>
+        <w:t>laterales</w:t>
+      </w:r>
+      <w:proofErr w:type="spellEnd"/>
+      <w:r>
+        <w:rPr>
+          <w:rFonts w:ascii="Book Antiqua" w:hAnsi="Book Antiqua"/>
+          <w:color w:val="000000"/>
+        </w:rPr>
+        <w:t xml:space="preserve"> de error geométrico, inducir denegación de servicio espacial por sobrecarga algorítmica cuadrática, alterar fichas prediales tributarias y ejecutar borrados cartográficos masivos. Frente a ello, la adopción de una arquitectura de defensa en profundidad basada en GeoAlchemy2, tipado rígido con Pydantic y validación topológica previa en memoria con Shapely mitigó con éxito el 100% de los escenarios de explotación evaluados. El benchmarking transaccional demostró que esta seguridad robusta introduce un incremento medio de latencia de apenas 2.63 ms (+15.24%), mejorando simultáneamente la estabilidad en el percentil 99 en un 12.59% gracias a la reutilización de planes de ejecución preparados en PostgreSQL. En conclusión, la seguridad en infraestructuras catastrales exige abandonar el paradigma de sanitización escalar tradicional, adoptando controles sintácticos con conciencia espacial integrados desde el diseño arquitectónico de software.</w:t>
       </w:r>
     </w:p>
     <w:p>
@@ -6442,7 +8262,6 @@
           <w:rFonts w:ascii="Book Antiqua" w:hAnsi="Book Antiqua"/>
           <w:color w:val="000000"/>
         </w:rPr>
-        <w:lastRenderedPageBreak/>
         <w:t>Bertino, E., Catania, B., &amp; Damiani, M. L. (2005). GEO-RBAC: A spatially aware RBAC. In Proceedings of the 10th ACM Symposium on Access Control Models and Technologies (SACMAT '05) (pp. 29–37). Association for Computing Machinery. https://doi.org/10.1145/1063979.1063985</w:t>
       </w:r>
     </w:p>
@@ -6456,6 +8275,7 @@
           <w:rFonts w:ascii="Book Antiqua" w:hAnsi="Book Antiqua"/>
           <w:color w:val="000000"/>
         </w:rPr>
+        <w:lastRenderedPageBreak/>
         <w:t>Chun, S. A., &amp; Atluri, V. (2008). Geospatial database security. In H. Chen, T. S. Raghu, R. Ramesh, R. Sharman, &amp; S. Chakravarty (Eds.), Handbook of Database Security: Applications and Trends (pp. 251–277). Springer. https://doi.org/10.1007/978-0-387-48533-1_11</w:t>
       </w:r>
     </w:p>
@@ -8302,7 +10122,6 @@
   <w:style w:type="character" w:default="1" w:styleId="Fuentedeprrafopredeter">
     <w:name w:val="Default Paragraph Font"/>
     <w:uiPriority w:val="1"/>
-    <w:semiHidden/>
     <w:unhideWhenUsed/>
   </w:style>
   <w:style w:type="table" w:default="1" w:styleId="Tablanormal">

--- a/Articulo_Cientifico_IMJETA_Final.docx
+++ b/Articulo_Cientifico_IMJETA_Final.docx
@@ -7548,667 +7548,17 @@
     <w:p>
       <w:pPr>
         <w:spacing w:after="80" w:line="240" w:lineRule="auto"/>
-      </w:pPr>
-      <w:r>
-        <w:rPr>
-          <w:rFonts w:ascii="Book Antiqua" w:hAnsi="Book Antiqua"/>
-          <w:color w:val="000000"/>
-        </w:rPr>
-        <w:t xml:space="preserve">Este </w:t>
-      </w:r>
-      <w:proofErr w:type="spellStart"/>
-      <w:r>
-        <w:rPr>
-          <w:rFonts w:ascii="Book Antiqua" w:hAnsi="Book Antiqua"/>
-          <w:color w:val="000000"/>
-        </w:rPr>
-        <w:t>artículo</w:t>
-      </w:r>
-      <w:proofErr w:type="spellEnd"/>
-      <w:r>
-        <w:rPr>
-          <w:rFonts w:ascii="Book Antiqua" w:hAnsi="Book Antiqua"/>
-          <w:color w:val="000000"/>
-        </w:rPr>
-        <w:t xml:space="preserve"> </w:t>
-      </w:r>
-      <w:proofErr w:type="spellStart"/>
-      <w:r>
-        <w:rPr>
-          <w:rFonts w:ascii="Book Antiqua" w:hAnsi="Book Antiqua"/>
-          <w:color w:val="000000"/>
-        </w:rPr>
-        <w:t>formalizó</w:t>
-      </w:r>
-      <w:proofErr w:type="spellEnd"/>
-      <w:r>
-        <w:rPr>
-          <w:rFonts w:ascii="Book Antiqua" w:hAnsi="Book Antiqua"/>
-          <w:color w:val="000000"/>
-        </w:rPr>
-        <w:t xml:space="preserve"> y </w:t>
-      </w:r>
-      <w:proofErr w:type="spellStart"/>
-      <w:r>
-        <w:rPr>
-          <w:rFonts w:ascii="Book Antiqua" w:hAnsi="Book Antiqua"/>
-          <w:color w:val="000000"/>
-        </w:rPr>
-        <w:t>probó</w:t>
-      </w:r>
-      <w:proofErr w:type="spellEnd"/>
-      <w:r>
-        <w:rPr>
-          <w:rFonts w:ascii="Book Antiqua" w:hAnsi="Book Antiqua"/>
-          <w:color w:val="000000"/>
-        </w:rPr>
-        <w:t xml:space="preserve">, a </w:t>
-      </w:r>
-      <w:proofErr w:type="spellStart"/>
-      <w:r>
-        <w:rPr>
-          <w:rFonts w:ascii="Book Antiqua" w:hAnsi="Book Antiqua"/>
-          <w:color w:val="000000"/>
-        </w:rPr>
-        <w:t>través</w:t>
-      </w:r>
-      <w:proofErr w:type="spellEnd"/>
-      <w:r>
-        <w:rPr>
-          <w:rFonts w:ascii="Book Antiqua" w:hAnsi="Book Antiqua"/>
-          <w:color w:val="000000"/>
-        </w:rPr>
-        <w:t xml:space="preserve"> de la </w:t>
-      </w:r>
-      <w:proofErr w:type="spellStart"/>
-      <w:r>
-        <w:rPr>
-          <w:rFonts w:ascii="Book Antiqua" w:hAnsi="Book Antiqua"/>
-          <w:color w:val="000000"/>
-        </w:rPr>
-        <w:t>experiencia</w:t>
-      </w:r>
-      <w:proofErr w:type="spellEnd"/>
-      <w:r>
-        <w:rPr>
-          <w:rFonts w:ascii="Book Antiqua" w:hAnsi="Book Antiqua"/>
-          <w:color w:val="000000"/>
-        </w:rPr>
-        <w:t xml:space="preserve">, que seis </w:t>
-      </w:r>
-      <w:proofErr w:type="spellStart"/>
-      <w:r>
-        <w:rPr>
-          <w:rFonts w:ascii="Book Antiqua" w:hAnsi="Book Antiqua"/>
-          <w:color w:val="000000"/>
-        </w:rPr>
-        <w:t>vectores</w:t>
-      </w:r>
-      <w:proofErr w:type="spellEnd"/>
-      <w:r>
-        <w:rPr>
-          <w:rFonts w:ascii="Book Antiqua" w:hAnsi="Book Antiqua"/>
-          <w:color w:val="000000"/>
-        </w:rPr>
-        <w:t xml:space="preserve"> de </w:t>
-      </w:r>
-      <w:proofErr w:type="spellStart"/>
-      <w:r>
-        <w:rPr>
-          <w:rFonts w:ascii="Book Antiqua" w:hAnsi="Book Antiqua"/>
-          <w:color w:val="000000"/>
-        </w:rPr>
-        <w:t>inyección</w:t>
-      </w:r>
-      <w:proofErr w:type="spellEnd"/>
-      <w:r>
-        <w:rPr>
-          <w:rFonts w:ascii="Book Antiqua" w:hAnsi="Book Antiqua"/>
-          <w:color w:val="000000"/>
-        </w:rPr>
-        <w:t xml:space="preserve"> SQL </w:t>
-      </w:r>
-      <w:proofErr w:type="spellStart"/>
-      <w:r>
-        <w:rPr>
-          <w:rFonts w:ascii="Book Antiqua" w:hAnsi="Book Antiqua"/>
-          <w:color w:val="000000"/>
-        </w:rPr>
-        <w:t>espacial</w:t>
-      </w:r>
-      <w:proofErr w:type="spellEnd"/>
-      <w:r>
-        <w:rPr>
-          <w:rFonts w:ascii="Book Antiqua" w:hAnsi="Book Antiqua"/>
-          <w:color w:val="000000"/>
-        </w:rPr>
-        <w:t xml:space="preserve"> </w:t>
-      </w:r>
-      <w:proofErr w:type="spellStart"/>
-      <w:r>
-        <w:rPr>
-          <w:rFonts w:ascii="Book Antiqua" w:hAnsi="Book Antiqua"/>
-          <w:color w:val="000000"/>
-        </w:rPr>
-        <w:t>en</w:t>
-      </w:r>
-      <w:proofErr w:type="spellEnd"/>
-      <w:r>
-        <w:rPr>
-          <w:rFonts w:ascii="Book Antiqua" w:hAnsi="Book Antiqua"/>
-          <w:color w:val="000000"/>
-        </w:rPr>
-        <w:t xml:space="preserve"> </w:t>
-      </w:r>
-      <w:proofErr w:type="spellStart"/>
-      <w:r>
-        <w:rPr>
-          <w:rFonts w:ascii="Book Antiqua" w:hAnsi="Book Antiqua"/>
-          <w:color w:val="000000"/>
-        </w:rPr>
-        <w:t>sistemas</w:t>
-      </w:r>
-      <w:proofErr w:type="spellEnd"/>
-      <w:r>
-        <w:rPr>
-          <w:rFonts w:ascii="Book Antiqua" w:hAnsi="Book Antiqua"/>
-          <w:color w:val="000000"/>
-        </w:rPr>
-        <w:t xml:space="preserve"> de </w:t>
-      </w:r>
-      <w:proofErr w:type="spellStart"/>
-      <w:r>
-        <w:rPr>
-          <w:rFonts w:ascii="Book Antiqua" w:hAnsi="Book Antiqua"/>
-          <w:color w:val="000000"/>
-        </w:rPr>
-        <w:t>información</w:t>
-      </w:r>
-      <w:proofErr w:type="spellEnd"/>
-      <w:r>
-        <w:rPr>
-          <w:rFonts w:ascii="Book Antiqua" w:hAnsi="Book Antiqua"/>
-          <w:color w:val="000000"/>
-        </w:rPr>
-        <w:t xml:space="preserve"> </w:t>
-      </w:r>
-      <w:proofErr w:type="spellStart"/>
-      <w:r>
-        <w:rPr>
-          <w:rFonts w:ascii="Book Antiqua" w:hAnsi="Book Antiqua"/>
-          <w:color w:val="000000"/>
-        </w:rPr>
-        <w:t>catastral</w:t>
-      </w:r>
-      <w:proofErr w:type="spellEnd"/>
-      <w:r>
-        <w:rPr>
-          <w:rFonts w:ascii="Book Antiqua" w:hAnsi="Book Antiqua"/>
-          <w:color w:val="000000"/>
-        </w:rPr>
-        <w:t xml:space="preserve"> </w:t>
-      </w:r>
-      <w:proofErr w:type="spellStart"/>
-      <w:r>
-        <w:rPr>
-          <w:rFonts w:ascii="Book Antiqua" w:hAnsi="Book Antiqua"/>
-          <w:color w:val="000000"/>
-        </w:rPr>
-        <w:t>basados</w:t>
-      </w:r>
-      <w:proofErr w:type="spellEnd"/>
-      <w:r>
-        <w:rPr>
-          <w:rFonts w:ascii="Book Antiqua" w:hAnsi="Book Antiqua"/>
-          <w:color w:val="000000"/>
-        </w:rPr>
-        <w:t xml:space="preserve"> </w:t>
-      </w:r>
-      <w:proofErr w:type="spellStart"/>
-      <w:r>
-        <w:rPr>
-          <w:rFonts w:ascii="Book Antiqua" w:hAnsi="Book Antiqua"/>
-          <w:color w:val="000000"/>
-        </w:rPr>
-        <w:t>en</w:t>
-      </w:r>
-      <w:proofErr w:type="spellEnd"/>
-      <w:r>
-        <w:rPr>
-          <w:rFonts w:ascii="Book Antiqua" w:hAnsi="Book Antiqua"/>
-          <w:color w:val="000000"/>
-        </w:rPr>
-        <w:t xml:space="preserve"> </w:t>
-      </w:r>
-      <w:proofErr w:type="spellStart"/>
-      <w:r>
-        <w:rPr>
-          <w:rFonts w:ascii="Book Antiqua" w:hAnsi="Book Antiqua"/>
-          <w:color w:val="000000"/>
-        </w:rPr>
-        <w:t>PostGIS</w:t>
-      </w:r>
-      <w:proofErr w:type="spellEnd"/>
-      <w:r>
-        <w:rPr>
-          <w:rFonts w:ascii="Book Antiqua" w:hAnsi="Book Antiqua"/>
-          <w:color w:val="000000"/>
-        </w:rPr>
-        <w:t xml:space="preserve"> son </w:t>
-      </w:r>
-      <w:proofErr w:type="spellStart"/>
-      <w:r>
-        <w:rPr>
-          <w:rFonts w:ascii="Book Antiqua" w:hAnsi="Book Antiqua"/>
-          <w:color w:val="000000"/>
-        </w:rPr>
-        <w:t>factibles</w:t>
-      </w:r>
-      <w:proofErr w:type="spellEnd"/>
-      <w:r>
-        <w:rPr>
-          <w:rFonts w:ascii="Book Antiqua" w:hAnsi="Book Antiqua"/>
-          <w:color w:val="000000"/>
-        </w:rPr>
-        <w:t>.</w:t>
-      </w:r>
-      <w:r>
-        <w:rPr>
-          <w:rFonts w:ascii="Book Antiqua" w:hAnsi="Book Antiqua"/>
-          <w:color w:val="000000"/>
-        </w:rPr>
-        <w:t xml:space="preserve"> Se </w:t>
-      </w:r>
-      <w:proofErr w:type="spellStart"/>
-      <w:r>
-        <w:rPr>
-          <w:rFonts w:ascii="Book Antiqua" w:hAnsi="Book Antiqua"/>
-          <w:color w:val="000000"/>
-        </w:rPr>
-        <w:t>evidenc</w:t>
-      </w:r>
-      <w:r>
-        <w:rPr>
-          <w:rFonts w:ascii="Book Antiqua" w:hAnsi="Book Antiqua"/>
-          <w:color w:val="000000"/>
-        </w:rPr>
-        <w:t>ió</w:t>
-      </w:r>
-      <w:proofErr w:type="spellEnd"/>
-      <w:r>
-        <w:rPr>
-          <w:rFonts w:ascii="Book Antiqua" w:hAnsi="Book Antiqua"/>
-          <w:color w:val="000000"/>
-        </w:rPr>
-        <w:t xml:space="preserve"> que las </w:t>
-      </w:r>
-      <w:proofErr w:type="spellStart"/>
-      <w:r>
-        <w:rPr>
-          <w:rFonts w:ascii="Book Antiqua" w:hAnsi="Book Antiqua"/>
-          <w:color w:val="000000"/>
-        </w:rPr>
-        <w:t>funciones</w:t>
-      </w:r>
-      <w:proofErr w:type="spellEnd"/>
-      <w:r>
-        <w:rPr>
-          <w:rFonts w:ascii="Book Antiqua" w:hAnsi="Book Antiqua"/>
-          <w:color w:val="000000"/>
-        </w:rPr>
-        <w:t xml:space="preserve"> topológicas </w:t>
-      </w:r>
-      <w:proofErr w:type="spellStart"/>
-      <w:r>
-        <w:rPr>
-          <w:rFonts w:ascii="Book Antiqua" w:hAnsi="Book Antiqua"/>
-          <w:color w:val="000000"/>
-        </w:rPr>
-        <w:t>nativas</w:t>
-      </w:r>
-      <w:proofErr w:type="spellEnd"/>
-      <w:r>
-        <w:rPr>
-          <w:rFonts w:ascii="Book Antiqua" w:hAnsi="Book Antiqua"/>
-          <w:color w:val="000000"/>
-        </w:rPr>
-        <w:t xml:space="preserve"> no </w:t>
-      </w:r>
-      <w:proofErr w:type="spellStart"/>
-      <w:r>
-        <w:rPr>
-          <w:rFonts w:ascii="Book Antiqua" w:hAnsi="Book Antiqua"/>
-          <w:color w:val="000000"/>
-        </w:rPr>
-        <w:t>garantizan</w:t>
-      </w:r>
-      <w:proofErr w:type="spellEnd"/>
-      <w:r>
-        <w:rPr>
-          <w:rFonts w:ascii="Book Antiqua" w:hAnsi="Book Antiqua"/>
-          <w:color w:val="000000"/>
-        </w:rPr>
-        <w:t xml:space="preserve"> </w:t>
-      </w:r>
-      <w:proofErr w:type="spellStart"/>
-      <w:r>
-        <w:rPr>
-          <w:rFonts w:ascii="Book Antiqua" w:hAnsi="Book Antiqua"/>
-          <w:color w:val="000000"/>
-        </w:rPr>
-        <w:t>el</w:t>
-      </w:r>
-      <w:proofErr w:type="spellEnd"/>
-      <w:r>
-        <w:rPr>
-          <w:rFonts w:ascii="Book Antiqua" w:hAnsi="Book Antiqua"/>
-          <w:color w:val="000000"/>
-        </w:rPr>
-        <w:t xml:space="preserve"> </w:t>
-      </w:r>
-      <w:proofErr w:type="spellStart"/>
-      <w:r>
-        <w:rPr>
-          <w:rFonts w:ascii="Book Antiqua" w:hAnsi="Book Antiqua"/>
-          <w:color w:val="000000"/>
-        </w:rPr>
-        <w:t>aislamiento</w:t>
-      </w:r>
-      <w:proofErr w:type="spellEnd"/>
-      <w:r>
-        <w:rPr>
-          <w:rFonts w:ascii="Book Antiqua" w:hAnsi="Book Antiqua"/>
-          <w:color w:val="000000"/>
-        </w:rPr>
-        <w:t xml:space="preserve"> de </w:t>
-      </w:r>
-      <w:proofErr w:type="spellStart"/>
-      <w:r>
-        <w:rPr>
-          <w:rFonts w:ascii="Book Antiqua" w:hAnsi="Book Antiqua"/>
-          <w:color w:val="000000"/>
-        </w:rPr>
-        <w:t>datos</w:t>
-      </w:r>
-      <w:proofErr w:type="spellEnd"/>
-      <w:r>
-        <w:rPr>
-          <w:rFonts w:ascii="Book Antiqua" w:hAnsi="Book Antiqua"/>
-          <w:color w:val="000000"/>
-        </w:rPr>
-        <w:t xml:space="preserve"> </w:t>
-      </w:r>
-      <w:proofErr w:type="spellStart"/>
-      <w:r>
-        <w:rPr>
-          <w:rFonts w:ascii="Book Antiqua" w:hAnsi="Book Antiqua"/>
-          <w:color w:val="000000"/>
-        </w:rPr>
-        <w:t>cuando</w:t>
-      </w:r>
-      <w:proofErr w:type="spellEnd"/>
-      <w:r>
-        <w:rPr>
-          <w:rFonts w:ascii="Book Antiqua" w:hAnsi="Book Antiqua"/>
-          <w:color w:val="000000"/>
-        </w:rPr>
-        <w:t xml:space="preserve"> se </w:t>
-      </w:r>
-      <w:proofErr w:type="spellStart"/>
-      <w:r>
-        <w:rPr>
-          <w:rFonts w:ascii="Book Antiqua" w:hAnsi="Book Antiqua"/>
-          <w:color w:val="000000"/>
-        </w:rPr>
-        <w:t>construyen</w:t>
-      </w:r>
-      <w:proofErr w:type="spellEnd"/>
-      <w:r>
-        <w:rPr>
-          <w:rFonts w:ascii="Book Antiqua" w:hAnsi="Book Antiqua"/>
-          <w:color w:val="000000"/>
-        </w:rPr>
-        <w:t xml:space="preserve"> </w:t>
-      </w:r>
-      <w:proofErr w:type="spellStart"/>
-      <w:r>
-        <w:rPr>
-          <w:rFonts w:ascii="Book Antiqua" w:hAnsi="Book Antiqua"/>
-          <w:color w:val="000000"/>
-        </w:rPr>
-        <w:t>concatenando</w:t>
-      </w:r>
-      <w:proofErr w:type="spellEnd"/>
-      <w:r>
-        <w:rPr>
-          <w:rFonts w:ascii="Book Antiqua" w:hAnsi="Book Antiqua"/>
-          <w:color w:val="000000"/>
-        </w:rPr>
-        <w:t xml:space="preserve"> </w:t>
-      </w:r>
-      <w:proofErr w:type="spellStart"/>
-      <w:r>
-        <w:rPr>
-          <w:rFonts w:ascii="Book Antiqua" w:hAnsi="Book Antiqua"/>
-          <w:color w:val="000000"/>
-        </w:rPr>
-        <w:t>cadenas</w:t>
-      </w:r>
-      <w:proofErr w:type="spellEnd"/>
-      <w:r>
-        <w:rPr>
-          <w:rFonts w:ascii="Book Antiqua" w:hAnsi="Book Antiqua"/>
-          <w:color w:val="000000"/>
-        </w:rPr>
-        <w:t xml:space="preserve">. La evaluación experimental sobre 1,500 </w:t>
-      </w:r>
-      <w:proofErr w:type="spellStart"/>
-      <w:r>
-        <w:rPr>
-          <w:rFonts w:ascii="Book Antiqua" w:hAnsi="Book Antiqua"/>
-          <w:color w:val="000000"/>
-        </w:rPr>
-        <w:t>lotes</w:t>
-      </w:r>
-      <w:proofErr w:type="spellEnd"/>
-      <w:r>
-        <w:rPr>
-          <w:rFonts w:ascii="Book Antiqua" w:hAnsi="Book Antiqua"/>
-          <w:color w:val="000000"/>
-        </w:rPr>
-        <w:t xml:space="preserve"> </w:t>
-      </w:r>
-      <w:proofErr w:type="spellStart"/>
-      <w:r>
-        <w:rPr>
-          <w:rFonts w:ascii="Book Antiqua" w:hAnsi="Book Antiqua"/>
-          <w:color w:val="000000"/>
-        </w:rPr>
-        <w:t>catastrales</w:t>
-      </w:r>
-      <w:proofErr w:type="spellEnd"/>
-      <w:r>
-        <w:rPr>
-          <w:rFonts w:ascii="Book Antiqua" w:hAnsi="Book Antiqua"/>
-          <w:color w:val="000000"/>
-        </w:rPr>
-        <w:t xml:space="preserve"> (ISO 19152 LADM) </w:t>
-      </w:r>
-      <w:proofErr w:type="spellStart"/>
-      <w:r>
-        <w:rPr>
-          <w:rFonts w:ascii="Book Antiqua" w:hAnsi="Book Antiqua"/>
-          <w:color w:val="000000"/>
-        </w:rPr>
-        <w:t>comprobó</w:t>
-      </w:r>
-      <w:proofErr w:type="spellEnd"/>
-      <w:r>
-        <w:rPr>
-          <w:rFonts w:ascii="Book Antiqua" w:hAnsi="Book Antiqua"/>
-          <w:color w:val="000000"/>
-        </w:rPr>
-        <w:t xml:space="preserve"> que </w:t>
-      </w:r>
-      <w:proofErr w:type="spellStart"/>
-      <w:r>
-        <w:rPr>
-          <w:rFonts w:ascii="Book Antiqua" w:hAnsi="Book Antiqua"/>
-          <w:color w:val="000000"/>
-        </w:rPr>
-        <w:t>los</w:t>
-      </w:r>
-      <w:proofErr w:type="spellEnd"/>
-      <w:r>
-        <w:rPr>
-          <w:rFonts w:ascii="Book Antiqua" w:hAnsi="Book Antiqua"/>
-          <w:color w:val="000000"/>
-        </w:rPr>
-        <w:t xml:space="preserve"> </w:t>
-      </w:r>
-      <w:proofErr w:type="spellStart"/>
-      <w:r>
-        <w:rPr>
-          <w:rFonts w:ascii="Book Antiqua" w:hAnsi="Book Antiqua"/>
-          <w:color w:val="000000"/>
-        </w:rPr>
-        <w:t>atacantes</w:t>
-      </w:r>
-      <w:proofErr w:type="spellEnd"/>
-      <w:r>
-        <w:rPr>
-          <w:rFonts w:ascii="Book Antiqua" w:hAnsi="Book Antiqua"/>
-          <w:color w:val="000000"/>
-        </w:rPr>
-        <w:t xml:space="preserve"> </w:t>
-      </w:r>
-      <w:proofErr w:type="spellStart"/>
-      <w:r>
-        <w:rPr>
-          <w:rFonts w:ascii="Book Antiqua" w:hAnsi="Book Antiqua"/>
-          <w:color w:val="000000"/>
-        </w:rPr>
-        <w:t>pueden</w:t>
-      </w:r>
-      <w:proofErr w:type="spellEnd"/>
-      <w:r>
-        <w:rPr>
-          <w:rFonts w:ascii="Book Antiqua" w:hAnsi="Book Antiqua"/>
-          <w:color w:val="000000"/>
-        </w:rPr>
-        <w:t xml:space="preserve"> </w:t>
-      </w:r>
-      <w:proofErr w:type="spellStart"/>
-      <w:r>
-        <w:rPr>
-          <w:rFonts w:ascii="Book Antiqua" w:hAnsi="Book Antiqua"/>
-          <w:color w:val="000000"/>
-        </w:rPr>
-        <w:t>evadir</w:t>
-      </w:r>
-      <w:proofErr w:type="spellEnd"/>
-      <w:r>
-        <w:rPr>
-          <w:rFonts w:ascii="Book Antiqua" w:hAnsi="Book Antiqua"/>
-          <w:color w:val="000000"/>
-        </w:rPr>
-        <w:t xml:space="preserve"> </w:t>
-      </w:r>
-      <w:proofErr w:type="spellStart"/>
-      <w:r>
-        <w:rPr>
-          <w:rFonts w:ascii="Book Antiqua" w:hAnsi="Book Antiqua"/>
-          <w:color w:val="000000"/>
-        </w:rPr>
-        <w:t>límites</w:t>
-      </w:r>
-      <w:proofErr w:type="spellEnd"/>
-      <w:r>
-        <w:rPr>
-          <w:rFonts w:ascii="Book Antiqua" w:hAnsi="Book Antiqua"/>
-          <w:color w:val="000000"/>
-        </w:rPr>
-        <w:t xml:space="preserve"> </w:t>
-      </w:r>
-      <w:proofErr w:type="spellStart"/>
-      <w:r>
-        <w:rPr>
-          <w:rFonts w:ascii="Book Antiqua" w:hAnsi="Book Antiqua"/>
-          <w:color w:val="000000"/>
-        </w:rPr>
-        <w:t>zonales</w:t>
-      </w:r>
-      <w:proofErr w:type="spellEnd"/>
-      <w:r>
-        <w:rPr>
-          <w:rFonts w:ascii="Book Antiqua" w:hAnsi="Book Antiqua"/>
-          <w:color w:val="000000"/>
-        </w:rPr>
-        <w:t xml:space="preserve">, </w:t>
-      </w:r>
-      <w:proofErr w:type="spellStart"/>
-      <w:r>
-        <w:rPr>
-          <w:rFonts w:ascii="Book Antiqua" w:hAnsi="Book Antiqua"/>
-          <w:color w:val="000000"/>
-        </w:rPr>
-        <w:t>reconstruir</w:t>
-      </w:r>
-      <w:proofErr w:type="spellEnd"/>
-      <w:r>
-        <w:rPr>
-          <w:rFonts w:ascii="Book Antiqua" w:hAnsi="Book Antiqua"/>
-          <w:color w:val="000000"/>
-        </w:rPr>
-        <w:t xml:space="preserve"> </w:t>
-      </w:r>
-      <w:proofErr w:type="spellStart"/>
-      <w:r>
-        <w:rPr>
-          <w:rFonts w:ascii="Book Antiqua" w:hAnsi="Book Antiqua"/>
-          <w:color w:val="000000"/>
-        </w:rPr>
-        <w:t>credenciales</w:t>
-      </w:r>
-      <w:proofErr w:type="spellEnd"/>
-      <w:r>
-        <w:rPr>
-          <w:rFonts w:ascii="Book Antiqua" w:hAnsi="Book Antiqua"/>
-          <w:color w:val="000000"/>
-        </w:rPr>
-        <w:t xml:space="preserve"> </w:t>
-      </w:r>
-      <w:proofErr w:type="spellStart"/>
-      <w:r>
-        <w:rPr>
-          <w:rFonts w:ascii="Book Antiqua" w:hAnsi="Book Antiqua"/>
-          <w:color w:val="000000"/>
-        </w:rPr>
-        <w:t>mediante</w:t>
-      </w:r>
-      <w:proofErr w:type="spellEnd"/>
-      <w:r>
-        <w:rPr>
-          <w:rFonts w:ascii="Book Antiqua" w:hAnsi="Book Antiqua"/>
-          <w:color w:val="000000"/>
-        </w:rPr>
-        <w:t xml:space="preserve"> canales </w:t>
-      </w:r>
-      <w:proofErr w:type="spellStart"/>
-      <w:r>
-        <w:rPr>
-          <w:rFonts w:ascii="Book Antiqua" w:hAnsi="Book Antiqua"/>
-          <w:color w:val="000000"/>
-        </w:rPr>
-        <w:t>laterales</w:t>
-      </w:r>
-      <w:proofErr w:type="spellEnd"/>
-      <w:r>
-        <w:rPr>
-          <w:rFonts w:ascii="Book Antiqua" w:hAnsi="Book Antiqua"/>
-          <w:color w:val="000000"/>
-        </w:rPr>
-        <w:t xml:space="preserve"> de error geométrico, inducir denegación de servicio espacial por sobrecarga algorítmica cuadrática, alterar fichas prediales tributarias y ejecutar borrados cartográficos masivos. Frente a ello, la adopción de una arquitectura de defensa en profundidad basada en GeoAlchemy2, tipado rígido con Pydantic y validación topológica previa en memoria con Shapely mitigó con éxito el 100% de los escenarios de explotación evaluados. El benchmarking transaccional demostró que esta seguridad robusta introduce un incremento medio de latencia de apenas 2.63 ms (+15.24%), mejorando simultáneamente la estabilidad en el percentil 99 en un 12.59% gracias a la reutilización de planes de ejecución preparados en PostgreSQL. En conclusión, la seguridad en infraestructuras catastrales exige abandonar el paradigma de sanitización escalar tradicional, adoptando controles sintácticos con conciencia espacial integrados desde el diseño arquitectónico de software.</w:t>
+        <w:ind w:firstLine="432"/>
+      </w:pPr>
+      <w:r/>
+      <w:r>
+        <w:rPr>
+          <w:rFonts w:ascii="Book Antiqua" w:hAnsi="Book Antiqua"/>
+          <w:b w:val="0"/>
+          <w:i w:val="0"/>
+          <w:sz w:val="22"/>
+        </w:rPr>
+        <w:t>Este artículo formalizó y demostró empíricamente la viabilidad de seis vectores de inyección SQL espacial en sistemas de información catastral basados en PostGIS, evidenciando que las funciones topológicas nativas no garantizan el aislamiento de datos cuando se construyen mediante concatenación de cadenas. La evaluación experimental sobre un dataset de 1,500 lotes catastrales estructurados bajo el estándar ISO 19152 (LADM) comprobó que un atacante puede evadir límites zonales, reconstruir credenciales mediante canales laterales de error geométrico, inducir denegación de servicio espacial por sobrecarga algorítmica cuadrática, alterar fichas prediales tributarias y ejecutar borrados cartográficos masivos. Frente a ello, la arquitectura de defensa en profundidad basada en GeoAlchemy2, tipado rígido con Pydantic y validación topológica previa en memoria con Shapely mitigó con éxito el 100% de los escenarios de explotación evaluados. El benchmarking transaccional demostró que este esquema introduce un sobrecosto medio de latencia de 2.63 ms (+15.24%), mejorando simultáneamente la estabilidad en el percentil 99 en un 12.59% gracias a la reutilización de planes de ejecución preparados en PostgreSQL. En conclusión, la seguridad en infraestructuras catastrales exige abandonar el paradigma de sanitización escalar tradicional, adoptando controles sintácticos con conciencia espacial integrados desde el diseño arquitectónico de software.</w:t>
       </w:r>
     </w:p>
     <w:p>

--- a/Articulo_Cientifico_IMJETA_Final.docx
+++ b/Articulo_Cientifico_IMJETA_Final.docx
@@ -317,7 +317,7 @@
           <w:color w:val="000000"/>
           <w:sz w:val="20"/>
         </w:rPr>
-        <w:t xml:space="preserve"> de bases de datos espaciales en arquitecturas web ha ampliado la superficie de ataque para las </w:t>
+        <w:t xml:space="preserve"> de bases de datos espaciales en arquitecturas web ha ampliado la superficie de </w:t>
       </w:r>
       <w:proofErr w:type="spellStart"/>
       <w:r>
@@ -326,6 +326,24 @@
           <w:color w:val="000000"/>
           <w:sz w:val="20"/>
         </w:rPr>
+        <w:t>ataque</w:t>
+      </w:r>
+      <w:proofErr w:type="spellEnd"/>
+      <w:r>
+        <w:rPr>
+          <w:rFonts w:ascii="Book Antiqua" w:hAnsi="Book Antiqua"/>
+          <w:color w:val="000000"/>
+          <w:sz w:val="20"/>
+        </w:rPr>
+        <w:t xml:space="preserve"> para las </w:t>
+      </w:r>
+      <w:proofErr w:type="spellStart"/>
+      <w:r>
+        <w:rPr>
+          <w:rFonts w:ascii="Book Antiqua" w:hAnsi="Book Antiqua"/>
+          <w:color w:val="000000"/>
+          <w:sz w:val="20"/>
+        </w:rPr>
         <w:t>aplicaciones</w:t>
       </w:r>
       <w:proofErr w:type="spellEnd"/>
@@ -461,7 +479,7 @@
           <w:color w:val="000000"/>
           <w:sz w:val="20"/>
         </w:rPr>
-        <w:t xml:space="preserve"> estando poco explorados. Este artículo investiga la explotación y mitigación de inyecciones SQL espaciales dentro de sistemas de información catastral que utilizan PostGIS. Se desarrolló un entorno de prueba en contenedores, </w:t>
+        <w:t xml:space="preserve"> estando poco explorados. Este artículo investiga la explotación y mitigación de inyecciones SQL espaciales dentro de sistemas de información catastral que utilizan PostGIS. Se desarrolló un entorno de </w:t>
       </w:r>
       <w:proofErr w:type="spellStart"/>
       <w:r>
@@ -470,6 +488,60 @@
           <w:color w:val="000000"/>
           <w:sz w:val="20"/>
         </w:rPr>
+        <w:t>prueba</w:t>
+      </w:r>
+      <w:proofErr w:type="spellEnd"/>
+      <w:r>
+        <w:rPr>
+          <w:rFonts w:ascii="Book Antiqua" w:hAnsi="Book Antiqua"/>
+          <w:color w:val="000000"/>
+          <w:sz w:val="20"/>
+        </w:rPr>
+        <w:t xml:space="preserve"> </w:t>
+      </w:r>
+      <w:proofErr w:type="spellStart"/>
+      <w:r>
+        <w:rPr>
+          <w:rFonts w:ascii="Book Antiqua" w:hAnsi="Book Antiqua"/>
+          <w:color w:val="000000"/>
+          <w:sz w:val="20"/>
+        </w:rPr>
+        <w:t>en</w:t>
+      </w:r>
+      <w:proofErr w:type="spellEnd"/>
+      <w:r>
+        <w:rPr>
+          <w:rFonts w:ascii="Book Antiqua" w:hAnsi="Book Antiqua"/>
+          <w:color w:val="000000"/>
+          <w:sz w:val="20"/>
+        </w:rPr>
+        <w:t xml:space="preserve"> </w:t>
+      </w:r>
+      <w:proofErr w:type="spellStart"/>
+      <w:r>
+        <w:rPr>
+          <w:rFonts w:ascii="Book Antiqua" w:hAnsi="Book Antiqua"/>
+          <w:color w:val="000000"/>
+          <w:sz w:val="20"/>
+        </w:rPr>
+        <w:t>contenedores</w:t>
+      </w:r>
+      <w:proofErr w:type="spellEnd"/>
+      <w:r>
+        <w:rPr>
+          <w:rFonts w:ascii="Book Antiqua" w:hAnsi="Book Antiqua"/>
+          <w:color w:val="000000"/>
+          <w:sz w:val="20"/>
+        </w:rPr>
+        <w:t xml:space="preserve">, </w:t>
+      </w:r>
+      <w:proofErr w:type="spellStart"/>
+      <w:r>
+        <w:rPr>
+          <w:rFonts w:ascii="Book Antiqua" w:hAnsi="Book Antiqua"/>
+          <w:color w:val="000000"/>
+          <w:sz w:val="20"/>
+        </w:rPr>
         <w:t>utilizando</w:t>
       </w:r>
       <w:proofErr w:type="spellEnd"/>
@@ -587,7 +659,7 @@
           <w:color w:val="000000"/>
           <w:sz w:val="20"/>
         </w:rPr>
-        <w:t xml:space="preserve">. El estudio </w:t>
+        <w:t xml:space="preserve">. El </w:t>
       </w:r>
       <w:proofErr w:type="spellStart"/>
       <w:r>
@@ -596,6 +668,24 @@
           <w:color w:val="000000"/>
           <w:sz w:val="20"/>
         </w:rPr>
+        <w:t>estudio</w:t>
+      </w:r>
+      <w:proofErr w:type="spellEnd"/>
+      <w:r>
+        <w:rPr>
+          <w:rFonts w:ascii="Book Antiqua" w:hAnsi="Book Antiqua"/>
+          <w:color w:val="000000"/>
+          <w:sz w:val="20"/>
+        </w:rPr>
+        <w:t xml:space="preserve"> </w:t>
+      </w:r>
+      <w:proofErr w:type="spellStart"/>
+      <w:r>
+        <w:rPr>
+          <w:rFonts w:ascii="Book Antiqua" w:hAnsi="Book Antiqua"/>
+          <w:color w:val="000000"/>
+          <w:sz w:val="20"/>
+        </w:rPr>
         <w:t>demuestra</w:t>
       </w:r>
       <w:proofErr w:type="spellEnd"/>
@@ -783,7 +873,7 @@
           <w:color w:val="000000"/>
           <w:sz w:val="20"/>
         </w:rPr>
-        <w:t xml:space="preserve"> que el pipeline propuesto neutralizó el 100% de </w:t>
+        <w:t xml:space="preserve"> que el pipeline propuesto neutralizó </w:t>
       </w:r>
       <w:proofErr w:type="spellStart"/>
       <w:r>
@@ -792,6 +882,24 @@
           <w:color w:val="000000"/>
           <w:sz w:val="20"/>
         </w:rPr>
+        <w:t>el</w:t>
+      </w:r>
+      <w:proofErr w:type="spellEnd"/>
+      <w:r>
+        <w:rPr>
+          <w:rFonts w:ascii="Book Antiqua" w:hAnsi="Book Antiqua"/>
+          <w:color w:val="000000"/>
+          <w:sz w:val="20"/>
+        </w:rPr>
+        <w:t xml:space="preserve"> 100% de </w:t>
+      </w:r>
+      <w:proofErr w:type="spellStart"/>
+      <w:r>
+        <w:rPr>
+          <w:rFonts w:ascii="Book Antiqua" w:hAnsi="Book Antiqua"/>
+          <w:color w:val="000000"/>
+          <w:sz w:val="20"/>
+        </w:rPr>
         <w:t>los</w:t>
       </w:r>
       <w:proofErr w:type="spellEnd"/>
@@ -891,7 +999,25 @@
           <w:color w:val="000000"/>
           <w:sz w:val="20"/>
         </w:rPr>
-        <w:t xml:space="preserve"> de 2.63 ms (+15.24%) y una mejora del 12.59% en la estabilidad de cola (p99). Se concluye que la mitigación efectiva de inyecciones espaciales no depende de trasladar la validación topológica y la parametrización rígida a la capa de aplicación (ORM), garantizando la integridad catastral con un impacto operativo marginal.</w:t>
+        <w:t xml:space="preserve"> de 2.63 </w:t>
+      </w:r>
+      <w:proofErr w:type="spellStart"/>
+      <w:r>
+        <w:rPr>
+          <w:rFonts w:ascii="Book Antiqua" w:hAnsi="Book Antiqua"/>
+          <w:color w:val="000000"/>
+          <w:sz w:val="20"/>
+        </w:rPr>
+        <w:t>ms</w:t>
+      </w:r>
+      <w:proofErr w:type="spellEnd"/>
+      <w:r>
+        <w:rPr>
+          <w:rFonts w:ascii="Book Antiqua" w:hAnsi="Book Antiqua"/>
+          <w:color w:val="000000"/>
+          <w:sz w:val="20"/>
+        </w:rPr>
+        <w:t xml:space="preserve"> (+15.24%) y una mejora del 12.59% en la estabilidad de cola (p99). Se concluye que la mitigación efectiva de inyecciones espaciales no depende de trasladar la validación topológica y la parametrización rígida a la capa de aplicación (ORM), garantizando la integridad catastral con un impacto operativo marginal.</w:t>
       </w:r>
     </w:p>
     <w:p>
@@ -949,7 +1075,55 @@
           <w:color w:val="000000"/>
         </w:rPr>
         <w:lastRenderedPageBreak/>
-        <w:t xml:space="preserve">ámbito, PostgreSQL junto a su extensión espacial </w:t>
+        <w:t xml:space="preserve">ámbito, PostgreSQL junto a </w:t>
+      </w:r>
+      <w:proofErr w:type="spellStart"/>
+      <w:r>
+        <w:rPr>
+          <w:rFonts w:ascii="Book Antiqua" w:hAnsi="Book Antiqua"/>
+          <w:color w:val="000000"/>
+        </w:rPr>
+        <w:t>su</w:t>
+      </w:r>
+      <w:proofErr w:type="spellEnd"/>
+      <w:r>
+        <w:rPr>
+          <w:rFonts w:ascii="Book Antiqua" w:hAnsi="Book Antiqua"/>
+          <w:color w:val="000000"/>
+        </w:rPr>
+        <w:t xml:space="preserve"> </w:t>
+      </w:r>
+      <w:proofErr w:type="spellStart"/>
+      <w:r>
+        <w:rPr>
+          <w:rFonts w:ascii="Book Antiqua" w:hAnsi="Book Antiqua"/>
+          <w:color w:val="000000"/>
+        </w:rPr>
+        <w:t>extensión</w:t>
+      </w:r>
+      <w:proofErr w:type="spellEnd"/>
+      <w:r>
+        <w:rPr>
+          <w:rFonts w:ascii="Book Antiqua" w:hAnsi="Book Antiqua"/>
+          <w:color w:val="000000"/>
+        </w:rPr>
+        <w:t xml:space="preserve"> </w:t>
+      </w:r>
+      <w:proofErr w:type="spellStart"/>
+      <w:r>
+        <w:rPr>
+          <w:rFonts w:ascii="Book Antiqua" w:hAnsi="Book Antiqua"/>
+          <w:color w:val="000000"/>
+        </w:rPr>
+        <w:t>espacial</w:t>
+      </w:r>
+      <w:proofErr w:type="spellEnd"/>
+      <w:r>
+        <w:rPr>
+          <w:rFonts w:ascii="Book Antiqua" w:hAnsi="Book Antiqua"/>
+          <w:color w:val="000000"/>
+        </w:rPr>
+        <w:t xml:space="preserve"> </w:t>
       </w:r>
       <w:proofErr w:type="spellStart"/>
       <w:r>
@@ -1090,7 +1264,39 @@
           <w:rFonts w:ascii="Book Antiqua" w:hAnsi="Book Antiqua"/>
           <w:color w:val="000000"/>
         </w:rPr>
-        <w:t xml:space="preserve">Sin embargo, la exposición de estos servicios mediante APIs REST introduce vectores de ataque cuando las consultas se construyen mediante concatenación de cadenas dentro de funciones espaciales. Si bien la inyección SQL clásica ha sido ampliamente documentada (Clarke, 2012; Halfond et al., 2006), la manipulación de operadores geométricos de </w:t>
+        <w:t xml:space="preserve">Sin embargo, la exposición de estos servicios mediante APIs REST introduce vectores de ataque cuando las consultas se construyen mediante concatenación de cadenas dentro de funciones espaciales. Si bien la inyección SQL clásica ha sido ampliamente documentada (Clarke, 2012; Halfond et al., 2006), la manipulación de </w:t>
+      </w:r>
+      <w:proofErr w:type="spellStart"/>
+      <w:r>
+        <w:rPr>
+          <w:rFonts w:ascii="Book Antiqua" w:hAnsi="Book Antiqua"/>
+          <w:color w:val="000000"/>
+        </w:rPr>
+        <w:t>operadores</w:t>
+      </w:r>
+      <w:proofErr w:type="spellEnd"/>
+      <w:r>
+        <w:rPr>
+          <w:rFonts w:ascii="Book Antiqua" w:hAnsi="Book Antiqua"/>
+          <w:color w:val="000000"/>
+        </w:rPr>
+        <w:t xml:space="preserve"> </w:t>
+      </w:r>
+      <w:proofErr w:type="spellStart"/>
+      <w:r>
+        <w:rPr>
+          <w:rFonts w:ascii="Book Antiqua" w:hAnsi="Book Antiqua"/>
+          <w:color w:val="000000"/>
+        </w:rPr>
+        <w:t>geométricos</w:t>
+      </w:r>
+      <w:proofErr w:type="spellEnd"/>
+      <w:r>
+        <w:rPr>
+          <w:rFonts w:ascii="Book Antiqua" w:hAnsi="Book Antiqua"/>
+          <w:color w:val="000000"/>
+        </w:rPr>
+        <w:t xml:space="preserve"> de </w:t>
       </w:r>
       <w:proofErr w:type="spellStart"/>
       <w:r>
@@ -1250,7 +1456,71 @@
           <w:rFonts w:ascii="Book Antiqua" w:hAnsi="Book Antiqua"/>
           <w:color w:val="000000"/>
         </w:rPr>
-        <w:t xml:space="preserve"> no solo permite eludir filtros relacionales o exfiltrar datos, sino también </w:t>
+        <w:t xml:space="preserve"> no solo </w:t>
+      </w:r>
+      <w:proofErr w:type="spellStart"/>
+      <w:r>
+        <w:rPr>
+          <w:rFonts w:ascii="Book Antiqua" w:hAnsi="Book Antiqua"/>
+          <w:color w:val="000000"/>
+        </w:rPr>
+        <w:t>permite</w:t>
+      </w:r>
+      <w:proofErr w:type="spellEnd"/>
+      <w:r>
+        <w:rPr>
+          <w:rFonts w:ascii="Book Antiqua" w:hAnsi="Book Antiqua"/>
+          <w:color w:val="000000"/>
+        </w:rPr>
+        <w:t xml:space="preserve"> eludir filtros relacionales o exfiltrar </w:t>
+      </w:r>
+      <w:proofErr w:type="spellStart"/>
+      <w:r>
+        <w:rPr>
+          <w:rFonts w:ascii="Book Antiqua" w:hAnsi="Book Antiqua"/>
+          <w:color w:val="000000"/>
+        </w:rPr>
+        <w:t>datos</w:t>
+      </w:r>
+      <w:proofErr w:type="spellEnd"/>
+      <w:r>
+        <w:rPr>
+          <w:rFonts w:ascii="Book Antiqua" w:hAnsi="Book Antiqua"/>
+          <w:color w:val="000000"/>
+        </w:rPr>
+        <w:t xml:space="preserve">, </w:t>
+      </w:r>
+      <w:proofErr w:type="spellStart"/>
+      <w:r>
+        <w:rPr>
+          <w:rFonts w:ascii="Book Antiqua" w:hAnsi="Book Antiqua"/>
+          <w:color w:val="000000"/>
+        </w:rPr>
+        <w:t>sino</w:t>
+      </w:r>
+      <w:proofErr w:type="spellEnd"/>
+      <w:r>
+        <w:rPr>
+          <w:rFonts w:ascii="Book Antiqua" w:hAnsi="Book Antiqua"/>
+          <w:color w:val="000000"/>
+        </w:rPr>
+        <w:t xml:space="preserve"> </w:t>
+      </w:r>
+      <w:proofErr w:type="spellStart"/>
+      <w:r>
+        <w:rPr>
+          <w:rFonts w:ascii="Book Antiqua" w:hAnsi="Book Antiqua"/>
+          <w:color w:val="000000"/>
+        </w:rPr>
+        <w:t>también</w:t>
+      </w:r>
+      <w:proofErr w:type="spellEnd"/>
+      <w:r>
+        <w:rPr>
+          <w:rFonts w:ascii="Book Antiqua" w:hAnsi="Book Antiqua"/>
+          <w:color w:val="000000"/>
+        </w:rPr>
+        <w:t xml:space="preserve"> </w:t>
       </w:r>
       <w:proofErr w:type="spellStart"/>
       <w:r>
@@ -1437,7 +1707,23 @@
           <w:rFonts w:ascii="Book Antiqua" w:hAnsi="Book Antiqua"/>
           <w:color w:val="000000"/>
         </w:rPr>
-        <w:t xml:space="preserve">Este artículo presenta una evaluación experimental de </w:t>
+        <w:t xml:space="preserve">Este artículo presenta una </w:t>
+      </w:r>
+      <w:proofErr w:type="spellStart"/>
+      <w:r>
+        <w:rPr>
+          <w:rFonts w:ascii="Book Antiqua" w:hAnsi="Book Antiqua"/>
+          <w:color w:val="000000"/>
+        </w:rPr>
+        <w:t>evaluación</w:t>
+      </w:r>
+      <w:proofErr w:type="spellEnd"/>
+      <w:r>
+        <w:rPr>
+          <w:rFonts w:ascii="Book Antiqua" w:hAnsi="Book Antiqua"/>
+          <w:color w:val="000000"/>
+        </w:rPr>
+        <w:t xml:space="preserve"> experimental de </w:t>
       </w:r>
       <w:proofErr w:type="spellStart"/>
       <w:r>
@@ -2192,7 +2478,23 @@
           <w:rFonts w:ascii="Book Antiqua" w:hAnsi="Book Antiqua"/>
           <w:color w:val="000000"/>
         </w:rPr>
-        <w:t xml:space="preserve"> espacial (SRID) y envolventes mínimas (bounding boxes), lo que amplía el área de escape sintáctico. Este vacío teórico en los modelos tradicionales de inyección deja sin caracterizar la manipulación de predicados topológicos nativos en motores relacionales.</w:t>
+        <w:t xml:space="preserve"> </w:t>
+      </w:r>
+      <w:proofErr w:type="spellStart"/>
+      <w:r>
+        <w:rPr>
+          <w:rFonts w:ascii="Book Antiqua" w:hAnsi="Book Antiqua"/>
+          <w:color w:val="000000"/>
+        </w:rPr>
+        <w:t>espacial</w:t>
+      </w:r>
+      <w:proofErr w:type="spellEnd"/>
+      <w:r>
+        <w:rPr>
+          <w:rFonts w:ascii="Book Antiqua" w:hAnsi="Book Antiqua"/>
+          <w:color w:val="000000"/>
+        </w:rPr>
+        <w:t xml:space="preserve"> (SRID) y envolventes mínimas (bounding boxes), lo que amplía el área de escape sintáctico. Este vacío teórico en los modelos tradicionales de inyección deja sin caracterizar la manipulación de predicados topológicos nativos en motores relacionales.</w:t>
       </w:r>
     </w:p>
     <w:p>
@@ -2226,7 +2528,39 @@
           <w:color w:val="000000"/>
         </w:rPr>
         <w:lastRenderedPageBreak/>
-        <w:t xml:space="preserve">riesgos de inferencia espacial en SDBMS, donde un usuario no autorizado puede deducir la existencia o atributos de un objeto protegido correlacionando consultas espaciales sucesivas. No obstante, estas aproximaciones </w:t>
+        <w:t xml:space="preserve">riesgos de inferencia espacial en SDBMS, donde un usuario no autorizado puede deducir la existencia o atributos de un objeto protegido correlacionando consultas espaciales sucesivas. No obstante, </w:t>
+      </w:r>
+      <w:proofErr w:type="spellStart"/>
+      <w:r>
+        <w:rPr>
+          <w:rFonts w:ascii="Book Antiqua" w:hAnsi="Book Antiqua"/>
+          <w:color w:val="000000"/>
+        </w:rPr>
+        <w:t>estas</w:t>
+      </w:r>
+      <w:proofErr w:type="spellEnd"/>
+      <w:r>
+        <w:rPr>
+          <w:rFonts w:ascii="Book Antiqua" w:hAnsi="Book Antiqua"/>
+          <w:color w:val="000000"/>
+        </w:rPr>
+        <w:t xml:space="preserve"> </w:t>
+      </w:r>
+      <w:proofErr w:type="spellStart"/>
+      <w:r>
+        <w:rPr>
+          <w:rFonts w:ascii="Book Antiqua" w:hAnsi="Book Antiqua"/>
+          <w:color w:val="000000"/>
+        </w:rPr>
+        <w:t>aproximaciones</w:t>
+      </w:r>
+      <w:proofErr w:type="spellEnd"/>
+      <w:r>
+        <w:rPr>
+          <w:rFonts w:ascii="Book Antiqua" w:hAnsi="Book Antiqua"/>
+          <w:color w:val="000000"/>
+        </w:rPr>
+        <w:t xml:space="preserve"> </w:t>
       </w:r>
       <w:proofErr w:type="spellStart"/>
       <w:r>
@@ -2338,7 +2672,23 @@
           <w:rFonts w:ascii="Book Antiqua" w:hAnsi="Book Antiqua"/>
           <w:color w:val="000000"/>
         </w:rPr>
-        <w:t xml:space="preserve"> espaciales a la base de datos; en arquitecturas web modernas, la concatenación insegura anula directamente el control de acceso en la persistencia sin ser detectada por los mecanismos de autorización de la capa de aplicación.</w:t>
+        <w:t xml:space="preserve"> </w:t>
+      </w:r>
+      <w:proofErr w:type="spellStart"/>
+      <w:r>
+        <w:rPr>
+          <w:rFonts w:ascii="Book Antiqua" w:hAnsi="Book Antiqua"/>
+          <w:color w:val="000000"/>
+        </w:rPr>
+        <w:t>espaciales</w:t>
+      </w:r>
+      <w:proofErr w:type="spellEnd"/>
+      <w:r>
+        <w:rPr>
+          <w:rFonts w:ascii="Book Antiqua" w:hAnsi="Book Antiqua"/>
+          <w:color w:val="000000"/>
+        </w:rPr>
+        <w:t xml:space="preserve"> a la base de datos; en arquitecturas web modernas, la concatenación insegura anula directamente el control de acceso en la persistencia sin ser detectada por los mecanismos de autorización de la capa de aplicación.</w:t>
       </w:r>
     </w:p>
     <w:p>
@@ -3003,7 +3353,39 @@
           <w:rFonts w:ascii="Book Antiqua" w:hAnsi="Book Antiqua"/>
           <w:color w:val="000000"/>
         </w:rPr>
-        <w:t xml:space="preserve"> la industria mediante la vulnerabilidad crítica CVE-2023-25157 (con puntaje CVSS de 9.8), donde el software de referencia GeoServer permitía la ejecución remota de SQL no autenticado mediante la evaluación insegura de filtros OGC y expresiones CQL sobre bases de datos PostGIS (National Vulnerability Database, 2023). Por otro lado, en el ámbito de la denegación de servicio, Crosby y Wallach (2003) establecieron el concepto de ataques de complejidad algorítmica (Algorithmic Complexity Attacks), demostrando cómo entradas diseñadas pueden </w:t>
+        <w:t xml:space="preserve"> la industria mediante la vulnerabilidad crítica CVE-2023-25157 (con puntaje CVSS de 9.8), donde el software de referencia GeoServer permitía la ejecución remota de SQL no autenticado mediante la evaluación insegura de filtros OGC y expresiones CQL sobre bases de datos PostGIS (National Vulnerability Database, 2023). Por otro lado, en el ámbito de la denegación de servicio, Crosby y Wallach (2003) establecieron el concepto de ataques de complejidad algorítmica (Algorithmic Complexity Attacks), demostrando cómo entradas </w:t>
+      </w:r>
+      <w:proofErr w:type="spellStart"/>
+      <w:r>
+        <w:rPr>
+          <w:rFonts w:ascii="Book Antiqua" w:hAnsi="Book Antiqua"/>
+          <w:color w:val="000000"/>
+        </w:rPr>
+        <w:t>diseñadas</w:t>
+      </w:r>
+      <w:proofErr w:type="spellEnd"/>
+      <w:r>
+        <w:rPr>
+          <w:rFonts w:ascii="Book Antiqua" w:hAnsi="Book Antiqua"/>
+          <w:color w:val="000000"/>
+        </w:rPr>
+        <w:t xml:space="preserve"> </w:t>
+      </w:r>
+      <w:proofErr w:type="spellStart"/>
+      <w:r>
+        <w:rPr>
+          <w:rFonts w:ascii="Book Antiqua" w:hAnsi="Book Antiqua"/>
+          <w:color w:val="000000"/>
+        </w:rPr>
+        <w:t>pueden</w:t>
+      </w:r>
+      <w:proofErr w:type="spellEnd"/>
+      <w:r>
+        <w:rPr>
+          <w:rFonts w:ascii="Book Antiqua" w:hAnsi="Book Antiqua"/>
+          <w:color w:val="000000"/>
+        </w:rPr>
+        <w:t xml:space="preserve"> </w:t>
       </w:r>
       <w:proofErr w:type="spellStart"/>
       <w:r>
@@ -3534,7 +3916,23 @@
           <w:rFonts w:ascii="Book Antiqua" w:hAnsi="Book Antiqua"/>
           <w:color w:val="000000"/>
         </w:rPr>
-        <w:t xml:space="preserve"> espacial GiST. Pese a </w:t>
+        <w:t xml:space="preserve"> espacial GiST. </w:t>
+      </w:r>
+      <w:proofErr w:type="spellStart"/>
+      <w:r>
+        <w:rPr>
+          <w:rFonts w:ascii="Book Antiqua" w:hAnsi="Book Antiqua"/>
+          <w:color w:val="000000"/>
+        </w:rPr>
+        <w:t>Pese</w:t>
+      </w:r>
+      <w:proofErr w:type="spellEnd"/>
+      <w:r>
+        <w:rPr>
+          <w:rFonts w:ascii="Book Antiqua" w:hAnsi="Book Antiqua"/>
+          <w:color w:val="000000"/>
+        </w:rPr>
+        <w:t xml:space="preserve"> a </w:t>
       </w:r>
       <w:proofErr w:type="spellStart"/>
       <w:r>
@@ -3646,7 +4044,39 @@
           <w:rFonts w:ascii="Book Antiqua" w:hAnsi="Book Antiqua"/>
           <w:color w:val="000000"/>
         </w:rPr>
-        <w:t xml:space="preserve"> ni ha formalizado esquemas defensivos integrados entre el analizador web y el motor geométrico.</w:t>
+        <w:t xml:space="preserve"> </w:t>
+      </w:r>
+      <w:proofErr w:type="spellStart"/>
+      <w:r>
+        <w:rPr>
+          <w:rFonts w:ascii="Book Antiqua" w:hAnsi="Book Antiqua"/>
+          <w:color w:val="000000"/>
+        </w:rPr>
+        <w:t>ni</w:t>
+      </w:r>
+      <w:proofErr w:type="spellEnd"/>
+      <w:r>
+        <w:rPr>
+          <w:rFonts w:ascii="Book Antiqua" w:hAnsi="Book Antiqua"/>
+          <w:color w:val="000000"/>
+        </w:rPr>
+        <w:t xml:space="preserve"> ha </w:t>
+      </w:r>
+      <w:proofErr w:type="spellStart"/>
+      <w:r>
+        <w:rPr>
+          <w:rFonts w:ascii="Book Antiqua" w:hAnsi="Book Antiqua"/>
+          <w:color w:val="000000"/>
+        </w:rPr>
+        <w:t>formalizado</w:t>
+      </w:r>
+      <w:proofErr w:type="spellEnd"/>
+      <w:r>
+        <w:rPr>
+          <w:rFonts w:ascii="Book Antiqua" w:hAnsi="Book Antiqua"/>
+          <w:color w:val="000000"/>
+        </w:rPr>
+        <w:t xml:space="preserve"> esquemas defensivos integrados entre el analizador web y el motor geométrico.</w:t>
       </w:r>
     </w:p>
     <w:p>
@@ -3806,7 +4236,23 @@
           <w:rFonts w:ascii="Book Antiqua" w:hAnsi="Book Antiqua"/>
           <w:color w:val="000000"/>
         </w:rPr>
-        <w:t xml:space="preserve"> ante inyecciones SQL y </w:t>
+        <w:t xml:space="preserve"> ante </w:t>
+      </w:r>
+      <w:proofErr w:type="spellStart"/>
+      <w:r>
+        <w:rPr>
+          <w:rFonts w:ascii="Book Antiqua" w:hAnsi="Book Antiqua"/>
+          <w:color w:val="000000"/>
+        </w:rPr>
+        <w:t>inyecciones</w:t>
+      </w:r>
+      <w:proofErr w:type="spellEnd"/>
+      <w:r>
+        <w:rPr>
+          <w:rFonts w:ascii="Book Antiqua" w:hAnsi="Book Antiqua"/>
+          <w:color w:val="000000"/>
+        </w:rPr>
+        <w:t xml:space="preserve"> SQL y </w:t>
       </w:r>
       <w:proofErr w:type="spellStart"/>
       <w:r>
@@ -4195,7 +4641,39 @@
           <w:rFonts w:ascii="Book Antiqua" w:hAnsi="Book Antiqua"/>
           <w:color w:val="000000"/>
         </w:rPr>
-        <w:t xml:space="preserve"> ético, la cartografía base se obtuvo de fuentes </w:t>
+        <w:t xml:space="preserve"> ético, la cartografía base se </w:t>
+      </w:r>
+      <w:proofErr w:type="spellStart"/>
+      <w:r>
+        <w:rPr>
+          <w:rFonts w:ascii="Book Antiqua" w:hAnsi="Book Antiqua"/>
+          <w:color w:val="000000"/>
+        </w:rPr>
+        <w:t>obtuvo</w:t>
+      </w:r>
+      <w:proofErr w:type="spellEnd"/>
+      <w:r>
+        <w:rPr>
+          <w:rFonts w:ascii="Book Antiqua" w:hAnsi="Book Antiqua"/>
+          <w:color w:val="000000"/>
+        </w:rPr>
+        <w:t xml:space="preserve"> de </w:t>
+      </w:r>
+      <w:proofErr w:type="spellStart"/>
+      <w:r>
+        <w:rPr>
+          <w:rFonts w:ascii="Book Antiqua" w:hAnsi="Book Antiqua"/>
+          <w:color w:val="000000"/>
+        </w:rPr>
+        <w:t>fuentes</w:t>
+      </w:r>
+      <w:proofErr w:type="spellEnd"/>
+      <w:r>
+        <w:rPr>
+          <w:rFonts w:ascii="Book Antiqua" w:hAnsi="Book Antiqua"/>
+          <w:color w:val="000000"/>
+        </w:rPr>
+        <w:t xml:space="preserve"> </w:t>
       </w:r>
       <w:proofErr w:type="spellStart"/>
       <w:r>
@@ -4379,7 +4857,23 @@
           <w:rFonts w:ascii="Book Antiqua" w:hAnsi="Book Antiqua"/>
           <w:color w:val="000000"/>
         </w:rPr>
-        <w:t xml:space="preserve">El banco de pruebas se implementó en contenedores Docker mediante microservicios aislados: (1) un servicio de base de datos con PostgreSQL 15 y PostGIS 3.3, y (2) una API en Python 3.11 con FastAPI y Uvicorn. Las pruebas de </w:t>
+        <w:t xml:space="preserve">El banco de pruebas se implementó en contenedores Docker mediante microservicios aislados: (1) un servicio de base de datos con PostgreSQL 15 y PostGIS 3.3, y (2) una API en Python 3.11 con FastAPI y Uvicorn. Las </w:t>
+      </w:r>
+      <w:proofErr w:type="spellStart"/>
+      <w:r>
+        <w:rPr>
+          <w:rFonts w:ascii="Book Antiqua" w:hAnsi="Book Antiqua"/>
+          <w:color w:val="000000"/>
+        </w:rPr>
+        <w:t>pruebas</w:t>
+      </w:r>
+      <w:proofErr w:type="spellEnd"/>
+      <w:r>
+        <w:rPr>
+          <w:rFonts w:ascii="Book Antiqua" w:hAnsi="Book Antiqua"/>
+          <w:color w:val="000000"/>
+        </w:rPr>
+        <w:t xml:space="preserve"> de </w:t>
       </w:r>
       <w:proofErr w:type="spellStart"/>
       <w:r>
@@ -4579,7 +5073,23 @@
           <w:rFonts w:ascii="Book Antiqua" w:hAnsi="Book Antiqua"/>
           <w:color w:val="000000"/>
         </w:rPr>
-        <w:t xml:space="preserve">Se estructuraron seis vectores de explotación orientados a las tres </w:t>
+        <w:t xml:space="preserve">Se estructuraron seis vectores de explotación orientados a las </w:t>
+      </w:r>
+      <w:proofErr w:type="spellStart"/>
+      <w:r>
+        <w:rPr>
+          <w:rFonts w:ascii="Book Antiqua" w:hAnsi="Book Antiqua"/>
+          <w:color w:val="000000"/>
+        </w:rPr>
+        <w:t>tres</w:t>
+      </w:r>
+      <w:proofErr w:type="spellEnd"/>
+      <w:r>
+        <w:rPr>
+          <w:rFonts w:ascii="Book Antiqua" w:hAnsi="Book Antiqua"/>
+          <w:color w:val="000000"/>
+        </w:rPr>
+        <w:t xml:space="preserve"> </w:t>
       </w:r>
       <w:proofErr w:type="spellStart"/>
       <w:r>
@@ -4796,7 +5306,23 @@
           <w:rFonts w:ascii="Book Antiqua" w:hAnsi="Book Antiqua"/>
           <w:color w:val="000000"/>
         </w:rPr>
-        <w:t xml:space="preserve">El endpoint GET /api/v1/vulnerable/predios/radio está diseñado para retornar lotes dentro de un radio de 50 metros en el sector 0101. Al inyectar en el parámetro distancia el payload '50) OR (1=1', el analizador léxico de PostgreSQL cierra prematuramente el operador ST_DWithin e introduce una tautología que anula tanto el límite espacial como el filtro de sector territorial. Como resultado, la consulta pasó de </w:t>
+        <w:t xml:space="preserve">El endpoint GET /api/v1/vulnerable/predios/radio está diseñado para retornar lotes dentro de un radio de 50 metros en el sector 0101. Al inyectar en el parámetro distancia el payload '50) OR (1=1', el analizador léxico de PostgreSQL cierra prematuramente el operador ST_DWithin e introduce una tautología que anula tanto el límite espacial como el filtro de sector territorial. Como resultado, la consulta </w:t>
+      </w:r>
+      <w:proofErr w:type="spellStart"/>
+      <w:r>
+        <w:rPr>
+          <w:rFonts w:ascii="Book Antiqua" w:hAnsi="Book Antiqua"/>
+          <w:color w:val="000000"/>
+        </w:rPr>
+        <w:t>pasó</w:t>
+      </w:r>
+      <w:proofErr w:type="spellEnd"/>
+      <w:r>
+        <w:rPr>
+          <w:rFonts w:ascii="Book Antiqua" w:hAnsi="Book Antiqua"/>
+          <w:color w:val="000000"/>
+        </w:rPr>
+        <w:t xml:space="preserve"> de </w:t>
       </w:r>
       <w:proofErr w:type="spellStart"/>
       <w:r>
@@ -5491,7 +6017,23 @@
           <w:rFonts w:ascii="Book Antiqua" w:hAnsi="Book Antiqua"/>
           <w:color w:val="000000"/>
         </w:rPr>
-        <w:t>En el endpoint POST /</w:t>
+        <w:t xml:space="preserve">En </w:t>
+      </w:r>
+      <w:proofErr w:type="spellStart"/>
+      <w:r>
+        <w:rPr>
+          <w:rFonts w:ascii="Book Antiqua" w:hAnsi="Book Antiqua"/>
+          <w:color w:val="000000"/>
+        </w:rPr>
+        <w:t>el</w:t>
+      </w:r>
+      <w:proofErr w:type="spellEnd"/>
+      <w:r>
+        <w:rPr>
+          <w:rFonts w:ascii="Book Antiqua" w:hAnsi="Book Antiqua"/>
+          <w:color w:val="000000"/>
+        </w:rPr>
+        <w:t xml:space="preserve"> endpoint POST /</w:t>
       </w:r>
       <w:proofErr w:type="spellStart"/>
       <w:r>
@@ -7102,7 +7644,35 @@
         <w:rPr>
           <w:rFonts w:ascii="Book Antiqua" w:hAnsi="Book Antiqua"/>
         </w:rPr>
-        <w:t xml:space="preserve"> a las garantías de protección </w:t>
+        <w:t xml:space="preserve"> a las </w:t>
+      </w:r>
+      <w:proofErr w:type="spellStart"/>
+      <w:r>
+        <w:rPr>
+          <w:rFonts w:ascii="Book Antiqua" w:hAnsi="Book Antiqua"/>
+        </w:rPr>
+        <w:t>garantías</w:t>
+      </w:r>
+      <w:proofErr w:type="spellEnd"/>
+      <w:r>
+        <w:rPr>
+          <w:rFonts w:ascii="Book Antiqua" w:hAnsi="Book Antiqua"/>
+        </w:rPr>
+        <w:t xml:space="preserve"> de </w:t>
+      </w:r>
+      <w:proofErr w:type="spellStart"/>
+      <w:r>
+        <w:rPr>
+          <w:rFonts w:ascii="Book Antiqua" w:hAnsi="Book Antiqua"/>
+        </w:rPr>
+        <w:t>protección</w:t>
+      </w:r>
+      <w:proofErr w:type="spellEnd"/>
+      <w:r>
+        <w:rPr>
+          <w:rFonts w:ascii="Book Antiqua" w:hAnsi="Book Antiqua"/>
+        </w:rPr>
+        <w:t xml:space="preserve"> </w:t>
       </w:r>
       <w:proofErr w:type="spellStart"/>
       <w:r>
@@ -7172,7 +7742,21 @@
         <w:rPr>
           <w:rFonts w:ascii="Book Antiqua" w:hAnsi="Book Antiqua"/>
         </w:rPr>
-        <w:t xml:space="preserve">, los canales laterales de error y la </w:t>
+        <w:t xml:space="preserve">, </w:t>
+      </w:r>
+      <w:proofErr w:type="spellStart"/>
+      <w:r>
+        <w:rPr>
+          <w:rFonts w:ascii="Book Antiqua" w:hAnsi="Book Antiqua"/>
+        </w:rPr>
+        <w:t>los</w:t>
+      </w:r>
+      <w:proofErr w:type="spellEnd"/>
+      <w:r>
+        <w:rPr>
+          <w:rFonts w:ascii="Book Antiqua" w:hAnsi="Book Antiqua"/>
+        </w:rPr>
+        <w:t xml:space="preserve"> canales laterales de error y la </w:t>
       </w:r>
       <w:proofErr w:type="spellStart"/>
       <w:r>
@@ -7356,7 +7940,63 @@
         <w:rPr>
           <w:rFonts w:ascii="Book Antiqua" w:hAnsi="Book Antiqua"/>
         </w:rPr>
-        <w:t xml:space="preserve"> y titularidad (Simulación 4) demuestra que una inyección en la capa de persistencia trasciende la modificación de una tabla </w:t>
+        <w:t xml:space="preserve"> y </w:t>
+      </w:r>
+      <w:proofErr w:type="spellStart"/>
+      <w:r>
+        <w:rPr>
+          <w:rFonts w:ascii="Book Antiqua" w:hAnsi="Book Antiqua"/>
+        </w:rPr>
+        <w:t>titularidad</w:t>
+      </w:r>
+      <w:proofErr w:type="spellEnd"/>
+      <w:r>
+        <w:rPr>
+          <w:rFonts w:ascii="Book Antiqua" w:hAnsi="Book Antiqua"/>
+        </w:rPr>
+        <w:t xml:space="preserve"> (</w:t>
+      </w:r>
+      <w:proofErr w:type="spellStart"/>
+      <w:r>
+        <w:rPr>
+          <w:rFonts w:ascii="Book Antiqua" w:hAnsi="Book Antiqua"/>
+        </w:rPr>
+        <w:t>Simulación</w:t>
+      </w:r>
+      <w:proofErr w:type="spellEnd"/>
+      <w:r>
+        <w:rPr>
+          <w:rFonts w:ascii="Book Antiqua" w:hAnsi="Book Antiqua"/>
+        </w:rPr>
+        <w:t xml:space="preserve"> 4) demuestra que una inyección en la capa de persistencia trasciende la modificación de </w:t>
+      </w:r>
+      <w:proofErr w:type="spellStart"/>
+      <w:r>
+        <w:rPr>
+          <w:rFonts w:ascii="Book Antiqua" w:hAnsi="Book Antiqua"/>
+        </w:rPr>
+        <w:t>una</w:t>
+      </w:r>
+      <w:proofErr w:type="spellEnd"/>
+      <w:r>
+        <w:rPr>
+          <w:rFonts w:ascii="Book Antiqua" w:hAnsi="Book Antiqua"/>
+        </w:rPr>
+        <w:t xml:space="preserve"> </w:t>
+      </w:r>
+      <w:proofErr w:type="spellStart"/>
+      <w:r>
+        <w:rPr>
+          <w:rFonts w:ascii="Book Antiqua" w:hAnsi="Book Antiqua"/>
+        </w:rPr>
+        <w:t>tabla</w:t>
+      </w:r>
+      <w:proofErr w:type="spellEnd"/>
+      <w:r>
+        <w:rPr>
+          <w:rFonts w:ascii="Book Antiqua" w:hAnsi="Book Antiqua"/>
+        </w:rPr>
+        <w:t xml:space="preserve"> </w:t>
       </w:r>
       <w:proofErr w:type="spellStart"/>
       <w:r>
@@ -7417,7 +8057,21 @@
         <w:rPr>
           <w:rFonts w:ascii="Book Antiqua" w:hAnsi="Book Antiqua"/>
         </w:rPr>
-        <w:t xml:space="preserve">. En la actualidad, los geoportales interoperan de forma autónoma para emitir certificados catastrales con código QR, constancias de no adeudo tributario y transferencias inmobiliarias bajo el estándar ISO 19152 (LADM). La inyección de datos arbitrarios en catastro_titulares y tg_lote propaga inconsistencias jurídicas y fiscales hacia estos documentos oficiales sin generar alertas en la interfaz de usuario. Este escenario </w:t>
+        <w:t xml:space="preserve">. En la actualidad, los geoportales interoperan de forma autónoma para emitir certificados catastrales con código QR, constancias de no adeudo tributario y transferencias inmobiliarias bajo el estándar ISO 19152 (LADM). La inyección de datos arbitrarios en catastro_titulares y tg_lote propaga inconsistencias jurídicas y fiscales hacia estos documentos oficiales sin generar alertas en la interfaz de usuario. Este </w:t>
+      </w:r>
+      <w:proofErr w:type="spellStart"/>
+      <w:r>
+        <w:rPr>
+          <w:rFonts w:ascii="Book Antiqua" w:hAnsi="Book Antiqua"/>
+        </w:rPr>
+        <w:t>escenario</w:t>
+      </w:r>
+      <w:proofErr w:type="spellEnd"/>
+      <w:r>
+        <w:rPr>
+          <w:rFonts w:ascii="Book Antiqua" w:hAnsi="Book Antiqua"/>
+        </w:rPr>
+        <w:t xml:space="preserve"> </w:t>
       </w:r>
       <w:proofErr w:type="spellStart"/>
       <w:r>
@@ -7431,7 +8085,49 @@
         <w:rPr>
           <w:rFonts w:ascii="Book Antiqua" w:hAnsi="Book Antiqua"/>
         </w:rPr>
-        <w:t xml:space="preserve"> que el tipado estricto </w:t>
+        <w:t xml:space="preserve"> que </w:t>
+      </w:r>
+      <w:proofErr w:type="spellStart"/>
+      <w:r>
+        <w:rPr>
+          <w:rFonts w:ascii="Book Antiqua" w:hAnsi="Book Antiqua"/>
+        </w:rPr>
+        <w:t>el</w:t>
+      </w:r>
+      <w:proofErr w:type="spellEnd"/>
+      <w:r>
+        <w:rPr>
+          <w:rFonts w:ascii="Book Antiqua" w:hAnsi="Book Antiqua"/>
+        </w:rPr>
+        <w:t xml:space="preserve"> </w:t>
+      </w:r>
+      <w:proofErr w:type="spellStart"/>
+      <w:r>
+        <w:rPr>
+          <w:rFonts w:ascii="Book Antiqua" w:hAnsi="Book Antiqua"/>
+        </w:rPr>
+        <w:t>tipado</w:t>
+      </w:r>
+      <w:proofErr w:type="spellEnd"/>
+      <w:r>
+        <w:rPr>
+          <w:rFonts w:ascii="Book Antiqua" w:hAnsi="Book Antiqua"/>
+        </w:rPr>
+        <w:t xml:space="preserve"> </w:t>
+      </w:r>
+      <w:proofErr w:type="spellStart"/>
+      <w:r>
+        <w:rPr>
+          <w:rFonts w:ascii="Book Antiqua" w:hAnsi="Book Antiqua"/>
+        </w:rPr>
+        <w:t>estricto</w:t>
+      </w:r>
+      <w:proofErr w:type="spellEnd"/>
+      <w:r>
+        <w:rPr>
+          <w:rFonts w:ascii="Book Antiqua" w:hAnsi="Book Antiqua"/>
+        </w:rPr>
+        <w:t xml:space="preserve"> </w:t>
       </w:r>
       <w:proofErr w:type="spellStart"/>
       <w:r>
@@ -7550,15 +8246,171 @@
         <w:spacing w:after="80" w:line="240" w:lineRule="auto"/>
         <w:ind w:firstLine="432"/>
       </w:pPr>
-      <w:r/>
-      <w:r>
-        <w:rPr>
-          <w:rFonts w:ascii="Book Antiqua" w:hAnsi="Book Antiqua"/>
-          <w:b w:val="0"/>
-          <w:i w:val="0"/>
-          <w:sz w:val="22"/>
-        </w:rPr>
-        <w:t>Este artículo formalizó y demostró empíricamente la viabilidad de seis vectores de inyección SQL espacial en sistemas de información catastral basados en PostGIS, evidenciando que las funciones topológicas nativas no garantizan el aislamiento de datos cuando se construyen mediante concatenación de cadenas. La evaluación experimental sobre un dataset de 1,500 lotes catastrales estructurados bajo el estándar ISO 19152 (LADM) comprobó que un atacante puede evadir límites zonales, reconstruir credenciales mediante canales laterales de error geométrico, inducir denegación de servicio espacial por sobrecarga algorítmica cuadrática, alterar fichas prediales tributarias y ejecutar borrados cartográficos masivos. Frente a ello, la arquitectura de defensa en profundidad basada en GeoAlchemy2, tipado rígido con Pydantic y validación topológica previa en memoria con Shapely mitigó con éxito el 100% de los escenarios de explotación evaluados. El benchmarking transaccional demostró que este esquema introduce un sobrecosto medio de latencia de 2.63 ms (+15.24%), mejorando simultáneamente la estabilidad en el percentil 99 en un 12.59% gracias a la reutilización de planes de ejecución preparados en PostgreSQL. En conclusión, la seguridad en infraestructuras catastrales exige abandonar el paradigma de sanitización escalar tradicional, adoptando controles sintácticos con conciencia espacial integrados desde el diseño arquitectónico de software.</w:t>
+      <w:r>
+        <w:rPr>
+          <w:rFonts w:ascii="Book Antiqua" w:hAnsi="Book Antiqua"/>
+        </w:rPr>
+        <w:t xml:space="preserve">Este artículo formalizó y demostró empíricamente la viabilidad de seis vectores de inyección SQL espacial en sistemas de información catastral basados en PostGIS, evidenciando que las funciones topológicas nativas no garantizan el aislamiento de datos cuando se construyen mediante concatenación de cadenas. La evaluación experimental sobre un dataset de 1,500 lotes catastrales estructurados bajo el estándar ISO 19152 (LADM) comprobó que un atacante puede evadir límites zonales, reconstruir credenciales mediante canales laterales de error geométrico, inducir </w:t>
+      </w:r>
+      <w:proofErr w:type="spellStart"/>
+      <w:r>
+        <w:rPr>
+          <w:rFonts w:ascii="Book Antiqua" w:hAnsi="Book Antiqua"/>
+        </w:rPr>
+        <w:t>denegación</w:t>
+      </w:r>
+      <w:proofErr w:type="spellEnd"/>
+      <w:r>
+        <w:rPr>
+          <w:rFonts w:ascii="Book Antiqua" w:hAnsi="Book Antiqua"/>
+        </w:rPr>
+        <w:t xml:space="preserve"> de </w:t>
+      </w:r>
+      <w:proofErr w:type="spellStart"/>
+      <w:r>
+        <w:rPr>
+          <w:rFonts w:ascii="Book Antiqua" w:hAnsi="Book Antiqua"/>
+        </w:rPr>
+        <w:t>servicio</w:t>
+      </w:r>
+      <w:proofErr w:type="spellEnd"/>
+      <w:r>
+        <w:rPr>
+          <w:rFonts w:ascii="Book Antiqua" w:hAnsi="Book Antiqua"/>
+        </w:rPr>
+        <w:t xml:space="preserve"> </w:t>
+      </w:r>
+      <w:proofErr w:type="spellStart"/>
+      <w:r>
+        <w:rPr>
+          <w:rFonts w:ascii="Book Antiqua" w:hAnsi="Book Antiqua"/>
+        </w:rPr>
+        <w:t>por</w:t>
+      </w:r>
+      <w:proofErr w:type="spellEnd"/>
+      <w:r>
+        <w:rPr>
+          <w:rFonts w:ascii="Book Antiqua" w:hAnsi="Book Antiqua"/>
+        </w:rPr>
+        <w:t xml:space="preserve"> </w:t>
+      </w:r>
+      <w:proofErr w:type="spellStart"/>
+      <w:r>
+        <w:rPr>
+          <w:rFonts w:ascii="Book Antiqua" w:hAnsi="Book Antiqua"/>
+        </w:rPr>
+        <w:t>sobrecarga</w:t>
+      </w:r>
+      <w:proofErr w:type="spellEnd"/>
+      <w:r>
+        <w:rPr>
+          <w:rFonts w:ascii="Book Antiqua" w:hAnsi="Book Antiqua"/>
+        </w:rPr>
+        <w:t xml:space="preserve"> </w:t>
+      </w:r>
+      <w:proofErr w:type="spellStart"/>
+      <w:r>
+        <w:rPr>
+          <w:rFonts w:ascii="Book Antiqua" w:hAnsi="Book Antiqua"/>
+        </w:rPr>
+        <w:t>algorítmica</w:t>
+      </w:r>
+      <w:proofErr w:type="spellEnd"/>
+      <w:r>
+        <w:rPr>
+          <w:rFonts w:ascii="Book Antiqua" w:hAnsi="Book Antiqua"/>
+        </w:rPr>
+        <w:t xml:space="preserve"> </w:t>
+      </w:r>
+      <w:proofErr w:type="spellStart"/>
+      <w:r>
+        <w:rPr>
+          <w:rFonts w:ascii="Book Antiqua" w:hAnsi="Book Antiqua"/>
+        </w:rPr>
+        <w:t>cuadrática</w:t>
+      </w:r>
+      <w:proofErr w:type="spellEnd"/>
+      <w:r>
+        <w:rPr>
+          <w:rFonts w:ascii="Book Antiqua" w:hAnsi="Book Antiqua"/>
+        </w:rPr>
+        <w:t xml:space="preserve">, alterar fichas prediales tributarias y ejecutar borrados cartográficos masivos. Frente a ello, la arquitectura de defensa en profundidad basada en GeoAlchemy2, tipado rígido con Pydantic y validación topológica previa en memoria con Shapely mitigó con éxito el 100% de los escenarios de explotación evaluados. </w:t>
+      </w:r>
+      <w:r>
+        <w:rPr>
+          <w:rFonts w:ascii="Book Antiqua" w:hAnsi="Book Antiqua"/>
+        </w:rPr>
+        <w:t xml:space="preserve">La </w:t>
+      </w:r>
+      <w:proofErr w:type="spellStart"/>
+      <w:r>
+        <w:rPr>
+          <w:rFonts w:ascii="Book Antiqua" w:hAnsi="Book Antiqua"/>
+        </w:rPr>
+        <w:t>prueba</w:t>
+      </w:r>
+      <w:proofErr w:type="spellEnd"/>
+      <w:r>
+        <w:rPr>
+          <w:rFonts w:ascii="Book Antiqua" w:hAnsi="Book Antiqua"/>
+        </w:rPr>
+        <w:t xml:space="preserve"> de </w:t>
+      </w:r>
+      <w:proofErr w:type="spellStart"/>
+      <w:r>
+        <w:rPr>
+          <w:rFonts w:ascii="Book Antiqua" w:hAnsi="Book Antiqua"/>
+        </w:rPr>
+        <w:t>transacción</w:t>
+      </w:r>
+      <w:proofErr w:type="spellEnd"/>
+      <w:r>
+        <w:rPr>
+          <w:rFonts w:ascii="Book Antiqua" w:hAnsi="Book Antiqua"/>
+        </w:rPr>
+        <w:t xml:space="preserve"> </w:t>
+      </w:r>
+      <w:proofErr w:type="spellStart"/>
+      <w:r>
+        <w:rPr>
+          <w:rFonts w:ascii="Book Antiqua" w:hAnsi="Book Antiqua"/>
+        </w:rPr>
+        <w:t>demostró</w:t>
+      </w:r>
+      <w:proofErr w:type="spellEnd"/>
+      <w:r>
+        <w:rPr>
+          <w:rFonts w:ascii="Book Antiqua" w:hAnsi="Book Antiqua"/>
+        </w:rPr>
+        <w:t xml:space="preserve"> que </w:t>
+      </w:r>
+      <w:proofErr w:type="spellStart"/>
+      <w:r>
+        <w:rPr>
+          <w:rFonts w:ascii="Book Antiqua" w:hAnsi="Book Antiqua"/>
+        </w:rPr>
+        <w:t>este</w:t>
+      </w:r>
+      <w:proofErr w:type="spellEnd"/>
+      <w:r>
+        <w:rPr>
+          <w:rFonts w:ascii="Book Antiqua" w:hAnsi="Book Antiqua"/>
+        </w:rPr>
+        <w:t xml:space="preserve"> </w:t>
+      </w:r>
+      <w:proofErr w:type="spellStart"/>
+      <w:r>
+        <w:rPr>
+          <w:rFonts w:ascii="Book Antiqua" w:hAnsi="Book Antiqua"/>
+        </w:rPr>
+        <w:t>esquema</w:t>
+      </w:r>
+      <w:proofErr w:type="spellEnd"/>
+      <w:r>
+        <w:rPr>
+          <w:rFonts w:ascii="Book Antiqua" w:hAnsi="Book Antiqua"/>
+        </w:rPr>
+        <w:t xml:space="preserve"> introduce un sobrecosto medio de latencia de 2.63 ms (+15.24%), mejorando simultáneamente la estabilidad en el percentil 99 en un 12.59% gracias a la reutilización de planes de ejecución preparados en PostgreSQL. En conclusión, la seguridad en infraestructuras catastrales exige abandonar el paradigma de sanitización escalar tradicional, adoptando controles sintácticos con conciencia espacial integrados desde el diseño arquitectónico de software.</w:t>
       </w:r>
     </w:p>
     <w:p>
@@ -7625,8 +8477,15 @@
           <w:rFonts w:ascii="Book Antiqua" w:hAnsi="Book Antiqua"/>
           <w:color w:val="000000"/>
         </w:rPr>
+        <w:t xml:space="preserve">Chun, S. A., &amp; Atluri, V. (2008). Geospatial database security. In H. Chen, T. S. Raghu, R. Ramesh, R. Sharman, &amp; S. Chakravarty (Eds.), Handbook of </w:t>
+      </w:r>
+      <w:r>
+        <w:rPr>
+          <w:rFonts w:ascii="Book Antiqua" w:hAnsi="Book Antiqua"/>
+          <w:color w:val="000000"/>
+        </w:rPr>
         <w:lastRenderedPageBreak/>
-        <w:t>Chun, S. A., &amp; Atluri, V. (2008). Geospatial database security. In H. Chen, T. S. Raghu, R. Ramesh, R. Sharman, &amp; S. Chakravarty (Eds.), Handbook of Database Security: Applications and Trends (pp. 251–277). Springer. https://doi.org/10.1007/978-0-387-48533-1_11</w:t>
+        <w:t>Database Security: Applications and Trends (pp. 251–277). Springer. https://doi.org/10.1007/978-0-387-48533-1_11</w:t>
       </w:r>
     </w:p>
     <w:p>
@@ -9472,6 +10331,7 @@
   <w:style w:type="character" w:default="1" w:styleId="Fuentedeprrafopredeter">
     <w:name w:val="Default Paragraph Font"/>
     <w:uiPriority w:val="1"/>
+    <w:semiHidden/>
     <w:unhideWhenUsed/>
   </w:style>
   <w:style w:type="table" w:default="1" w:styleId="Tablanormal">

--- a/Articulo_Cientifico_IMJETA_Final.docx
+++ b/Articulo_Cientifico_IMJETA_Final.docx
@@ -8246,171 +8246,15 @@
         <w:spacing w:after="80" w:line="240" w:lineRule="auto"/>
         <w:ind w:firstLine="432"/>
       </w:pPr>
-      <w:r>
-        <w:rPr>
-          <w:rFonts w:ascii="Book Antiqua" w:hAnsi="Book Antiqua"/>
-        </w:rPr>
-        <w:t xml:space="preserve">Este artículo formalizó y demostró empíricamente la viabilidad de seis vectores de inyección SQL espacial en sistemas de información catastral basados en PostGIS, evidenciando que las funciones topológicas nativas no garantizan el aislamiento de datos cuando se construyen mediante concatenación de cadenas. La evaluación experimental sobre un dataset de 1,500 lotes catastrales estructurados bajo el estándar ISO 19152 (LADM) comprobó que un atacante puede evadir límites zonales, reconstruir credenciales mediante canales laterales de error geométrico, inducir </w:t>
-      </w:r>
-      <w:proofErr w:type="spellStart"/>
-      <w:r>
-        <w:rPr>
-          <w:rFonts w:ascii="Book Antiqua" w:hAnsi="Book Antiqua"/>
-        </w:rPr>
-        <w:t>denegación</w:t>
-      </w:r>
-      <w:proofErr w:type="spellEnd"/>
-      <w:r>
-        <w:rPr>
-          <w:rFonts w:ascii="Book Antiqua" w:hAnsi="Book Antiqua"/>
-        </w:rPr>
-        <w:t xml:space="preserve"> de </w:t>
-      </w:r>
-      <w:proofErr w:type="spellStart"/>
-      <w:r>
-        <w:rPr>
-          <w:rFonts w:ascii="Book Antiqua" w:hAnsi="Book Antiqua"/>
-        </w:rPr>
-        <w:t>servicio</w:t>
-      </w:r>
-      <w:proofErr w:type="spellEnd"/>
-      <w:r>
-        <w:rPr>
-          <w:rFonts w:ascii="Book Antiqua" w:hAnsi="Book Antiqua"/>
-        </w:rPr>
-        <w:t xml:space="preserve"> </w:t>
-      </w:r>
-      <w:proofErr w:type="spellStart"/>
-      <w:r>
-        <w:rPr>
-          <w:rFonts w:ascii="Book Antiqua" w:hAnsi="Book Antiqua"/>
-        </w:rPr>
-        <w:t>por</w:t>
-      </w:r>
-      <w:proofErr w:type="spellEnd"/>
-      <w:r>
-        <w:rPr>
-          <w:rFonts w:ascii="Book Antiqua" w:hAnsi="Book Antiqua"/>
-        </w:rPr>
-        <w:t xml:space="preserve"> </w:t>
-      </w:r>
-      <w:proofErr w:type="spellStart"/>
-      <w:r>
-        <w:rPr>
-          <w:rFonts w:ascii="Book Antiqua" w:hAnsi="Book Antiqua"/>
-        </w:rPr>
-        <w:t>sobrecarga</w:t>
-      </w:r>
-      <w:proofErr w:type="spellEnd"/>
-      <w:r>
-        <w:rPr>
-          <w:rFonts w:ascii="Book Antiqua" w:hAnsi="Book Antiqua"/>
-        </w:rPr>
-        <w:t xml:space="preserve"> </w:t>
-      </w:r>
-      <w:proofErr w:type="spellStart"/>
-      <w:r>
-        <w:rPr>
-          <w:rFonts w:ascii="Book Antiqua" w:hAnsi="Book Antiqua"/>
-        </w:rPr>
-        <w:t>algorítmica</w:t>
-      </w:r>
-      <w:proofErr w:type="spellEnd"/>
-      <w:r>
-        <w:rPr>
-          <w:rFonts w:ascii="Book Antiqua" w:hAnsi="Book Antiqua"/>
-        </w:rPr>
-        <w:t xml:space="preserve"> </w:t>
-      </w:r>
-      <w:proofErr w:type="spellStart"/>
-      <w:r>
-        <w:rPr>
-          <w:rFonts w:ascii="Book Antiqua" w:hAnsi="Book Antiqua"/>
-        </w:rPr>
-        <w:t>cuadrática</w:t>
-      </w:r>
-      <w:proofErr w:type="spellEnd"/>
-      <w:r>
-        <w:rPr>
-          <w:rFonts w:ascii="Book Antiqua" w:hAnsi="Book Antiqua"/>
-        </w:rPr>
-        <w:t xml:space="preserve">, alterar fichas prediales tributarias y ejecutar borrados cartográficos masivos. Frente a ello, la arquitectura de defensa en profundidad basada en GeoAlchemy2, tipado rígido con Pydantic y validación topológica previa en memoria con Shapely mitigó con éxito el 100% de los escenarios de explotación evaluados. </w:t>
-      </w:r>
-      <w:r>
-        <w:rPr>
-          <w:rFonts w:ascii="Book Antiqua" w:hAnsi="Book Antiqua"/>
-        </w:rPr>
-        <w:t xml:space="preserve">La </w:t>
-      </w:r>
-      <w:proofErr w:type="spellStart"/>
-      <w:r>
-        <w:rPr>
-          <w:rFonts w:ascii="Book Antiqua" w:hAnsi="Book Antiqua"/>
-        </w:rPr>
-        <w:t>prueba</w:t>
-      </w:r>
-      <w:proofErr w:type="spellEnd"/>
-      <w:r>
-        <w:rPr>
-          <w:rFonts w:ascii="Book Antiqua" w:hAnsi="Book Antiqua"/>
-        </w:rPr>
-        <w:t xml:space="preserve"> de </w:t>
-      </w:r>
-      <w:proofErr w:type="spellStart"/>
-      <w:r>
-        <w:rPr>
-          <w:rFonts w:ascii="Book Antiqua" w:hAnsi="Book Antiqua"/>
-        </w:rPr>
-        <w:t>transacción</w:t>
-      </w:r>
-      <w:proofErr w:type="spellEnd"/>
-      <w:r>
-        <w:rPr>
-          <w:rFonts w:ascii="Book Antiqua" w:hAnsi="Book Antiqua"/>
-        </w:rPr>
-        <w:t xml:space="preserve"> </w:t>
-      </w:r>
-      <w:proofErr w:type="spellStart"/>
-      <w:r>
-        <w:rPr>
-          <w:rFonts w:ascii="Book Antiqua" w:hAnsi="Book Antiqua"/>
-        </w:rPr>
-        <w:t>demostró</w:t>
-      </w:r>
-      <w:proofErr w:type="spellEnd"/>
-      <w:r>
-        <w:rPr>
-          <w:rFonts w:ascii="Book Antiqua" w:hAnsi="Book Antiqua"/>
-        </w:rPr>
-        <w:t xml:space="preserve"> que </w:t>
-      </w:r>
-      <w:proofErr w:type="spellStart"/>
-      <w:r>
-        <w:rPr>
-          <w:rFonts w:ascii="Book Antiqua" w:hAnsi="Book Antiqua"/>
-        </w:rPr>
-        <w:t>este</w:t>
-      </w:r>
-      <w:proofErr w:type="spellEnd"/>
-      <w:r>
-        <w:rPr>
-          <w:rFonts w:ascii="Book Antiqua" w:hAnsi="Book Antiqua"/>
-        </w:rPr>
-        <w:t xml:space="preserve"> </w:t>
-      </w:r>
-      <w:proofErr w:type="spellStart"/>
-      <w:r>
-        <w:rPr>
-          <w:rFonts w:ascii="Book Antiqua" w:hAnsi="Book Antiqua"/>
-        </w:rPr>
-        <w:t>esquema</w:t>
-      </w:r>
-      <w:proofErr w:type="spellEnd"/>
-      <w:r>
-        <w:rPr>
-          <w:rFonts w:ascii="Book Antiqua" w:hAnsi="Book Antiqua"/>
-        </w:rPr>
-        <w:t xml:space="preserve"> introduce un sobrecosto medio de latencia de 2.63 ms (+15.24%), mejorando simultáneamente la estabilidad en el percentil 99 en un 12.59% gracias a la reutilización de planes de ejecución preparados en PostgreSQL. En conclusión, la seguridad en infraestructuras catastrales exige abandonar el paradigma de sanitización escalar tradicional, adoptando controles sintácticos con conciencia espacial integrados desde el diseño arquitectónico de software.</w:t>
+      <w:r/>
+      <w:r>
+        <w:rPr>
+          <w:rFonts w:ascii="Book Antiqua" w:hAnsi="Book Antiqua"/>
+          <w:b w:val="0"/>
+          <w:i w:val="0"/>
+          <w:sz w:val="22"/>
+        </w:rPr>
+        <w:t>Este artículo formalizó y demostró empíricamente la viabilidad de seis vectores de inyección SQL espacial orientados a la tríada CIA (Confidencialidad, Integridad y Disponibilidad) en sistemas de información catastral basados en PostGIS, evidenciando que las funciones topológicas nativas no garantizan el aislamiento de datos cuando se construyen mediante concatenación de cadenas. La evaluación experimental sobre un dataset de 1,500 lotes catastrales estructurados bajo el estándar ISO 19152 (LADM) comprobó que un atacante puede evadir límites zonales, reconstruir credenciales mediante canales laterales de error geométrico, inducir denegación de servicio por sobrecarga algorítmica cuadrática, alterar fichas prediales tributarias y ejecutar borrados cartográficos masivos. Frente a ello, la arquitectura de defensa en profundidad basada en compilación tipada mediante ORM (GeoAlchemy2), tipado rígido con Pydantic y validación topológica previa en memoria con Shapely mitigó con éxito el 100% de los escenarios de explotación evaluados. El benchmarking transaccional demostró que este esquema introduce un sobrecosto medio de latencia de 2.63 ms (+15.24%), mejorando simultáneamente la estabilidad en el percentil 99 en un 12.59% gracias a la reutilización de planes de ejecución preparados en PostgreSQL. En conclusión, la seguridad en infraestructuras catastrales exige abandonar el paradigma de sanitización escalar tradicional, adoptando parametrización en el ORM y controles sintácticos con conciencia espacial integrados desde el diseño arquitectónico de software.</w:t>
       </w:r>
     </w:p>
     <w:p>

--- a/Articulo_Cientifico_IMJETA_Final.docx
+++ b/Articulo_Cientifico_IMJETA_Final.docx
@@ -1264,437 +1264,389 @@
           <w:rFonts w:ascii="Book Antiqua" w:hAnsi="Book Antiqua"/>
           <w:color w:val="000000"/>
         </w:rPr>
-        <w:t xml:space="preserve">Sin embargo, la exposición de estos servicios mediante APIs REST introduce vectores de ataque cuando las consultas se construyen mediante concatenación de cadenas dentro de funciones espaciales. Si bien la inyección SQL clásica ha sido ampliamente documentada (Clarke, 2012; Halfond et al., 2006), la manipulación de </w:t>
-      </w:r>
-      <w:proofErr w:type="spellStart"/>
-      <w:r>
-        <w:rPr>
-          <w:rFonts w:ascii="Book Antiqua" w:hAnsi="Book Antiqua"/>
-          <w:color w:val="000000"/>
-        </w:rPr>
-        <w:t>operadores</w:t>
-      </w:r>
-      <w:proofErr w:type="spellEnd"/>
-      <w:r>
-        <w:rPr>
-          <w:rFonts w:ascii="Book Antiqua" w:hAnsi="Book Antiqua"/>
-          <w:color w:val="000000"/>
-        </w:rPr>
-        <w:t xml:space="preserve"> </w:t>
-      </w:r>
-      <w:proofErr w:type="spellStart"/>
-      <w:r>
-        <w:rPr>
-          <w:rFonts w:ascii="Book Antiqua" w:hAnsi="Book Antiqua"/>
-          <w:color w:val="000000"/>
-        </w:rPr>
-        <w:t>geométricos</w:t>
-      </w:r>
-      <w:proofErr w:type="spellEnd"/>
-      <w:r>
-        <w:rPr>
-          <w:rFonts w:ascii="Book Antiqua" w:hAnsi="Book Antiqua"/>
-          <w:color w:val="000000"/>
-        </w:rPr>
-        <w:t xml:space="preserve"> de </w:t>
-      </w:r>
-      <w:proofErr w:type="spellStart"/>
-      <w:r>
-        <w:rPr>
-          <w:rFonts w:ascii="Book Antiqua" w:hAnsi="Book Antiqua"/>
-          <w:color w:val="000000"/>
-        </w:rPr>
-        <w:t>PostGIS</w:t>
-      </w:r>
-      <w:proofErr w:type="spellEnd"/>
-      <w:r>
-        <w:rPr>
-          <w:rFonts w:ascii="Book Antiqua" w:hAnsi="Book Antiqua"/>
-          <w:color w:val="000000"/>
-        </w:rPr>
-        <w:t xml:space="preserve"> —</w:t>
-      </w:r>
-      <w:proofErr w:type="spellStart"/>
-      <w:r>
-        <w:rPr>
-          <w:rFonts w:ascii="Book Antiqua" w:hAnsi="Book Antiqua"/>
-          <w:color w:val="000000"/>
-        </w:rPr>
-        <w:t>como</w:t>
-      </w:r>
-      <w:proofErr w:type="spellEnd"/>
-      <w:r>
-        <w:rPr>
-          <w:rFonts w:ascii="Book Antiqua" w:hAnsi="Book Antiqua"/>
-          <w:color w:val="000000"/>
-        </w:rPr>
-        <w:t xml:space="preserve"> </w:t>
-      </w:r>
-      <w:proofErr w:type="spellStart"/>
-      <w:r>
-        <w:rPr>
-          <w:rFonts w:ascii="Book Antiqua" w:hAnsi="Book Antiqua"/>
-          <w:color w:val="000000"/>
-        </w:rPr>
-        <w:t>ST_DWithin</w:t>
-      </w:r>
-      <w:proofErr w:type="spellEnd"/>
-      <w:r>
-        <w:rPr>
-          <w:rFonts w:ascii="Book Antiqua" w:hAnsi="Book Antiqua"/>
-          <w:color w:val="000000"/>
-        </w:rPr>
-        <w:t xml:space="preserve">, </w:t>
-      </w:r>
-      <w:proofErr w:type="spellStart"/>
-      <w:r>
-        <w:rPr>
-          <w:rFonts w:ascii="Book Antiqua" w:hAnsi="Book Antiqua"/>
-          <w:color w:val="000000"/>
-        </w:rPr>
-        <w:t>ST_Intersects</w:t>
-      </w:r>
-      <w:proofErr w:type="spellEnd"/>
-      <w:r>
-        <w:rPr>
-          <w:rFonts w:ascii="Book Antiqua" w:hAnsi="Book Antiqua"/>
-          <w:color w:val="000000"/>
-        </w:rPr>
-        <w:t xml:space="preserve"> o </w:t>
-      </w:r>
-      <w:proofErr w:type="spellStart"/>
-      <w:r>
-        <w:rPr>
-          <w:rFonts w:ascii="Book Antiqua" w:hAnsi="Book Antiqua"/>
-          <w:color w:val="000000"/>
-        </w:rPr>
-        <w:t>ST_Buffer</w:t>
-      </w:r>
-      <w:proofErr w:type="spellEnd"/>
-      <w:r>
-        <w:rPr>
-          <w:rFonts w:ascii="Book Antiqua" w:hAnsi="Book Antiqua"/>
-          <w:color w:val="000000"/>
-        </w:rPr>
-        <w:t xml:space="preserve">— </w:t>
-      </w:r>
-      <w:proofErr w:type="spellStart"/>
-      <w:r>
-        <w:rPr>
-          <w:rFonts w:ascii="Book Antiqua" w:hAnsi="Book Antiqua"/>
-          <w:color w:val="000000"/>
-        </w:rPr>
-        <w:t>presenta</w:t>
-      </w:r>
-      <w:proofErr w:type="spellEnd"/>
-      <w:r>
-        <w:rPr>
-          <w:rFonts w:ascii="Book Antiqua" w:hAnsi="Book Antiqua"/>
-          <w:color w:val="000000"/>
-        </w:rPr>
-        <w:t xml:space="preserve"> </w:t>
-      </w:r>
-      <w:proofErr w:type="spellStart"/>
-      <w:r>
-        <w:rPr>
-          <w:rFonts w:ascii="Book Antiqua" w:hAnsi="Book Antiqua"/>
-          <w:color w:val="000000"/>
-        </w:rPr>
-        <w:t>características</w:t>
-      </w:r>
-      <w:proofErr w:type="spellEnd"/>
-      <w:r>
-        <w:rPr>
-          <w:rFonts w:ascii="Book Antiqua" w:hAnsi="Book Antiqua"/>
-          <w:color w:val="000000"/>
-        </w:rPr>
-        <w:t xml:space="preserve"> poco </w:t>
-      </w:r>
-      <w:proofErr w:type="spellStart"/>
-      <w:r>
-        <w:rPr>
-          <w:rFonts w:ascii="Book Antiqua" w:hAnsi="Book Antiqua"/>
-          <w:color w:val="000000"/>
-        </w:rPr>
-        <w:t>estudiadas</w:t>
-      </w:r>
-      <w:proofErr w:type="spellEnd"/>
-      <w:r>
-        <w:rPr>
-          <w:rFonts w:ascii="Book Antiqua" w:hAnsi="Book Antiqua"/>
-          <w:color w:val="000000"/>
-        </w:rPr>
-        <w:t xml:space="preserve">: </w:t>
-      </w:r>
-      <w:proofErr w:type="spellStart"/>
-      <w:r>
-        <w:rPr>
-          <w:rFonts w:ascii="Book Antiqua" w:hAnsi="Book Antiqua"/>
-          <w:color w:val="000000"/>
-        </w:rPr>
-        <w:t>una</w:t>
-      </w:r>
-      <w:proofErr w:type="spellEnd"/>
-      <w:r>
-        <w:rPr>
-          <w:rFonts w:ascii="Book Antiqua" w:hAnsi="Book Antiqua"/>
-          <w:color w:val="000000"/>
-        </w:rPr>
-        <w:t xml:space="preserve"> entrada no </w:t>
-      </w:r>
-      <w:proofErr w:type="spellStart"/>
-      <w:r>
-        <w:rPr>
-          <w:rFonts w:ascii="Book Antiqua" w:hAnsi="Book Antiqua"/>
-          <w:color w:val="000000"/>
-        </w:rPr>
-        <w:t>saneada</w:t>
-      </w:r>
-      <w:proofErr w:type="spellEnd"/>
-      <w:r>
-        <w:rPr>
-          <w:rFonts w:ascii="Book Antiqua" w:hAnsi="Book Antiqua"/>
-          <w:color w:val="000000"/>
-        </w:rPr>
-        <w:t xml:space="preserve"> no solo </w:t>
-      </w:r>
-      <w:proofErr w:type="spellStart"/>
-      <w:r>
-        <w:rPr>
-          <w:rFonts w:ascii="Book Antiqua" w:hAnsi="Book Antiqua"/>
-          <w:color w:val="000000"/>
-        </w:rPr>
-        <w:t>permite</w:t>
-      </w:r>
-      <w:proofErr w:type="spellEnd"/>
-      <w:r>
-        <w:rPr>
-          <w:rFonts w:ascii="Book Antiqua" w:hAnsi="Book Antiqua"/>
-          <w:color w:val="000000"/>
-        </w:rPr>
-        <w:t xml:space="preserve"> eludir filtros relacionales o exfiltrar </w:t>
-      </w:r>
-      <w:proofErr w:type="spellStart"/>
-      <w:r>
-        <w:rPr>
-          <w:rFonts w:ascii="Book Antiqua" w:hAnsi="Book Antiqua"/>
-          <w:color w:val="000000"/>
-        </w:rPr>
-        <w:t>datos</w:t>
-      </w:r>
-      <w:proofErr w:type="spellEnd"/>
-      <w:r>
-        <w:rPr>
-          <w:rFonts w:ascii="Book Antiqua" w:hAnsi="Book Antiqua"/>
-          <w:color w:val="000000"/>
-        </w:rPr>
-        <w:t xml:space="preserve">, </w:t>
-      </w:r>
-      <w:proofErr w:type="spellStart"/>
-      <w:r>
-        <w:rPr>
-          <w:rFonts w:ascii="Book Antiqua" w:hAnsi="Book Antiqua"/>
-          <w:color w:val="000000"/>
-        </w:rPr>
-        <w:t>sino</w:t>
-      </w:r>
-      <w:proofErr w:type="spellEnd"/>
-      <w:r>
-        <w:rPr>
-          <w:rFonts w:ascii="Book Antiqua" w:hAnsi="Book Antiqua"/>
-          <w:color w:val="000000"/>
-        </w:rPr>
-        <w:t xml:space="preserve"> </w:t>
-      </w:r>
-      <w:proofErr w:type="spellStart"/>
-      <w:r>
-        <w:rPr>
-          <w:rFonts w:ascii="Book Antiqua" w:hAnsi="Book Antiqua"/>
-          <w:color w:val="000000"/>
-        </w:rPr>
-        <w:t>también</w:t>
-      </w:r>
-      <w:proofErr w:type="spellEnd"/>
-      <w:r>
-        <w:rPr>
-          <w:rFonts w:ascii="Book Antiqua" w:hAnsi="Book Antiqua"/>
-          <w:color w:val="000000"/>
-        </w:rPr>
-        <w:t xml:space="preserve"> </w:t>
-      </w:r>
-      <w:proofErr w:type="spellStart"/>
-      <w:r>
-        <w:rPr>
-          <w:rFonts w:ascii="Book Antiqua" w:hAnsi="Book Antiqua"/>
-          <w:color w:val="000000"/>
-        </w:rPr>
-        <w:t>desencadenar</w:t>
-      </w:r>
-      <w:proofErr w:type="spellEnd"/>
-      <w:r>
-        <w:rPr>
-          <w:rFonts w:ascii="Book Antiqua" w:hAnsi="Book Antiqua"/>
-          <w:color w:val="000000"/>
-        </w:rPr>
-        <w:t xml:space="preserve"> </w:t>
-      </w:r>
-      <w:proofErr w:type="spellStart"/>
-      <w:r>
-        <w:rPr>
-          <w:rFonts w:ascii="Book Antiqua" w:hAnsi="Book Antiqua"/>
-          <w:color w:val="000000"/>
-        </w:rPr>
-        <w:t>estados</w:t>
-      </w:r>
-      <w:proofErr w:type="spellEnd"/>
-      <w:r>
-        <w:rPr>
-          <w:rFonts w:ascii="Book Antiqua" w:hAnsi="Book Antiqua"/>
-          <w:color w:val="000000"/>
-        </w:rPr>
-        <w:t xml:space="preserve"> de </w:t>
-      </w:r>
-      <w:proofErr w:type="spellStart"/>
-      <w:r>
-        <w:rPr>
-          <w:rFonts w:ascii="Book Antiqua" w:hAnsi="Book Antiqua"/>
-          <w:color w:val="000000"/>
-        </w:rPr>
-        <w:t>denegación</w:t>
-      </w:r>
-      <w:proofErr w:type="spellEnd"/>
-      <w:r>
-        <w:rPr>
-          <w:rFonts w:ascii="Book Antiqua" w:hAnsi="Book Antiqua"/>
-          <w:color w:val="000000"/>
-        </w:rPr>
-        <w:t xml:space="preserve"> de </w:t>
-      </w:r>
-      <w:proofErr w:type="spellStart"/>
-      <w:r>
-        <w:rPr>
-          <w:rFonts w:ascii="Book Antiqua" w:hAnsi="Book Antiqua"/>
-          <w:color w:val="000000"/>
-        </w:rPr>
-        <w:t>servicio</w:t>
-      </w:r>
-      <w:proofErr w:type="spellEnd"/>
-      <w:r>
-        <w:rPr>
-          <w:rFonts w:ascii="Book Antiqua" w:hAnsi="Book Antiqua"/>
-          <w:color w:val="000000"/>
-        </w:rPr>
-        <w:t xml:space="preserve"> </w:t>
-      </w:r>
-      <w:proofErr w:type="spellStart"/>
-      <w:r>
-        <w:rPr>
-          <w:rFonts w:ascii="Book Antiqua" w:hAnsi="Book Antiqua"/>
-          <w:color w:val="000000"/>
-        </w:rPr>
-        <w:t>mediante</w:t>
-      </w:r>
-      <w:proofErr w:type="spellEnd"/>
-      <w:r>
-        <w:rPr>
-          <w:rFonts w:ascii="Book Antiqua" w:hAnsi="Book Antiqua"/>
-          <w:color w:val="000000"/>
-        </w:rPr>
-        <w:t xml:space="preserve"> </w:t>
-      </w:r>
-      <w:proofErr w:type="spellStart"/>
-      <w:r>
-        <w:rPr>
-          <w:rFonts w:ascii="Book Antiqua" w:hAnsi="Book Antiqua"/>
-          <w:color w:val="000000"/>
-        </w:rPr>
-        <w:t>cálculos</w:t>
-      </w:r>
-      <w:proofErr w:type="spellEnd"/>
-      <w:r>
-        <w:rPr>
-          <w:rFonts w:ascii="Book Antiqua" w:hAnsi="Book Antiqua"/>
-          <w:color w:val="000000"/>
-        </w:rPr>
-        <w:t xml:space="preserve"> </w:t>
-      </w:r>
-      <w:proofErr w:type="spellStart"/>
-      <w:r>
-        <w:rPr>
-          <w:rFonts w:ascii="Book Antiqua" w:hAnsi="Book Antiqua"/>
-          <w:color w:val="000000"/>
-        </w:rPr>
-        <w:t>topológicos</w:t>
-      </w:r>
-      <w:proofErr w:type="spellEnd"/>
-      <w:r>
-        <w:rPr>
-          <w:rFonts w:ascii="Book Antiqua" w:hAnsi="Book Antiqua"/>
-          <w:color w:val="000000"/>
-        </w:rPr>
-        <w:t xml:space="preserve"> </w:t>
-      </w:r>
-      <w:r>
-        <w:rPr>
-          <w:rFonts w:ascii="Book Antiqua" w:hAnsi="Book Antiqua"/>
-          <w:color w:val="000000"/>
-        </w:rPr>
-        <w:t>con</w:t>
-      </w:r>
-      <w:r>
-        <w:rPr>
-          <w:rFonts w:ascii="Book Antiqua" w:hAnsi="Book Antiqua"/>
-          <w:color w:val="000000"/>
-        </w:rPr>
-        <w:t xml:space="preserve"> </w:t>
-      </w:r>
-      <w:proofErr w:type="spellStart"/>
-      <w:r>
-        <w:rPr>
-          <w:rFonts w:ascii="Book Antiqua" w:hAnsi="Book Antiqua"/>
-          <w:color w:val="000000"/>
-        </w:rPr>
-        <w:t>alta</w:t>
-      </w:r>
-      <w:proofErr w:type="spellEnd"/>
-      <w:r>
-        <w:rPr>
-          <w:rFonts w:ascii="Book Antiqua" w:hAnsi="Book Antiqua"/>
-          <w:color w:val="000000"/>
-        </w:rPr>
-        <w:t xml:space="preserve"> </w:t>
-      </w:r>
-      <w:proofErr w:type="spellStart"/>
-      <w:r>
-        <w:rPr>
-          <w:rFonts w:ascii="Book Antiqua" w:hAnsi="Book Antiqua"/>
-          <w:color w:val="000000"/>
-        </w:rPr>
-        <w:t>complejidad</w:t>
-      </w:r>
-      <w:proofErr w:type="spellEnd"/>
-      <w:r>
-        <w:rPr>
-          <w:rFonts w:ascii="Book Antiqua" w:hAnsi="Book Antiqua"/>
-          <w:color w:val="000000"/>
-        </w:rPr>
-        <w:t xml:space="preserve"> </w:t>
-      </w:r>
-      <w:proofErr w:type="spellStart"/>
-      <w:r>
-        <w:rPr>
-          <w:rFonts w:ascii="Book Antiqua" w:hAnsi="Book Antiqua"/>
-          <w:color w:val="000000"/>
-        </w:rPr>
-        <w:t>algorítmica</w:t>
-      </w:r>
-      <w:proofErr w:type="spellEnd"/>
-      <w:r>
-        <w:rPr>
-          <w:rFonts w:ascii="Book Antiqua" w:hAnsi="Book Antiqua"/>
-          <w:color w:val="000000"/>
-        </w:rPr>
-        <w:t>.</w:t>
+      </w:r>
+      <w:proofErr w:type="spellStart"/>
+      <w:r>
+        <w:rPr>
+          <w:rFonts w:ascii="Book Antiqua" w:hAnsi="Book Antiqua"/>
+          <w:color w:val="000000"/>
+        </w:rPr>
+      </w:r>
+      <w:proofErr w:type="spellEnd"/>
+      <w:r>
+        <w:rPr>
+          <w:rFonts w:ascii="Book Antiqua" w:hAnsi="Book Antiqua"/>
+          <w:color w:val="000000"/>
+        </w:rPr>
+      </w:r>
+      <w:proofErr w:type="spellStart"/>
+      <w:r>
+        <w:rPr>
+          <w:rFonts w:ascii="Book Antiqua" w:hAnsi="Book Antiqua"/>
+          <w:color w:val="000000"/>
+        </w:rPr>
+      </w:r>
+      <w:proofErr w:type="spellEnd"/>
+      <w:r>
+        <w:rPr>
+          <w:rFonts w:ascii="Book Antiqua" w:hAnsi="Book Antiqua"/>
+          <w:color w:val="000000"/>
+        </w:rPr>
+      </w:r>
+      <w:proofErr w:type="spellStart"/>
+      <w:r>
+        <w:rPr>
+          <w:rFonts w:ascii="Book Antiqua" w:hAnsi="Book Antiqua"/>
+          <w:color w:val="000000"/>
+        </w:rPr>
+      </w:r>
+      <w:proofErr w:type="spellEnd"/>
+      <w:r>
+        <w:rPr>
+          <w:rFonts w:ascii="Book Antiqua" w:hAnsi="Book Antiqua"/>
+          <w:color w:val="000000"/>
+        </w:rPr>
+      </w:r>
+      <w:proofErr w:type="spellStart"/>
+      <w:r>
+        <w:rPr>
+          <w:rFonts w:ascii="Book Antiqua" w:hAnsi="Book Antiqua"/>
+          <w:color w:val="000000"/>
+        </w:rPr>
+      </w:r>
+      <w:proofErr w:type="spellEnd"/>
+      <w:r>
+        <w:rPr>
+          <w:rFonts w:ascii="Book Antiqua" w:hAnsi="Book Antiqua"/>
+          <w:color w:val="000000"/>
+        </w:rPr>
+      </w:r>
+      <w:proofErr w:type="spellStart"/>
+      <w:r>
+        <w:rPr>
+          <w:rFonts w:ascii="Book Antiqua" w:hAnsi="Book Antiqua"/>
+          <w:color w:val="000000"/>
+        </w:rPr>
+      </w:r>
+      <w:proofErr w:type="spellEnd"/>
+      <w:r>
+        <w:rPr>
+          <w:rFonts w:ascii="Book Antiqua" w:hAnsi="Book Antiqua"/>
+          <w:color w:val="000000"/>
+        </w:rPr>
+      </w:r>
+      <w:proofErr w:type="spellStart"/>
+      <w:r>
+        <w:rPr>
+          <w:rFonts w:ascii="Book Antiqua" w:hAnsi="Book Antiqua"/>
+          <w:color w:val="000000"/>
+        </w:rPr>
+      </w:r>
+      <w:proofErr w:type="spellEnd"/>
+      <w:r>
+        <w:rPr>
+          <w:rFonts w:ascii="Book Antiqua" w:hAnsi="Book Antiqua"/>
+          <w:color w:val="000000"/>
+        </w:rPr>
+      </w:r>
+      <w:proofErr w:type="spellStart"/>
+      <w:r>
+        <w:rPr>
+          <w:rFonts w:ascii="Book Antiqua" w:hAnsi="Book Antiqua"/>
+          <w:color w:val="000000"/>
+        </w:rPr>
+      </w:r>
+      <w:proofErr w:type="spellEnd"/>
+      <w:r>
+        <w:rPr>
+          <w:rFonts w:ascii="Book Antiqua" w:hAnsi="Book Antiqua"/>
+          <w:color w:val="000000"/>
+        </w:rPr>
+      </w:r>
+      <w:proofErr w:type="spellStart"/>
+      <w:r>
+        <w:rPr>
+          <w:rFonts w:ascii="Book Antiqua" w:hAnsi="Book Antiqua"/>
+          <w:color w:val="000000"/>
+        </w:rPr>
+      </w:r>
+      <w:proofErr w:type="spellEnd"/>
+      <w:r>
+        <w:rPr>
+          <w:rFonts w:ascii="Book Antiqua" w:hAnsi="Book Antiqua"/>
+          <w:color w:val="000000"/>
+        </w:rPr>
+      </w:r>
+      <w:proofErr w:type="spellStart"/>
+      <w:r>
+        <w:rPr>
+          <w:rFonts w:ascii="Book Antiqua" w:hAnsi="Book Antiqua"/>
+          <w:color w:val="000000"/>
+        </w:rPr>
+      </w:r>
+      <w:proofErr w:type="spellEnd"/>
+      <w:r>
+        <w:rPr>
+          <w:rFonts w:ascii="Book Antiqua" w:hAnsi="Book Antiqua"/>
+          <w:color w:val="000000"/>
+        </w:rPr>
+      </w:r>
+      <w:proofErr w:type="spellStart"/>
+      <w:r>
+        <w:rPr>
+          <w:rFonts w:ascii="Book Antiqua" w:hAnsi="Book Antiqua"/>
+          <w:color w:val="000000"/>
+        </w:rPr>
+      </w:r>
+      <w:proofErr w:type="spellEnd"/>
+      <w:r>
+        <w:rPr>
+          <w:rFonts w:ascii="Book Antiqua" w:hAnsi="Book Antiqua"/>
+          <w:color w:val="000000"/>
+        </w:rPr>
+      </w:r>
+      <w:proofErr w:type="spellStart"/>
+      <w:r>
+        <w:rPr>
+          <w:rFonts w:ascii="Book Antiqua" w:hAnsi="Book Antiqua"/>
+          <w:color w:val="000000"/>
+        </w:rPr>
+      </w:r>
+      <w:proofErr w:type="spellEnd"/>
+      <w:r>
+        <w:rPr>
+          <w:rFonts w:ascii="Book Antiqua" w:hAnsi="Book Antiqua"/>
+          <w:color w:val="000000"/>
+        </w:rPr>
+      </w:r>
+      <w:proofErr w:type="spellStart"/>
+      <w:r>
+        <w:rPr>
+          <w:rFonts w:ascii="Book Antiqua" w:hAnsi="Book Antiqua"/>
+          <w:color w:val="000000"/>
+        </w:rPr>
+      </w:r>
+      <w:proofErr w:type="spellEnd"/>
+      <w:r>
+        <w:rPr>
+          <w:rFonts w:ascii="Book Antiqua" w:hAnsi="Book Antiqua"/>
+          <w:color w:val="000000"/>
+        </w:rPr>
+      </w:r>
+      <w:proofErr w:type="spellStart"/>
+      <w:r>
+        <w:rPr>
+          <w:rFonts w:ascii="Book Antiqua" w:hAnsi="Book Antiqua"/>
+          <w:color w:val="000000"/>
+        </w:rPr>
+      </w:r>
+      <w:proofErr w:type="spellEnd"/>
+      <w:r>
+        <w:rPr>
+          <w:rFonts w:ascii="Book Antiqua" w:hAnsi="Book Antiqua"/>
+          <w:color w:val="000000"/>
+        </w:rPr>
+      </w:r>
+      <w:proofErr w:type="spellStart"/>
+      <w:r>
+        <w:rPr>
+          <w:rFonts w:ascii="Book Antiqua" w:hAnsi="Book Antiqua"/>
+          <w:color w:val="000000"/>
+        </w:rPr>
+      </w:r>
+      <w:proofErr w:type="spellEnd"/>
+      <w:r>
+        <w:rPr>
+          <w:rFonts w:ascii="Book Antiqua" w:hAnsi="Book Antiqua"/>
+          <w:color w:val="000000"/>
+        </w:rPr>
+      </w:r>
+      <w:proofErr w:type="spellStart"/>
+      <w:r>
+        <w:rPr>
+          <w:rFonts w:ascii="Book Antiqua" w:hAnsi="Book Antiqua"/>
+          <w:color w:val="000000"/>
+        </w:rPr>
+      </w:r>
+      <w:proofErr w:type="spellEnd"/>
+      <w:r>
+        <w:rPr>
+          <w:rFonts w:ascii="Book Antiqua" w:hAnsi="Book Antiqua"/>
+          <w:color w:val="000000"/>
+        </w:rPr>
+      </w:r>
+      <w:proofErr w:type="spellStart"/>
+      <w:r>
+        <w:rPr>
+          <w:rFonts w:ascii="Book Antiqua" w:hAnsi="Book Antiqua"/>
+          <w:color w:val="000000"/>
+        </w:rPr>
+      </w:r>
+      <w:proofErr w:type="spellEnd"/>
+      <w:r>
+        <w:rPr>
+          <w:rFonts w:ascii="Book Antiqua" w:hAnsi="Book Antiqua"/>
+          <w:color w:val="000000"/>
+        </w:rPr>
+      </w:r>
+      <w:proofErr w:type="spellStart"/>
+      <w:r>
+        <w:rPr>
+          <w:rFonts w:ascii="Book Antiqua" w:hAnsi="Book Antiqua"/>
+          <w:color w:val="000000"/>
+        </w:rPr>
+      </w:r>
+      <w:proofErr w:type="spellEnd"/>
+      <w:r>
+        <w:rPr>
+          <w:rFonts w:ascii="Book Antiqua" w:hAnsi="Book Antiqua"/>
+          <w:color w:val="000000"/>
+        </w:rPr>
+      </w:r>
+      <w:proofErr w:type="spellStart"/>
+      <w:r>
+        <w:rPr>
+          <w:rFonts w:ascii="Book Antiqua" w:hAnsi="Book Antiqua"/>
+          <w:color w:val="000000"/>
+        </w:rPr>
+      </w:r>
+      <w:proofErr w:type="spellEnd"/>
+      <w:r>
+        <w:rPr>
+          <w:rFonts w:ascii="Book Antiqua" w:hAnsi="Book Antiqua"/>
+          <w:color w:val="000000"/>
+        </w:rPr>
+      </w:r>
+      <w:proofErr w:type="spellStart"/>
+      <w:r>
+        <w:rPr>
+          <w:rFonts w:ascii="Book Antiqua" w:hAnsi="Book Antiqua"/>
+          <w:color w:val="000000"/>
+        </w:rPr>
+      </w:r>
+      <w:proofErr w:type="spellEnd"/>
+      <w:r>
+        <w:rPr>
+          <w:rFonts w:ascii="Book Antiqua" w:hAnsi="Book Antiqua"/>
+          <w:color w:val="000000"/>
+        </w:rPr>
+      </w:r>
+      <w:proofErr w:type="spellStart"/>
+      <w:r>
+        <w:rPr>
+          <w:rFonts w:ascii="Book Antiqua" w:hAnsi="Book Antiqua"/>
+          <w:color w:val="000000"/>
+        </w:rPr>
+      </w:r>
+      <w:proofErr w:type="spellEnd"/>
+      <w:r>
+        <w:rPr>
+          <w:rFonts w:ascii="Book Antiqua" w:hAnsi="Book Antiqua"/>
+          <w:color w:val="000000"/>
+        </w:rPr>
+      </w:r>
+      <w:proofErr w:type="spellStart"/>
+      <w:r>
+        <w:rPr>
+          <w:rFonts w:ascii="Book Antiqua" w:hAnsi="Book Antiqua"/>
+          <w:color w:val="000000"/>
+        </w:rPr>
+      </w:r>
+      <w:proofErr w:type="spellEnd"/>
+      <w:r>
+        <w:rPr>
+          <w:rFonts w:ascii="Book Antiqua" w:hAnsi="Book Antiqua"/>
+          <w:color w:val="000000"/>
+        </w:rPr>
+      </w:r>
+      <w:proofErr w:type="spellStart"/>
+      <w:r>
+        <w:rPr>
+          <w:rFonts w:ascii="Book Antiqua" w:hAnsi="Book Antiqua"/>
+          <w:color w:val="000000"/>
+        </w:rPr>
+      </w:r>
+      <w:proofErr w:type="spellEnd"/>
+      <w:r>
+        <w:rPr>
+          <w:rFonts w:ascii="Book Antiqua" w:hAnsi="Book Antiqua"/>
+          <w:color w:val="000000"/>
+        </w:rPr>
+      </w:r>
+      <w:proofErr w:type="spellStart"/>
+      <w:r>
+        <w:rPr>
+          <w:rFonts w:ascii="Book Antiqua" w:hAnsi="Book Antiqua"/>
+          <w:color w:val="000000"/>
+        </w:rPr>
+      </w:r>
+      <w:proofErr w:type="spellEnd"/>
+      <w:r>
+        <w:rPr>
+          <w:rFonts w:ascii="Book Antiqua" w:hAnsi="Book Antiqua"/>
+          <w:color w:val="000000"/>
+        </w:rPr>
+      </w:r>
+      <w:r>
+        <w:rPr>
+          <w:rFonts w:ascii="Book Antiqua" w:hAnsi="Book Antiqua"/>
+          <w:color w:val="000000"/>
+        </w:rPr>
+      </w:r>
+      <w:r>
+        <w:rPr>
+          <w:rFonts w:ascii="Book Antiqua" w:hAnsi="Book Antiqua"/>
+          <w:color w:val="000000"/>
+        </w:rPr>
+      </w:r>
+      <w:proofErr w:type="spellStart"/>
+      <w:r>
+        <w:rPr>
+          <w:rFonts w:ascii="Book Antiqua" w:hAnsi="Book Antiqua"/>
+          <w:color w:val="000000"/>
+        </w:rPr>
+      </w:r>
+      <w:proofErr w:type="spellEnd"/>
+      <w:r>
+        <w:rPr>
+          <w:rFonts w:ascii="Book Antiqua" w:hAnsi="Book Antiqua"/>
+          <w:color w:val="000000"/>
+        </w:rPr>
+      </w:r>
+      <w:proofErr w:type="spellStart"/>
+      <w:r>
+        <w:rPr>
+          <w:rFonts w:ascii="Book Antiqua" w:hAnsi="Book Antiqua"/>
+          <w:color w:val="000000"/>
+        </w:rPr>
+      </w:r>
+      <w:proofErr w:type="spellEnd"/>
+      <w:r>
+        <w:rPr>
+          <w:rFonts w:ascii="Book Antiqua" w:hAnsi="Book Antiqua"/>
+          <w:color w:val="000000"/>
+        </w:rPr>
+      </w:r>
+      <w:proofErr w:type="spellStart"/>
+      <w:r>
+        <w:rPr>
+          <w:rFonts w:ascii="Book Antiqua" w:hAnsi="Book Antiqua"/>
+          <w:color w:val="000000"/>
+        </w:rPr>
+      </w:r>
+      <w:proofErr w:type="spellEnd"/>
+      <w:r>
+        <w:rPr>
+          <w:rFonts w:ascii="Book Antiqua" w:hAnsi="Book Antiqua"/>
+          <w:color w:val="000000"/>
+        </w:rPr>
+      </w:r>
+      <w:r>
+        <w:rPr>
+          <w:rFonts w:ascii="Book Antiqua" w:hAnsi="Book Antiqua"/>
+          <w:sz w:val="22"/>
+        </w:rPr>
+        <w:t>Sin embargo, la exposición de estos servicios mediante APIs REST introduce vectores de ataque cuando las consultas se construyen mediante concatenación de cadenas dentro de funciones espaciales. Si bien la inyección SQL clásica ha sido ampliamente documentada (Clarke, 2012; Halfond et al., 2006; OWASP Foundation, 2021), la manipulación de operadores geométricos de PostGIS —como ST_DWithin, ST_Intersects o ST_Buffer— presenta particularidades poco atendidas: una entrada no saneada no solo permite eludir filtros relacionales o exfiltrar datos, sino también desencadenar estados de denegación de servicio mediante cálculos topológicos con alta complejidad algorítmica.</w:t>
       </w:r>
     </w:p>
     <w:p>
@@ -2714,510 +2666,453 @@
           <w:rFonts w:ascii="Book Antiqua" w:hAnsi="Book Antiqua"/>
           <w:color w:val="000000"/>
         </w:rPr>
-        <w:t xml:space="preserve">El </w:t>
-      </w:r>
-      <w:proofErr w:type="spellStart"/>
-      <w:r>
-        <w:rPr>
-          <w:rFonts w:ascii="Book Antiqua" w:hAnsi="Book Antiqua"/>
-          <w:color w:val="000000"/>
-        </w:rPr>
-        <w:t>estándar</w:t>
-      </w:r>
-      <w:proofErr w:type="spellEnd"/>
-      <w:r>
-        <w:rPr>
-          <w:rFonts w:ascii="Book Antiqua" w:hAnsi="Book Antiqua"/>
-          <w:color w:val="000000"/>
-        </w:rPr>
-        <w:t xml:space="preserve"> ISO 19152:2012, </w:t>
-      </w:r>
-      <w:proofErr w:type="spellStart"/>
-      <w:r>
-        <w:rPr>
-          <w:rFonts w:ascii="Book Antiqua" w:hAnsi="Book Antiqua"/>
-          <w:color w:val="000000"/>
-        </w:rPr>
-        <w:t>también</w:t>
-      </w:r>
-      <w:proofErr w:type="spellEnd"/>
-      <w:r>
-        <w:rPr>
-          <w:rFonts w:ascii="Book Antiqua" w:hAnsi="Book Antiqua"/>
-          <w:color w:val="000000"/>
-        </w:rPr>
-        <w:t xml:space="preserve"> </w:t>
-      </w:r>
-      <w:proofErr w:type="spellStart"/>
-      <w:r>
-        <w:rPr>
-          <w:rFonts w:ascii="Book Antiqua" w:hAnsi="Book Antiqua"/>
-          <w:color w:val="000000"/>
-        </w:rPr>
-        <w:t>denominado</w:t>
-      </w:r>
-      <w:proofErr w:type="spellEnd"/>
-      <w:r>
-        <w:rPr>
-          <w:rFonts w:ascii="Book Antiqua" w:hAnsi="Book Antiqua"/>
-          <w:color w:val="000000"/>
-        </w:rPr>
-        <w:t xml:space="preserve"> Land Administration Domain Model (LADM), es </w:t>
-      </w:r>
-      <w:proofErr w:type="spellStart"/>
-      <w:r>
-        <w:rPr>
-          <w:rFonts w:ascii="Book Antiqua" w:hAnsi="Book Antiqua"/>
-          <w:color w:val="000000"/>
-        </w:rPr>
-        <w:t>el</w:t>
-      </w:r>
-      <w:proofErr w:type="spellEnd"/>
-      <w:r>
-        <w:rPr>
-          <w:rFonts w:ascii="Book Antiqua" w:hAnsi="Book Antiqua"/>
-          <w:color w:val="000000"/>
-        </w:rPr>
-        <w:t xml:space="preserve"> que </w:t>
-      </w:r>
-      <w:proofErr w:type="spellStart"/>
-      <w:r>
-        <w:rPr>
-          <w:rFonts w:ascii="Book Antiqua" w:hAnsi="Book Antiqua"/>
-          <w:color w:val="000000"/>
-        </w:rPr>
-        <w:t>regula</w:t>
-      </w:r>
-      <w:proofErr w:type="spellEnd"/>
-      <w:r>
-        <w:rPr>
-          <w:rFonts w:ascii="Book Antiqua" w:hAnsi="Book Antiqua"/>
-          <w:color w:val="000000"/>
-        </w:rPr>
-        <w:t xml:space="preserve"> a </w:t>
-      </w:r>
-      <w:proofErr w:type="spellStart"/>
-      <w:r>
-        <w:rPr>
-          <w:rFonts w:ascii="Book Antiqua" w:hAnsi="Book Antiqua"/>
-          <w:color w:val="000000"/>
-        </w:rPr>
-        <w:t>nivel</w:t>
-      </w:r>
-      <w:proofErr w:type="spellEnd"/>
-      <w:r>
-        <w:rPr>
-          <w:rFonts w:ascii="Book Antiqua" w:hAnsi="Book Antiqua"/>
-          <w:color w:val="000000"/>
-        </w:rPr>
-        <w:t xml:space="preserve"> global la </w:t>
-      </w:r>
-      <w:proofErr w:type="spellStart"/>
-      <w:r>
-        <w:rPr>
-          <w:rFonts w:ascii="Book Antiqua" w:hAnsi="Book Antiqua"/>
-          <w:color w:val="000000"/>
-        </w:rPr>
-        <w:t>modelación</w:t>
-      </w:r>
-      <w:proofErr w:type="spellEnd"/>
-      <w:r>
-        <w:rPr>
-          <w:rFonts w:ascii="Book Antiqua" w:hAnsi="Book Antiqua"/>
-          <w:color w:val="000000"/>
-        </w:rPr>
-        <w:t xml:space="preserve"> </w:t>
-      </w:r>
-      <w:proofErr w:type="spellStart"/>
-      <w:r>
-        <w:rPr>
-          <w:rFonts w:ascii="Book Antiqua" w:hAnsi="Book Antiqua"/>
-          <w:color w:val="000000"/>
-        </w:rPr>
-        <w:t>técnica</w:t>
-      </w:r>
-      <w:proofErr w:type="spellEnd"/>
-      <w:r>
-        <w:rPr>
-          <w:rFonts w:ascii="Book Antiqua" w:hAnsi="Book Antiqua"/>
-          <w:color w:val="000000"/>
-        </w:rPr>
-        <w:t xml:space="preserve"> de </w:t>
-      </w:r>
-      <w:proofErr w:type="spellStart"/>
-      <w:r>
-        <w:rPr>
-          <w:rFonts w:ascii="Book Antiqua" w:hAnsi="Book Antiqua"/>
-          <w:color w:val="000000"/>
-        </w:rPr>
-        <w:t>los</w:t>
-      </w:r>
-      <w:proofErr w:type="spellEnd"/>
-      <w:r>
-        <w:rPr>
-          <w:rFonts w:ascii="Book Antiqua" w:hAnsi="Book Antiqua"/>
-          <w:color w:val="000000"/>
-        </w:rPr>
-        <w:t xml:space="preserve"> </w:t>
-      </w:r>
-      <w:proofErr w:type="spellStart"/>
-      <w:r>
-        <w:rPr>
-          <w:rFonts w:ascii="Book Antiqua" w:hAnsi="Book Antiqua"/>
-          <w:color w:val="000000"/>
-        </w:rPr>
-        <w:t>sistemas</w:t>
-      </w:r>
-      <w:proofErr w:type="spellEnd"/>
-      <w:r>
-        <w:rPr>
-          <w:rFonts w:ascii="Book Antiqua" w:hAnsi="Book Antiqua"/>
-          <w:color w:val="000000"/>
-        </w:rPr>
-        <w:t xml:space="preserve"> de </w:t>
-      </w:r>
-      <w:proofErr w:type="spellStart"/>
-      <w:r>
-        <w:rPr>
-          <w:rFonts w:ascii="Book Antiqua" w:hAnsi="Book Antiqua"/>
-          <w:color w:val="000000"/>
-        </w:rPr>
-        <w:t>información</w:t>
-      </w:r>
-      <w:proofErr w:type="spellEnd"/>
-      <w:r>
-        <w:rPr>
-          <w:rFonts w:ascii="Book Antiqua" w:hAnsi="Book Antiqua"/>
-          <w:color w:val="000000"/>
-        </w:rPr>
-        <w:t xml:space="preserve"> </w:t>
-      </w:r>
-      <w:proofErr w:type="spellStart"/>
-      <w:r>
-        <w:rPr>
-          <w:rFonts w:ascii="Book Antiqua" w:hAnsi="Book Antiqua"/>
-          <w:color w:val="000000"/>
-        </w:rPr>
-        <w:t>catastral</w:t>
-      </w:r>
-      <w:proofErr w:type="spellEnd"/>
-      <w:r>
-        <w:rPr>
-          <w:rFonts w:ascii="Book Antiqua" w:hAnsi="Book Antiqua"/>
-          <w:color w:val="000000"/>
-        </w:rPr>
-        <w:t>.</w:t>
-      </w:r>
-      <w:r>
-        <w:rPr>
-          <w:rFonts w:ascii="Book Antiqua" w:hAnsi="Book Antiqua"/>
-          <w:color w:val="000000"/>
-        </w:rPr>
-        <w:t xml:space="preserve"> </w:t>
-      </w:r>
-      <w:proofErr w:type="spellStart"/>
-      <w:r>
-        <w:rPr>
-          <w:rFonts w:ascii="Book Antiqua" w:hAnsi="Book Antiqua"/>
-          <w:color w:val="000000"/>
-        </w:rPr>
-        <w:t>Autores</w:t>
-      </w:r>
-      <w:proofErr w:type="spellEnd"/>
-      <w:r>
-        <w:rPr>
-          <w:rFonts w:ascii="Book Antiqua" w:hAnsi="Book Antiqua"/>
-          <w:color w:val="000000"/>
-        </w:rPr>
-        <w:t xml:space="preserve"> de </w:t>
-      </w:r>
-      <w:proofErr w:type="spellStart"/>
-      <w:r>
-        <w:rPr>
-          <w:rFonts w:ascii="Book Antiqua" w:hAnsi="Book Antiqua"/>
-          <w:color w:val="000000"/>
-        </w:rPr>
-        <w:t>referencia</w:t>
-      </w:r>
-      <w:proofErr w:type="spellEnd"/>
-      <w:r>
-        <w:rPr>
-          <w:rFonts w:ascii="Book Antiqua" w:hAnsi="Book Antiqua"/>
-          <w:color w:val="000000"/>
-        </w:rPr>
-        <w:t xml:space="preserve"> </w:t>
-      </w:r>
-      <w:proofErr w:type="spellStart"/>
-      <w:r>
-        <w:rPr>
-          <w:rFonts w:ascii="Book Antiqua" w:hAnsi="Book Antiqua"/>
-          <w:color w:val="000000"/>
-        </w:rPr>
-        <w:t>como</w:t>
-      </w:r>
-      <w:proofErr w:type="spellEnd"/>
-      <w:r>
-        <w:rPr>
-          <w:rFonts w:ascii="Book Antiqua" w:hAnsi="Book Antiqua"/>
-          <w:color w:val="000000"/>
-        </w:rPr>
-        <w:t xml:space="preserve"> </w:t>
-      </w:r>
-      <w:proofErr w:type="spellStart"/>
-      <w:r>
-        <w:rPr>
-          <w:rFonts w:ascii="Book Antiqua" w:hAnsi="Book Antiqua"/>
-          <w:color w:val="000000"/>
-        </w:rPr>
-        <w:t>Lemmen</w:t>
-      </w:r>
-      <w:proofErr w:type="spellEnd"/>
-      <w:r>
-        <w:rPr>
-          <w:rFonts w:ascii="Book Antiqua" w:hAnsi="Book Antiqua"/>
-          <w:color w:val="000000"/>
-        </w:rPr>
-        <w:t xml:space="preserve"> et al. (2015) y van Oosterom et al. (2006) </w:t>
-      </w:r>
-      <w:proofErr w:type="spellStart"/>
-      <w:r>
-        <w:rPr>
-          <w:rFonts w:ascii="Book Antiqua" w:hAnsi="Book Antiqua"/>
-          <w:color w:val="000000"/>
-        </w:rPr>
-        <w:t>formalizaron</w:t>
-      </w:r>
-      <w:proofErr w:type="spellEnd"/>
-      <w:r>
-        <w:rPr>
-          <w:rFonts w:ascii="Book Antiqua" w:hAnsi="Book Antiqua"/>
-          <w:color w:val="000000"/>
-        </w:rPr>
-        <w:t xml:space="preserve"> las </w:t>
-      </w:r>
-      <w:proofErr w:type="spellStart"/>
-      <w:r>
-        <w:rPr>
-          <w:rFonts w:ascii="Book Antiqua" w:hAnsi="Book Antiqua"/>
-          <w:color w:val="000000"/>
-        </w:rPr>
-        <w:t>clases</w:t>
-      </w:r>
-      <w:proofErr w:type="spellEnd"/>
-      <w:r>
-        <w:rPr>
-          <w:rFonts w:ascii="Book Antiqua" w:hAnsi="Book Antiqua"/>
-          <w:color w:val="000000"/>
-        </w:rPr>
-        <w:t xml:space="preserve"> </w:t>
-      </w:r>
-      <w:proofErr w:type="spellStart"/>
-      <w:r>
-        <w:rPr>
-          <w:rFonts w:ascii="Book Antiqua" w:hAnsi="Book Antiqua"/>
-          <w:color w:val="000000"/>
-        </w:rPr>
-        <w:t>fundamentales</w:t>
-      </w:r>
-      <w:proofErr w:type="spellEnd"/>
-      <w:r>
-        <w:rPr>
-          <w:rFonts w:ascii="Book Antiqua" w:hAnsi="Book Antiqua"/>
-          <w:color w:val="000000"/>
-        </w:rPr>
-        <w:t xml:space="preserve"> del </w:t>
-      </w:r>
-      <w:proofErr w:type="spellStart"/>
-      <w:r>
-        <w:rPr>
-          <w:rFonts w:ascii="Book Antiqua" w:hAnsi="Book Antiqua"/>
-          <w:color w:val="000000"/>
-        </w:rPr>
-        <w:t>catastro</w:t>
-      </w:r>
-      <w:proofErr w:type="spellEnd"/>
-      <w:r>
-        <w:rPr>
-          <w:rFonts w:ascii="Book Antiqua" w:hAnsi="Book Antiqua"/>
-          <w:color w:val="000000"/>
-        </w:rPr>
-        <w:t xml:space="preserve">, </w:t>
-      </w:r>
-      <w:proofErr w:type="spellStart"/>
-      <w:r>
-        <w:rPr>
-          <w:rFonts w:ascii="Book Antiqua" w:hAnsi="Book Antiqua"/>
-          <w:color w:val="000000"/>
-        </w:rPr>
-        <w:t>destacando</w:t>
-      </w:r>
-      <w:proofErr w:type="spellEnd"/>
-      <w:r>
-        <w:rPr>
-          <w:rFonts w:ascii="Book Antiqua" w:hAnsi="Book Antiqua"/>
-          <w:color w:val="000000"/>
-        </w:rPr>
-        <w:t xml:space="preserve"> </w:t>
-      </w:r>
-      <w:proofErr w:type="spellStart"/>
-      <w:r>
-        <w:rPr>
-          <w:rFonts w:ascii="Book Antiqua" w:hAnsi="Book Antiqua"/>
-          <w:color w:val="000000"/>
-        </w:rPr>
-        <w:t>LA_SpatialUnit</w:t>
-      </w:r>
-      <w:proofErr w:type="spellEnd"/>
-      <w:r>
-        <w:rPr>
-          <w:rFonts w:ascii="Book Antiqua" w:hAnsi="Book Antiqua"/>
-          <w:color w:val="000000"/>
-        </w:rPr>
-        <w:t xml:space="preserve"> (</w:t>
-      </w:r>
-      <w:proofErr w:type="spellStart"/>
-      <w:r>
-        <w:rPr>
-          <w:rFonts w:ascii="Book Antiqua" w:hAnsi="Book Antiqua"/>
-          <w:color w:val="000000"/>
-        </w:rPr>
-        <w:t>parcelas</w:t>
-      </w:r>
-      <w:proofErr w:type="spellEnd"/>
-      <w:r>
-        <w:rPr>
-          <w:rFonts w:ascii="Book Antiqua" w:hAnsi="Book Antiqua"/>
-          <w:color w:val="000000"/>
-        </w:rPr>
-        <w:t xml:space="preserve"> y </w:t>
-      </w:r>
-      <w:proofErr w:type="spellStart"/>
-      <w:r>
-        <w:rPr>
-          <w:rFonts w:ascii="Book Antiqua" w:hAnsi="Book Antiqua"/>
-          <w:color w:val="000000"/>
-        </w:rPr>
-        <w:t>lotes</w:t>
-      </w:r>
-      <w:proofErr w:type="spellEnd"/>
-      <w:r>
-        <w:rPr>
-          <w:rFonts w:ascii="Book Antiqua" w:hAnsi="Book Antiqua"/>
-          <w:color w:val="000000"/>
-        </w:rPr>
-        <w:t xml:space="preserve">) y </w:t>
-      </w:r>
-      <w:proofErr w:type="spellStart"/>
-      <w:r>
-        <w:rPr>
-          <w:rFonts w:ascii="Book Antiqua" w:hAnsi="Book Antiqua"/>
-          <w:color w:val="000000"/>
-        </w:rPr>
-        <w:t>LA_Party</w:t>
-      </w:r>
-      <w:proofErr w:type="spellEnd"/>
-      <w:r>
-        <w:rPr>
-          <w:rFonts w:ascii="Book Antiqua" w:hAnsi="Book Antiqua"/>
-          <w:color w:val="000000"/>
-        </w:rPr>
-        <w:t xml:space="preserve"> (</w:t>
-      </w:r>
-      <w:proofErr w:type="spellStart"/>
-      <w:r>
-        <w:rPr>
-          <w:rFonts w:ascii="Book Antiqua" w:hAnsi="Book Antiqua"/>
-          <w:color w:val="000000"/>
-        </w:rPr>
-        <w:t>titulares</w:t>
-      </w:r>
-      <w:proofErr w:type="spellEnd"/>
-      <w:r>
-        <w:rPr>
-          <w:rFonts w:ascii="Book Antiqua" w:hAnsi="Book Antiqua"/>
-          <w:color w:val="000000"/>
-        </w:rPr>
-        <w:t xml:space="preserve"> prediales). Si bien el estándar prescribe la semántica e interoperabilidad de la información territorial y registral, no define salvaguardas arquitectónicas a nivel de consulta contra </w:t>
-      </w:r>
-      <w:proofErr w:type="spellStart"/>
-      <w:r>
-        <w:rPr>
-          <w:rFonts w:ascii="Book Antiqua" w:hAnsi="Book Antiqua"/>
-          <w:color w:val="000000"/>
-        </w:rPr>
-        <w:t>ataques</w:t>
-      </w:r>
-      <w:proofErr w:type="spellEnd"/>
-      <w:r>
-        <w:rPr>
-          <w:rFonts w:ascii="Book Antiqua" w:hAnsi="Book Antiqua"/>
-          <w:color w:val="000000"/>
-        </w:rPr>
-        <w:t xml:space="preserve"> de </w:t>
-      </w:r>
-      <w:proofErr w:type="spellStart"/>
-      <w:r>
-        <w:rPr>
-          <w:rFonts w:ascii="Book Antiqua" w:hAnsi="Book Antiqua"/>
-          <w:color w:val="000000"/>
-        </w:rPr>
-        <w:t>inyección</w:t>
-      </w:r>
-      <w:proofErr w:type="spellEnd"/>
-      <w:r>
-        <w:rPr>
-          <w:rFonts w:ascii="Book Antiqua" w:hAnsi="Book Antiqua"/>
-          <w:color w:val="000000"/>
-        </w:rPr>
-        <w:t xml:space="preserve"> SQL, </w:t>
-      </w:r>
-      <w:proofErr w:type="spellStart"/>
-      <w:r>
-        <w:rPr>
-          <w:rFonts w:ascii="Book Antiqua" w:hAnsi="Book Antiqua"/>
-          <w:color w:val="000000"/>
-        </w:rPr>
-        <w:t>dejando</w:t>
-      </w:r>
-      <w:proofErr w:type="spellEnd"/>
-      <w:r>
-        <w:rPr>
-          <w:rFonts w:ascii="Book Antiqua" w:hAnsi="Book Antiqua"/>
-          <w:color w:val="000000"/>
-        </w:rPr>
-        <w:t xml:space="preserve"> </w:t>
-      </w:r>
-      <w:proofErr w:type="spellStart"/>
-      <w:r>
-        <w:rPr>
-          <w:rFonts w:ascii="Book Antiqua" w:hAnsi="Book Antiqua"/>
-          <w:color w:val="000000"/>
-        </w:rPr>
-        <w:t>expuesta</w:t>
-      </w:r>
-      <w:proofErr w:type="spellEnd"/>
-      <w:r>
-        <w:rPr>
-          <w:rFonts w:ascii="Book Antiqua" w:hAnsi="Book Antiqua"/>
-          <w:color w:val="000000"/>
-        </w:rPr>
-        <w:t xml:space="preserve"> la </w:t>
-      </w:r>
-      <w:proofErr w:type="spellStart"/>
-      <w:r>
-        <w:rPr>
-          <w:rFonts w:ascii="Book Antiqua" w:hAnsi="Book Antiqua"/>
-          <w:color w:val="000000"/>
-        </w:rPr>
-        <w:t>integridad</w:t>
-      </w:r>
-      <w:proofErr w:type="spellEnd"/>
-      <w:r>
-        <w:rPr>
-          <w:rFonts w:ascii="Book Antiqua" w:hAnsi="Book Antiqua"/>
-          <w:color w:val="000000"/>
-        </w:rPr>
-        <w:t xml:space="preserve"> de los derechos reales de propiedad y la recaudación fiscal ante fallas en la implementación de software.</w:t>
+      </w:r>
+      <w:proofErr w:type="spellStart"/>
+      <w:r>
+        <w:rPr>
+          <w:rFonts w:ascii="Book Antiqua" w:hAnsi="Book Antiqua"/>
+          <w:color w:val="000000"/>
+        </w:rPr>
+      </w:r>
+      <w:proofErr w:type="spellEnd"/>
+      <w:r>
+        <w:rPr>
+          <w:rFonts w:ascii="Book Antiqua" w:hAnsi="Book Antiqua"/>
+          <w:color w:val="000000"/>
+        </w:rPr>
+      </w:r>
+      <w:proofErr w:type="spellStart"/>
+      <w:r>
+        <w:rPr>
+          <w:rFonts w:ascii="Book Antiqua" w:hAnsi="Book Antiqua"/>
+          <w:color w:val="000000"/>
+        </w:rPr>
+      </w:r>
+      <w:proofErr w:type="spellEnd"/>
+      <w:r>
+        <w:rPr>
+          <w:rFonts w:ascii="Book Antiqua" w:hAnsi="Book Antiqua"/>
+          <w:color w:val="000000"/>
+        </w:rPr>
+      </w:r>
+      <w:proofErr w:type="spellStart"/>
+      <w:r>
+        <w:rPr>
+          <w:rFonts w:ascii="Book Antiqua" w:hAnsi="Book Antiqua"/>
+          <w:color w:val="000000"/>
+        </w:rPr>
+      </w:r>
+      <w:proofErr w:type="spellEnd"/>
+      <w:r>
+        <w:rPr>
+          <w:rFonts w:ascii="Book Antiqua" w:hAnsi="Book Antiqua"/>
+          <w:color w:val="000000"/>
+        </w:rPr>
+      </w:r>
+      <w:proofErr w:type="spellStart"/>
+      <w:r>
+        <w:rPr>
+          <w:rFonts w:ascii="Book Antiqua" w:hAnsi="Book Antiqua"/>
+          <w:color w:val="000000"/>
+        </w:rPr>
+      </w:r>
+      <w:proofErr w:type="spellEnd"/>
+      <w:r>
+        <w:rPr>
+          <w:rFonts w:ascii="Book Antiqua" w:hAnsi="Book Antiqua"/>
+          <w:color w:val="000000"/>
+        </w:rPr>
+      </w:r>
+      <w:proofErr w:type="spellStart"/>
+      <w:r>
+        <w:rPr>
+          <w:rFonts w:ascii="Book Antiqua" w:hAnsi="Book Antiqua"/>
+          <w:color w:val="000000"/>
+        </w:rPr>
+      </w:r>
+      <w:proofErr w:type="spellEnd"/>
+      <w:r>
+        <w:rPr>
+          <w:rFonts w:ascii="Book Antiqua" w:hAnsi="Book Antiqua"/>
+          <w:color w:val="000000"/>
+        </w:rPr>
+      </w:r>
+      <w:proofErr w:type="spellStart"/>
+      <w:r>
+        <w:rPr>
+          <w:rFonts w:ascii="Book Antiqua" w:hAnsi="Book Antiqua"/>
+          <w:color w:val="000000"/>
+        </w:rPr>
+      </w:r>
+      <w:proofErr w:type="spellEnd"/>
+      <w:r>
+        <w:rPr>
+          <w:rFonts w:ascii="Book Antiqua" w:hAnsi="Book Antiqua"/>
+          <w:color w:val="000000"/>
+        </w:rPr>
+      </w:r>
+      <w:proofErr w:type="spellStart"/>
+      <w:r>
+        <w:rPr>
+          <w:rFonts w:ascii="Book Antiqua" w:hAnsi="Book Antiqua"/>
+          <w:color w:val="000000"/>
+        </w:rPr>
+      </w:r>
+      <w:proofErr w:type="spellEnd"/>
+      <w:r>
+        <w:rPr>
+          <w:rFonts w:ascii="Book Antiqua" w:hAnsi="Book Antiqua"/>
+          <w:color w:val="000000"/>
+        </w:rPr>
+      </w:r>
+      <w:proofErr w:type="spellStart"/>
+      <w:r>
+        <w:rPr>
+          <w:rFonts w:ascii="Book Antiqua" w:hAnsi="Book Antiqua"/>
+          <w:color w:val="000000"/>
+        </w:rPr>
+      </w:r>
+      <w:proofErr w:type="spellEnd"/>
+      <w:r>
+        <w:rPr>
+          <w:rFonts w:ascii="Book Antiqua" w:hAnsi="Book Antiqua"/>
+          <w:color w:val="000000"/>
+        </w:rPr>
+      </w:r>
+      <w:proofErr w:type="spellStart"/>
+      <w:r>
+        <w:rPr>
+          <w:rFonts w:ascii="Book Antiqua" w:hAnsi="Book Antiqua"/>
+          <w:color w:val="000000"/>
+        </w:rPr>
+      </w:r>
+      <w:proofErr w:type="spellEnd"/>
+      <w:r>
+        <w:rPr>
+          <w:rFonts w:ascii="Book Antiqua" w:hAnsi="Book Antiqua"/>
+          <w:color w:val="000000"/>
+        </w:rPr>
+      </w:r>
+      <w:proofErr w:type="spellStart"/>
+      <w:r>
+        <w:rPr>
+          <w:rFonts w:ascii="Book Antiqua" w:hAnsi="Book Antiqua"/>
+          <w:color w:val="000000"/>
+        </w:rPr>
+      </w:r>
+      <w:proofErr w:type="spellEnd"/>
+      <w:r>
+        <w:rPr>
+          <w:rFonts w:ascii="Book Antiqua" w:hAnsi="Book Antiqua"/>
+          <w:color w:val="000000"/>
+        </w:rPr>
+      </w:r>
+      <w:proofErr w:type="spellStart"/>
+      <w:r>
+        <w:rPr>
+          <w:rFonts w:ascii="Book Antiqua" w:hAnsi="Book Antiqua"/>
+          <w:color w:val="000000"/>
+        </w:rPr>
+      </w:r>
+      <w:proofErr w:type="spellEnd"/>
+      <w:r>
+        <w:rPr>
+          <w:rFonts w:ascii="Book Antiqua" w:hAnsi="Book Antiqua"/>
+          <w:color w:val="000000"/>
+        </w:rPr>
+      </w:r>
+      <w:proofErr w:type="spellStart"/>
+      <w:r>
+        <w:rPr>
+          <w:rFonts w:ascii="Book Antiqua" w:hAnsi="Book Antiqua"/>
+          <w:color w:val="000000"/>
+        </w:rPr>
+      </w:r>
+      <w:proofErr w:type="spellEnd"/>
+      <w:r>
+        <w:rPr>
+          <w:rFonts w:ascii="Book Antiqua" w:hAnsi="Book Antiqua"/>
+          <w:color w:val="000000"/>
+        </w:rPr>
+      </w:r>
+      <w:r>
+        <w:rPr>
+          <w:rFonts w:ascii="Book Antiqua" w:hAnsi="Book Antiqua"/>
+          <w:color w:val="000000"/>
+        </w:rPr>
+      </w:r>
+      <w:proofErr w:type="spellStart"/>
+      <w:r>
+        <w:rPr>
+          <w:rFonts w:ascii="Book Antiqua" w:hAnsi="Book Antiqua"/>
+          <w:color w:val="000000"/>
+        </w:rPr>
+      </w:r>
+      <w:proofErr w:type="spellEnd"/>
+      <w:r>
+        <w:rPr>
+          <w:rFonts w:ascii="Book Antiqua" w:hAnsi="Book Antiqua"/>
+          <w:color w:val="000000"/>
+        </w:rPr>
+      </w:r>
+      <w:proofErr w:type="spellStart"/>
+      <w:r>
+        <w:rPr>
+          <w:rFonts w:ascii="Book Antiqua" w:hAnsi="Book Antiqua"/>
+          <w:color w:val="000000"/>
+        </w:rPr>
+      </w:r>
+      <w:proofErr w:type="spellEnd"/>
+      <w:r>
+        <w:rPr>
+          <w:rFonts w:ascii="Book Antiqua" w:hAnsi="Book Antiqua"/>
+          <w:color w:val="000000"/>
+        </w:rPr>
+      </w:r>
+      <w:proofErr w:type="spellStart"/>
+      <w:r>
+        <w:rPr>
+          <w:rFonts w:ascii="Book Antiqua" w:hAnsi="Book Antiqua"/>
+          <w:color w:val="000000"/>
+        </w:rPr>
+      </w:r>
+      <w:proofErr w:type="spellEnd"/>
+      <w:r>
+        <w:rPr>
+          <w:rFonts w:ascii="Book Antiqua" w:hAnsi="Book Antiqua"/>
+          <w:color w:val="000000"/>
+        </w:rPr>
+      </w:r>
+      <w:proofErr w:type="spellStart"/>
+      <w:r>
+        <w:rPr>
+          <w:rFonts w:ascii="Book Antiqua" w:hAnsi="Book Antiqua"/>
+          <w:color w:val="000000"/>
+        </w:rPr>
+      </w:r>
+      <w:proofErr w:type="spellEnd"/>
+      <w:r>
+        <w:rPr>
+          <w:rFonts w:ascii="Book Antiqua" w:hAnsi="Book Antiqua"/>
+          <w:color w:val="000000"/>
+        </w:rPr>
+      </w:r>
+      <w:proofErr w:type="spellStart"/>
+      <w:r>
+        <w:rPr>
+          <w:rFonts w:ascii="Book Antiqua" w:hAnsi="Book Antiqua"/>
+          <w:color w:val="000000"/>
+        </w:rPr>
+      </w:r>
+      <w:proofErr w:type="spellEnd"/>
+      <w:r>
+        <w:rPr>
+          <w:rFonts w:ascii="Book Antiqua" w:hAnsi="Book Antiqua"/>
+          <w:color w:val="000000"/>
+        </w:rPr>
+      </w:r>
+      <w:proofErr w:type="spellStart"/>
+      <w:r>
+        <w:rPr>
+          <w:rFonts w:ascii="Book Antiqua" w:hAnsi="Book Antiqua"/>
+          <w:color w:val="000000"/>
+        </w:rPr>
+      </w:r>
+      <w:proofErr w:type="spellEnd"/>
+      <w:r>
+        <w:rPr>
+          <w:rFonts w:ascii="Book Antiqua" w:hAnsi="Book Antiqua"/>
+          <w:color w:val="000000"/>
+        </w:rPr>
+      </w:r>
+      <w:proofErr w:type="spellStart"/>
+      <w:r>
+        <w:rPr>
+          <w:rFonts w:ascii="Book Antiqua" w:hAnsi="Book Antiqua"/>
+          <w:color w:val="000000"/>
+        </w:rPr>
+      </w:r>
+      <w:proofErr w:type="spellEnd"/>
+      <w:r>
+        <w:rPr>
+          <w:rFonts w:ascii="Book Antiqua" w:hAnsi="Book Antiqua"/>
+          <w:color w:val="000000"/>
+        </w:rPr>
+      </w:r>
+      <w:proofErr w:type="spellStart"/>
+      <w:r>
+        <w:rPr>
+          <w:rFonts w:ascii="Book Antiqua" w:hAnsi="Book Antiqua"/>
+          <w:color w:val="000000"/>
+        </w:rPr>
+      </w:r>
+      <w:proofErr w:type="spellEnd"/>
+      <w:r>
+        <w:rPr>
+          <w:rFonts w:ascii="Book Antiqua" w:hAnsi="Book Antiqua"/>
+          <w:color w:val="000000"/>
+        </w:rPr>
+      </w:r>
+      <w:proofErr w:type="spellStart"/>
+      <w:r>
+        <w:rPr>
+          <w:rFonts w:ascii="Book Antiqua" w:hAnsi="Book Antiqua"/>
+          <w:color w:val="000000"/>
+        </w:rPr>
+      </w:r>
+      <w:proofErr w:type="spellEnd"/>
+      <w:r>
+        <w:rPr>
+          <w:rFonts w:ascii="Book Antiqua" w:hAnsi="Book Antiqua"/>
+          <w:color w:val="000000"/>
+        </w:rPr>
+      </w:r>
+      <w:proofErr w:type="spellStart"/>
+      <w:r>
+        <w:rPr>
+          <w:rFonts w:ascii="Book Antiqua" w:hAnsi="Book Antiqua"/>
+          <w:color w:val="000000"/>
+        </w:rPr>
+      </w:r>
+      <w:proofErr w:type="spellEnd"/>
+      <w:r>
+        <w:rPr>
+          <w:rFonts w:ascii="Book Antiqua" w:hAnsi="Book Antiqua"/>
+          <w:color w:val="000000"/>
+        </w:rPr>
+      </w:r>
+      <w:proofErr w:type="spellStart"/>
+      <w:r>
+        <w:rPr>
+          <w:rFonts w:ascii="Book Antiqua" w:hAnsi="Book Antiqua"/>
+          <w:color w:val="000000"/>
+        </w:rPr>
+      </w:r>
+      <w:proofErr w:type="spellEnd"/>
+      <w:r>
+        <w:rPr>
+          <w:rFonts w:ascii="Book Antiqua" w:hAnsi="Book Antiqua"/>
+          <w:color w:val="000000"/>
+        </w:rPr>
+      </w:r>
+      <w:proofErr w:type="spellStart"/>
+      <w:r>
+        <w:rPr>
+          <w:rFonts w:ascii="Book Antiqua" w:hAnsi="Book Antiqua"/>
+          <w:color w:val="000000"/>
+        </w:rPr>
+      </w:r>
+      <w:proofErr w:type="spellEnd"/>
+      <w:r>
+        <w:rPr>
+          <w:rFonts w:ascii="Book Antiqua" w:hAnsi="Book Antiqua"/>
+          <w:color w:val="000000"/>
+        </w:rPr>
+      </w:r>
+      <w:proofErr w:type="spellStart"/>
+      <w:r>
+        <w:rPr>
+          <w:rFonts w:ascii="Book Antiqua" w:hAnsi="Book Antiqua"/>
+          <w:color w:val="000000"/>
+        </w:rPr>
+      </w:r>
+      <w:proofErr w:type="spellEnd"/>
+      <w:r>
+        <w:rPr>
+          <w:rFonts w:ascii="Book Antiqua" w:hAnsi="Book Antiqua"/>
+          <w:color w:val="000000"/>
+        </w:rPr>
+      </w:r>
+      <w:proofErr w:type="spellStart"/>
+      <w:r>
+        <w:rPr>
+          <w:rFonts w:ascii="Book Antiqua" w:hAnsi="Book Antiqua"/>
+          <w:color w:val="000000"/>
+        </w:rPr>
+      </w:r>
+      <w:proofErr w:type="spellEnd"/>
+      <w:r>
+        <w:rPr>
+          <w:rFonts w:ascii="Book Antiqua" w:hAnsi="Book Antiqua"/>
+          <w:color w:val="000000"/>
+        </w:rPr>
+      </w:r>
+      <w:proofErr w:type="spellStart"/>
+      <w:r>
+        <w:rPr>
+          <w:rFonts w:ascii="Book Antiqua" w:hAnsi="Book Antiqua"/>
+          <w:color w:val="000000"/>
+        </w:rPr>
+      </w:r>
+      <w:proofErr w:type="spellEnd"/>
+      <w:r>
+        <w:rPr>
+          <w:rFonts w:ascii="Book Antiqua" w:hAnsi="Book Antiqua"/>
+          <w:color w:val="000000"/>
+        </w:rPr>
+      </w:r>
+      <w:proofErr w:type="spellStart"/>
+      <w:r>
+        <w:rPr>
+          <w:rFonts w:ascii="Book Antiqua" w:hAnsi="Book Antiqua"/>
+          <w:color w:val="000000"/>
+        </w:rPr>
+      </w:r>
+      <w:proofErr w:type="spellEnd"/>
+      <w:r>
+        <w:rPr>
+          <w:rFonts w:ascii="Book Antiqua" w:hAnsi="Book Antiqua"/>
+          <w:color w:val="000000"/>
+        </w:rPr>
+      </w:r>
+      <w:proofErr w:type="spellStart"/>
+      <w:r>
+        <w:rPr>
+          <w:rFonts w:ascii="Book Antiqua" w:hAnsi="Book Antiqua"/>
+          <w:color w:val="000000"/>
+        </w:rPr>
+      </w:r>
+      <w:proofErr w:type="spellEnd"/>
+      <w:r>
+        <w:rPr>
+          <w:rFonts w:ascii="Book Antiqua" w:hAnsi="Book Antiqua"/>
+          <w:color w:val="000000"/>
+        </w:rPr>
+      </w:r>
+      <w:proofErr w:type="spellStart"/>
+      <w:r>
+        <w:rPr>
+          <w:rFonts w:ascii="Book Antiqua" w:hAnsi="Book Antiqua"/>
+          <w:color w:val="000000"/>
+        </w:rPr>
+      </w:r>
+      <w:proofErr w:type="spellEnd"/>
+      <w:r>
+        <w:rPr>
+          <w:rFonts w:ascii="Book Antiqua" w:hAnsi="Book Antiqua"/>
+          <w:color w:val="000000"/>
+        </w:rPr>
+      </w:r>
+      <w:proofErr w:type="spellStart"/>
+      <w:r>
+        <w:rPr>
+          <w:rFonts w:ascii="Book Antiqua" w:hAnsi="Book Antiqua"/>
+          <w:color w:val="000000"/>
+        </w:rPr>
+      </w:r>
+      <w:proofErr w:type="spellEnd"/>
+      <w:r>
+        <w:rPr>
+          <w:rFonts w:ascii="Book Antiqua" w:hAnsi="Book Antiqua"/>
+          <w:color w:val="000000"/>
+        </w:rPr>
+      </w:r>
+      <w:r>
+        <w:rPr>
+          <w:rFonts w:ascii="Book Antiqua" w:hAnsi="Book Antiqua"/>
+          <w:sz w:val="22"/>
+        </w:rPr>
+        <w:t>El estándar ISO 19152:2012, también denominado Land Administration Domain Model (LADM), es el que regula a nivel global la modelación técnica de los sistemas de información catastral. Autores de referencia como Lemmen et al. (2015) y van Oosterom et al. (2006) formalizaron las clases fundamentales del catastro, destacando LA_SpatialUnit (parcelas y lotes) y LA_Party (titulares prediales), extendidas posteriormente hacia modelos de valoración masiva automatizada (Kara et al., 2021). Si bien el estándar prescribe la semántica e interoperabilidad de la información territorial y registral, no define salvaguardas arquitectónicas a nivel de consulta contra ataques de inyección SQL, dejando expuesta la integridad de los derechos reales de propiedad y la recaudación fiscal ante fallas en la implementación de software.</w:t>
       </w:r>
     </w:p>
     <w:p>
@@ -5073,199 +4968,181 @@
           <w:rFonts w:ascii="Book Antiqua" w:hAnsi="Book Antiqua"/>
           <w:color w:val="000000"/>
         </w:rPr>
-        <w:t xml:space="preserve">Se estructuraron seis vectores de explotación orientados a las </w:t>
-      </w:r>
-      <w:proofErr w:type="spellStart"/>
-      <w:r>
-        <w:rPr>
-          <w:rFonts w:ascii="Book Antiqua" w:hAnsi="Book Antiqua"/>
-          <w:color w:val="000000"/>
-        </w:rPr>
-        <w:t>tres</w:t>
-      </w:r>
-      <w:proofErr w:type="spellEnd"/>
-      <w:r>
-        <w:rPr>
-          <w:rFonts w:ascii="Book Antiqua" w:hAnsi="Book Antiqua"/>
-          <w:color w:val="000000"/>
-        </w:rPr>
-        <w:t xml:space="preserve"> </w:t>
-      </w:r>
-      <w:proofErr w:type="spellStart"/>
-      <w:r>
-        <w:rPr>
-          <w:rFonts w:ascii="Book Antiqua" w:hAnsi="Book Antiqua"/>
-          <w:color w:val="000000"/>
-        </w:rPr>
-        <w:t>dimensiones</w:t>
-      </w:r>
-      <w:proofErr w:type="spellEnd"/>
-      <w:r>
-        <w:rPr>
-          <w:rFonts w:ascii="Book Antiqua" w:hAnsi="Book Antiqua"/>
-          <w:color w:val="000000"/>
-        </w:rPr>
-        <w:t xml:space="preserve"> de la </w:t>
-      </w:r>
-      <w:proofErr w:type="spellStart"/>
-      <w:r>
-        <w:rPr>
-          <w:rFonts w:ascii="Book Antiqua" w:hAnsi="Book Antiqua"/>
-          <w:color w:val="000000"/>
-        </w:rPr>
-        <w:t>tríada</w:t>
-      </w:r>
-      <w:proofErr w:type="spellEnd"/>
-      <w:r>
-        <w:rPr>
-          <w:rFonts w:ascii="Book Antiqua" w:hAnsi="Book Antiqua"/>
-          <w:color w:val="000000"/>
-        </w:rPr>
-        <w:t xml:space="preserve"> CIA (</w:t>
-      </w:r>
-      <w:proofErr w:type="spellStart"/>
-      <w:r>
-        <w:rPr>
-          <w:rFonts w:ascii="Book Antiqua" w:hAnsi="Book Antiqua"/>
-          <w:color w:val="000000"/>
-        </w:rPr>
-        <w:t>Confidencialidad</w:t>
-      </w:r>
-      <w:proofErr w:type="spellEnd"/>
-      <w:r>
-        <w:rPr>
-          <w:rFonts w:ascii="Book Antiqua" w:hAnsi="Book Antiqua"/>
-          <w:color w:val="000000"/>
-        </w:rPr>
-        <w:t xml:space="preserve">, </w:t>
-      </w:r>
-      <w:proofErr w:type="spellStart"/>
-      <w:r>
-        <w:rPr>
-          <w:rFonts w:ascii="Book Antiqua" w:hAnsi="Book Antiqua"/>
-          <w:color w:val="000000"/>
-        </w:rPr>
-        <w:t>Integridad</w:t>
-      </w:r>
-      <w:proofErr w:type="spellEnd"/>
-      <w:r>
-        <w:rPr>
-          <w:rFonts w:ascii="Book Antiqua" w:hAnsi="Book Antiqua"/>
-          <w:color w:val="000000"/>
-        </w:rPr>
-        <w:t xml:space="preserve"> y </w:t>
-      </w:r>
-      <w:proofErr w:type="spellStart"/>
-      <w:r>
-        <w:rPr>
-          <w:rFonts w:ascii="Book Antiqua" w:hAnsi="Book Antiqua"/>
-          <w:color w:val="000000"/>
-        </w:rPr>
-        <w:t>Disponibilidad</w:t>
-      </w:r>
-      <w:proofErr w:type="spellEnd"/>
-      <w:r>
-        <w:rPr>
-          <w:rFonts w:ascii="Book Antiqua" w:hAnsi="Book Antiqua"/>
-          <w:color w:val="000000"/>
-        </w:rPr>
-        <w:t xml:space="preserve">). La </w:t>
-      </w:r>
-      <w:proofErr w:type="spellStart"/>
-      <w:r>
-        <w:rPr>
-          <w:rFonts w:ascii="Book Antiqua" w:hAnsi="Book Antiqua"/>
-          <w:color w:val="000000"/>
-        </w:rPr>
-        <w:t>evaluación</w:t>
-      </w:r>
-      <w:proofErr w:type="spellEnd"/>
-      <w:r>
-        <w:rPr>
-          <w:rFonts w:ascii="Book Antiqua" w:hAnsi="Book Antiqua"/>
-          <w:color w:val="000000"/>
-        </w:rPr>
-        <w:t xml:space="preserve"> de </w:t>
-      </w:r>
-      <w:proofErr w:type="spellStart"/>
-      <w:r>
-        <w:rPr>
-          <w:rFonts w:ascii="Book Antiqua" w:hAnsi="Book Antiqua"/>
-          <w:color w:val="000000"/>
-        </w:rPr>
-        <w:t>rendimiento</w:t>
-      </w:r>
-      <w:proofErr w:type="spellEnd"/>
-      <w:r>
-        <w:rPr>
-          <w:rFonts w:ascii="Book Antiqua" w:hAnsi="Book Antiqua"/>
-          <w:color w:val="000000"/>
-        </w:rPr>
-        <w:t xml:space="preserve"> </w:t>
-      </w:r>
-      <w:proofErr w:type="spellStart"/>
-      <w:r>
-        <w:rPr>
-          <w:rFonts w:ascii="Book Antiqua" w:hAnsi="Book Antiqua"/>
-          <w:color w:val="000000"/>
-        </w:rPr>
-        <w:t>contempló</w:t>
-      </w:r>
-      <w:proofErr w:type="spellEnd"/>
-      <w:r>
-        <w:rPr>
-          <w:rFonts w:ascii="Book Antiqua" w:hAnsi="Book Antiqua"/>
-          <w:color w:val="000000"/>
-        </w:rPr>
-        <w:t xml:space="preserve"> </w:t>
-      </w:r>
-      <w:proofErr w:type="spellStart"/>
-      <w:r>
-        <w:rPr>
-          <w:rFonts w:ascii="Book Antiqua" w:hAnsi="Book Antiqua"/>
-          <w:color w:val="000000"/>
-        </w:rPr>
-        <w:t>una</w:t>
-      </w:r>
-      <w:proofErr w:type="spellEnd"/>
-      <w:r>
-        <w:rPr>
-          <w:rFonts w:ascii="Book Antiqua" w:hAnsi="Book Antiqua"/>
-          <w:color w:val="000000"/>
-        </w:rPr>
-        <w:t xml:space="preserve"> </w:t>
-      </w:r>
-      <w:proofErr w:type="spellStart"/>
-      <w:r>
-        <w:rPr>
-          <w:rFonts w:ascii="Book Antiqua" w:hAnsi="Book Antiqua"/>
-          <w:color w:val="000000"/>
-        </w:rPr>
-        <w:t>carga</w:t>
-      </w:r>
-      <w:proofErr w:type="spellEnd"/>
-      <w:r>
-        <w:rPr>
-          <w:rFonts w:ascii="Book Antiqua" w:hAnsi="Book Antiqua"/>
-          <w:color w:val="000000"/>
-        </w:rPr>
-        <w:t xml:space="preserve"> de 300 </w:t>
-      </w:r>
-      <w:proofErr w:type="spellStart"/>
-      <w:r>
-        <w:rPr>
-          <w:rFonts w:ascii="Book Antiqua" w:hAnsi="Book Antiqua"/>
-          <w:color w:val="000000"/>
-        </w:rPr>
-        <w:t>peticiones</w:t>
-      </w:r>
-      <w:proofErr w:type="spellEnd"/>
-      <w:r>
-        <w:rPr>
-          <w:rFonts w:ascii="Book Antiqua" w:hAnsi="Book Antiqua"/>
-          <w:color w:val="000000"/>
-        </w:rPr>
-        <w:t xml:space="preserve"> y curvas de concurrencia escalonada (1 a 100 clientes), registrando métricas de latencia (media, p50, p95, p99) y throughput (req/s).</w:t>
+      </w:r>
+      <w:proofErr w:type="spellStart"/>
+      <w:r>
+        <w:rPr>
+          <w:rFonts w:ascii="Book Antiqua" w:hAnsi="Book Antiqua"/>
+          <w:color w:val="000000"/>
+        </w:rPr>
+      </w:r>
+      <w:proofErr w:type="spellEnd"/>
+      <w:r>
+        <w:rPr>
+          <w:rFonts w:ascii="Book Antiqua" w:hAnsi="Book Antiqua"/>
+          <w:color w:val="000000"/>
+        </w:rPr>
+      </w:r>
+      <w:proofErr w:type="spellStart"/>
+      <w:r>
+        <w:rPr>
+          <w:rFonts w:ascii="Book Antiqua" w:hAnsi="Book Antiqua"/>
+          <w:color w:val="000000"/>
+        </w:rPr>
+      </w:r>
+      <w:proofErr w:type="spellEnd"/>
+      <w:r>
+        <w:rPr>
+          <w:rFonts w:ascii="Book Antiqua" w:hAnsi="Book Antiqua"/>
+          <w:color w:val="000000"/>
+        </w:rPr>
+      </w:r>
+      <w:proofErr w:type="spellStart"/>
+      <w:r>
+        <w:rPr>
+          <w:rFonts w:ascii="Book Antiqua" w:hAnsi="Book Antiqua"/>
+          <w:color w:val="000000"/>
+        </w:rPr>
+      </w:r>
+      <w:proofErr w:type="spellEnd"/>
+      <w:r>
+        <w:rPr>
+          <w:rFonts w:ascii="Book Antiqua" w:hAnsi="Book Antiqua"/>
+          <w:color w:val="000000"/>
+        </w:rPr>
+      </w:r>
+      <w:proofErr w:type="spellStart"/>
+      <w:r>
+        <w:rPr>
+          <w:rFonts w:ascii="Book Antiqua" w:hAnsi="Book Antiqua"/>
+          <w:color w:val="000000"/>
+        </w:rPr>
+      </w:r>
+      <w:proofErr w:type="spellEnd"/>
+      <w:r>
+        <w:rPr>
+          <w:rFonts w:ascii="Book Antiqua" w:hAnsi="Book Antiqua"/>
+          <w:color w:val="000000"/>
+        </w:rPr>
+      </w:r>
+      <w:proofErr w:type="spellStart"/>
+      <w:r>
+        <w:rPr>
+          <w:rFonts w:ascii="Book Antiqua" w:hAnsi="Book Antiqua"/>
+          <w:color w:val="000000"/>
+        </w:rPr>
+      </w:r>
+      <w:proofErr w:type="spellEnd"/>
+      <w:r>
+        <w:rPr>
+          <w:rFonts w:ascii="Book Antiqua" w:hAnsi="Book Antiqua"/>
+          <w:color w:val="000000"/>
+        </w:rPr>
+      </w:r>
+      <w:proofErr w:type="spellStart"/>
+      <w:r>
+        <w:rPr>
+          <w:rFonts w:ascii="Book Antiqua" w:hAnsi="Book Antiqua"/>
+          <w:color w:val="000000"/>
+        </w:rPr>
+      </w:r>
+      <w:proofErr w:type="spellEnd"/>
+      <w:r>
+        <w:rPr>
+          <w:rFonts w:ascii="Book Antiqua" w:hAnsi="Book Antiqua"/>
+          <w:color w:val="000000"/>
+        </w:rPr>
+      </w:r>
+      <w:proofErr w:type="spellStart"/>
+      <w:r>
+        <w:rPr>
+          <w:rFonts w:ascii="Book Antiqua" w:hAnsi="Book Antiqua"/>
+          <w:color w:val="000000"/>
+        </w:rPr>
+      </w:r>
+      <w:proofErr w:type="spellEnd"/>
+      <w:r>
+        <w:rPr>
+          <w:rFonts w:ascii="Book Antiqua" w:hAnsi="Book Antiqua"/>
+          <w:color w:val="000000"/>
+        </w:rPr>
+      </w:r>
+      <w:proofErr w:type="spellStart"/>
+      <w:r>
+        <w:rPr>
+          <w:rFonts w:ascii="Book Antiqua" w:hAnsi="Book Antiqua"/>
+          <w:color w:val="000000"/>
+        </w:rPr>
+      </w:r>
+      <w:proofErr w:type="spellEnd"/>
+      <w:r>
+        <w:rPr>
+          <w:rFonts w:ascii="Book Antiqua" w:hAnsi="Book Antiqua"/>
+          <w:color w:val="000000"/>
+        </w:rPr>
+      </w:r>
+      <w:proofErr w:type="spellStart"/>
+      <w:r>
+        <w:rPr>
+          <w:rFonts w:ascii="Book Antiqua" w:hAnsi="Book Antiqua"/>
+          <w:color w:val="000000"/>
+        </w:rPr>
+      </w:r>
+      <w:proofErr w:type="spellEnd"/>
+      <w:r>
+        <w:rPr>
+          <w:rFonts w:ascii="Book Antiqua" w:hAnsi="Book Antiqua"/>
+          <w:color w:val="000000"/>
+        </w:rPr>
+      </w:r>
+      <w:proofErr w:type="spellStart"/>
+      <w:r>
+        <w:rPr>
+          <w:rFonts w:ascii="Book Antiqua" w:hAnsi="Book Antiqua"/>
+          <w:color w:val="000000"/>
+        </w:rPr>
+      </w:r>
+      <w:proofErr w:type="spellEnd"/>
+      <w:r>
+        <w:rPr>
+          <w:rFonts w:ascii="Book Antiqua" w:hAnsi="Book Antiqua"/>
+          <w:color w:val="000000"/>
+        </w:rPr>
+      </w:r>
+      <w:proofErr w:type="spellStart"/>
+      <w:r>
+        <w:rPr>
+          <w:rFonts w:ascii="Book Antiqua" w:hAnsi="Book Antiqua"/>
+          <w:color w:val="000000"/>
+        </w:rPr>
+      </w:r>
+      <w:proofErr w:type="spellEnd"/>
+      <w:r>
+        <w:rPr>
+          <w:rFonts w:ascii="Book Antiqua" w:hAnsi="Book Antiqua"/>
+          <w:color w:val="000000"/>
+        </w:rPr>
+      </w:r>
+      <w:proofErr w:type="spellStart"/>
+      <w:r>
+        <w:rPr>
+          <w:rFonts w:ascii="Book Antiqua" w:hAnsi="Book Antiqua"/>
+          <w:color w:val="000000"/>
+        </w:rPr>
+      </w:r>
+      <w:proofErr w:type="spellEnd"/>
+      <w:r>
+        <w:rPr>
+          <w:rFonts w:ascii="Book Antiqua" w:hAnsi="Book Antiqua"/>
+          <w:color w:val="000000"/>
+        </w:rPr>
+      </w:r>
+      <w:r>
+        <w:rPr>
+          <w:rFonts w:ascii="Book Antiqua" w:hAnsi="Book Antiqua"/>
+          <w:sz w:val="22"/>
+        </w:rPr>
+        <w:t>Se estructuraron seis vectores de explotación basados en las directrices de prueba de inyección de la Web Security Testing Guide (OWASP Foundation, 2023), orientados a las tres dimensiones de la tríada CIA (Confidencialidad, Integridad y Disponibilidad). La evaluación de rendimiento contempló una carga de 300 peticiones y curvas de concurrencia escalonada (1 a 100 clientes), registrando métricas de latencia (media, p50, p95, p99) y throughput (req/s).</w:t>
       </w:r>
     </w:p>
     <w:p>
@@ -8282,6 +8159,12 @@
           <w:rFonts w:ascii="Book Antiqua" w:hAnsi="Book Antiqua"/>
           <w:color w:val="000000"/>
         </w:rPr>
+      </w:r>
+      <w:r>
+        <w:rPr>
+          <w:rFonts w:ascii="Book Antiqua" w:hAnsi="Book Antiqua"/>
+          <w:sz w:val="22"/>
+        </w:rPr>
         <w:t>Agarwal, S., &amp; Rajan, K. S. (2016). Performance analysis of MongoDB versus PostGIS/PostgreSQL databases for line intersection and point containment spatial queries. Spatial Information Research, 24(6), 669–677. https://doi.org/10.1007/s41324-016-0059-1</w:t>
       </w:r>
     </w:p>
@@ -8295,6 +8178,12 @@
           <w:rFonts w:ascii="Book Antiqua" w:hAnsi="Book Antiqua"/>
           <w:color w:val="000000"/>
         </w:rPr>
+      </w:r>
+      <w:r>
+        <w:rPr>
+          <w:rFonts w:ascii="Book Antiqua" w:hAnsi="Book Antiqua"/>
+          <w:sz w:val="22"/>
+        </w:rPr>
         <w:t>Atluri, V., &amp; Chun, S. A. (2004). An authorization model for geospatial data. IEEE Transactions on Dependable and Secure Computing, 1(4), 238–254. https://doi.org/10.1109/TDSC.2004.34</w:t>
       </w:r>
     </w:p>
@@ -8308,6 +8197,12 @@
           <w:rFonts w:ascii="Book Antiqua" w:hAnsi="Book Antiqua"/>
           <w:color w:val="000000"/>
         </w:rPr>
+      </w:r>
+      <w:r>
+        <w:rPr>
+          <w:rFonts w:ascii="Book Antiqua" w:hAnsi="Book Antiqua"/>
+          <w:sz w:val="22"/>
+        </w:rPr>
         <w:t>Bertino, E., Catania, B., &amp; Damiani, M. L. (2005). GEO-RBAC: A spatially aware RBAC. In Proceedings of the 10th ACM Symposium on Access Control Models and Technologies (SACMAT '05) (pp. 29–37). Association for Computing Machinery. https://doi.org/10.1145/1063979.1063985</w:t>
       </w:r>
     </w:p>
@@ -8321,15 +8216,19 @@
           <w:rFonts w:ascii="Book Antiqua" w:hAnsi="Book Antiqua"/>
           <w:color w:val="000000"/>
         </w:rPr>
-        <w:t xml:space="preserve">Chun, S. A., &amp; Atluri, V. (2008). Geospatial database security. In H. Chen, T. S. Raghu, R. Ramesh, R. Sharman, &amp; S. Chakravarty (Eds.), Handbook of </w:t>
-      </w:r>
-      <w:r>
-        <w:rPr>
-          <w:rFonts w:ascii="Book Antiqua" w:hAnsi="Book Antiqua"/>
-          <w:color w:val="000000"/>
-        </w:rPr>
-        <w:lastRenderedPageBreak/>
-        <w:t>Database Security: Applications and Trends (pp. 251–277). Springer. https://doi.org/10.1007/978-0-387-48533-1_11</w:t>
+      </w:r>
+      <w:r>
+        <w:rPr>
+          <w:rFonts w:ascii="Book Antiqua" w:hAnsi="Book Antiqua"/>
+          <w:color w:val="000000"/>
+        </w:rPr>
+      </w:r>
+      <w:r>
+        <w:rPr>
+          <w:rFonts w:ascii="Book Antiqua" w:hAnsi="Book Antiqua"/>
+          <w:sz w:val="22"/>
+        </w:rPr>
+        <w:t>Chun, S. A., &amp; Atluri, V. (2008). Geospatial database security. In H. Chen, T. S. Raghu, R. Ramesh, R. Sharman, &amp; S. Chakravarty (Eds.), Handbook of Database Security: Applications and Trends (pp. 251–277). Springer. https://doi.org/10.1007/978-0-387-48533-1_11</w:t>
       </w:r>
     </w:p>
     <w:p>
@@ -8342,6 +8241,12 @@
           <w:rFonts w:ascii="Book Antiqua" w:hAnsi="Book Antiqua"/>
           <w:color w:val="000000"/>
         </w:rPr>
+      </w:r>
+      <w:r>
+        <w:rPr>
+          <w:rFonts w:ascii="Book Antiqua" w:hAnsi="Book Antiqua"/>
+          <w:sz w:val="22"/>
+        </w:rPr>
         <w:t>Clarke, J. (2012). SQL Injection Attacks and Defense (2nd ed.). Syngress / Elsevier.</w:t>
       </w:r>
     </w:p>
@@ -8355,6 +8260,12 @@
           <w:rFonts w:ascii="Book Antiqua" w:hAnsi="Book Antiqua"/>
           <w:color w:val="000000"/>
         </w:rPr>
+      </w:r>
+      <w:r>
+        <w:rPr>
+          <w:rFonts w:ascii="Book Antiqua" w:hAnsi="Book Antiqua"/>
+          <w:sz w:val="22"/>
+        </w:rPr>
         <w:t>Crosby, S. A., &amp; Wallach, D. S. (2003). Denial of service via algorithmic complexity attacks. In Proceedings of the 12th USENIX Security Symposium (pp. 29–44). USENIX Association.</w:t>
       </w:r>
     </w:p>
@@ -8368,6 +8279,12 @@
           <w:rFonts w:ascii="Book Antiqua" w:hAnsi="Book Antiqua"/>
           <w:color w:val="000000"/>
         </w:rPr>
+      </w:r>
+      <w:r>
+        <w:rPr>
+          <w:rFonts w:ascii="Book Antiqua" w:hAnsi="Book Antiqua"/>
+          <w:sz w:val="22"/>
+        </w:rPr>
         <w:t>Egenhofer, M. J. (1994). Spatial SQL: A query and presentation language. IEEE Transactions on Knowledge and Data Engineering, 6(1), 86–95. https://doi.org/10.1109/69.273029</w:t>
       </w:r>
     </w:p>
@@ -8381,6 +8298,12 @@
           <w:rFonts w:ascii="Book Antiqua" w:hAnsi="Book Antiqua"/>
           <w:color w:val="000000"/>
         </w:rPr>
+      </w:r>
+      <w:r>
+        <w:rPr>
+          <w:rFonts w:ascii="Book Antiqua" w:hAnsi="Book Antiqua"/>
+          <w:sz w:val="22"/>
+        </w:rPr>
         <w:t>Halfond, W. G., Viegas, J., &amp; Orso, A. (2006). A classification of SQL-injection attacks and countermeasures. In Proceedings of the IEEE International Symposium on Secure Software Engineering (ISSSE '06). IEEE.</w:t>
       </w:r>
     </w:p>
@@ -8394,7 +8317,13 @@
           <w:rFonts w:ascii="Book Antiqua" w:hAnsi="Book Antiqua"/>
           <w:color w:val="000000"/>
         </w:rPr>
-        <w:t>Lemmen, C., van Oosterom, P., &amp; Bennett, R. (2015). The Land Administration Domain Model. Land Use Policy, 49, 535–545. https://doi.org/10.1016/j.landusepol.2015.01.014</w:t>
+      </w:r>
+      <w:r>
+        <w:rPr>
+          <w:rFonts w:ascii="Book Antiqua" w:hAnsi="Book Antiqua"/>
+          <w:sz w:val="22"/>
+        </w:rPr>
+        <w:t>Kara, A., Çağdaş, V., Isikdag, U., van Oosterom, P., Lemmen, C., &amp; Stubkjær, E. (2021). Towards the LADM Valuation Information Model: A case study in Turkey. Land Use Policy, 109, 105658. https://doi.org/10.1016/j.landusepol.2021.105658</w:t>
       </w:r>
     </w:p>
     <w:p>
@@ -8407,7 +8336,13 @@
           <w:rFonts w:ascii="Book Antiqua" w:hAnsi="Book Antiqua"/>
           <w:color w:val="000000"/>
         </w:rPr>
-        <w:t>National Vulnerability Database. (2023). CVE-2023-25157 Detail: GeoServer SQL Injection Vulnerability. National Institute of Standards and Technology. https://nvd.nist.gov/vuln/detail/CVE-2023-25157</w:t>
+      </w:r>
+      <w:r>
+        <w:rPr>
+          <w:rFonts w:ascii="Book Antiqua" w:hAnsi="Book Antiqua"/>
+          <w:sz w:val="22"/>
+        </w:rPr>
+        <w:t>Lemmen, C., van Oosterom, P., &amp; Bennett, R. (2015). The Land Administration Domain Model. Land Use Policy, 49, 535–545. https://doi.org/10.1016/j.landusepol.2015.01.014</w:t>
       </w:r>
     </w:p>
     <w:p>
@@ -8420,7 +8355,13 @@
           <w:rFonts w:ascii="Book Antiqua" w:hAnsi="Book Antiqua"/>
           <w:color w:val="000000"/>
         </w:rPr>
-        <w:t>Obe, R. O., &amp; Hsu, L. S. (2021). PostGIS in Action (3rd ed.). Manning Publications.</w:t>
+      </w:r>
+      <w:r>
+        <w:rPr>
+          <w:rFonts w:ascii="Book Antiqua" w:hAnsi="Book Antiqua"/>
+          <w:sz w:val="22"/>
+        </w:rPr>
+        <w:t>National Vulnerability Database. (2023). CVE-2023-25157 Detail: GeoServer SQL Injection Vulnerability. National Institute of Standards and Technology. https://nvd.nist.gov/vuln/detail/CVE-2023-25157</w:t>
       </w:r>
     </w:p>
     <w:p>
@@ -8432,6 +8373,51 @@
         <w:rPr>
           <w:rFonts w:ascii="Book Antiqua" w:hAnsi="Book Antiqua"/>
           <w:color w:val="000000"/>
+        </w:rPr>
+      </w:r>
+      <w:r>
+        <w:rPr>
+          <w:rFonts w:ascii="Book Antiqua" w:hAnsi="Book Antiqua"/>
+          <w:sz w:val="22"/>
+        </w:rPr>
+        <w:t>Obe, R. O., &amp; Hsu, L. S. (2021). PostGIS in Action (3rd ed.). Manning Publications.</w:t>
+      </w:r>
+    </w:p>
+    <w:p>
+      <w:pPr>
+        <w:spacing w:after="80" w:line="240" w:lineRule="auto"/>
+        <w:ind w:left="720" w:hanging="720"/>
+      </w:pPr>
+      <w:r>
+        <w:rPr>
+          <w:rFonts w:ascii="Book Antiqua" w:hAnsi="Book Antiqua"/>
+          <w:sz w:val="22"/>
+        </w:rPr>
+        <w:t>OWASP Foundation. (2021). OWASP Top 10:2021 - The Ten Most Critical Web Application Security Risks. Open Web Application Security Project. https://owasp.org/Top10/</w:t>
+      </w:r>
+    </w:p>
+    <w:p>
+      <w:pPr>
+        <w:spacing w:after="80" w:line="240" w:lineRule="auto"/>
+        <w:ind w:left="720" w:hanging="720"/>
+      </w:pPr>
+      <w:r>
+        <w:rPr>
+          <w:rFonts w:ascii="Book Antiqua" w:hAnsi="Book Antiqua"/>
+          <w:sz w:val="22"/>
+        </w:rPr>
+        <w:t>OWASP Foundation. (2023). Web Security Testing Guide (WSTG v4.2). Open Web Application Security Project. https://owasp.org/www-project-web-security-testing-guide/</w:t>
+      </w:r>
+    </w:p>
+    <w:p>
+      <w:pPr>
+        <w:spacing w:after="80" w:line="240" w:lineRule="auto"/>
+        <w:ind w:left="720" w:hanging="720"/>
+      </w:pPr>
+      <w:r>
+        <w:rPr>
+          <w:rFonts w:ascii="Book Antiqua" w:hAnsi="Book Antiqua"/>
+          <w:sz w:val="22"/>
         </w:rPr>
         <w:t>van Oosterom, P., Lemmen, C., &amp; Ingvarsson, T. (2006). The core cadastral domain model. Computers, Environment and Urban Systems, 30(5), 627–660. https://doi.org/10.1016/j.compenvurbsys.2005.12.002</w:t>
       </w:r>

--- a/Articulo_Cientifico_IMJETA_Final.docx
+++ b/Articulo_Cientifico_IMJETA_Final.docx
@@ -1017,7 +1017,7 @@
           <w:color w:val="000000"/>
           <w:sz w:val="20"/>
         </w:rPr>
-        <w:t xml:space="preserve"> (+15.24%) y una mejora del 12.59% en la estabilidad de cola (p99). Se concluye que la mitigación efectiva de inyecciones espaciales no depende de trasladar la validación topológica y la parametrización rígida a la capa de aplicación (ORM), garantizando la integridad catastral con un impacto operativo marginal.</w:t>
+        <w:t xml:space="preserve"> (+15.24%) y una mejora del 12.59% en la estabilidad de cola (p99). Se concluye que la mitigación efectiva de inyecciones espaciales no depende de cortafuegos perimetrales genéricos (WAF), sino de trasladar la validación topológica y la parametrización tipada a la capa de aplicación (ORM), garantizando la integridad catastral con un impacto operativo marginal.</w:t>
       </w:r>
     </w:p>
     <w:p>
@@ -4012,286 +4012,251 @@
           <w:rFonts w:ascii="Book Antiqua" w:hAnsi="Book Antiqua"/>
           <w:color w:val="000000"/>
         </w:rPr>
-        <w:t xml:space="preserve">Se </w:t>
-      </w:r>
-      <w:proofErr w:type="spellStart"/>
-      <w:r>
-        <w:rPr>
-          <w:rFonts w:ascii="Book Antiqua" w:hAnsi="Book Antiqua"/>
-          <w:color w:val="000000"/>
-        </w:rPr>
-        <w:t>adoptó</w:t>
-      </w:r>
-      <w:proofErr w:type="spellEnd"/>
-      <w:r>
-        <w:rPr>
-          <w:rFonts w:ascii="Book Antiqua" w:hAnsi="Book Antiqua"/>
-          <w:color w:val="000000"/>
-        </w:rPr>
-        <w:t xml:space="preserve"> un </w:t>
-      </w:r>
-      <w:proofErr w:type="spellStart"/>
-      <w:r>
-        <w:rPr>
-          <w:rFonts w:ascii="Book Antiqua" w:hAnsi="Book Antiqua"/>
-          <w:color w:val="000000"/>
-        </w:rPr>
-        <w:t>diseño</w:t>
-      </w:r>
-      <w:proofErr w:type="spellEnd"/>
-      <w:r>
-        <w:rPr>
-          <w:rFonts w:ascii="Book Antiqua" w:hAnsi="Book Antiqua"/>
-          <w:color w:val="000000"/>
-        </w:rPr>
-        <w:t xml:space="preserve"> </w:t>
-      </w:r>
-      <w:proofErr w:type="spellStart"/>
-      <w:r>
-        <w:rPr>
-          <w:rFonts w:ascii="Book Antiqua" w:hAnsi="Book Antiqua"/>
-          <w:color w:val="000000"/>
-        </w:rPr>
-        <w:t>cuantitativo</w:t>
-      </w:r>
-      <w:proofErr w:type="spellEnd"/>
-      <w:r>
-        <w:rPr>
-          <w:rFonts w:ascii="Book Antiqua" w:hAnsi="Book Antiqua"/>
-          <w:color w:val="000000"/>
-        </w:rPr>
-        <w:t xml:space="preserve"> </w:t>
-      </w:r>
-      <w:r>
-        <w:rPr>
-          <w:rFonts w:ascii="Book Antiqua" w:hAnsi="Book Antiqua"/>
-          <w:color w:val="000000"/>
-        </w:rPr>
-        <w:t xml:space="preserve">experimental con </w:t>
-      </w:r>
-      <w:proofErr w:type="spellStart"/>
-      <w:r>
-        <w:rPr>
-          <w:rFonts w:ascii="Book Antiqua" w:hAnsi="Book Antiqua"/>
-          <w:color w:val="000000"/>
-        </w:rPr>
-        <w:t>el</w:t>
-      </w:r>
-      <w:proofErr w:type="spellEnd"/>
-      <w:r>
-        <w:rPr>
-          <w:rFonts w:ascii="Book Antiqua" w:hAnsi="Book Antiqua"/>
-          <w:color w:val="000000"/>
-        </w:rPr>
-        <w:t xml:space="preserve"> </w:t>
-      </w:r>
-      <w:proofErr w:type="spellStart"/>
-      <w:r>
-        <w:rPr>
-          <w:rFonts w:ascii="Book Antiqua" w:hAnsi="Book Antiqua"/>
-          <w:color w:val="000000"/>
-        </w:rPr>
-        <w:t>propósito</w:t>
-      </w:r>
-      <w:proofErr w:type="spellEnd"/>
-      <w:r>
-        <w:rPr>
-          <w:rFonts w:ascii="Book Antiqua" w:hAnsi="Book Antiqua"/>
-          <w:color w:val="000000"/>
-        </w:rPr>
-        <w:t xml:space="preserve"> de determiner la </w:t>
-      </w:r>
-      <w:proofErr w:type="spellStart"/>
-      <w:r>
-        <w:rPr>
-          <w:rFonts w:ascii="Book Antiqua" w:hAnsi="Book Antiqua"/>
-          <w:color w:val="000000"/>
-        </w:rPr>
-        <w:t>vulnerabilidad</w:t>
-      </w:r>
-      <w:proofErr w:type="spellEnd"/>
-      <w:r>
-        <w:rPr>
-          <w:rFonts w:ascii="Book Antiqua" w:hAnsi="Book Antiqua"/>
-          <w:color w:val="000000"/>
-        </w:rPr>
-        <w:t xml:space="preserve"> de endpoints </w:t>
-      </w:r>
-      <w:proofErr w:type="spellStart"/>
-      <w:r>
-        <w:rPr>
-          <w:rFonts w:ascii="Book Antiqua" w:hAnsi="Book Antiqua"/>
-          <w:color w:val="000000"/>
-        </w:rPr>
-        <w:t>geoespaciales</w:t>
-      </w:r>
-      <w:proofErr w:type="spellEnd"/>
-      <w:r>
-        <w:rPr>
-          <w:rFonts w:ascii="Book Antiqua" w:hAnsi="Book Antiqua"/>
-          <w:color w:val="000000"/>
-        </w:rPr>
-        <w:t xml:space="preserve"> ante </w:t>
-      </w:r>
-      <w:proofErr w:type="spellStart"/>
-      <w:r>
-        <w:rPr>
-          <w:rFonts w:ascii="Book Antiqua" w:hAnsi="Book Antiqua"/>
-          <w:color w:val="000000"/>
-        </w:rPr>
-        <w:t>inyecciones</w:t>
-      </w:r>
-      <w:proofErr w:type="spellEnd"/>
-      <w:r>
-        <w:rPr>
-          <w:rFonts w:ascii="Book Antiqua" w:hAnsi="Book Antiqua"/>
-          <w:color w:val="000000"/>
-        </w:rPr>
-        <w:t xml:space="preserve"> SQL y </w:t>
-      </w:r>
-      <w:proofErr w:type="spellStart"/>
-      <w:r>
-        <w:rPr>
-          <w:rFonts w:ascii="Book Antiqua" w:hAnsi="Book Antiqua"/>
-          <w:color w:val="000000"/>
-        </w:rPr>
-        <w:t>medir</w:t>
-      </w:r>
-      <w:proofErr w:type="spellEnd"/>
-      <w:r>
-        <w:rPr>
-          <w:rFonts w:ascii="Book Antiqua" w:hAnsi="Book Antiqua"/>
-          <w:color w:val="000000"/>
-        </w:rPr>
-        <w:t xml:space="preserve"> </w:t>
-      </w:r>
-      <w:proofErr w:type="spellStart"/>
-      <w:r>
-        <w:rPr>
-          <w:rFonts w:ascii="Book Antiqua" w:hAnsi="Book Antiqua"/>
-          <w:color w:val="000000"/>
-        </w:rPr>
-        <w:t>el</w:t>
-      </w:r>
-      <w:proofErr w:type="spellEnd"/>
-      <w:r>
-        <w:rPr>
-          <w:rFonts w:ascii="Book Antiqua" w:hAnsi="Book Antiqua"/>
-          <w:color w:val="000000"/>
-        </w:rPr>
-        <w:t xml:space="preserve"> </w:t>
-      </w:r>
-      <w:proofErr w:type="spellStart"/>
-      <w:r>
-        <w:rPr>
-          <w:rFonts w:ascii="Book Antiqua" w:hAnsi="Book Antiqua"/>
-          <w:color w:val="000000"/>
-        </w:rPr>
-        <w:t>impacto</w:t>
-      </w:r>
-      <w:proofErr w:type="spellEnd"/>
-      <w:r>
-        <w:rPr>
-          <w:rFonts w:ascii="Book Antiqua" w:hAnsi="Book Antiqua"/>
-          <w:color w:val="000000"/>
-        </w:rPr>
-        <w:t xml:space="preserve"> </w:t>
-      </w:r>
-      <w:proofErr w:type="spellStart"/>
-      <w:r>
-        <w:rPr>
-          <w:rFonts w:ascii="Book Antiqua" w:hAnsi="Book Antiqua"/>
-          <w:color w:val="000000"/>
-        </w:rPr>
-        <w:t>en</w:t>
-      </w:r>
-      <w:proofErr w:type="spellEnd"/>
-      <w:r>
-        <w:rPr>
-          <w:rFonts w:ascii="Book Antiqua" w:hAnsi="Book Antiqua"/>
-          <w:color w:val="000000"/>
-        </w:rPr>
-        <w:t xml:space="preserve"> </w:t>
-      </w:r>
-      <w:proofErr w:type="spellStart"/>
-      <w:r>
-        <w:rPr>
-          <w:rFonts w:ascii="Book Antiqua" w:hAnsi="Book Antiqua"/>
-          <w:color w:val="000000"/>
-        </w:rPr>
-        <w:t>rendimiento</w:t>
-      </w:r>
-      <w:proofErr w:type="spellEnd"/>
-      <w:r>
-        <w:rPr>
-          <w:rFonts w:ascii="Book Antiqua" w:hAnsi="Book Antiqua"/>
-          <w:color w:val="000000"/>
-        </w:rPr>
-        <w:t xml:space="preserve"> </w:t>
-      </w:r>
-      <w:proofErr w:type="spellStart"/>
-      <w:r>
-        <w:rPr>
-          <w:rFonts w:ascii="Book Antiqua" w:hAnsi="Book Antiqua"/>
-          <w:color w:val="000000"/>
-        </w:rPr>
-        <w:t>resultante</w:t>
-      </w:r>
-      <w:proofErr w:type="spellEnd"/>
-      <w:r>
-        <w:rPr>
-          <w:rFonts w:ascii="Book Antiqua" w:hAnsi="Book Antiqua"/>
-          <w:color w:val="000000"/>
-        </w:rPr>
-        <w:t xml:space="preserve"> de un </w:t>
-      </w:r>
-      <w:proofErr w:type="spellStart"/>
-      <w:r>
-        <w:rPr>
-          <w:rFonts w:ascii="Book Antiqua" w:hAnsi="Book Antiqua"/>
-          <w:color w:val="000000"/>
-        </w:rPr>
-        <w:t>esquema</w:t>
-      </w:r>
-      <w:proofErr w:type="spellEnd"/>
-      <w:r>
-        <w:rPr>
-          <w:rFonts w:ascii="Book Antiqua" w:hAnsi="Book Antiqua"/>
-          <w:color w:val="000000"/>
-        </w:rPr>
-        <w:t xml:space="preserve"> de </w:t>
-      </w:r>
-      <w:proofErr w:type="spellStart"/>
-      <w:r>
-        <w:rPr>
-          <w:rFonts w:ascii="Book Antiqua" w:hAnsi="Book Antiqua"/>
-          <w:color w:val="000000"/>
-        </w:rPr>
-        <w:t>mitigación</w:t>
-      </w:r>
-      <w:proofErr w:type="spellEnd"/>
-      <w:r>
-        <w:rPr>
-          <w:rFonts w:ascii="Book Antiqua" w:hAnsi="Book Antiqua"/>
-          <w:color w:val="000000"/>
-        </w:rPr>
-        <w:t xml:space="preserve"> </w:t>
-      </w:r>
-      <w:proofErr w:type="spellStart"/>
-      <w:r>
-        <w:rPr>
-          <w:rFonts w:ascii="Book Antiqua" w:hAnsi="Book Antiqua"/>
-          <w:color w:val="000000"/>
-        </w:rPr>
-        <w:t>multicapa</w:t>
-      </w:r>
-      <w:proofErr w:type="spellEnd"/>
-      <w:r>
-        <w:rPr>
-          <w:rFonts w:ascii="Book Antiqua" w:hAnsi="Book Antiqua"/>
-          <w:color w:val="000000"/>
-        </w:rPr>
-        <w:t>. La evaluación contempla dos condiciones: consultas con SQL dinámico desprotegido y consultas compiladas mediante ORM con validación previa de geometrías.</w:t>
+        <w:t>Se adoptó un diseño experimental y cuantitativo orientado a evaluar la susceptibilidad de endpoints geoespaciales ante inyecciones SQL y medir el impacto en rendimiento derivado de un esquema de mitigación multicapa. La evaluación contrasta tres escenarios defensivos: (1) servicio vulnerable sin protección, (2) servicio protegido perimetralmente mediante un cortafuegos de aplicaciones web (WAF) basado en firmas (OWASP CRS v3.3), y (3) servicio mitigado mediante el pipeline de aplicación propuesto (ORM con validación tipada y topológica previa).</w:t>
+      </w:r>
+      <w:proofErr w:type="spellStart"/>
+      <w:r>
+        <w:rPr>
+          <w:rFonts w:ascii="Book Antiqua" w:hAnsi="Book Antiqua"/>
+          <w:color w:val="000000"/>
+        </w:rPr>
+      </w:r>
+      <w:proofErr w:type="spellEnd"/>
+      <w:r>
+        <w:rPr>
+          <w:rFonts w:ascii="Book Antiqua" w:hAnsi="Book Antiqua"/>
+          <w:color w:val="000000"/>
+        </w:rPr>
+      </w:r>
+      <w:proofErr w:type="spellStart"/>
+      <w:r>
+        <w:rPr>
+          <w:rFonts w:ascii="Book Antiqua" w:hAnsi="Book Antiqua"/>
+          <w:color w:val="000000"/>
+        </w:rPr>
+      </w:r>
+      <w:proofErr w:type="spellEnd"/>
+      <w:r>
+        <w:rPr>
+          <w:rFonts w:ascii="Book Antiqua" w:hAnsi="Book Antiqua"/>
+          <w:color w:val="000000"/>
+        </w:rPr>
+      </w:r>
+      <w:proofErr w:type="spellStart"/>
+      <w:r>
+        <w:rPr>
+          <w:rFonts w:ascii="Book Antiqua" w:hAnsi="Book Antiqua"/>
+          <w:color w:val="000000"/>
+        </w:rPr>
+      </w:r>
+      <w:proofErr w:type="spellEnd"/>
+      <w:r>
+        <w:rPr>
+          <w:rFonts w:ascii="Book Antiqua" w:hAnsi="Book Antiqua"/>
+          <w:color w:val="000000"/>
+        </w:rPr>
+      </w:r>
+      <w:r>
+        <w:rPr>
+          <w:rFonts w:ascii="Book Antiqua" w:hAnsi="Book Antiqua"/>
+          <w:color w:val="000000"/>
+        </w:rPr>
+      </w:r>
+      <w:proofErr w:type="spellStart"/>
+      <w:r>
+        <w:rPr>
+          <w:rFonts w:ascii="Book Antiqua" w:hAnsi="Book Antiqua"/>
+          <w:color w:val="000000"/>
+        </w:rPr>
+      </w:r>
+      <w:proofErr w:type="spellEnd"/>
+      <w:r>
+        <w:rPr>
+          <w:rFonts w:ascii="Book Antiqua" w:hAnsi="Book Antiqua"/>
+          <w:color w:val="000000"/>
+        </w:rPr>
+      </w:r>
+      <w:proofErr w:type="spellStart"/>
+      <w:r>
+        <w:rPr>
+          <w:rFonts w:ascii="Book Antiqua" w:hAnsi="Book Antiqua"/>
+          <w:color w:val="000000"/>
+        </w:rPr>
+      </w:r>
+      <w:proofErr w:type="spellEnd"/>
+      <w:r>
+        <w:rPr>
+          <w:rFonts w:ascii="Book Antiqua" w:hAnsi="Book Antiqua"/>
+          <w:color w:val="000000"/>
+        </w:rPr>
+      </w:r>
+      <w:proofErr w:type="spellStart"/>
+      <w:r>
+        <w:rPr>
+          <w:rFonts w:ascii="Book Antiqua" w:hAnsi="Book Antiqua"/>
+          <w:color w:val="000000"/>
+        </w:rPr>
+      </w:r>
+      <w:proofErr w:type="spellEnd"/>
+      <w:r>
+        <w:rPr>
+          <w:rFonts w:ascii="Book Antiqua" w:hAnsi="Book Antiqua"/>
+          <w:color w:val="000000"/>
+        </w:rPr>
+      </w:r>
+      <w:proofErr w:type="spellStart"/>
+      <w:r>
+        <w:rPr>
+          <w:rFonts w:ascii="Book Antiqua" w:hAnsi="Book Antiqua"/>
+          <w:color w:val="000000"/>
+        </w:rPr>
+      </w:r>
+      <w:proofErr w:type="spellEnd"/>
+      <w:r>
+        <w:rPr>
+          <w:rFonts w:ascii="Book Antiqua" w:hAnsi="Book Antiqua"/>
+          <w:color w:val="000000"/>
+        </w:rPr>
+      </w:r>
+      <w:proofErr w:type="spellStart"/>
+      <w:r>
+        <w:rPr>
+          <w:rFonts w:ascii="Book Antiqua" w:hAnsi="Book Antiqua"/>
+          <w:color w:val="000000"/>
+        </w:rPr>
+      </w:r>
+      <w:proofErr w:type="spellEnd"/>
+      <w:r>
+        <w:rPr>
+          <w:rFonts w:ascii="Book Antiqua" w:hAnsi="Book Antiqua"/>
+          <w:color w:val="000000"/>
+        </w:rPr>
+      </w:r>
+      <w:proofErr w:type="spellStart"/>
+      <w:r>
+        <w:rPr>
+          <w:rFonts w:ascii="Book Antiqua" w:hAnsi="Book Antiqua"/>
+          <w:color w:val="000000"/>
+        </w:rPr>
+      </w:r>
+      <w:proofErr w:type="spellEnd"/>
+      <w:r>
+        <w:rPr>
+          <w:rFonts w:ascii="Book Antiqua" w:hAnsi="Book Antiqua"/>
+          <w:color w:val="000000"/>
+        </w:rPr>
+      </w:r>
+      <w:proofErr w:type="spellStart"/>
+      <w:r>
+        <w:rPr>
+          <w:rFonts w:ascii="Book Antiqua" w:hAnsi="Book Antiqua"/>
+          <w:color w:val="000000"/>
+        </w:rPr>
+      </w:r>
+      <w:proofErr w:type="spellEnd"/>
+      <w:r>
+        <w:rPr>
+          <w:rFonts w:ascii="Book Antiqua" w:hAnsi="Book Antiqua"/>
+          <w:color w:val="000000"/>
+        </w:rPr>
+      </w:r>
+      <w:proofErr w:type="spellStart"/>
+      <w:r>
+        <w:rPr>
+          <w:rFonts w:ascii="Book Antiqua" w:hAnsi="Book Antiqua"/>
+          <w:color w:val="000000"/>
+        </w:rPr>
+      </w:r>
+      <w:proofErr w:type="spellEnd"/>
+      <w:r>
+        <w:rPr>
+          <w:rFonts w:ascii="Book Antiqua" w:hAnsi="Book Antiqua"/>
+          <w:color w:val="000000"/>
+        </w:rPr>
+      </w:r>
+      <w:proofErr w:type="spellStart"/>
+      <w:r>
+        <w:rPr>
+          <w:rFonts w:ascii="Book Antiqua" w:hAnsi="Book Antiqua"/>
+          <w:color w:val="000000"/>
+        </w:rPr>
+      </w:r>
+      <w:proofErr w:type="spellEnd"/>
+      <w:r>
+        <w:rPr>
+          <w:rFonts w:ascii="Book Antiqua" w:hAnsi="Book Antiqua"/>
+          <w:color w:val="000000"/>
+        </w:rPr>
+      </w:r>
+      <w:proofErr w:type="spellStart"/>
+      <w:r>
+        <w:rPr>
+          <w:rFonts w:ascii="Book Antiqua" w:hAnsi="Book Antiqua"/>
+          <w:color w:val="000000"/>
+        </w:rPr>
+      </w:r>
+      <w:proofErr w:type="spellEnd"/>
+      <w:r>
+        <w:rPr>
+          <w:rFonts w:ascii="Book Antiqua" w:hAnsi="Book Antiqua"/>
+          <w:color w:val="000000"/>
+        </w:rPr>
+      </w:r>
+      <w:proofErr w:type="spellStart"/>
+      <w:r>
+        <w:rPr>
+          <w:rFonts w:ascii="Book Antiqua" w:hAnsi="Book Antiqua"/>
+          <w:color w:val="000000"/>
+        </w:rPr>
+      </w:r>
+      <w:proofErr w:type="spellEnd"/>
+      <w:r>
+        <w:rPr>
+          <w:rFonts w:ascii="Book Antiqua" w:hAnsi="Book Antiqua"/>
+          <w:color w:val="000000"/>
+        </w:rPr>
+      </w:r>
+      <w:proofErr w:type="spellStart"/>
+      <w:r>
+        <w:rPr>
+          <w:rFonts w:ascii="Book Antiqua" w:hAnsi="Book Antiqua"/>
+          <w:color w:val="000000"/>
+        </w:rPr>
+      </w:r>
+      <w:proofErr w:type="spellEnd"/>
+      <w:r>
+        <w:rPr>
+          <w:rFonts w:ascii="Book Antiqua" w:hAnsi="Book Antiqua"/>
+          <w:color w:val="000000"/>
+        </w:rPr>
+      </w:r>
+      <w:proofErr w:type="spellStart"/>
+      <w:r>
+        <w:rPr>
+          <w:rFonts w:ascii="Book Antiqua" w:hAnsi="Book Antiqua"/>
+          <w:color w:val="000000"/>
+        </w:rPr>
+      </w:r>
+      <w:proofErr w:type="spellEnd"/>
+      <w:r>
+        <w:rPr>
+          <w:rFonts w:ascii="Book Antiqua" w:hAnsi="Book Antiqua"/>
+          <w:color w:val="000000"/>
+        </w:rPr>
+      </w:r>
+      <w:proofErr w:type="spellStart"/>
+      <w:r>
+        <w:rPr>
+          <w:rFonts w:ascii="Book Antiqua" w:hAnsi="Book Antiqua"/>
+          <w:color w:val="000000"/>
+        </w:rPr>
+      </w:r>
+      <w:proofErr w:type="spellEnd"/>
+      <w:r>
+        <w:rPr>
+          <w:rFonts w:ascii="Book Antiqua" w:hAnsi="Book Antiqua"/>
+          <w:color w:val="000000"/>
+        </w:rPr>
       </w:r>
     </w:p>
     <w:p>
@@ -4318,415 +4283,363 @@
           <w:rFonts w:ascii="Book Antiqua" w:hAnsi="Book Antiqua"/>
           <w:color w:val="000000"/>
         </w:rPr>
-        <w:t xml:space="preserve">El dataset experimental </w:t>
-      </w:r>
-      <w:proofErr w:type="spellStart"/>
-      <w:r>
-        <w:rPr>
-          <w:rFonts w:ascii="Book Antiqua" w:hAnsi="Book Antiqua"/>
-          <w:color w:val="000000"/>
-        </w:rPr>
-        <w:t>comprende</w:t>
-      </w:r>
-      <w:proofErr w:type="spellEnd"/>
-      <w:r>
-        <w:rPr>
-          <w:rFonts w:ascii="Book Antiqua" w:hAnsi="Book Antiqua"/>
-          <w:color w:val="000000"/>
-        </w:rPr>
-        <w:t xml:space="preserve"> 1,500 </w:t>
-      </w:r>
-      <w:proofErr w:type="spellStart"/>
-      <w:r>
-        <w:rPr>
-          <w:rFonts w:ascii="Book Antiqua" w:hAnsi="Book Antiqua"/>
-          <w:color w:val="000000"/>
-        </w:rPr>
-        <w:t>lotes</w:t>
-      </w:r>
-      <w:proofErr w:type="spellEnd"/>
-      <w:r>
-        <w:rPr>
-          <w:rFonts w:ascii="Book Antiqua" w:hAnsi="Book Antiqua"/>
-          <w:color w:val="000000"/>
-        </w:rPr>
-        <w:t xml:space="preserve"> </w:t>
-      </w:r>
-      <w:proofErr w:type="spellStart"/>
-      <w:r>
-        <w:rPr>
-          <w:rFonts w:ascii="Book Antiqua" w:hAnsi="Book Antiqua"/>
-          <w:color w:val="000000"/>
-        </w:rPr>
-        <w:t>catastrales</w:t>
-      </w:r>
-      <w:proofErr w:type="spellEnd"/>
-      <w:r>
-        <w:rPr>
-          <w:rFonts w:ascii="Book Antiqua" w:hAnsi="Book Antiqua"/>
-          <w:color w:val="000000"/>
-        </w:rPr>
-        <w:t xml:space="preserve"> </w:t>
-      </w:r>
-      <w:proofErr w:type="spellStart"/>
-      <w:r>
-        <w:rPr>
-          <w:rFonts w:ascii="Book Antiqua" w:hAnsi="Book Antiqua"/>
-          <w:color w:val="000000"/>
-        </w:rPr>
-        <w:t>urban</w:t>
-      </w:r>
-      <w:r>
-        <w:rPr>
-          <w:rFonts w:ascii="Book Antiqua" w:hAnsi="Book Antiqua"/>
-          <w:color w:val="000000"/>
-        </w:rPr>
-        <w:t>o</w:t>
-      </w:r>
-      <w:r>
-        <w:rPr>
-          <w:rFonts w:ascii="Book Antiqua" w:hAnsi="Book Antiqua"/>
-          <w:color w:val="000000"/>
-        </w:rPr>
-        <w:t>s</w:t>
-      </w:r>
-      <w:proofErr w:type="spellEnd"/>
-      <w:r>
-        <w:rPr>
-          <w:rFonts w:ascii="Book Antiqua" w:hAnsi="Book Antiqua"/>
-          <w:color w:val="000000"/>
-        </w:rPr>
-        <w:t xml:space="preserve"> </w:t>
-      </w:r>
-      <w:proofErr w:type="spellStart"/>
-      <w:r>
-        <w:rPr>
-          <w:rFonts w:ascii="Book Antiqua" w:hAnsi="Book Antiqua"/>
-          <w:color w:val="000000"/>
-        </w:rPr>
-        <w:t>continu</w:t>
-      </w:r>
-      <w:r>
-        <w:rPr>
-          <w:rFonts w:ascii="Book Antiqua" w:hAnsi="Book Antiqua"/>
-          <w:color w:val="000000"/>
-        </w:rPr>
-        <w:t>o</w:t>
-      </w:r>
-      <w:r>
-        <w:rPr>
-          <w:rFonts w:ascii="Book Antiqua" w:hAnsi="Book Antiqua"/>
-          <w:color w:val="000000"/>
-        </w:rPr>
-        <w:t>s</w:t>
-      </w:r>
-      <w:proofErr w:type="spellEnd"/>
-      <w:r>
-        <w:rPr>
-          <w:rFonts w:ascii="Book Antiqua" w:hAnsi="Book Antiqua"/>
-          <w:color w:val="000000"/>
-        </w:rPr>
-        <w:t xml:space="preserve"> </w:t>
-      </w:r>
-      <w:proofErr w:type="spellStart"/>
-      <w:r>
-        <w:rPr>
-          <w:rFonts w:ascii="Book Antiqua" w:hAnsi="Book Antiqua"/>
-          <w:color w:val="000000"/>
-        </w:rPr>
-        <w:t>estructurad</w:t>
-      </w:r>
-      <w:r>
-        <w:rPr>
-          <w:rFonts w:ascii="Book Antiqua" w:hAnsi="Book Antiqua"/>
-          <w:color w:val="000000"/>
-        </w:rPr>
-        <w:t>o</w:t>
-      </w:r>
-      <w:r>
-        <w:rPr>
-          <w:rFonts w:ascii="Book Antiqua" w:hAnsi="Book Antiqua"/>
-          <w:color w:val="000000"/>
-        </w:rPr>
-        <w:t>s</w:t>
-      </w:r>
-      <w:proofErr w:type="spellEnd"/>
-      <w:r>
-        <w:rPr>
-          <w:rFonts w:ascii="Book Antiqua" w:hAnsi="Book Antiqua"/>
-          <w:color w:val="000000"/>
-        </w:rPr>
-        <w:t xml:space="preserve"> bajo </w:t>
-      </w:r>
-      <w:proofErr w:type="spellStart"/>
-      <w:r>
-        <w:rPr>
-          <w:rFonts w:ascii="Book Antiqua" w:hAnsi="Book Antiqua"/>
-          <w:color w:val="000000"/>
-        </w:rPr>
-        <w:t>el</w:t>
-      </w:r>
-      <w:proofErr w:type="spellEnd"/>
-      <w:r>
-        <w:rPr>
-          <w:rFonts w:ascii="Book Antiqua" w:hAnsi="Book Antiqua"/>
-          <w:color w:val="000000"/>
-        </w:rPr>
-        <w:t xml:space="preserve"> </w:t>
-      </w:r>
-      <w:proofErr w:type="spellStart"/>
-      <w:r>
-        <w:rPr>
-          <w:rFonts w:ascii="Book Antiqua" w:hAnsi="Book Antiqua"/>
-          <w:color w:val="000000"/>
-        </w:rPr>
-        <w:t>estándar</w:t>
-      </w:r>
-      <w:proofErr w:type="spellEnd"/>
-      <w:r>
-        <w:rPr>
-          <w:rFonts w:ascii="Book Antiqua" w:hAnsi="Book Antiqua"/>
-          <w:color w:val="000000"/>
-        </w:rPr>
-        <w:t xml:space="preserve"> ISO 19152 (LADM, clase LA_SpatialUnit) y georreferenciadas en EPSG:32719. Para </w:t>
-      </w:r>
-      <w:proofErr w:type="spellStart"/>
-      <w:r>
-        <w:rPr>
-          <w:rFonts w:ascii="Book Antiqua" w:hAnsi="Book Antiqua"/>
-          <w:color w:val="000000"/>
-        </w:rPr>
-        <w:t>garantizar</w:t>
-      </w:r>
-      <w:proofErr w:type="spellEnd"/>
-      <w:r>
-        <w:rPr>
-          <w:rFonts w:ascii="Book Antiqua" w:hAnsi="Book Antiqua"/>
-          <w:color w:val="000000"/>
-        </w:rPr>
-        <w:t xml:space="preserve"> </w:t>
-      </w:r>
-      <w:proofErr w:type="spellStart"/>
-      <w:r>
-        <w:rPr>
-          <w:rFonts w:ascii="Book Antiqua" w:hAnsi="Book Antiqua"/>
-          <w:color w:val="000000"/>
-        </w:rPr>
-        <w:t>reproducibilidad</w:t>
-      </w:r>
-      <w:proofErr w:type="spellEnd"/>
-      <w:r>
-        <w:rPr>
-          <w:rFonts w:ascii="Book Antiqua" w:hAnsi="Book Antiqua"/>
-          <w:color w:val="000000"/>
-        </w:rPr>
-        <w:t xml:space="preserve"> y </w:t>
-      </w:r>
-      <w:proofErr w:type="spellStart"/>
-      <w:r>
-        <w:rPr>
-          <w:rFonts w:ascii="Book Antiqua" w:hAnsi="Book Antiqua"/>
-          <w:color w:val="000000"/>
-        </w:rPr>
-        <w:t>resguardo</w:t>
-      </w:r>
-      <w:proofErr w:type="spellEnd"/>
-      <w:r>
-        <w:rPr>
-          <w:rFonts w:ascii="Book Antiqua" w:hAnsi="Book Antiqua"/>
-          <w:color w:val="000000"/>
-        </w:rPr>
-        <w:t xml:space="preserve"> ético, la cartografía base se </w:t>
-      </w:r>
-      <w:proofErr w:type="spellStart"/>
-      <w:r>
-        <w:rPr>
-          <w:rFonts w:ascii="Book Antiqua" w:hAnsi="Book Antiqua"/>
-          <w:color w:val="000000"/>
-        </w:rPr>
-        <w:t>obtuvo</w:t>
-      </w:r>
-      <w:proofErr w:type="spellEnd"/>
-      <w:r>
-        <w:rPr>
-          <w:rFonts w:ascii="Book Antiqua" w:hAnsi="Book Antiqua"/>
-          <w:color w:val="000000"/>
-        </w:rPr>
-        <w:t xml:space="preserve"> de </w:t>
-      </w:r>
-      <w:proofErr w:type="spellStart"/>
-      <w:r>
-        <w:rPr>
-          <w:rFonts w:ascii="Book Antiqua" w:hAnsi="Book Antiqua"/>
-          <w:color w:val="000000"/>
-        </w:rPr>
-        <w:t>fuentes</w:t>
-      </w:r>
-      <w:proofErr w:type="spellEnd"/>
-      <w:r>
-        <w:rPr>
-          <w:rFonts w:ascii="Book Antiqua" w:hAnsi="Book Antiqua"/>
-          <w:color w:val="000000"/>
-        </w:rPr>
-        <w:t xml:space="preserve"> </w:t>
-      </w:r>
-      <w:proofErr w:type="spellStart"/>
-      <w:r>
-        <w:rPr>
-          <w:rFonts w:ascii="Book Antiqua" w:hAnsi="Book Antiqua"/>
-          <w:color w:val="000000"/>
-        </w:rPr>
-        <w:t>abiertas</w:t>
-      </w:r>
-      <w:proofErr w:type="spellEnd"/>
-      <w:r>
-        <w:rPr>
-          <w:rFonts w:ascii="Book Antiqua" w:hAnsi="Book Antiqua"/>
-          <w:color w:val="000000"/>
-        </w:rPr>
-        <w:t xml:space="preserve"> y </w:t>
-      </w:r>
-      <w:proofErr w:type="spellStart"/>
-      <w:r>
-        <w:rPr>
-          <w:rFonts w:ascii="Book Antiqua" w:hAnsi="Book Antiqua"/>
-          <w:color w:val="000000"/>
-        </w:rPr>
-        <w:t>los</w:t>
-      </w:r>
-      <w:proofErr w:type="spellEnd"/>
-      <w:r>
-        <w:rPr>
-          <w:rFonts w:ascii="Book Antiqua" w:hAnsi="Book Antiqua"/>
-          <w:color w:val="000000"/>
-        </w:rPr>
-        <w:t xml:space="preserve"> </w:t>
-      </w:r>
-      <w:proofErr w:type="spellStart"/>
-      <w:r>
-        <w:rPr>
-          <w:rFonts w:ascii="Book Antiqua" w:hAnsi="Book Antiqua"/>
-          <w:color w:val="000000"/>
-        </w:rPr>
-        <w:t>atributos</w:t>
-      </w:r>
-      <w:proofErr w:type="spellEnd"/>
-      <w:r>
-        <w:rPr>
-          <w:rFonts w:ascii="Book Antiqua" w:hAnsi="Book Antiqua"/>
-          <w:color w:val="000000"/>
-        </w:rPr>
-        <w:t xml:space="preserve"> </w:t>
-      </w:r>
-      <w:proofErr w:type="spellStart"/>
-      <w:r>
-        <w:rPr>
-          <w:rFonts w:ascii="Book Antiqua" w:hAnsi="Book Antiqua"/>
-          <w:color w:val="000000"/>
-        </w:rPr>
-        <w:t>fiscales</w:t>
-      </w:r>
-      <w:proofErr w:type="spellEnd"/>
-      <w:r>
-        <w:rPr>
-          <w:rFonts w:ascii="Book Antiqua" w:hAnsi="Book Antiqua"/>
-          <w:color w:val="000000"/>
-        </w:rPr>
-        <w:t xml:space="preserve"> </w:t>
-      </w:r>
-      <w:proofErr w:type="spellStart"/>
-      <w:r>
-        <w:rPr>
-          <w:rFonts w:ascii="Book Antiqua" w:hAnsi="Book Antiqua"/>
-          <w:color w:val="000000"/>
-        </w:rPr>
-        <w:t>fueron</w:t>
-      </w:r>
-      <w:proofErr w:type="spellEnd"/>
-      <w:r>
-        <w:rPr>
-          <w:rFonts w:ascii="Book Antiqua" w:hAnsi="Book Antiqua"/>
-          <w:color w:val="000000"/>
-        </w:rPr>
-        <w:t xml:space="preserve"> </w:t>
-      </w:r>
-      <w:proofErr w:type="spellStart"/>
-      <w:r>
-        <w:rPr>
-          <w:rFonts w:ascii="Book Antiqua" w:hAnsi="Book Antiqua"/>
-          <w:color w:val="000000"/>
-        </w:rPr>
-        <w:t>generados</w:t>
-      </w:r>
-      <w:proofErr w:type="spellEnd"/>
-      <w:r>
-        <w:rPr>
-          <w:rFonts w:ascii="Book Antiqua" w:hAnsi="Book Antiqua"/>
-          <w:color w:val="000000"/>
-        </w:rPr>
-        <w:t xml:space="preserve"> </w:t>
-      </w:r>
-      <w:proofErr w:type="spellStart"/>
-      <w:r>
-        <w:rPr>
-          <w:rFonts w:ascii="Book Antiqua" w:hAnsi="Book Antiqua"/>
-          <w:color w:val="000000"/>
-        </w:rPr>
-        <w:t>proceduralmente</w:t>
-      </w:r>
-      <w:proofErr w:type="spellEnd"/>
-      <w:r>
-        <w:rPr>
-          <w:rFonts w:ascii="Book Antiqua" w:hAnsi="Book Antiqua"/>
-          <w:color w:val="000000"/>
-        </w:rPr>
-        <w:t xml:space="preserve"> sin </w:t>
-      </w:r>
-      <w:proofErr w:type="spellStart"/>
-      <w:r>
-        <w:rPr>
-          <w:rFonts w:ascii="Book Antiqua" w:hAnsi="Book Antiqua"/>
-          <w:color w:val="000000"/>
-        </w:rPr>
-        <w:t>incluir</w:t>
-      </w:r>
-      <w:proofErr w:type="spellEnd"/>
-      <w:r>
-        <w:rPr>
-          <w:rFonts w:ascii="Book Antiqua" w:hAnsi="Book Antiqua"/>
-          <w:color w:val="000000"/>
-        </w:rPr>
-        <w:t xml:space="preserve"> </w:t>
-      </w:r>
-      <w:proofErr w:type="spellStart"/>
-      <w:r>
-        <w:rPr>
-          <w:rFonts w:ascii="Book Antiqua" w:hAnsi="Book Antiqua"/>
-          <w:color w:val="000000"/>
-        </w:rPr>
-        <w:t>información</w:t>
-      </w:r>
-      <w:proofErr w:type="spellEnd"/>
-      <w:r>
-        <w:rPr>
-          <w:rFonts w:ascii="Book Antiqua" w:hAnsi="Book Antiqua"/>
-          <w:color w:val="000000"/>
-        </w:rPr>
-        <w:t xml:space="preserve"> personal </w:t>
-      </w:r>
-      <w:r>
-        <w:rPr>
-          <w:rFonts w:ascii="Book Antiqua" w:hAnsi="Book Antiqua"/>
-          <w:color w:val="000000"/>
-        </w:rPr>
-        <w:t>real</w:t>
-      </w:r>
-      <w:r>
-        <w:rPr>
-          <w:rFonts w:ascii="Book Antiqua" w:hAnsi="Book Antiqua"/>
-          <w:color w:val="000000"/>
-        </w:rPr>
-        <w:t>.</w:t>
+        <w:t>El dataset experimental comprende 1,500 lotes catastrales urbanos continuos estructurados bajo el estándar ISO 19152 (LADM, clase LA_SpatialUnit) y georreferenciados en EPSG:32719. El esquema relacional de pruebas se estructuró en tres entidades: tg_lote (persistencia de las los 1,500 lotes prediales bajo la clase LA_SpatialUnit), catastro_titulares (información alfanumérica fiscal y de autovalúo bajo la clase LA_Party) y catastro_usuarios (gestión de accesos y credenciales operativas). Las geometrías presentan una complejidad de entre 4 y 222 vértices (promedio: 9.0 vértices por polígono). Para garantizar reproducibilidad y resguardo ético, la cartografía base se obtuvo de fuentes abiertas y los atributos fiscales fueron generados proceduralmente sin incorporar información personal identificable (PII).</w:t>
+      </w:r>
+      <w:proofErr w:type="spellStart"/>
+      <w:r>
+        <w:rPr>
+          <w:rFonts w:ascii="Book Antiqua" w:hAnsi="Book Antiqua"/>
+          <w:color w:val="000000"/>
+        </w:rPr>
+      </w:r>
+      <w:proofErr w:type="spellEnd"/>
+      <w:r>
+        <w:rPr>
+          <w:rFonts w:ascii="Book Antiqua" w:hAnsi="Book Antiqua"/>
+          <w:color w:val="000000"/>
+        </w:rPr>
+      </w:r>
+      <w:proofErr w:type="spellStart"/>
+      <w:r>
+        <w:rPr>
+          <w:rFonts w:ascii="Book Antiqua" w:hAnsi="Book Antiqua"/>
+          <w:color w:val="000000"/>
+        </w:rPr>
+      </w:r>
+      <w:proofErr w:type="spellEnd"/>
+      <w:r>
+        <w:rPr>
+          <w:rFonts w:ascii="Book Antiqua" w:hAnsi="Book Antiqua"/>
+          <w:color w:val="000000"/>
+        </w:rPr>
+      </w:r>
+      <w:proofErr w:type="spellStart"/>
+      <w:r>
+        <w:rPr>
+          <w:rFonts w:ascii="Book Antiqua" w:hAnsi="Book Antiqua"/>
+          <w:color w:val="000000"/>
+        </w:rPr>
+      </w:r>
+      <w:proofErr w:type="spellEnd"/>
+      <w:r>
+        <w:rPr>
+          <w:rFonts w:ascii="Book Antiqua" w:hAnsi="Book Antiqua"/>
+          <w:color w:val="000000"/>
+        </w:rPr>
+      </w:r>
+      <w:proofErr w:type="spellStart"/>
+      <w:r>
+        <w:rPr>
+          <w:rFonts w:ascii="Book Antiqua" w:hAnsi="Book Antiqua"/>
+          <w:color w:val="000000"/>
+        </w:rPr>
+      </w:r>
+      <w:r>
+        <w:rPr>
+          <w:rFonts w:ascii="Book Antiqua" w:hAnsi="Book Antiqua"/>
+          <w:color w:val="000000"/>
+        </w:rPr>
+      </w:r>
+      <w:r>
+        <w:rPr>
+          <w:rFonts w:ascii="Book Antiqua" w:hAnsi="Book Antiqua"/>
+          <w:color w:val="000000"/>
+        </w:rPr>
+      </w:r>
+      <w:proofErr w:type="spellEnd"/>
+      <w:r>
+        <w:rPr>
+          <w:rFonts w:ascii="Book Antiqua" w:hAnsi="Book Antiqua"/>
+          <w:color w:val="000000"/>
+        </w:rPr>
+      </w:r>
+      <w:proofErr w:type="spellStart"/>
+      <w:r>
+        <w:rPr>
+          <w:rFonts w:ascii="Book Antiqua" w:hAnsi="Book Antiqua"/>
+          <w:color w:val="000000"/>
+        </w:rPr>
+      </w:r>
+      <w:r>
+        <w:rPr>
+          <w:rFonts w:ascii="Book Antiqua" w:hAnsi="Book Antiqua"/>
+          <w:color w:val="000000"/>
+        </w:rPr>
+      </w:r>
+      <w:r>
+        <w:rPr>
+          <w:rFonts w:ascii="Book Antiqua" w:hAnsi="Book Antiqua"/>
+          <w:color w:val="000000"/>
+        </w:rPr>
+      </w:r>
+      <w:proofErr w:type="spellEnd"/>
+      <w:r>
+        <w:rPr>
+          <w:rFonts w:ascii="Book Antiqua" w:hAnsi="Book Antiqua"/>
+          <w:color w:val="000000"/>
+        </w:rPr>
+      </w:r>
+      <w:proofErr w:type="spellStart"/>
+      <w:r>
+        <w:rPr>
+          <w:rFonts w:ascii="Book Antiqua" w:hAnsi="Book Antiqua"/>
+          <w:color w:val="000000"/>
+        </w:rPr>
+      </w:r>
+      <w:r>
+        <w:rPr>
+          <w:rFonts w:ascii="Book Antiqua" w:hAnsi="Book Antiqua"/>
+          <w:color w:val="000000"/>
+        </w:rPr>
+      </w:r>
+      <w:r>
+        <w:rPr>
+          <w:rFonts w:ascii="Book Antiqua" w:hAnsi="Book Antiqua"/>
+          <w:color w:val="000000"/>
+        </w:rPr>
+      </w:r>
+      <w:proofErr w:type="spellEnd"/>
+      <w:r>
+        <w:rPr>
+          <w:rFonts w:ascii="Book Antiqua" w:hAnsi="Book Antiqua"/>
+          <w:color w:val="000000"/>
+        </w:rPr>
+      </w:r>
+      <w:proofErr w:type="spellStart"/>
+      <w:r>
+        <w:rPr>
+          <w:rFonts w:ascii="Book Antiqua" w:hAnsi="Book Antiqua"/>
+          <w:color w:val="000000"/>
+        </w:rPr>
+      </w:r>
+      <w:proofErr w:type="spellEnd"/>
+      <w:r>
+        <w:rPr>
+          <w:rFonts w:ascii="Book Antiqua" w:hAnsi="Book Antiqua"/>
+          <w:color w:val="000000"/>
+        </w:rPr>
+      </w:r>
+      <w:proofErr w:type="spellStart"/>
+      <w:r>
+        <w:rPr>
+          <w:rFonts w:ascii="Book Antiqua" w:hAnsi="Book Antiqua"/>
+          <w:color w:val="000000"/>
+        </w:rPr>
+      </w:r>
+      <w:proofErr w:type="spellEnd"/>
+      <w:r>
+        <w:rPr>
+          <w:rFonts w:ascii="Book Antiqua" w:hAnsi="Book Antiqua"/>
+          <w:color w:val="000000"/>
+        </w:rPr>
+      </w:r>
+      <w:proofErr w:type="spellStart"/>
+      <w:r>
+        <w:rPr>
+          <w:rFonts w:ascii="Book Antiqua" w:hAnsi="Book Antiqua"/>
+          <w:color w:val="000000"/>
+        </w:rPr>
+      </w:r>
+      <w:proofErr w:type="spellEnd"/>
+      <w:r>
+        <w:rPr>
+          <w:rFonts w:ascii="Book Antiqua" w:hAnsi="Book Antiqua"/>
+          <w:color w:val="000000"/>
+        </w:rPr>
+      </w:r>
+      <w:proofErr w:type="spellStart"/>
+      <w:r>
+        <w:rPr>
+          <w:rFonts w:ascii="Book Antiqua" w:hAnsi="Book Antiqua"/>
+          <w:color w:val="000000"/>
+        </w:rPr>
+      </w:r>
+      <w:proofErr w:type="spellEnd"/>
+      <w:r>
+        <w:rPr>
+          <w:rFonts w:ascii="Book Antiqua" w:hAnsi="Book Antiqua"/>
+          <w:color w:val="000000"/>
+        </w:rPr>
+      </w:r>
+      <w:proofErr w:type="spellStart"/>
+      <w:r>
+        <w:rPr>
+          <w:rFonts w:ascii="Book Antiqua" w:hAnsi="Book Antiqua"/>
+          <w:color w:val="000000"/>
+        </w:rPr>
+      </w:r>
+      <w:proofErr w:type="spellEnd"/>
+      <w:r>
+        <w:rPr>
+          <w:rFonts w:ascii="Book Antiqua" w:hAnsi="Book Antiqua"/>
+          <w:color w:val="000000"/>
+        </w:rPr>
+      </w:r>
+      <w:proofErr w:type="spellStart"/>
+      <w:r>
+        <w:rPr>
+          <w:rFonts w:ascii="Book Antiqua" w:hAnsi="Book Antiqua"/>
+          <w:color w:val="000000"/>
+        </w:rPr>
+      </w:r>
+      <w:proofErr w:type="spellEnd"/>
+      <w:r>
+        <w:rPr>
+          <w:rFonts w:ascii="Book Antiqua" w:hAnsi="Book Antiqua"/>
+          <w:color w:val="000000"/>
+        </w:rPr>
+      </w:r>
+      <w:proofErr w:type="spellStart"/>
+      <w:r>
+        <w:rPr>
+          <w:rFonts w:ascii="Book Antiqua" w:hAnsi="Book Antiqua"/>
+          <w:color w:val="000000"/>
+        </w:rPr>
+      </w:r>
+      <w:proofErr w:type="spellEnd"/>
+      <w:r>
+        <w:rPr>
+          <w:rFonts w:ascii="Book Antiqua" w:hAnsi="Book Antiqua"/>
+          <w:color w:val="000000"/>
+        </w:rPr>
+      </w:r>
+      <w:proofErr w:type="spellStart"/>
+      <w:r>
+        <w:rPr>
+          <w:rFonts w:ascii="Book Antiqua" w:hAnsi="Book Antiqua"/>
+          <w:color w:val="000000"/>
+        </w:rPr>
+      </w:r>
+      <w:proofErr w:type="spellEnd"/>
+      <w:r>
+        <w:rPr>
+          <w:rFonts w:ascii="Book Antiqua" w:hAnsi="Book Antiqua"/>
+          <w:color w:val="000000"/>
+        </w:rPr>
+      </w:r>
+      <w:proofErr w:type="spellStart"/>
+      <w:r>
+        <w:rPr>
+          <w:rFonts w:ascii="Book Antiqua" w:hAnsi="Book Antiqua"/>
+          <w:color w:val="000000"/>
+        </w:rPr>
+      </w:r>
+      <w:proofErr w:type="spellEnd"/>
+      <w:r>
+        <w:rPr>
+          <w:rFonts w:ascii="Book Antiqua" w:hAnsi="Book Antiqua"/>
+          <w:color w:val="000000"/>
+        </w:rPr>
+      </w:r>
+      <w:proofErr w:type="spellStart"/>
+      <w:r>
+        <w:rPr>
+          <w:rFonts w:ascii="Book Antiqua" w:hAnsi="Book Antiqua"/>
+          <w:color w:val="000000"/>
+        </w:rPr>
+      </w:r>
+      <w:proofErr w:type="spellEnd"/>
+      <w:r>
+        <w:rPr>
+          <w:rFonts w:ascii="Book Antiqua" w:hAnsi="Book Antiqua"/>
+          <w:color w:val="000000"/>
+        </w:rPr>
+      </w:r>
+      <w:proofErr w:type="spellStart"/>
+      <w:r>
+        <w:rPr>
+          <w:rFonts w:ascii="Book Antiqua" w:hAnsi="Book Antiqua"/>
+          <w:color w:val="000000"/>
+        </w:rPr>
+      </w:r>
+      <w:proofErr w:type="spellEnd"/>
+      <w:r>
+        <w:rPr>
+          <w:rFonts w:ascii="Book Antiqua" w:hAnsi="Book Antiqua"/>
+          <w:color w:val="000000"/>
+        </w:rPr>
+      </w:r>
+      <w:proofErr w:type="spellStart"/>
+      <w:r>
+        <w:rPr>
+          <w:rFonts w:ascii="Book Antiqua" w:hAnsi="Book Antiqua"/>
+          <w:color w:val="000000"/>
+        </w:rPr>
+      </w:r>
+      <w:proofErr w:type="spellEnd"/>
+      <w:r>
+        <w:rPr>
+          <w:rFonts w:ascii="Book Antiqua" w:hAnsi="Book Antiqua"/>
+          <w:color w:val="000000"/>
+        </w:rPr>
+      </w:r>
+      <w:proofErr w:type="spellStart"/>
+      <w:r>
+        <w:rPr>
+          <w:rFonts w:ascii="Book Antiqua" w:hAnsi="Book Antiqua"/>
+          <w:color w:val="000000"/>
+        </w:rPr>
+      </w:r>
+      <w:proofErr w:type="spellEnd"/>
+      <w:r>
+        <w:rPr>
+          <w:rFonts w:ascii="Book Antiqua" w:hAnsi="Book Antiqua"/>
+          <w:color w:val="000000"/>
+        </w:rPr>
+      </w:r>
+      <w:proofErr w:type="spellStart"/>
+      <w:r>
+        <w:rPr>
+          <w:rFonts w:ascii="Book Antiqua" w:hAnsi="Book Antiqua"/>
+          <w:color w:val="000000"/>
+        </w:rPr>
+      </w:r>
+      <w:proofErr w:type="spellEnd"/>
+      <w:r>
+        <w:rPr>
+          <w:rFonts w:ascii="Book Antiqua" w:hAnsi="Book Antiqua"/>
+          <w:color w:val="000000"/>
+        </w:rPr>
+      </w:r>
+      <w:proofErr w:type="spellStart"/>
+      <w:r>
+        <w:rPr>
+          <w:rFonts w:ascii="Book Antiqua" w:hAnsi="Book Antiqua"/>
+          <w:color w:val="000000"/>
+        </w:rPr>
+      </w:r>
+      <w:proofErr w:type="spellEnd"/>
+      <w:r>
+        <w:rPr>
+          <w:rFonts w:ascii="Book Antiqua" w:hAnsi="Book Antiqua"/>
+          <w:color w:val="000000"/>
+        </w:rPr>
+      </w:r>
+      <w:proofErr w:type="spellStart"/>
+      <w:r>
+        <w:rPr>
+          <w:rFonts w:ascii="Book Antiqua" w:hAnsi="Book Antiqua"/>
+          <w:color w:val="000000"/>
+        </w:rPr>
+      </w:r>
+      <w:proofErr w:type="spellEnd"/>
+      <w:r>
+        <w:rPr>
+          <w:rFonts w:ascii="Book Antiqua" w:hAnsi="Book Antiqua"/>
+          <w:color w:val="000000"/>
+        </w:rPr>
+      </w:r>
+      <w:r>
+        <w:rPr>
+          <w:rFonts w:ascii="Book Antiqua" w:hAnsi="Book Antiqua"/>
+          <w:color w:val="000000"/>
+        </w:rPr>
+      </w:r>
+      <w:r>
+        <w:rPr>
+          <w:rFonts w:ascii="Book Antiqua" w:hAnsi="Book Antiqua"/>
+          <w:color w:val="000000"/>
+        </w:rPr>
       </w:r>
     </w:p>
     <w:p>
@@ -4752,110 +4665,97 @@
           <w:rFonts w:ascii="Book Antiqua" w:hAnsi="Book Antiqua"/>
           <w:color w:val="000000"/>
         </w:rPr>
-        <w:t xml:space="preserve">El banco de pruebas se implementó en contenedores Docker mediante microservicios aislados: (1) un servicio de base de datos con PostgreSQL 15 y PostGIS 3.3, y (2) una API en Python 3.11 con FastAPI y Uvicorn. Las </w:t>
-      </w:r>
-      <w:proofErr w:type="spellStart"/>
-      <w:r>
-        <w:rPr>
-          <w:rFonts w:ascii="Book Antiqua" w:hAnsi="Book Antiqua"/>
-          <w:color w:val="000000"/>
-        </w:rPr>
-        <w:t>pruebas</w:t>
-      </w:r>
-      <w:proofErr w:type="spellEnd"/>
-      <w:r>
-        <w:rPr>
-          <w:rFonts w:ascii="Book Antiqua" w:hAnsi="Book Antiqua"/>
-          <w:color w:val="000000"/>
-        </w:rPr>
-        <w:t xml:space="preserve"> de </w:t>
-      </w:r>
-      <w:proofErr w:type="spellStart"/>
-      <w:r>
-        <w:rPr>
-          <w:rFonts w:ascii="Book Antiqua" w:hAnsi="Book Antiqua"/>
-          <w:color w:val="000000"/>
-        </w:rPr>
-        <w:t>estrés</w:t>
-      </w:r>
-      <w:proofErr w:type="spellEnd"/>
-      <w:r>
-        <w:rPr>
-          <w:rFonts w:ascii="Book Antiqua" w:hAnsi="Book Antiqua"/>
-          <w:color w:val="000000"/>
-        </w:rPr>
-        <w:t xml:space="preserve"> se </w:t>
-      </w:r>
-      <w:proofErr w:type="spellStart"/>
-      <w:r>
-        <w:rPr>
-          <w:rFonts w:ascii="Book Antiqua" w:hAnsi="Book Antiqua"/>
-          <w:color w:val="000000"/>
-        </w:rPr>
-        <w:t>ejecutaron</w:t>
-      </w:r>
-      <w:proofErr w:type="spellEnd"/>
-      <w:r>
-        <w:rPr>
-          <w:rFonts w:ascii="Book Antiqua" w:hAnsi="Book Antiqua"/>
-          <w:color w:val="000000"/>
-        </w:rPr>
-        <w:t xml:space="preserve"> </w:t>
-      </w:r>
-      <w:proofErr w:type="spellStart"/>
-      <w:r>
-        <w:rPr>
-          <w:rFonts w:ascii="Book Antiqua" w:hAnsi="Book Antiqua"/>
-          <w:color w:val="000000"/>
-        </w:rPr>
-        <w:t>en</w:t>
-      </w:r>
-      <w:proofErr w:type="spellEnd"/>
-      <w:r>
-        <w:rPr>
-          <w:rFonts w:ascii="Book Antiqua" w:hAnsi="Book Antiqua"/>
-          <w:color w:val="000000"/>
-        </w:rPr>
-        <w:t xml:space="preserve"> un </w:t>
-      </w:r>
-      <w:proofErr w:type="spellStart"/>
-      <w:r>
-        <w:rPr>
-          <w:rFonts w:ascii="Book Antiqua" w:hAnsi="Book Antiqua"/>
-          <w:color w:val="000000"/>
-        </w:rPr>
-        <w:t>entorno</w:t>
-      </w:r>
-      <w:proofErr w:type="spellEnd"/>
-      <w:r>
-        <w:rPr>
-          <w:rFonts w:ascii="Book Antiqua" w:hAnsi="Book Antiqua"/>
-          <w:color w:val="000000"/>
-        </w:rPr>
-        <w:t xml:space="preserve"> </w:t>
-      </w:r>
-      <w:proofErr w:type="spellStart"/>
-      <w:r>
-        <w:rPr>
-          <w:rFonts w:ascii="Book Antiqua" w:hAnsi="Book Antiqua"/>
-          <w:color w:val="000000"/>
-        </w:rPr>
-        <w:t>controlado</w:t>
-      </w:r>
-      <w:proofErr w:type="spellEnd"/>
-      <w:r>
-        <w:rPr>
-          <w:rFonts w:ascii="Book Antiqua" w:hAnsi="Book Antiqua"/>
-          <w:color w:val="000000"/>
-        </w:rPr>
-        <w:t xml:space="preserve"> </w:t>
-      </w:r>
-      <w:r>
-        <w:rPr>
-          <w:rFonts w:ascii="Book Antiqua" w:hAnsi="Book Antiqua"/>
-          <w:color w:val="000000"/>
-        </w:rPr>
-        <w:t xml:space="preserve">con </w:t>
+        <w:t>El banco de pruebas se implementó en contenedores Docker mediante microservicios aislados: (1) un servicio de base de datos con PostgreSQL 15 y PostGIS 3.3, (2) una API en Python 3.11 con FastAPI y Uvicorn, y (3) un proxy reverso Nginx configurado con el módulo ModSecurity v3 y el conjunto de reglas perimetrales OWASP Core Rule Set (CRS v3.3). Las pruebas de estrés se ejecutaron en un entorno controlado con un procesador Intel Core Ultra 5 245KF de 14 núcleos a 5.2 GHz con 32 GB de RAM DDR5 y almacenamiento NVMe PCIe 4.0 sobre Linux kernel 6.6 (WSL2).</w:t>
+      </w:r>
+      <w:proofErr w:type="spellStart"/>
+      <w:r>
+        <w:rPr>
+          <w:rFonts w:ascii="Book Antiqua" w:hAnsi="Book Antiqua"/>
+          <w:color w:val="000000"/>
+        </w:rPr>
+      </w:r>
+      <w:proofErr w:type="spellEnd"/>
+      <w:r>
+        <w:rPr>
+          <w:rFonts w:ascii="Book Antiqua" w:hAnsi="Book Antiqua"/>
+          <w:color w:val="000000"/>
+        </w:rPr>
+      </w:r>
+      <w:proofErr w:type="spellStart"/>
+      <w:r>
+        <w:rPr>
+          <w:rFonts w:ascii="Book Antiqua" w:hAnsi="Book Antiqua"/>
+          <w:color w:val="000000"/>
+        </w:rPr>
+      </w:r>
+      <w:proofErr w:type="spellEnd"/>
+      <w:r>
+        <w:rPr>
+          <w:rFonts w:ascii="Book Antiqua" w:hAnsi="Book Antiqua"/>
+          <w:color w:val="000000"/>
+        </w:rPr>
+      </w:r>
+      <w:proofErr w:type="spellStart"/>
+      <w:r>
+        <w:rPr>
+          <w:rFonts w:ascii="Book Antiqua" w:hAnsi="Book Antiqua"/>
+          <w:color w:val="000000"/>
+        </w:rPr>
+      </w:r>
+      <w:proofErr w:type="spellEnd"/>
+      <w:r>
+        <w:rPr>
+          <w:rFonts w:ascii="Book Antiqua" w:hAnsi="Book Antiqua"/>
+          <w:color w:val="000000"/>
+        </w:rPr>
+      </w:r>
+      <w:proofErr w:type="spellStart"/>
+      <w:r>
+        <w:rPr>
+          <w:rFonts w:ascii="Book Antiqua" w:hAnsi="Book Antiqua"/>
+          <w:color w:val="000000"/>
+        </w:rPr>
+      </w:r>
+      <w:proofErr w:type="spellEnd"/>
+      <w:r>
+        <w:rPr>
+          <w:rFonts w:ascii="Book Antiqua" w:hAnsi="Book Antiqua"/>
+          <w:color w:val="000000"/>
+        </w:rPr>
+      </w:r>
+      <w:proofErr w:type="spellStart"/>
+      <w:r>
+        <w:rPr>
+          <w:rFonts w:ascii="Book Antiqua" w:hAnsi="Book Antiqua"/>
+          <w:color w:val="000000"/>
+        </w:rPr>
+      </w:r>
+      <w:proofErr w:type="spellEnd"/>
+      <w:r>
+        <w:rPr>
+          <w:rFonts w:ascii="Book Antiqua" w:hAnsi="Book Antiqua"/>
+          <w:color w:val="000000"/>
+        </w:rPr>
+      </w:r>
+      <w:proofErr w:type="spellStart"/>
+      <w:r>
+        <w:rPr>
+          <w:rFonts w:ascii="Book Antiqua" w:hAnsi="Book Antiqua"/>
+          <w:color w:val="000000"/>
+        </w:rPr>
+      </w:r>
+      <w:proofErr w:type="spellEnd"/>
+      <w:r>
+        <w:rPr>
+          <w:rFonts w:ascii="Book Antiqua" w:hAnsi="Book Antiqua"/>
+          <w:color w:val="000000"/>
+        </w:rPr>
+      </w:r>
+      <w:r>
+        <w:rPr>
+          <w:rFonts w:ascii="Book Antiqua" w:hAnsi="Book Antiqua"/>
+          <w:color w:val="000000"/>
+        </w:rPr>
       </w:r>
       <w:proofErr w:type="gramStart"/>
       <w:r>
@@ -4863,7 +4763,6 @@
           <w:rFonts w:ascii="Book Antiqua" w:hAnsi="Book Antiqua"/>
           <w:color w:val="000000"/>
         </w:rPr>
-        <w:t>un Intel</w:t>
       </w:r>
       <w:proofErr w:type="gramEnd"/>
       <w:r>
@@ -4871,53 +4770,46 @@
           <w:rFonts w:ascii="Book Antiqua" w:hAnsi="Book Antiqua"/>
           <w:color w:val="000000"/>
         </w:rPr>
-        <w:t xml:space="preserve"> Core Ultra 5 245KF de</w:t>
-      </w:r>
-      <w:r>
-        <w:rPr>
-          <w:rFonts w:ascii="Book Antiqua" w:hAnsi="Book Antiqua"/>
-          <w:color w:val="000000"/>
-        </w:rPr>
-        <w:t xml:space="preserve"> 14 núcleos a 5.2 GHz con 32 GB de RAM DDR5 </w:t>
-      </w:r>
-      <w:r>
-        <w:rPr>
-          <w:rFonts w:ascii="Book Antiqua" w:hAnsi="Book Antiqua"/>
-          <w:color w:val="000000"/>
-        </w:rPr>
-        <w:t xml:space="preserve">y </w:t>
-      </w:r>
-      <w:proofErr w:type="spellStart"/>
-      <w:r>
-        <w:rPr>
-          <w:rFonts w:ascii="Book Antiqua" w:hAnsi="Book Antiqua"/>
-          <w:color w:val="000000"/>
-        </w:rPr>
-        <w:t>almacenamiento</w:t>
-      </w:r>
-      <w:proofErr w:type="spellEnd"/>
-      <w:r>
-        <w:rPr>
-          <w:rFonts w:ascii="Book Antiqua" w:hAnsi="Book Antiqua"/>
-          <w:color w:val="000000"/>
-        </w:rPr>
-        <w:t xml:space="preserve"> </w:t>
-      </w:r>
-      <w:proofErr w:type="spellStart"/>
-      <w:r>
-        <w:rPr>
-          <w:rFonts w:ascii="Book Antiqua" w:hAnsi="Book Antiqua"/>
-          <w:color w:val="000000"/>
-        </w:rPr>
-        <w:t>NVMe</w:t>
-      </w:r>
-      <w:proofErr w:type="spellEnd"/>
-      <w:r>
-        <w:rPr>
-          <w:rFonts w:ascii="Book Antiqua" w:hAnsi="Book Antiqua"/>
-          <w:color w:val="000000"/>
-        </w:rPr>
-        <w:t xml:space="preserve"> PCIe 4.0</w:t>
+      </w:r>
+      <w:r>
+        <w:rPr>
+          <w:rFonts w:ascii="Book Antiqua" w:hAnsi="Book Antiqua"/>
+          <w:color w:val="000000"/>
+        </w:rPr>
+      </w:r>
+      <w:r>
+        <w:rPr>
+          <w:rFonts w:ascii="Book Antiqua" w:hAnsi="Book Antiqua"/>
+          <w:color w:val="000000"/>
+        </w:rPr>
+      </w:r>
+      <w:proofErr w:type="spellStart"/>
+      <w:r>
+        <w:rPr>
+          <w:rFonts w:ascii="Book Antiqua" w:hAnsi="Book Antiqua"/>
+          <w:color w:val="000000"/>
+        </w:rPr>
+      </w:r>
+      <w:proofErr w:type="spellEnd"/>
+      <w:r>
+        <w:rPr>
+          <w:rFonts w:ascii="Book Antiqua" w:hAnsi="Book Antiqua"/>
+          <w:color w:val="000000"/>
+        </w:rPr>
+      </w:r>
+      <w:proofErr w:type="spellStart"/>
+      <w:r>
+        <w:rPr>
+          <w:rFonts w:ascii="Book Antiqua" w:hAnsi="Book Antiqua"/>
+          <w:color w:val="000000"/>
+        </w:rPr>
+      </w:r>
+      <w:proofErr w:type="spellEnd"/>
+      <w:r>
+        <w:rPr>
+          <w:rFonts w:ascii="Book Antiqua" w:hAnsi="Book Antiqua"/>
+          <w:color w:val="000000"/>
+        </w:rPr>
       </w:r>
       <w:r>
         <w:rPr>
@@ -4926,23 +4818,20 @@
           <w:color w:val="000000"/>
           <w:sz w:val="18"/>
         </w:rPr>
-        <w:t xml:space="preserve"> </w:t>
-      </w:r>
-      <w:proofErr w:type="spellStart"/>
-      <w:r>
-        <w:rPr>
-          <w:rFonts w:ascii="Book Antiqua" w:hAnsi="Book Antiqua"/>
-          <w:color w:val="000000"/>
-        </w:rPr>
-        <w:t>sobre</w:t>
-      </w:r>
-      <w:proofErr w:type="spellEnd"/>
-      <w:r>
-        <w:rPr>
-          <w:rFonts w:ascii="Book Antiqua" w:hAnsi="Book Antiqua"/>
-          <w:color w:val="000000"/>
-        </w:rPr>
-        <w:t xml:space="preserve"> Linux kernel 6.6 (WSL2).</w:t>
+      </w:r>
+      <w:proofErr w:type="spellStart"/>
+      <w:r>
+        <w:rPr>
+          <w:rFonts w:ascii="Book Antiqua" w:hAnsi="Book Antiqua"/>
+          <w:color w:val="000000"/>
+        </w:rPr>
+      </w:r>
+      <w:proofErr w:type="spellEnd"/>
+      <w:r>
+        <w:rPr>
+          <w:rFonts w:ascii="Book Antiqua" w:hAnsi="Book Antiqua"/>
+          <w:color w:val="000000"/>
+        </w:rPr>
       </w:r>
     </w:p>
     <w:p>
@@ -4968,6 +4857,7 @@
           <w:rFonts w:ascii="Book Antiqua" w:hAnsi="Book Antiqua"/>
           <w:color w:val="000000"/>
         </w:rPr>
+        <w:t>Se estructuraron seis vectores de explotación basados en las directrices de prueba de inyección de la Web Security Testing Guide (OWASP Foundation, 2023), orientados a las tres dimensiones de la tríada CIA (Confidencialidad, Integridad y Disponibilidad). La batería experimental comprendió dos categorías de vectores: (a) vectores de inyección espacial directa (V1 a V3), dirigidos contra predicados topológicos nativos y funciones de análisis geométrico en PostGIS; y (b) vectores de inyección SQL convencional aplicados al flujo transaccional y administrativo del catastro (V4 a V6), utilizados como línea base de control para verificar la integridad del modelo de datos y la capacidad de detección de herramientas perimetrales. La evaluación de rendimiento contempló una batería de carga de 300 peticiones y curvas de concurrencia escalonada (1 a 100 clientes) sobre el endpoint de proximidad territorial (/predios/radio), registrando métricas de latencia (media, p50, p95, p99) y throughput (req/s). La caracterización técnica de los seis vectores de explotación, sus endpoints y los payloads representativos se detallan en el Apéndice 1.</w:t>
       </w:r>
       <w:proofErr w:type="spellStart"/>
       <w:r>
@@ -5142,7 +5032,6 @@
           <w:rFonts w:ascii="Book Antiqua" w:hAnsi="Book Antiqua"/>
           <w:sz w:val="22"/>
         </w:rPr>
-        <w:t>Se estructuraron seis vectores de explotación basados en las directrices de prueba de inyección de la Web Security Testing Guide (OWASP Foundation, 2023), orientados a las tres dimensiones de la tríada CIA (Confidencialidad, Integridad y Disponibilidad). La evaluación de rendimiento contempló una carga de 300 peticiones y curvas de concurrencia escalonada (1 a 100 clientes), registrando métricas de latencia (media, p50, p95, p99) y throughput (req/s).</w:t>
       </w:r>
     </w:p>
     <w:p>
@@ -5530,267 +5419,234 @@
           <w:rFonts w:ascii="Book Antiqua" w:hAnsi="Book Antiqua"/>
           <w:color w:val="000000"/>
         </w:rPr>
-        <w:t>Aprovechando</w:t>
-      </w:r>
-      <w:proofErr w:type="spellEnd"/>
-      <w:r>
-        <w:rPr>
-          <w:rFonts w:ascii="Book Antiqua" w:hAnsi="Book Antiqua"/>
-          <w:color w:val="000000"/>
-        </w:rPr>
-        <w:t xml:space="preserve"> la </w:t>
-      </w:r>
-      <w:proofErr w:type="spellStart"/>
-      <w:r>
-        <w:rPr>
-          <w:rFonts w:ascii="Book Antiqua" w:hAnsi="Book Antiqua"/>
-          <w:color w:val="000000"/>
-        </w:rPr>
-        <w:t>complejidad</w:t>
-      </w:r>
-      <w:proofErr w:type="spellEnd"/>
-      <w:r>
-        <w:rPr>
-          <w:rFonts w:ascii="Book Antiqua" w:hAnsi="Book Antiqua"/>
-          <w:color w:val="000000"/>
-        </w:rPr>
-        <w:t xml:space="preserve"> </w:t>
-      </w:r>
-      <w:proofErr w:type="spellStart"/>
-      <w:r>
-        <w:rPr>
-          <w:rFonts w:ascii="Book Antiqua" w:hAnsi="Book Antiqua"/>
-          <w:color w:val="000000"/>
-        </w:rPr>
-        <w:t>geométrica</w:t>
-      </w:r>
-      <w:proofErr w:type="spellEnd"/>
-      <w:r>
-        <w:rPr>
-          <w:rFonts w:ascii="Book Antiqua" w:hAnsi="Book Antiqua"/>
-          <w:color w:val="000000"/>
-        </w:rPr>
-        <w:t xml:space="preserve"> base de </w:t>
-      </w:r>
-      <w:proofErr w:type="spellStart"/>
-      <w:r>
-        <w:rPr>
-          <w:rFonts w:ascii="Book Antiqua" w:hAnsi="Book Antiqua"/>
-          <w:color w:val="000000"/>
-        </w:rPr>
-        <w:t>l</w:t>
-      </w:r>
-      <w:r>
-        <w:rPr>
-          <w:rFonts w:ascii="Book Antiqua" w:hAnsi="Book Antiqua"/>
-          <w:color w:val="000000"/>
-        </w:rPr>
-        <w:t>o</w:t>
-      </w:r>
-      <w:r>
-        <w:rPr>
-          <w:rFonts w:ascii="Book Antiqua" w:hAnsi="Book Antiqua"/>
-          <w:color w:val="000000"/>
-        </w:rPr>
-        <w:t>s</w:t>
-      </w:r>
-      <w:proofErr w:type="spellEnd"/>
-      <w:r>
-        <w:rPr>
-          <w:rFonts w:ascii="Book Antiqua" w:hAnsi="Book Antiqua"/>
-          <w:color w:val="000000"/>
-        </w:rPr>
-        <w:t xml:space="preserve"> </w:t>
-      </w:r>
-      <w:proofErr w:type="spellStart"/>
-      <w:r>
-        <w:rPr>
-          <w:rFonts w:ascii="Book Antiqua" w:hAnsi="Book Antiqua"/>
-          <w:color w:val="000000"/>
-        </w:rPr>
-        <w:t>lotes</w:t>
-      </w:r>
-      <w:proofErr w:type="spellEnd"/>
-      <w:r>
-        <w:rPr>
-          <w:rFonts w:ascii="Book Antiqua" w:hAnsi="Book Antiqua"/>
-          <w:color w:val="000000"/>
-        </w:rPr>
-        <w:t xml:space="preserve"> (</w:t>
-      </w:r>
-      <w:proofErr w:type="spellStart"/>
-      <w:r>
-        <w:rPr>
-          <w:rFonts w:ascii="Book Antiqua" w:hAnsi="Book Antiqua"/>
-          <w:color w:val="000000"/>
-        </w:rPr>
-        <w:t>promedio</w:t>
-      </w:r>
-      <w:proofErr w:type="spellEnd"/>
-      <w:r>
-        <w:rPr>
-          <w:rFonts w:ascii="Book Antiqua" w:hAnsi="Book Antiqua"/>
-          <w:color w:val="000000"/>
-        </w:rPr>
-        <w:t xml:space="preserve"> de 9.0 vértices y hasta 222 vértices por polígono), el atacante inyectó en el endpoint GET /api/v1/vulnerable/predios/analisis-expansion una subconsulta con un producto cruzado espacial O(N^2) que computa buffers con alta densidad de segmentos por cuadrante. Como se </w:t>
-      </w:r>
-      <w:proofErr w:type="spellStart"/>
-      <w:r>
-        <w:rPr>
-          <w:rFonts w:ascii="Book Antiqua" w:hAnsi="Book Antiqua"/>
-          <w:color w:val="000000"/>
-        </w:rPr>
-        <w:t>evidencia</w:t>
-      </w:r>
-      <w:proofErr w:type="spellEnd"/>
-      <w:r>
-        <w:rPr>
-          <w:rFonts w:ascii="Book Antiqua" w:hAnsi="Book Antiqua"/>
-          <w:color w:val="000000"/>
-        </w:rPr>
-        <w:t xml:space="preserve"> </w:t>
-      </w:r>
-      <w:proofErr w:type="spellStart"/>
-      <w:r>
-        <w:rPr>
-          <w:rFonts w:ascii="Book Antiqua" w:hAnsi="Book Antiqua"/>
-          <w:color w:val="000000"/>
-        </w:rPr>
-        <w:t>en</w:t>
-      </w:r>
-      <w:proofErr w:type="spellEnd"/>
-      <w:r>
-        <w:rPr>
-          <w:rFonts w:ascii="Book Antiqua" w:hAnsi="Book Antiqua"/>
-          <w:color w:val="000000"/>
-        </w:rPr>
-        <w:t xml:space="preserve"> la </w:t>
-      </w:r>
-      <w:proofErr w:type="spellStart"/>
-      <w:r>
-        <w:rPr>
-          <w:rFonts w:ascii="Book Antiqua" w:hAnsi="Book Antiqua"/>
-          <w:color w:val="000000"/>
-        </w:rPr>
-        <w:t>Figur</w:t>
-      </w:r>
-      <w:r>
-        <w:rPr>
-          <w:rFonts w:ascii="Book Antiqua" w:hAnsi="Book Antiqua"/>
-          <w:color w:val="000000"/>
-        </w:rPr>
-        <w:t>a</w:t>
-      </w:r>
-      <w:proofErr w:type="spellEnd"/>
-      <w:r>
-        <w:rPr>
-          <w:rFonts w:ascii="Book Antiqua" w:hAnsi="Book Antiqua"/>
-          <w:color w:val="000000"/>
-        </w:rPr>
-        <w:t xml:space="preserve"> 1, la </w:t>
-      </w:r>
-      <w:proofErr w:type="spellStart"/>
-      <w:r>
-        <w:rPr>
-          <w:rFonts w:ascii="Book Antiqua" w:hAnsi="Book Antiqua"/>
-          <w:color w:val="000000"/>
-        </w:rPr>
-        <w:t>inyección</w:t>
-      </w:r>
-      <w:proofErr w:type="spellEnd"/>
-      <w:r>
-        <w:rPr>
-          <w:rFonts w:ascii="Book Antiqua" w:hAnsi="Book Antiqua"/>
-          <w:color w:val="000000"/>
-        </w:rPr>
-        <w:t xml:space="preserve"> del </w:t>
-      </w:r>
-      <w:proofErr w:type="spellStart"/>
-      <w:r>
-        <w:rPr>
-          <w:rFonts w:ascii="Book Antiqua" w:hAnsi="Book Antiqua"/>
-          <w:color w:val="000000"/>
-        </w:rPr>
-        <w:t>producto</w:t>
-      </w:r>
-      <w:proofErr w:type="spellEnd"/>
-      <w:r>
-        <w:rPr>
-          <w:rFonts w:ascii="Book Antiqua" w:hAnsi="Book Antiqua"/>
-          <w:color w:val="000000"/>
-        </w:rPr>
-        <w:t xml:space="preserve"> </w:t>
-      </w:r>
-      <w:proofErr w:type="spellStart"/>
-      <w:r>
-        <w:rPr>
-          <w:rFonts w:ascii="Book Antiqua" w:hAnsi="Book Antiqua"/>
-          <w:color w:val="000000"/>
-        </w:rPr>
-        <w:t>cartesiano</w:t>
-      </w:r>
-      <w:proofErr w:type="spellEnd"/>
-      <w:r>
-        <w:rPr>
-          <w:rFonts w:ascii="Book Antiqua" w:hAnsi="Book Antiqua"/>
-          <w:color w:val="000000"/>
-        </w:rPr>
-        <w:t xml:space="preserve"> desencadena una explosión de complejidad algorítmica O(N^2) que eleva la latencia desde 10.8 ms hasta 1,665.16 ms a medida que los vértices evaluados en el buffer crecen de 14,400 a más de 345,600 puntos, saturando los workers de PostgreSQL en el procesador Intel Core Ultra 5 245KF. </w:t>
-      </w:r>
-      <w:r>
-        <w:rPr>
-          <w:rFonts w:ascii="Book Antiqua" w:hAnsi="Book Antiqua"/>
-          <w:color w:val="000000"/>
-        </w:rPr>
-        <w:t xml:space="preserve">Como </w:t>
-      </w:r>
-      <w:proofErr w:type="spellStart"/>
-      <w:r>
-        <w:rPr>
-          <w:rFonts w:ascii="Book Antiqua" w:hAnsi="Book Antiqua"/>
-          <w:color w:val="000000"/>
-        </w:rPr>
-        <w:t>contraparte</w:t>
-      </w:r>
-      <w:proofErr w:type="spellEnd"/>
-      <w:r>
-        <w:rPr>
-          <w:rFonts w:ascii="Book Antiqua" w:hAnsi="Book Antiqua"/>
-          <w:color w:val="000000"/>
-        </w:rPr>
-        <w:t xml:space="preserve">, la </w:t>
-      </w:r>
-      <w:proofErr w:type="spellStart"/>
-      <w:r>
-        <w:rPr>
-          <w:rFonts w:ascii="Book Antiqua" w:hAnsi="Book Antiqua"/>
-          <w:color w:val="000000"/>
-        </w:rPr>
-        <w:t>arquitectura</w:t>
-      </w:r>
-      <w:proofErr w:type="spellEnd"/>
-      <w:r>
-        <w:rPr>
-          <w:rFonts w:ascii="Book Antiqua" w:hAnsi="Book Antiqua"/>
-          <w:color w:val="000000"/>
-        </w:rPr>
-        <w:t xml:space="preserve"> </w:t>
-      </w:r>
-      <w:proofErr w:type="spellStart"/>
-      <w:r>
-        <w:rPr>
-          <w:rFonts w:ascii="Book Antiqua" w:hAnsi="Book Antiqua"/>
-          <w:color w:val="000000"/>
-        </w:rPr>
-        <w:t>mitigada</w:t>
-      </w:r>
-      <w:proofErr w:type="spellEnd"/>
-      <w:r>
-        <w:rPr>
-          <w:rFonts w:ascii="Book Antiqua" w:hAnsi="Book Antiqua"/>
-          <w:color w:val="000000"/>
-        </w:rPr>
-        <w:t xml:space="preserve"> preserva una latencia acotada de ~15 ms al restringir los parámetros </w:t>
+        <w:t>Aprovechando la complejidad geométrica base de las parcelas (promedio de 9.0 vértices y hasta 222 vértices por polígono), el atacante inyectó en el endpoint GET /api/v1/vulnerable/predios/analisis-expansion una subconsulta con un producto cruzado espacial O(N^2) que computa buffers con alta densidad de segmentos por cuadrante. Para aislar el coste computacional del producto cartesiano sin inducir un bloqueo permanente del servidor de pruebas, la inyección evaluó un subconjunto sistemático de 20 parcelas cruzadas entre sí (400 pares de polígonos), variando la resolución de vértices en el buffer. Como se evidencia en la Figura 1, esta inyección del producto cartesiano desencadena una explosión de complejidad algorítmica O(N^2) que eleva la latencia desde 10.8 ms hasta 1,692.1 ms a medida que los vértices evaluados en el buffer crecen de 14,400 a más de 345,600 puntos, saturando los workers de PostgreSQL en el procesador Intel Core Ultra 5 245KF. En contraste, la arquitectura mitigada preserva una latencia acotada de ~15 ms al restringir los parámetros a escalares validados mediante Pydantic y GeoAlchemy2.</w:t>
+      </w:r>
+      <w:proofErr w:type="spellEnd"/>
+      <w:r>
+        <w:rPr>
+          <w:rFonts w:ascii="Book Antiqua" w:hAnsi="Book Antiqua"/>
+          <w:color w:val="000000"/>
+        </w:rPr>
+      </w:r>
+      <w:proofErr w:type="spellStart"/>
+      <w:r>
+        <w:rPr>
+          <w:rFonts w:ascii="Book Antiqua" w:hAnsi="Book Antiqua"/>
+          <w:color w:val="000000"/>
+        </w:rPr>
+      </w:r>
+      <w:proofErr w:type="spellEnd"/>
+      <w:r>
+        <w:rPr>
+          <w:rFonts w:ascii="Book Antiqua" w:hAnsi="Book Antiqua"/>
+          <w:color w:val="000000"/>
+        </w:rPr>
+      </w:r>
+      <w:proofErr w:type="spellStart"/>
+      <w:r>
+        <w:rPr>
+          <w:rFonts w:ascii="Book Antiqua" w:hAnsi="Book Antiqua"/>
+          <w:color w:val="000000"/>
+        </w:rPr>
+      </w:r>
+      <w:proofErr w:type="spellEnd"/>
+      <w:r>
+        <w:rPr>
+          <w:rFonts w:ascii="Book Antiqua" w:hAnsi="Book Antiqua"/>
+          <w:color w:val="000000"/>
+        </w:rPr>
+      </w:r>
+      <w:proofErr w:type="spellStart"/>
+      <w:r>
+        <w:rPr>
+          <w:rFonts w:ascii="Book Antiqua" w:hAnsi="Book Antiqua"/>
+          <w:color w:val="000000"/>
+        </w:rPr>
+      </w:r>
+      <w:r>
+        <w:rPr>
+          <w:rFonts w:ascii="Book Antiqua" w:hAnsi="Book Antiqua"/>
+          <w:color w:val="000000"/>
+        </w:rPr>
+      </w:r>
+      <w:r>
+        <w:rPr>
+          <w:rFonts w:ascii="Book Antiqua" w:hAnsi="Book Antiqua"/>
+          <w:color w:val="000000"/>
+        </w:rPr>
+      </w:r>
+      <w:proofErr w:type="spellEnd"/>
+      <w:r>
+        <w:rPr>
+          <w:rFonts w:ascii="Book Antiqua" w:hAnsi="Book Antiqua"/>
+          <w:color w:val="000000"/>
+        </w:rPr>
+      </w:r>
+      <w:proofErr w:type="spellStart"/>
+      <w:r>
+        <w:rPr>
+          <w:rFonts w:ascii="Book Antiqua" w:hAnsi="Book Antiqua"/>
+          <w:color w:val="000000"/>
+        </w:rPr>
+      </w:r>
+      <w:proofErr w:type="spellEnd"/>
+      <w:r>
+        <w:rPr>
+          <w:rFonts w:ascii="Book Antiqua" w:hAnsi="Book Antiqua"/>
+          <w:color w:val="000000"/>
+        </w:rPr>
+      </w:r>
+      <w:proofErr w:type="spellStart"/>
+      <w:r>
+        <w:rPr>
+          <w:rFonts w:ascii="Book Antiqua" w:hAnsi="Book Antiqua"/>
+          <w:color w:val="000000"/>
+        </w:rPr>
+      </w:r>
+      <w:proofErr w:type="spellEnd"/>
+      <w:r>
+        <w:rPr>
+          <w:rFonts w:ascii="Book Antiqua" w:hAnsi="Book Antiqua"/>
+          <w:color w:val="000000"/>
+        </w:rPr>
+      </w:r>
+      <w:proofErr w:type="spellStart"/>
+      <w:r>
+        <w:rPr>
+          <w:rFonts w:ascii="Book Antiqua" w:hAnsi="Book Antiqua"/>
+          <w:color w:val="000000"/>
+        </w:rPr>
+      </w:r>
+      <w:proofErr w:type="spellEnd"/>
+      <w:r>
+        <w:rPr>
+          <w:rFonts w:ascii="Book Antiqua" w:hAnsi="Book Antiqua"/>
+          <w:color w:val="000000"/>
+        </w:rPr>
+      </w:r>
+      <w:proofErr w:type="spellStart"/>
+      <w:r>
+        <w:rPr>
+          <w:rFonts w:ascii="Book Antiqua" w:hAnsi="Book Antiqua"/>
+          <w:color w:val="000000"/>
+        </w:rPr>
+      </w:r>
+      <w:proofErr w:type="spellEnd"/>
+      <w:r>
+        <w:rPr>
+          <w:rFonts w:ascii="Book Antiqua" w:hAnsi="Book Antiqua"/>
+          <w:color w:val="000000"/>
+        </w:rPr>
+      </w:r>
+      <w:proofErr w:type="spellStart"/>
+      <w:r>
+        <w:rPr>
+          <w:rFonts w:ascii="Book Antiqua" w:hAnsi="Book Antiqua"/>
+          <w:color w:val="000000"/>
+        </w:rPr>
+      </w:r>
+      <w:r>
+        <w:rPr>
+          <w:rFonts w:ascii="Book Antiqua" w:hAnsi="Book Antiqua"/>
+          <w:color w:val="000000"/>
+        </w:rPr>
+      </w:r>
+      <w:proofErr w:type="spellEnd"/>
+      <w:r>
+        <w:rPr>
+          <w:rFonts w:ascii="Book Antiqua" w:hAnsi="Book Antiqua"/>
+          <w:color w:val="000000"/>
+        </w:rPr>
+      </w:r>
+      <w:proofErr w:type="spellStart"/>
+      <w:r>
+        <w:rPr>
+          <w:rFonts w:ascii="Book Antiqua" w:hAnsi="Book Antiqua"/>
+          <w:color w:val="000000"/>
+        </w:rPr>
+      </w:r>
+      <w:proofErr w:type="spellEnd"/>
+      <w:r>
+        <w:rPr>
+          <w:rFonts w:ascii="Book Antiqua" w:hAnsi="Book Antiqua"/>
+          <w:color w:val="000000"/>
+        </w:rPr>
+      </w:r>
+      <w:proofErr w:type="spellStart"/>
+      <w:r>
+        <w:rPr>
+          <w:rFonts w:ascii="Book Antiqua" w:hAnsi="Book Antiqua"/>
+          <w:color w:val="000000"/>
+        </w:rPr>
+      </w:r>
+      <w:proofErr w:type="spellEnd"/>
+      <w:r>
+        <w:rPr>
+          <w:rFonts w:ascii="Book Antiqua" w:hAnsi="Book Antiqua"/>
+          <w:color w:val="000000"/>
+        </w:rPr>
+      </w:r>
+      <w:proofErr w:type="spellStart"/>
+      <w:r>
+        <w:rPr>
+          <w:rFonts w:ascii="Book Antiqua" w:hAnsi="Book Antiqua"/>
+          <w:color w:val="000000"/>
+        </w:rPr>
+      </w:r>
+      <w:proofErr w:type="spellEnd"/>
+      <w:r>
+        <w:rPr>
+          <w:rFonts w:ascii="Book Antiqua" w:hAnsi="Book Antiqua"/>
+          <w:color w:val="000000"/>
+        </w:rPr>
+      </w:r>
+      <w:r>
+        <w:rPr>
+          <w:rFonts w:ascii="Book Antiqua" w:hAnsi="Book Antiqua"/>
+          <w:color w:val="000000"/>
+        </w:rPr>
+      </w:r>
+      <w:proofErr w:type="spellStart"/>
+      <w:r>
+        <w:rPr>
+          <w:rFonts w:ascii="Book Antiqua" w:hAnsi="Book Antiqua"/>
+          <w:color w:val="000000"/>
+        </w:rPr>
+      </w:r>
+      <w:proofErr w:type="spellEnd"/>
+      <w:r>
+        <w:rPr>
+          <w:rFonts w:ascii="Book Antiqua" w:hAnsi="Book Antiqua"/>
+          <w:color w:val="000000"/>
+        </w:rPr>
+      </w:r>
+      <w:proofErr w:type="spellStart"/>
+      <w:r>
+        <w:rPr>
+          <w:rFonts w:ascii="Book Antiqua" w:hAnsi="Book Antiqua"/>
+          <w:color w:val="000000"/>
+        </w:rPr>
+      </w:r>
+      <w:proofErr w:type="spellEnd"/>
+      <w:r>
+        <w:rPr>
+          <w:rFonts w:ascii="Book Antiqua" w:hAnsi="Book Antiqua"/>
+          <w:color w:val="000000"/>
+        </w:rPr>
+      </w:r>
+      <w:proofErr w:type="spellStart"/>
+      <w:r>
+        <w:rPr>
+          <w:rFonts w:ascii="Book Antiqua" w:hAnsi="Book Antiqua"/>
+          <w:color w:val="000000"/>
+        </w:rPr>
+      </w:r>
+      <w:proofErr w:type="spellEnd"/>
+      <w:r>
+        <w:rPr>
+          <w:rFonts w:ascii="Book Antiqua" w:hAnsi="Book Antiqua"/>
+          <w:color w:val="000000"/>
+        </w:rPr>
       </w:r>
       <w:proofErr w:type="gramStart"/>
       <w:r>
@@ -5798,7 +5654,6 @@
           <w:rFonts w:ascii="Book Antiqua" w:hAnsi="Book Antiqua"/>
           <w:color w:val="000000"/>
         </w:rPr>
-        <w:t>a</w:t>
       </w:r>
       <w:proofErr w:type="gramEnd"/>
       <w:r>
@@ -5806,7 +5661,6 @@
           <w:rFonts w:ascii="Book Antiqua" w:hAnsi="Book Antiqua"/>
           <w:color w:val="000000"/>
         </w:rPr>
-        <w:t xml:space="preserve"> escalares validados mediante Pydantic y GeoAlchemy2.</w:t>
       </w:r>
     </w:p>
     <w:p>
@@ -5868,7 +5722,7 @@
           <w:color w:val="000000"/>
           <w:sz w:val="20"/>
         </w:rPr>
-        <w:t>Figure 1. Curva de degeneración algorítmica cuadrática O(N²) en PostGIS/GEOS ante inyección de sobrecarga geométrica vs. mitigación acotada</w:t>
+        <w:t>Figura 1. Curva de degeneración algorítmica cuadrática O(N²) en PostGIS/GEOS ante inyección de sobrecarga geométrica vs. mitigación acotada</w:t>
       </w:r>
     </w:p>
     <w:p>
@@ -6267,7 +6121,7 @@
           <w:rFonts w:ascii="Book Antiqua" w:hAnsi="Book Antiqua"/>
           <w:color w:val="000000"/>
         </w:rPr>
-        <w:t>Como se ilustra en la Figure 2, la mitigación arquitectónica integró un pipeline de defensa en profundidad con tres barreras secuenciales: (1) Barrera 1 con Pydantic para tipado estricto y acotamiento de límites físicos; (2) Barrera 2 con Shapely para validación topológica y descarte de geometrías degeneradas en memoria de aplicación (retornando HTTP 422 antes de interactuar con la base de datos); y (3) Barrera 3 con GeoAlchemy2 y SQLAlchemy para compilación nativa mediante variables de vinculación binarias (EWKB) y reutilización de planes de ejecución (prepared statements).</w:t>
+        <w:t>Como se ilustra en la Figura 2, la mitigación arquitectónica integró un pipeline de defensa en profundidad con tres barreras secuenciales, donde la Barrera 2 (Shapely) opera como filtro de integridad topológica en memoria activado específicamente ante cargas útiles geométricas complejas (WKT o GeoJSON, descartando anomalías o geometrías auto-intersecadas con HTTP 422 antes de interactuar con la base de datos), mientras que los parámetros puramente numéricos o alfanuméricos transitan directamente desde la validación estricta de Pydantic (Barrera 1) hacia la compilación de variables tipadas (EWKB) y sentencias preparadas en GeoAlchemy2 y SQLAlchemy (Barrera 3).</w:t>
       </w:r>
     </w:p>
     <w:p>
@@ -6329,7 +6183,7 @@
           <w:color w:val="000000"/>
           <w:sz w:val="20"/>
         </w:rPr>
-        <w:t>Figure 2. Arquitectura del pipeline de defensa en profundidad de tres barreras para servicios catastrales en PostGIS</w:t>
+        <w:t>Figura 2. Arquitectura del pipeline de defensa en profundidad de tres barreras para servicios catastrales en PostGIS</w:t>
       </w:r>
     </w:p>
     <w:p>
@@ -6342,7 +6196,7 @@
           <w:rFonts w:ascii="Book Antiqua" w:hAnsi="Book Antiqua"/>
           <w:color w:val="000000"/>
         </w:rPr>
-        <w:t>Se ejecutó una prueba de carga comparativa de 300 peticiones con 10 clientes concurrentes entre la API vulnerable y la API mitigada. Los resultados se resumen en la Tabla 1.</w:t>
+        <w:t>Para la evaluación empírica de rendimiento y latencia (Tabla 1 y Figura 3), se seleccionó como escenario representativo de alta frecuencia transaccional el endpoint de consulta espacial por radio (GET /api/v1/vulnerable/predios/radio frente a GET /api/v1/mitigated/predios/radio), evaluando peticiones válidas bajo una carga estandarizada de 300 peticiones con 10 clientes concurrentes. Los resultados se resumen en la Tabla 1.</w:t>
       </w:r>
     </w:p>
     <w:p>
@@ -6357,7 +6211,7 @@
           <w:color w:val="000000"/>
           <w:sz w:val="20"/>
         </w:rPr>
-        <w:t>Table 1: Comparativa de Rendimiento y Latencia entre API Vulnerable y API Mitigada</w:t>
+        <w:t>Tabla 1: Comparativa de Rendimiento y Latencia entre API Vulnerable y API Mitigada</w:t>
       </w:r>
     </w:p>
     <w:tbl>
@@ -6883,17 +6737,12 @@
             <w:tcW w:w="2052" w:type="dxa"/>
           </w:tcPr>
           <w:p>
-            <w:pPr>
-              <w:spacing w:before="40" w:after="40"/>
-            </w:pPr>
             <w:r>
               <w:rPr>
                 <w:rFonts w:ascii="Book Antiqua" w:hAnsi="Book Antiqua"/>
-                <w:b w:val="0"/>
-                <w:color w:val="000000"/>
                 <w:sz w:val="20"/>
               </w:rPr>
-              <w:t>Tasa de Fallos</w:t>
+              <w:t>Tasa de Error HTTP (Error Rate)</w:t>
             </w:r>
           </w:p>
         </w:tc>
@@ -7114,167 +6963,147 @@
           <w:rFonts w:ascii="Book Antiqua" w:hAnsi="Book Antiqua"/>
           <w:color w:val="000000"/>
         </w:rPr>
-        <w:t xml:space="preserve">Para </w:t>
-      </w:r>
-      <w:proofErr w:type="spellStart"/>
-      <w:r>
-        <w:rPr>
-          <w:rFonts w:ascii="Book Antiqua" w:hAnsi="Book Antiqua"/>
-          <w:color w:val="000000"/>
-        </w:rPr>
-        <w:t>medir</w:t>
-      </w:r>
-      <w:proofErr w:type="spellEnd"/>
-      <w:r>
-        <w:rPr>
-          <w:rFonts w:ascii="Book Antiqua" w:hAnsi="Book Antiqua"/>
-          <w:color w:val="000000"/>
-        </w:rPr>
-        <w:t xml:space="preserve"> la </w:t>
-      </w:r>
-      <w:proofErr w:type="spellStart"/>
-      <w:r>
-        <w:rPr>
-          <w:rFonts w:ascii="Book Antiqua" w:hAnsi="Book Antiqua"/>
-          <w:color w:val="000000"/>
-        </w:rPr>
-        <w:t>resiliencia</w:t>
-      </w:r>
-      <w:proofErr w:type="spellEnd"/>
-      <w:r>
-        <w:rPr>
-          <w:rFonts w:ascii="Book Antiqua" w:hAnsi="Book Antiqua"/>
-          <w:color w:val="000000"/>
-        </w:rPr>
-        <w:t xml:space="preserve"> bajo </w:t>
-      </w:r>
-      <w:proofErr w:type="spellStart"/>
-      <w:r>
-        <w:rPr>
-          <w:rFonts w:ascii="Book Antiqua" w:hAnsi="Book Antiqua"/>
-          <w:color w:val="000000"/>
-        </w:rPr>
-        <w:t>estrés</w:t>
-      </w:r>
-      <w:proofErr w:type="spellEnd"/>
-      <w:r>
-        <w:rPr>
-          <w:rFonts w:ascii="Book Antiqua" w:hAnsi="Book Antiqua"/>
-          <w:color w:val="000000"/>
-        </w:rPr>
-        <w:t xml:space="preserve"> </w:t>
-      </w:r>
-      <w:proofErr w:type="spellStart"/>
-      <w:r>
-        <w:rPr>
-          <w:rFonts w:ascii="Book Antiqua" w:hAnsi="Book Antiqua"/>
-          <w:color w:val="000000"/>
-        </w:rPr>
-        <w:t>progresivo</w:t>
-      </w:r>
-      <w:proofErr w:type="spellEnd"/>
-      <w:r>
-        <w:rPr>
-          <w:rFonts w:ascii="Book Antiqua" w:hAnsi="Book Antiqua"/>
-          <w:color w:val="000000"/>
-        </w:rPr>
-        <w:t xml:space="preserve">, se </w:t>
-      </w:r>
-      <w:proofErr w:type="spellStart"/>
-      <w:r>
-        <w:rPr>
-          <w:rFonts w:ascii="Book Antiqua" w:hAnsi="Book Antiqua"/>
-          <w:color w:val="000000"/>
-        </w:rPr>
-        <w:t>evaluó</w:t>
-      </w:r>
-      <w:proofErr w:type="spellEnd"/>
-      <w:r>
-        <w:rPr>
-          <w:rFonts w:ascii="Book Antiqua" w:hAnsi="Book Antiqua"/>
-          <w:color w:val="000000"/>
-        </w:rPr>
-        <w:t xml:space="preserve"> </w:t>
-      </w:r>
-      <w:proofErr w:type="spellStart"/>
-      <w:r>
-        <w:rPr>
-          <w:rFonts w:ascii="Book Antiqua" w:hAnsi="Book Antiqua"/>
-          <w:color w:val="000000"/>
-        </w:rPr>
-        <w:t>una</w:t>
-      </w:r>
-      <w:proofErr w:type="spellEnd"/>
-      <w:r>
-        <w:rPr>
-          <w:rFonts w:ascii="Book Antiqua" w:hAnsi="Book Antiqua"/>
-          <w:color w:val="000000"/>
-        </w:rPr>
-        <w:t xml:space="preserve"> </w:t>
-      </w:r>
-      <w:proofErr w:type="spellStart"/>
-      <w:r>
-        <w:rPr>
-          <w:rFonts w:ascii="Book Antiqua" w:hAnsi="Book Antiqua"/>
-          <w:color w:val="000000"/>
-        </w:rPr>
-        <w:t>serie</w:t>
-      </w:r>
-      <w:proofErr w:type="spellEnd"/>
-      <w:r>
-        <w:rPr>
-          <w:rFonts w:ascii="Book Antiqua" w:hAnsi="Book Antiqua"/>
-          <w:color w:val="000000"/>
-        </w:rPr>
-        <w:t xml:space="preserve"> de </w:t>
-      </w:r>
-      <w:proofErr w:type="spellStart"/>
-      <w:r>
-        <w:rPr>
-          <w:rFonts w:ascii="Book Antiqua" w:hAnsi="Book Antiqua"/>
-          <w:color w:val="000000"/>
-        </w:rPr>
-        <w:t>concurrencia</w:t>
-      </w:r>
-      <w:proofErr w:type="spellEnd"/>
-      <w:r>
-        <w:rPr>
-          <w:rFonts w:ascii="Book Antiqua" w:hAnsi="Book Antiqua"/>
-          <w:color w:val="000000"/>
-        </w:rPr>
-        <w:t xml:space="preserve"> </w:t>
-      </w:r>
-      <w:proofErr w:type="spellStart"/>
-      <w:r>
-        <w:rPr>
-          <w:rFonts w:ascii="Book Antiqua" w:hAnsi="Book Antiqua"/>
-          <w:color w:val="000000"/>
-        </w:rPr>
-        <w:t>escalonada</w:t>
-      </w:r>
-      <w:proofErr w:type="spellEnd"/>
-      <w:r>
-        <w:rPr>
-          <w:rFonts w:ascii="Book Antiqua" w:hAnsi="Book Antiqua"/>
-          <w:color w:val="000000"/>
-        </w:rPr>
-        <w:t xml:space="preserve"> de 1 a 100 </w:t>
-      </w:r>
-      <w:proofErr w:type="spellStart"/>
-      <w:r>
-        <w:rPr>
-          <w:rFonts w:ascii="Book Antiqua" w:hAnsi="Book Antiqua"/>
-          <w:color w:val="000000"/>
-        </w:rPr>
-        <w:t>clientes</w:t>
-      </w:r>
-      <w:proofErr w:type="spellEnd"/>
-      <w:r>
-        <w:rPr>
-          <w:rFonts w:ascii="Book Antiqua" w:hAnsi="Book Antiqua"/>
-          <w:color w:val="000000"/>
-        </w:rPr>
-        <w:t>. Como se evidencia en la Figure 3(a), el throughput de la arquitectura mitigada escala eficientemente alcanzando una meseta estable superior a 450 req/s sin degradación por bloqueos. Asimismo, la Figure 3(b) demuestra que la latencia en el percentil 99 (p99) de la arquitectura mitigada se mantiene sistemáticamente controlada e inferior a la de la versión vulnerable gracias a la reutilización de planes de ejecución en PostgreSQL.</w:t>
+        <w:t>Para medir la resiliencia bajo estrés progresivo, se evaluó una serie de concurrencia escalonada de 1 a 100 clientes concurrentes. Como se evidencia en la Figura 3(a), el throughput de la arquitectura mitigada escala eficientemente alcanzando una meseta estable superior a 450 req/s sin degradación por bloqueos. Asimismo, la Figura 3(b) revela que la arquitectura mitigada neutraliza los picos severos de latencia de cola observados en la API vulnerable bajo baja concurrencia (140.8 ms frente a 33.1 ms a 5 clientes). A niveles de estrés elevados (50 a 100 clientes), el percentil 99 de la versión mitigada experimenta un incremento moderado (~101 ms vs. ~62 ms), atribuible a la serialización y sobrecosto de CPU en la capa de aplicación (Pydantic/ORM), lo que representa un compromiso aceptable frente a las garantías de seguridad obtenidas.</w:t>
+      </w:r>
+      <w:proofErr w:type="spellStart"/>
+      <w:r>
+        <w:rPr>
+          <w:rFonts w:ascii="Book Antiqua" w:hAnsi="Book Antiqua"/>
+          <w:color w:val="000000"/>
+        </w:rPr>
+      </w:r>
+      <w:proofErr w:type="spellEnd"/>
+      <w:r>
+        <w:rPr>
+          <w:rFonts w:ascii="Book Antiqua" w:hAnsi="Book Antiqua"/>
+          <w:color w:val="000000"/>
+        </w:rPr>
+      </w:r>
+      <w:proofErr w:type="spellStart"/>
+      <w:r>
+        <w:rPr>
+          <w:rFonts w:ascii="Book Antiqua" w:hAnsi="Book Antiqua"/>
+          <w:color w:val="000000"/>
+        </w:rPr>
+      </w:r>
+      <w:proofErr w:type="spellEnd"/>
+      <w:r>
+        <w:rPr>
+          <w:rFonts w:ascii="Book Antiqua" w:hAnsi="Book Antiqua"/>
+          <w:color w:val="000000"/>
+        </w:rPr>
+      </w:r>
+      <w:proofErr w:type="spellStart"/>
+      <w:r>
+        <w:rPr>
+          <w:rFonts w:ascii="Book Antiqua" w:hAnsi="Book Antiqua"/>
+          <w:color w:val="000000"/>
+        </w:rPr>
+      </w:r>
+      <w:proofErr w:type="spellEnd"/>
+      <w:r>
+        <w:rPr>
+          <w:rFonts w:ascii="Book Antiqua" w:hAnsi="Book Antiqua"/>
+          <w:color w:val="000000"/>
+        </w:rPr>
+      </w:r>
+      <w:proofErr w:type="spellStart"/>
+      <w:r>
+        <w:rPr>
+          <w:rFonts w:ascii="Book Antiqua" w:hAnsi="Book Antiqua"/>
+          <w:color w:val="000000"/>
+        </w:rPr>
+      </w:r>
+      <w:proofErr w:type="spellEnd"/>
+      <w:r>
+        <w:rPr>
+          <w:rFonts w:ascii="Book Antiqua" w:hAnsi="Book Antiqua"/>
+          <w:color w:val="000000"/>
+        </w:rPr>
+      </w:r>
+      <w:proofErr w:type="spellStart"/>
+      <w:r>
+        <w:rPr>
+          <w:rFonts w:ascii="Book Antiqua" w:hAnsi="Book Antiqua"/>
+          <w:color w:val="000000"/>
+        </w:rPr>
+      </w:r>
+      <w:proofErr w:type="spellEnd"/>
+      <w:r>
+        <w:rPr>
+          <w:rFonts w:ascii="Book Antiqua" w:hAnsi="Book Antiqua"/>
+          <w:color w:val="000000"/>
+        </w:rPr>
+      </w:r>
+      <w:proofErr w:type="spellStart"/>
+      <w:r>
+        <w:rPr>
+          <w:rFonts w:ascii="Book Antiqua" w:hAnsi="Book Antiqua"/>
+          <w:color w:val="000000"/>
+        </w:rPr>
+      </w:r>
+      <w:proofErr w:type="spellEnd"/>
+      <w:r>
+        <w:rPr>
+          <w:rFonts w:ascii="Book Antiqua" w:hAnsi="Book Antiqua"/>
+          <w:color w:val="000000"/>
+        </w:rPr>
+      </w:r>
+      <w:proofErr w:type="spellStart"/>
+      <w:r>
+        <w:rPr>
+          <w:rFonts w:ascii="Book Antiqua" w:hAnsi="Book Antiqua"/>
+          <w:color w:val="000000"/>
+        </w:rPr>
+      </w:r>
+      <w:proofErr w:type="spellEnd"/>
+      <w:r>
+        <w:rPr>
+          <w:rFonts w:ascii="Book Antiqua" w:hAnsi="Book Antiqua"/>
+          <w:color w:val="000000"/>
+        </w:rPr>
+      </w:r>
+      <w:proofErr w:type="spellStart"/>
+      <w:r>
+        <w:rPr>
+          <w:rFonts w:ascii="Book Antiqua" w:hAnsi="Book Antiqua"/>
+          <w:color w:val="000000"/>
+        </w:rPr>
+      </w:r>
+      <w:proofErr w:type="spellEnd"/>
+      <w:r>
+        <w:rPr>
+          <w:rFonts w:ascii="Book Antiqua" w:hAnsi="Book Antiqua"/>
+          <w:color w:val="000000"/>
+        </w:rPr>
+      </w:r>
+      <w:proofErr w:type="spellStart"/>
+      <w:r>
+        <w:rPr>
+          <w:rFonts w:ascii="Book Antiqua" w:hAnsi="Book Antiqua"/>
+          <w:color w:val="000000"/>
+        </w:rPr>
+      </w:r>
+      <w:proofErr w:type="spellEnd"/>
+      <w:r>
+        <w:rPr>
+          <w:rFonts w:ascii="Book Antiqua" w:hAnsi="Book Antiqua"/>
+          <w:color w:val="000000"/>
+        </w:rPr>
+      </w:r>
+      <w:proofErr w:type="spellStart"/>
+      <w:r>
+        <w:rPr>
+          <w:rFonts w:ascii="Book Antiqua" w:hAnsi="Book Antiqua"/>
+          <w:color w:val="000000"/>
+        </w:rPr>
+      </w:r>
+      <w:proofErr w:type="spellEnd"/>
+      <w:r>
+        <w:rPr>
+          <w:rFonts w:ascii="Book Antiqua" w:hAnsi="Book Antiqua"/>
+          <w:color w:val="000000"/>
+        </w:rPr>
       </w:r>
     </w:p>
     <w:p>
@@ -7336,7 +7165,7 @@
           <w:color w:val="000000"/>
           <w:sz w:val="20"/>
         </w:rPr>
-        <w:t>Figure 3. Comparativa empírica de rendimiento (Throughput) y percentiles de latencia (p50 y p99) ante concurrencia escalonada (1 a 100 clientes)</w:t>
+        <w:t>Figura 3. Comparativa empírica de rendimiento (Throughput) y percentiles de latencia (p50 y p99) ante concurrencia escalonada (1 a 100 clientes)</w:t>
       </w:r>
     </w:p>
     <w:p>
@@ -7362,98 +7191,84 @@
         <w:rPr>
           <w:rFonts w:ascii="Book Antiqua" w:hAnsi="Book Antiqua"/>
         </w:rPr>
-        <w:t xml:space="preserve">Los </w:t>
-      </w:r>
-      <w:proofErr w:type="spellStart"/>
-      <w:r>
-        <w:rPr>
-          <w:rFonts w:ascii="Book Antiqua" w:hAnsi="Book Antiqua"/>
-        </w:rPr>
-        <w:t>resultados</w:t>
-      </w:r>
-      <w:proofErr w:type="spellEnd"/>
-      <w:r>
-        <w:rPr>
-          <w:rFonts w:ascii="Book Antiqua" w:hAnsi="Book Antiqua"/>
-        </w:rPr>
-        <w:t xml:space="preserve"> de las </w:t>
-      </w:r>
-      <w:proofErr w:type="spellStart"/>
-      <w:r>
-        <w:rPr>
-          <w:rFonts w:ascii="Book Antiqua" w:hAnsi="Book Antiqua"/>
-        </w:rPr>
-        <w:t>pruebas</w:t>
-      </w:r>
-      <w:proofErr w:type="spellEnd"/>
-      <w:r>
-        <w:rPr>
-          <w:rFonts w:ascii="Book Antiqua" w:hAnsi="Book Antiqua"/>
-        </w:rPr>
-        <w:t xml:space="preserve"> </w:t>
-      </w:r>
-      <w:proofErr w:type="spellStart"/>
-      <w:r>
-        <w:rPr>
-          <w:rFonts w:ascii="Book Antiqua" w:hAnsi="Book Antiqua"/>
-        </w:rPr>
-        <w:t>experimentales</w:t>
-      </w:r>
-      <w:proofErr w:type="spellEnd"/>
-      <w:r>
-        <w:rPr>
-          <w:rFonts w:ascii="Book Antiqua" w:hAnsi="Book Antiqua"/>
-        </w:rPr>
-        <w:t xml:space="preserve"> </w:t>
-      </w:r>
-      <w:proofErr w:type="spellStart"/>
-      <w:r>
-        <w:rPr>
-          <w:rFonts w:ascii="Book Antiqua" w:hAnsi="Book Antiqua"/>
-        </w:rPr>
-        <w:t>demuestran</w:t>
-      </w:r>
-      <w:proofErr w:type="spellEnd"/>
-      <w:r>
-        <w:rPr>
-          <w:rFonts w:ascii="Book Antiqua" w:hAnsi="Book Antiqua"/>
-        </w:rPr>
-        <w:t xml:space="preserve"> que la </w:t>
-      </w:r>
-      <w:proofErr w:type="spellStart"/>
-      <w:r>
-        <w:rPr>
-          <w:rFonts w:ascii="Book Antiqua" w:hAnsi="Book Antiqua"/>
-        </w:rPr>
-        <w:t>arquitectura</w:t>
-      </w:r>
-      <w:proofErr w:type="spellEnd"/>
-      <w:r>
-        <w:rPr>
-          <w:rFonts w:ascii="Book Antiqua" w:hAnsi="Book Antiqua"/>
-        </w:rPr>
-        <w:t xml:space="preserve"> </w:t>
-      </w:r>
-      <w:proofErr w:type="spellStart"/>
-      <w:r>
-        <w:rPr>
-          <w:rFonts w:ascii="Book Antiqua" w:hAnsi="Book Antiqua"/>
-        </w:rPr>
-        <w:t>propuesta</w:t>
-      </w:r>
-      <w:proofErr w:type="spellEnd"/>
-      <w:r>
-        <w:rPr>
-          <w:rFonts w:ascii="Book Antiqua" w:hAnsi="Book Antiqua"/>
-        </w:rPr>
-        <w:t xml:space="preserve"> (GeoAlchemy2 junto a la validación previa en Shapely) introduce un sobrecosto medio de latencia de 2.63 ms por petición (+15.24%), conservando una </w:t>
-      </w:r>
-      <w:r>
-        <w:rPr>
-          <w:rFonts w:ascii="Book Antiqua" w:hAnsi="Book Antiqua"/>
-        </w:rPr>
-        <w:lastRenderedPageBreak/>
-        <w:t>tasa de procesamiento de 484.36 req/s. Un aspecto relevante para el diseño de software es el comportamiento en el percentil 99 (p99): la latencia de cola disminuyó de 43.75 ms a 38.24 ms, lo que representa una mejora del 12.59% en la estabilidad del servicio. Esta optimización se debe a que PostgreSQL reutiliza los planes de ejecución en memoria (prepared statements), eliminando el costo recurrente de re-analizar sintácticamente las consultas dinámicas.</w:t>
+        <w:t>Los resultados empíricos demuestran que la mitigación basada en GeoAlchemy2 y validación previa con Shapely introduce un sobrecosto medio de latencia de apenas 2.63 ms por petición (+15.24%), conservando una tasa de procesamiento de 484.36 req/s. Un aspecto relevante para el diseño de software es el comportamiento en el percentil 99 (p99): en la prueba de carga estandarizada (10 clientes), la latencia de cola disminuyó de 43.75 ms a 38.24 ms (-12.59%) gracias a la reutilización de planes de ejecución preparados (prepared statements) en PostgreSQL al evitar el re-parseo continuo de consultas dinámicas, mientras que bajo estrés masivo concurrente el sobrecosto de serialización en la capa de aplicación modula la respuesta sin comprometer la estabilidad ni registrar fallos (0.0%). Este incremento marginal en el promedio es insignificante frente a la ganancia de seguridad, neutralizando la exfiltración masiva de datos catastrales, el canal lateral de error y la denegación de servicio espacial.</w:t>
+      </w:r>
+      <w:proofErr w:type="spellStart"/>
+      <w:r>
+        <w:rPr>
+          <w:rFonts w:ascii="Book Antiqua" w:hAnsi="Book Antiqua"/>
+        </w:rPr>
+      </w:r>
+      <w:proofErr w:type="spellEnd"/>
+      <w:r>
+        <w:rPr>
+          <w:rFonts w:ascii="Book Antiqua" w:hAnsi="Book Antiqua"/>
+        </w:rPr>
+      </w:r>
+      <w:proofErr w:type="spellStart"/>
+      <w:r>
+        <w:rPr>
+          <w:rFonts w:ascii="Book Antiqua" w:hAnsi="Book Antiqua"/>
+        </w:rPr>
+      </w:r>
+      <w:proofErr w:type="spellEnd"/>
+      <w:r>
+        <w:rPr>
+          <w:rFonts w:ascii="Book Antiqua" w:hAnsi="Book Antiqua"/>
+        </w:rPr>
+      </w:r>
+      <w:proofErr w:type="spellStart"/>
+      <w:r>
+        <w:rPr>
+          <w:rFonts w:ascii="Book Antiqua" w:hAnsi="Book Antiqua"/>
+        </w:rPr>
+      </w:r>
+      <w:proofErr w:type="spellEnd"/>
+      <w:r>
+        <w:rPr>
+          <w:rFonts w:ascii="Book Antiqua" w:hAnsi="Book Antiqua"/>
+        </w:rPr>
+      </w:r>
+      <w:proofErr w:type="spellStart"/>
+      <w:r>
+        <w:rPr>
+          <w:rFonts w:ascii="Book Antiqua" w:hAnsi="Book Antiqua"/>
+        </w:rPr>
+      </w:r>
+      <w:proofErr w:type="spellEnd"/>
+      <w:r>
+        <w:rPr>
+          <w:rFonts w:ascii="Book Antiqua" w:hAnsi="Book Antiqua"/>
+        </w:rPr>
+      </w:r>
+      <w:proofErr w:type="spellStart"/>
+      <w:r>
+        <w:rPr>
+          <w:rFonts w:ascii="Book Antiqua" w:hAnsi="Book Antiqua"/>
+        </w:rPr>
+      </w:r>
+      <w:proofErr w:type="spellEnd"/>
+      <w:r>
+        <w:rPr>
+          <w:rFonts w:ascii="Book Antiqua" w:hAnsi="Book Antiqua"/>
+        </w:rPr>
+      </w:r>
+      <w:proofErr w:type="spellStart"/>
+      <w:r>
+        <w:rPr>
+          <w:rFonts w:ascii="Book Antiqua" w:hAnsi="Book Antiqua"/>
+        </w:rPr>
+      </w:r>
+      <w:proofErr w:type="spellEnd"/>
+      <w:r>
+        <w:rPr>
+          <w:rFonts w:ascii="Book Antiqua" w:hAnsi="Book Antiqua"/>
+        </w:rPr>
+      </w:r>
+      <w:r>
+        <w:rPr>
+          <w:rFonts w:ascii="Book Antiqua" w:hAnsi="Book Antiqua"/>
+        </w:rPr>
       </w:r>
     </w:p>
     <w:p>
@@ -7465,203 +7280,175 @@
         <w:rPr>
           <w:rFonts w:ascii="Book Antiqua" w:hAnsi="Book Antiqua"/>
         </w:rPr>
-        <w:t xml:space="preserve">Este </w:t>
-      </w:r>
-      <w:proofErr w:type="spellStart"/>
-      <w:r>
-        <w:rPr>
-          <w:rFonts w:ascii="Book Antiqua" w:hAnsi="Book Antiqua"/>
-        </w:rPr>
-        <w:t>sobrecosto</w:t>
-      </w:r>
-      <w:proofErr w:type="spellEnd"/>
-      <w:r>
-        <w:rPr>
-          <w:rFonts w:ascii="Book Antiqua" w:hAnsi="Book Antiqua"/>
-        </w:rPr>
-        <w:t xml:space="preserve"> medio </w:t>
-      </w:r>
-      <w:proofErr w:type="spellStart"/>
-      <w:r>
-        <w:rPr>
-          <w:rFonts w:ascii="Book Antiqua" w:hAnsi="Book Antiqua"/>
-        </w:rPr>
-        <w:t>resulta</w:t>
-      </w:r>
-      <w:proofErr w:type="spellEnd"/>
-      <w:r>
-        <w:rPr>
-          <w:rFonts w:ascii="Book Antiqua" w:hAnsi="Book Antiqua"/>
-        </w:rPr>
-        <w:t xml:space="preserve"> </w:t>
-      </w:r>
-      <w:proofErr w:type="spellStart"/>
-      <w:r>
-        <w:rPr>
-          <w:rFonts w:ascii="Book Antiqua" w:hAnsi="Book Antiqua"/>
-        </w:rPr>
-        <w:t>asumible</w:t>
-      </w:r>
-      <w:proofErr w:type="spellEnd"/>
-      <w:r>
-        <w:rPr>
-          <w:rFonts w:ascii="Book Antiqua" w:hAnsi="Book Antiqua"/>
-        </w:rPr>
-        <w:t xml:space="preserve"> </w:t>
-      </w:r>
-      <w:proofErr w:type="spellStart"/>
-      <w:r>
-        <w:rPr>
-          <w:rFonts w:ascii="Book Antiqua" w:hAnsi="Book Antiqua"/>
-        </w:rPr>
-        <w:t>frente</w:t>
-      </w:r>
-      <w:proofErr w:type="spellEnd"/>
-      <w:r>
-        <w:rPr>
-          <w:rFonts w:ascii="Book Antiqua" w:hAnsi="Book Antiqua"/>
-        </w:rPr>
-        <w:t xml:space="preserve"> a las </w:t>
-      </w:r>
-      <w:proofErr w:type="spellStart"/>
-      <w:r>
-        <w:rPr>
-          <w:rFonts w:ascii="Book Antiqua" w:hAnsi="Book Antiqua"/>
-        </w:rPr>
-        <w:t>garantías</w:t>
-      </w:r>
-      <w:proofErr w:type="spellEnd"/>
-      <w:r>
-        <w:rPr>
-          <w:rFonts w:ascii="Book Antiqua" w:hAnsi="Book Antiqua"/>
-        </w:rPr>
-        <w:t xml:space="preserve"> de </w:t>
-      </w:r>
-      <w:proofErr w:type="spellStart"/>
-      <w:r>
-        <w:rPr>
-          <w:rFonts w:ascii="Book Antiqua" w:hAnsi="Book Antiqua"/>
-        </w:rPr>
-        <w:t>protección</w:t>
-      </w:r>
-      <w:proofErr w:type="spellEnd"/>
-      <w:r>
-        <w:rPr>
-          <w:rFonts w:ascii="Book Antiqua" w:hAnsi="Book Antiqua"/>
-        </w:rPr>
-        <w:t xml:space="preserve"> </w:t>
-      </w:r>
-      <w:proofErr w:type="spellStart"/>
-      <w:r>
-        <w:rPr>
-          <w:rFonts w:ascii="Book Antiqua" w:hAnsi="Book Antiqua"/>
-        </w:rPr>
-        <w:t>obtenidas</w:t>
-      </w:r>
-      <w:proofErr w:type="spellEnd"/>
-      <w:r>
-        <w:rPr>
-          <w:rFonts w:ascii="Book Antiqua" w:hAnsi="Book Antiqua"/>
-        </w:rPr>
-        <w:t xml:space="preserve">: </w:t>
-      </w:r>
-      <w:proofErr w:type="spellStart"/>
-      <w:r>
-        <w:rPr>
-          <w:rFonts w:ascii="Book Antiqua" w:hAnsi="Book Antiqua"/>
-        </w:rPr>
-        <w:t>neutraliza</w:t>
-      </w:r>
-      <w:proofErr w:type="spellEnd"/>
-      <w:r>
-        <w:rPr>
-          <w:rFonts w:ascii="Book Antiqua" w:hAnsi="Book Antiqua"/>
-        </w:rPr>
-        <w:t xml:space="preserve"> la </w:t>
-      </w:r>
-      <w:proofErr w:type="spellStart"/>
-      <w:r>
-        <w:rPr>
-          <w:rFonts w:ascii="Book Antiqua" w:hAnsi="Book Antiqua"/>
-        </w:rPr>
-        <w:t>filtración</w:t>
-      </w:r>
-      <w:proofErr w:type="spellEnd"/>
-      <w:r>
-        <w:rPr>
-          <w:rFonts w:ascii="Book Antiqua" w:hAnsi="Book Antiqua"/>
-        </w:rPr>
-        <w:t xml:space="preserve"> </w:t>
-      </w:r>
-      <w:proofErr w:type="spellStart"/>
-      <w:r>
-        <w:rPr>
-          <w:rFonts w:ascii="Book Antiqua" w:hAnsi="Book Antiqua"/>
-        </w:rPr>
-        <w:t>masiva</w:t>
-      </w:r>
-      <w:proofErr w:type="spellEnd"/>
-      <w:r>
-        <w:rPr>
-          <w:rFonts w:ascii="Book Antiqua" w:hAnsi="Book Antiqua"/>
-        </w:rPr>
-        <w:t xml:space="preserve"> de </w:t>
-      </w:r>
-      <w:proofErr w:type="spellStart"/>
-      <w:r>
-        <w:rPr>
-          <w:rFonts w:ascii="Book Antiqua" w:hAnsi="Book Antiqua"/>
-        </w:rPr>
-        <w:t>predios</w:t>
-      </w:r>
-      <w:proofErr w:type="spellEnd"/>
-      <w:r>
-        <w:rPr>
-          <w:rFonts w:ascii="Book Antiqua" w:hAnsi="Book Antiqua"/>
-        </w:rPr>
-        <w:t xml:space="preserve">, </w:t>
-      </w:r>
-      <w:proofErr w:type="spellStart"/>
-      <w:r>
-        <w:rPr>
-          <w:rFonts w:ascii="Book Antiqua" w:hAnsi="Book Antiqua"/>
-        </w:rPr>
-        <w:t>los</w:t>
-      </w:r>
-      <w:proofErr w:type="spellEnd"/>
-      <w:r>
-        <w:rPr>
-          <w:rFonts w:ascii="Book Antiqua" w:hAnsi="Book Antiqua"/>
-        </w:rPr>
-        <w:t xml:space="preserve"> canales laterales de error y la </w:t>
-      </w:r>
-      <w:proofErr w:type="spellStart"/>
-      <w:r>
-        <w:rPr>
-          <w:rFonts w:ascii="Book Antiqua" w:hAnsi="Book Antiqua"/>
-        </w:rPr>
-        <w:t>denegación</w:t>
-      </w:r>
-      <w:proofErr w:type="spellEnd"/>
-      <w:r>
-        <w:rPr>
-          <w:rFonts w:ascii="Book Antiqua" w:hAnsi="Book Antiqua"/>
-        </w:rPr>
-        <w:t xml:space="preserve"> de </w:t>
-      </w:r>
-      <w:proofErr w:type="spellStart"/>
-      <w:r>
-        <w:rPr>
-          <w:rFonts w:ascii="Book Antiqua" w:hAnsi="Book Antiqua"/>
-        </w:rPr>
-        <w:t>servicio</w:t>
-      </w:r>
-      <w:proofErr w:type="spellEnd"/>
-      <w:r>
-        <w:rPr>
-          <w:rFonts w:ascii="Book Antiqua" w:hAnsi="Book Antiqua"/>
-        </w:rPr>
-        <w:t>. Como se ilustra en la Figura 4, los cortafuegos de aplicaciones web tradicionales (WAF basados en firmas como OWASP CRS) carecen de gramática geoespacial y bloquean únicamente entre el 0% y el 20% de las inyecciones topológicas (ST_DWithin y ST_Intersects). En contraste, el pipeline de tres barreras implementado en la capa de aplicación alcanzó una tasa de mitigación del 100% en todos los vectores evaluados de la tríada CIA.</w:t>
+        <w:t>Este sobrecosto medio resulta asumible frente a las garantías de protección obtenidas: neutraliza la filtración masiva de predios, los canales laterales de error y la denegación de servicio. Como se ilustra en la Figura 4, los cortafuegos de aplicaciones web tradicionales (WAF basados en firmas como OWASP CRS) carecen de gramática geoespacial y bloquean únicamente entre el 0% y el 20% de las inyecciones topológicas (ST_DWithin y ST_Intersects). El bloqueo residual del 15% al 20% registrado por el WAF en V1 y V2 se debió exclusivamente a la detección de tokens SQL convencionales (como operadores booleanos OR o comillas desparejadas) en ciertas variantes del payload, y no a una inspección semántica de las funciones topológicas subyacentes, como lo demuestra su inoperancia absoluta (0%) frente al vector DoS en V3. En contraste, el pipeline de tres barreras implementado en la capa de aplicación alcanzó una tasa de mitigación del 100% en todos los vectores evaluados de la tríada CIA.</w:t>
+      </w:r>
+      <w:proofErr w:type="spellStart"/>
+      <w:r>
+        <w:rPr>
+          <w:rFonts w:ascii="Book Antiqua" w:hAnsi="Book Antiqua"/>
+        </w:rPr>
+      </w:r>
+      <w:proofErr w:type="spellEnd"/>
+      <w:r>
+        <w:rPr>
+          <w:rFonts w:ascii="Book Antiqua" w:hAnsi="Book Antiqua"/>
+        </w:rPr>
+      </w:r>
+      <w:proofErr w:type="spellStart"/>
+      <w:r>
+        <w:rPr>
+          <w:rFonts w:ascii="Book Antiqua" w:hAnsi="Book Antiqua"/>
+        </w:rPr>
+      </w:r>
+      <w:proofErr w:type="spellEnd"/>
+      <w:r>
+        <w:rPr>
+          <w:rFonts w:ascii="Book Antiqua" w:hAnsi="Book Antiqua"/>
+        </w:rPr>
+      </w:r>
+      <w:proofErr w:type="spellStart"/>
+      <w:r>
+        <w:rPr>
+          <w:rFonts w:ascii="Book Antiqua" w:hAnsi="Book Antiqua"/>
+        </w:rPr>
+      </w:r>
+      <w:proofErr w:type="spellEnd"/>
+      <w:r>
+        <w:rPr>
+          <w:rFonts w:ascii="Book Antiqua" w:hAnsi="Book Antiqua"/>
+        </w:rPr>
+      </w:r>
+      <w:proofErr w:type="spellStart"/>
+      <w:r>
+        <w:rPr>
+          <w:rFonts w:ascii="Book Antiqua" w:hAnsi="Book Antiqua"/>
+        </w:rPr>
+      </w:r>
+      <w:proofErr w:type="spellEnd"/>
+      <w:r>
+        <w:rPr>
+          <w:rFonts w:ascii="Book Antiqua" w:hAnsi="Book Antiqua"/>
+        </w:rPr>
+      </w:r>
+      <w:proofErr w:type="spellStart"/>
+      <w:r>
+        <w:rPr>
+          <w:rFonts w:ascii="Book Antiqua" w:hAnsi="Book Antiqua"/>
+        </w:rPr>
+      </w:r>
+      <w:proofErr w:type="spellEnd"/>
+      <w:r>
+        <w:rPr>
+          <w:rFonts w:ascii="Book Antiqua" w:hAnsi="Book Antiqua"/>
+        </w:rPr>
+      </w:r>
+      <w:proofErr w:type="spellStart"/>
+      <w:r>
+        <w:rPr>
+          <w:rFonts w:ascii="Book Antiqua" w:hAnsi="Book Antiqua"/>
+        </w:rPr>
+      </w:r>
+      <w:proofErr w:type="spellEnd"/>
+      <w:r>
+        <w:rPr>
+          <w:rFonts w:ascii="Book Antiqua" w:hAnsi="Book Antiqua"/>
+        </w:rPr>
+      </w:r>
+      <w:proofErr w:type="spellStart"/>
+      <w:r>
+        <w:rPr>
+          <w:rFonts w:ascii="Book Antiqua" w:hAnsi="Book Antiqua"/>
+        </w:rPr>
+      </w:r>
+      <w:proofErr w:type="spellEnd"/>
+      <w:r>
+        <w:rPr>
+          <w:rFonts w:ascii="Book Antiqua" w:hAnsi="Book Antiqua"/>
+        </w:rPr>
+      </w:r>
+      <w:proofErr w:type="spellStart"/>
+      <w:r>
+        <w:rPr>
+          <w:rFonts w:ascii="Book Antiqua" w:hAnsi="Book Antiqua"/>
+        </w:rPr>
+      </w:r>
+      <w:proofErr w:type="spellEnd"/>
+      <w:r>
+        <w:rPr>
+          <w:rFonts w:ascii="Book Antiqua" w:hAnsi="Book Antiqua"/>
+        </w:rPr>
+      </w:r>
+      <w:proofErr w:type="spellStart"/>
+      <w:r>
+        <w:rPr>
+          <w:rFonts w:ascii="Book Antiqua" w:hAnsi="Book Antiqua"/>
+        </w:rPr>
+      </w:r>
+      <w:proofErr w:type="spellEnd"/>
+      <w:r>
+        <w:rPr>
+          <w:rFonts w:ascii="Book Antiqua" w:hAnsi="Book Antiqua"/>
+        </w:rPr>
+      </w:r>
+      <w:proofErr w:type="spellStart"/>
+      <w:r>
+        <w:rPr>
+          <w:rFonts w:ascii="Book Antiqua" w:hAnsi="Book Antiqua"/>
+        </w:rPr>
+      </w:r>
+      <w:proofErr w:type="spellEnd"/>
+      <w:r>
+        <w:rPr>
+          <w:rFonts w:ascii="Book Antiqua" w:hAnsi="Book Antiqua"/>
+        </w:rPr>
+      </w:r>
+      <w:proofErr w:type="spellStart"/>
+      <w:r>
+        <w:rPr>
+          <w:rFonts w:ascii="Book Antiqua" w:hAnsi="Book Antiqua"/>
+        </w:rPr>
+      </w:r>
+      <w:proofErr w:type="spellEnd"/>
+      <w:r>
+        <w:rPr>
+          <w:rFonts w:ascii="Book Antiqua" w:hAnsi="Book Antiqua"/>
+        </w:rPr>
+      </w:r>
+      <w:proofErr w:type="spellStart"/>
+      <w:r>
+        <w:rPr>
+          <w:rFonts w:ascii="Book Antiqua" w:hAnsi="Book Antiqua"/>
+        </w:rPr>
+      </w:r>
+      <w:proofErr w:type="spellEnd"/>
+      <w:r>
+        <w:rPr>
+          <w:rFonts w:ascii="Book Antiqua" w:hAnsi="Book Antiqua"/>
+        </w:rPr>
+      </w:r>
+      <w:proofErr w:type="spellStart"/>
+      <w:r>
+        <w:rPr>
+          <w:rFonts w:ascii="Book Antiqua" w:hAnsi="Book Antiqua"/>
+        </w:rPr>
+      </w:r>
+      <w:proofErr w:type="spellEnd"/>
+      <w:r>
+        <w:rPr>
+          <w:rFonts w:ascii="Book Antiqua" w:hAnsi="Book Antiqua"/>
+        </w:rPr>
+      </w:r>
+      <w:proofErr w:type="spellStart"/>
+      <w:r>
+        <w:rPr>
+          <w:rFonts w:ascii="Book Antiqua" w:hAnsi="Book Antiqua"/>
+        </w:rPr>
+      </w:r>
+      <w:proofErr w:type="spellEnd"/>
+      <w:r>
+        <w:rPr>
+          <w:rFonts w:ascii="Book Antiqua" w:hAnsi="Book Antiqua"/>
+        </w:rPr>
       </w:r>
     </w:p>
     <w:p>
@@ -7723,7 +7510,7 @@
           <w:color w:val="000000"/>
           <w:sz w:val="20"/>
         </w:rPr>
-        <w:t>Figure 4. Tasa de mitigación y bloqueo de ataques (%) entre arquitectura desprotegida, WAF tradicional (OWASP CRS) y pipeline propuesto</w:t>
+        <w:t>Figura 4. Tasa de mitigación y bloqueo de ataques (%) entre arquitectura desprotegida, WAF tradicional (OWASP CRS) y pipeline propuesto</w:t>
       </w:r>
     </w:p>
     <w:p>
@@ -8478,7 +8265,7 @@
           <w:rFonts w:ascii="Book Antiqua" w:hAnsi="Book Antiqua"/>
           <w:color w:val="000000"/>
         </w:rPr>
-        <w:t>Instrumento de Investigación: Batería Experimental de Vectores de Inyección SQL Espacial. A continuación se detallan los seis vectores de explotación diseñados y ejecutados para evaluar la seguridad de la API catastral:</w:t>
+        <w:t>Instrumento de Investigación: Batería de Vectores de Explotación: Operadores Espaciales (V1–V3) y Flujo Catastral / Control (V4–V6). A continuación se detallan los seis vectores de explotación diseñados y ejecutados para evaluar la seguridad de la API catastral:</w:t>
       </w:r>
     </w:p>
     <w:tbl>

--- a/Articulo_Cientifico_IMJETA_Final.docx
+++ b/Articulo_Cientifico_IMJETA_Final.docx
@@ -1655,302 +1655,7 @@
         <w:ind w:firstLine="432"/>
       </w:pPr>
       <w:r>
-        <w:rPr>
-          <w:rFonts w:ascii="Book Antiqua" w:hAnsi="Book Antiqua"/>
-          <w:color w:val="000000"/>
-        </w:rPr>
-        <w:t xml:space="preserve">Este artículo presenta una </w:t>
-      </w:r>
-      <w:proofErr w:type="spellStart"/>
-      <w:r>
-        <w:rPr>
-          <w:rFonts w:ascii="Book Antiqua" w:hAnsi="Book Antiqua"/>
-          <w:color w:val="000000"/>
-        </w:rPr>
-        <w:t>evaluación</w:t>
-      </w:r>
-      <w:proofErr w:type="spellEnd"/>
-      <w:r>
-        <w:rPr>
-          <w:rFonts w:ascii="Book Antiqua" w:hAnsi="Book Antiqua"/>
-          <w:color w:val="000000"/>
-        </w:rPr>
-        <w:t xml:space="preserve"> experimental de </w:t>
-      </w:r>
-      <w:proofErr w:type="spellStart"/>
-      <w:r>
-        <w:rPr>
-          <w:rFonts w:ascii="Book Antiqua" w:hAnsi="Book Antiqua"/>
-          <w:color w:val="000000"/>
-        </w:rPr>
-        <w:t>vulnerabilidades</w:t>
-      </w:r>
-      <w:proofErr w:type="spellEnd"/>
-      <w:r>
-        <w:rPr>
-          <w:rFonts w:ascii="Book Antiqua" w:hAnsi="Book Antiqua"/>
-          <w:color w:val="000000"/>
-        </w:rPr>
-        <w:t xml:space="preserve"> de </w:t>
-      </w:r>
-      <w:proofErr w:type="spellStart"/>
-      <w:r>
-        <w:rPr>
-          <w:rFonts w:ascii="Book Antiqua" w:hAnsi="Book Antiqua"/>
-          <w:color w:val="000000"/>
-        </w:rPr>
-        <w:t>inyección</w:t>
-      </w:r>
-      <w:proofErr w:type="spellEnd"/>
-      <w:r>
-        <w:rPr>
-          <w:rFonts w:ascii="Book Antiqua" w:hAnsi="Book Antiqua"/>
-          <w:color w:val="000000"/>
-        </w:rPr>
-        <w:t xml:space="preserve"> SQL </w:t>
-      </w:r>
-      <w:proofErr w:type="spellStart"/>
-      <w:r>
-        <w:rPr>
-          <w:rFonts w:ascii="Book Antiqua" w:hAnsi="Book Antiqua"/>
-          <w:color w:val="000000"/>
-        </w:rPr>
-        <w:t>espacial</w:t>
-      </w:r>
-      <w:proofErr w:type="spellEnd"/>
-      <w:r>
-        <w:rPr>
-          <w:rFonts w:ascii="Book Antiqua" w:hAnsi="Book Antiqua"/>
-          <w:color w:val="000000"/>
-        </w:rPr>
-        <w:t xml:space="preserve"> </w:t>
-      </w:r>
-      <w:proofErr w:type="spellStart"/>
-      <w:r>
-        <w:rPr>
-          <w:rFonts w:ascii="Book Antiqua" w:hAnsi="Book Antiqua"/>
-          <w:color w:val="000000"/>
-        </w:rPr>
-        <w:t>en</w:t>
-      </w:r>
-      <w:proofErr w:type="spellEnd"/>
-      <w:r>
-        <w:rPr>
-          <w:rFonts w:ascii="Book Antiqua" w:hAnsi="Book Antiqua"/>
-          <w:color w:val="000000"/>
-        </w:rPr>
-        <w:t xml:space="preserve"> </w:t>
-      </w:r>
-      <w:proofErr w:type="spellStart"/>
-      <w:r>
-        <w:rPr>
-          <w:rFonts w:ascii="Book Antiqua" w:hAnsi="Book Antiqua"/>
-          <w:color w:val="000000"/>
-        </w:rPr>
-        <w:t>sistemas</w:t>
-      </w:r>
-      <w:proofErr w:type="spellEnd"/>
-      <w:r>
-        <w:rPr>
-          <w:rFonts w:ascii="Book Antiqua" w:hAnsi="Book Antiqua"/>
-          <w:color w:val="000000"/>
-        </w:rPr>
-        <w:t xml:space="preserve"> </w:t>
-      </w:r>
-      <w:r>
-        <w:rPr>
-          <w:rFonts w:ascii="Book Antiqua" w:hAnsi="Book Antiqua"/>
-          <w:color w:val="000000"/>
-        </w:rPr>
-        <w:t xml:space="preserve">de </w:t>
-      </w:r>
-      <w:proofErr w:type="spellStart"/>
-      <w:r>
-        <w:rPr>
-          <w:rFonts w:ascii="Book Antiqua" w:hAnsi="Book Antiqua"/>
-          <w:color w:val="000000"/>
-        </w:rPr>
-        <w:t>información</w:t>
-      </w:r>
-      <w:proofErr w:type="spellEnd"/>
-      <w:r>
-        <w:rPr>
-          <w:rFonts w:ascii="Book Antiqua" w:hAnsi="Book Antiqua"/>
-          <w:color w:val="000000"/>
-        </w:rPr>
-        <w:t xml:space="preserve"> </w:t>
-      </w:r>
-      <w:proofErr w:type="spellStart"/>
-      <w:r>
-        <w:rPr>
-          <w:rFonts w:ascii="Book Antiqua" w:hAnsi="Book Antiqua"/>
-          <w:color w:val="000000"/>
-        </w:rPr>
-        <w:t>catastral</w:t>
-      </w:r>
-      <w:proofErr w:type="spellEnd"/>
-      <w:r>
-        <w:rPr>
-          <w:rFonts w:ascii="Book Antiqua" w:hAnsi="Book Antiqua"/>
-          <w:color w:val="000000"/>
-        </w:rPr>
-        <w:t xml:space="preserve"> </w:t>
-      </w:r>
-      <w:proofErr w:type="spellStart"/>
-      <w:r>
-        <w:rPr>
-          <w:rFonts w:ascii="Book Antiqua" w:hAnsi="Book Antiqua"/>
-          <w:color w:val="000000"/>
-        </w:rPr>
-        <w:t>basados</w:t>
-      </w:r>
-      <w:proofErr w:type="spellEnd"/>
-      <w:r>
-        <w:rPr>
-          <w:rFonts w:ascii="Book Antiqua" w:hAnsi="Book Antiqua"/>
-          <w:color w:val="000000"/>
-        </w:rPr>
-        <w:t xml:space="preserve"> </w:t>
-      </w:r>
-      <w:proofErr w:type="spellStart"/>
-      <w:r>
-        <w:rPr>
-          <w:rFonts w:ascii="Book Antiqua" w:hAnsi="Book Antiqua"/>
-          <w:color w:val="000000"/>
-        </w:rPr>
-        <w:t>en</w:t>
-      </w:r>
-      <w:proofErr w:type="spellEnd"/>
-      <w:r>
-        <w:rPr>
-          <w:rFonts w:ascii="Book Antiqua" w:hAnsi="Book Antiqua"/>
-          <w:color w:val="000000"/>
-        </w:rPr>
-        <w:t xml:space="preserve"> </w:t>
-      </w:r>
-      <w:proofErr w:type="spellStart"/>
-      <w:r>
-        <w:rPr>
-          <w:rFonts w:ascii="Book Antiqua" w:hAnsi="Book Antiqua"/>
-          <w:color w:val="000000"/>
-        </w:rPr>
-        <w:t>PostGIS</w:t>
-      </w:r>
-      <w:proofErr w:type="spellEnd"/>
-      <w:r>
-        <w:rPr>
-          <w:rFonts w:ascii="Book Antiqua" w:hAnsi="Book Antiqua"/>
-          <w:color w:val="000000"/>
-        </w:rPr>
-        <w:t xml:space="preserve">. El estudio: (1) documenta y evalúa seis vectores de ataque orientados a la tríada CIA (Confidencialidad, Integridad y Disponibilidad); (2) implementa un banco de pruebas reproducible sobre un dataset de 1,500 </w:t>
-      </w:r>
-      <w:proofErr w:type="spellStart"/>
-      <w:r>
-        <w:rPr>
-          <w:rFonts w:ascii="Book Antiqua" w:hAnsi="Book Antiqua"/>
-          <w:color w:val="000000"/>
-        </w:rPr>
-        <w:t>lotes</w:t>
-      </w:r>
-      <w:proofErr w:type="spellEnd"/>
-      <w:r>
-        <w:rPr>
-          <w:rFonts w:ascii="Book Antiqua" w:hAnsi="Book Antiqua"/>
-          <w:color w:val="000000"/>
-        </w:rPr>
-        <w:t xml:space="preserve"> </w:t>
-      </w:r>
-      <w:proofErr w:type="spellStart"/>
-      <w:r>
-        <w:rPr>
-          <w:rFonts w:ascii="Book Antiqua" w:hAnsi="Book Antiqua"/>
-          <w:color w:val="000000"/>
-        </w:rPr>
-        <w:t>urban</w:t>
-      </w:r>
-      <w:r>
-        <w:rPr>
-          <w:rFonts w:ascii="Book Antiqua" w:hAnsi="Book Antiqua"/>
-          <w:color w:val="000000"/>
-        </w:rPr>
-        <w:t>o</w:t>
-      </w:r>
-      <w:r>
-        <w:rPr>
-          <w:rFonts w:ascii="Book Antiqua" w:hAnsi="Book Antiqua"/>
-          <w:color w:val="000000"/>
-        </w:rPr>
-        <w:t>s</w:t>
-      </w:r>
-      <w:proofErr w:type="spellEnd"/>
-      <w:r>
-        <w:rPr>
-          <w:rFonts w:ascii="Book Antiqua" w:hAnsi="Book Antiqua"/>
-          <w:color w:val="000000"/>
-        </w:rPr>
-        <w:t xml:space="preserve"> </w:t>
-      </w:r>
-      <w:proofErr w:type="spellStart"/>
-      <w:r>
-        <w:rPr>
-          <w:rFonts w:ascii="Book Antiqua" w:hAnsi="Book Antiqua"/>
-          <w:color w:val="000000"/>
-        </w:rPr>
-        <w:t>estructurad</w:t>
-      </w:r>
-      <w:r>
-        <w:rPr>
-          <w:rFonts w:ascii="Book Antiqua" w:hAnsi="Book Antiqua"/>
-          <w:color w:val="000000"/>
-        </w:rPr>
-        <w:t>o</w:t>
-      </w:r>
-      <w:r>
-        <w:rPr>
-          <w:rFonts w:ascii="Book Antiqua" w:hAnsi="Book Antiqua"/>
-          <w:color w:val="000000"/>
-        </w:rPr>
-        <w:t>s</w:t>
-      </w:r>
-      <w:proofErr w:type="spellEnd"/>
-      <w:r>
-        <w:rPr>
-          <w:rFonts w:ascii="Book Antiqua" w:hAnsi="Book Antiqua"/>
-          <w:color w:val="000000"/>
-        </w:rPr>
-        <w:t xml:space="preserve"> bajo </w:t>
-      </w:r>
-      <w:proofErr w:type="spellStart"/>
-      <w:r>
-        <w:rPr>
-          <w:rFonts w:ascii="Book Antiqua" w:hAnsi="Book Antiqua"/>
-          <w:color w:val="000000"/>
-        </w:rPr>
-        <w:t>el</w:t>
-      </w:r>
-      <w:proofErr w:type="spellEnd"/>
-      <w:r>
-        <w:rPr>
-          <w:rFonts w:ascii="Book Antiqua" w:hAnsi="Book Antiqua"/>
-          <w:color w:val="000000"/>
-        </w:rPr>
-        <w:t xml:space="preserve"> </w:t>
-      </w:r>
-      <w:proofErr w:type="spellStart"/>
-      <w:r>
-        <w:rPr>
-          <w:rFonts w:ascii="Book Antiqua" w:hAnsi="Book Antiqua"/>
-          <w:color w:val="000000"/>
-        </w:rPr>
-        <w:t>estándar</w:t>
-      </w:r>
-      <w:proofErr w:type="spellEnd"/>
-      <w:r>
-        <w:rPr>
-          <w:rFonts w:ascii="Book Antiqua" w:hAnsi="Book Antiqua"/>
-          <w:color w:val="000000"/>
-        </w:rPr>
-        <w:t xml:space="preserve"> ISO 19152 (LADM); y (3) cuantifica el impacto en latencia y throughput de una arquitectura de mitigación basada en compilación tipada en ORM (GeoAlchemy2) y validación previa con Shapely y Pydantic.</w:t>
+        <w:t>Este artículo presenta una evaluación experimental de vulnerabilidades de inyección SQL espacial en sistemas de información catastral basados en PostGIS. El estudio: (1) documenta y evalúa seis vectores de ataque orientados a la tríada CIA (Confidencialidad, Integridad y Disponibilidad); (2) implementa un banco de pruebas reproducible sobre un dataset de 487 lotes urbanos estructurados bajo el estándar ISO 19152 (LADM); y (3) cuantifica el impacto en latencia y throughput de una arquitectura de mitigación basada en compilación tipada en ORM (GeoAlchemy2) y validación previa con Shapely y Pydantic.</w:t>
       </w:r>
     </w:p>
     <w:p>
@@ -4279,367 +3984,7 @@
         <w:spacing w:after="80" w:line="240" w:lineRule="auto"/>
       </w:pPr>
       <w:r>
-        <w:rPr>
-          <w:rFonts w:ascii="Book Antiqua" w:hAnsi="Book Antiqua"/>
-          <w:color w:val="000000"/>
-        </w:rPr>
-        <w:t>El dataset experimental comprende 1,500 lotes catastrales urbanos continuos estructurados bajo el estándar ISO 19152 (LADM, clase LA_SpatialUnit) y georreferenciados en EPSG:32719. El esquema relacional de pruebas se estructuró en tres entidades: tg_lote (persistencia de las los 1,500 lotes prediales bajo la clase LA_SpatialUnit), catastro_titulares (información alfanumérica fiscal y de autovalúo bajo la clase LA_Party) y catastro_usuarios (gestión de accesos y credenciales operativas). Las geometrías presentan una complejidad de entre 4 y 222 vértices (promedio: 9.0 vértices por polígono). Para garantizar reproducibilidad y resguardo ético, la cartografía base se obtuvo de fuentes abiertas y los atributos fiscales fueron generados proceduralmente sin incorporar información personal identificable (PII).</w:t>
-      </w:r>
-      <w:proofErr w:type="spellStart"/>
-      <w:r>
-        <w:rPr>
-          <w:rFonts w:ascii="Book Antiqua" w:hAnsi="Book Antiqua"/>
-          <w:color w:val="000000"/>
-        </w:rPr>
-      </w:r>
-      <w:proofErr w:type="spellEnd"/>
-      <w:r>
-        <w:rPr>
-          <w:rFonts w:ascii="Book Antiqua" w:hAnsi="Book Antiqua"/>
-          <w:color w:val="000000"/>
-        </w:rPr>
-      </w:r>
-      <w:proofErr w:type="spellStart"/>
-      <w:r>
-        <w:rPr>
-          <w:rFonts w:ascii="Book Antiqua" w:hAnsi="Book Antiqua"/>
-          <w:color w:val="000000"/>
-        </w:rPr>
-      </w:r>
-      <w:proofErr w:type="spellEnd"/>
-      <w:r>
-        <w:rPr>
-          <w:rFonts w:ascii="Book Antiqua" w:hAnsi="Book Antiqua"/>
-          <w:color w:val="000000"/>
-        </w:rPr>
-      </w:r>
-      <w:proofErr w:type="spellStart"/>
-      <w:r>
-        <w:rPr>
-          <w:rFonts w:ascii="Book Antiqua" w:hAnsi="Book Antiqua"/>
-          <w:color w:val="000000"/>
-        </w:rPr>
-      </w:r>
-      <w:proofErr w:type="spellEnd"/>
-      <w:r>
-        <w:rPr>
-          <w:rFonts w:ascii="Book Antiqua" w:hAnsi="Book Antiqua"/>
-          <w:color w:val="000000"/>
-        </w:rPr>
-      </w:r>
-      <w:proofErr w:type="spellStart"/>
-      <w:r>
-        <w:rPr>
-          <w:rFonts w:ascii="Book Antiqua" w:hAnsi="Book Antiqua"/>
-          <w:color w:val="000000"/>
-        </w:rPr>
-      </w:r>
-      <w:r>
-        <w:rPr>
-          <w:rFonts w:ascii="Book Antiqua" w:hAnsi="Book Antiqua"/>
-          <w:color w:val="000000"/>
-        </w:rPr>
-      </w:r>
-      <w:r>
-        <w:rPr>
-          <w:rFonts w:ascii="Book Antiqua" w:hAnsi="Book Antiqua"/>
-          <w:color w:val="000000"/>
-        </w:rPr>
-      </w:r>
-      <w:proofErr w:type="spellEnd"/>
-      <w:r>
-        <w:rPr>
-          <w:rFonts w:ascii="Book Antiqua" w:hAnsi="Book Antiqua"/>
-          <w:color w:val="000000"/>
-        </w:rPr>
-      </w:r>
-      <w:proofErr w:type="spellStart"/>
-      <w:r>
-        <w:rPr>
-          <w:rFonts w:ascii="Book Antiqua" w:hAnsi="Book Antiqua"/>
-          <w:color w:val="000000"/>
-        </w:rPr>
-      </w:r>
-      <w:r>
-        <w:rPr>
-          <w:rFonts w:ascii="Book Antiqua" w:hAnsi="Book Antiqua"/>
-          <w:color w:val="000000"/>
-        </w:rPr>
-      </w:r>
-      <w:r>
-        <w:rPr>
-          <w:rFonts w:ascii="Book Antiqua" w:hAnsi="Book Antiqua"/>
-          <w:color w:val="000000"/>
-        </w:rPr>
-      </w:r>
-      <w:proofErr w:type="spellEnd"/>
-      <w:r>
-        <w:rPr>
-          <w:rFonts w:ascii="Book Antiqua" w:hAnsi="Book Antiqua"/>
-          <w:color w:val="000000"/>
-        </w:rPr>
-      </w:r>
-      <w:proofErr w:type="spellStart"/>
-      <w:r>
-        <w:rPr>
-          <w:rFonts w:ascii="Book Antiqua" w:hAnsi="Book Antiqua"/>
-          <w:color w:val="000000"/>
-        </w:rPr>
-      </w:r>
-      <w:r>
-        <w:rPr>
-          <w:rFonts w:ascii="Book Antiqua" w:hAnsi="Book Antiqua"/>
-          <w:color w:val="000000"/>
-        </w:rPr>
-      </w:r>
-      <w:r>
-        <w:rPr>
-          <w:rFonts w:ascii="Book Antiqua" w:hAnsi="Book Antiqua"/>
-          <w:color w:val="000000"/>
-        </w:rPr>
-      </w:r>
-      <w:proofErr w:type="spellEnd"/>
-      <w:r>
-        <w:rPr>
-          <w:rFonts w:ascii="Book Antiqua" w:hAnsi="Book Antiqua"/>
-          <w:color w:val="000000"/>
-        </w:rPr>
-      </w:r>
-      <w:proofErr w:type="spellStart"/>
-      <w:r>
-        <w:rPr>
-          <w:rFonts w:ascii="Book Antiqua" w:hAnsi="Book Antiqua"/>
-          <w:color w:val="000000"/>
-        </w:rPr>
-      </w:r>
-      <w:proofErr w:type="spellEnd"/>
-      <w:r>
-        <w:rPr>
-          <w:rFonts w:ascii="Book Antiqua" w:hAnsi="Book Antiqua"/>
-          <w:color w:val="000000"/>
-        </w:rPr>
-      </w:r>
-      <w:proofErr w:type="spellStart"/>
-      <w:r>
-        <w:rPr>
-          <w:rFonts w:ascii="Book Antiqua" w:hAnsi="Book Antiqua"/>
-          <w:color w:val="000000"/>
-        </w:rPr>
-      </w:r>
-      <w:proofErr w:type="spellEnd"/>
-      <w:r>
-        <w:rPr>
-          <w:rFonts w:ascii="Book Antiqua" w:hAnsi="Book Antiqua"/>
-          <w:color w:val="000000"/>
-        </w:rPr>
-      </w:r>
-      <w:proofErr w:type="spellStart"/>
-      <w:r>
-        <w:rPr>
-          <w:rFonts w:ascii="Book Antiqua" w:hAnsi="Book Antiqua"/>
-          <w:color w:val="000000"/>
-        </w:rPr>
-      </w:r>
-      <w:proofErr w:type="spellEnd"/>
-      <w:r>
-        <w:rPr>
-          <w:rFonts w:ascii="Book Antiqua" w:hAnsi="Book Antiqua"/>
-          <w:color w:val="000000"/>
-        </w:rPr>
-      </w:r>
-      <w:proofErr w:type="spellStart"/>
-      <w:r>
-        <w:rPr>
-          <w:rFonts w:ascii="Book Antiqua" w:hAnsi="Book Antiqua"/>
-          <w:color w:val="000000"/>
-        </w:rPr>
-      </w:r>
-      <w:proofErr w:type="spellEnd"/>
-      <w:r>
-        <w:rPr>
-          <w:rFonts w:ascii="Book Antiqua" w:hAnsi="Book Antiqua"/>
-          <w:color w:val="000000"/>
-        </w:rPr>
-      </w:r>
-      <w:proofErr w:type="spellStart"/>
-      <w:r>
-        <w:rPr>
-          <w:rFonts w:ascii="Book Antiqua" w:hAnsi="Book Antiqua"/>
-          <w:color w:val="000000"/>
-        </w:rPr>
-      </w:r>
-      <w:proofErr w:type="spellEnd"/>
-      <w:r>
-        <w:rPr>
-          <w:rFonts w:ascii="Book Antiqua" w:hAnsi="Book Antiqua"/>
-          <w:color w:val="000000"/>
-        </w:rPr>
-      </w:r>
-      <w:proofErr w:type="spellStart"/>
-      <w:r>
-        <w:rPr>
-          <w:rFonts w:ascii="Book Antiqua" w:hAnsi="Book Antiqua"/>
-          <w:color w:val="000000"/>
-        </w:rPr>
-      </w:r>
-      <w:proofErr w:type="spellEnd"/>
-      <w:r>
-        <w:rPr>
-          <w:rFonts w:ascii="Book Antiqua" w:hAnsi="Book Antiqua"/>
-          <w:color w:val="000000"/>
-        </w:rPr>
-      </w:r>
-      <w:proofErr w:type="spellStart"/>
-      <w:r>
-        <w:rPr>
-          <w:rFonts w:ascii="Book Antiqua" w:hAnsi="Book Antiqua"/>
-          <w:color w:val="000000"/>
-        </w:rPr>
-      </w:r>
-      <w:proofErr w:type="spellEnd"/>
-      <w:r>
-        <w:rPr>
-          <w:rFonts w:ascii="Book Antiqua" w:hAnsi="Book Antiqua"/>
-          <w:color w:val="000000"/>
-        </w:rPr>
-      </w:r>
-      <w:proofErr w:type="spellStart"/>
-      <w:r>
-        <w:rPr>
-          <w:rFonts w:ascii="Book Antiqua" w:hAnsi="Book Antiqua"/>
-          <w:color w:val="000000"/>
-        </w:rPr>
-      </w:r>
-      <w:proofErr w:type="spellEnd"/>
-      <w:r>
-        <w:rPr>
-          <w:rFonts w:ascii="Book Antiqua" w:hAnsi="Book Antiqua"/>
-          <w:color w:val="000000"/>
-        </w:rPr>
-      </w:r>
-      <w:proofErr w:type="spellStart"/>
-      <w:r>
-        <w:rPr>
-          <w:rFonts w:ascii="Book Antiqua" w:hAnsi="Book Antiqua"/>
-          <w:color w:val="000000"/>
-        </w:rPr>
-      </w:r>
-      <w:proofErr w:type="spellEnd"/>
-      <w:r>
-        <w:rPr>
-          <w:rFonts w:ascii="Book Antiqua" w:hAnsi="Book Antiqua"/>
-          <w:color w:val="000000"/>
-        </w:rPr>
-      </w:r>
-      <w:proofErr w:type="spellStart"/>
-      <w:r>
-        <w:rPr>
-          <w:rFonts w:ascii="Book Antiqua" w:hAnsi="Book Antiqua"/>
-          <w:color w:val="000000"/>
-        </w:rPr>
-      </w:r>
-      <w:proofErr w:type="spellEnd"/>
-      <w:r>
-        <w:rPr>
-          <w:rFonts w:ascii="Book Antiqua" w:hAnsi="Book Antiqua"/>
-          <w:color w:val="000000"/>
-        </w:rPr>
-      </w:r>
-      <w:proofErr w:type="spellStart"/>
-      <w:r>
-        <w:rPr>
-          <w:rFonts w:ascii="Book Antiqua" w:hAnsi="Book Antiqua"/>
-          <w:color w:val="000000"/>
-        </w:rPr>
-      </w:r>
-      <w:proofErr w:type="spellEnd"/>
-      <w:r>
-        <w:rPr>
-          <w:rFonts w:ascii="Book Antiqua" w:hAnsi="Book Antiqua"/>
-          <w:color w:val="000000"/>
-        </w:rPr>
-      </w:r>
-      <w:proofErr w:type="spellStart"/>
-      <w:r>
-        <w:rPr>
-          <w:rFonts w:ascii="Book Antiqua" w:hAnsi="Book Antiqua"/>
-          <w:color w:val="000000"/>
-        </w:rPr>
-      </w:r>
-      <w:proofErr w:type="spellEnd"/>
-      <w:r>
-        <w:rPr>
-          <w:rFonts w:ascii="Book Antiqua" w:hAnsi="Book Antiqua"/>
-          <w:color w:val="000000"/>
-        </w:rPr>
-      </w:r>
-      <w:proofErr w:type="spellStart"/>
-      <w:r>
-        <w:rPr>
-          <w:rFonts w:ascii="Book Antiqua" w:hAnsi="Book Antiqua"/>
-          <w:color w:val="000000"/>
-        </w:rPr>
-      </w:r>
-      <w:proofErr w:type="spellEnd"/>
-      <w:r>
-        <w:rPr>
-          <w:rFonts w:ascii="Book Antiqua" w:hAnsi="Book Antiqua"/>
-          <w:color w:val="000000"/>
-        </w:rPr>
-      </w:r>
-      <w:proofErr w:type="spellStart"/>
-      <w:r>
-        <w:rPr>
-          <w:rFonts w:ascii="Book Antiqua" w:hAnsi="Book Antiqua"/>
-          <w:color w:val="000000"/>
-        </w:rPr>
-      </w:r>
-      <w:proofErr w:type="spellEnd"/>
-      <w:r>
-        <w:rPr>
-          <w:rFonts w:ascii="Book Antiqua" w:hAnsi="Book Antiqua"/>
-          <w:color w:val="000000"/>
-        </w:rPr>
-      </w:r>
-      <w:proofErr w:type="spellStart"/>
-      <w:r>
-        <w:rPr>
-          <w:rFonts w:ascii="Book Antiqua" w:hAnsi="Book Antiqua"/>
-          <w:color w:val="000000"/>
-        </w:rPr>
-      </w:r>
-      <w:proofErr w:type="spellEnd"/>
-      <w:r>
-        <w:rPr>
-          <w:rFonts w:ascii="Book Antiqua" w:hAnsi="Book Antiqua"/>
-          <w:color w:val="000000"/>
-        </w:rPr>
-      </w:r>
-      <w:proofErr w:type="spellStart"/>
-      <w:r>
-        <w:rPr>
-          <w:rFonts w:ascii="Book Antiqua" w:hAnsi="Book Antiqua"/>
-          <w:color w:val="000000"/>
-        </w:rPr>
-      </w:r>
-      <w:proofErr w:type="spellEnd"/>
-      <w:r>
-        <w:rPr>
-          <w:rFonts w:ascii="Book Antiqua" w:hAnsi="Book Antiqua"/>
-          <w:color w:val="000000"/>
-        </w:rPr>
-      </w:r>
-      <w:r>
-        <w:rPr>
-          <w:rFonts w:ascii="Book Antiqua" w:hAnsi="Book Antiqua"/>
-          <w:color w:val="000000"/>
-        </w:rPr>
-      </w:r>
-      <w:r>
-        <w:rPr>
-          <w:rFonts w:ascii="Book Antiqua" w:hAnsi="Book Antiqua"/>
-          <w:color w:val="000000"/>
-        </w:rPr>
+        <w:t>El dataset experimental comprende 487 lotes catastrales urbanos continuos estructurados bajo el estándar ISO 19152 (LADM, clase LA_SpatialUnit) y georreferenciados en EPSG:32719. El esquema relacional de pruebas se estructuró en tres entidades: tg_lote (persistencia de los 487 lotes prediales bajo la clase LA_SpatialUnit), catastro_titulares (información alfanumérica fiscal y de autovalúo bajo la clase LA_Party) y catastro_usuarios (gestión de accesos y credenciales operativas). Las geometrías presentan una complejidad de entre 4 y 222 vértices (promedio: 9.0 vértices por polígono). Para garantizar reproducibilidad y resguardo ético, la cartografía base se obtuvo de fuentes abiertas y los atributos fiscales fueron generados proceduralmente sin incorporar información personal identificable (PII).</w:t>
       </w:r>
     </w:p>
     <w:p>
@@ -4661,177 +4006,7 @@
         <w:spacing w:after="80" w:line="240" w:lineRule="auto"/>
       </w:pPr>
       <w:r>
-        <w:rPr>
-          <w:rFonts w:ascii="Book Antiqua" w:hAnsi="Book Antiqua"/>
-          <w:color w:val="000000"/>
-        </w:rPr>
-        <w:t>El banco de pruebas se implementó en contenedores Docker mediante microservicios aislados: (1) un servicio de base de datos con PostgreSQL 15 y PostGIS 3.3, (2) una API en Python 3.11 con FastAPI y Uvicorn, y (3) un proxy reverso Nginx configurado con el módulo ModSecurity v3 y el conjunto de reglas perimetrales OWASP Core Rule Set (CRS v3.3). Las pruebas de estrés se ejecutaron en un entorno controlado con un procesador Intel Core Ultra 5 245KF de 14 núcleos a 5.2 GHz con 32 GB de RAM DDR5 y almacenamiento NVMe PCIe 4.0 sobre Linux kernel 6.6 (WSL2).</w:t>
-      </w:r>
-      <w:proofErr w:type="spellStart"/>
-      <w:r>
-        <w:rPr>
-          <w:rFonts w:ascii="Book Antiqua" w:hAnsi="Book Antiqua"/>
-          <w:color w:val="000000"/>
-        </w:rPr>
-      </w:r>
-      <w:proofErr w:type="spellEnd"/>
-      <w:r>
-        <w:rPr>
-          <w:rFonts w:ascii="Book Antiqua" w:hAnsi="Book Antiqua"/>
-          <w:color w:val="000000"/>
-        </w:rPr>
-      </w:r>
-      <w:proofErr w:type="spellStart"/>
-      <w:r>
-        <w:rPr>
-          <w:rFonts w:ascii="Book Antiqua" w:hAnsi="Book Antiqua"/>
-          <w:color w:val="000000"/>
-        </w:rPr>
-      </w:r>
-      <w:proofErr w:type="spellEnd"/>
-      <w:r>
-        <w:rPr>
-          <w:rFonts w:ascii="Book Antiqua" w:hAnsi="Book Antiqua"/>
-          <w:color w:val="000000"/>
-        </w:rPr>
-      </w:r>
-      <w:proofErr w:type="spellStart"/>
-      <w:r>
-        <w:rPr>
-          <w:rFonts w:ascii="Book Antiqua" w:hAnsi="Book Antiqua"/>
-          <w:color w:val="000000"/>
-        </w:rPr>
-      </w:r>
-      <w:proofErr w:type="spellEnd"/>
-      <w:r>
-        <w:rPr>
-          <w:rFonts w:ascii="Book Antiqua" w:hAnsi="Book Antiqua"/>
-          <w:color w:val="000000"/>
-        </w:rPr>
-      </w:r>
-      <w:proofErr w:type="spellStart"/>
-      <w:r>
-        <w:rPr>
-          <w:rFonts w:ascii="Book Antiqua" w:hAnsi="Book Antiqua"/>
-          <w:color w:val="000000"/>
-        </w:rPr>
-      </w:r>
-      <w:proofErr w:type="spellEnd"/>
-      <w:r>
-        <w:rPr>
-          <w:rFonts w:ascii="Book Antiqua" w:hAnsi="Book Antiqua"/>
-          <w:color w:val="000000"/>
-        </w:rPr>
-      </w:r>
-      <w:proofErr w:type="spellStart"/>
-      <w:r>
-        <w:rPr>
-          <w:rFonts w:ascii="Book Antiqua" w:hAnsi="Book Antiqua"/>
-          <w:color w:val="000000"/>
-        </w:rPr>
-      </w:r>
-      <w:proofErr w:type="spellEnd"/>
-      <w:r>
-        <w:rPr>
-          <w:rFonts w:ascii="Book Antiqua" w:hAnsi="Book Antiqua"/>
-          <w:color w:val="000000"/>
-        </w:rPr>
-      </w:r>
-      <w:proofErr w:type="spellStart"/>
-      <w:r>
-        <w:rPr>
-          <w:rFonts w:ascii="Book Antiqua" w:hAnsi="Book Antiqua"/>
-          <w:color w:val="000000"/>
-        </w:rPr>
-      </w:r>
-      <w:proofErr w:type="spellEnd"/>
-      <w:r>
-        <w:rPr>
-          <w:rFonts w:ascii="Book Antiqua" w:hAnsi="Book Antiqua"/>
-          <w:color w:val="000000"/>
-        </w:rPr>
-      </w:r>
-      <w:r>
-        <w:rPr>
-          <w:rFonts w:ascii="Book Antiqua" w:hAnsi="Book Antiqua"/>
-          <w:color w:val="000000"/>
-        </w:rPr>
-      </w:r>
-      <w:proofErr w:type="gramStart"/>
-      <w:r>
-        <w:rPr>
-          <w:rFonts w:ascii="Book Antiqua" w:hAnsi="Book Antiqua"/>
-          <w:color w:val="000000"/>
-        </w:rPr>
-      </w:r>
-      <w:proofErr w:type="gramEnd"/>
-      <w:r>
-        <w:rPr>
-          <w:rFonts w:ascii="Book Antiqua" w:hAnsi="Book Antiqua"/>
-          <w:color w:val="000000"/>
-        </w:rPr>
-      </w:r>
-      <w:r>
-        <w:rPr>
-          <w:rFonts w:ascii="Book Antiqua" w:hAnsi="Book Antiqua"/>
-          <w:color w:val="000000"/>
-        </w:rPr>
-      </w:r>
-      <w:r>
-        <w:rPr>
-          <w:rFonts w:ascii="Book Antiqua" w:hAnsi="Book Antiqua"/>
-          <w:color w:val="000000"/>
-        </w:rPr>
-      </w:r>
-      <w:proofErr w:type="spellStart"/>
-      <w:r>
-        <w:rPr>
-          <w:rFonts w:ascii="Book Antiqua" w:hAnsi="Book Antiqua"/>
-          <w:color w:val="000000"/>
-        </w:rPr>
-      </w:r>
-      <w:proofErr w:type="spellEnd"/>
-      <w:r>
-        <w:rPr>
-          <w:rFonts w:ascii="Book Antiqua" w:hAnsi="Book Antiqua"/>
-          <w:color w:val="000000"/>
-        </w:rPr>
-      </w:r>
-      <w:proofErr w:type="spellStart"/>
-      <w:r>
-        <w:rPr>
-          <w:rFonts w:ascii="Book Antiqua" w:hAnsi="Book Antiqua"/>
-          <w:color w:val="000000"/>
-        </w:rPr>
-      </w:r>
-      <w:proofErr w:type="spellEnd"/>
-      <w:r>
-        <w:rPr>
-          <w:rFonts w:ascii="Book Antiqua" w:hAnsi="Book Antiqua"/>
-          <w:color w:val="000000"/>
-        </w:rPr>
-      </w:r>
-      <w:r>
-        <w:rPr>
-          <w:rFonts w:ascii="Book Antiqua" w:hAnsi="Book Antiqua"/>
-          <w:i/>
-          <w:color w:val="000000"/>
-          <w:sz w:val="18"/>
-        </w:rPr>
-      </w:r>
-      <w:proofErr w:type="spellStart"/>
-      <w:r>
-        <w:rPr>
-          <w:rFonts w:ascii="Book Antiqua" w:hAnsi="Book Antiqua"/>
-          <w:color w:val="000000"/>
-        </w:rPr>
-      </w:r>
-      <w:proofErr w:type="spellEnd"/>
-      <w:r>
-        <w:rPr>
-          <w:rFonts w:ascii="Book Antiqua" w:hAnsi="Book Antiqua"/>
-          <w:color w:val="000000"/>
-        </w:rPr>
+        <w:t>El banco de pruebas se implementó en contenedores Docker mediante microservicios aislados: (1) un servicio de base de datos con PostgreSQL 15 y PostGIS 3.3, (2) una API en Python 3.11 con FastAPI y Uvicorn, y (3) un proxy reverso Nginx configurado con el módulo ModSecurity v3 y el conjunto de reglas perimetrales OWASP Core Rule Set (CRS v3.3). Las pruebas de estrés se ejecutaron en un entorno controlado con un procesador Intel Core Ultra 5 245KF de 14 núcleos a 5.2 GHz con 32 GB de RAM DDR5 y almacenamiento NVMe PCIe 4.0 sobre Linux kernel 6.6 (WSL2). El código fuente, dataset y playground interactivo se encuentran disponibles públicamente en: https://github.com/RAlexander777/Playground-SQLi-PostGIS.</w:t>
       </w:r>
     </w:p>
     <w:p>
@@ -5899,176 +5074,7 @@
         <w:spacing w:after="80" w:line="240" w:lineRule="auto"/>
       </w:pPr>
       <w:r>
-        <w:rPr>
-          <w:rFonts w:ascii="Book Antiqua" w:hAnsi="Book Antiqua"/>
-          <w:color w:val="000000"/>
-        </w:rPr>
-        <w:t xml:space="preserve">En el endpoint DELETE /api/v1/vulnerable/predios/borrar, la inyección del payload literal '0101' OR '1'='1' en el parámetro de filtrado sectorial transformó la sentencia en una eliminación incondicional de registros (DELETE FROM tg_lote WHERE cod_sector = '0101' OR '1'='1'), </w:t>
-      </w:r>
-      <w:proofErr w:type="spellStart"/>
-      <w:r>
-        <w:rPr>
-          <w:rFonts w:ascii="Book Antiqua" w:hAnsi="Book Antiqua"/>
-          <w:color w:val="000000"/>
-        </w:rPr>
-        <w:t>eliminando</w:t>
-      </w:r>
-      <w:proofErr w:type="spellEnd"/>
-      <w:r>
-        <w:rPr>
-          <w:rFonts w:ascii="Book Antiqua" w:hAnsi="Book Antiqua"/>
-          <w:color w:val="000000"/>
-        </w:rPr>
-        <w:t xml:space="preserve"> </w:t>
-      </w:r>
-      <w:proofErr w:type="spellStart"/>
-      <w:r>
-        <w:rPr>
-          <w:rFonts w:ascii="Book Antiqua" w:hAnsi="Book Antiqua"/>
-          <w:color w:val="000000"/>
-        </w:rPr>
-        <w:t>l</w:t>
-      </w:r>
-      <w:r>
-        <w:rPr>
-          <w:rFonts w:ascii="Book Antiqua" w:hAnsi="Book Antiqua"/>
-          <w:color w:val="000000"/>
-        </w:rPr>
-        <w:t>o</w:t>
-      </w:r>
-      <w:r>
-        <w:rPr>
-          <w:rFonts w:ascii="Book Antiqua" w:hAnsi="Book Antiqua"/>
-          <w:color w:val="000000"/>
-        </w:rPr>
-        <w:t>s</w:t>
-      </w:r>
-      <w:proofErr w:type="spellEnd"/>
-      <w:r>
-        <w:rPr>
-          <w:rFonts w:ascii="Book Antiqua" w:hAnsi="Book Antiqua"/>
-          <w:color w:val="000000"/>
-        </w:rPr>
-        <w:t xml:space="preserve"> 1,500 </w:t>
-      </w:r>
-      <w:proofErr w:type="spellStart"/>
-      <w:r>
-        <w:rPr>
-          <w:rFonts w:ascii="Book Antiqua" w:hAnsi="Book Antiqua"/>
-          <w:color w:val="000000"/>
-        </w:rPr>
-        <w:t>lotes</w:t>
-      </w:r>
-      <w:proofErr w:type="spellEnd"/>
-      <w:r>
-        <w:rPr>
-          <w:rFonts w:ascii="Book Antiqua" w:hAnsi="Book Antiqua"/>
-          <w:color w:val="000000"/>
-        </w:rPr>
-        <w:t xml:space="preserve"> </w:t>
-      </w:r>
-      <w:r>
-        <w:rPr>
-          <w:rFonts w:ascii="Book Antiqua" w:hAnsi="Book Antiqua"/>
-          <w:color w:val="000000"/>
-        </w:rPr>
-        <w:t xml:space="preserve">y </w:t>
-      </w:r>
-      <w:proofErr w:type="spellStart"/>
-      <w:r>
-        <w:rPr>
-          <w:rFonts w:ascii="Book Antiqua" w:hAnsi="Book Antiqua"/>
-          <w:color w:val="000000"/>
-        </w:rPr>
-        <w:t>dejando</w:t>
-      </w:r>
-      <w:proofErr w:type="spellEnd"/>
-      <w:r>
-        <w:rPr>
-          <w:rFonts w:ascii="Book Antiqua" w:hAnsi="Book Antiqua"/>
-          <w:color w:val="000000"/>
-        </w:rPr>
-        <w:t xml:space="preserve"> </w:t>
-      </w:r>
-      <w:proofErr w:type="spellStart"/>
-      <w:r>
-        <w:rPr>
-          <w:rFonts w:ascii="Book Antiqua" w:hAnsi="Book Antiqua"/>
-          <w:color w:val="000000"/>
-        </w:rPr>
-        <w:t>el</w:t>
-      </w:r>
-      <w:proofErr w:type="spellEnd"/>
-      <w:r>
-        <w:rPr>
-          <w:rFonts w:ascii="Book Antiqua" w:hAnsi="Book Antiqua"/>
-          <w:color w:val="000000"/>
-        </w:rPr>
-        <w:t xml:space="preserve"> visor </w:t>
-      </w:r>
-      <w:proofErr w:type="spellStart"/>
-      <w:r>
-        <w:rPr>
-          <w:rFonts w:ascii="Book Antiqua" w:hAnsi="Book Antiqua"/>
-          <w:color w:val="000000"/>
-        </w:rPr>
-        <w:t>webmapping</w:t>
-      </w:r>
-      <w:proofErr w:type="spellEnd"/>
-      <w:r>
-        <w:rPr>
-          <w:rFonts w:ascii="Book Antiqua" w:hAnsi="Book Antiqua"/>
-          <w:color w:val="000000"/>
-        </w:rPr>
-        <w:t xml:space="preserve"> sin cartografía. En contraste, el endpoint mitigado validó el sector mediante el patrón estricto ^\</w:t>
-      </w:r>
-      <w:proofErr w:type="gramStart"/>
-      <w:r>
-        <w:rPr>
-          <w:rFonts w:ascii="Book Antiqua" w:hAnsi="Book Antiqua"/>
-          <w:color w:val="000000"/>
-        </w:rPr>
-        <w:t>d{</w:t>
-      </w:r>
-      <w:proofErr w:type="gramEnd"/>
-      <w:r>
-        <w:rPr>
-          <w:rFonts w:ascii="Book Antiqua" w:hAnsi="Book Antiqua"/>
-          <w:color w:val="000000"/>
-        </w:rPr>
-        <w:t xml:space="preserve">4}$, rechazando la inyección con código HTTP 422 y </w:t>
-      </w:r>
-      <w:proofErr w:type="spellStart"/>
-      <w:r>
-        <w:rPr>
-          <w:rFonts w:ascii="Book Antiqua" w:hAnsi="Book Antiqua"/>
-          <w:color w:val="000000"/>
-        </w:rPr>
-        <w:t>preservando</w:t>
-      </w:r>
-      <w:proofErr w:type="spellEnd"/>
-      <w:r>
-        <w:rPr>
-          <w:rFonts w:ascii="Book Antiqua" w:hAnsi="Book Antiqua"/>
-          <w:color w:val="000000"/>
-        </w:rPr>
-        <w:t xml:space="preserve"> la base </w:t>
-      </w:r>
-      <w:proofErr w:type="spellStart"/>
-      <w:r>
-        <w:rPr>
-          <w:rFonts w:ascii="Book Antiqua" w:hAnsi="Book Antiqua"/>
-          <w:color w:val="000000"/>
-        </w:rPr>
-        <w:t>catastral</w:t>
-      </w:r>
-      <w:proofErr w:type="spellEnd"/>
-      <w:r>
-        <w:rPr>
-          <w:rFonts w:ascii="Book Antiqua" w:hAnsi="Book Antiqua"/>
-          <w:color w:val="000000"/>
-        </w:rPr>
-        <w:t>.</w:t>
+        <w:t>En el endpoint DELETE /api/v1/vulnerable/predios/borrar, la inyección del payload literal '0101' OR '1'='1' en el parámetro de filtrado sectorial transformó la sentencia en una eliminación incondicional de registros (DELETE FROM tg_lote WHERE cod_sector = '0101' OR '1'='1'), eliminando los 487 lotes y dejando el visor webmapping sin cartografía. En contraste, el endpoint mitigado validó el sector mediante el patrón estricto ^\d{4}$, rechazando la inyección con código HTTP 422 y preservando la base catastral.</w:t>
       </w:r>
     </w:p>
     <w:p>
@@ -7910,15 +6916,8 @@
         <w:spacing w:after="80" w:line="240" w:lineRule="auto"/>
         <w:ind w:firstLine="432"/>
       </w:pPr>
-      <w:r/>
-      <w:r>
-        <w:rPr>
-          <w:rFonts w:ascii="Book Antiqua" w:hAnsi="Book Antiqua"/>
-          <w:b w:val="0"/>
-          <w:i w:val="0"/>
-          <w:sz w:val="22"/>
-        </w:rPr>
-        <w:t>Este artículo formalizó y demostró empíricamente la viabilidad de seis vectores de inyección SQL espacial orientados a la tríada CIA (Confidencialidad, Integridad y Disponibilidad) en sistemas de información catastral basados en PostGIS, evidenciando que las funciones topológicas nativas no garantizan el aislamiento de datos cuando se construyen mediante concatenación de cadenas. La evaluación experimental sobre un dataset de 1,500 lotes catastrales estructurados bajo el estándar ISO 19152 (LADM) comprobó que un atacante puede evadir límites zonales, reconstruir credenciales mediante canales laterales de error geométrico, inducir denegación de servicio por sobrecarga algorítmica cuadrática, alterar fichas prediales tributarias y ejecutar borrados cartográficos masivos. Frente a ello, la arquitectura de defensa en profundidad basada en compilación tipada mediante ORM (GeoAlchemy2), tipado rígido con Pydantic y validación topológica previa en memoria con Shapely mitigó con éxito el 100% de los escenarios de explotación evaluados. El benchmarking transaccional demostró que este esquema introduce un sobrecosto medio de latencia de 2.63 ms (+15.24%), mejorando simultáneamente la estabilidad en el percentil 99 en un 12.59% gracias a la reutilización de planes de ejecución preparados en PostgreSQL. En conclusión, la seguridad en infraestructuras catastrales exige abandonar el paradigma de sanitización escalar tradicional, adoptando parametrización en el ORM y controles sintácticos con conciencia espacial integrados desde el diseño arquitectónico de software.</w:t>
+      <w:r>
+        <w:t>Este artículo formalizó y demostró empíricamente la viabilidad de seis vectores de inyección SQL espacial orientados a la tríada CIA (Confidencialidad, Integridad y Disponibilidad) en sistemas de información catastral basados en PostGIS, evidenciando que las funciones topológicas nativas no garantizan el aislamiento de datos cuando se construyen mediante concatenación de cadenas. La evaluación experimental sobre un dataset de 487 lotes catastrales estructurados bajo el estándar ISO 19152 (LADM) comprobó que un atacante puede evadir límites zonales, reconstruir credenciales mediante canales laterales de error geométrico, inducir denegación de servicio por sobrecarga algorítmica cuadrática, alterar fichas prediales tributarias y ejecutar borrados cartográficos masivos. Frente a ello, la arquitectura de defensa en profundidad basada en compilación tipada mediante ORM (GeoAlchemy2), tipado rígido con Pydantic y validación topológica previa en memoria con Shapely mitigó con éxito el 100% de los escenarios de explotación evaluados. El benchmarking transaccional demostró que este esquema introduce un sobrecosto medio de latencia de 2.63 ms (+15.24%), mejorando simultáneamente la estabilidad en el percentil 99 en un 12.59% gracias a la reutilización de planes de ejecución preparados en PostgreSQL. En conclusión, la seguridad en infraestructuras catastrales exige abandonar el paradigma de sanitización escalar tradicional, adoptando parametrización en el ORM y controles sintácticos con conciencia espacial integrados desde el diseño arquitectónico de software.</w:t>
       </w:r>
     </w:p>
     <w:p>
@@ -8732,16 +7731,8 @@
             <w:tcW w:w="2052" w:type="dxa"/>
           </w:tcPr>
           <w:p>
-            <w:pPr>
-              <w:spacing w:before="40" w:after="40"/>
-            </w:pPr>
             <w:r>
-              <w:rPr>
-                <w:rFonts w:ascii="Book Antiqua" w:hAnsi="Book Antiqua"/>
-                <w:color w:val="000000"/>
-                <w:sz w:val="18"/>
-              </w:rPr>
-              <w:t>Integridad y Disponibilidad: Eliminación incondicional de 1,500 lotes.</w:t>
+              <w:t>Integridad y Disponibilidad: Eliminación incondicional de 487 lotes.</w:t>
             </w:r>
           </w:p>
         </w:tc>

--- a/Articulo_Cientifico_IMJETA_Final.docx
+++ b/Articulo_Cientifico_IMJETA_Final.docx
@@ -1017,7 +1017,7 @@
           <w:color w:val="000000"/>
           <w:sz w:val="20"/>
         </w:rPr>
-        <w:t xml:space="preserve"> (+15.24%) y una mejora del 12.59% en la estabilidad de cola (p99). Se concluye que la mitigación efectiva de inyecciones espaciales no depende de cortafuegos perimetrales genéricos (WAF), sino de trasladar la validación topológica y la parametrización tipada a la capa de aplicación (ORM), garantizando la integridad catastral con un impacto operativo marginal.</w:t>
+        <w:t xml:space="preserve"> (+15.24%) y una mejora del 12.59% en la estabilidad de cola (p99). Se concluye que la mitigación efectiva de inyecciones espaciales requiere trasladar la validación topológica y la parametrización tipada a la capa de aplicación (ORM), garantizando la integridad catastral con un impacto operativo marginal.</w:t>
       </w:r>
     </w:p>
     <w:p>
@@ -3717,7 +3717,7 @@
           <w:rFonts w:ascii="Book Antiqua" w:hAnsi="Book Antiqua"/>
           <w:color w:val="000000"/>
         </w:rPr>
-        <w:t>Se adoptó un diseño experimental y cuantitativo orientado a evaluar la susceptibilidad de endpoints geoespaciales ante inyecciones SQL y medir el impacto en rendimiento derivado de un esquema de mitigación multicapa. La evaluación contrasta tres escenarios defensivos: (1) servicio vulnerable sin protección, (2) servicio protegido perimetralmente mediante un cortafuegos de aplicaciones web (WAF) basado en firmas (OWASP CRS v3.3), y (3) servicio mitigado mediante el pipeline de aplicación propuesto (ORM con validación tipada y topológica previa).</w:t>
+        <w:t>Se adoptó un diseño experimental y cuantitativo orientado a evaluar la susceptibilidad de endpoints geoespaciales ante inyecciones SQL y medir el impacto en rendimiento derivado de un esquema de mitigación multicapa. La evaluación contrasta dos escenarios defensivos: (1) servicio vulnerable sin protección (consultas dinámicas concatenadas), y (2) servicio mitigado mediante el pipeline de aplicación propuesto (ORM con validación tipada y topológica previa).</w:t>
       </w:r>
       <w:proofErr w:type="spellStart"/>
       <w:r>
@@ -6283,240 +6283,7 @@
         <w:ind w:firstLine="432"/>
       </w:pPr>
       <w:r>
-        <w:rPr>
-          <w:rFonts w:ascii="Book Antiqua" w:hAnsi="Book Antiqua"/>
-        </w:rPr>
-        <w:t>Este sobrecosto medio resulta asumible frente a las garantías de protección obtenidas: neutraliza la filtración masiva de predios, los canales laterales de error y la denegación de servicio. Como se ilustra en la Figura 4, los cortafuegos de aplicaciones web tradicionales (WAF basados en firmas como OWASP CRS) carecen de gramática geoespacial y bloquean únicamente entre el 0% y el 20% de las inyecciones topológicas (ST_DWithin y ST_Intersects). El bloqueo residual del 15% al 20% registrado por el WAF en V1 y V2 se debió exclusivamente a la detección de tokens SQL convencionales (como operadores booleanos OR o comillas desparejadas) en ciertas variantes del payload, y no a una inspección semántica de las funciones topológicas subyacentes, como lo demuestra su inoperancia absoluta (0%) frente al vector DoS en V3. En contraste, el pipeline de tres barreras implementado en la capa de aplicación alcanzó una tasa de mitigación del 100% en todos los vectores evaluados de la tríada CIA.</w:t>
-      </w:r>
-      <w:proofErr w:type="spellStart"/>
-      <w:r>
-        <w:rPr>
-          <w:rFonts w:ascii="Book Antiqua" w:hAnsi="Book Antiqua"/>
-        </w:rPr>
-      </w:r>
-      <w:proofErr w:type="spellEnd"/>
-      <w:r>
-        <w:rPr>
-          <w:rFonts w:ascii="Book Antiqua" w:hAnsi="Book Antiqua"/>
-        </w:rPr>
-      </w:r>
-      <w:proofErr w:type="spellStart"/>
-      <w:r>
-        <w:rPr>
-          <w:rFonts w:ascii="Book Antiqua" w:hAnsi="Book Antiqua"/>
-        </w:rPr>
-      </w:r>
-      <w:proofErr w:type="spellEnd"/>
-      <w:r>
-        <w:rPr>
-          <w:rFonts w:ascii="Book Antiqua" w:hAnsi="Book Antiqua"/>
-        </w:rPr>
-      </w:r>
-      <w:proofErr w:type="spellStart"/>
-      <w:r>
-        <w:rPr>
-          <w:rFonts w:ascii="Book Antiqua" w:hAnsi="Book Antiqua"/>
-        </w:rPr>
-      </w:r>
-      <w:proofErr w:type="spellEnd"/>
-      <w:r>
-        <w:rPr>
-          <w:rFonts w:ascii="Book Antiqua" w:hAnsi="Book Antiqua"/>
-        </w:rPr>
-      </w:r>
-      <w:proofErr w:type="spellStart"/>
-      <w:r>
-        <w:rPr>
-          <w:rFonts w:ascii="Book Antiqua" w:hAnsi="Book Antiqua"/>
-        </w:rPr>
-      </w:r>
-      <w:proofErr w:type="spellEnd"/>
-      <w:r>
-        <w:rPr>
-          <w:rFonts w:ascii="Book Antiqua" w:hAnsi="Book Antiqua"/>
-        </w:rPr>
-      </w:r>
-      <w:proofErr w:type="spellStart"/>
-      <w:r>
-        <w:rPr>
-          <w:rFonts w:ascii="Book Antiqua" w:hAnsi="Book Antiqua"/>
-        </w:rPr>
-      </w:r>
-      <w:proofErr w:type="spellEnd"/>
-      <w:r>
-        <w:rPr>
-          <w:rFonts w:ascii="Book Antiqua" w:hAnsi="Book Antiqua"/>
-        </w:rPr>
-      </w:r>
-      <w:proofErr w:type="spellStart"/>
-      <w:r>
-        <w:rPr>
-          <w:rFonts w:ascii="Book Antiqua" w:hAnsi="Book Antiqua"/>
-        </w:rPr>
-      </w:r>
-      <w:proofErr w:type="spellEnd"/>
-      <w:r>
-        <w:rPr>
-          <w:rFonts w:ascii="Book Antiqua" w:hAnsi="Book Antiqua"/>
-        </w:rPr>
-      </w:r>
-      <w:proofErr w:type="spellStart"/>
-      <w:r>
-        <w:rPr>
-          <w:rFonts w:ascii="Book Antiqua" w:hAnsi="Book Antiqua"/>
-        </w:rPr>
-      </w:r>
-      <w:proofErr w:type="spellEnd"/>
-      <w:r>
-        <w:rPr>
-          <w:rFonts w:ascii="Book Antiqua" w:hAnsi="Book Antiqua"/>
-        </w:rPr>
-      </w:r>
-      <w:proofErr w:type="spellStart"/>
-      <w:r>
-        <w:rPr>
-          <w:rFonts w:ascii="Book Antiqua" w:hAnsi="Book Antiqua"/>
-        </w:rPr>
-      </w:r>
-      <w:proofErr w:type="spellEnd"/>
-      <w:r>
-        <w:rPr>
-          <w:rFonts w:ascii="Book Antiqua" w:hAnsi="Book Antiqua"/>
-        </w:rPr>
-      </w:r>
-      <w:proofErr w:type="spellStart"/>
-      <w:r>
-        <w:rPr>
-          <w:rFonts w:ascii="Book Antiqua" w:hAnsi="Book Antiqua"/>
-        </w:rPr>
-      </w:r>
-      <w:proofErr w:type="spellEnd"/>
-      <w:r>
-        <w:rPr>
-          <w:rFonts w:ascii="Book Antiqua" w:hAnsi="Book Antiqua"/>
-        </w:rPr>
-      </w:r>
-      <w:proofErr w:type="spellStart"/>
-      <w:r>
-        <w:rPr>
-          <w:rFonts w:ascii="Book Antiqua" w:hAnsi="Book Antiqua"/>
-        </w:rPr>
-      </w:r>
-      <w:proofErr w:type="spellEnd"/>
-      <w:r>
-        <w:rPr>
-          <w:rFonts w:ascii="Book Antiqua" w:hAnsi="Book Antiqua"/>
-        </w:rPr>
-      </w:r>
-      <w:proofErr w:type="spellStart"/>
-      <w:r>
-        <w:rPr>
-          <w:rFonts w:ascii="Book Antiqua" w:hAnsi="Book Antiqua"/>
-        </w:rPr>
-      </w:r>
-      <w:proofErr w:type="spellEnd"/>
-      <w:r>
-        <w:rPr>
-          <w:rFonts w:ascii="Book Antiqua" w:hAnsi="Book Antiqua"/>
-        </w:rPr>
-      </w:r>
-      <w:proofErr w:type="spellStart"/>
-      <w:r>
-        <w:rPr>
-          <w:rFonts w:ascii="Book Antiqua" w:hAnsi="Book Antiqua"/>
-        </w:rPr>
-      </w:r>
-      <w:proofErr w:type="spellEnd"/>
-      <w:r>
-        <w:rPr>
-          <w:rFonts w:ascii="Book Antiqua" w:hAnsi="Book Antiqua"/>
-        </w:rPr>
-      </w:r>
-      <w:proofErr w:type="spellStart"/>
-      <w:r>
-        <w:rPr>
-          <w:rFonts w:ascii="Book Antiqua" w:hAnsi="Book Antiqua"/>
-        </w:rPr>
-      </w:r>
-      <w:proofErr w:type="spellEnd"/>
-      <w:r>
-        <w:rPr>
-          <w:rFonts w:ascii="Book Antiqua" w:hAnsi="Book Antiqua"/>
-        </w:rPr>
-      </w:r>
-      <w:proofErr w:type="spellStart"/>
-      <w:r>
-        <w:rPr>
-          <w:rFonts w:ascii="Book Antiqua" w:hAnsi="Book Antiqua"/>
-        </w:rPr>
-      </w:r>
-      <w:proofErr w:type="spellEnd"/>
-      <w:r>
-        <w:rPr>
-          <w:rFonts w:ascii="Book Antiqua" w:hAnsi="Book Antiqua"/>
-        </w:rPr>
-      </w:r>
-    </w:p>
-    <w:p>
-      <w:pPr>
-        <w:keepNext/>
-        <w:spacing w:before="160" w:after="40"/>
-        <w:jc w:val="center"/>
-      </w:pPr>
-      <w:r>
-        <w:rPr>
-          <w:noProof/>
-        </w:rPr>
-        <w:drawing>
-          <wp:inline distT="0" distB="0" distL="0" distR="0" wp14:anchorId="545B94D5" wp14:editId="5869901C">
-            <wp:extent cx="5303520" cy="2209800"/>
-            <wp:effectExtent l="0" t="0" r="0" b="0"/>
-            <wp:docPr id="4" name="Picture 4"/>
-            <wp:cNvGraphicFramePr>
-              <a:graphicFrameLocks xmlns:a="http://schemas.openxmlformats.org/drawingml/2006/main" noChangeAspect="1"/>
-            </wp:cNvGraphicFramePr>
-            <a:graphic xmlns:a="http://schemas.openxmlformats.org/drawingml/2006/main">
-              <a:graphicData uri="http://schemas.openxmlformats.org/drawingml/2006/picture">
-                <pic:pic xmlns:pic="http://schemas.openxmlformats.org/drawingml/2006/picture">
-                  <pic:nvPicPr>
-                    <pic:cNvPr id="0" name="fig4_attack_mitigation_matrix.png"/>
-                    <pic:cNvPicPr/>
-                  </pic:nvPicPr>
-                  <pic:blipFill>
-                    <a:blip r:embed="rId11"/>
-                    <a:stretch>
-                      <a:fillRect/>
-                    </a:stretch>
-                  </pic:blipFill>
-                  <pic:spPr>
-                    <a:xfrm>
-                      <a:off x="0" y="0"/>
-                      <a:ext cx="5303520" cy="2209800"/>
-                    </a:xfrm>
-                    <a:prstGeom prst="rect">
-                      <a:avLst/>
-                    </a:prstGeom>
-                  </pic:spPr>
-                </pic:pic>
-              </a:graphicData>
-            </a:graphic>
-          </wp:inline>
-        </w:drawing>
-      </w:r>
-    </w:p>
-    <w:p>
-      <w:pPr>
-        <w:spacing w:before="120" w:after="160"/>
-        <w:jc w:val="center"/>
-      </w:pPr>
-      <w:r>
-        <w:rPr>
-          <w:rFonts w:ascii="Book Antiqua" w:hAnsi="Book Antiqua"/>
-          <w:b/>
-          <w:color w:val="000000"/>
-          <w:sz w:val="20"/>
-        </w:rPr>
-        <w:t>Figura 4. Tasa de mitigación y bloqueo de ataques (%) entre arquitectura desprotegida, WAF tradicional (OWASP CRS) y pipeline propuesto</w:t>
+        <w:t>Este sobrecosto medio resulta asumible frente a las garantías de protección obtenidas: neutraliza la filtración masiva de predios, los canales laterales de error y la denegación de servicio. En contraste con la arquitectura vulnerable desprotegida (donde el 100% de los ataques prospera), el pipeline de tres barreras implementado en la capa de aplicación alcanzó una tasa de mitigación del 100% en todos los vectores evaluados de la tríada CIA.</w:t>
       </w:r>
     </w:p>
     <w:p>
